--- a/DF_Assignment_04_Spring_2026.docx
+++ b/DF_Assignment_04_Spring_2026.docx
@@ -644,12 +644,6 @@
         <w:gridCol w:w="1653"/>
       </w:tblGrid>
       <w:tr>
-        <w:tblPrEx>
-          <w:tblCellMar>
-            <w:top w:w="0" w:type="dxa"/>
-            <w:bottom w:w="0" w:type="dxa"/>
-          </w:tblCellMar>
-        </w:tblPrEx>
         <w:trPr>
           <w:tblHeader/>
         </w:trPr>
@@ -879,12 +873,6 @@
         </w:tc>
       </w:tr>
       <w:tr>
-        <w:tblPrEx>
-          <w:tblCellMar>
-            <w:top w:w="0" w:type="dxa"/>
-            <w:bottom w:w="0" w:type="dxa"/>
-          </w:tblCellMar>
-        </w:tblPrEx>
         <w:tc>
           <w:tcPr>
             <w:tcW w:w="440" w:type="dxa"/>
@@ -1037,12 +1025,6 @@
         </w:tc>
       </w:tr>
       <w:tr>
-        <w:tblPrEx>
-          <w:tblCellMar>
-            <w:top w:w="0" w:type="dxa"/>
-            <w:bottom w:w="0" w:type="dxa"/>
-          </w:tblCellMar>
-        </w:tblPrEx>
         <w:tc>
           <w:tcPr>
             <w:tcW w:w="440" w:type="dxa"/>
@@ -1195,12 +1177,6 @@
         </w:tc>
       </w:tr>
       <w:tr>
-        <w:tblPrEx>
-          <w:tblCellMar>
-            <w:top w:w="0" w:type="dxa"/>
-            <w:bottom w:w="0" w:type="dxa"/>
-          </w:tblCellMar>
-        </w:tblPrEx>
         <w:tc>
           <w:tcPr>
             <w:tcW w:w="440" w:type="dxa"/>
@@ -1353,12 +1329,6 @@
         </w:tc>
       </w:tr>
       <w:tr>
-        <w:tblPrEx>
-          <w:tblCellMar>
-            <w:top w:w="0" w:type="dxa"/>
-            <w:bottom w:w="0" w:type="dxa"/>
-          </w:tblCellMar>
-        </w:tblPrEx>
         <w:tc>
           <w:tcPr>
             <w:tcW w:w="440" w:type="dxa"/>
@@ -1511,12 +1481,6 @@
         </w:tc>
       </w:tr>
       <w:tr>
-        <w:tblPrEx>
-          <w:tblCellMar>
-            <w:top w:w="0" w:type="dxa"/>
-            <w:bottom w:w="0" w:type="dxa"/>
-          </w:tblCellMar>
-        </w:tblPrEx>
         <w:tc>
           <w:tcPr>
             <w:tcW w:w="440" w:type="dxa"/>
@@ -1831,12 +1795,6 @@
         <w:gridCol w:w="4860"/>
       </w:tblGrid>
       <w:tr>
-        <w:tblPrEx>
-          <w:tblCellMar>
-            <w:top w:w="0" w:type="dxa"/>
-            <w:bottom w:w="0" w:type="dxa"/>
-          </w:tblCellMar>
-        </w:tblPrEx>
         <w:trPr>
           <w:tblHeader/>
         </w:trPr>
@@ -1970,12 +1928,6 @@
         </w:tc>
       </w:tr>
       <w:tr>
-        <w:tblPrEx>
-          <w:tblCellMar>
-            <w:top w:w="0" w:type="dxa"/>
-            <w:bottom w:w="0" w:type="dxa"/>
-          </w:tblCellMar>
-        </w:tblPrEx>
         <w:tc>
           <w:tcPr>
             <w:tcW w:w="500" w:type="dxa"/>
@@ -2102,12 +2054,6 @@
         </w:tc>
       </w:tr>
       <w:tr>
-        <w:tblPrEx>
-          <w:tblCellMar>
-            <w:top w:w="0" w:type="dxa"/>
-            <w:bottom w:w="0" w:type="dxa"/>
-          </w:tblCellMar>
-        </w:tblPrEx>
         <w:tc>
           <w:tcPr>
             <w:tcW w:w="500" w:type="dxa"/>
@@ -2252,12 +2198,6 @@
         </w:tc>
       </w:tr>
       <w:tr>
-        <w:tblPrEx>
-          <w:tblCellMar>
-            <w:top w:w="0" w:type="dxa"/>
-            <w:bottom w:w="0" w:type="dxa"/>
-          </w:tblCellMar>
-        </w:tblPrEx>
         <w:tc>
           <w:tcPr>
             <w:tcW w:w="500" w:type="dxa"/>
@@ -2384,12 +2324,6 @@
         </w:tc>
       </w:tr>
       <w:tr>
-        <w:tblPrEx>
-          <w:tblCellMar>
-            <w:top w:w="0" w:type="dxa"/>
-            <w:bottom w:w="0" w:type="dxa"/>
-          </w:tblCellMar>
-        </w:tblPrEx>
         <w:tc>
           <w:tcPr>
             <w:tcW w:w="500" w:type="dxa"/>
@@ -2516,12 +2450,6 @@
         </w:tc>
       </w:tr>
       <w:tr>
-        <w:tblPrEx>
-          <w:tblCellMar>
-            <w:top w:w="0" w:type="dxa"/>
-            <w:bottom w:w="0" w:type="dxa"/>
-          </w:tblCellMar>
-        </w:tblPrEx>
         <w:tc>
           <w:tcPr>
             <w:tcW w:w="500" w:type="dxa"/>
@@ -3037,12 +2965,6 @@
         <w:gridCol w:w="6160"/>
       </w:tblGrid>
       <w:tr>
-        <w:tblPrEx>
-          <w:tblCellMar>
-            <w:top w:w="0" w:type="dxa"/>
-            <w:bottom w:w="0" w:type="dxa"/>
-          </w:tblCellMar>
-        </w:tblPrEx>
         <w:trPr>
           <w:tblHeader/>
         </w:trPr>
@@ -3112,12 +3034,6 @@
         </w:tc>
       </w:tr>
       <w:tr>
-        <w:tblPrEx>
-          <w:tblCellMar>
-            <w:top w:w="0" w:type="dxa"/>
-            <w:bottom w:w="0" w:type="dxa"/>
-          </w:tblCellMar>
-        </w:tblPrEx>
         <w:tc>
           <w:tcPr>
             <w:tcW w:w="3200" w:type="dxa"/>
@@ -3200,12 +3116,6 @@
         </w:tc>
       </w:tr>
       <w:tr>
-        <w:tblPrEx>
-          <w:tblCellMar>
-            <w:top w:w="0" w:type="dxa"/>
-            <w:bottom w:w="0" w:type="dxa"/>
-          </w:tblCellMar>
-        </w:tblPrEx>
         <w:tc>
           <w:tcPr>
             <w:tcW w:w="3200" w:type="dxa"/>
@@ -3288,12 +3198,6 @@
         </w:tc>
       </w:tr>
       <w:tr>
-        <w:tblPrEx>
-          <w:tblCellMar>
-            <w:top w:w="0" w:type="dxa"/>
-            <w:bottom w:w="0" w:type="dxa"/>
-          </w:tblCellMar>
-        </w:tblPrEx>
         <w:tc>
           <w:tcPr>
             <w:tcW w:w="3200" w:type="dxa"/>
@@ -3376,12 +3280,6 @@
         </w:tc>
       </w:tr>
       <w:tr>
-        <w:tblPrEx>
-          <w:tblCellMar>
-            <w:top w:w="0" w:type="dxa"/>
-            <w:bottom w:w="0" w:type="dxa"/>
-          </w:tblCellMar>
-        </w:tblPrEx>
         <w:tc>
           <w:tcPr>
             <w:tcW w:w="3200" w:type="dxa"/>
@@ -3464,12 +3362,6 @@
         </w:tc>
       </w:tr>
       <w:tr>
-        <w:tblPrEx>
-          <w:tblCellMar>
-            <w:top w:w="0" w:type="dxa"/>
-            <w:bottom w:w="0" w:type="dxa"/>
-          </w:tblCellMar>
-        </w:tblPrEx>
         <w:tc>
           <w:tcPr>
             <w:tcW w:w="3200" w:type="dxa"/>
@@ -3552,12 +3444,6 @@
         </w:tc>
       </w:tr>
       <w:tr>
-        <w:tblPrEx>
-          <w:tblCellMar>
-            <w:top w:w="0" w:type="dxa"/>
-            <w:bottom w:w="0" w:type="dxa"/>
-          </w:tblCellMar>
-        </w:tblPrEx>
         <w:tc>
           <w:tcPr>
             <w:tcW w:w="3200" w:type="dxa"/>
@@ -3640,12 +3526,6 @@
         </w:tc>
       </w:tr>
       <w:tr>
-        <w:tblPrEx>
-          <w:tblCellMar>
-            <w:top w:w="0" w:type="dxa"/>
-            <w:bottom w:w="0" w:type="dxa"/>
-          </w:tblCellMar>
-        </w:tblPrEx>
         <w:tc>
           <w:tcPr>
             <w:tcW w:w="3200" w:type="dxa"/>
@@ -3710,12 +3590,6 @@
         </w:tc>
       </w:tr>
       <w:tr>
-        <w:tblPrEx>
-          <w:tblCellMar>
-            <w:top w:w="0" w:type="dxa"/>
-            <w:bottom w:w="0" w:type="dxa"/>
-          </w:tblCellMar>
-        </w:tblPrEx>
         <w:tc>
           <w:tcPr>
             <w:tcW w:w="3200" w:type="dxa"/>
@@ -3789,12 +3663,6 @@
         </w:tc>
       </w:tr>
       <w:tr>
-        <w:tblPrEx>
-          <w:tblCellMar>
-            <w:top w:w="0" w:type="dxa"/>
-            <w:bottom w:w="0" w:type="dxa"/>
-          </w:tblCellMar>
-        </w:tblPrEx>
         <w:tc>
           <w:tcPr>
             <w:tcW w:w="3200" w:type="dxa"/>
@@ -3868,12 +3736,6 @@
         </w:tc>
       </w:tr>
       <w:tr>
-        <w:tblPrEx>
-          <w:tblCellMar>
-            <w:top w:w="0" w:type="dxa"/>
-            <w:bottom w:w="0" w:type="dxa"/>
-          </w:tblCellMar>
-        </w:tblPrEx>
         <w:tc>
           <w:tcPr>
             <w:tcW w:w="3200" w:type="dxa"/>
@@ -4120,12 +3982,6 @@
         <w:gridCol w:w="4420"/>
       </w:tblGrid>
       <w:tr>
-        <w:tblPrEx>
-          <w:tblCellMar>
-            <w:top w:w="0" w:type="dxa"/>
-            <w:bottom w:w="0" w:type="dxa"/>
-          </w:tblCellMar>
-        </w:tblPrEx>
         <w:trPr>
           <w:tblHeader/>
         </w:trPr>
@@ -4227,12 +4083,6 @@
         </w:tc>
       </w:tr>
       <w:tr>
-        <w:tblPrEx>
-          <w:tblCellMar>
-            <w:top w:w="0" w:type="dxa"/>
-            <w:bottom w:w="0" w:type="dxa"/>
-          </w:tblCellMar>
-        </w:tblPrEx>
         <w:trPr>
           <w:trHeight w:val="427"/>
         </w:trPr>
@@ -4336,12 +4186,6 @@
         </w:tc>
       </w:tr>
       <w:tr>
-        <w:tblPrEx>
-          <w:tblCellMar>
-            <w:top w:w="0" w:type="dxa"/>
-            <w:bottom w:w="0" w:type="dxa"/>
-          </w:tblCellMar>
-        </w:tblPrEx>
         <w:tc>
           <w:tcPr>
             <w:tcW w:w="2000" w:type="dxa"/>
@@ -4454,12 +4298,6 @@
         </w:tc>
       </w:tr>
       <w:tr>
-        <w:tblPrEx>
-          <w:tblCellMar>
-            <w:top w:w="0" w:type="dxa"/>
-            <w:bottom w:w="0" w:type="dxa"/>
-          </w:tblCellMar>
-        </w:tblPrEx>
         <w:tc>
           <w:tcPr>
             <w:tcW w:w="2000" w:type="dxa"/>
@@ -5141,12 +4979,6 @@
         <w:gridCol w:w="4380"/>
       </w:tblGrid>
       <w:tr>
-        <w:tblPrEx>
-          <w:tblCellMar>
-            <w:top w:w="0" w:type="dxa"/>
-            <w:bottom w:w="0" w:type="dxa"/>
-          </w:tblCellMar>
-        </w:tblPrEx>
         <w:trPr>
           <w:tblHeader/>
         </w:trPr>
@@ -5248,12 +5080,6 @@
         </w:tc>
       </w:tr>
       <w:tr>
-        <w:tblPrEx>
-          <w:tblCellMar>
-            <w:top w:w="0" w:type="dxa"/>
-            <w:bottom w:w="0" w:type="dxa"/>
-          </w:tblCellMar>
-        </w:tblPrEx>
         <w:tc>
           <w:tcPr>
             <w:tcW w:w="1600" w:type="dxa"/>
@@ -5366,12 +5192,6 @@
         </w:tc>
       </w:tr>
       <w:tr>
-        <w:tblPrEx>
-          <w:tblCellMar>
-            <w:top w:w="0" w:type="dxa"/>
-            <w:bottom w:w="0" w:type="dxa"/>
-          </w:tblCellMar>
-        </w:tblPrEx>
         <w:tc>
           <w:tcPr>
             <w:tcW w:w="1600" w:type="dxa"/>
@@ -6066,12 +5886,6 @@
         <w:gridCol w:w="2150"/>
       </w:tblGrid>
       <w:tr>
-        <w:tblPrEx>
-          <w:tblCellMar>
-            <w:top w:w="0" w:type="dxa"/>
-            <w:bottom w:w="0" w:type="dxa"/>
-          </w:tblCellMar>
-        </w:tblPrEx>
         <w:trPr>
           <w:tblHeader/>
         </w:trPr>
@@ -6173,12 +5987,6 @@
         </w:tc>
       </w:tr>
       <w:tr>
-        <w:tblPrEx>
-          <w:tblCellMar>
-            <w:top w:w="0" w:type="dxa"/>
-            <w:bottom w:w="0" w:type="dxa"/>
-          </w:tblCellMar>
-        </w:tblPrEx>
         <w:tc>
           <w:tcPr>
             <w:tcW w:w="700" w:type="dxa"/>
@@ -6265,12 +6073,6 @@
         </w:tc>
       </w:tr>
       <w:tr>
-        <w:tblPrEx>
-          <w:tblCellMar>
-            <w:top w:w="0" w:type="dxa"/>
-            <w:bottom w:w="0" w:type="dxa"/>
-          </w:tblCellMar>
-        </w:tblPrEx>
         <w:tc>
           <w:tcPr>
             <w:tcW w:w="700" w:type="dxa"/>
@@ -6365,12 +6167,6 @@
         </w:tc>
       </w:tr>
       <w:tr>
-        <w:tblPrEx>
-          <w:tblCellMar>
-            <w:top w:w="0" w:type="dxa"/>
-            <w:bottom w:w="0" w:type="dxa"/>
-          </w:tblCellMar>
-        </w:tblPrEx>
         <w:tc>
           <w:tcPr>
             <w:tcW w:w="700" w:type="dxa"/>
@@ -6465,12 +6261,6 @@
         </w:tc>
       </w:tr>
       <w:tr>
-        <w:tblPrEx>
-          <w:tblCellMar>
-            <w:top w:w="0" w:type="dxa"/>
-            <w:bottom w:w="0" w:type="dxa"/>
-          </w:tblCellMar>
-        </w:tblPrEx>
         <w:tc>
           <w:tcPr>
             <w:tcW w:w="700" w:type="dxa"/>
@@ -6557,12 +6347,6 @@
         </w:tc>
       </w:tr>
       <w:tr>
-        <w:tblPrEx>
-          <w:tblCellMar>
-            <w:top w:w="0" w:type="dxa"/>
-            <w:bottom w:w="0" w:type="dxa"/>
-          </w:tblCellMar>
-        </w:tblPrEx>
         <w:tc>
           <w:tcPr>
             <w:tcW w:w="700" w:type="dxa"/>
@@ -6666,12 +6450,6 @@
         </w:tc>
       </w:tr>
       <w:tr>
-        <w:tblPrEx>
-          <w:tblCellMar>
-            <w:top w:w="0" w:type="dxa"/>
-            <w:bottom w:w="0" w:type="dxa"/>
-          </w:tblCellMar>
-        </w:tblPrEx>
         <w:tc>
           <w:tcPr>
             <w:tcW w:w="700" w:type="dxa"/>
@@ -6766,12 +6544,6 @@
         </w:tc>
       </w:tr>
       <w:tr>
-        <w:tblPrEx>
-          <w:tblCellMar>
-            <w:top w:w="0" w:type="dxa"/>
-            <w:bottom w:w="0" w:type="dxa"/>
-          </w:tblCellMar>
-        </w:tblPrEx>
         <w:tc>
           <w:tcPr>
             <w:tcW w:w="700" w:type="dxa"/>
@@ -6875,12 +6647,6 @@
         </w:tc>
       </w:tr>
       <w:tr>
-        <w:tblPrEx>
-          <w:tblCellMar>
-            <w:top w:w="0" w:type="dxa"/>
-            <w:bottom w:w="0" w:type="dxa"/>
-          </w:tblCellMar>
-        </w:tblPrEx>
         <w:tc>
           <w:tcPr>
             <w:tcW w:w="700" w:type="dxa"/>
@@ -6967,12 +6733,6 @@
         </w:tc>
       </w:tr>
       <w:tr>
-        <w:tblPrEx>
-          <w:tblCellMar>
-            <w:top w:w="0" w:type="dxa"/>
-            <w:bottom w:w="0" w:type="dxa"/>
-          </w:tblCellMar>
-        </w:tblPrEx>
         <w:tc>
           <w:tcPr>
             <w:tcW w:w="700" w:type="dxa"/>
@@ -7067,12 +6827,6 @@
         </w:tc>
       </w:tr>
       <w:tr>
-        <w:tblPrEx>
-          <w:tblCellMar>
-            <w:top w:w="0" w:type="dxa"/>
-            <w:bottom w:w="0" w:type="dxa"/>
-          </w:tblCellMar>
-        </w:tblPrEx>
         <w:tc>
           <w:tcPr>
             <w:tcW w:w="700" w:type="dxa"/>
@@ -7167,12 +6921,6 @@
         </w:tc>
       </w:tr>
       <w:tr>
-        <w:tblPrEx>
-          <w:tblCellMar>
-            <w:top w:w="0" w:type="dxa"/>
-            <w:bottom w:w="0" w:type="dxa"/>
-          </w:tblCellMar>
-        </w:tblPrEx>
         <w:tc>
           <w:tcPr>
             <w:tcW w:w="700" w:type="dxa"/>
@@ -7285,12 +7033,6 @@
         </w:tc>
       </w:tr>
       <w:tr>
-        <w:tblPrEx>
-          <w:tblCellMar>
-            <w:top w:w="0" w:type="dxa"/>
-            <w:bottom w:w="0" w:type="dxa"/>
-          </w:tblCellMar>
-        </w:tblPrEx>
         <w:tc>
           <w:tcPr>
             <w:tcW w:w="700" w:type="dxa"/>
@@ -7377,12 +7119,6 @@
         </w:tc>
       </w:tr>
       <w:tr>
-        <w:tblPrEx>
-          <w:tblCellMar>
-            <w:top w:w="0" w:type="dxa"/>
-            <w:bottom w:w="0" w:type="dxa"/>
-          </w:tblCellMar>
-        </w:tblPrEx>
         <w:tc>
           <w:tcPr>
             <w:tcW w:w="700" w:type="dxa"/>
@@ -7486,12 +7222,6 @@
         </w:tc>
       </w:tr>
       <w:tr>
-        <w:tblPrEx>
-          <w:tblCellMar>
-            <w:top w:w="0" w:type="dxa"/>
-            <w:bottom w:w="0" w:type="dxa"/>
-          </w:tblCellMar>
-        </w:tblPrEx>
         <w:tc>
           <w:tcPr>
             <w:tcW w:w="700" w:type="dxa"/>
@@ -7586,12 +7316,6 @@
         </w:tc>
       </w:tr>
       <w:tr>
-        <w:tblPrEx>
-          <w:tblCellMar>
-            <w:top w:w="0" w:type="dxa"/>
-            <w:bottom w:w="0" w:type="dxa"/>
-          </w:tblCellMar>
-        </w:tblPrEx>
         <w:tc>
           <w:tcPr>
             <w:tcW w:w="700" w:type="dxa"/>
@@ -7686,12 +7410,6 @@
         </w:tc>
       </w:tr>
       <w:tr>
-        <w:tblPrEx>
-          <w:tblCellMar>
-            <w:top w:w="0" w:type="dxa"/>
-            <w:bottom w:w="0" w:type="dxa"/>
-          </w:tblCellMar>
-        </w:tblPrEx>
         <w:tc>
           <w:tcPr>
             <w:tcW w:w="700" w:type="dxa"/>
@@ -7786,12 +7504,6 @@
         </w:tc>
       </w:tr>
       <w:tr>
-        <w:tblPrEx>
-          <w:tblCellMar>
-            <w:top w:w="0" w:type="dxa"/>
-            <w:bottom w:w="0" w:type="dxa"/>
-          </w:tblCellMar>
-        </w:tblPrEx>
         <w:tc>
           <w:tcPr>
             <w:tcW w:w="700" w:type="dxa"/>
@@ -7878,12 +7590,6 @@
         </w:tc>
       </w:tr>
       <w:tr>
-        <w:tblPrEx>
-          <w:tblCellMar>
-            <w:top w:w="0" w:type="dxa"/>
-            <w:bottom w:w="0" w:type="dxa"/>
-          </w:tblCellMar>
-        </w:tblPrEx>
         <w:tc>
           <w:tcPr>
             <w:tcW w:w="700" w:type="dxa"/>
@@ -7987,12 +7693,6 @@
         </w:tc>
       </w:tr>
       <w:tr>
-        <w:tblPrEx>
-          <w:tblCellMar>
-            <w:top w:w="0" w:type="dxa"/>
-            <w:bottom w:w="0" w:type="dxa"/>
-          </w:tblCellMar>
-        </w:tblPrEx>
         <w:tc>
           <w:tcPr>
             <w:tcW w:w="700" w:type="dxa"/>
@@ -8087,12 +7787,6 @@
         </w:tc>
       </w:tr>
       <w:tr>
-        <w:tblPrEx>
-          <w:tblCellMar>
-            <w:top w:w="0" w:type="dxa"/>
-            <w:bottom w:w="0" w:type="dxa"/>
-          </w:tblCellMar>
-        </w:tblPrEx>
         <w:tc>
           <w:tcPr>
             <w:tcW w:w="700" w:type="dxa"/>
@@ -8187,12 +7881,6 @@
         </w:tc>
       </w:tr>
       <w:tr>
-        <w:tblPrEx>
-          <w:tblCellMar>
-            <w:top w:w="0" w:type="dxa"/>
-            <w:bottom w:w="0" w:type="dxa"/>
-          </w:tblCellMar>
-        </w:tblPrEx>
         <w:tc>
           <w:tcPr>
             <w:tcW w:w="700" w:type="dxa"/>
@@ -8279,12 +7967,6 @@
         </w:tc>
       </w:tr>
       <w:tr>
-        <w:tblPrEx>
-          <w:tblCellMar>
-            <w:top w:w="0" w:type="dxa"/>
-            <w:bottom w:w="0" w:type="dxa"/>
-          </w:tblCellMar>
-        </w:tblPrEx>
         <w:tc>
           <w:tcPr>
             <w:tcW w:w="700" w:type="dxa"/>
@@ -8379,12 +8061,6 @@
         </w:tc>
       </w:tr>
       <w:tr>
-        <w:tblPrEx>
-          <w:tblCellMar>
-            <w:top w:w="0" w:type="dxa"/>
-            <w:bottom w:w="0" w:type="dxa"/>
-          </w:tblCellMar>
-        </w:tblPrEx>
         <w:tc>
           <w:tcPr>
             <w:tcW w:w="700" w:type="dxa"/>
@@ -8479,12 +8155,6 @@
         </w:tc>
       </w:tr>
       <w:tr>
-        <w:tblPrEx>
-          <w:tblCellMar>
-            <w:top w:w="0" w:type="dxa"/>
-            <w:bottom w:w="0" w:type="dxa"/>
-          </w:tblCellMar>
-        </w:tblPrEx>
         <w:tc>
           <w:tcPr>
             <w:tcW w:w="700" w:type="dxa"/>
@@ -8889,12 +8559,6 @@
         <w:gridCol w:w="6160"/>
       </w:tblGrid>
       <w:tr>
-        <w:tblPrEx>
-          <w:tblCellMar>
-            <w:top w:w="0" w:type="dxa"/>
-            <w:bottom w:w="0" w:type="dxa"/>
-          </w:tblCellMar>
-        </w:tblPrEx>
         <w:tc>
           <w:tcPr>
             <w:tcW w:w="3200" w:type="dxa"/>
@@ -8961,12 +8625,6 @@
         </w:tc>
       </w:tr>
       <w:tr>
-        <w:tblPrEx>
-          <w:tblCellMar>
-            <w:top w:w="0" w:type="dxa"/>
-            <w:bottom w:w="0" w:type="dxa"/>
-          </w:tblCellMar>
-        </w:tblPrEx>
         <w:tc>
           <w:tcPr>
             <w:tcW w:w="3200" w:type="dxa"/>
@@ -9039,16 +8697,129 @@
             </w:tcMar>
             <w:vAlign w:val="center"/>
           </w:tcPr>
+          <w:p>
+            <w:r>
+              <w:drawing>
+                <wp:inline distT="0" distB="0" distL="0" distR="0" wp14:anchorId="17F2E9AF" wp14:editId="7D249013">
+                  <wp:extent cx="3360401" cy="3060032"/>
+                  <wp:effectExtent l="0" t="0" r="0" b="7620"/>
+                  <wp:docPr id="1847634073" name="Picture 1"/>
+                  <wp:cNvGraphicFramePr>
+                    <a:graphicFrameLocks xmlns:a="http://schemas.openxmlformats.org/drawingml/2006/main" noChangeAspect="1"/>
+                  </wp:cNvGraphicFramePr>
+                  <a:graphic xmlns:a="http://schemas.openxmlformats.org/drawingml/2006/main">
+                    <a:graphicData uri="http://schemas.openxmlformats.org/drawingml/2006/picture">
+                      <pic:pic xmlns:pic="http://schemas.openxmlformats.org/drawingml/2006/picture">
+                        <pic:nvPicPr>
+                          <pic:cNvPr id="1847634073" name=""/>
+                          <pic:cNvPicPr/>
+                        </pic:nvPicPr>
+                        <pic:blipFill>
+                          <a:blip r:embed="rId7"/>
+                          <a:stretch>
+                            <a:fillRect/>
+                          </a:stretch>
+                        </pic:blipFill>
+                        <pic:spPr>
+                          <a:xfrm>
+                            <a:off x="0" y="0"/>
+                            <a:ext cx="3393269" cy="3089962"/>
+                          </a:xfrm>
+                          <a:prstGeom prst="rect">
+                            <a:avLst/>
+                          </a:prstGeom>
+                        </pic:spPr>
+                      </pic:pic>
+                    </a:graphicData>
+                  </a:graphic>
+                </wp:inline>
+              </w:drawing>
+            </w:r>
+          </w:p>
           <w:p/>
+          <w:p>
+            <w:r>
+              <w:lastRenderedPageBreak/>
+              <w:drawing>
+                <wp:inline distT="0" distB="0" distL="0" distR="0" wp14:anchorId="21B136DA" wp14:editId="6ADE50B0">
+                  <wp:extent cx="3398520" cy="3155094"/>
+                  <wp:effectExtent l="0" t="0" r="0" b="7620"/>
+                  <wp:docPr id="1897456800" name="Picture 1"/>
+                  <wp:cNvGraphicFramePr>
+                    <a:graphicFrameLocks xmlns:a="http://schemas.openxmlformats.org/drawingml/2006/main" noChangeAspect="1"/>
+                  </wp:cNvGraphicFramePr>
+                  <a:graphic xmlns:a="http://schemas.openxmlformats.org/drawingml/2006/main">
+                    <a:graphicData uri="http://schemas.openxmlformats.org/drawingml/2006/picture">
+                      <pic:pic xmlns:pic="http://schemas.openxmlformats.org/drawingml/2006/picture">
+                        <pic:nvPicPr>
+                          <pic:cNvPr id="1897456800" name=""/>
+                          <pic:cNvPicPr/>
+                        </pic:nvPicPr>
+                        <pic:blipFill>
+                          <a:blip r:embed="rId8"/>
+                          <a:stretch>
+                            <a:fillRect/>
+                          </a:stretch>
+                        </pic:blipFill>
+                        <pic:spPr>
+                          <a:xfrm>
+                            <a:off x="0" y="0"/>
+                            <a:ext cx="3412726" cy="3168283"/>
+                          </a:xfrm>
+                          <a:prstGeom prst="rect">
+                            <a:avLst/>
+                          </a:prstGeom>
+                        </pic:spPr>
+                      </pic:pic>
+                    </a:graphicData>
+                  </a:graphic>
+                </wp:inline>
+              </w:drawing>
+            </w:r>
+          </w:p>
+          <w:p/>
+          <w:p>
+            <w:r>
+              <w:drawing>
+                <wp:inline distT="0" distB="0" distL="0" distR="0" wp14:anchorId="4EAF1C45" wp14:editId="5825AD98">
+                  <wp:extent cx="3394393" cy="3427730"/>
+                  <wp:effectExtent l="0" t="0" r="0" b="1270"/>
+                  <wp:docPr id="484505857" name="Picture 1"/>
+                  <wp:cNvGraphicFramePr>
+                    <a:graphicFrameLocks xmlns:a="http://schemas.openxmlformats.org/drawingml/2006/main" noChangeAspect="1"/>
+                  </wp:cNvGraphicFramePr>
+                  <a:graphic xmlns:a="http://schemas.openxmlformats.org/drawingml/2006/main">
+                    <a:graphicData uri="http://schemas.openxmlformats.org/drawingml/2006/picture">
+                      <pic:pic xmlns:pic="http://schemas.openxmlformats.org/drawingml/2006/picture">
+                        <pic:nvPicPr>
+                          <pic:cNvPr id="484505857" name=""/>
+                          <pic:cNvPicPr/>
+                        </pic:nvPicPr>
+                        <pic:blipFill>
+                          <a:blip r:embed="rId9"/>
+                          <a:stretch>
+                            <a:fillRect/>
+                          </a:stretch>
+                        </pic:blipFill>
+                        <pic:spPr>
+                          <a:xfrm>
+                            <a:off x="0" y="0"/>
+                            <a:ext cx="3410472" cy="3443966"/>
+                          </a:xfrm>
+                          <a:prstGeom prst="rect">
+                            <a:avLst/>
+                          </a:prstGeom>
+                        </pic:spPr>
+                      </pic:pic>
+                    </a:graphicData>
+                  </a:graphic>
+                </wp:inline>
+              </w:drawing>
+            </w:r>
+          </w:p>
         </w:tc>
       </w:tr>
       <w:tr>
-        <w:tblPrEx>
-          <w:tblCellMar>
-            <w:top w:w="0" w:type="dxa"/>
-            <w:bottom w:w="0" w:type="dxa"/>
-          </w:tblCellMar>
-        </w:tblPrEx>
         <w:tc>
           <w:tcPr>
             <w:tcW w:w="3200" w:type="dxa"/>
@@ -9077,6 +8848,7 @@
                 <w:sz w:val="18"/>
                 <w:szCs w:val="18"/>
               </w:rPr>
+              <w:lastRenderedPageBreak/>
               <w:t>CI Workflow Runs – Triggered by each member's PR (all steps green)</w:t>
             </w:r>
           </w:p>
@@ -9103,12 +8875,6 @@
         </w:tc>
       </w:tr>
       <w:tr>
-        <w:tblPrEx>
-          <w:tblCellMar>
-            <w:top w:w="0" w:type="dxa"/>
-            <w:bottom w:w="0" w:type="dxa"/>
-          </w:tblCellMar>
-        </w:tblPrEx>
         <w:tc>
           <w:tcPr>
             <w:tcW w:w="3200" w:type="dxa"/>
@@ -9163,12 +8929,6 @@
         </w:tc>
       </w:tr>
       <w:tr>
-        <w:tblPrEx>
-          <w:tblCellMar>
-            <w:top w:w="0" w:type="dxa"/>
-            <w:bottom w:w="0" w:type="dxa"/>
-          </w:tblCellMar>
-        </w:tblPrEx>
         <w:tc>
           <w:tcPr>
             <w:tcW w:w="3200" w:type="dxa"/>
@@ -9234,12 +8994,6 @@
         </w:tc>
       </w:tr>
       <w:tr>
-        <w:tblPrEx>
-          <w:tblCellMar>
-            <w:top w:w="0" w:type="dxa"/>
-            <w:bottom w:w="0" w:type="dxa"/>
-          </w:tblCellMar>
-        </w:tblPrEx>
         <w:tc>
           <w:tcPr>
             <w:tcW w:w="3200" w:type="dxa"/>
@@ -9294,12 +9048,6 @@
         </w:tc>
       </w:tr>
       <w:tr>
-        <w:tblPrEx>
-          <w:tblCellMar>
-            <w:top w:w="0" w:type="dxa"/>
-            <w:bottom w:w="0" w:type="dxa"/>
-          </w:tblCellMar>
-        </w:tblPrEx>
         <w:tc>
           <w:tcPr>
             <w:tcW w:w="3200" w:type="dxa"/>
@@ -9328,6 +9076,7 @@
                 <w:sz w:val="18"/>
                 <w:szCs w:val="18"/>
               </w:rPr>
+              <w:lastRenderedPageBreak/>
               <w:t>Assignment 04 .docx Visible in GitHub Repo</w:t>
             </w:r>
           </w:p>
@@ -9432,12 +9181,6 @@
         <w:gridCol w:w="9360"/>
       </w:tblGrid>
       <w:tr>
-        <w:tblPrEx>
-          <w:tblCellMar>
-            <w:top w:w="0" w:type="dxa"/>
-            <w:bottom w:w="0" w:type="dxa"/>
-          </w:tblCellMar>
-        </w:tblPrEx>
         <w:tc>
           <w:tcPr>
             <w:tcW w:w="9360" w:type="dxa"/>
@@ -9460,12 +9203,6 @@
         </w:tc>
       </w:tr>
       <w:tr>
-        <w:tblPrEx>
-          <w:tblCellMar>
-            <w:top w:w="0" w:type="dxa"/>
-            <w:bottom w:w="0" w:type="dxa"/>
-          </w:tblCellMar>
-        </w:tblPrEx>
         <w:tc>
           <w:tcPr>
             <w:tcW w:w="9360" w:type="dxa"/>
@@ -9488,12 +9225,6 @@
         </w:tc>
       </w:tr>
       <w:tr>
-        <w:tblPrEx>
-          <w:tblCellMar>
-            <w:top w:w="0" w:type="dxa"/>
-            <w:bottom w:w="0" w:type="dxa"/>
-          </w:tblCellMar>
-        </w:tblPrEx>
         <w:tc>
           <w:tcPr>
             <w:tcW w:w="9360" w:type="dxa"/>
@@ -9557,12 +9288,6 @@
         <w:gridCol w:w="9360"/>
       </w:tblGrid>
       <w:tr>
-        <w:tblPrEx>
-          <w:tblCellMar>
-            <w:top w:w="0" w:type="dxa"/>
-            <w:bottom w:w="0" w:type="dxa"/>
-          </w:tblCellMar>
-        </w:tblPrEx>
         <w:tc>
           <w:tcPr>
             <w:tcW w:w="9360" w:type="dxa"/>
@@ -9585,12 +9310,6 @@
         </w:tc>
       </w:tr>
       <w:tr>
-        <w:tblPrEx>
-          <w:tblCellMar>
-            <w:top w:w="0" w:type="dxa"/>
-            <w:bottom w:w="0" w:type="dxa"/>
-          </w:tblCellMar>
-        </w:tblPrEx>
         <w:tc>
           <w:tcPr>
             <w:tcW w:w="9360" w:type="dxa"/>
@@ -9613,12 +9332,6 @@
         </w:tc>
       </w:tr>
       <w:tr>
-        <w:tblPrEx>
-          <w:tblCellMar>
-            <w:top w:w="0" w:type="dxa"/>
-            <w:bottom w:w="0" w:type="dxa"/>
-          </w:tblCellMar>
-        </w:tblPrEx>
         <w:tc>
           <w:tcPr>
             <w:tcW w:w="9360" w:type="dxa"/>
@@ -9682,12 +9395,6 @@
         <w:gridCol w:w="9360"/>
       </w:tblGrid>
       <w:tr>
-        <w:tblPrEx>
-          <w:tblCellMar>
-            <w:top w:w="0" w:type="dxa"/>
-            <w:bottom w:w="0" w:type="dxa"/>
-          </w:tblCellMar>
-        </w:tblPrEx>
         <w:tc>
           <w:tcPr>
             <w:tcW w:w="9360" w:type="dxa"/>
@@ -9710,12 +9417,6 @@
         </w:tc>
       </w:tr>
       <w:tr>
-        <w:tblPrEx>
-          <w:tblCellMar>
-            <w:top w:w="0" w:type="dxa"/>
-            <w:bottom w:w="0" w:type="dxa"/>
-          </w:tblCellMar>
-        </w:tblPrEx>
         <w:tc>
           <w:tcPr>
             <w:tcW w:w="9360" w:type="dxa"/>
@@ -9738,12 +9439,6 @@
         </w:tc>
       </w:tr>
       <w:tr>
-        <w:tblPrEx>
-          <w:tblCellMar>
-            <w:top w:w="0" w:type="dxa"/>
-            <w:bottom w:w="0" w:type="dxa"/>
-          </w:tblCellMar>
-        </w:tblPrEx>
         <w:tc>
           <w:tcPr>
             <w:tcW w:w="9360" w:type="dxa"/>
@@ -9807,12 +9502,6 @@
         <w:gridCol w:w="9360"/>
       </w:tblGrid>
       <w:tr>
-        <w:tblPrEx>
-          <w:tblCellMar>
-            <w:top w:w="0" w:type="dxa"/>
-            <w:bottom w:w="0" w:type="dxa"/>
-          </w:tblCellMar>
-        </w:tblPrEx>
         <w:tc>
           <w:tcPr>
             <w:tcW w:w="9360" w:type="dxa"/>
@@ -9835,12 +9524,6 @@
         </w:tc>
       </w:tr>
       <w:tr>
-        <w:tblPrEx>
-          <w:tblCellMar>
-            <w:top w:w="0" w:type="dxa"/>
-            <w:bottom w:w="0" w:type="dxa"/>
-          </w:tblCellMar>
-        </w:tblPrEx>
         <w:tc>
           <w:tcPr>
             <w:tcW w:w="9360" w:type="dxa"/>
@@ -9863,12 +9546,6 @@
         </w:tc>
       </w:tr>
       <w:tr>
-        <w:tblPrEx>
-          <w:tblCellMar>
-            <w:top w:w="0" w:type="dxa"/>
-            <w:bottom w:w="0" w:type="dxa"/>
-          </w:tblCellMar>
-        </w:tblPrEx>
         <w:tc>
           <w:tcPr>
             <w:tcW w:w="9360" w:type="dxa"/>
@@ -9932,12 +9609,6 @@
         <w:gridCol w:w="9360"/>
       </w:tblGrid>
       <w:tr>
-        <w:tblPrEx>
-          <w:tblCellMar>
-            <w:top w:w="0" w:type="dxa"/>
-            <w:bottom w:w="0" w:type="dxa"/>
-          </w:tblCellMar>
-        </w:tblPrEx>
         <w:tc>
           <w:tcPr>
             <w:tcW w:w="9360" w:type="dxa"/>
@@ -9960,12 +9631,6 @@
         </w:tc>
       </w:tr>
       <w:tr>
-        <w:tblPrEx>
-          <w:tblCellMar>
-            <w:top w:w="0" w:type="dxa"/>
-            <w:bottom w:w="0" w:type="dxa"/>
-          </w:tblCellMar>
-        </w:tblPrEx>
         <w:tc>
           <w:tcPr>
             <w:tcW w:w="9360" w:type="dxa"/>
@@ -9988,12 +9653,6 @@
         </w:tc>
       </w:tr>
       <w:tr>
-        <w:tblPrEx>
-          <w:tblCellMar>
-            <w:top w:w="0" w:type="dxa"/>
-            <w:bottom w:w="0" w:type="dxa"/>
-          </w:tblCellMar>
-        </w:tblPrEx>
         <w:tc>
           <w:tcPr>
             <w:tcW w:w="9360" w:type="dxa"/>
@@ -10022,12 +9681,12 @@
       </w:pPr>
     </w:p>
     <w:sectPr>
-      <w:headerReference w:type="even" r:id="rId7"/>
-      <w:headerReference w:type="default" r:id="rId8"/>
-      <w:footerReference w:type="even" r:id="rId9"/>
-      <w:footerReference w:type="default" r:id="rId10"/>
-      <w:headerReference w:type="first" r:id="rId11"/>
-      <w:footerReference w:type="first" r:id="rId12"/>
+      <w:headerReference w:type="even" r:id="rId10"/>
+      <w:headerReference w:type="default" r:id="rId11"/>
+      <w:footerReference w:type="even" r:id="rId12"/>
+      <w:footerReference w:type="default" r:id="rId13"/>
+      <w:headerReference w:type="first" r:id="rId14"/>
+      <w:footerReference w:type="first" r:id="rId15"/>
       <w:pgSz w:w="12240" w:h="15840"/>
       <w:pgMar w:top="1080" w:right="1080" w:bottom="1080" w:left="1080" w:header="708" w:footer="708" w:gutter="0"/>
       <w:cols w:space="720"/>

--- a/DF_Assignment_04_Spring_2026.docx
+++ b/DF_Assignment_04_Spring_2026.docx
@@ -1,6 +1,6 @@
 
 <file path=word/document.xml><?xml version="1.0" encoding="utf-8"?>
-<w:document xmlns:wpc="http://schemas.microsoft.com/office/word/2010/wordprocessingCanvas" xmlns:cx="http://schemas.microsoft.com/office/drawing/2014/chartex" xmlns:cx1="http://schemas.microsoft.com/office/drawing/2015/9/8/chartex" xmlns:cx2="http://schemas.microsoft.com/office/drawing/2015/10/21/chartex" xmlns:cx3="http://schemas.microsoft.com/office/drawing/2016/5/9/chartex" xmlns:cx4="http://schemas.microsoft.com/office/drawing/2016/5/10/chartex" xmlns:cx5="http://schemas.microsoft.com/office/drawing/2016/5/11/chartex" xmlns:cx6="http://schemas.microsoft.com/office/drawing/2016/5/12/chartex" xmlns:cx7="http://schemas.microsoft.com/office/drawing/2016/5/13/chartex" xmlns:cx8="http://schemas.microsoft.com/office/drawing/2016/5/14/chartex" xmlns:mc="http://schemas.openxmlformats.org/markup-compatibility/2006" xmlns:aink="http://schemas.microsoft.com/office/drawing/2016/ink" xmlns:am3d="http://schemas.microsoft.com/office/drawing/2017/model3d" xmlns:o="urn:schemas-microsoft-com:office:office" xmlns:oel="http://schemas.microsoft.com/office/2019/extlst" xmlns:r="http://schemas.openxmlformats.org/officeDocument/2006/relationships" xmlns:m="http://schemas.openxmlformats.org/officeDocument/2006/math" xmlns:v="urn:schemas-microsoft-com:vml" xmlns:wp14="http://schemas.microsoft.com/office/word/2010/wordprocessingDrawing" xmlns:wp="http://schemas.openxmlformats.org/drawingml/2006/wordprocessingDrawing" xmlns:w10="urn:schemas-microsoft-com:office:word" xmlns:w="http://schemas.openxmlformats.org/wordprocessingml/2006/main" xmlns:w14="http://schemas.microsoft.com/office/word/2010/wordml" xmlns:w15="http://schemas.microsoft.com/office/word/2012/wordml" xmlns:w16cex="http://schemas.microsoft.com/office/word/2018/wordml/cex" xmlns:w16cid="http://schemas.microsoft.com/office/word/2016/wordml/cid" xmlns:w16="http://schemas.microsoft.com/office/word/2018/wordml" xmlns:w16du="http://schemas.microsoft.com/office/word/2023/wordml/word16du" xmlns:w16sdtdh="http://schemas.microsoft.com/office/word/2020/wordml/sdtdatahash" xmlns:w16sdtfl="http://schemas.microsoft.com/office/word/2024/wordml/sdtformatlock" xmlns:w16se="http://schemas.microsoft.com/office/word/2015/wordml/symex" xmlns:wpg="http://schemas.microsoft.com/office/word/2010/wordprocessingGroup" xmlns:wpi="http://schemas.microsoft.com/office/word/2010/wordprocessingInk" xmlns:wne="http://schemas.microsoft.com/office/word/2006/wordml" xmlns:wps="http://schemas.microsoft.com/office/word/2010/wordprocessingShape" mc:Ignorable="w14 w15 w16se w16cid w16 w16cex w16sdtdh w16sdtfl w16du wp14">
+<w:document xmlns:wpc="http://schemas.microsoft.com/office/word/2010/wordprocessingCanvas" xmlns:cx="http://schemas.microsoft.com/office/drawing/2014/chartex" xmlns:cx1="http://schemas.microsoft.com/office/drawing/2015/9/8/chartex" xmlns:cx2="http://schemas.microsoft.com/office/drawing/2015/10/21/chartex" xmlns:cx3="http://schemas.microsoft.com/office/drawing/2016/5/9/chartex" xmlns:cx4="http://schemas.microsoft.com/office/drawing/2016/5/10/chartex" xmlns:cx5="http://schemas.microsoft.com/office/drawing/2016/5/11/chartex" xmlns:cx6="http://schemas.microsoft.com/office/drawing/2016/5/12/chartex" xmlns:cx7="http://schemas.microsoft.com/office/drawing/2016/5/13/chartex" xmlns:cx8="http://schemas.microsoft.com/office/drawing/2016/5/14/chartex" xmlns:mc="http://schemas.openxmlformats.org/markup-compatibility/2006" xmlns:aink="http://schemas.microsoft.com/office/drawing/2016/ink" xmlns:am3d="http://schemas.microsoft.com/office/drawing/2017/model3d" xmlns:o="urn:schemas-microsoft-com:office:office" xmlns:oel="http://schemas.microsoft.com/office/2019/extlst" xmlns:r="http://schemas.openxmlformats.org/officeDocument/2006/relationships" xmlns:m="http://schemas.openxmlformats.org/officeDocument/2006/math" xmlns:v="urn:schemas-microsoft-com:vml" xmlns:wp14="http://schemas.microsoft.com/office/word/2010/wordprocessingDrawing" xmlns:wp="http://schemas.openxmlformats.org/drawingml/2006/wordprocessingDrawing" xmlns:w10="urn:schemas-microsoft-com:office:word" xmlns:w="http://schemas.openxmlformats.org/wordprocessingml/2006/main" xmlns:w14="http://schemas.microsoft.com/office/word/2010/wordml" xmlns:w15="http://schemas.microsoft.com/office/word/2012/wordml" xmlns:w16cex="http://schemas.microsoft.com/office/word/2018/wordml/cex" xmlns:w16cid="http://schemas.microsoft.com/office/word/2016/wordml/cid" xmlns:w16="http://schemas.microsoft.com/office/word/2018/wordml" xmlns:w16sdtdh="http://schemas.microsoft.com/office/word/2020/wordml/sdtdatahash" xmlns:w16se="http://schemas.microsoft.com/office/word/2015/wordml/symex" xmlns:wpg="http://schemas.microsoft.com/office/word/2010/wordprocessingGroup" xmlns:wpi="http://schemas.microsoft.com/office/word/2010/wordprocessingInk" xmlns:wne="http://schemas.microsoft.com/office/word/2006/wordml" xmlns:wps="http://schemas.microsoft.com/office/word/2010/wordprocessingShape" mc:Ignorable="w14 w15 w16se w16cid w16 w16cex w16sdtdh wp14">
   <w:body>
     <w:p>
       <w:pPr>
@@ -348,7 +348,27 @@
           <w:sz w:val="24"/>
           <w:szCs w:val="24"/>
         </w:rPr>
-        <w:t xml:space="preserve"> (can be six members but in that case TL has to create an additional page for that member and then assign all tasks accordingly)</w:t>
+        <w:t xml:space="preserve"> (can be six members but in that </w:t>
+      </w:r>
+      <w:proofErr w:type="gramStart"/>
+      <w:r>
+        <w:rPr>
+          <w:rFonts w:ascii="Arial" w:eastAsia="Arial" w:hAnsi="Arial" w:cs="Arial"/>
+          <w:color w:val="000000"/>
+          <w:sz w:val="24"/>
+          <w:szCs w:val="24"/>
+        </w:rPr>
+        <w:t>case</w:t>
+      </w:r>
+      <w:proofErr w:type="gramEnd"/>
+      <w:r>
+        <w:rPr>
+          <w:rFonts w:ascii="Arial" w:eastAsia="Arial" w:hAnsi="Arial" w:cs="Arial"/>
+          <w:color w:val="000000"/>
+          <w:sz w:val="24"/>
+          <w:szCs w:val="24"/>
+        </w:rPr>
+        <w:t xml:space="preserve"> TL has to create an additional page for that member and then assign all tasks accordingly)</w:t>
       </w:r>
     </w:p>
     <w:p>
@@ -592,8 +612,9 @@
           <w:sz w:val="18"/>
           <w:szCs w:val="18"/>
         </w:rPr>
-        <w:t xml:space="preserve">Table 1: Group Details </w:t>
-      </w:r>
+        <w:t xml:space="preserve">Table 1: Group </w:t>
+      </w:r>
+      <w:proofErr w:type="gramStart"/>
       <w:r>
         <w:rPr>
           <w:rFonts w:ascii="Arial" w:eastAsia="Arial" w:hAnsi="Arial" w:cs="Arial"/>
@@ -603,7 +624,7 @@
           <w:sz w:val="18"/>
           <w:szCs w:val="18"/>
         </w:rPr>
-        <w:t>,</w:t>
+        <w:t xml:space="preserve">Details </w:t>
       </w:r>
       <w:r>
         <w:rPr>
@@ -614,12 +635,24 @@
           <w:sz w:val="18"/>
           <w:szCs w:val="18"/>
         </w:rPr>
+        <w:t>,</w:t>
+      </w:r>
+      <w:proofErr w:type="gramEnd"/>
+      <w:r>
+        <w:rPr>
+          <w:rFonts w:ascii="Arial" w:eastAsia="Arial" w:hAnsi="Arial" w:cs="Arial"/>
+          <w:b/>
+          <w:bCs/>
+          <w:color w:val="444444"/>
+          <w:sz w:val="18"/>
+          <w:szCs w:val="18"/>
+        </w:rPr>
         <w:t xml:space="preserve"> Each student must fill their own row (including Assigned Page) in the versioned copy inside the repo</w:t>
       </w:r>
     </w:p>
     <w:tbl>
       <w:tblPr>
-        <w:tblW w:w="9360" w:type="dxa"/>
+        <w:tblW w:w="9344" w:type="dxa"/>
         <w:tblBorders>
           <w:top w:val="single" w:sz="4" w:space="0" w:color="auto"/>
           <w:left w:val="single" w:sz="4" w:space="0" w:color="auto"/>
@@ -636,20 +669,21 @@
       </w:tblPr>
       <w:tblGrid>
         <w:gridCol w:w="471"/>
-        <w:gridCol w:w="1424"/>
-        <w:gridCol w:w="1349"/>
+        <w:gridCol w:w="1036"/>
+        <w:gridCol w:w="1436"/>
         <w:gridCol w:w="1561"/>
-        <w:gridCol w:w="1306"/>
-        <w:gridCol w:w="1596"/>
-        <w:gridCol w:w="1653"/>
+        <w:gridCol w:w="1414"/>
+        <w:gridCol w:w="2457"/>
+        <w:gridCol w:w="1361"/>
       </w:tblGrid>
       <w:tr>
         <w:trPr>
+          <w:trHeight w:val="638"/>
           <w:tblHeader/>
         </w:trPr>
         <w:tc>
           <w:tcPr>
-            <w:tcW w:w="440" w:type="dxa"/>
+            <w:tcW w:w="452" w:type="dxa"/>
             <w:tcBorders>
               <w:top w:val="single" w:sz="6" w:space="0" w:color="ADB9CA"/>
               <w:left w:val="single" w:sz="6" w:space="0" w:color="ADB9CA"/>
@@ -681,7 +715,7 @@
         </w:tc>
         <w:tc>
           <w:tcPr>
-            <w:tcW w:w="1500" w:type="dxa"/>
+            <w:tcW w:w="994" w:type="dxa"/>
             <w:tcBorders>
               <w:top w:val="single" w:sz="6" w:space="0" w:color="ADB9CA"/>
               <w:left w:val="single" w:sz="6" w:space="0" w:color="ADB9CA"/>
@@ -713,7 +747,7 @@
         </w:tc>
         <w:tc>
           <w:tcPr>
-            <w:tcW w:w="1380" w:type="dxa"/>
+            <w:tcW w:w="1378" w:type="dxa"/>
             <w:tcBorders>
               <w:top w:val="single" w:sz="6" w:space="0" w:color="ADB9CA"/>
               <w:left w:val="single" w:sz="6" w:space="0" w:color="ADB9CA"/>
@@ -745,7 +779,7 @@
         </w:tc>
         <w:tc>
           <w:tcPr>
-            <w:tcW w:w="1300" w:type="dxa"/>
+            <w:tcW w:w="1498" w:type="dxa"/>
             <w:tcBorders>
               <w:top w:val="single" w:sz="6" w:space="0" w:color="ADB9CA"/>
               <w:left w:val="single" w:sz="6" w:space="0" w:color="ADB9CA"/>
@@ -777,7 +811,7 @@
         </w:tc>
         <w:tc>
           <w:tcPr>
-            <w:tcW w:w="1340" w:type="dxa"/>
+            <w:tcW w:w="1357" w:type="dxa"/>
             <w:tcBorders>
               <w:top w:val="single" w:sz="6" w:space="0" w:color="ADB9CA"/>
               <w:left w:val="single" w:sz="6" w:space="0" w:color="ADB9CA"/>
@@ -809,7 +843,7 @@
         </w:tc>
         <w:tc>
           <w:tcPr>
-            <w:tcW w:w="1700" w:type="dxa"/>
+            <w:tcW w:w="2359" w:type="dxa"/>
             <w:tcBorders>
               <w:top w:val="single" w:sz="6" w:space="0" w:color="ADB9CA"/>
               <w:left w:val="single" w:sz="6" w:space="0" w:color="ADB9CA"/>
@@ -841,7 +875,7 @@
         </w:tc>
         <w:tc>
           <w:tcPr>
-            <w:tcW w:w="1700" w:type="dxa"/>
+            <w:tcW w:w="1306" w:type="dxa"/>
             <w:tcBorders>
               <w:top w:val="single" w:sz="6" w:space="0" w:color="ADB9CA"/>
               <w:left w:val="single" w:sz="6" w:space="0" w:color="ADB9CA"/>
@@ -873,9 +907,12 @@
         </w:tc>
       </w:tr>
       <w:tr>
-        <w:tc>
-          <w:tcPr>
-            <w:tcW w:w="440" w:type="dxa"/>
+        <w:trPr>
+          <w:trHeight w:val="229"/>
+        </w:trPr>
+        <w:tc>
+          <w:tcPr>
+            <w:tcW w:w="452" w:type="dxa"/>
             <w:tcBorders>
               <w:top w:val="single" w:sz="6" w:space="0" w:color="ADB9CA"/>
               <w:left w:val="single" w:sz="6" w:space="0" w:color="ADB9CA"/>
@@ -905,7 +942,7 @@
         </w:tc>
         <w:tc>
           <w:tcPr>
-            <w:tcW w:w="1500" w:type="dxa"/>
+            <w:tcW w:w="994" w:type="dxa"/>
             <w:tcBorders>
               <w:top w:val="single" w:sz="6" w:space="0" w:color="ADB9CA"/>
               <w:left w:val="single" w:sz="6" w:space="0" w:color="ADB9CA"/>
@@ -925,7 +962,7 @@
         </w:tc>
         <w:tc>
           <w:tcPr>
-            <w:tcW w:w="1380" w:type="dxa"/>
+            <w:tcW w:w="1378" w:type="dxa"/>
             <w:tcBorders>
               <w:top w:val="single" w:sz="6" w:space="0" w:color="ADB9CA"/>
               <w:left w:val="single" w:sz="6" w:space="0" w:color="ADB9CA"/>
@@ -945,7 +982,7 @@
         </w:tc>
         <w:tc>
           <w:tcPr>
-            <w:tcW w:w="1300" w:type="dxa"/>
+            <w:tcW w:w="1498" w:type="dxa"/>
             <w:tcBorders>
               <w:top w:val="single" w:sz="6" w:space="0" w:color="ADB9CA"/>
               <w:left w:val="single" w:sz="6" w:space="0" w:color="ADB9CA"/>
@@ -965,7 +1002,7 @@
         </w:tc>
         <w:tc>
           <w:tcPr>
-            <w:tcW w:w="1340" w:type="dxa"/>
+            <w:tcW w:w="1357" w:type="dxa"/>
             <w:tcBorders>
               <w:top w:val="single" w:sz="6" w:space="0" w:color="ADB9CA"/>
               <w:left w:val="single" w:sz="6" w:space="0" w:color="ADB9CA"/>
@@ -985,7 +1022,7 @@
         </w:tc>
         <w:tc>
           <w:tcPr>
-            <w:tcW w:w="1700" w:type="dxa"/>
+            <w:tcW w:w="2359" w:type="dxa"/>
             <w:tcBorders>
               <w:top w:val="single" w:sz="6" w:space="0" w:color="ADB9CA"/>
               <w:left w:val="single" w:sz="6" w:space="0" w:color="ADB9CA"/>
@@ -1005,7 +1042,7 @@
         </w:tc>
         <w:tc>
           <w:tcPr>
-            <w:tcW w:w="1700" w:type="dxa"/>
+            <w:tcW w:w="1306" w:type="dxa"/>
             <w:tcBorders>
               <w:top w:val="single" w:sz="6" w:space="0" w:color="ADB9CA"/>
               <w:left w:val="single" w:sz="6" w:space="0" w:color="ADB9CA"/>
@@ -1025,9 +1062,12 @@
         </w:tc>
       </w:tr>
       <w:tr>
-        <w:tc>
-          <w:tcPr>
-            <w:tcW w:w="440" w:type="dxa"/>
+        <w:trPr>
+          <w:trHeight w:val="472"/>
+        </w:trPr>
+        <w:tc>
+          <w:tcPr>
+            <w:tcW w:w="452" w:type="dxa"/>
             <w:tcBorders>
               <w:top w:val="single" w:sz="6" w:space="0" w:color="ADB9CA"/>
               <w:left w:val="single" w:sz="6" w:space="0" w:color="ADB9CA"/>
@@ -1057,7 +1097,7 @@
         </w:tc>
         <w:tc>
           <w:tcPr>
-            <w:tcW w:w="1500" w:type="dxa"/>
+            <w:tcW w:w="994" w:type="dxa"/>
             <w:tcBorders>
               <w:top w:val="single" w:sz="6" w:space="0" w:color="ADB9CA"/>
               <w:left w:val="single" w:sz="6" w:space="0" w:color="ADB9CA"/>
@@ -1073,11 +1113,20 @@
             </w:tcMar>
             <w:vAlign w:val="center"/>
           </w:tcPr>
-          <w:p/>
-        </w:tc>
-        <w:tc>
-          <w:tcPr>
-            <w:tcW w:w="1380" w:type="dxa"/>
+          <w:p>
+            <w:proofErr w:type="spellStart"/>
+            <w:r>
+              <w:t>m</w:t>
+            </w:r>
+            <w:r>
+              <w:t>ukaram</w:t>
+            </w:r>
+            <w:proofErr w:type="spellEnd"/>
+          </w:p>
+        </w:tc>
+        <w:tc>
+          <w:tcPr>
+            <w:tcW w:w="1378" w:type="dxa"/>
             <w:tcBorders>
               <w:top w:val="single" w:sz="6" w:space="0" w:color="ADB9CA"/>
               <w:left w:val="single" w:sz="6" w:space="0" w:color="ADB9CA"/>
@@ -1093,11 +1142,18 @@
             </w:tcMar>
             <w:vAlign w:val="center"/>
           </w:tcPr>
-          <w:p/>
-        </w:tc>
-        <w:tc>
-          <w:tcPr>
-            <w:tcW w:w="1300" w:type="dxa"/>
+          <w:p>
+            <w:r>
+              <w:t>m</w:t>
+            </w:r>
+            <w:r>
+              <w:t>ukaram2999</w:t>
+            </w:r>
+          </w:p>
+        </w:tc>
+        <w:tc>
+          <w:tcPr>
+            <w:tcW w:w="1498" w:type="dxa"/>
             <w:tcBorders>
               <w:top w:val="single" w:sz="6" w:space="0" w:color="ADB9CA"/>
               <w:left w:val="single" w:sz="6" w:space="0" w:color="ADB9CA"/>
@@ -1113,11 +1169,15 @@
             </w:tcMar>
             <w:vAlign w:val="center"/>
           </w:tcPr>
-          <w:p/>
-        </w:tc>
-        <w:tc>
-          <w:tcPr>
-            <w:tcW w:w="1340" w:type="dxa"/>
+          <w:p>
+            <w:r>
+              <w:t>Member</w:t>
+            </w:r>
+          </w:p>
+        </w:tc>
+        <w:tc>
+          <w:tcPr>
+            <w:tcW w:w="1357" w:type="dxa"/>
             <w:tcBorders>
               <w:top w:val="single" w:sz="6" w:space="0" w:color="ADB9CA"/>
               <w:left w:val="single" w:sz="6" w:space="0" w:color="ADB9CA"/>
@@ -1133,11 +1193,24 @@
             </w:tcMar>
             <w:vAlign w:val="center"/>
           </w:tcPr>
-          <w:p/>
-        </w:tc>
-        <w:tc>
-          <w:tcPr>
-            <w:tcW w:w="1700" w:type="dxa"/>
+          <w:p>
+            <w:r>
+              <w:t>A</w:t>
+            </w:r>
+            <w:r>
+              <w:t>dd</w:t>
+            </w:r>
+            <w:r>
+              <w:t>.</w:t>
+            </w:r>
+            <w:r>
+              <w:t>task.html</w:t>
+            </w:r>
+          </w:p>
+        </w:tc>
+        <w:tc>
+          <w:tcPr>
+            <w:tcW w:w="2359" w:type="dxa"/>
             <w:tcBorders>
               <w:top w:val="single" w:sz="6" w:space="0" w:color="ADB9CA"/>
               <w:left w:val="single" w:sz="6" w:space="0" w:color="ADB9CA"/>
@@ -1153,11 +1226,21 @@
             </w:tcMar>
             <w:vAlign w:val="center"/>
           </w:tcPr>
-          <w:p/>
-        </w:tc>
-        <w:tc>
-          <w:tcPr>
-            <w:tcW w:w="1700" w:type="dxa"/>
+          <w:p>
+            <w:r>
+              <w:t>feature/</w:t>
+            </w:r>
+            <w:r>
+              <w:t>mukaram2999</w:t>
+            </w:r>
+            <w:r>
+              <w:t>/add-task</w:t>
+            </w:r>
+          </w:p>
+        </w:tc>
+        <w:tc>
+          <w:tcPr>
+            <w:tcW w:w="1306" w:type="dxa"/>
             <w:tcBorders>
               <w:top w:val="single" w:sz="6" w:space="0" w:color="ADB9CA"/>
               <w:left w:val="single" w:sz="6" w:space="0" w:color="ADB9CA"/>
@@ -1173,13 +1256,20 @@
             </w:tcMar>
             <w:vAlign w:val="center"/>
           </w:tcPr>
-          <w:p/>
+          <w:p>
+            <w:r>
+              <w:t>yes</w:t>
+            </w:r>
+          </w:p>
         </w:tc>
       </w:tr>
       <w:tr>
-        <w:tc>
-          <w:tcPr>
-            <w:tcW w:w="440" w:type="dxa"/>
+        <w:trPr>
+          <w:trHeight w:val="229"/>
+        </w:trPr>
+        <w:tc>
+          <w:tcPr>
+            <w:tcW w:w="452" w:type="dxa"/>
             <w:tcBorders>
               <w:top w:val="single" w:sz="6" w:space="0" w:color="ADB9CA"/>
               <w:left w:val="single" w:sz="6" w:space="0" w:color="ADB9CA"/>
@@ -1209,7 +1299,7 @@
         </w:tc>
         <w:tc>
           <w:tcPr>
-            <w:tcW w:w="1500" w:type="dxa"/>
+            <w:tcW w:w="994" w:type="dxa"/>
             <w:tcBorders>
               <w:top w:val="single" w:sz="6" w:space="0" w:color="ADB9CA"/>
               <w:left w:val="single" w:sz="6" w:space="0" w:color="ADB9CA"/>
@@ -1229,7 +1319,7 @@
         </w:tc>
         <w:tc>
           <w:tcPr>
-            <w:tcW w:w="1380" w:type="dxa"/>
+            <w:tcW w:w="1378" w:type="dxa"/>
             <w:tcBorders>
               <w:top w:val="single" w:sz="6" w:space="0" w:color="ADB9CA"/>
               <w:left w:val="single" w:sz="6" w:space="0" w:color="ADB9CA"/>
@@ -1249,7 +1339,7 @@
         </w:tc>
         <w:tc>
           <w:tcPr>
-            <w:tcW w:w="1300" w:type="dxa"/>
+            <w:tcW w:w="1498" w:type="dxa"/>
             <w:tcBorders>
               <w:top w:val="single" w:sz="6" w:space="0" w:color="ADB9CA"/>
               <w:left w:val="single" w:sz="6" w:space="0" w:color="ADB9CA"/>
@@ -1269,7 +1359,7 @@
         </w:tc>
         <w:tc>
           <w:tcPr>
-            <w:tcW w:w="1340" w:type="dxa"/>
+            <w:tcW w:w="1357" w:type="dxa"/>
             <w:tcBorders>
               <w:top w:val="single" w:sz="6" w:space="0" w:color="ADB9CA"/>
               <w:left w:val="single" w:sz="6" w:space="0" w:color="ADB9CA"/>
@@ -1289,7 +1379,7 @@
         </w:tc>
         <w:tc>
           <w:tcPr>
-            <w:tcW w:w="1700" w:type="dxa"/>
+            <w:tcW w:w="2359" w:type="dxa"/>
             <w:tcBorders>
               <w:top w:val="single" w:sz="6" w:space="0" w:color="ADB9CA"/>
               <w:left w:val="single" w:sz="6" w:space="0" w:color="ADB9CA"/>
@@ -1309,7 +1399,7 @@
         </w:tc>
         <w:tc>
           <w:tcPr>
-            <w:tcW w:w="1700" w:type="dxa"/>
+            <w:tcW w:w="1306" w:type="dxa"/>
             <w:tcBorders>
               <w:top w:val="single" w:sz="6" w:space="0" w:color="ADB9CA"/>
               <w:left w:val="single" w:sz="6" w:space="0" w:color="ADB9CA"/>
@@ -1329,9 +1419,12 @@
         </w:tc>
       </w:tr>
       <w:tr>
-        <w:tc>
-          <w:tcPr>
-            <w:tcW w:w="440" w:type="dxa"/>
+        <w:trPr>
+          <w:trHeight w:val="229"/>
+        </w:trPr>
+        <w:tc>
+          <w:tcPr>
+            <w:tcW w:w="452" w:type="dxa"/>
             <w:tcBorders>
               <w:top w:val="single" w:sz="6" w:space="0" w:color="ADB9CA"/>
               <w:left w:val="single" w:sz="6" w:space="0" w:color="ADB9CA"/>
@@ -1361,7 +1454,7 @@
         </w:tc>
         <w:tc>
           <w:tcPr>
-            <w:tcW w:w="1500" w:type="dxa"/>
+            <w:tcW w:w="994" w:type="dxa"/>
             <w:tcBorders>
               <w:top w:val="single" w:sz="6" w:space="0" w:color="ADB9CA"/>
               <w:left w:val="single" w:sz="6" w:space="0" w:color="ADB9CA"/>
@@ -1381,7 +1474,7 @@
         </w:tc>
         <w:tc>
           <w:tcPr>
-            <w:tcW w:w="1380" w:type="dxa"/>
+            <w:tcW w:w="1378" w:type="dxa"/>
             <w:tcBorders>
               <w:top w:val="single" w:sz="6" w:space="0" w:color="ADB9CA"/>
               <w:left w:val="single" w:sz="6" w:space="0" w:color="ADB9CA"/>
@@ -1401,7 +1494,7 @@
         </w:tc>
         <w:tc>
           <w:tcPr>
-            <w:tcW w:w="1300" w:type="dxa"/>
+            <w:tcW w:w="1498" w:type="dxa"/>
             <w:tcBorders>
               <w:top w:val="single" w:sz="6" w:space="0" w:color="ADB9CA"/>
               <w:left w:val="single" w:sz="6" w:space="0" w:color="ADB9CA"/>
@@ -1421,7 +1514,7 @@
         </w:tc>
         <w:tc>
           <w:tcPr>
-            <w:tcW w:w="1340" w:type="dxa"/>
+            <w:tcW w:w="1357" w:type="dxa"/>
             <w:tcBorders>
               <w:top w:val="single" w:sz="6" w:space="0" w:color="ADB9CA"/>
               <w:left w:val="single" w:sz="6" w:space="0" w:color="ADB9CA"/>
@@ -1441,7 +1534,7 @@
         </w:tc>
         <w:tc>
           <w:tcPr>
-            <w:tcW w:w="1700" w:type="dxa"/>
+            <w:tcW w:w="2359" w:type="dxa"/>
             <w:tcBorders>
               <w:top w:val="single" w:sz="6" w:space="0" w:color="ADB9CA"/>
               <w:left w:val="single" w:sz="6" w:space="0" w:color="ADB9CA"/>
@@ -1461,7 +1554,7 @@
         </w:tc>
         <w:tc>
           <w:tcPr>
-            <w:tcW w:w="1700" w:type="dxa"/>
+            <w:tcW w:w="1306" w:type="dxa"/>
             <w:tcBorders>
               <w:top w:val="single" w:sz="6" w:space="0" w:color="ADB9CA"/>
               <w:left w:val="single" w:sz="6" w:space="0" w:color="ADB9CA"/>
@@ -1481,9 +1574,12 @@
         </w:tc>
       </w:tr>
       <w:tr>
-        <w:tc>
-          <w:tcPr>
-            <w:tcW w:w="440" w:type="dxa"/>
+        <w:trPr>
+          <w:trHeight w:val="229"/>
+        </w:trPr>
+        <w:tc>
+          <w:tcPr>
+            <w:tcW w:w="452" w:type="dxa"/>
             <w:tcBorders>
               <w:top w:val="single" w:sz="6" w:space="0" w:color="ADB9CA"/>
               <w:left w:val="single" w:sz="6" w:space="0" w:color="ADB9CA"/>
@@ -1513,7 +1609,7 @@
         </w:tc>
         <w:tc>
           <w:tcPr>
-            <w:tcW w:w="1500" w:type="dxa"/>
+            <w:tcW w:w="994" w:type="dxa"/>
             <w:tcBorders>
               <w:top w:val="single" w:sz="6" w:space="0" w:color="ADB9CA"/>
               <w:left w:val="single" w:sz="6" w:space="0" w:color="ADB9CA"/>
@@ -1533,7 +1629,7 @@
         </w:tc>
         <w:tc>
           <w:tcPr>
-            <w:tcW w:w="1380" w:type="dxa"/>
+            <w:tcW w:w="1378" w:type="dxa"/>
             <w:tcBorders>
               <w:top w:val="single" w:sz="6" w:space="0" w:color="ADB9CA"/>
               <w:left w:val="single" w:sz="6" w:space="0" w:color="ADB9CA"/>
@@ -1553,7 +1649,7 @@
         </w:tc>
         <w:tc>
           <w:tcPr>
-            <w:tcW w:w="1300" w:type="dxa"/>
+            <w:tcW w:w="1498" w:type="dxa"/>
             <w:tcBorders>
               <w:top w:val="single" w:sz="6" w:space="0" w:color="ADB9CA"/>
               <w:left w:val="single" w:sz="6" w:space="0" w:color="ADB9CA"/>
@@ -1573,7 +1669,7 @@
         </w:tc>
         <w:tc>
           <w:tcPr>
-            <w:tcW w:w="1340" w:type="dxa"/>
+            <w:tcW w:w="1357" w:type="dxa"/>
             <w:tcBorders>
               <w:top w:val="single" w:sz="6" w:space="0" w:color="ADB9CA"/>
               <w:left w:val="single" w:sz="6" w:space="0" w:color="ADB9CA"/>
@@ -1593,7 +1689,7 @@
         </w:tc>
         <w:tc>
           <w:tcPr>
-            <w:tcW w:w="1700" w:type="dxa"/>
+            <w:tcW w:w="2359" w:type="dxa"/>
             <w:tcBorders>
               <w:top w:val="single" w:sz="6" w:space="0" w:color="ADB9CA"/>
               <w:left w:val="single" w:sz="6" w:space="0" w:color="ADB9CA"/>
@@ -1613,7 +1709,7 @@
         </w:tc>
         <w:tc>
           <w:tcPr>
-            <w:tcW w:w="1700" w:type="dxa"/>
+            <w:tcW w:w="1306" w:type="dxa"/>
             <w:tcBorders>
               <w:top w:val="single" w:sz="6" w:space="0" w:color="ADB9CA"/>
               <w:left w:val="single" w:sz="6" w:space="0" w:color="ADB9CA"/>
@@ -1728,7 +1824,39 @@
           <w:rFonts w:ascii="Arial" w:eastAsia="Arial" w:hAnsi="Arial" w:cs="Arial"/>
           <w:color w:val="000000"/>
         </w:rPr>
-        <w:t>Your team is the development crew for TaskFlow, a lightweight task-management web application consisting of five HTML pages. The Team Lead sets up the repository, Dockerfile, shared stylesheet, and the CI/CD pipelines. Each team member is then individually responsible for building one specific page of the application, following the full Git, GitHub, and Docker flow independently.</w:t>
+        <w:t xml:space="preserve">Your team is the development crew for </w:t>
+      </w:r>
+      <w:proofErr w:type="spellStart"/>
+      <w:r>
+        <w:rPr>
+          <w:rFonts w:ascii="Arial" w:eastAsia="Arial" w:hAnsi="Arial" w:cs="Arial"/>
+          <w:color w:val="000000"/>
+        </w:rPr>
+        <w:t>TaskFlow</w:t>
+      </w:r>
+      <w:proofErr w:type="spellEnd"/>
+      <w:r>
+        <w:rPr>
+          <w:rFonts w:ascii="Arial" w:eastAsia="Arial" w:hAnsi="Arial" w:cs="Arial"/>
+          <w:color w:val="000000"/>
+        </w:rPr>
+        <w:t xml:space="preserve">, a lightweight task-management web application consisting of five HTML pages. The Team Lead sets up the repository, </w:t>
+      </w:r>
+      <w:proofErr w:type="spellStart"/>
+      <w:r>
+        <w:rPr>
+          <w:rFonts w:ascii="Arial" w:eastAsia="Arial" w:hAnsi="Arial" w:cs="Arial"/>
+          <w:color w:val="000000"/>
+        </w:rPr>
+        <w:t>Dockerfile</w:t>
+      </w:r>
+      <w:proofErr w:type="spellEnd"/>
+      <w:r>
+        <w:rPr>
+          <w:rFonts w:ascii="Arial" w:eastAsia="Arial" w:hAnsi="Arial" w:cs="Arial"/>
+          <w:color w:val="000000"/>
+        </w:rPr>
+        <w:t>, shared stylesheet, and the CI/CD pipelines. Each team member is then individually responsible for building one specific page of the application, following the full Git, GitHub, and Docker flow independently.</w:t>
       </w:r>
     </w:p>
     <w:p>
@@ -1746,7 +1874,23 @@
           <w:rFonts w:ascii="Arial" w:eastAsia="Arial" w:hAnsi="Arial" w:cs="Arial"/>
           <w:color w:val="000000"/>
         </w:rPr>
-        <w:t>The 5 pages of the TaskFlow application and their assignment are defined in Table 3 below. The Team Lead takes Page 1 (Home / Dashboard) in addition to their setup responsibilities.</w:t>
+        <w:t xml:space="preserve">The 5 pages of the </w:t>
+      </w:r>
+      <w:proofErr w:type="spellStart"/>
+      <w:r>
+        <w:rPr>
+          <w:rFonts w:ascii="Arial" w:eastAsia="Arial" w:hAnsi="Arial" w:cs="Arial"/>
+          <w:color w:val="000000"/>
+        </w:rPr>
+        <w:t>TaskFlow</w:t>
+      </w:r>
+      <w:proofErr w:type="spellEnd"/>
+      <w:r>
+        <w:rPr>
+          <w:rFonts w:ascii="Arial" w:eastAsia="Arial" w:hAnsi="Arial" w:cs="Arial"/>
+          <w:color w:val="000000"/>
+        </w:rPr>
+        <w:t xml:space="preserve"> application and their assignment are defined in Table 3 below. The Team Lead takes Page 1 (Home / Dashboard) in addition to their setup responsibilities.</w:t>
       </w:r>
     </w:p>
     <w:p>
@@ -1768,7 +1912,31 @@
           <w:sz w:val="18"/>
           <w:szCs w:val="18"/>
         </w:rPr>
-        <w:t>Table 3: TaskFlow Page Assignment</w:t>
+        <w:t xml:space="preserve">Table 3: </w:t>
+      </w:r>
+      <w:proofErr w:type="spellStart"/>
+      <w:r>
+        <w:rPr>
+          <w:rFonts w:ascii="Arial" w:eastAsia="Arial" w:hAnsi="Arial" w:cs="Arial"/>
+          <w:b/>
+          <w:bCs/>
+          <w:color w:val="444444"/>
+          <w:sz w:val="18"/>
+          <w:szCs w:val="18"/>
+        </w:rPr>
+        <w:t>TaskFlow</w:t>
+      </w:r>
+      <w:proofErr w:type="spellEnd"/>
+      <w:r>
+        <w:rPr>
+          <w:rFonts w:ascii="Arial" w:eastAsia="Arial" w:hAnsi="Arial" w:cs="Arial"/>
+          <w:b/>
+          <w:bCs/>
+          <w:color w:val="444444"/>
+          <w:sz w:val="18"/>
+          <w:szCs w:val="18"/>
+        </w:rPr>
+        <w:t xml:space="preserve"> Page Assignment</w:t>
       </w:r>
     </w:p>
     <w:tbl>
@@ -2174,7 +2342,17 @@
                 <w:sz w:val="18"/>
                 <w:szCs w:val="18"/>
               </w:rPr>
-              <w:t xml:space="preserve">An HTML form allowing the user to enter a new task </w:t>
+              <w:t xml:space="preserve">An HTML form allowing the user to enter a new </w:t>
+            </w:r>
+            <w:proofErr w:type="gramStart"/>
+            <w:r>
+              <w:rPr>
+                <w:rFonts w:ascii="Arial" w:eastAsia="Arial" w:hAnsi="Arial" w:cs="Arial"/>
+                <w:color w:val="000000"/>
+                <w:sz w:val="18"/>
+                <w:szCs w:val="18"/>
+              </w:rPr>
+              <w:t xml:space="preserve">task </w:t>
             </w:r>
             <w:r>
               <w:rPr>
@@ -2185,6 +2363,7 @@
               </w:rPr>
               <w:t>,</w:t>
             </w:r>
+            <w:proofErr w:type="gramEnd"/>
             <w:r>
               <w:rPr>
                 <w:rFonts w:ascii="Arial" w:eastAsia="Arial" w:hAnsi="Arial" w:cs="Arial"/>
@@ -2478,6 +2657,7 @@
                 <w:sz w:val="18"/>
                 <w:szCs w:val="18"/>
               </w:rPr>
+              <w:lastRenderedPageBreak/>
               <w:t>5</w:t>
             </w:r>
           </w:p>
@@ -2570,7 +2750,27 @@
                 <w:sz w:val="18"/>
                 <w:szCs w:val="18"/>
               </w:rPr>
-              <w:t>A page describing the TaskFlow application, its purpose, and a simple usage guide explaining how to navigate and use the app.</w:t>
+              <w:t xml:space="preserve">A page describing the </w:t>
+            </w:r>
+            <w:proofErr w:type="spellStart"/>
+            <w:r>
+              <w:rPr>
+                <w:rFonts w:ascii="Arial" w:eastAsia="Arial" w:hAnsi="Arial" w:cs="Arial"/>
+                <w:color w:val="000000"/>
+                <w:sz w:val="18"/>
+                <w:szCs w:val="18"/>
+              </w:rPr>
+              <w:t>TaskFlow</w:t>
+            </w:r>
+            <w:proofErr w:type="spellEnd"/>
+            <w:r>
+              <w:rPr>
+                <w:rFonts w:ascii="Arial" w:eastAsia="Arial" w:hAnsi="Arial" w:cs="Arial"/>
+                <w:color w:val="000000"/>
+                <w:sz w:val="18"/>
+                <w:szCs w:val="18"/>
+              </w:rPr>
+              <w:t xml:space="preserve"> application, its purpose, and a simple usage guide explaining how to navigate and use the app.</w:t>
             </w:r>
           </w:p>
         </w:tc>
@@ -2593,7 +2793,6 @@
           <w:bCs/>
           <w:color w:val="000000"/>
         </w:rPr>
-        <w:lastRenderedPageBreak/>
         <w:t>Each member's individual workflow:</w:t>
       </w:r>
     </w:p>
@@ -2625,7 +2824,55 @@
           <w:rFonts w:ascii="Arial" w:eastAsia="Arial" w:hAnsi="Arial" w:cs="Arial"/>
           <w:color w:val="000000"/>
         </w:rPr>
-        <w:t xml:space="preserve"> using the naming convention: feature/&lt;member-github-username&gt;/&lt;page-name&gt;  (e.g., feature/ali-hassan/add-task).</w:t>
+        <w:t xml:space="preserve"> using the naming convention: feature/&lt;member-</w:t>
+      </w:r>
+      <w:proofErr w:type="spellStart"/>
+      <w:r>
+        <w:rPr>
+          <w:rFonts w:ascii="Arial" w:eastAsia="Arial" w:hAnsi="Arial" w:cs="Arial"/>
+          <w:color w:val="000000"/>
+        </w:rPr>
+        <w:t>github</w:t>
+      </w:r>
+      <w:proofErr w:type="spellEnd"/>
+      <w:r>
+        <w:rPr>
+          <w:rFonts w:ascii="Arial" w:eastAsia="Arial" w:hAnsi="Arial" w:cs="Arial"/>
+          <w:color w:val="000000"/>
+        </w:rPr>
+        <w:t>-username&gt;/&lt;page-name</w:t>
+      </w:r>
+      <w:proofErr w:type="gramStart"/>
+      <w:r>
+        <w:rPr>
+          <w:rFonts w:ascii="Arial" w:eastAsia="Arial" w:hAnsi="Arial" w:cs="Arial"/>
+          <w:color w:val="000000"/>
+        </w:rPr>
+        <w:t>&gt;  (</w:t>
+      </w:r>
+      <w:proofErr w:type="gramEnd"/>
+      <w:r>
+        <w:rPr>
+          <w:rFonts w:ascii="Arial" w:eastAsia="Arial" w:hAnsi="Arial" w:cs="Arial"/>
+          <w:color w:val="000000"/>
+        </w:rPr>
+        <w:t>e.g., feature/</w:t>
+      </w:r>
+      <w:proofErr w:type="spellStart"/>
+      <w:r>
+        <w:rPr>
+          <w:rFonts w:ascii="Arial" w:eastAsia="Arial" w:hAnsi="Arial" w:cs="Arial"/>
+          <w:color w:val="000000"/>
+        </w:rPr>
+        <w:t>ali-hassan</w:t>
+      </w:r>
+      <w:proofErr w:type="spellEnd"/>
+      <w:r>
+        <w:rPr>
+          <w:rFonts w:ascii="Arial" w:eastAsia="Arial" w:hAnsi="Arial" w:cs="Arial"/>
+          <w:color w:val="000000"/>
+        </w:rPr>
+        <w:t>/add-task).</w:t>
       </w:r>
     </w:p>
     <w:p>
@@ -2753,7 +3000,23 @@
           <w:rFonts w:ascii="Arial" w:eastAsia="Arial" w:hAnsi="Arial" w:cs="Arial"/>
           <w:color w:val="2E75B6"/>
         </w:rPr>
-        <w:t xml:space="preserve"> → CD deploys to Render → Live TaskFlow updated with the new page.</w:t>
+        <w:t xml:space="preserve"> → CD deploys to Render → Live </w:t>
+      </w:r>
+      <w:proofErr w:type="spellStart"/>
+      <w:r>
+        <w:rPr>
+          <w:rFonts w:ascii="Arial" w:eastAsia="Arial" w:hAnsi="Arial" w:cs="Arial"/>
+          <w:color w:val="2E75B6"/>
+        </w:rPr>
+        <w:t>TaskFlow</w:t>
+      </w:r>
+      <w:proofErr w:type="spellEnd"/>
+      <w:r>
+        <w:rPr>
+          <w:rFonts w:ascii="Arial" w:eastAsia="Arial" w:hAnsi="Arial" w:cs="Arial"/>
+          <w:color w:val="2E75B6"/>
+        </w:rPr>
+        <w:t xml:space="preserve"> updated with the new page.</w:t>
       </w:r>
     </w:p>
     <w:p>
@@ -2807,7 +3070,23 @@
           <w:rFonts w:ascii="Arial" w:eastAsia="Arial" w:hAnsi="Arial" w:cs="Arial"/>
           <w:color w:val="000000"/>
         </w:rPr>
-        <w:t>Create a new public GitHub repository named taskflow-cicd (or a name agreed by the team). Do NOT clone or fork any existing repository.</w:t>
+        <w:t xml:space="preserve">Create a new public GitHub repository named </w:t>
+      </w:r>
+      <w:proofErr w:type="spellStart"/>
+      <w:r>
+        <w:rPr>
+          <w:rFonts w:ascii="Arial" w:eastAsia="Arial" w:hAnsi="Arial" w:cs="Arial"/>
+          <w:color w:val="000000"/>
+        </w:rPr>
+        <w:t>taskflow-cicd</w:t>
+      </w:r>
+      <w:proofErr w:type="spellEnd"/>
+      <w:r>
+        <w:rPr>
+          <w:rFonts w:ascii="Arial" w:eastAsia="Arial" w:hAnsi="Arial" w:cs="Arial"/>
+          <w:color w:val="000000"/>
+        </w:rPr>
+        <w:t xml:space="preserve"> (or a name agreed by the team). Do NOT clone or fork any existing repository.</w:t>
       </w:r>
     </w:p>
     <w:p>
@@ -3092,7 +3371,17 @@
                 <w:sz w:val="18"/>
                 <w:szCs w:val="18"/>
               </w:rPr>
-              <w:t xml:space="preserve">Home / Dashboard page </w:t>
+              <w:t xml:space="preserve">Home / Dashboard </w:t>
+            </w:r>
+            <w:proofErr w:type="gramStart"/>
+            <w:r>
+              <w:rPr>
+                <w:rFonts w:ascii="Arial" w:eastAsia="Arial" w:hAnsi="Arial" w:cs="Arial"/>
+                <w:color w:val="000000"/>
+                <w:sz w:val="18"/>
+                <w:szCs w:val="18"/>
+              </w:rPr>
+              <w:t xml:space="preserve">page </w:t>
             </w:r>
             <w:r>
               <w:rPr>
@@ -3103,6 +3392,7 @@
               </w:rPr>
               <w:t>,</w:t>
             </w:r>
+            <w:proofErr w:type="gramEnd"/>
             <w:r>
               <w:rPr>
                 <w:rFonts w:ascii="Arial" w:eastAsia="Arial" w:hAnsi="Arial" w:cs="Arial"/>
@@ -3174,7 +3464,17 @@
                 <w:sz w:val="18"/>
                 <w:szCs w:val="18"/>
               </w:rPr>
-              <w:t xml:space="preserve">Add Task page </w:t>
+              <w:t xml:space="preserve">Add Task </w:t>
+            </w:r>
+            <w:proofErr w:type="gramStart"/>
+            <w:r>
+              <w:rPr>
+                <w:rFonts w:ascii="Arial" w:eastAsia="Arial" w:hAnsi="Arial" w:cs="Arial"/>
+                <w:color w:val="000000"/>
+                <w:sz w:val="18"/>
+                <w:szCs w:val="18"/>
+              </w:rPr>
+              <w:t xml:space="preserve">page </w:t>
             </w:r>
             <w:r>
               <w:rPr>
@@ -3185,6 +3485,7 @@
               </w:rPr>
               <w:t>,</w:t>
             </w:r>
+            <w:proofErr w:type="gramEnd"/>
             <w:r>
               <w:rPr>
                 <w:rFonts w:ascii="Arial" w:eastAsia="Arial" w:hAnsi="Arial" w:cs="Arial"/>
@@ -3256,7 +3557,17 @@
                 <w:sz w:val="18"/>
                 <w:szCs w:val="18"/>
               </w:rPr>
-              <w:t xml:space="preserve">Task List page </w:t>
+              <w:t xml:space="preserve">Task List </w:t>
+            </w:r>
+            <w:proofErr w:type="gramStart"/>
+            <w:r>
+              <w:rPr>
+                <w:rFonts w:ascii="Arial" w:eastAsia="Arial" w:hAnsi="Arial" w:cs="Arial"/>
+                <w:color w:val="000000"/>
+                <w:sz w:val="18"/>
+                <w:szCs w:val="18"/>
+              </w:rPr>
+              <w:t xml:space="preserve">page </w:t>
             </w:r>
             <w:r>
               <w:rPr>
@@ -3267,6 +3578,7 @@
               </w:rPr>
               <w:t>,</w:t>
             </w:r>
+            <w:proofErr w:type="gramEnd"/>
             <w:r>
               <w:rPr>
                 <w:rFonts w:ascii="Arial" w:eastAsia="Arial" w:hAnsi="Arial" w:cs="Arial"/>
@@ -3338,7 +3650,17 @@
                 <w:sz w:val="18"/>
                 <w:szCs w:val="18"/>
               </w:rPr>
-              <w:t xml:space="preserve">Task Detail page </w:t>
+              <w:t xml:space="preserve">Task Detail </w:t>
+            </w:r>
+            <w:proofErr w:type="gramStart"/>
+            <w:r>
+              <w:rPr>
+                <w:rFonts w:ascii="Arial" w:eastAsia="Arial" w:hAnsi="Arial" w:cs="Arial"/>
+                <w:color w:val="000000"/>
+                <w:sz w:val="18"/>
+                <w:szCs w:val="18"/>
+              </w:rPr>
+              <w:t xml:space="preserve">page </w:t>
             </w:r>
             <w:r>
               <w:rPr>
@@ -3349,6 +3671,7 @@
               </w:rPr>
               <w:t>,</w:t>
             </w:r>
+            <w:proofErr w:type="gramEnd"/>
             <w:r>
               <w:rPr>
                 <w:rFonts w:ascii="Arial" w:eastAsia="Arial" w:hAnsi="Arial" w:cs="Arial"/>
@@ -3420,7 +3743,17 @@
                 <w:sz w:val="18"/>
                 <w:szCs w:val="18"/>
               </w:rPr>
-              <w:t xml:space="preserve">About / Help page </w:t>
+              <w:t xml:space="preserve">About / Help </w:t>
+            </w:r>
+            <w:proofErr w:type="gramStart"/>
+            <w:r>
+              <w:rPr>
+                <w:rFonts w:ascii="Arial" w:eastAsia="Arial" w:hAnsi="Arial" w:cs="Arial"/>
+                <w:color w:val="000000"/>
+                <w:sz w:val="18"/>
+                <w:szCs w:val="18"/>
+              </w:rPr>
+              <w:t xml:space="preserve">page </w:t>
             </w:r>
             <w:r>
               <w:rPr>
@@ -3431,6 +3764,7 @@
               </w:rPr>
               <w:t>,</w:t>
             </w:r>
+            <w:proofErr w:type="gramEnd"/>
             <w:r>
               <w:rPr>
                 <w:rFonts w:ascii="Arial" w:eastAsia="Arial" w:hAnsi="Arial" w:cs="Arial"/>
@@ -3502,7 +3836,17 @@
                 <w:sz w:val="18"/>
                 <w:szCs w:val="18"/>
               </w:rPr>
-              <w:t xml:space="preserve">Shared stylesheet </w:t>
+              <w:t xml:space="preserve">Shared </w:t>
+            </w:r>
+            <w:proofErr w:type="gramStart"/>
+            <w:r>
+              <w:rPr>
+                <w:rFonts w:ascii="Arial" w:eastAsia="Arial" w:hAnsi="Arial" w:cs="Arial"/>
+                <w:color w:val="000000"/>
+                <w:sz w:val="18"/>
+                <w:szCs w:val="18"/>
+              </w:rPr>
+              <w:t xml:space="preserve">stylesheet </w:t>
             </w:r>
             <w:r>
               <w:rPr>
@@ -3513,6 +3857,7 @@
               </w:rPr>
               <w:t>,</w:t>
             </w:r>
+            <w:proofErr w:type="gramEnd"/>
             <w:r>
               <w:rPr>
                 <w:rFonts w:ascii="Arial" w:eastAsia="Arial" w:hAnsi="Arial" w:cs="Arial"/>
@@ -3545,6 +3890,7 @@
             <w:vAlign w:val="center"/>
           </w:tcPr>
           <w:p>
+            <w:proofErr w:type="spellStart"/>
             <w:r>
               <w:rPr>
                 <w:rFonts w:ascii="Arial" w:eastAsia="Arial" w:hAnsi="Arial" w:cs="Arial"/>
@@ -3556,6 +3902,7 @@
               </w:rPr>
               <w:t>Dockerfile</w:t>
             </w:r>
+            <w:proofErr w:type="spellEnd"/>
           </w:p>
         </w:tc>
         <w:tc>
@@ -3577,14 +3924,25 @@
             <w:vAlign w:val="center"/>
           </w:tcPr>
           <w:p>
-            <w:r>
-              <w:rPr>
-                <w:rFonts w:ascii="Arial" w:eastAsia="Arial" w:hAnsi="Arial" w:cs="Arial"/>
-                <w:color w:val="000000"/>
-                <w:sz w:val="18"/>
-                <w:szCs w:val="18"/>
-              </w:rPr>
-              <w:t>Dockerfile to containerize the application (nginx-based)</w:t>
+            <w:proofErr w:type="spellStart"/>
+            <w:r>
+              <w:rPr>
+                <w:rFonts w:ascii="Arial" w:eastAsia="Arial" w:hAnsi="Arial" w:cs="Arial"/>
+                <w:color w:val="000000"/>
+                <w:sz w:val="18"/>
+                <w:szCs w:val="18"/>
+              </w:rPr>
+              <w:t>Dockerfile</w:t>
+            </w:r>
+            <w:proofErr w:type="spellEnd"/>
+            <w:r>
+              <w:rPr>
+                <w:rFonts w:ascii="Arial" w:eastAsia="Arial" w:hAnsi="Arial" w:cs="Arial"/>
+                <w:color w:val="000000"/>
+                <w:sz w:val="18"/>
+                <w:szCs w:val="18"/>
+              </w:rPr>
+              <w:t xml:space="preserve"> to containerize the application (nginx-based)</w:t>
             </w:r>
           </w:p>
         </w:tc>
@@ -3618,8 +3976,45 @@
                 <w:sz w:val="18"/>
                 <w:szCs w:val="18"/>
               </w:rPr>
-              <w:t>.github/workflows/ci.yml</w:t>
-            </w:r>
+              <w:t>.</w:t>
+            </w:r>
+            <w:proofErr w:type="spellStart"/>
+            <w:r>
+              <w:rPr>
+                <w:rFonts w:ascii="Arial" w:eastAsia="Arial" w:hAnsi="Arial" w:cs="Arial"/>
+                <w:b/>
+                <w:bCs/>
+                <w:color w:val="000000"/>
+                <w:sz w:val="18"/>
+                <w:szCs w:val="18"/>
+              </w:rPr>
+              <w:t>github</w:t>
+            </w:r>
+            <w:proofErr w:type="spellEnd"/>
+            <w:r>
+              <w:rPr>
+                <w:rFonts w:ascii="Arial" w:eastAsia="Arial" w:hAnsi="Arial" w:cs="Arial"/>
+                <w:b/>
+                <w:bCs/>
+                <w:color w:val="000000"/>
+                <w:sz w:val="18"/>
+                <w:szCs w:val="18"/>
+              </w:rPr>
+              <w:t>/workflows/</w:t>
+            </w:r>
+            <w:proofErr w:type="spellStart"/>
+            <w:r>
+              <w:rPr>
+                <w:rFonts w:ascii="Arial" w:eastAsia="Arial" w:hAnsi="Arial" w:cs="Arial"/>
+                <w:b/>
+                <w:bCs/>
+                <w:color w:val="000000"/>
+                <w:sz w:val="18"/>
+                <w:szCs w:val="18"/>
+              </w:rPr>
+              <w:t>ci.yml</w:t>
+            </w:r>
+            <w:proofErr w:type="spellEnd"/>
           </w:p>
         </w:tc>
         <w:tc>
@@ -3691,8 +4086,45 @@
                 <w:sz w:val="18"/>
                 <w:szCs w:val="18"/>
               </w:rPr>
-              <w:t>.github/workflows/cd.yml</w:t>
-            </w:r>
+              <w:t>.</w:t>
+            </w:r>
+            <w:proofErr w:type="spellStart"/>
+            <w:r>
+              <w:rPr>
+                <w:rFonts w:ascii="Arial" w:eastAsia="Arial" w:hAnsi="Arial" w:cs="Arial"/>
+                <w:b/>
+                <w:bCs/>
+                <w:color w:val="000000"/>
+                <w:sz w:val="18"/>
+                <w:szCs w:val="18"/>
+              </w:rPr>
+              <w:t>github</w:t>
+            </w:r>
+            <w:proofErr w:type="spellEnd"/>
+            <w:r>
+              <w:rPr>
+                <w:rFonts w:ascii="Arial" w:eastAsia="Arial" w:hAnsi="Arial" w:cs="Arial"/>
+                <w:b/>
+                <w:bCs/>
+                <w:color w:val="000000"/>
+                <w:sz w:val="18"/>
+                <w:szCs w:val="18"/>
+              </w:rPr>
+              <w:t>/workflows/</w:t>
+            </w:r>
+            <w:proofErr w:type="spellStart"/>
+            <w:r>
+              <w:rPr>
+                <w:rFonts w:ascii="Arial" w:eastAsia="Arial" w:hAnsi="Arial" w:cs="Arial"/>
+                <w:b/>
+                <w:bCs/>
+                <w:color w:val="000000"/>
+                <w:sz w:val="18"/>
+                <w:szCs w:val="18"/>
+              </w:rPr>
+              <w:t>cd.yml</w:t>
+            </w:r>
+            <w:proofErr w:type="spellEnd"/>
           </w:p>
         </w:tc>
         <w:tc>
@@ -3764,6 +4196,7 @@
                 <w:sz w:val="18"/>
                 <w:szCs w:val="18"/>
               </w:rPr>
+              <w:lastRenderedPageBreak/>
               <w:t>Assignment_04_Spring2026.docx</w:t>
             </w:r>
           </w:p>
@@ -3834,8 +4267,15 @@
           <w:rFonts w:ascii="Arial" w:eastAsia="Arial" w:hAnsi="Arial" w:cs="Arial"/>
           <w:color w:val="000000"/>
         </w:rPr>
-        <w:lastRenderedPageBreak/>
-        <w:t xml:space="preserve">The Team Lead (TL) is responsible for creating all secrets listed below. The TL is the repository admin and the credentials in use </w:t>
+        <w:t xml:space="preserve">The Team Lead (TL) is responsible for creating all secrets listed below. The TL is the repository admin and the credentials in </w:t>
+      </w:r>
+      <w:proofErr w:type="gramStart"/>
+      <w:r>
+        <w:rPr>
+          <w:rFonts w:ascii="Arial" w:eastAsia="Arial" w:hAnsi="Arial" w:cs="Arial"/>
+          <w:color w:val="000000"/>
+        </w:rPr>
+        <w:t xml:space="preserve">use </w:t>
       </w:r>
       <w:r>
         <w:rPr>
@@ -3844,6 +4284,7 @@
         </w:rPr>
         <w:t>,</w:t>
       </w:r>
+      <w:proofErr w:type="gramEnd"/>
       <w:r>
         <w:rPr>
           <w:rFonts w:ascii="Arial" w:eastAsia="Arial" w:hAnsi="Arial" w:cs="Arial"/>
@@ -4274,7 +4715,17 @@
                 <w:sz w:val="18"/>
                 <w:szCs w:val="18"/>
               </w:rPr>
-              <w:t xml:space="preserve">Team Lead's Docker Hub Personal Access Token (PAT) </w:t>
+              <w:t>Team Lead's Docker Hub Personal Access Token (PAT</w:t>
+            </w:r>
+            <w:proofErr w:type="gramStart"/>
+            <w:r>
+              <w:rPr>
+                <w:rFonts w:ascii="Arial" w:eastAsia="Arial" w:hAnsi="Arial" w:cs="Arial"/>
+                <w:color w:val="000000"/>
+                <w:sz w:val="18"/>
+                <w:szCs w:val="18"/>
+              </w:rPr>
+              <w:t xml:space="preserve">) </w:t>
             </w:r>
             <w:r>
               <w:rPr>
@@ -4285,6 +4736,7 @@
               </w:rPr>
               <w:t>,</w:t>
             </w:r>
+            <w:proofErr w:type="gramEnd"/>
             <w:r>
               <w:rPr>
                 <w:rFonts w:ascii="Arial" w:eastAsia="Arial" w:hAnsi="Arial" w:cs="Arial"/>
@@ -4451,7 +4903,79 @@
           <w:sz w:val="28"/>
           <w:szCs w:val="28"/>
         </w:rPr>
-        <w:t>CI PIPELINE REQUIREMENTS  (.github/workflows/ci.yml)</w:t>
+        <w:t xml:space="preserve">CI PIPELINE </w:t>
+      </w:r>
+      <w:proofErr w:type="gramStart"/>
+      <w:r>
+        <w:rPr>
+          <w:rFonts w:ascii="Arial" w:eastAsia="Arial" w:hAnsi="Arial" w:cs="Arial"/>
+          <w:b/>
+          <w:bCs/>
+          <w:color w:val="1F3864"/>
+          <w:sz w:val="28"/>
+          <w:szCs w:val="28"/>
+        </w:rPr>
+        <w:t>REQUIREMENTS  (</w:t>
+      </w:r>
+      <w:proofErr w:type="gramEnd"/>
+      <w:r>
+        <w:rPr>
+          <w:rFonts w:ascii="Arial" w:eastAsia="Arial" w:hAnsi="Arial" w:cs="Arial"/>
+          <w:b/>
+          <w:bCs/>
+          <w:color w:val="1F3864"/>
+          <w:sz w:val="28"/>
+          <w:szCs w:val="28"/>
+        </w:rPr>
+        <w:t>.</w:t>
+      </w:r>
+      <w:proofErr w:type="spellStart"/>
+      <w:r>
+        <w:rPr>
+          <w:rFonts w:ascii="Arial" w:eastAsia="Arial" w:hAnsi="Arial" w:cs="Arial"/>
+          <w:b/>
+          <w:bCs/>
+          <w:color w:val="1F3864"/>
+          <w:sz w:val="28"/>
+          <w:szCs w:val="28"/>
+        </w:rPr>
+        <w:t>github</w:t>
+      </w:r>
+      <w:proofErr w:type="spellEnd"/>
+      <w:r>
+        <w:rPr>
+          <w:rFonts w:ascii="Arial" w:eastAsia="Arial" w:hAnsi="Arial" w:cs="Arial"/>
+          <w:b/>
+          <w:bCs/>
+          <w:color w:val="1F3864"/>
+          <w:sz w:val="28"/>
+          <w:szCs w:val="28"/>
+        </w:rPr>
+        <w:t>/workflows/</w:t>
+      </w:r>
+      <w:proofErr w:type="spellStart"/>
+      <w:r>
+        <w:rPr>
+          <w:rFonts w:ascii="Arial" w:eastAsia="Arial" w:hAnsi="Arial" w:cs="Arial"/>
+          <w:b/>
+          <w:bCs/>
+          <w:color w:val="1F3864"/>
+          <w:sz w:val="28"/>
+          <w:szCs w:val="28"/>
+        </w:rPr>
+        <w:t>ci.yml</w:t>
+      </w:r>
+      <w:proofErr w:type="spellEnd"/>
+      <w:r>
+        <w:rPr>
+          <w:rFonts w:ascii="Arial" w:eastAsia="Arial" w:hAnsi="Arial" w:cs="Arial"/>
+          <w:b/>
+          <w:bCs/>
+          <w:color w:val="1F3864"/>
+          <w:sz w:val="28"/>
+          <w:szCs w:val="28"/>
+        </w:rPr>
+        <w:t>)</w:t>
       </w:r>
     </w:p>
     <w:p>
@@ -4466,7 +4990,27 @@
           <w:bCs/>
           <w:color w:val="000000"/>
         </w:rPr>
-        <w:t xml:space="preserve">Trigger: The CI workflow must be triggered by a pull_request event targeting the </w:t>
+        <w:t xml:space="preserve">Trigger: The CI workflow must be triggered by a </w:t>
+      </w:r>
+      <w:proofErr w:type="spellStart"/>
+      <w:r>
+        <w:rPr>
+          <w:rFonts w:ascii="Arial" w:eastAsia="Arial" w:hAnsi="Arial" w:cs="Arial"/>
+          <w:b/>
+          <w:bCs/>
+          <w:color w:val="000000"/>
+        </w:rPr>
+        <w:t>pull_request</w:t>
+      </w:r>
+      <w:proofErr w:type="spellEnd"/>
+      <w:r>
+        <w:rPr>
+          <w:rFonts w:ascii="Arial" w:eastAsia="Arial" w:hAnsi="Arial" w:cs="Arial"/>
+          <w:b/>
+          <w:bCs/>
+          <w:color w:val="000000"/>
+        </w:rPr>
+        <w:t xml:space="preserve"> event targeting the </w:t>
       </w:r>
       <w:r>
         <w:rPr>
@@ -4553,7 +5097,23 @@
           <w:rFonts w:ascii="Arial" w:eastAsia="Arial" w:hAnsi="Arial" w:cs="Arial"/>
           <w:color w:val="000000"/>
         </w:rPr>
-        <w:t>Step 3 – Build Image: Build the Docker image from the Dockerfile in the project root.</w:t>
+        <w:t xml:space="preserve">Step 3 – Build Image: Build the Docker image from the </w:t>
+      </w:r>
+      <w:proofErr w:type="spellStart"/>
+      <w:r>
+        <w:rPr>
+          <w:rFonts w:ascii="Arial" w:eastAsia="Arial" w:hAnsi="Arial" w:cs="Arial"/>
+          <w:color w:val="000000"/>
+        </w:rPr>
+        <w:t>Dockerfile</w:t>
+      </w:r>
+      <w:proofErr w:type="spellEnd"/>
+      <w:r>
+        <w:rPr>
+          <w:rFonts w:ascii="Arial" w:eastAsia="Arial" w:hAnsi="Arial" w:cs="Arial"/>
+          <w:color w:val="000000"/>
+        </w:rPr>
+        <w:t xml:space="preserve"> in the project root.</w:t>
       </w:r>
     </w:p>
     <w:p>
@@ -4570,7 +5130,15 @@
           <w:rFonts w:ascii="Arial" w:eastAsia="Arial" w:hAnsi="Arial" w:cs="Arial"/>
           <w:color w:val="000000"/>
         </w:rPr>
-        <w:t xml:space="preserve">Step 4 – Tag Image: Tag the image using a meaningful strategy </w:t>
+        <w:t xml:space="preserve">Step 4 – Tag Image: Tag the image using a meaningful </w:t>
+      </w:r>
+      <w:proofErr w:type="gramStart"/>
+      <w:r>
+        <w:rPr>
+          <w:rFonts w:ascii="Arial" w:eastAsia="Arial" w:hAnsi="Arial" w:cs="Arial"/>
+          <w:color w:val="000000"/>
+        </w:rPr>
+        <w:t xml:space="preserve">strategy </w:t>
       </w:r>
       <w:r>
         <w:rPr>
@@ -4579,12 +5147,29 @@
         </w:rPr>
         <w:t>,</w:t>
       </w:r>
-      <w:r>
-        <w:rPr>
-          <w:rFonts w:ascii="Arial" w:eastAsia="Arial" w:hAnsi="Arial" w:cs="Arial"/>
-          <w:color w:val="000000"/>
-        </w:rPr>
-        <w:t xml:space="preserve"> at minimum the 'latest' tag; optionally also tag with the short commit SHA (github.sha).</w:t>
+      <w:proofErr w:type="gramEnd"/>
+      <w:r>
+        <w:rPr>
+          <w:rFonts w:ascii="Arial" w:eastAsia="Arial" w:hAnsi="Arial" w:cs="Arial"/>
+          <w:color w:val="000000"/>
+        </w:rPr>
+        <w:t xml:space="preserve"> at minimum the 'latest' tag; optionally also tag with the short commit SHA (</w:t>
+      </w:r>
+      <w:proofErr w:type="spellStart"/>
+      <w:r>
+        <w:rPr>
+          <w:rFonts w:ascii="Arial" w:eastAsia="Arial" w:hAnsi="Arial" w:cs="Arial"/>
+          <w:color w:val="000000"/>
+        </w:rPr>
+        <w:t>github.sha</w:t>
+      </w:r>
+      <w:proofErr w:type="spellEnd"/>
+      <w:r>
+        <w:rPr>
+          <w:rFonts w:ascii="Arial" w:eastAsia="Arial" w:hAnsi="Arial" w:cs="Arial"/>
+          <w:color w:val="000000"/>
+        </w:rPr>
+        <w:t>).</w:t>
       </w:r>
     </w:p>
     <w:p>
@@ -4653,6 +5238,7 @@
           <w:rFonts w:ascii="Arial" w:eastAsia="Arial" w:hAnsi="Arial" w:cs="Arial"/>
           <w:color w:val="000000"/>
         </w:rPr>
+        <w:lastRenderedPageBreak/>
         <w:t xml:space="preserve">The CI status check must appear as a required check in the Branch Protection Rules on </w:t>
       </w:r>
       <w:r>
@@ -4691,7 +5277,79 @@
           <w:sz w:val="28"/>
           <w:szCs w:val="28"/>
         </w:rPr>
-        <w:t>CD PIPELINE REQUIREMENTS  (.github/workflows/cd.yml)</w:t>
+        <w:t xml:space="preserve">CD PIPELINE </w:t>
+      </w:r>
+      <w:proofErr w:type="gramStart"/>
+      <w:r>
+        <w:rPr>
+          <w:rFonts w:ascii="Arial" w:eastAsia="Arial" w:hAnsi="Arial" w:cs="Arial"/>
+          <w:b/>
+          <w:bCs/>
+          <w:color w:val="1F3864"/>
+          <w:sz w:val="28"/>
+          <w:szCs w:val="28"/>
+        </w:rPr>
+        <w:t>REQUIREMENTS  (</w:t>
+      </w:r>
+      <w:proofErr w:type="gramEnd"/>
+      <w:r>
+        <w:rPr>
+          <w:rFonts w:ascii="Arial" w:eastAsia="Arial" w:hAnsi="Arial" w:cs="Arial"/>
+          <w:b/>
+          <w:bCs/>
+          <w:color w:val="1F3864"/>
+          <w:sz w:val="28"/>
+          <w:szCs w:val="28"/>
+        </w:rPr>
+        <w:t>.</w:t>
+      </w:r>
+      <w:proofErr w:type="spellStart"/>
+      <w:r>
+        <w:rPr>
+          <w:rFonts w:ascii="Arial" w:eastAsia="Arial" w:hAnsi="Arial" w:cs="Arial"/>
+          <w:b/>
+          <w:bCs/>
+          <w:color w:val="1F3864"/>
+          <w:sz w:val="28"/>
+          <w:szCs w:val="28"/>
+        </w:rPr>
+        <w:t>github</w:t>
+      </w:r>
+      <w:proofErr w:type="spellEnd"/>
+      <w:r>
+        <w:rPr>
+          <w:rFonts w:ascii="Arial" w:eastAsia="Arial" w:hAnsi="Arial" w:cs="Arial"/>
+          <w:b/>
+          <w:bCs/>
+          <w:color w:val="1F3864"/>
+          <w:sz w:val="28"/>
+          <w:szCs w:val="28"/>
+        </w:rPr>
+        <w:t>/workflows/</w:t>
+      </w:r>
+      <w:proofErr w:type="spellStart"/>
+      <w:r>
+        <w:rPr>
+          <w:rFonts w:ascii="Arial" w:eastAsia="Arial" w:hAnsi="Arial" w:cs="Arial"/>
+          <w:b/>
+          <w:bCs/>
+          <w:color w:val="1F3864"/>
+          <w:sz w:val="28"/>
+          <w:szCs w:val="28"/>
+        </w:rPr>
+        <w:t>cd.yml</w:t>
+      </w:r>
+      <w:proofErr w:type="spellEnd"/>
+      <w:r>
+        <w:rPr>
+          <w:rFonts w:ascii="Arial" w:eastAsia="Arial" w:hAnsi="Arial" w:cs="Arial"/>
+          <w:b/>
+          <w:bCs/>
+          <w:color w:val="1F3864"/>
+          <w:sz w:val="28"/>
+          <w:szCs w:val="28"/>
+        </w:rPr>
+        <w:t>)</w:t>
       </w:r>
     </w:p>
     <w:p>
@@ -4829,7 +5487,43 @@
           <w:sz w:val="19"/>
           <w:szCs w:val="19"/>
         </w:rPr>
-        <w:t>curl -X POST ${{ secrets.RENDER_DEPLOY_HOOK_URL }}</w:t>
+        <w:t>curl -X POST $</w:t>
+      </w:r>
+      <w:proofErr w:type="gramStart"/>
+      <w:r>
+        <w:rPr>
+          <w:rFonts w:ascii="Arial" w:eastAsia="Arial" w:hAnsi="Arial" w:cs="Arial"/>
+          <w:sz w:val="19"/>
+          <w:szCs w:val="19"/>
+        </w:rPr>
+        <w:t xml:space="preserve">{{ </w:t>
+      </w:r>
+      <w:proofErr w:type="spellStart"/>
+      <w:r>
+        <w:rPr>
+          <w:rFonts w:ascii="Arial" w:eastAsia="Arial" w:hAnsi="Arial" w:cs="Arial"/>
+          <w:sz w:val="19"/>
+          <w:szCs w:val="19"/>
+        </w:rPr>
+        <w:t>secrets</w:t>
+      </w:r>
+      <w:proofErr w:type="gramEnd"/>
+      <w:r>
+        <w:rPr>
+          <w:rFonts w:ascii="Arial" w:eastAsia="Arial" w:hAnsi="Arial" w:cs="Arial"/>
+          <w:sz w:val="19"/>
+          <w:szCs w:val="19"/>
+        </w:rPr>
+        <w:t>.RENDER_DEPLOY_HOOK_URL</w:t>
+      </w:r>
+      <w:proofErr w:type="spellEnd"/>
+      <w:r>
+        <w:rPr>
+          <w:rFonts w:ascii="Arial" w:eastAsia="Arial" w:hAnsi="Arial" w:cs="Arial"/>
+          <w:sz w:val="19"/>
+          <w:szCs w:val="19"/>
+        </w:rPr>
+        <w:t xml:space="preserve"> }}</w:t>
       </w:r>
     </w:p>
     <w:p>
@@ -4898,7 +5592,15 @@
           <w:rFonts w:ascii="Arial" w:eastAsia="Arial" w:hAnsi="Arial" w:cs="Arial"/>
           <w:color w:val="000000"/>
         </w:rPr>
-        <w:t xml:space="preserve">The job must NOT contain any Docker build or push steps </w:t>
+        <w:t xml:space="preserve">The job must NOT contain any Docker build or push </w:t>
+      </w:r>
+      <w:proofErr w:type="gramStart"/>
+      <w:r>
+        <w:rPr>
+          <w:rFonts w:ascii="Arial" w:eastAsia="Arial" w:hAnsi="Arial" w:cs="Arial"/>
+          <w:color w:val="000000"/>
+        </w:rPr>
+        <w:t xml:space="preserve">steps </w:t>
       </w:r>
       <w:r>
         <w:rPr>
@@ -4907,6 +5609,7 @@
         </w:rPr>
         <w:t>,</w:t>
       </w:r>
+      <w:proofErr w:type="gramEnd"/>
       <w:r>
         <w:rPr>
           <w:rFonts w:ascii="Arial" w:eastAsia="Arial" w:hAnsi="Arial" w:cs="Arial"/>
@@ -5099,6 +5802,7 @@
             <w:vAlign w:val="center"/>
           </w:tcPr>
           <w:p>
+            <w:proofErr w:type="spellStart"/>
             <w:r>
               <w:rPr>
                 <w:rFonts w:ascii="Arial" w:eastAsia="Arial" w:hAnsi="Arial" w:cs="Arial"/>
@@ -5110,6 +5814,7 @@
               </w:rPr>
               <w:t>ci.yml</w:t>
             </w:r>
+            <w:proofErr w:type="spellEnd"/>
           </w:p>
         </w:tc>
         <w:tc>
@@ -5131,14 +5836,25 @@
             <w:vAlign w:val="center"/>
           </w:tcPr>
           <w:p>
-            <w:r>
-              <w:rPr>
-                <w:rFonts w:ascii="Arial" w:eastAsia="Arial" w:hAnsi="Arial" w:cs="Arial"/>
-                <w:color w:val="000000"/>
-                <w:sz w:val="18"/>
-                <w:szCs w:val="18"/>
-              </w:rPr>
-              <w:t xml:space="preserve">pull_request event targeting </w:t>
+            <w:proofErr w:type="spellStart"/>
+            <w:r>
+              <w:rPr>
+                <w:rFonts w:ascii="Arial" w:eastAsia="Arial" w:hAnsi="Arial" w:cs="Arial"/>
+                <w:color w:val="000000"/>
+                <w:sz w:val="18"/>
+                <w:szCs w:val="18"/>
+              </w:rPr>
+              <w:t>pull_request</w:t>
+            </w:r>
+            <w:proofErr w:type="spellEnd"/>
+            <w:r>
+              <w:rPr>
+                <w:rFonts w:ascii="Arial" w:eastAsia="Arial" w:hAnsi="Arial" w:cs="Arial"/>
+                <w:color w:val="000000"/>
+                <w:sz w:val="18"/>
+                <w:szCs w:val="18"/>
+              </w:rPr>
+              <w:t xml:space="preserve"> event targeting </w:t>
             </w:r>
             <w:r>
               <w:rPr>
@@ -5211,6 +5927,7 @@
             <w:vAlign w:val="center"/>
           </w:tcPr>
           <w:p>
+            <w:proofErr w:type="spellStart"/>
             <w:r>
               <w:rPr>
                 <w:rFonts w:ascii="Arial" w:eastAsia="Arial" w:hAnsi="Arial" w:cs="Arial"/>
@@ -5222,6 +5939,7 @@
               </w:rPr>
               <w:t>cd.yml</w:t>
             </w:r>
+            <w:proofErr w:type="spellEnd"/>
           </w:p>
         </w:tc>
         <w:tc>
@@ -5360,7 +6078,23 @@
           <w:rFonts w:ascii="Arial" w:eastAsia="Arial" w:hAnsi="Arial" w:cs="Arial"/>
           <w:color w:val="000000"/>
         </w:rPr>
-        <w:t>Create a new GitHub repository from scratch (taskflow-cicd or team-agreed name). Do NOT reuse any previous repository.</w:t>
+        <w:t>Create a new GitHub repository from scratch (</w:t>
+      </w:r>
+      <w:proofErr w:type="spellStart"/>
+      <w:r>
+        <w:rPr>
+          <w:rFonts w:ascii="Arial" w:eastAsia="Arial" w:hAnsi="Arial" w:cs="Arial"/>
+          <w:color w:val="000000"/>
+        </w:rPr>
+        <w:t>taskflow-cicd</w:t>
+      </w:r>
+      <w:proofErr w:type="spellEnd"/>
+      <w:r>
+        <w:rPr>
+          <w:rFonts w:ascii="Arial" w:eastAsia="Arial" w:hAnsi="Arial" w:cs="Arial"/>
+          <w:color w:val="000000"/>
+        </w:rPr>
+        <w:t xml:space="preserve"> or team-agreed name). Do NOT reuse any previous repository.</w:t>
       </w:r>
     </w:p>
     <w:p>
@@ -5377,7 +6111,15 @@
           <w:rFonts w:ascii="Arial" w:eastAsia="Arial" w:hAnsi="Arial" w:cs="Arial"/>
           <w:color w:val="000000"/>
         </w:rPr>
-        <w:t xml:space="preserve">Team Lead: Set up the initial repository structure </w:t>
+        <w:t xml:space="preserve">Team Lead: Set up the initial repository </w:t>
+      </w:r>
+      <w:proofErr w:type="gramStart"/>
+      <w:r>
+        <w:rPr>
+          <w:rFonts w:ascii="Arial" w:eastAsia="Arial" w:hAnsi="Arial" w:cs="Arial"/>
+          <w:color w:val="000000"/>
+        </w:rPr>
+        <w:t xml:space="preserve">structure </w:t>
       </w:r>
       <w:r>
         <w:rPr>
@@ -5386,6 +6128,7 @@
         </w:rPr>
         <w:t>,</w:t>
       </w:r>
+      <w:proofErr w:type="gramEnd"/>
       <w:r>
         <w:rPr>
           <w:rFonts w:ascii="Arial" w:eastAsia="Arial" w:hAnsi="Arial" w:cs="Arial"/>
@@ -5405,7 +6148,23 @@
           <w:rFonts w:ascii="Arial" w:eastAsia="Arial" w:hAnsi="Arial" w:cs="Arial"/>
           <w:color w:val="000000"/>
         </w:rPr>
-        <w:t xml:space="preserve"> branch, commit the shared style.css, Dockerfile, and a skeleton index.html (Home / Dashboard page).</w:t>
+        <w:t xml:space="preserve"> branch, commit the shared style.css, </w:t>
+      </w:r>
+      <w:proofErr w:type="spellStart"/>
+      <w:r>
+        <w:rPr>
+          <w:rFonts w:ascii="Arial" w:eastAsia="Arial" w:hAnsi="Arial" w:cs="Arial"/>
+          <w:color w:val="000000"/>
+        </w:rPr>
+        <w:t>Dockerfile</w:t>
+      </w:r>
+      <w:proofErr w:type="spellEnd"/>
+      <w:r>
+        <w:rPr>
+          <w:rFonts w:ascii="Arial" w:eastAsia="Arial" w:hAnsi="Arial" w:cs="Arial"/>
+          <w:color w:val="000000"/>
+        </w:rPr>
+        <w:t>, and a skeleton index.html (Home / Dashboard page).</w:t>
       </w:r>
     </w:p>
     <w:p>
@@ -5422,7 +6181,15 @@
           <w:rFonts w:ascii="Arial" w:eastAsia="Arial" w:hAnsi="Arial" w:cs="Arial"/>
           <w:color w:val="000000"/>
         </w:rPr>
-        <w:t xml:space="preserve">Commit the Assignment 04 question paper (.docx) to the root of the repository. Every team member must fill in their details </w:t>
+        <w:t xml:space="preserve">Commit the Assignment 04 question paper (.docx) to the root of the repository. Every team member must fill in their </w:t>
+      </w:r>
+      <w:proofErr w:type="gramStart"/>
+      <w:r>
+        <w:rPr>
+          <w:rFonts w:ascii="Arial" w:eastAsia="Arial" w:hAnsi="Arial" w:cs="Arial"/>
+          <w:color w:val="000000"/>
+        </w:rPr>
+        <w:t xml:space="preserve">details </w:t>
       </w:r>
       <w:r>
         <w:rPr>
@@ -5431,6 +6198,7 @@
         </w:rPr>
         <w:t>,</w:t>
       </w:r>
+      <w:proofErr w:type="gramEnd"/>
       <w:r>
         <w:rPr>
           <w:rFonts w:ascii="Arial" w:eastAsia="Arial" w:hAnsi="Arial" w:cs="Arial"/>
@@ -5481,7 +6249,15 @@
           <w:rFonts w:ascii="Arial" w:eastAsia="Arial" w:hAnsi="Arial" w:cs="Arial"/>
           <w:color w:val="000000"/>
         </w:rPr>
-        <w:t xml:space="preserve"> and configure all three secrets </w:t>
+        <w:t xml:space="preserve"> and configure all three </w:t>
+      </w:r>
+      <w:proofErr w:type="gramStart"/>
+      <w:r>
+        <w:rPr>
+          <w:rFonts w:ascii="Arial" w:eastAsia="Arial" w:hAnsi="Arial" w:cs="Arial"/>
+          <w:color w:val="000000"/>
+        </w:rPr>
+        <w:t xml:space="preserve">secrets </w:t>
       </w:r>
       <w:r>
         <w:rPr>
@@ -5490,6 +6266,7 @@
         </w:rPr>
         <w:t>,</w:t>
       </w:r>
+      <w:proofErr w:type="gramEnd"/>
       <w:r>
         <w:rPr>
           <w:rFonts w:ascii="Arial" w:eastAsia="Arial" w:hAnsi="Arial" w:cs="Arial"/>
@@ -5557,7 +6334,47 @@
           <w:rFonts w:ascii="Arial" w:eastAsia="Arial" w:hAnsi="Arial" w:cs="Arial"/>
           <w:color w:val="000000"/>
         </w:rPr>
-        <w:t xml:space="preserve">Create the CI workflow at .github/workflows/ci.yml </w:t>
+        <w:t xml:space="preserve">Create the CI workflow at </w:t>
+      </w:r>
+      <w:proofErr w:type="gramStart"/>
+      <w:r>
+        <w:rPr>
+          <w:rFonts w:ascii="Arial" w:eastAsia="Arial" w:hAnsi="Arial" w:cs="Arial"/>
+          <w:color w:val="000000"/>
+        </w:rPr>
+        <w:t>.</w:t>
+      </w:r>
+      <w:proofErr w:type="spellStart"/>
+      <w:r>
+        <w:rPr>
+          <w:rFonts w:ascii="Arial" w:eastAsia="Arial" w:hAnsi="Arial" w:cs="Arial"/>
+          <w:color w:val="000000"/>
+        </w:rPr>
+        <w:t>github</w:t>
+      </w:r>
+      <w:proofErr w:type="spellEnd"/>
+      <w:r>
+        <w:rPr>
+          <w:rFonts w:ascii="Arial" w:eastAsia="Arial" w:hAnsi="Arial" w:cs="Arial"/>
+          <w:color w:val="000000"/>
+        </w:rPr>
+        <w:t>/workflows/</w:t>
+      </w:r>
+      <w:proofErr w:type="spellStart"/>
+      <w:r>
+        <w:rPr>
+          <w:rFonts w:ascii="Arial" w:eastAsia="Arial" w:hAnsi="Arial" w:cs="Arial"/>
+          <w:color w:val="000000"/>
+        </w:rPr>
+        <w:t>ci.yml</w:t>
+      </w:r>
+      <w:proofErr w:type="spellEnd"/>
+      <w:r>
+        <w:rPr>
+          <w:rFonts w:ascii="Arial" w:eastAsia="Arial" w:hAnsi="Arial" w:cs="Arial"/>
+          <w:color w:val="000000"/>
+        </w:rPr>
+        <w:t xml:space="preserve"> </w:t>
       </w:r>
       <w:r>
         <w:rPr>
@@ -5566,12 +6383,29 @@
         </w:rPr>
         <w:t>,</w:t>
       </w:r>
-      <w:r>
-        <w:rPr>
-          <w:rFonts w:ascii="Arial" w:eastAsia="Arial" w:hAnsi="Arial" w:cs="Arial"/>
-          <w:color w:val="000000"/>
-        </w:rPr>
-        <w:t xml:space="preserve"> triggered on pull_request targeting </w:t>
+      <w:proofErr w:type="gramEnd"/>
+      <w:r>
+        <w:rPr>
+          <w:rFonts w:ascii="Arial" w:eastAsia="Arial" w:hAnsi="Arial" w:cs="Arial"/>
+          <w:color w:val="000000"/>
+        </w:rPr>
+        <w:t xml:space="preserve"> triggered on </w:t>
+      </w:r>
+      <w:proofErr w:type="spellStart"/>
+      <w:r>
+        <w:rPr>
+          <w:rFonts w:ascii="Arial" w:eastAsia="Arial" w:hAnsi="Arial" w:cs="Arial"/>
+          <w:color w:val="000000"/>
+        </w:rPr>
+        <w:t>pull_request</w:t>
+      </w:r>
+      <w:proofErr w:type="spellEnd"/>
+      <w:r>
+        <w:rPr>
+          <w:rFonts w:ascii="Arial" w:eastAsia="Arial" w:hAnsi="Arial" w:cs="Arial"/>
+          <w:color w:val="000000"/>
+        </w:rPr>
+        <w:t xml:space="preserve"> targeting </w:t>
       </w:r>
       <w:r>
         <w:rPr>
@@ -5602,7 +6436,47 @@
           <w:rFonts w:ascii="Arial" w:eastAsia="Arial" w:hAnsi="Arial" w:cs="Arial"/>
           <w:color w:val="000000"/>
         </w:rPr>
-        <w:t xml:space="preserve">Create the CD workflow at .github/workflows/cd.yml </w:t>
+        <w:t xml:space="preserve">Create the CD workflow at </w:t>
+      </w:r>
+      <w:proofErr w:type="gramStart"/>
+      <w:r>
+        <w:rPr>
+          <w:rFonts w:ascii="Arial" w:eastAsia="Arial" w:hAnsi="Arial" w:cs="Arial"/>
+          <w:color w:val="000000"/>
+        </w:rPr>
+        <w:t>.</w:t>
+      </w:r>
+      <w:proofErr w:type="spellStart"/>
+      <w:r>
+        <w:rPr>
+          <w:rFonts w:ascii="Arial" w:eastAsia="Arial" w:hAnsi="Arial" w:cs="Arial"/>
+          <w:color w:val="000000"/>
+        </w:rPr>
+        <w:t>github</w:t>
+      </w:r>
+      <w:proofErr w:type="spellEnd"/>
+      <w:r>
+        <w:rPr>
+          <w:rFonts w:ascii="Arial" w:eastAsia="Arial" w:hAnsi="Arial" w:cs="Arial"/>
+          <w:color w:val="000000"/>
+        </w:rPr>
+        <w:t>/workflows/</w:t>
+      </w:r>
+      <w:proofErr w:type="spellStart"/>
+      <w:r>
+        <w:rPr>
+          <w:rFonts w:ascii="Arial" w:eastAsia="Arial" w:hAnsi="Arial" w:cs="Arial"/>
+          <w:color w:val="000000"/>
+        </w:rPr>
+        <w:t>cd.yml</w:t>
+      </w:r>
+      <w:proofErr w:type="spellEnd"/>
+      <w:r>
+        <w:rPr>
+          <w:rFonts w:ascii="Arial" w:eastAsia="Arial" w:hAnsi="Arial" w:cs="Arial"/>
+          <w:color w:val="000000"/>
+        </w:rPr>
+        <w:t xml:space="preserve"> </w:t>
       </w:r>
       <w:r>
         <w:rPr>
@@ -5611,6 +6485,7 @@
         </w:rPr>
         <w:t>,</w:t>
       </w:r>
+      <w:proofErr w:type="gramEnd"/>
       <w:r>
         <w:rPr>
           <w:rFonts w:ascii="Arial" w:eastAsia="Arial" w:hAnsi="Arial" w:cs="Arial"/>
@@ -5665,7 +6540,25 @@
           <w:sz w:val="19"/>
           <w:szCs w:val="19"/>
         </w:rPr>
-        <w:t>Create a feature branch: feature/&lt;github-username&gt;/&lt;page-name&gt;</w:t>
+        <w:t>Create a feature branch: feature/&lt;</w:t>
+      </w:r>
+      <w:proofErr w:type="spellStart"/>
+      <w:r>
+        <w:rPr>
+          <w:rFonts w:ascii="Arial" w:eastAsia="Arial" w:hAnsi="Arial" w:cs="Arial"/>
+          <w:sz w:val="19"/>
+          <w:szCs w:val="19"/>
+        </w:rPr>
+        <w:t>github</w:t>
+      </w:r>
+      <w:proofErr w:type="spellEnd"/>
+      <w:r>
+        <w:rPr>
+          <w:rFonts w:ascii="Arial" w:eastAsia="Arial" w:hAnsi="Arial" w:cs="Arial"/>
+          <w:sz w:val="19"/>
+          <w:szCs w:val="19"/>
+        </w:rPr>
+        <w:t>-username&gt;/&lt;page-name&gt;</w:t>
       </w:r>
     </w:p>
     <w:p>
@@ -5683,6 +6576,7 @@
           <w:sz w:val="19"/>
           <w:szCs w:val="19"/>
         </w:rPr>
+        <w:lastRenderedPageBreak/>
         <w:t>Build the assigned HTML page with proper content and link it to style.css</w:t>
       </w:r>
     </w:p>
@@ -5727,15 +6621,16 @@
           <w:sz w:val="19"/>
           <w:szCs w:val="19"/>
         </w:rPr>
-        <w:t>“develop”</w:t>
-      </w:r>
+        <w:t>“develop</w:t>
+      </w:r>
+      <w:proofErr w:type="gramStart"/>
       <w:r>
         <w:rPr>
           <w:rFonts w:ascii="Arial" w:eastAsia="Arial" w:hAnsi="Arial" w:cs="Arial"/>
           <w:sz w:val="19"/>
           <w:szCs w:val="19"/>
         </w:rPr>
-        <w:t xml:space="preserve"> </w:t>
+        <w:t>”</w:t>
       </w:r>
       <w:r>
         <w:rPr>
@@ -5743,8 +6638,17 @@
           <w:sz w:val="19"/>
           <w:szCs w:val="19"/>
         </w:rPr>
+        <w:t xml:space="preserve"> </w:t>
+      </w:r>
+      <w:r>
+        <w:rPr>
+          <w:rFonts w:ascii="Arial" w:eastAsia="Arial" w:hAnsi="Arial" w:cs="Arial"/>
+          <w:sz w:val="19"/>
+          <w:szCs w:val="19"/>
+        </w:rPr>
         <w:t>,</w:t>
       </w:r>
+      <w:proofErr w:type="gramEnd"/>
       <w:r>
         <w:rPr>
           <w:rFonts w:ascii="Arial" w:eastAsia="Arial" w:hAnsi="Arial" w:cs="Arial"/>
@@ -5769,16 +6673,26 @@
           <w:sz w:val="19"/>
           <w:szCs w:val="19"/>
         </w:rPr>
-        <w:t xml:space="preserve">Request a review; after approval the Team Lead merges the PR </w:t>
-      </w:r>
+        <w:t xml:space="preserve">Request a review; after approval the Team Lead merges the </w:t>
+      </w:r>
+      <w:proofErr w:type="gramStart"/>
       <w:r>
         <w:rPr>
           <w:rFonts w:ascii="Arial" w:eastAsia="Arial" w:hAnsi="Arial" w:cs="Arial"/>
           <w:sz w:val="19"/>
           <w:szCs w:val="19"/>
         </w:rPr>
+        <w:t xml:space="preserve">PR </w:t>
+      </w:r>
+      <w:r>
+        <w:rPr>
+          <w:rFonts w:ascii="Arial" w:eastAsia="Arial" w:hAnsi="Arial" w:cs="Arial"/>
+          <w:sz w:val="19"/>
+          <w:szCs w:val="19"/>
+        </w:rPr>
         <w:t>,</w:t>
       </w:r>
+      <w:proofErr w:type="gramEnd"/>
       <w:r>
         <w:rPr>
           <w:rFonts w:ascii="Arial" w:eastAsia="Arial" w:hAnsi="Arial" w:cs="Arial"/>
@@ -5802,7 +6716,39 @@
           <w:rFonts w:ascii="Arial" w:eastAsia="Arial" w:hAnsi="Arial" w:cs="Arial"/>
           <w:color w:val="000000"/>
         </w:rPr>
-        <w:t>After all 5 PRs are merged, verify the live TaskFlow application on Render contains all five pages and navigation between them works correctly.</w:t>
+        <w:t xml:space="preserve">After </w:t>
+      </w:r>
+      <w:proofErr w:type="gramStart"/>
+      <w:r>
+        <w:rPr>
+          <w:rFonts w:ascii="Arial" w:eastAsia="Arial" w:hAnsi="Arial" w:cs="Arial"/>
+          <w:color w:val="000000"/>
+        </w:rPr>
+        <w:t>all</w:t>
+      </w:r>
+      <w:proofErr w:type="gramEnd"/>
+      <w:r>
+        <w:rPr>
+          <w:rFonts w:ascii="Arial" w:eastAsia="Arial" w:hAnsi="Arial" w:cs="Arial"/>
+          <w:color w:val="000000"/>
+        </w:rPr>
+        <w:t xml:space="preserve"> 5 PRs are merged, verify the live </w:t>
+      </w:r>
+      <w:proofErr w:type="spellStart"/>
+      <w:r>
+        <w:rPr>
+          <w:rFonts w:ascii="Arial" w:eastAsia="Arial" w:hAnsi="Arial" w:cs="Arial"/>
+          <w:color w:val="000000"/>
+        </w:rPr>
+        <w:t>TaskFlow</w:t>
+      </w:r>
+      <w:proofErr w:type="spellEnd"/>
+      <w:r>
+        <w:rPr>
+          <w:rFonts w:ascii="Arial" w:eastAsia="Arial" w:hAnsi="Arial" w:cs="Arial"/>
+          <w:color w:val="000000"/>
+        </w:rPr>
+        <w:t xml:space="preserve"> application on Render contains all five pages and navigation between them works correctly.</w:t>
       </w:r>
     </w:p>
     <w:p>
@@ -7081,29 +8027,9 @@
                 <w:sz w:val="18"/>
                 <w:szCs w:val="18"/>
               </w:rPr>
-              <w:t>CI Pipeline – Build &amp; Push Docker Image (ci.yml)</w:t>
-            </w:r>
-          </w:p>
-        </w:tc>
-        <w:tc>
-          <w:tcPr>
-            <w:tcW w:w="2150" w:type="dxa"/>
-            <w:tcBorders>
-              <w:top w:val="single" w:sz="6" w:space="0" w:color="ADB9CA"/>
-              <w:left w:val="single" w:sz="6" w:space="0" w:color="ADB9CA"/>
-              <w:bottom w:val="single" w:sz="6" w:space="0" w:color="ADB9CA"/>
-              <w:right w:val="single" w:sz="6" w:space="0" w:color="ADB9CA"/>
-            </w:tcBorders>
-            <w:shd w:val="clear" w:color="auto" w:fill="2E75B6"/>
-            <w:tcMar>
-              <w:top w:w="80" w:type="dxa"/>
-              <w:left w:w="140" w:type="dxa"/>
-              <w:bottom w:w="80" w:type="dxa"/>
-              <w:right w:w="140" w:type="dxa"/>
-            </w:tcMar>
-            <w:vAlign w:val="center"/>
-          </w:tcPr>
-          <w:p>
+              <w:t>CI Pipeline – Build &amp; Push Docker Image (</w:t>
+            </w:r>
+            <w:proofErr w:type="spellStart"/>
             <w:r>
               <w:rPr>
                 <w:rFonts w:ascii="Arial" w:eastAsia="Arial" w:hAnsi="Arial" w:cs="Arial"/>
@@ -7113,436 +8039,9 @@
                 <w:sz w:val="18"/>
                 <w:szCs w:val="18"/>
               </w:rPr>
-              <w:t>25 Marks</w:t>
-            </w:r>
-          </w:p>
-        </w:tc>
-      </w:tr>
-      <w:tr>
-        <w:tc>
-          <w:tcPr>
-            <w:tcW w:w="700" w:type="dxa"/>
-            <w:tcBorders>
-              <w:top w:val="single" w:sz="6" w:space="0" w:color="ADB9CA"/>
-              <w:left w:val="single" w:sz="6" w:space="0" w:color="ADB9CA"/>
-              <w:bottom w:val="single" w:sz="6" w:space="0" w:color="ADB9CA"/>
-              <w:right w:val="single" w:sz="6" w:space="0" w:color="ADB9CA"/>
-            </w:tcBorders>
-            <w:shd w:val="clear" w:color="auto" w:fill="E8F0FB"/>
-            <w:tcMar>
-              <w:top w:w="80" w:type="dxa"/>
-              <w:left w:w="140" w:type="dxa"/>
-              <w:bottom w:w="80" w:type="dxa"/>
-              <w:right w:w="140" w:type="dxa"/>
-            </w:tcMar>
-            <w:vAlign w:val="center"/>
-          </w:tcPr>
-          <w:p>
-            <w:r>
-              <w:rPr>
-                <w:rFonts w:ascii="Arial" w:eastAsia="Arial" w:hAnsi="Arial" w:cs="Arial"/>
-                <w:b/>
-                <w:bCs/>
-                <w:color w:val="000000"/>
-                <w:sz w:val="18"/>
-                <w:szCs w:val="18"/>
-              </w:rPr>
-              <w:t>9</w:t>
-            </w:r>
-          </w:p>
-        </w:tc>
-        <w:tc>
-          <w:tcPr>
-            <w:tcW w:w="6510" w:type="dxa"/>
-            <w:tcBorders>
-              <w:top w:val="single" w:sz="6" w:space="0" w:color="ADB9CA"/>
-              <w:left w:val="single" w:sz="6" w:space="0" w:color="ADB9CA"/>
-              <w:bottom w:val="single" w:sz="6" w:space="0" w:color="ADB9CA"/>
-              <w:right w:val="single" w:sz="6" w:space="0" w:color="ADB9CA"/>
-            </w:tcBorders>
-            <w:shd w:val="clear" w:color="auto" w:fill="E8F0FB"/>
-            <w:tcMar>
-              <w:top w:w="80" w:type="dxa"/>
-              <w:left w:w="140" w:type="dxa"/>
-              <w:bottom w:w="80" w:type="dxa"/>
-              <w:right w:w="140" w:type="dxa"/>
-            </w:tcMar>
-            <w:vAlign w:val="center"/>
-          </w:tcPr>
-          <w:p>
-            <w:r>
-              <w:rPr>
-                <w:rFonts w:ascii="Arial" w:eastAsia="Arial" w:hAnsi="Arial" w:cs="Arial"/>
-                <w:color w:val="000000"/>
-                <w:sz w:val="18"/>
-                <w:szCs w:val="18"/>
-              </w:rPr>
-              <w:t xml:space="preserve">CI workflow file created at .github/workflows/ci.yml with correct pull_request trigger targeting </w:t>
-            </w:r>
-            <w:r>
-              <w:rPr>
-                <w:rFonts w:ascii="Arial" w:eastAsia="Arial" w:hAnsi="Arial" w:cs="Arial"/>
-                <w:color w:val="000000"/>
-                <w:sz w:val="18"/>
-                <w:szCs w:val="18"/>
-              </w:rPr>
-              <w:t>“develop”</w:t>
-            </w:r>
-          </w:p>
-        </w:tc>
-        <w:tc>
-          <w:tcPr>
-            <w:tcW w:w="2150" w:type="dxa"/>
-            <w:tcBorders>
-              <w:top w:val="single" w:sz="6" w:space="0" w:color="ADB9CA"/>
-              <w:left w:val="single" w:sz="6" w:space="0" w:color="ADB9CA"/>
-              <w:bottom w:val="single" w:sz="6" w:space="0" w:color="ADB9CA"/>
-              <w:right w:val="single" w:sz="6" w:space="0" w:color="ADB9CA"/>
-            </w:tcBorders>
-            <w:shd w:val="clear" w:color="auto" w:fill="E8F0FB"/>
-            <w:tcMar>
-              <w:top w:w="80" w:type="dxa"/>
-              <w:left w:w="140" w:type="dxa"/>
-              <w:bottom w:w="80" w:type="dxa"/>
-              <w:right w:w="140" w:type="dxa"/>
-            </w:tcMar>
-            <w:vAlign w:val="center"/>
-          </w:tcPr>
-          <w:p>
-            <w:r>
-              <w:rPr>
-                <w:rFonts w:ascii="Arial" w:eastAsia="Arial" w:hAnsi="Arial" w:cs="Arial"/>
-                <w:color w:val="000000"/>
-                <w:sz w:val="18"/>
-                <w:szCs w:val="18"/>
-              </w:rPr>
-              <w:t>07</w:t>
-            </w:r>
-          </w:p>
-        </w:tc>
-      </w:tr>
-      <w:tr>
-        <w:tc>
-          <w:tcPr>
-            <w:tcW w:w="700" w:type="dxa"/>
-            <w:tcBorders>
-              <w:top w:val="single" w:sz="6" w:space="0" w:color="ADB9CA"/>
-              <w:left w:val="single" w:sz="6" w:space="0" w:color="ADB9CA"/>
-              <w:bottom w:val="single" w:sz="6" w:space="0" w:color="ADB9CA"/>
-              <w:right w:val="single" w:sz="6" w:space="0" w:color="ADB9CA"/>
-            </w:tcBorders>
-            <w:shd w:val="clear" w:color="auto" w:fill="FFFFFF"/>
-            <w:tcMar>
-              <w:top w:w="80" w:type="dxa"/>
-              <w:left w:w="140" w:type="dxa"/>
-              <w:bottom w:w="80" w:type="dxa"/>
-              <w:right w:w="140" w:type="dxa"/>
-            </w:tcMar>
-            <w:vAlign w:val="center"/>
-          </w:tcPr>
-          <w:p>
-            <w:r>
-              <w:rPr>
-                <w:rFonts w:ascii="Arial" w:eastAsia="Arial" w:hAnsi="Arial" w:cs="Arial"/>
-                <w:b/>
-                <w:bCs/>
-                <w:color w:val="000000"/>
-                <w:sz w:val="18"/>
-                <w:szCs w:val="18"/>
-              </w:rPr>
-              <w:t>10</w:t>
-            </w:r>
-          </w:p>
-        </w:tc>
-        <w:tc>
-          <w:tcPr>
-            <w:tcW w:w="6510" w:type="dxa"/>
-            <w:tcBorders>
-              <w:top w:val="single" w:sz="6" w:space="0" w:color="ADB9CA"/>
-              <w:left w:val="single" w:sz="6" w:space="0" w:color="ADB9CA"/>
-              <w:bottom w:val="single" w:sz="6" w:space="0" w:color="ADB9CA"/>
-              <w:right w:val="single" w:sz="6" w:space="0" w:color="ADB9CA"/>
-            </w:tcBorders>
-            <w:shd w:val="clear" w:color="auto" w:fill="FFFFFF"/>
-            <w:tcMar>
-              <w:top w:w="80" w:type="dxa"/>
-              <w:left w:w="140" w:type="dxa"/>
-              <w:bottom w:w="80" w:type="dxa"/>
-              <w:right w:w="140" w:type="dxa"/>
-            </w:tcMar>
-            <w:vAlign w:val="center"/>
-          </w:tcPr>
-          <w:p>
-            <w:r>
-              <w:rPr>
-                <w:rFonts w:ascii="Arial" w:eastAsia="Arial" w:hAnsi="Arial" w:cs="Arial"/>
-                <w:color w:val="000000"/>
-                <w:sz w:val="18"/>
-                <w:szCs w:val="18"/>
-              </w:rPr>
-              <w:t>Checkout code, login to Docker Hub using Team Lead's repository secrets</w:t>
-            </w:r>
-          </w:p>
-        </w:tc>
-        <w:tc>
-          <w:tcPr>
-            <w:tcW w:w="2150" w:type="dxa"/>
-            <w:tcBorders>
-              <w:top w:val="single" w:sz="6" w:space="0" w:color="ADB9CA"/>
-              <w:left w:val="single" w:sz="6" w:space="0" w:color="ADB9CA"/>
-              <w:bottom w:val="single" w:sz="6" w:space="0" w:color="ADB9CA"/>
-              <w:right w:val="single" w:sz="6" w:space="0" w:color="ADB9CA"/>
-            </w:tcBorders>
-            <w:shd w:val="clear" w:color="auto" w:fill="FFFFFF"/>
-            <w:tcMar>
-              <w:top w:w="80" w:type="dxa"/>
-              <w:left w:w="140" w:type="dxa"/>
-              <w:bottom w:w="80" w:type="dxa"/>
-              <w:right w:w="140" w:type="dxa"/>
-            </w:tcMar>
-            <w:vAlign w:val="center"/>
-          </w:tcPr>
-          <w:p>
-            <w:r>
-              <w:rPr>
-                <w:rFonts w:ascii="Arial" w:eastAsia="Arial" w:hAnsi="Arial" w:cs="Arial"/>
-                <w:color w:val="000000"/>
-                <w:sz w:val="18"/>
-                <w:szCs w:val="18"/>
-              </w:rPr>
-              <w:t>06</w:t>
-            </w:r>
-          </w:p>
-        </w:tc>
-      </w:tr>
-      <w:tr>
-        <w:tc>
-          <w:tcPr>
-            <w:tcW w:w="700" w:type="dxa"/>
-            <w:tcBorders>
-              <w:top w:val="single" w:sz="6" w:space="0" w:color="ADB9CA"/>
-              <w:left w:val="single" w:sz="6" w:space="0" w:color="ADB9CA"/>
-              <w:bottom w:val="single" w:sz="6" w:space="0" w:color="ADB9CA"/>
-              <w:right w:val="single" w:sz="6" w:space="0" w:color="ADB9CA"/>
-            </w:tcBorders>
-            <w:shd w:val="clear" w:color="auto" w:fill="E8F0FB"/>
-            <w:tcMar>
-              <w:top w:w="80" w:type="dxa"/>
-              <w:left w:w="140" w:type="dxa"/>
-              <w:bottom w:w="80" w:type="dxa"/>
-              <w:right w:w="140" w:type="dxa"/>
-            </w:tcMar>
-            <w:vAlign w:val="center"/>
-          </w:tcPr>
-          <w:p>
-            <w:r>
-              <w:rPr>
-                <w:rFonts w:ascii="Arial" w:eastAsia="Arial" w:hAnsi="Arial" w:cs="Arial"/>
-                <w:b/>
-                <w:bCs/>
-                <w:color w:val="000000"/>
-                <w:sz w:val="18"/>
-                <w:szCs w:val="18"/>
-              </w:rPr>
-              <w:t>11</w:t>
-            </w:r>
-          </w:p>
-        </w:tc>
-        <w:tc>
-          <w:tcPr>
-            <w:tcW w:w="6510" w:type="dxa"/>
-            <w:tcBorders>
-              <w:top w:val="single" w:sz="6" w:space="0" w:color="ADB9CA"/>
-              <w:left w:val="single" w:sz="6" w:space="0" w:color="ADB9CA"/>
-              <w:bottom w:val="single" w:sz="6" w:space="0" w:color="ADB9CA"/>
-              <w:right w:val="single" w:sz="6" w:space="0" w:color="ADB9CA"/>
-            </w:tcBorders>
-            <w:shd w:val="clear" w:color="auto" w:fill="E8F0FB"/>
-            <w:tcMar>
-              <w:top w:w="80" w:type="dxa"/>
-              <w:left w:w="140" w:type="dxa"/>
-              <w:bottom w:w="80" w:type="dxa"/>
-              <w:right w:w="140" w:type="dxa"/>
-            </w:tcMar>
-            <w:vAlign w:val="center"/>
-          </w:tcPr>
-          <w:p>
-            <w:r>
-              <w:rPr>
-                <w:rFonts w:ascii="Arial" w:eastAsia="Arial" w:hAnsi="Arial" w:cs="Arial"/>
-                <w:color w:val="000000"/>
-                <w:sz w:val="18"/>
-                <w:szCs w:val="18"/>
-              </w:rPr>
-              <w:t>Build Docker image and tag correctly (latest and/or commit SHA)</w:t>
-            </w:r>
-          </w:p>
-        </w:tc>
-        <w:tc>
-          <w:tcPr>
-            <w:tcW w:w="2150" w:type="dxa"/>
-            <w:tcBorders>
-              <w:top w:val="single" w:sz="6" w:space="0" w:color="ADB9CA"/>
-              <w:left w:val="single" w:sz="6" w:space="0" w:color="ADB9CA"/>
-              <w:bottom w:val="single" w:sz="6" w:space="0" w:color="ADB9CA"/>
-              <w:right w:val="single" w:sz="6" w:space="0" w:color="ADB9CA"/>
-            </w:tcBorders>
-            <w:shd w:val="clear" w:color="auto" w:fill="E8F0FB"/>
-            <w:tcMar>
-              <w:top w:w="80" w:type="dxa"/>
-              <w:left w:w="140" w:type="dxa"/>
-              <w:bottom w:w="80" w:type="dxa"/>
-              <w:right w:w="140" w:type="dxa"/>
-            </w:tcMar>
-            <w:vAlign w:val="center"/>
-          </w:tcPr>
-          <w:p>
-            <w:r>
-              <w:rPr>
-                <w:rFonts w:ascii="Arial" w:eastAsia="Arial" w:hAnsi="Arial" w:cs="Arial"/>
-                <w:color w:val="000000"/>
-                <w:sz w:val="18"/>
-                <w:szCs w:val="18"/>
-              </w:rPr>
-              <w:t>06</w:t>
-            </w:r>
-          </w:p>
-        </w:tc>
-      </w:tr>
-      <w:tr>
-        <w:tc>
-          <w:tcPr>
-            <w:tcW w:w="700" w:type="dxa"/>
-            <w:tcBorders>
-              <w:top w:val="single" w:sz="6" w:space="0" w:color="ADB9CA"/>
-              <w:left w:val="single" w:sz="6" w:space="0" w:color="ADB9CA"/>
-              <w:bottom w:val="single" w:sz="6" w:space="0" w:color="ADB9CA"/>
-              <w:right w:val="single" w:sz="6" w:space="0" w:color="ADB9CA"/>
-            </w:tcBorders>
-            <w:shd w:val="clear" w:color="auto" w:fill="FFFFFF"/>
-            <w:tcMar>
-              <w:top w:w="80" w:type="dxa"/>
-              <w:left w:w="140" w:type="dxa"/>
-              <w:bottom w:w="80" w:type="dxa"/>
-              <w:right w:w="140" w:type="dxa"/>
-            </w:tcMar>
-            <w:vAlign w:val="center"/>
-          </w:tcPr>
-          <w:p>
-            <w:r>
-              <w:rPr>
-                <w:rFonts w:ascii="Arial" w:eastAsia="Arial" w:hAnsi="Arial" w:cs="Arial"/>
-                <w:b/>
-                <w:bCs/>
-                <w:color w:val="000000"/>
-                <w:sz w:val="18"/>
-                <w:szCs w:val="18"/>
-              </w:rPr>
-              <w:t>12</w:t>
-            </w:r>
-          </w:p>
-        </w:tc>
-        <w:tc>
-          <w:tcPr>
-            <w:tcW w:w="6510" w:type="dxa"/>
-            <w:tcBorders>
-              <w:top w:val="single" w:sz="6" w:space="0" w:color="ADB9CA"/>
-              <w:left w:val="single" w:sz="6" w:space="0" w:color="ADB9CA"/>
-              <w:bottom w:val="single" w:sz="6" w:space="0" w:color="ADB9CA"/>
-              <w:right w:val="single" w:sz="6" w:space="0" w:color="ADB9CA"/>
-            </w:tcBorders>
-            <w:shd w:val="clear" w:color="auto" w:fill="FFFFFF"/>
-            <w:tcMar>
-              <w:top w:w="80" w:type="dxa"/>
-              <w:left w:w="140" w:type="dxa"/>
-              <w:bottom w:w="80" w:type="dxa"/>
-              <w:right w:w="140" w:type="dxa"/>
-            </w:tcMar>
-            <w:vAlign w:val="center"/>
-          </w:tcPr>
-          <w:p>
-            <w:r>
-              <w:rPr>
-                <w:rFonts w:ascii="Arial" w:eastAsia="Arial" w:hAnsi="Arial" w:cs="Arial"/>
-                <w:color w:val="000000"/>
-                <w:sz w:val="18"/>
-                <w:szCs w:val="18"/>
-              </w:rPr>
-              <w:t>Push image to Docker Hub successfully; workflow exits on any step failure</w:t>
-            </w:r>
-          </w:p>
-        </w:tc>
-        <w:tc>
-          <w:tcPr>
-            <w:tcW w:w="2150" w:type="dxa"/>
-            <w:tcBorders>
-              <w:top w:val="single" w:sz="6" w:space="0" w:color="ADB9CA"/>
-              <w:left w:val="single" w:sz="6" w:space="0" w:color="ADB9CA"/>
-              <w:bottom w:val="single" w:sz="6" w:space="0" w:color="ADB9CA"/>
-              <w:right w:val="single" w:sz="6" w:space="0" w:color="ADB9CA"/>
-            </w:tcBorders>
-            <w:shd w:val="clear" w:color="auto" w:fill="FFFFFF"/>
-            <w:tcMar>
-              <w:top w:w="80" w:type="dxa"/>
-              <w:left w:w="140" w:type="dxa"/>
-              <w:bottom w:w="80" w:type="dxa"/>
-              <w:right w:w="140" w:type="dxa"/>
-            </w:tcMar>
-            <w:vAlign w:val="center"/>
-          </w:tcPr>
-          <w:p>
-            <w:r>
-              <w:rPr>
-                <w:rFonts w:ascii="Arial" w:eastAsia="Arial" w:hAnsi="Arial" w:cs="Arial"/>
-                <w:color w:val="000000"/>
-                <w:sz w:val="18"/>
-                <w:szCs w:val="18"/>
-              </w:rPr>
-              <w:t>06</w:t>
-            </w:r>
-          </w:p>
-        </w:tc>
-      </w:tr>
-      <w:tr>
-        <w:tc>
-          <w:tcPr>
-            <w:tcW w:w="700" w:type="dxa"/>
-            <w:tcBorders>
-              <w:top w:val="single" w:sz="6" w:space="0" w:color="ADB9CA"/>
-              <w:left w:val="single" w:sz="6" w:space="0" w:color="ADB9CA"/>
-              <w:bottom w:val="single" w:sz="6" w:space="0" w:color="ADB9CA"/>
-              <w:right w:val="single" w:sz="6" w:space="0" w:color="ADB9CA"/>
-            </w:tcBorders>
-            <w:shd w:val="clear" w:color="auto" w:fill="2E75B6"/>
-            <w:tcMar>
-              <w:top w:w="80" w:type="dxa"/>
-              <w:left w:w="140" w:type="dxa"/>
-              <w:bottom w:w="80" w:type="dxa"/>
-              <w:right w:w="140" w:type="dxa"/>
-            </w:tcMar>
-            <w:vAlign w:val="center"/>
-          </w:tcPr>
-          <w:p/>
-        </w:tc>
-        <w:tc>
-          <w:tcPr>
-            <w:tcW w:w="6510" w:type="dxa"/>
-            <w:tcBorders>
-              <w:top w:val="single" w:sz="6" w:space="0" w:color="ADB9CA"/>
-              <w:left w:val="single" w:sz="6" w:space="0" w:color="ADB9CA"/>
-              <w:bottom w:val="single" w:sz="6" w:space="0" w:color="ADB9CA"/>
-              <w:right w:val="single" w:sz="6" w:space="0" w:color="ADB9CA"/>
-            </w:tcBorders>
-            <w:shd w:val="clear" w:color="auto" w:fill="2E75B6"/>
-            <w:tcMar>
-              <w:top w:w="80" w:type="dxa"/>
-              <w:left w:w="140" w:type="dxa"/>
-              <w:bottom w:w="80" w:type="dxa"/>
-              <w:right w:w="140" w:type="dxa"/>
-            </w:tcMar>
-            <w:vAlign w:val="center"/>
-          </w:tcPr>
-          <w:p>
+              <w:t>ci.yml</w:t>
+            </w:r>
+            <w:proofErr w:type="spellEnd"/>
             <w:r>
               <w:rPr>
                 <w:rFonts w:ascii="Arial" w:eastAsia="Arial" w:hAnsi="Arial" w:cs="Arial"/>
@@ -7552,7 +8051,7 @@
                 <w:sz w:val="18"/>
                 <w:szCs w:val="18"/>
               </w:rPr>
-              <w:t>CD Pipeline – Automated Deployment to Render (cd.yml)</w:t>
+              <w:t>)</w:t>
             </w:r>
           </w:p>
         </w:tc>
@@ -7584,7 +8083,7 @@
                 <w:sz w:val="18"/>
                 <w:szCs w:val="18"/>
               </w:rPr>
-              <w:t>20 Marks</w:t>
+              <w:t>25 Marks</w:t>
             </w:r>
           </w:p>
         </w:tc>
@@ -7618,7 +8117,7 @@
                 <w:sz w:val="18"/>
                 <w:szCs w:val="18"/>
               </w:rPr>
-              <w:t>13</w:t>
+              <w:t>9</w:t>
             </w:r>
           </w:p>
         </w:tc>
@@ -7648,16 +8147,96 @@
                 <w:sz w:val="18"/>
                 <w:szCs w:val="18"/>
               </w:rPr>
-              <w:t xml:space="preserve">CD workflow file created at .github/workflows/cd.yml with correct push trigger on </w:t>
-            </w:r>
-            <w:r>
-              <w:rPr>
-                <w:rFonts w:ascii="Arial" w:eastAsia="Arial" w:hAnsi="Arial" w:cs="Arial"/>
-                <w:color w:val="000000"/>
-                <w:sz w:val="18"/>
-                <w:szCs w:val="18"/>
-              </w:rPr>
-              <w:t>“develop”</w:t>
+              <w:t>CI workflow file created at .</w:t>
+            </w:r>
+            <w:proofErr w:type="spellStart"/>
+            <w:r>
+              <w:rPr>
+                <w:rFonts w:ascii="Arial" w:eastAsia="Arial" w:hAnsi="Arial" w:cs="Arial"/>
+                <w:color w:val="000000"/>
+                <w:sz w:val="18"/>
+                <w:szCs w:val="18"/>
+              </w:rPr>
+              <w:t>github</w:t>
+            </w:r>
+            <w:proofErr w:type="spellEnd"/>
+            <w:r>
+              <w:rPr>
+                <w:rFonts w:ascii="Arial" w:eastAsia="Arial" w:hAnsi="Arial" w:cs="Arial"/>
+                <w:color w:val="000000"/>
+                <w:sz w:val="18"/>
+                <w:szCs w:val="18"/>
+              </w:rPr>
+              <w:t>/workflows/</w:t>
+            </w:r>
+            <w:proofErr w:type="spellStart"/>
+            <w:r>
+              <w:rPr>
+                <w:rFonts w:ascii="Arial" w:eastAsia="Arial" w:hAnsi="Arial" w:cs="Arial"/>
+                <w:color w:val="000000"/>
+                <w:sz w:val="18"/>
+                <w:szCs w:val="18"/>
+              </w:rPr>
+              <w:t>ci.yml</w:t>
+            </w:r>
+            <w:proofErr w:type="spellEnd"/>
+            <w:r>
+              <w:rPr>
+                <w:rFonts w:ascii="Arial" w:eastAsia="Arial" w:hAnsi="Arial" w:cs="Arial"/>
+                <w:color w:val="000000"/>
+                <w:sz w:val="18"/>
+                <w:szCs w:val="18"/>
+              </w:rPr>
+              <w:t xml:space="preserve"> with correct </w:t>
+            </w:r>
+            <w:proofErr w:type="spellStart"/>
+            <w:r>
+              <w:rPr>
+                <w:rFonts w:ascii="Arial" w:eastAsia="Arial" w:hAnsi="Arial" w:cs="Arial"/>
+                <w:color w:val="000000"/>
+                <w:sz w:val="18"/>
+                <w:szCs w:val="18"/>
+              </w:rPr>
+              <w:t>pull_request</w:t>
+            </w:r>
+            <w:proofErr w:type="spellEnd"/>
+            <w:r>
+              <w:rPr>
+                <w:rFonts w:ascii="Arial" w:eastAsia="Arial" w:hAnsi="Arial" w:cs="Arial"/>
+                <w:color w:val="000000"/>
+                <w:sz w:val="18"/>
+                <w:szCs w:val="18"/>
+              </w:rPr>
+              <w:t xml:space="preserve"> trigger targeting </w:t>
+            </w:r>
+            <w:r>
+              <w:rPr>
+                <w:rFonts w:ascii="Arial" w:eastAsia="Arial" w:hAnsi="Arial" w:cs="Arial"/>
+                <w:color w:val="000000"/>
+                <w:sz w:val="18"/>
+                <w:szCs w:val="18"/>
+              </w:rPr>
+              <w:t>“</w:t>
+            </w:r>
+            <w:proofErr w:type="gramStart"/>
+            <w:r>
+              <w:rPr>
+                <w:rFonts w:ascii="Arial" w:eastAsia="Arial" w:hAnsi="Arial" w:cs="Arial"/>
+                <w:color w:val="000000"/>
+                <w:sz w:val="18"/>
+                <w:szCs w:val="18"/>
+              </w:rPr>
+              <w:t>develop</w:t>
+            </w:r>
+            <w:proofErr w:type="gramEnd"/>
+            <w:r>
+              <w:rPr>
+                <w:rFonts w:ascii="Arial" w:eastAsia="Arial" w:hAnsi="Arial" w:cs="Arial"/>
+                <w:color w:val="000000"/>
+                <w:sz w:val="18"/>
+                <w:szCs w:val="18"/>
+              </w:rPr>
+              <w:t>”</w:t>
             </w:r>
           </w:p>
         </w:tc>
@@ -7687,7 +8266,7 @@
                 <w:sz w:val="18"/>
                 <w:szCs w:val="18"/>
               </w:rPr>
-              <w:t>06</w:t>
+              <w:t>07</w:t>
             </w:r>
           </w:p>
         </w:tc>
@@ -7721,7 +8300,7 @@
                 <w:sz w:val="18"/>
                 <w:szCs w:val="18"/>
               </w:rPr>
-              <w:t>14</w:t>
+              <w:t>10</w:t>
             </w:r>
           </w:p>
         </w:tc>
@@ -7751,7 +8330,7 @@
                 <w:sz w:val="18"/>
                 <w:szCs w:val="18"/>
               </w:rPr>
-              <w:t>Job declares environment: development and accesses RENDER_DEPLOY_HOOK_URL correctly</w:t>
+              <w:t>Checkout code, login to Docker Hub using Team Lead's repository secrets</w:t>
             </w:r>
           </w:p>
         </w:tc>
@@ -7781,7 +8360,7 @@
                 <w:sz w:val="18"/>
                 <w:szCs w:val="18"/>
               </w:rPr>
-              <w:t>07</w:t>
+              <w:t>06</w:t>
             </w:r>
           </w:p>
         </w:tc>
@@ -7815,6 +8394,542 @@
                 <w:sz w:val="18"/>
                 <w:szCs w:val="18"/>
               </w:rPr>
+              <w:t>11</w:t>
+            </w:r>
+          </w:p>
+        </w:tc>
+        <w:tc>
+          <w:tcPr>
+            <w:tcW w:w="6510" w:type="dxa"/>
+            <w:tcBorders>
+              <w:top w:val="single" w:sz="6" w:space="0" w:color="ADB9CA"/>
+              <w:left w:val="single" w:sz="6" w:space="0" w:color="ADB9CA"/>
+              <w:bottom w:val="single" w:sz="6" w:space="0" w:color="ADB9CA"/>
+              <w:right w:val="single" w:sz="6" w:space="0" w:color="ADB9CA"/>
+            </w:tcBorders>
+            <w:shd w:val="clear" w:color="auto" w:fill="E8F0FB"/>
+            <w:tcMar>
+              <w:top w:w="80" w:type="dxa"/>
+              <w:left w:w="140" w:type="dxa"/>
+              <w:bottom w:w="80" w:type="dxa"/>
+              <w:right w:w="140" w:type="dxa"/>
+            </w:tcMar>
+            <w:vAlign w:val="center"/>
+          </w:tcPr>
+          <w:p>
+            <w:r>
+              <w:rPr>
+                <w:rFonts w:ascii="Arial" w:eastAsia="Arial" w:hAnsi="Arial" w:cs="Arial"/>
+                <w:color w:val="000000"/>
+                <w:sz w:val="18"/>
+                <w:szCs w:val="18"/>
+              </w:rPr>
+              <w:t>Build Docker image and tag correctly (latest and/or commit SHA)</w:t>
+            </w:r>
+          </w:p>
+        </w:tc>
+        <w:tc>
+          <w:tcPr>
+            <w:tcW w:w="2150" w:type="dxa"/>
+            <w:tcBorders>
+              <w:top w:val="single" w:sz="6" w:space="0" w:color="ADB9CA"/>
+              <w:left w:val="single" w:sz="6" w:space="0" w:color="ADB9CA"/>
+              <w:bottom w:val="single" w:sz="6" w:space="0" w:color="ADB9CA"/>
+              <w:right w:val="single" w:sz="6" w:space="0" w:color="ADB9CA"/>
+            </w:tcBorders>
+            <w:shd w:val="clear" w:color="auto" w:fill="E8F0FB"/>
+            <w:tcMar>
+              <w:top w:w="80" w:type="dxa"/>
+              <w:left w:w="140" w:type="dxa"/>
+              <w:bottom w:w="80" w:type="dxa"/>
+              <w:right w:w="140" w:type="dxa"/>
+            </w:tcMar>
+            <w:vAlign w:val="center"/>
+          </w:tcPr>
+          <w:p>
+            <w:r>
+              <w:rPr>
+                <w:rFonts w:ascii="Arial" w:eastAsia="Arial" w:hAnsi="Arial" w:cs="Arial"/>
+                <w:color w:val="000000"/>
+                <w:sz w:val="18"/>
+                <w:szCs w:val="18"/>
+              </w:rPr>
+              <w:t>06</w:t>
+            </w:r>
+          </w:p>
+        </w:tc>
+      </w:tr>
+      <w:tr>
+        <w:tc>
+          <w:tcPr>
+            <w:tcW w:w="700" w:type="dxa"/>
+            <w:tcBorders>
+              <w:top w:val="single" w:sz="6" w:space="0" w:color="ADB9CA"/>
+              <w:left w:val="single" w:sz="6" w:space="0" w:color="ADB9CA"/>
+              <w:bottom w:val="single" w:sz="6" w:space="0" w:color="ADB9CA"/>
+              <w:right w:val="single" w:sz="6" w:space="0" w:color="ADB9CA"/>
+            </w:tcBorders>
+            <w:shd w:val="clear" w:color="auto" w:fill="FFFFFF"/>
+            <w:tcMar>
+              <w:top w:w="80" w:type="dxa"/>
+              <w:left w:w="140" w:type="dxa"/>
+              <w:bottom w:w="80" w:type="dxa"/>
+              <w:right w:w="140" w:type="dxa"/>
+            </w:tcMar>
+            <w:vAlign w:val="center"/>
+          </w:tcPr>
+          <w:p>
+            <w:r>
+              <w:rPr>
+                <w:rFonts w:ascii="Arial" w:eastAsia="Arial" w:hAnsi="Arial" w:cs="Arial"/>
+                <w:b/>
+                <w:bCs/>
+                <w:color w:val="000000"/>
+                <w:sz w:val="18"/>
+                <w:szCs w:val="18"/>
+              </w:rPr>
+              <w:t>12</w:t>
+            </w:r>
+          </w:p>
+        </w:tc>
+        <w:tc>
+          <w:tcPr>
+            <w:tcW w:w="6510" w:type="dxa"/>
+            <w:tcBorders>
+              <w:top w:val="single" w:sz="6" w:space="0" w:color="ADB9CA"/>
+              <w:left w:val="single" w:sz="6" w:space="0" w:color="ADB9CA"/>
+              <w:bottom w:val="single" w:sz="6" w:space="0" w:color="ADB9CA"/>
+              <w:right w:val="single" w:sz="6" w:space="0" w:color="ADB9CA"/>
+            </w:tcBorders>
+            <w:shd w:val="clear" w:color="auto" w:fill="FFFFFF"/>
+            <w:tcMar>
+              <w:top w:w="80" w:type="dxa"/>
+              <w:left w:w="140" w:type="dxa"/>
+              <w:bottom w:w="80" w:type="dxa"/>
+              <w:right w:w="140" w:type="dxa"/>
+            </w:tcMar>
+            <w:vAlign w:val="center"/>
+          </w:tcPr>
+          <w:p>
+            <w:r>
+              <w:rPr>
+                <w:rFonts w:ascii="Arial" w:eastAsia="Arial" w:hAnsi="Arial" w:cs="Arial"/>
+                <w:color w:val="000000"/>
+                <w:sz w:val="18"/>
+                <w:szCs w:val="18"/>
+              </w:rPr>
+              <w:t>Push image to Docker Hub successfully; workflow exits on any step failure</w:t>
+            </w:r>
+          </w:p>
+        </w:tc>
+        <w:tc>
+          <w:tcPr>
+            <w:tcW w:w="2150" w:type="dxa"/>
+            <w:tcBorders>
+              <w:top w:val="single" w:sz="6" w:space="0" w:color="ADB9CA"/>
+              <w:left w:val="single" w:sz="6" w:space="0" w:color="ADB9CA"/>
+              <w:bottom w:val="single" w:sz="6" w:space="0" w:color="ADB9CA"/>
+              <w:right w:val="single" w:sz="6" w:space="0" w:color="ADB9CA"/>
+            </w:tcBorders>
+            <w:shd w:val="clear" w:color="auto" w:fill="FFFFFF"/>
+            <w:tcMar>
+              <w:top w:w="80" w:type="dxa"/>
+              <w:left w:w="140" w:type="dxa"/>
+              <w:bottom w:w="80" w:type="dxa"/>
+              <w:right w:w="140" w:type="dxa"/>
+            </w:tcMar>
+            <w:vAlign w:val="center"/>
+          </w:tcPr>
+          <w:p>
+            <w:r>
+              <w:rPr>
+                <w:rFonts w:ascii="Arial" w:eastAsia="Arial" w:hAnsi="Arial" w:cs="Arial"/>
+                <w:color w:val="000000"/>
+                <w:sz w:val="18"/>
+                <w:szCs w:val="18"/>
+              </w:rPr>
+              <w:t>06</w:t>
+            </w:r>
+          </w:p>
+        </w:tc>
+      </w:tr>
+      <w:tr>
+        <w:tc>
+          <w:tcPr>
+            <w:tcW w:w="700" w:type="dxa"/>
+            <w:tcBorders>
+              <w:top w:val="single" w:sz="6" w:space="0" w:color="ADB9CA"/>
+              <w:left w:val="single" w:sz="6" w:space="0" w:color="ADB9CA"/>
+              <w:bottom w:val="single" w:sz="6" w:space="0" w:color="ADB9CA"/>
+              <w:right w:val="single" w:sz="6" w:space="0" w:color="ADB9CA"/>
+            </w:tcBorders>
+            <w:shd w:val="clear" w:color="auto" w:fill="2E75B6"/>
+            <w:tcMar>
+              <w:top w:w="80" w:type="dxa"/>
+              <w:left w:w="140" w:type="dxa"/>
+              <w:bottom w:w="80" w:type="dxa"/>
+              <w:right w:w="140" w:type="dxa"/>
+            </w:tcMar>
+            <w:vAlign w:val="center"/>
+          </w:tcPr>
+          <w:p/>
+        </w:tc>
+        <w:tc>
+          <w:tcPr>
+            <w:tcW w:w="6510" w:type="dxa"/>
+            <w:tcBorders>
+              <w:top w:val="single" w:sz="6" w:space="0" w:color="ADB9CA"/>
+              <w:left w:val="single" w:sz="6" w:space="0" w:color="ADB9CA"/>
+              <w:bottom w:val="single" w:sz="6" w:space="0" w:color="ADB9CA"/>
+              <w:right w:val="single" w:sz="6" w:space="0" w:color="ADB9CA"/>
+            </w:tcBorders>
+            <w:shd w:val="clear" w:color="auto" w:fill="2E75B6"/>
+            <w:tcMar>
+              <w:top w:w="80" w:type="dxa"/>
+              <w:left w:w="140" w:type="dxa"/>
+              <w:bottom w:w="80" w:type="dxa"/>
+              <w:right w:w="140" w:type="dxa"/>
+            </w:tcMar>
+            <w:vAlign w:val="center"/>
+          </w:tcPr>
+          <w:p>
+            <w:r>
+              <w:rPr>
+                <w:rFonts w:ascii="Arial" w:eastAsia="Arial" w:hAnsi="Arial" w:cs="Arial"/>
+                <w:b/>
+                <w:bCs/>
+                <w:color w:val="FFFFFF"/>
+                <w:sz w:val="18"/>
+                <w:szCs w:val="18"/>
+              </w:rPr>
+              <w:t>CD Pipeline – Automated Deployment to Render (</w:t>
+            </w:r>
+            <w:proofErr w:type="spellStart"/>
+            <w:r>
+              <w:rPr>
+                <w:rFonts w:ascii="Arial" w:eastAsia="Arial" w:hAnsi="Arial" w:cs="Arial"/>
+                <w:b/>
+                <w:bCs/>
+                <w:color w:val="FFFFFF"/>
+                <w:sz w:val="18"/>
+                <w:szCs w:val="18"/>
+              </w:rPr>
+              <w:t>cd.yml</w:t>
+            </w:r>
+            <w:proofErr w:type="spellEnd"/>
+            <w:r>
+              <w:rPr>
+                <w:rFonts w:ascii="Arial" w:eastAsia="Arial" w:hAnsi="Arial" w:cs="Arial"/>
+                <w:b/>
+                <w:bCs/>
+                <w:color w:val="FFFFFF"/>
+                <w:sz w:val="18"/>
+                <w:szCs w:val="18"/>
+              </w:rPr>
+              <w:t>)</w:t>
+            </w:r>
+          </w:p>
+        </w:tc>
+        <w:tc>
+          <w:tcPr>
+            <w:tcW w:w="2150" w:type="dxa"/>
+            <w:tcBorders>
+              <w:top w:val="single" w:sz="6" w:space="0" w:color="ADB9CA"/>
+              <w:left w:val="single" w:sz="6" w:space="0" w:color="ADB9CA"/>
+              <w:bottom w:val="single" w:sz="6" w:space="0" w:color="ADB9CA"/>
+              <w:right w:val="single" w:sz="6" w:space="0" w:color="ADB9CA"/>
+            </w:tcBorders>
+            <w:shd w:val="clear" w:color="auto" w:fill="2E75B6"/>
+            <w:tcMar>
+              <w:top w:w="80" w:type="dxa"/>
+              <w:left w:w="140" w:type="dxa"/>
+              <w:bottom w:w="80" w:type="dxa"/>
+              <w:right w:w="140" w:type="dxa"/>
+            </w:tcMar>
+            <w:vAlign w:val="center"/>
+          </w:tcPr>
+          <w:p>
+            <w:r>
+              <w:rPr>
+                <w:rFonts w:ascii="Arial" w:eastAsia="Arial" w:hAnsi="Arial" w:cs="Arial"/>
+                <w:b/>
+                <w:bCs/>
+                <w:color w:val="FFFFFF"/>
+                <w:sz w:val="18"/>
+                <w:szCs w:val="18"/>
+              </w:rPr>
+              <w:t>20 Marks</w:t>
+            </w:r>
+          </w:p>
+        </w:tc>
+      </w:tr>
+      <w:tr>
+        <w:tc>
+          <w:tcPr>
+            <w:tcW w:w="700" w:type="dxa"/>
+            <w:tcBorders>
+              <w:top w:val="single" w:sz="6" w:space="0" w:color="ADB9CA"/>
+              <w:left w:val="single" w:sz="6" w:space="0" w:color="ADB9CA"/>
+              <w:bottom w:val="single" w:sz="6" w:space="0" w:color="ADB9CA"/>
+              <w:right w:val="single" w:sz="6" w:space="0" w:color="ADB9CA"/>
+            </w:tcBorders>
+            <w:shd w:val="clear" w:color="auto" w:fill="E8F0FB"/>
+            <w:tcMar>
+              <w:top w:w="80" w:type="dxa"/>
+              <w:left w:w="140" w:type="dxa"/>
+              <w:bottom w:w="80" w:type="dxa"/>
+              <w:right w:w="140" w:type="dxa"/>
+            </w:tcMar>
+            <w:vAlign w:val="center"/>
+          </w:tcPr>
+          <w:p>
+            <w:r>
+              <w:rPr>
+                <w:rFonts w:ascii="Arial" w:eastAsia="Arial" w:hAnsi="Arial" w:cs="Arial"/>
+                <w:b/>
+                <w:bCs/>
+                <w:color w:val="000000"/>
+                <w:sz w:val="18"/>
+                <w:szCs w:val="18"/>
+              </w:rPr>
+              <w:t>13</w:t>
+            </w:r>
+          </w:p>
+        </w:tc>
+        <w:tc>
+          <w:tcPr>
+            <w:tcW w:w="6510" w:type="dxa"/>
+            <w:tcBorders>
+              <w:top w:val="single" w:sz="6" w:space="0" w:color="ADB9CA"/>
+              <w:left w:val="single" w:sz="6" w:space="0" w:color="ADB9CA"/>
+              <w:bottom w:val="single" w:sz="6" w:space="0" w:color="ADB9CA"/>
+              <w:right w:val="single" w:sz="6" w:space="0" w:color="ADB9CA"/>
+            </w:tcBorders>
+            <w:shd w:val="clear" w:color="auto" w:fill="E8F0FB"/>
+            <w:tcMar>
+              <w:top w:w="80" w:type="dxa"/>
+              <w:left w:w="140" w:type="dxa"/>
+              <w:bottom w:w="80" w:type="dxa"/>
+              <w:right w:w="140" w:type="dxa"/>
+            </w:tcMar>
+            <w:vAlign w:val="center"/>
+          </w:tcPr>
+          <w:p>
+            <w:r>
+              <w:rPr>
+                <w:rFonts w:ascii="Arial" w:eastAsia="Arial" w:hAnsi="Arial" w:cs="Arial"/>
+                <w:color w:val="000000"/>
+                <w:sz w:val="18"/>
+                <w:szCs w:val="18"/>
+              </w:rPr>
+              <w:t>CD workflow file created at .</w:t>
+            </w:r>
+            <w:proofErr w:type="spellStart"/>
+            <w:r>
+              <w:rPr>
+                <w:rFonts w:ascii="Arial" w:eastAsia="Arial" w:hAnsi="Arial" w:cs="Arial"/>
+                <w:color w:val="000000"/>
+                <w:sz w:val="18"/>
+                <w:szCs w:val="18"/>
+              </w:rPr>
+              <w:t>github</w:t>
+            </w:r>
+            <w:proofErr w:type="spellEnd"/>
+            <w:r>
+              <w:rPr>
+                <w:rFonts w:ascii="Arial" w:eastAsia="Arial" w:hAnsi="Arial" w:cs="Arial"/>
+                <w:color w:val="000000"/>
+                <w:sz w:val="18"/>
+                <w:szCs w:val="18"/>
+              </w:rPr>
+              <w:t>/workflows/</w:t>
+            </w:r>
+            <w:proofErr w:type="spellStart"/>
+            <w:r>
+              <w:rPr>
+                <w:rFonts w:ascii="Arial" w:eastAsia="Arial" w:hAnsi="Arial" w:cs="Arial"/>
+                <w:color w:val="000000"/>
+                <w:sz w:val="18"/>
+                <w:szCs w:val="18"/>
+              </w:rPr>
+              <w:t>cd.yml</w:t>
+            </w:r>
+            <w:proofErr w:type="spellEnd"/>
+            <w:r>
+              <w:rPr>
+                <w:rFonts w:ascii="Arial" w:eastAsia="Arial" w:hAnsi="Arial" w:cs="Arial"/>
+                <w:color w:val="000000"/>
+                <w:sz w:val="18"/>
+                <w:szCs w:val="18"/>
+              </w:rPr>
+              <w:t xml:space="preserve"> with correct push trigger on </w:t>
+            </w:r>
+            <w:r>
+              <w:rPr>
+                <w:rFonts w:ascii="Arial" w:eastAsia="Arial" w:hAnsi="Arial" w:cs="Arial"/>
+                <w:color w:val="000000"/>
+                <w:sz w:val="18"/>
+                <w:szCs w:val="18"/>
+              </w:rPr>
+              <w:t>“develop”</w:t>
+            </w:r>
+          </w:p>
+        </w:tc>
+        <w:tc>
+          <w:tcPr>
+            <w:tcW w:w="2150" w:type="dxa"/>
+            <w:tcBorders>
+              <w:top w:val="single" w:sz="6" w:space="0" w:color="ADB9CA"/>
+              <w:left w:val="single" w:sz="6" w:space="0" w:color="ADB9CA"/>
+              <w:bottom w:val="single" w:sz="6" w:space="0" w:color="ADB9CA"/>
+              <w:right w:val="single" w:sz="6" w:space="0" w:color="ADB9CA"/>
+            </w:tcBorders>
+            <w:shd w:val="clear" w:color="auto" w:fill="E8F0FB"/>
+            <w:tcMar>
+              <w:top w:w="80" w:type="dxa"/>
+              <w:left w:w="140" w:type="dxa"/>
+              <w:bottom w:w="80" w:type="dxa"/>
+              <w:right w:w="140" w:type="dxa"/>
+            </w:tcMar>
+            <w:vAlign w:val="center"/>
+          </w:tcPr>
+          <w:p>
+            <w:r>
+              <w:rPr>
+                <w:rFonts w:ascii="Arial" w:eastAsia="Arial" w:hAnsi="Arial" w:cs="Arial"/>
+                <w:color w:val="000000"/>
+                <w:sz w:val="18"/>
+                <w:szCs w:val="18"/>
+              </w:rPr>
+              <w:t>06</w:t>
+            </w:r>
+          </w:p>
+        </w:tc>
+      </w:tr>
+      <w:tr>
+        <w:tc>
+          <w:tcPr>
+            <w:tcW w:w="700" w:type="dxa"/>
+            <w:tcBorders>
+              <w:top w:val="single" w:sz="6" w:space="0" w:color="ADB9CA"/>
+              <w:left w:val="single" w:sz="6" w:space="0" w:color="ADB9CA"/>
+              <w:bottom w:val="single" w:sz="6" w:space="0" w:color="ADB9CA"/>
+              <w:right w:val="single" w:sz="6" w:space="0" w:color="ADB9CA"/>
+            </w:tcBorders>
+            <w:shd w:val="clear" w:color="auto" w:fill="FFFFFF"/>
+            <w:tcMar>
+              <w:top w:w="80" w:type="dxa"/>
+              <w:left w:w="140" w:type="dxa"/>
+              <w:bottom w:w="80" w:type="dxa"/>
+              <w:right w:w="140" w:type="dxa"/>
+            </w:tcMar>
+            <w:vAlign w:val="center"/>
+          </w:tcPr>
+          <w:p>
+            <w:r>
+              <w:rPr>
+                <w:rFonts w:ascii="Arial" w:eastAsia="Arial" w:hAnsi="Arial" w:cs="Arial"/>
+                <w:b/>
+                <w:bCs/>
+                <w:color w:val="000000"/>
+                <w:sz w:val="18"/>
+                <w:szCs w:val="18"/>
+              </w:rPr>
+              <w:t>14</w:t>
+            </w:r>
+          </w:p>
+        </w:tc>
+        <w:tc>
+          <w:tcPr>
+            <w:tcW w:w="6510" w:type="dxa"/>
+            <w:tcBorders>
+              <w:top w:val="single" w:sz="6" w:space="0" w:color="ADB9CA"/>
+              <w:left w:val="single" w:sz="6" w:space="0" w:color="ADB9CA"/>
+              <w:bottom w:val="single" w:sz="6" w:space="0" w:color="ADB9CA"/>
+              <w:right w:val="single" w:sz="6" w:space="0" w:color="ADB9CA"/>
+            </w:tcBorders>
+            <w:shd w:val="clear" w:color="auto" w:fill="FFFFFF"/>
+            <w:tcMar>
+              <w:top w:w="80" w:type="dxa"/>
+              <w:left w:w="140" w:type="dxa"/>
+              <w:bottom w:w="80" w:type="dxa"/>
+              <w:right w:w="140" w:type="dxa"/>
+            </w:tcMar>
+            <w:vAlign w:val="center"/>
+          </w:tcPr>
+          <w:p>
+            <w:r>
+              <w:rPr>
+                <w:rFonts w:ascii="Arial" w:eastAsia="Arial" w:hAnsi="Arial" w:cs="Arial"/>
+                <w:color w:val="000000"/>
+                <w:sz w:val="18"/>
+                <w:szCs w:val="18"/>
+              </w:rPr>
+              <w:t>Job declares environment: development and accesses RENDER_DEPLOY_HOOK_URL correctly</w:t>
+            </w:r>
+          </w:p>
+        </w:tc>
+        <w:tc>
+          <w:tcPr>
+            <w:tcW w:w="2150" w:type="dxa"/>
+            <w:tcBorders>
+              <w:top w:val="single" w:sz="6" w:space="0" w:color="ADB9CA"/>
+              <w:left w:val="single" w:sz="6" w:space="0" w:color="ADB9CA"/>
+              <w:bottom w:val="single" w:sz="6" w:space="0" w:color="ADB9CA"/>
+              <w:right w:val="single" w:sz="6" w:space="0" w:color="ADB9CA"/>
+            </w:tcBorders>
+            <w:shd w:val="clear" w:color="auto" w:fill="FFFFFF"/>
+            <w:tcMar>
+              <w:top w:w="80" w:type="dxa"/>
+              <w:left w:w="140" w:type="dxa"/>
+              <w:bottom w:w="80" w:type="dxa"/>
+              <w:right w:w="140" w:type="dxa"/>
+            </w:tcMar>
+            <w:vAlign w:val="center"/>
+          </w:tcPr>
+          <w:p>
+            <w:r>
+              <w:rPr>
+                <w:rFonts w:ascii="Arial" w:eastAsia="Arial" w:hAnsi="Arial" w:cs="Arial"/>
+                <w:color w:val="000000"/>
+                <w:sz w:val="18"/>
+                <w:szCs w:val="18"/>
+              </w:rPr>
+              <w:t>07</w:t>
+            </w:r>
+          </w:p>
+        </w:tc>
+      </w:tr>
+      <w:tr>
+        <w:tc>
+          <w:tcPr>
+            <w:tcW w:w="700" w:type="dxa"/>
+            <w:tcBorders>
+              <w:top w:val="single" w:sz="6" w:space="0" w:color="ADB9CA"/>
+              <w:left w:val="single" w:sz="6" w:space="0" w:color="ADB9CA"/>
+              <w:bottom w:val="single" w:sz="6" w:space="0" w:color="ADB9CA"/>
+              <w:right w:val="single" w:sz="6" w:space="0" w:color="ADB9CA"/>
+            </w:tcBorders>
+            <w:shd w:val="clear" w:color="auto" w:fill="E8F0FB"/>
+            <w:tcMar>
+              <w:top w:w="80" w:type="dxa"/>
+              <w:left w:w="140" w:type="dxa"/>
+              <w:bottom w:w="80" w:type="dxa"/>
+              <w:right w:w="140" w:type="dxa"/>
+            </w:tcMar>
+            <w:vAlign w:val="center"/>
+          </w:tcPr>
+          <w:p>
+            <w:r>
+              <w:rPr>
+                <w:rFonts w:ascii="Arial" w:eastAsia="Arial" w:hAnsi="Arial" w:cs="Arial"/>
+                <w:b/>
+                <w:bCs/>
+                <w:color w:val="000000"/>
+                <w:sz w:val="18"/>
+                <w:szCs w:val="18"/>
+              </w:rPr>
+              <w:lastRenderedPageBreak/>
               <w:t>15</w:t>
             </w:r>
           </w:p>
@@ -8370,7 +9485,15 @@
           <w:rFonts w:ascii="Arial" w:eastAsia="Arial" w:hAnsi="Arial" w:cs="Arial"/>
           <w:color w:val="000000"/>
         </w:rPr>
-        <w:t xml:space="preserve">Screenshot 2: Each member's CI workflow run triggered by their individual PR </w:t>
+        <w:t xml:space="preserve">Screenshot 2: Each member's CI workflow run triggered by their individual </w:t>
+      </w:r>
+      <w:proofErr w:type="gramStart"/>
+      <w:r>
+        <w:rPr>
+          <w:rFonts w:ascii="Arial" w:eastAsia="Arial" w:hAnsi="Arial" w:cs="Arial"/>
+          <w:color w:val="000000"/>
+        </w:rPr>
+        <w:t xml:space="preserve">PR </w:t>
       </w:r>
       <w:r>
         <w:rPr>
@@ -8379,6 +9502,7 @@
         </w:rPr>
         <w:t>,</w:t>
       </w:r>
+      <w:proofErr w:type="gramEnd"/>
       <w:r>
         <w:rPr>
           <w:rFonts w:ascii="Arial" w:eastAsia="Arial" w:hAnsi="Arial" w:cs="Arial"/>
@@ -8425,7 +9549,15 @@
           <w:rFonts w:ascii="Arial" w:eastAsia="Arial" w:hAnsi="Arial" w:cs="Arial"/>
           <w:color w:val="000000"/>
         </w:rPr>
-        <w:t>“develop”</w:t>
+        <w:t>“develop</w:t>
+      </w:r>
+      <w:proofErr w:type="gramStart"/>
+      <w:r>
+        <w:rPr>
+          <w:rFonts w:ascii="Arial" w:eastAsia="Arial" w:hAnsi="Arial" w:cs="Arial"/>
+          <w:color w:val="000000"/>
+        </w:rPr>
+        <w:t>”</w:t>
       </w:r>
       <w:r>
         <w:rPr>
@@ -8441,6 +9573,7 @@
         </w:rPr>
         <w:t>,</w:t>
       </w:r>
+      <w:proofErr w:type="gramEnd"/>
       <w:r>
         <w:rPr>
           <w:rFonts w:ascii="Arial" w:eastAsia="Arial" w:hAnsi="Arial" w:cs="Arial"/>
@@ -8463,7 +9596,23 @@
           <w:rFonts w:ascii="Arial" w:eastAsia="Arial" w:hAnsi="Arial" w:cs="Arial"/>
           <w:color w:val="000000"/>
         </w:rPr>
-        <w:t>Screenshot 5: Live TaskFlow application on Render showing all five pages are accessible.</w:t>
+        <w:t xml:space="preserve">Screenshot 5: Live </w:t>
+      </w:r>
+      <w:proofErr w:type="spellStart"/>
+      <w:r>
+        <w:rPr>
+          <w:rFonts w:ascii="Arial" w:eastAsia="Arial" w:hAnsi="Arial" w:cs="Arial"/>
+          <w:color w:val="000000"/>
+        </w:rPr>
+        <w:t>TaskFlow</w:t>
+      </w:r>
+      <w:proofErr w:type="spellEnd"/>
+      <w:r>
+        <w:rPr>
+          <w:rFonts w:ascii="Arial" w:eastAsia="Arial" w:hAnsi="Arial" w:cs="Arial"/>
+          <w:color w:val="000000"/>
+        </w:rPr>
+        <w:t xml:space="preserve"> application on Render showing all five pages are accessible.</w:t>
       </w:r>
     </w:p>
     <w:p>
@@ -8555,8 +9704,8 @@
         <w:tblLook w:val="0000" w:firstRow="0" w:lastRow="0" w:firstColumn="0" w:lastColumn="0" w:noHBand="0" w:noVBand="0"/>
       </w:tblPr>
       <w:tblGrid>
-        <w:gridCol w:w="3200"/>
-        <w:gridCol w:w="6160"/>
+        <w:gridCol w:w="1359"/>
+        <w:gridCol w:w="8705"/>
       </w:tblGrid>
       <w:tr>
         <w:tc>
@@ -8653,6 +9802,7 @@
                 <w:sz w:val="18"/>
                 <w:szCs w:val="18"/>
               </w:rPr>
+              <w:lastRenderedPageBreak/>
               <w:t xml:space="preserve">GitHub </w:t>
             </w:r>
             <w:r>
@@ -8699,6 +9849,9 @@
           </w:tcPr>
           <w:p>
             <w:r>
+              <w:rPr>
+                <w:noProof/>
+              </w:rPr>
               <w:drawing>
                 <wp:inline distT="0" distB="0" distL="0" distR="0" wp14:anchorId="17F2E9AF" wp14:editId="7D249013">
                   <wp:extent cx="3360401" cy="3060032"/>
@@ -8739,7 +9892,9 @@
           <w:p/>
           <w:p>
             <w:r>
-              <w:lastRenderedPageBreak/>
+              <w:rPr>
+                <w:noProof/>
+              </w:rPr>
               <w:drawing>
                 <wp:inline distT="0" distB="0" distL="0" distR="0" wp14:anchorId="21B136DA" wp14:editId="6ADE50B0">
                   <wp:extent cx="3398520" cy="3155094"/>
@@ -8780,6 +9935,10 @@
           <w:p/>
           <w:p>
             <w:r>
+              <w:rPr>
+                <w:noProof/>
+              </w:rPr>
+              <w:lastRenderedPageBreak/>
               <w:drawing>
                 <wp:inline distT="0" distB="0" distL="0" distR="0" wp14:anchorId="4EAF1C45" wp14:editId="5825AD98">
                   <wp:extent cx="3394393" cy="3427730"/>
@@ -8871,7 +10030,54 @@
             </w:tcMar>
             <w:vAlign w:val="center"/>
           </w:tcPr>
-          <w:p/>
+          <w:p>
+            <w:r>
+              <w:rPr>
+                <w:noProof/>
+              </w:rPr>
+              <w:drawing>
+                <wp:inline distT="0" distB="0" distL="0" distR="0" wp14:anchorId="1A672015" wp14:editId="6A95FB06">
+                  <wp:extent cx="6400800" cy="4888865"/>
+                  <wp:effectExtent l="0" t="0" r="0" b="6985"/>
+                  <wp:docPr id="1" name="Picture 1"/>
+                  <wp:cNvGraphicFramePr>
+                    <a:graphicFrameLocks xmlns:a="http://schemas.openxmlformats.org/drawingml/2006/main" noChangeAspect="1"/>
+                  </wp:cNvGraphicFramePr>
+                  <a:graphic xmlns:a="http://schemas.openxmlformats.org/drawingml/2006/main">
+                    <a:graphicData uri="http://schemas.openxmlformats.org/drawingml/2006/picture">
+                      <pic:pic xmlns:pic="http://schemas.openxmlformats.org/drawingml/2006/picture">
+                        <pic:nvPicPr>
+                          <pic:cNvPr id="1" name="Picture 1"/>
+                          <pic:cNvPicPr/>
+                        </pic:nvPicPr>
+                        <pic:blipFill>
+                          <a:blip r:embed="rId10">
+                            <a:extLst>
+                              <a:ext uri="{28A0092B-C50C-407E-A947-70E740481C1C}">
+                                <a14:useLocalDpi xmlns:a14="http://schemas.microsoft.com/office/drawing/2010/main" val="0"/>
+                              </a:ext>
+                            </a:extLst>
+                          </a:blip>
+                          <a:stretch>
+                            <a:fillRect/>
+                          </a:stretch>
+                        </pic:blipFill>
+                        <pic:spPr>
+                          <a:xfrm>
+                            <a:off x="0" y="0"/>
+                            <a:ext cx="6400800" cy="4888865"/>
+                          </a:xfrm>
+                          <a:prstGeom prst="rect">
+                            <a:avLst/>
+                          </a:prstGeom>
+                        </pic:spPr>
+                      </pic:pic>
+                    </a:graphicData>
+                  </a:graphic>
+                </wp:inline>
+              </w:drawing>
+            </w:r>
+          </w:p>
         </w:tc>
       </w:tr>
       <w:tr>
@@ -8903,6 +10109,7 @@
                 <w:sz w:val="18"/>
                 <w:szCs w:val="18"/>
               </w:rPr>
+              <w:lastRenderedPageBreak/>
               <w:t>Docker Hub – Pushed Image with Tags</w:t>
             </w:r>
           </w:p>
@@ -9022,7 +10229,31 @@
                 <w:sz w:val="18"/>
                 <w:szCs w:val="18"/>
               </w:rPr>
-              <w:t>Live TaskFlow on Render – All 5 Pages Accessible</w:t>
+              <w:t xml:space="preserve">Live </w:t>
+            </w:r>
+            <w:proofErr w:type="spellStart"/>
+            <w:r>
+              <w:rPr>
+                <w:rFonts w:ascii="Arial" w:eastAsia="Arial" w:hAnsi="Arial" w:cs="Arial"/>
+                <w:b/>
+                <w:bCs/>
+                <w:color w:val="000000"/>
+                <w:sz w:val="18"/>
+                <w:szCs w:val="18"/>
+              </w:rPr>
+              <w:t>TaskFlow</w:t>
+            </w:r>
+            <w:proofErr w:type="spellEnd"/>
+            <w:r>
+              <w:rPr>
+                <w:rFonts w:ascii="Arial" w:eastAsia="Arial" w:hAnsi="Arial" w:cs="Arial"/>
+                <w:b/>
+                <w:bCs/>
+                <w:color w:val="000000"/>
+                <w:sz w:val="18"/>
+                <w:szCs w:val="18"/>
+              </w:rPr>
+              <w:t xml:space="preserve"> on Render – All 5 Pages Accessible</w:t>
             </w:r>
           </w:p>
         </w:tc>
@@ -9076,7 +10307,6 @@
                 <w:sz w:val="18"/>
                 <w:szCs w:val="18"/>
               </w:rPr>
-              <w:lastRenderedPageBreak/>
               <w:t>Assignment 04 .docx Visible in GitHub Repo</w:t>
             </w:r>
           </w:p>
@@ -9157,7 +10387,27 @@
           <w:bCs/>
           <w:color w:val="000000"/>
         </w:rPr>
-        <w:t>Member 1  (Name: _______________________________________________)</w:t>
+        <w:t xml:space="preserve">Member </w:t>
+      </w:r>
+      <w:proofErr w:type="gramStart"/>
+      <w:r>
+        <w:rPr>
+          <w:rFonts w:ascii="Arial" w:eastAsia="Arial" w:hAnsi="Arial" w:cs="Arial"/>
+          <w:b/>
+          <w:bCs/>
+          <w:color w:val="000000"/>
+        </w:rPr>
+        <w:t>1  (</w:t>
+      </w:r>
+      <w:proofErr w:type="gramEnd"/>
+      <w:r>
+        <w:rPr>
+          <w:rFonts w:ascii="Arial" w:eastAsia="Arial" w:hAnsi="Arial" w:cs="Arial"/>
+          <w:b/>
+          <w:bCs/>
+          <w:color w:val="000000"/>
+        </w:rPr>
+        <w:t>Name: _______________________________________________)</w:t>
       </w:r>
     </w:p>
     <w:tbl>
@@ -9264,7 +10514,47 @@
           <w:bCs/>
           <w:color w:val="000000"/>
         </w:rPr>
-        <w:t>Member 2  (Name: _______________________________________________)</w:t>
+        <w:t xml:space="preserve">Member </w:t>
+      </w:r>
+      <w:proofErr w:type="gramStart"/>
+      <w:r>
+        <w:rPr>
+          <w:rFonts w:ascii="Arial" w:eastAsia="Arial" w:hAnsi="Arial" w:cs="Arial"/>
+          <w:b/>
+          <w:bCs/>
+          <w:color w:val="000000"/>
+        </w:rPr>
+        <w:t>2  (</w:t>
+      </w:r>
+      <w:proofErr w:type="spellStart"/>
+      <w:proofErr w:type="gramEnd"/>
+      <w:r>
+        <w:rPr>
+          <w:rFonts w:ascii="Arial" w:eastAsia="Arial" w:hAnsi="Arial" w:cs="Arial"/>
+          <w:b/>
+          <w:bCs/>
+          <w:color w:val="000000"/>
+        </w:rPr>
+        <w:t>Name:</w:t>
+      </w:r>
+      <w:r>
+        <w:rPr>
+          <w:rFonts w:ascii="Arial" w:eastAsia="Arial" w:hAnsi="Arial" w:cs="Arial"/>
+          <w:b/>
+          <w:bCs/>
+          <w:color w:val="000000"/>
+        </w:rPr>
+        <w:t>Mukaram</w:t>
+      </w:r>
+      <w:proofErr w:type="spellEnd"/>
+      <w:r>
+        <w:rPr>
+          <w:rFonts w:ascii="Arial" w:eastAsia="Arial" w:hAnsi="Arial" w:cs="Arial"/>
+          <w:b/>
+          <w:bCs/>
+          <w:color w:val="000000"/>
+        </w:rPr>
+        <w:t>)</w:t>
       </w:r>
     </w:p>
     <w:tbl>
@@ -9306,51 +10596,19 @@
             </w:tcMar>
             <w:vAlign w:val="center"/>
           </w:tcPr>
-          <w:p/>
-        </w:tc>
-      </w:tr>
-      <w:tr>
-        <w:tc>
-          <w:tcPr>
-            <w:tcW w:w="9360" w:type="dxa"/>
-            <w:tcBorders>
-              <w:top w:val="single" w:sz="6" w:space="0" w:color="ADB9CA"/>
-              <w:left w:val="single" w:sz="6" w:space="0" w:color="ADB9CA"/>
-              <w:bottom w:val="single" w:sz="6" w:space="0" w:color="ADB9CA"/>
-              <w:right w:val="single" w:sz="6" w:space="0" w:color="ADB9CA"/>
-            </w:tcBorders>
-            <w:shd w:val="clear" w:color="auto" w:fill="FFFFFF"/>
-            <w:tcMar>
-              <w:top w:w="80" w:type="dxa"/>
-              <w:left w:w="140" w:type="dxa"/>
-              <w:bottom w:w="80" w:type="dxa"/>
-              <w:right w:w="140" w:type="dxa"/>
-            </w:tcMar>
-            <w:vAlign w:val="center"/>
-          </w:tcPr>
-          <w:p/>
-        </w:tc>
-      </w:tr>
-      <w:tr>
-        <w:tc>
-          <w:tcPr>
-            <w:tcW w:w="9360" w:type="dxa"/>
-            <w:tcBorders>
-              <w:top w:val="single" w:sz="6" w:space="0" w:color="ADB9CA"/>
-              <w:left w:val="single" w:sz="6" w:space="0" w:color="ADB9CA"/>
-              <w:bottom w:val="single" w:sz="6" w:space="0" w:color="ADB9CA"/>
-              <w:right w:val="single" w:sz="6" w:space="0" w:color="ADB9CA"/>
-            </w:tcBorders>
-            <w:shd w:val="clear" w:color="auto" w:fill="FFFFFF"/>
-            <w:tcMar>
-              <w:top w:w="80" w:type="dxa"/>
-              <w:left w:w="140" w:type="dxa"/>
-              <w:bottom w:w="80" w:type="dxa"/>
-              <w:right w:w="140" w:type="dxa"/>
-            </w:tcMar>
-            <w:vAlign w:val="center"/>
-          </w:tcPr>
-          <w:p/>
+          <w:p>
+            <w:r>
+              <w:t xml:space="preserve">In this assignment, I learned how CI/CD pipelines automate the software delivery process from code push to live deployment. My task was to build the Add Task page (add-task.html) for the </w:t>
+            </w:r>
+            <w:proofErr w:type="spellStart"/>
+            <w:r>
+              <w:t>TaskFlow</w:t>
+            </w:r>
+            <w:proofErr w:type="spellEnd"/>
+            <w:r>
+              <w:t xml:space="preserve"> application and follow the complete Git and GitHub flow independently. The most challenging part for me was creating the feature branch with the correct naming convention and ensuring the HTML page was properly linked to the shared style.css. I also learned how opening a Pull Request automatically triggers the CI workflow, which builds and pushes the Docker image to Docker Hub without any manual effort. Overall, this assignment gave me practical hands-on experience with real-world DevOps practices that I had only studied theoretically before.</w:t>
+            </w:r>
+          </w:p>
         </w:tc>
       </w:tr>
     </w:tbl>
@@ -9371,7 +10629,27 @@
           <w:bCs/>
           <w:color w:val="000000"/>
         </w:rPr>
-        <w:t>Member 3  (Name: _______________________________________________)</w:t>
+        <w:t xml:space="preserve">Member </w:t>
+      </w:r>
+      <w:proofErr w:type="gramStart"/>
+      <w:r>
+        <w:rPr>
+          <w:rFonts w:ascii="Arial" w:eastAsia="Arial" w:hAnsi="Arial" w:cs="Arial"/>
+          <w:b/>
+          <w:bCs/>
+          <w:color w:val="000000"/>
+        </w:rPr>
+        <w:t>3  (</w:t>
+      </w:r>
+      <w:proofErr w:type="gramEnd"/>
+      <w:r>
+        <w:rPr>
+          <w:rFonts w:ascii="Arial" w:eastAsia="Arial" w:hAnsi="Arial" w:cs="Arial"/>
+          <w:b/>
+          <w:bCs/>
+          <w:color w:val="000000"/>
+        </w:rPr>
+        <w:t>Name: _______________________________________________)</w:t>
       </w:r>
     </w:p>
     <w:tbl>
@@ -9478,7 +10756,27 @@
           <w:bCs/>
           <w:color w:val="000000"/>
         </w:rPr>
-        <w:t>Member 4  (Name: _______________________________________________)</w:t>
+        <w:t xml:space="preserve">Member </w:t>
+      </w:r>
+      <w:proofErr w:type="gramStart"/>
+      <w:r>
+        <w:rPr>
+          <w:rFonts w:ascii="Arial" w:eastAsia="Arial" w:hAnsi="Arial" w:cs="Arial"/>
+          <w:b/>
+          <w:bCs/>
+          <w:color w:val="000000"/>
+        </w:rPr>
+        <w:t>4  (</w:t>
+      </w:r>
+      <w:proofErr w:type="gramEnd"/>
+      <w:r>
+        <w:rPr>
+          <w:rFonts w:ascii="Arial" w:eastAsia="Arial" w:hAnsi="Arial" w:cs="Arial"/>
+          <w:b/>
+          <w:bCs/>
+          <w:color w:val="000000"/>
+        </w:rPr>
+        <w:t>Name: _______________________________________________)</w:t>
       </w:r>
     </w:p>
     <w:tbl>
@@ -9585,7 +10883,27 @@
           <w:bCs/>
           <w:color w:val="000000"/>
         </w:rPr>
-        <w:t>Member 5  (Name: _______________________________________________)</w:t>
+        <w:t xml:space="preserve">Member </w:t>
+      </w:r>
+      <w:proofErr w:type="gramStart"/>
+      <w:r>
+        <w:rPr>
+          <w:rFonts w:ascii="Arial" w:eastAsia="Arial" w:hAnsi="Arial" w:cs="Arial"/>
+          <w:b/>
+          <w:bCs/>
+          <w:color w:val="000000"/>
+        </w:rPr>
+        <w:t>5  (</w:t>
+      </w:r>
+      <w:proofErr w:type="gramEnd"/>
+      <w:r>
+        <w:rPr>
+          <w:rFonts w:ascii="Arial" w:eastAsia="Arial" w:hAnsi="Arial" w:cs="Arial"/>
+          <w:b/>
+          <w:bCs/>
+          <w:color w:val="000000"/>
+        </w:rPr>
+        <w:t>Name: _______________________________________________)</w:t>
       </w:r>
     </w:p>
     <w:tbl>
@@ -9681,12 +10999,12 @@
       </w:pPr>
     </w:p>
     <w:sectPr>
-      <w:headerReference w:type="even" r:id="rId10"/>
-      <w:headerReference w:type="default" r:id="rId11"/>
-      <w:footerReference w:type="even" r:id="rId12"/>
-      <w:footerReference w:type="default" r:id="rId13"/>
-      <w:headerReference w:type="first" r:id="rId14"/>
-      <w:footerReference w:type="first" r:id="rId15"/>
+      <w:headerReference w:type="even" r:id="rId11"/>
+      <w:headerReference w:type="default" r:id="rId12"/>
+      <w:footerReference w:type="even" r:id="rId13"/>
+      <w:footerReference w:type="default" r:id="rId14"/>
+      <w:headerReference w:type="first" r:id="rId15"/>
+      <w:footerReference w:type="first" r:id="rId16"/>
       <w:pgSz w:w="12240" w:h="15840"/>
       <w:pgMar w:top="1080" w:right="1080" w:bottom="1080" w:left="1080" w:header="708" w:footer="708" w:gutter="0"/>
       <w:cols w:space="720"/>
@@ -9697,7 +11015,7 @@
 </file>
 
 <file path=word/endnotes.xml><?xml version="1.0" encoding="utf-8"?>
-<w:endnotes xmlns:wpc="http://schemas.microsoft.com/office/word/2010/wordprocessingCanvas" xmlns:cx="http://schemas.microsoft.com/office/drawing/2014/chartex" xmlns:cx1="http://schemas.microsoft.com/office/drawing/2015/9/8/chartex" xmlns:cx2="http://schemas.microsoft.com/office/drawing/2015/10/21/chartex" xmlns:cx3="http://schemas.microsoft.com/office/drawing/2016/5/9/chartex" xmlns:cx4="http://schemas.microsoft.com/office/drawing/2016/5/10/chartex" xmlns:cx5="http://schemas.microsoft.com/office/drawing/2016/5/11/chartex" xmlns:cx6="http://schemas.microsoft.com/office/drawing/2016/5/12/chartex" xmlns:cx7="http://schemas.microsoft.com/office/drawing/2016/5/13/chartex" xmlns:cx8="http://schemas.microsoft.com/office/drawing/2016/5/14/chartex" xmlns:mc="http://schemas.openxmlformats.org/markup-compatibility/2006" xmlns:aink="http://schemas.microsoft.com/office/drawing/2016/ink" xmlns:am3d="http://schemas.microsoft.com/office/drawing/2017/model3d" xmlns:o="urn:schemas-microsoft-com:office:office" xmlns:oel="http://schemas.microsoft.com/office/2019/extlst" xmlns:r="http://schemas.openxmlformats.org/officeDocument/2006/relationships" xmlns:m="http://schemas.openxmlformats.org/officeDocument/2006/math" xmlns:v="urn:schemas-microsoft-com:vml" xmlns:wp14="http://schemas.microsoft.com/office/word/2010/wordprocessingDrawing" xmlns:wp="http://schemas.openxmlformats.org/drawingml/2006/wordprocessingDrawing" xmlns:w10="urn:schemas-microsoft-com:office:word" xmlns:w="http://schemas.openxmlformats.org/wordprocessingml/2006/main" xmlns:w14="http://schemas.microsoft.com/office/word/2010/wordml" xmlns:w15="http://schemas.microsoft.com/office/word/2012/wordml" xmlns:w16cex="http://schemas.microsoft.com/office/word/2018/wordml/cex" xmlns:w16cid="http://schemas.microsoft.com/office/word/2016/wordml/cid" xmlns:w16="http://schemas.microsoft.com/office/word/2018/wordml" xmlns:w16du="http://schemas.microsoft.com/office/word/2023/wordml/word16du" xmlns:w16sdtdh="http://schemas.microsoft.com/office/word/2020/wordml/sdtdatahash" xmlns:w16sdtfl="http://schemas.microsoft.com/office/word/2024/wordml/sdtformatlock" xmlns:w16se="http://schemas.microsoft.com/office/word/2015/wordml/symex" xmlns:wpg="http://schemas.microsoft.com/office/word/2010/wordprocessingGroup" xmlns:wpi="http://schemas.microsoft.com/office/word/2010/wordprocessingInk" xmlns:wne="http://schemas.microsoft.com/office/word/2006/wordml" xmlns:wps="http://schemas.microsoft.com/office/word/2010/wordprocessingShape" mc:Ignorable="w14 w15 w16se w16cid w16 w16cex w16sdtdh w16sdtfl w16du wp14">
+<w:endnotes xmlns:wpc="http://schemas.microsoft.com/office/word/2010/wordprocessingCanvas" xmlns:cx="http://schemas.microsoft.com/office/drawing/2014/chartex" xmlns:cx1="http://schemas.microsoft.com/office/drawing/2015/9/8/chartex" xmlns:cx2="http://schemas.microsoft.com/office/drawing/2015/10/21/chartex" xmlns:cx3="http://schemas.microsoft.com/office/drawing/2016/5/9/chartex" xmlns:cx4="http://schemas.microsoft.com/office/drawing/2016/5/10/chartex" xmlns:cx5="http://schemas.microsoft.com/office/drawing/2016/5/11/chartex" xmlns:cx6="http://schemas.microsoft.com/office/drawing/2016/5/12/chartex" xmlns:cx7="http://schemas.microsoft.com/office/drawing/2016/5/13/chartex" xmlns:cx8="http://schemas.microsoft.com/office/drawing/2016/5/14/chartex" xmlns:mc="http://schemas.openxmlformats.org/markup-compatibility/2006" xmlns:aink="http://schemas.microsoft.com/office/drawing/2016/ink" xmlns:am3d="http://schemas.microsoft.com/office/drawing/2017/model3d" xmlns:o="urn:schemas-microsoft-com:office:office" xmlns:oel="http://schemas.microsoft.com/office/2019/extlst" xmlns:r="http://schemas.openxmlformats.org/officeDocument/2006/relationships" xmlns:m="http://schemas.openxmlformats.org/officeDocument/2006/math" xmlns:v="urn:schemas-microsoft-com:vml" xmlns:wp14="http://schemas.microsoft.com/office/word/2010/wordprocessingDrawing" xmlns:wp="http://schemas.openxmlformats.org/drawingml/2006/wordprocessingDrawing" xmlns:w10="urn:schemas-microsoft-com:office:word" xmlns:w="http://schemas.openxmlformats.org/wordprocessingml/2006/main" xmlns:w14="http://schemas.microsoft.com/office/word/2010/wordml" xmlns:w15="http://schemas.microsoft.com/office/word/2012/wordml" xmlns:w16cex="http://schemas.microsoft.com/office/word/2018/wordml/cex" xmlns:w16cid="http://schemas.microsoft.com/office/word/2016/wordml/cid" xmlns:w16="http://schemas.microsoft.com/office/word/2018/wordml" xmlns:w16sdtdh="http://schemas.microsoft.com/office/word/2020/wordml/sdtdatahash" xmlns:w16se="http://schemas.microsoft.com/office/word/2015/wordml/symex" xmlns:wpg="http://schemas.microsoft.com/office/word/2010/wordprocessingGroup" xmlns:wpi="http://schemas.microsoft.com/office/word/2010/wordprocessingInk" xmlns:wne="http://schemas.microsoft.com/office/word/2006/wordml" xmlns:wps="http://schemas.microsoft.com/office/word/2010/wordprocessingShape" mc:Ignorable="w14 w15 w16se w16cid w16 w16cex w16sdtdh wp14">
   <w:endnote w:type="separator" w:id="-1">
     <w:p>
       <w:r>
@@ -9716,7 +11034,7 @@
 </file>
 
 <file path=word/footer1.xml><?xml version="1.0" encoding="utf-8"?>
-<w:ftr xmlns:wpc="http://schemas.microsoft.com/office/word/2010/wordprocessingCanvas" xmlns:cx="http://schemas.microsoft.com/office/drawing/2014/chartex" xmlns:cx1="http://schemas.microsoft.com/office/drawing/2015/9/8/chartex" xmlns:cx2="http://schemas.microsoft.com/office/drawing/2015/10/21/chartex" xmlns:cx3="http://schemas.microsoft.com/office/drawing/2016/5/9/chartex" xmlns:cx4="http://schemas.microsoft.com/office/drawing/2016/5/10/chartex" xmlns:cx5="http://schemas.microsoft.com/office/drawing/2016/5/11/chartex" xmlns:cx6="http://schemas.microsoft.com/office/drawing/2016/5/12/chartex" xmlns:cx7="http://schemas.microsoft.com/office/drawing/2016/5/13/chartex" xmlns:cx8="http://schemas.microsoft.com/office/drawing/2016/5/14/chartex" xmlns:mc="http://schemas.openxmlformats.org/markup-compatibility/2006" xmlns:aink="http://schemas.microsoft.com/office/drawing/2016/ink" xmlns:am3d="http://schemas.microsoft.com/office/drawing/2017/model3d" xmlns:o="urn:schemas-microsoft-com:office:office" xmlns:oel="http://schemas.microsoft.com/office/2019/extlst" xmlns:r="http://schemas.openxmlformats.org/officeDocument/2006/relationships" xmlns:m="http://schemas.openxmlformats.org/officeDocument/2006/math" xmlns:v="urn:schemas-microsoft-com:vml" xmlns:wp14="http://schemas.microsoft.com/office/word/2010/wordprocessingDrawing" xmlns:wp="http://schemas.openxmlformats.org/drawingml/2006/wordprocessingDrawing" xmlns:w10="urn:schemas-microsoft-com:office:word" xmlns:w="http://schemas.openxmlformats.org/wordprocessingml/2006/main" xmlns:w14="http://schemas.microsoft.com/office/word/2010/wordml" xmlns:w15="http://schemas.microsoft.com/office/word/2012/wordml" xmlns:w16cex="http://schemas.microsoft.com/office/word/2018/wordml/cex" xmlns:w16cid="http://schemas.microsoft.com/office/word/2016/wordml/cid" xmlns:w16="http://schemas.microsoft.com/office/word/2018/wordml" xmlns:w16du="http://schemas.microsoft.com/office/word/2023/wordml/word16du" xmlns:w16sdtdh="http://schemas.microsoft.com/office/word/2020/wordml/sdtdatahash" xmlns:w16sdtfl="http://schemas.microsoft.com/office/word/2024/wordml/sdtformatlock" xmlns:w16se="http://schemas.microsoft.com/office/word/2015/wordml/symex" xmlns:wpg="http://schemas.microsoft.com/office/word/2010/wordprocessingGroup" xmlns:wpi="http://schemas.microsoft.com/office/word/2010/wordprocessingInk" xmlns:wne="http://schemas.microsoft.com/office/word/2006/wordml" xmlns:wps="http://schemas.microsoft.com/office/word/2010/wordprocessingShape" mc:Ignorable="w14 w15 w16se w16cid w16 w16cex w16sdtdh w16sdtfl w16du wp14">
+<w:ftr xmlns:wpc="http://schemas.microsoft.com/office/word/2010/wordprocessingCanvas" xmlns:cx="http://schemas.microsoft.com/office/drawing/2014/chartex" xmlns:cx1="http://schemas.microsoft.com/office/drawing/2015/9/8/chartex" xmlns:cx2="http://schemas.microsoft.com/office/drawing/2015/10/21/chartex" xmlns:cx3="http://schemas.microsoft.com/office/drawing/2016/5/9/chartex" xmlns:cx4="http://schemas.microsoft.com/office/drawing/2016/5/10/chartex" xmlns:cx5="http://schemas.microsoft.com/office/drawing/2016/5/11/chartex" xmlns:cx6="http://schemas.microsoft.com/office/drawing/2016/5/12/chartex" xmlns:cx7="http://schemas.microsoft.com/office/drawing/2016/5/13/chartex" xmlns:cx8="http://schemas.microsoft.com/office/drawing/2016/5/14/chartex" xmlns:mc="http://schemas.openxmlformats.org/markup-compatibility/2006" xmlns:aink="http://schemas.microsoft.com/office/drawing/2016/ink" xmlns:am3d="http://schemas.microsoft.com/office/drawing/2017/model3d" xmlns:o="urn:schemas-microsoft-com:office:office" xmlns:oel="http://schemas.microsoft.com/office/2019/extlst" xmlns:r="http://schemas.openxmlformats.org/officeDocument/2006/relationships" xmlns:m="http://schemas.openxmlformats.org/officeDocument/2006/math" xmlns:v="urn:schemas-microsoft-com:vml" xmlns:wp14="http://schemas.microsoft.com/office/word/2010/wordprocessingDrawing" xmlns:wp="http://schemas.openxmlformats.org/drawingml/2006/wordprocessingDrawing" xmlns:w10="urn:schemas-microsoft-com:office:word" xmlns:w="http://schemas.openxmlformats.org/wordprocessingml/2006/main" xmlns:w14="http://schemas.microsoft.com/office/word/2010/wordml" xmlns:w15="http://schemas.microsoft.com/office/word/2012/wordml" xmlns:w16cex="http://schemas.microsoft.com/office/word/2018/wordml/cex" xmlns:w16cid="http://schemas.microsoft.com/office/word/2016/wordml/cid" xmlns:w16="http://schemas.microsoft.com/office/word/2018/wordml" xmlns:w16sdtdh="http://schemas.microsoft.com/office/word/2020/wordml/sdtdatahash" xmlns:w16se="http://schemas.microsoft.com/office/word/2015/wordml/symex" xmlns:wpg="http://schemas.microsoft.com/office/word/2010/wordprocessingGroup" xmlns:wpi="http://schemas.microsoft.com/office/word/2010/wordprocessingInk" xmlns:wne="http://schemas.microsoft.com/office/word/2006/wordml" xmlns:wps="http://schemas.microsoft.com/office/word/2010/wordprocessingShape" mc:Ignorable="w14 w15 w16se w16cid w16 w16cex w16sdtdh wp14">
   <w:p>
     <w:pPr>
       <w:pStyle w:val="Footer"/>
@@ -9726,7 +11044,7 @@
 </file>
 
 <file path=word/footer2.xml><?xml version="1.0" encoding="utf-8"?>
-<w:ftr xmlns:wpc="http://schemas.microsoft.com/office/word/2010/wordprocessingCanvas" xmlns:cx="http://schemas.microsoft.com/office/drawing/2014/chartex" xmlns:cx1="http://schemas.microsoft.com/office/drawing/2015/9/8/chartex" xmlns:cx2="http://schemas.microsoft.com/office/drawing/2015/10/21/chartex" xmlns:cx3="http://schemas.microsoft.com/office/drawing/2016/5/9/chartex" xmlns:cx4="http://schemas.microsoft.com/office/drawing/2016/5/10/chartex" xmlns:cx5="http://schemas.microsoft.com/office/drawing/2016/5/11/chartex" xmlns:cx6="http://schemas.microsoft.com/office/drawing/2016/5/12/chartex" xmlns:cx7="http://schemas.microsoft.com/office/drawing/2016/5/13/chartex" xmlns:cx8="http://schemas.microsoft.com/office/drawing/2016/5/14/chartex" xmlns:mc="http://schemas.openxmlformats.org/markup-compatibility/2006" xmlns:aink="http://schemas.microsoft.com/office/drawing/2016/ink" xmlns:am3d="http://schemas.microsoft.com/office/drawing/2017/model3d" xmlns:o="urn:schemas-microsoft-com:office:office" xmlns:oel="http://schemas.microsoft.com/office/2019/extlst" xmlns:r="http://schemas.openxmlformats.org/officeDocument/2006/relationships" xmlns:m="http://schemas.openxmlformats.org/officeDocument/2006/math" xmlns:v="urn:schemas-microsoft-com:vml" xmlns:wp14="http://schemas.microsoft.com/office/word/2010/wordprocessingDrawing" xmlns:wp="http://schemas.openxmlformats.org/drawingml/2006/wordprocessingDrawing" xmlns:w10="urn:schemas-microsoft-com:office:word" xmlns:w="http://schemas.openxmlformats.org/wordprocessingml/2006/main" xmlns:w14="http://schemas.microsoft.com/office/word/2010/wordml" xmlns:w15="http://schemas.microsoft.com/office/word/2012/wordml" xmlns:w16cex="http://schemas.microsoft.com/office/word/2018/wordml/cex" xmlns:w16cid="http://schemas.microsoft.com/office/word/2016/wordml/cid" xmlns:w16="http://schemas.microsoft.com/office/word/2018/wordml" xmlns:w16du="http://schemas.microsoft.com/office/word/2023/wordml/word16du" xmlns:w16sdtdh="http://schemas.microsoft.com/office/word/2020/wordml/sdtdatahash" xmlns:w16sdtfl="http://schemas.microsoft.com/office/word/2024/wordml/sdtformatlock" xmlns:w16se="http://schemas.microsoft.com/office/word/2015/wordml/symex" xmlns:wpg="http://schemas.microsoft.com/office/word/2010/wordprocessingGroup" xmlns:wpi="http://schemas.microsoft.com/office/word/2010/wordprocessingInk" xmlns:wne="http://schemas.microsoft.com/office/word/2006/wordml" xmlns:wps="http://schemas.microsoft.com/office/word/2010/wordprocessingShape" mc:Ignorable="w14 w15 w16se w16cid w16 w16cex w16sdtdh w16sdtfl w16du wp14">
+<w:ftr xmlns:wpc="http://schemas.microsoft.com/office/word/2010/wordprocessingCanvas" xmlns:cx="http://schemas.microsoft.com/office/drawing/2014/chartex" xmlns:cx1="http://schemas.microsoft.com/office/drawing/2015/9/8/chartex" xmlns:cx2="http://schemas.microsoft.com/office/drawing/2015/10/21/chartex" xmlns:cx3="http://schemas.microsoft.com/office/drawing/2016/5/9/chartex" xmlns:cx4="http://schemas.microsoft.com/office/drawing/2016/5/10/chartex" xmlns:cx5="http://schemas.microsoft.com/office/drawing/2016/5/11/chartex" xmlns:cx6="http://schemas.microsoft.com/office/drawing/2016/5/12/chartex" xmlns:cx7="http://schemas.microsoft.com/office/drawing/2016/5/13/chartex" xmlns:cx8="http://schemas.microsoft.com/office/drawing/2016/5/14/chartex" xmlns:mc="http://schemas.openxmlformats.org/markup-compatibility/2006" xmlns:aink="http://schemas.microsoft.com/office/drawing/2016/ink" xmlns:am3d="http://schemas.microsoft.com/office/drawing/2017/model3d" xmlns:o="urn:schemas-microsoft-com:office:office" xmlns:oel="http://schemas.microsoft.com/office/2019/extlst" xmlns:r="http://schemas.openxmlformats.org/officeDocument/2006/relationships" xmlns:m="http://schemas.openxmlformats.org/officeDocument/2006/math" xmlns:v="urn:schemas-microsoft-com:vml" xmlns:wp14="http://schemas.microsoft.com/office/word/2010/wordprocessingDrawing" xmlns:wp="http://schemas.openxmlformats.org/drawingml/2006/wordprocessingDrawing" xmlns:w10="urn:schemas-microsoft-com:office:word" xmlns:w="http://schemas.openxmlformats.org/wordprocessingml/2006/main" xmlns:w14="http://schemas.microsoft.com/office/word/2010/wordml" xmlns:w15="http://schemas.microsoft.com/office/word/2012/wordml" xmlns:w16cex="http://schemas.microsoft.com/office/word/2018/wordml/cex" xmlns:w16cid="http://schemas.microsoft.com/office/word/2016/wordml/cid" xmlns:w16="http://schemas.microsoft.com/office/word/2018/wordml" xmlns:w16sdtdh="http://schemas.microsoft.com/office/word/2020/wordml/sdtdatahash" xmlns:w16se="http://schemas.microsoft.com/office/word/2015/wordml/symex" xmlns:wpg="http://schemas.microsoft.com/office/word/2010/wordprocessingGroup" xmlns:wpi="http://schemas.microsoft.com/office/word/2010/wordprocessingInk" xmlns:wne="http://schemas.microsoft.com/office/word/2006/wordml" xmlns:wps="http://schemas.microsoft.com/office/word/2010/wordprocessingShape" mc:Ignorable="w14 w15 w16se w16cid w16 w16cex w16sdtdh wp14">
   <w:p>
     <w:pPr>
       <w:pBdr>
@@ -9745,7 +11063,17 @@
         <w:sz w:val="16"/>
         <w:szCs w:val="16"/>
       </w:rPr>
-      <w:t xml:space="preserve">Assignment 04 – CI/CD Pipeline Integration  </w:t>
+      <w:t xml:space="preserve">Assignment 04 – CI/CD Pipeline </w:t>
+    </w:r>
+    <w:proofErr w:type="gramStart"/>
+    <w:r>
+      <w:rPr>
+        <w:rFonts w:ascii="Arial" w:eastAsia="Arial" w:hAnsi="Arial" w:cs="Arial"/>
+        <w:color w:val="555555"/>
+        <w:sz w:val="16"/>
+        <w:szCs w:val="16"/>
+      </w:rPr>
+      <w:t xml:space="preserve">Integration  </w:t>
     </w:r>
     <w:r>
       <w:rPr>
@@ -9755,6 +11083,15 @@
         <w:szCs w:val="16"/>
       </w:rPr>
       <w:tab/>
+    </w:r>
+    <w:proofErr w:type="gramEnd"/>
+    <w:r>
+      <w:rPr>
+        <w:rFonts w:ascii="Arial" w:eastAsia="Arial" w:hAnsi="Arial" w:cs="Arial"/>
+        <w:color w:val="555555"/>
+        <w:sz w:val="16"/>
+        <w:szCs w:val="16"/>
+      </w:rPr>
       <w:t xml:space="preserve"> Page </w:t>
     </w:r>
     <w:r>
@@ -9808,7 +11145,7 @@
 </file>
 
 <file path=word/footer3.xml><?xml version="1.0" encoding="utf-8"?>
-<w:ftr xmlns:wpc="http://schemas.microsoft.com/office/word/2010/wordprocessingCanvas" xmlns:cx="http://schemas.microsoft.com/office/drawing/2014/chartex" xmlns:cx1="http://schemas.microsoft.com/office/drawing/2015/9/8/chartex" xmlns:cx2="http://schemas.microsoft.com/office/drawing/2015/10/21/chartex" xmlns:cx3="http://schemas.microsoft.com/office/drawing/2016/5/9/chartex" xmlns:cx4="http://schemas.microsoft.com/office/drawing/2016/5/10/chartex" xmlns:cx5="http://schemas.microsoft.com/office/drawing/2016/5/11/chartex" xmlns:cx6="http://schemas.microsoft.com/office/drawing/2016/5/12/chartex" xmlns:cx7="http://schemas.microsoft.com/office/drawing/2016/5/13/chartex" xmlns:cx8="http://schemas.microsoft.com/office/drawing/2016/5/14/chartex" xmlns:mc="http://schemas.openxmlformats.org/markup-compatibility/2006" xmlns:aink="http://schemas.microsoft.com/office/drawing/2016/ink" xmlns:am3d="http://schemas.microsoft.com/office/drawing/2017/model3d" xmlns:o="urn:schemas-microsoft-com:office:office" xmlns:oel="http://schemas.microsoft.com/office/2019/extlst" xmlns:r="http://schemas.openxmlformats.org/officeDocument/2006/relationships" xmlns:m="http://schemas.openxmlformats.org/officeDocument/2006/math" xmlns:v="urn:schemas-microsoft-com:vml" xmlns:wp14="http://schemas.microsoft.com/office/word/2010/wordprocessingDrawing" xmlns:wp="http://schemas.openxmlformats.org/drawingml/2006/wordprocessingDrawing" xmlns:w10="urn:schemas-microsoft-com:office:word" xmlns:w="http://schemas.openxmlformats.org/wordprocessingml/2006/main" xmlns:w14="http://schemas.microsoft.com/office/word/2010/wordml" xmlns:w15="http://schemas.microsoft.com/office/word/2012/wordml" xmlns:w16cex="http://schemas.microsoft.com/office/word/2018/wordml/cex" xmlns:w16cid="http://schemas.microsoft.com/office/word/2016/wordml/cid" xmlns:w16="http://schemas.microsoft.com/office/word/2018/wordml" xmlns:w16du="http://schemas.microsoft.com/office/word/2023/wordml/word16du" xmlns:w16sdtdh="http://schemas.microsoft.com/office/word/2020/wordml/sdtdatahash" xmlns:w16sdtfl="http://schemas.microsoft.com/office/word/2024/wordml/sdtformatlock" xmlns:w16se="http://schemas.microsoft.com/office/word/2015/wordml/symex" xmlns:wpg="http://schemas.microsoft.com/office/word/2010/wordprocessingGroup" xmlns:wpi="http://schemas.microsoft.com/office/word/2010/wordprocessingInk" xmlns:wne="http://schemas.microsoft.com/office/word/2006/wordml" xmlns:wps="http://schemas.microsoft.com/office/word/2010/wordprocessingShape" mc:Ignorable="w14 w15 w16se w16cid w16 w16cex w16sdtdh w16sdtfl w16du wp14">
+<w:ftr xmlns:wpc="http://schemas.microsoft.com/office/word/2010/wordprocessingCanvas" xmlns:cx="http://schemas.microsoft.com/office/drawing/2014/chartex" xmlns:cx1="http://schemas.microsoft.com/office/drawing/2015/9/8/chartex" xmlns:cx2="http://schemas.microsoft.com/office/drawing/2015/10/21/chartex" xmlns:cx3="http://schemas.microsoft.com/office/drawing/2016/5/9/chartex" xmlns:cx4="http://schemas.microsoft.com/office/drawing/2016/5/10/chartex" xmlns:cx5="http://schemas.microsoft.com/office/drawing/2016/5/11/chartex" xmlns:cx6="http://schemas.microsoft.com/office/drawing/2016/5/12/chartex" xmlns:cx7="http://schemas.microsoft.com/office/drawing/2016/5/13/chartex" xmlns:cx8="http://schemas.microsoft.com/office/drawing/2016/5/14/chartex" xmlns:mc="http://schemas.openxmlformats.org/markup-compatibility/2006" xmlns:aink="http://schemas.microsoft.com/office/drawing/2016/ink" xmlns:am3d="http://schemas.microsoft.com/office/drawing/2017/model3d" xmlns:o="urn:schemas-microsoft-com:office:office" xmlns:oel="http://schemas.microsoft.com/office/2019/extlst" xmlns:r="http://schemas.openxmlformats.org/officeDocument/2006/relationships" xmlns:m="http://schemas.openxmlformats.org/officeDocument/2006/math" xmlns:v="urn:schemas-microsoft-com:vml" xmlns:wp14="http://schemas.microsoft.com/office/word/2010/wordprocessingDrawing" xmlns:wp="http://schemas.openxmlformats.org/drawingml/2006/wordprocessingDrawing" xmlns:w10="urn:schemas-microsoft-com:office:word" xmlns:w="http://schemas.openxmlformats.org/wordprocessingml/2006/main" xmlns:w14="http://schemas.microsoft.com/office/word/2010/wordml" xmlns:w15="http://schemas.microsoft.com/office/word/2012/wordml" xmlns:w16cex="http://schemas.microsoft.com/office/word/2018/wordml/cex" xmlns:w16cid="http://schemas.microsoft.com/office/word/2016/wordml/cid" xmlns:w16="http://schemas.microsoft.com/office/word/2018/wordml" xmlns:w16sdtdh="http://schemas.microsoft.com/office/word/2020/wordml/sdtdatahash" xmlns:w16se="http://schemas.microsoft.com/office/word/2015/wordml/symex" xmlns:wpg="http://schemas.microsoft.com/office/word/2010/wordprocessingGroup" xmlns:wpi="http://schemas.microsoft.com/office/word/2010/wordprocessingInk" xmlns:wne="http://schemas.microsoft.com/office/word/2006/wordml" xmlns:wps="http://schemas.microsoft.com/office/word/2010/wordprocessingShape" mc:Ignorable="w14 w15 w16se w16cid w16 w16cex w16sdtdh wp14">
   <w:p>
     <w:pPr>
       <w:pStyle w:val="Footer"/>
@@ -9818,7 +11155,7 @@
 </file>
 
 <file path=word/footnotes.xml><?xml version="1.0" encoding="utf-8"?>
-<w:footnotes xmlns:wpc="http://schemas.microsoft.com/office/word/2010/wordprocessingCanvas" xmlns:cx="http://schemas.microsoft.com/office/drawing/2014/chartex" xmlns:cx1="http://schemas.microsoft.com/office/drawing/2015/9/8/chartex" xmlns:cx2="http://schemas.microsoft.com/office/drawing/2015/10/21/chartex" xmlns:cx3="http://schemas.microsoft.com/office/drawing/2016/5/9/chartex" xmlns:cx4="http://schemas.microsoft.com/office/drawing/2016/5/10/chartex" xmlns:cx5="http://schemas.microsoft.com/office/drawing/2016/5/11/chartex" xmlns:cx6="http://schemas.microsoft.com/office/drawing/2016/5/12/chartex" xmlns:cx7="http://schemas.microsoft.com/office/drawing/2016/5/13/chartex" xmlns:cx8="http://schemas.microsoft.com/office/drawing/2016/5/14/chartex" xmlns:mc="http://schemas.openxmlformats.org/markup-compatibility/2006" xmlns:aink="http://schemas.microsoft.com/office/drawing/2016/ink" xmlns:am3d="http://schemas.microsoft.com/office/drawing/2017/model3d" xmlns:o="urn:schemas-microsoft-com:office:office" xmlns:oel="http://schemas.microsoft.com/office/2019/extlst" xmlns:r="http://schemas.openxmlformats.org/officeDocument/2006/relationships" xmlns:m="http://schemas.openxmlformats.org/officeDocument/2006/math" xmlns:v="urn:schemas-microsoft-com:vml" xmlns:wp14="http://schemas.microsoft.com/office/word/2010/wordprocessingDrawing" xmlns:wp="http://schemas.openxmlformats.org/drawingml/2006/wordprocessingDrawing" xmlns:w10="urn:schemas-microsoft-com:office:word" xmlns:w="http://schemas.openxmlformats.org/wordprocessingml/2006/main" xmlns:w14="http://schemas.microsoft.com/office/word/2010/wordml" xmlns:w15="http://schemas.microsoft.com/office/word/2012/wordml" xmlns:w16cex="http://schemas.microsoft.com/office/word/2018/wordml/cex" xmlns:w16cid="http://schemas.microsoft.com/office/word/2016/wordml/cid" xmlns:w16="http://schemas.microsoft.com/office/word/2018/wordml" xmlns:w16du="http://schemas.microsoft.com/office/word/2023/wordml/word16du" xmlns:w16sdtdh="http://schemas.microsoft.com/office/word/2020/wordml/sdtdatahash" xmlns:w16sdtfl="http://schemas.microsoft.com/office/word/2024/wordml/sdtformatlock" xmlns:w16se="http://schemas.microsoft.com/office/word/2015/wordml/symex" xmlns:wpg="http://schemas.microsoft.com/office/word/2010/wordprocessingGroup" xmlns:wpi="http://schemas.microsoft.com/office/word/2010/wordprocessingInk" xmlns:wne="http://schemas.microsoft.com/office/word/2006/wordml" xmlns:wps="http://schemas.microsoft.com/office/word/2010/wordprocessingShape" mc:Ignorable="w14 w15 w16se w16cid w16 w16cex w16sdtdh w16sdtfl w16du wp14">
+<w:footnotes xmlns:wpc="http://schemas.microsoft.com/office/word/2010/wordprocessingCanvas" xmlns:cx="http://schemas.microsoft.com/office/drawing/2014/chartex" xmlns:cx1="http://schemas.microsoft.com/office/drawing/2015/9/8/chartex" xmlns:cx2="http://schemas.microsoft.com/office/drawing/2015/10/21/chartex" xmlns:cx3="http://schemas.microsoft.com/office/drawing/2016/5/9/chartex" xmlns:cx4="http://schemas.microsoft.com/office/drawing/2016/5/10/chartex" xmlns:cx5="http://schemas.microsoft.com/office/drawing/2016/5/11/chartex" xmlns:cx6="http://schemas.microsoft.com/office/drawing/2016/5/12/chartex" xmlns:cx7="http://schemas.microsoft.com/office/drawing/2016/5/13/chartex" xmlns:cx8="http://schemas.microsoft.com/office/drawing/2016/5/14/chartex" xmlns:mc="http://schemas.openxmlformats.org/markup-compatibility/2006" xmlns:aink="http://schemas.microsoft.com/office/drawing/2016/ink" xmlns:am3d="http://schemas.microsoft.com/office/drawing/2017/model3d" xmlns:o="urn:schemas-microsoft-com:office:office" xmlns:oel="http://schemas.microsoft.com/office/2019/extlst" xmlns:r="http://schemas.openxmlformats.org/officeDocument/2006/relationships" xmlns:m="http://schemas.openxmlformats.org/officeDocument/2006/math" xmlns:v="urn:schemas-microsoft-com:vml" xmlns:wp14="http://schemas.microsoft.com/office/word/2010/wordprocessingDrawing" xmlns:wp="http://schemas.openxmlformats.org/drawingml/2006/wordprocessingDrawing" xmlns:w10="urn:schemas-microsoft-com:office:word" xmlns:w="http://schemas.openxmlformats.org/wordprocessingml/2006/main" xmlns:w14="http://schemas.microsoft.com/office/word/2010/wordml" xmlns:w15="http://schemas.microsoft.com/office/word/2012/wordml" xmlns:w16cex="http://schemas.microsoft.com/office/word/2018/wordml/cex" xmlns:w16cid="http://schemas.microsoft.com/office/word/2016/wordml/cid" xmlns:w16="http://schemas.microsoft.com/office/word/2018/wordml" xmlns:w16sdtdh="http://schemas.microsoft.com/office/word/2020/wordml/sdtdatahash" xmlns:w16se="http://schemas.microsoft.com/office/word/2015/wordml/symex" xmlns:wpg="http://schemas.microsoft.com/office/word/2010/wordprocessingGroup" xmlns:wpi="http://schemas.microsoft.com/office/word/2010/wordprocessingInk" xmlns:wne="http://schemas.microsoft.com/office/word/2006/wordml" xmlns:wps="http://schemas.microsoft.com/office/word/2010/wordprocessingShape" mc:Ignorable="w14 w15 w16se w16cid w16 w16cex w16sdtdh wp14">
   <w:footnote w:type="separator" w:id="-1">
     <w:p>
       <w:r>
@@ -9837,7 +11174,7 @@
 </file>
 
 <file path=word/header1.xml><?xml version="1.0" encoding="utf-8"?>
-<w:hdr xmlns:wpc="http://schemas.microsoft.com/office/word/2010/wordprocessingCanvas" xmlns:cx="http://schemas.microsoft.com/office/drawing/2014/chartex" xmlns:cx1="http://schemas.microsoft.com/office/drawing/2015/9/8/chartex" xmlns:cx2="http://schemas.microsoft.com/office/drawing/2015/10/21/chartex" xmlns:cx3="http://schemas.microsoft.com/office/drawing/2016/5/9/chartex" xmlns:cx4="http://schemas.microsoft.com/office/drawing/2016/5/10/chartex" xmlns:cx5="http://schemas.microsoft.com/office/drawing/2016/5/11/chartex" xmlns:cx6="http://schemas.microsoft.com/office/drawing/2016/5/12/chartex" xmlns:cx7="http://schemas.microsoft.com/office/drawing/2016/5/13/chartex" xmlns:cx8="http://schemas.microsoft.com/office/drawing/2016/5/14/chartex" xmlns:mc="http://schemas.openxmlformats.org/markup-compatibility/2006" xmlns:aink="http://schemas.microsoft.com/office/drawing/2016/ink" xmlns:am3d="http://schemas.microsoft.com/office/drawing/2017/model3d" xmlns:o="urn:schemas-microsoft-com:office:office" xmlns:oel="http://schemas.microsoft.com/office/2019/extlst" xmlns:r="http://schemas.openxmlformats.org/officeDocument/2006/relationships" xmlns:m="http://schemas.openxmlformats.org/officeDocument/2006/math" xmlns:v="urn:schemas-microsoft-com:vml" xmlns:wp14="http://schemas.microsoft.com/office/word/2010/wordprocessingDrawing" xmlns:wp="http://schemas.openxmlformats.org/drawingml/2006/wordprocessingDrawing" xmlns:w10="urn:schemas-microsoft-com:office:word" xmlns:w="http://schemas.openxmlformats.org/wordprocessingml/2006/main" xmlns:w14="http://schemas.microsoft.com/office/word/2010/wordml" xmlns:w15="http://schemas.microsoft.com/office/word/2012/wordml" xmlns:w16cex="http://schemas.microsoft.com/office/word/2018/wordml/cex" xmlns:w16cid="http://schemas.microsoft.com/office/word/2016/wordml/cid" xmlns:w16="http://schemas.microsoft.com/office/word/2018/wordml" xmlns:w16du="http://schemas.microsoft.com/office/word/2023/wordml/word16du" xmlns:w16sdtdh="http://schemas.microsoft.com/office/word/2020/wordml/sdtdatahash" xmlns:w16sdtfl="http://schemas.microsoft.com/office/word/2024/wordml/sdtformatlock" xmlns:w16se="http://schemas.microsoft.com/office/word/2015/wordml/symex" xmlns:wpg="http://schemas.microsoft.com/office/word/2010/wordprocessingGroup" xmlns:wpi="http://schemas.microsoft.com/office/word/2010/wordprocessingInk" xmlns:wne="http://schemas.microsoft.com/office/word/2006/wordml" xmlns:wps="http://schemas.microsoft.com/office/word/2010/wordprocessingShape" mc:Ignorable="w14 w15 w16se w16cid w16 w16cex w16sdtdh w16sdtfl w16du wp14">
+<w:hdr xmlns:wpc="http://schemas.microsoft.com/office/word/2010/wordprocessingCanvas" xmlns:cx="http://schemas.microsoft.com/office/drawing/2014/chartex" xmlns:cx1="http://schemas.microsoft.com/office/drawing/2015/9/8/chartex" xmlns:cx2="http://schemas.microsoft.com/office/drawing/2015/10/21/chartex" xmlns:cx3="http://schemas.microsoft.com/office/drawing/2016/5/9/chartex" xmlns:cx4="http://schemas.microsoft.com/office/drawing/2016/5/10/chartex" xmlns:cx5="http://schemas.microsoft.com/office/drawing/2016/5/11/chartex" xmlns:cx6="http://schemas.microsoft.com/office/drawing/2016/5/12/chartex" xmlns:cx7="http://schemas.microsoft.com/office/drawing/2016/5/13/chartex" xmlns:cx8="http://schemas.microsoft.com/office/drawing/2016/5/14/chartex" xmlns:mc="http://schemas.openxmlformats.org/markup-compatibility/2006" xmlns:aink="http://schemas.microsoft.com/office/drawing/2016/ink" xmlns:am3d="http://schemas.microsoft.com/office/drawing/2017/model3d" xmlns:o="urn:schemas-microsoft-com:office:office" xmlns:oel="http://schemas.microsoft.com/office/2019/extlst" xmlns:r="http://schemas.openxmlformats.org/officeDocument/2006/relationships" xmlns:m="http://schemas.openxmlformats.org/officeDocument/2006/math" xmlns:v="urn:schemas-microsoft-com:vml" xmlns:wp14="http://schemas.microsoft.com/office/word/2010/wordprocessingDrawing" xmlns:wp="http://schemas.openxmlformats.org/drawingml/2006/wordprocessingDrawing" xmlns:w10="urn:schemas-microsoft-com:office:word" xmlns:w="http://schemas.openxmlformats.org/wordprocessingml/2006/main" xmlns:w14="http://schemas.microsoft.com/office/word/2010/wordml" xmlns:w15="http://schemas.microsoft.com/office/word/2012/wordml" xmlns:w16cex="http://schemas.microsoft.com/office/word/2018/wordml/cex" xmlns:w16cid="http://schemas.microsoft.com/office/word/2016/wordml/cid" xmlns:w16="http://schemas.microsoft.com/office/word/2018/wordml" xmlns:w16sdtdh="http://schemas.microsoft.com/office/word/2020/wordml/sdtdatahash" xmlns:w16se="http://schemas.microsoft.com/office/word/2015/wordml/symex" xmlns:wpg="http://schemas.microsoft.com/office/word/2010/wordprocessingGroup" xmlns:wpi="http://schemas.microsoft.com/office/word/2010/wordprocessingInk" xmlns:wne="http://schemas.microsoft.com/office/word/2006/wordml" xmlns:wps="http://schemas.microsoft.com/office/word/2010/wordprocessingShape" mc:Ignorable="w14 w15 w16se w16cid w16 w16cex w16sdtdh wp14">
   <w:p>
     <w:pPr>
       <w:pStyle w:val="Header"/>
@@ -9847,7 +11184,7 @@
 </file>
 
 <file path=word/header2.xml><?xml version="1.0" encoding="utf-8"?>
-<w:hdr xmlns:wpc="http://schemas.microsoft.com/office/word/2010/wordprocessingCanvas" xmlns:cx="http://schemas.microsoft.com/office/drawing/2014/chartex" xmlns:cx1="http://schemas.microsoft.com/office/drawing/2015/9/8/chartex" xmlns:cx2="http://schemas.microsoft.com/office/drawing/2015/10/21/chartex" xmlns:cx3="http://schemas.microsoft.com/office/drawing/2016/5/9/chartex" xmlns:cx4="http://schemas.microsoft.com/office/drawing/2016/5/10/chartex" xmlns:cx5="http://schemas.microsoft.com/office/drawing/2016/5/11/chartex" xmlns:cx6="http://schemas.microsoft.com/office/drawing/2016/5/12/chartex" xmlns:cx7="http://schemas.microsoft.com/office/drawing/2016/5/13/chartex" xmlns:cx8="http://schemas.microsoft.com/office/drawing/2016/5/14/chartex" xmlns:mc="http://schemas.openxmlformats.org/markup-compatibility/2006" xmlns:aink="http://schemas.microsoft.com/office/drawing/2016/ink" xmlns:am3d="http://schemas.microsoft.com/office/drawing/2017/model3d" xmlns:o="urn:schemas-microsoft-com:office:office" xmlns:oel="http://schemas.microsoft.com/office/2019/extlst" xmlns:r="http://schemas.openxmlformats.org/officeDocument/2006/relationships" xmlns:m="http://schemas.openxmlformats.org/officeDocument/2006/math" xmlns:v="urn:schemas-microsoft-com:vml" xmlns:wp14="http://schemas.microsoft.com/office/word/2010/wordprocessingDrawing" xmlns:wp="http://schemas.openxmlformats.org/drawingml/2006/wordprocessingDrawing" xmlns:w10="urn:schemas-microsoft-com:office:word" xmlns:w="http://schemas.openxmlformats.org/wordprocessingml/2006/main" xmlns:w14="http://schemas.microsoft.com/office/word/2010/wordml" xmlns:w15="http://schemas.microsoft.com/office/word/2012/wordml" xmlns:w16cex="http://schemas.microsoft.com/office/word/2018/wordml/cex" xmlns:w16cid="http://schemas.microsoft.com/office/word/2016/wordml/cid" xmlns:w16="http://schemas.microsoft.com/office/word/2018/wordml" xmlns:w16du="http://schemas.microsoft.com/office/word/2023/wordml/word16du" xmlns:w16sdtdh="http://schemas.microsoft.com/office/word/2020/wordml/sdtdatahash" xmlns:w16sdtfl="http://schemas.microsoft.com/office/word/2024/wordml/sdtformatlock" xmlns:w16se="http://schemas.microsoft.com/office/word/2015/wordml/symex" xmlns:wpg="http://schemas.microsoft.com/office/word/2010/wordprocessingGroup" xmlns:wpi="http://schemas.microsoft.com/office/word/2010/wordprocessingInk" xmlns:wne="http://schemas.microsoft.com/office/word/2006/wordml" xmlns:wps="http://schemas.microsoft.com/office/word/2010/wordprocessingShape" mc:Ignorable="w14 w15 w16se w16cid w16 w16cex w16sdtdh w16sdtfl w16du wp14">
+<w:hdr xmlns:wpc="http://schemas.microsoft.com/office/word/2010/wordprocessingCanvas" xmlns:cx="http://schemas.microsoft.com/office/drawing/2014/chartex" xmlns:cx1="http://schemas.microsoft.com/office/drawing/2015/9/8/chartex" xmlns:cx2="http://schemas.microsoft.com/office/drawing/2015/10/21/chartex" xmlns:cx3="http://schemas.microsoft.com/office/drawing/2016/5/9/chartex" xmlns:cx4="http://schemas.microsoft.com/office/drawing/2016/5/10/chartex" xmlns:cx5="http://schemas.microsoft.com/office/drawing/2016/5/11/chartex" xmlns:cx6="http://schemas.microsoft.com/office/drawing/2016/5/12/chartex" xmlns:cx7="http://schemas.microsoft.com/office/drawing/2016/5/13/chartex" xmlns:cx8="http://schemas.microsoft.com/office/drawing/2016/5/14/chartex" xmlns:mc="http://schemas.openxmlformats.org/markup-compatibility/2006" xmlns:aink="http://schemas.microsoft.com/office/drawing/2016/ink" xmlns:am3d="http://schemas.microsoft.com/office/drawing/2017/model3d" xmlns:o="urn:schemas-microsoft-com:office:office" xmlns:oel="http://schemas.microsoft.com/office/2019/extlst" xmlns:r="http://schemas.openxmlformats.org/officeDocument/2006/relationships" xmlns:m="http://schemas.openxmlformats.org/officeDocument/2006/math" xmlns:v="urn:schemas-microsoft-com:vml" xmlns:wp14="http://schemas.microsoft.com/office/word/2010/wordprocessingDrawing" xmlns:wp="http://schemas.openxmlformats.org/drawingml/2006/wordprocessingDrawing" xmlns:w10="urn:schemas-microsoft-com:office:word" xmlns:w="http://schemas.openxmlformats.org/wordprocessingml/2006/main" xmlns:w14="http://schemas.microsoft.com/office/word/2010/wordml" xmlns:w15="http://schemas.microsoft.com/office/word/2012/wordml" xmlns:w16cex="http://schemas.microsoft.com/office/word/2018/wordml/cex" xmlns:w16cid="http://schemas.microsoft.com/office/word/2016/wordml/cid" xmlns:w16="http://schemas.microsoft.com/office/word/2018/wordml" xmlns:w16sdtdh="http://schemas.microsoft.com/office/word/2020/wordml/sdtdatahash" xmlns:w16se="http://schemas.microsoft.com/office/word/2015/wordml/symex" xmlns:wpg="http://schemas.microsoft.com/office/word/2010/wordprocessingGroup" xmlns:wpi="http://schemas.microsoft.com/office/word/2010/wordprocessingInk" xmlns:wne="http://schemas.microsoft.com/office/word/2006/wordml" xmlns:wps="http://schemas.microsoft.com/office/word/2010/wordprocessingShape" mc:Ignorable="w14 w15 w16se w16cid w16 w16cex w16sdtdh wp14">
   <w:p>
     <w:pPr>
       <w:pBdr>
@@ -9865,7 +11202,19 @@
         <w:sz w:val="18"/>
         <w:szCs w:val="18"/>
       </w:rPr>
-      <w:t>University of Central Punjab – Faculty of Information Technology</w:t>
+      <w:t xml:space="preserve">University of Central Punjab – Faculty of Information </w:t>
+    </w:r>
+    <w:proofErr w:type="gramStart"/>
+    <w:r>
+      <w:rPr>
+        <w:rFonts w:ascii="Arial" w:eastAsia="Arial" w:hAnsi="Arial" w:cs="Arial"/>
+        <w:b/>
+        <w:bCs/>
+        <w:color w:val="1F3864"/>
+        <w:sz w:val="18"/>
+        <w:szCs w:val="18"/>
+      </w:rPr>
+      <w:t>Technology</w:t>
     </w:r>
     <w:r>
       <w:rPr>
@@ -9874,7 +11223,17 @@
         <w:sz w:val="18"/>
         <w:szCs w:val="18"/>
       </w:rPr>
-      <w:t xml:space="preserve">  |  </w:t>
+      <w:t xml:space="preserve">  |</w:t>
+    </w:r>
+    <w:proofErr w:type="gramEnd"/>
+    <w:r>
+      <w:rPr>
+        <w:rFonts w:ascii="Arial" w:eastAsia="Arial" w:hAnsi="Arial" w:cs="Arial"/>
+        <w:color w:val="ADB9CA"/>
+        <w:sz w:val="18"/>
+        <w:szCs w:val="18"/>
+      </w:rPr>
+      <w:t xml:space="preserve">  </w:t>
     </w:r>
     <w:r>
       <w:rPr>
@@ -9890,7 +11249,7 @@
 </file>
 
 <file path=word/header3.xml><?xml version="1.0" encoding="utf-8"?>
-<w:hdr xmlns:wpc="http://schemas.microsoft.com/office/word/2010/wordprocessingCanvas" xmlns:cx="http://schemas.microsoft.com/office/drawing/2014/chartex" xmlns:cx1="http://schemas.microsoft.com/office/drawing/2015/9/8/chartex" xmlns:cx2="http://schemas.microsoft.com/office/drawing/2015/10/21/chartex" xmlns:cx3="http://schemas.microsoft.com/office/drawing/2016/5/9/chartex" xmlns:cx4="http://schemas.microsoft.com/office/drawing/2016/5/10/chartex" xmlns:cx5="http://schemas.microsoft.com/office/drawing/2016/5/11/chartex" xmlns:cx6="http://schemas.microsoft.com/office/drawing/2016/5/12/chartex" xmlns:cx7="http://schemas.microsoft.com/office/drawing/2016/5/13/chartex" xmlns:cx8="http://schemas.microsoft.com/office/drawing/2016/5/14/chartex" xmlns:mc="http://schemas.openxmlformats.org/markup-compatibility/2006" xmlns:aink="http://schemas.microsoft.com/office/drawing/2016/ink" xmlns:am3d="http://schemas.microsoft.com/office/drawing/2017/model3d" xmlns:o="urn:schemas-microsoft-com:office:office" xmlns:oel="http://schemas.microsoft.com/office/2019/extlst" xmlns:r="http://schemas.openxmlformats.org/officeDocument/2006/relationships" xmlns:m="http://schemas.openxmlformats.org/officeDocument/2006/math" xmlns:v="urn:schemas-microsoft-com:vml" xmlns:wp14="http://schemas.microsoft.com/office/word/2010/wordprocessingDrawing" xmlns:wp="http://schemas.openxmlformats.org/drawingml/2006/wordprocessingDrawing" xmlns:w10="urn:schemas-microsoft-com:office:word" xmlns:w="http://schemas.openxmlformats.org/wordprocessingml/2006/main" xmlns:w14="http://schemas.microsoft.com/office/word/2010/wordml" xmlns:w15="http://schemas.microsoft.com/office/word/2012/wordml" xmlns:w16cex="http://schemas.microsoft.com/office/word/2018/wordml/cex" xmlns:w16cid="http://schemas.microsoft.com/office/word/2016/wordml/cid" xmlns:w16="http://schemas.microsoft.com/office/word/2018/wordml" xmlns:w16du="http://schemas.microsoft.com/office/word/2023/wordml/word16du" xmlns:w16sdtdh="http://schemas.microsoft.com/office/word/2020/wordml/sdtdatahash" xmlns:w16sdtfl="http://schemas.microsoft.com/office/word/2024/wordml/sdtformatlock" xmlns:w16se="http://schemas.microsoft.com/office/word/2015/wordml/symex" xmlns:wpg="http://schemas.microsoft.com/office/word/2010/wordprocessingGroup" xmlns:wpi="http://schemas.microsoft.com/office/word/2010/wordprocessingInk" xmlns:wne="http://schemas.microsoft.com/office/word/2006/wordml" xmlns:wps="http://schemas.microsoft.com/office/word/2010/wordprocessingShape" mc:Ignorable="w14 w15 w16se w16cid w16 w16cex w16sdtdh w16sdtfl w16du wp14">
+<w:hdr xmlns:wpc="http://schemas.microsoft.com/office/word/2010/wordprocessingCanvas" xmlns:cx="http://schemas.microsoft.com/office/drawing/2014/chartex" xmlns:cx1="http://schemas.microsoft.com/office/drawing/2015/9/8/chartex" xmlns:cx2="http://schemas.microsoft.com/office/drawing/2015/10/21/chartex" xmlns:cx3="http://schemas.microsoft.com/office/drawing/2016/5/9/chartex" xmlns:cx4="http://schemas.microsoft.com/office/drawing/2016/5/10/chartex" xmlns:cx5="http://schemas.microsoft.com/office/drawing/2016/5/11/chartex" xmlns:cx6="http://schemas.microsoft.com/office/drawing/2016/5/12/chartex" xmlns:cx7="http://schemas.microsoft.com/office/drawing/2016/5/13/chartex" xmlns:cx8="http://schemas.microsoft.com/office/drawing/2016/5/14/chartex" xmlns:mc="http://schemas.openxmlformats.org/markup-compatibility/2006" xmlns:aink="http://schemas.microsoft.com/office/drawing/2016/ink" xmlns:am3d="http://schemas.microsoft.com/office/drawing/2017/model3d" xmlns:o="urn:schemas-microsoft-com:office:office" xmlns:oel="http://schemas.microsoft.com/office/2019/extlst" xmlns:r="http://schemas.openxmlformats.org/officeDocument/2006/relationships" xmlns:m="http://schemas.openxmlformats.org/officeDocument/2006/math" xmlns:v="urn:schemas-microsoft-com:vml" xmlns:wp14="http://schemas.microsoft.com/office/word/2010/wordprocessingDrawing" xmlns:wp="http://schemas.openxmlformats.org/drawingml/2006/wordprocessingDrawing" xmlns:w10="urn:schemas-microsoft-com:office:word" xmlns:w="http://schemas.openxmlformats.org/wordprocessingml/2006/main" xmlns:w14="http://schemas.microsoft.com/office/word/2010/wordml" xmlns:w15="http://schemas.microsoft.com/office/word/2012/wordml" xmlns:w16cex="http://schemas.microsoft.com/office/word/2018/wordml/cex" xmlns:w16cid="http://schemas.microsoft.com/office/word/2016/wordml/cid" xmlns:w16="http://schemas.microsoft.com/office/word/2018/wordml" xmlns:w16sdtdh="http://schemas.microsoft.com/office/word/2020/wordml/sdtdatahash" xmlns:w16se="http://schemas.microsoft.com/office/word/2015/wordml/symex" xmlns:wpg="http://schemas.microsoft.com/office/word/2010/wordprocessingGroup" xmlns:wpi="http://schemas.microsoft.com/office/word/2010/wordprocessingInk" xmlns:wne="http://schemas.microsoft.com/office/word/2006/wordml" xmlns:wps="http://schemas.microsoft.com/office/word/2010/wordprocessingShape" mc:Ignorable="w14 w15 w16se w16cid w16 w16cex w16sdtdh wp14">
   <w:p>
     <w:pPr>
       <w:pStyle w:val="Header"/>
@@ -9900,7 +11259,7 @@
 </file>
 
 <file path=word/numbering.xml><?xml version="1.0" encoding="utf-8"?>
-<w:numbering xmlns:wpc="http://schemas.microsoft.com/office/word/2010/wordprocessingCanvas" xmlns:cx="http://schemas.microsoft.com/office/drawing/2014/chartex" xmlns:cx1="http://schemas.microsoft.com/office/drawing/2015/9/8/chartex" xmlns:cx2="http://schemas.microsoft.com/office/drawing/2015/10/21/chartex" xmlns:cx3="http://schemas.microsoft.com/office/drawing/2016/5/9/chartex" xmlns:cx4="http://schemas.microsoft.com/office/drawing/2016/5/10/chartex" xmlns:cx5="http://schemas.microsoft.com/office/drawing/2016/5/11/chartex" xmlns:cx6="http://schemas.microsoft.com/office/drawing/2016/5/12/chartex" xmlns:cx7="http://schemas.microsoft.com/office/drawing/2016/5/13/chartex" xmlns:cx8="http://schemas.microsoft.com/office/drawing/2016/5/14/chartex" xmlns:mc="http://schemas.openxmlformats.org/markup-compatibility/2006" xmlns:aink="http://schemas.microsoft.com/office/drawing/2016/ink" xmlns:am3d="http://schemas.microsoft.com/office/drawing/2017/model3d" xmlns:o="urn:schemas-microsoft-com:office:office" xmlns:oel="http://schemas.microsoft.com/office/2019/extlst" xmlns:r="http://schemas.openxmlformats.org/officeDocument/2006/relationships" xmlns:m="http://schemas.openxmlformats.org/officeDocument/2006/math" xmlns:v="urn:schemas-microsoft-com:vml" xmlns:wp14="http://schemas.microsoft.com/office/word/2010/wordprocessingDrawing" xmlns:wp="http://schemas.openxmlformats.org/drawingml/2006/wordprocessingDrawing" xmlns:w10="urn:schemas-microsoft-com:office:word" xmlns:w="http://schemas.openxmlformats.org/wordprocessingml/2006/main" xmlns:w14="http://schemas.microsoft.com/office/word/2010/wordml" xmlns:w15="http://schemas.microsoft.com/office/word/2012/wordml" xmlns:w16cex="http://schemas.microsoft.com/office/word/2018/wordml/cex" xmlns:w16cid="http://schemas.microsoft.com/office/word/2016/wordml/cid" xmlns:w16="http://schemas.microsoft.com/office/word/2018/wordml" xmlns:w16du="http://schemas.microsoft.com/office/word/2023/wordml/word16du" xmlns:w16sdtdh="http://schemas.microsoft.com/office/word/2020/wordml/sdtdatahash" xmlns:w16sdtfl="http://schemas.microsoft.com/office/word/2024/wordml/sdtformatlock" xmlns:w16se="http://schemas.microsoft.com/office/word/2015/wordml/symex" xmlns:wpg="http://schemas.microsoft.com/office/word/2010/wordprocessingGroup" xmlns:wpi="http://schemas.microsoft.com/office/word/2010/wordprocessingInk" xmlns:wne="http://schemas.microsoft.com/office/word/2006/wordml" xmlns:wps="http://schemas.microsoft.com/office/word/2010/wordprocessingShape" mc:Ignorable="w14 w15 w16se w16cid w16 w16cex w16sdtdh w16sdtfl w16du wp14">
+<w:numbering xmlns:wpc="http://schemas.microsoft.com/office/word/2010/wordprocessingCanvas" xmlns:cx="http://schemas.microsoft.com/office/drawing/2014/chartex" xmlns:cx1="http://schemas.microsoft.com/office/drawing/2015/9/8/chartex" xmlns:cx2="http://schemas.microsoft.com/office/drawing/2015/10/21/chartex" xmlns:cx3="http://schemas.microsoft.com/office/drawing/2016/5/9/chartex" xmlns:cx4="http://schemas.microsoft.com/office/drawing/2016/5/10/chartex" xmlns:cx5="http://schemas.microsoft.com/office/drawing/2016/5/11/chartex" xmlns:cx6="http://schemas.microsoft.com/office/drawing/2016/5/12/chartex" xmlns:cx7="http://schemas.microsoft.com/office/drawing/2016/5/13/chartex" xmlns:cx8="http://schemas.microsoft.com/office/drawing/2016/5/14/chartex" xmlns:mc="http://schemas.openxmlformats.org/markup-compatibility/2006" xmlns:aink="http://schemas.microsoft.com/office/drawing/2016/ink" xmlns:am3d="http://schemas.microsoft.com/office/drawing/2017/model3d" xmlns:o="urn:schemas-microsoft-com:office:office" xmlns:oel="http://schemas.microsoft.com/office/2019/extlst" xmlns:r="http://schemas.openxmlformats.org/officeDocument/2006/relationships" xmlns:m="http://schemas.openxmlformats.org/officeDocument/2006/math" xmlns:v="urn:schemas-microsoft-com:vml" xmlns:wp14="http://schemas.microsoft.com/office/word/2010/wordprocessingDrawing" xmlns:wp="http://schemas.openxmlformats.org/drawingml/2006/wordprocessingDrawing" xmlns:w10="urn:schemas-microsoft-com:office:word" xmlns:w="http://schemas.openxmlformats.org/wordprocessingml/2006/main" xmlns:w14="http://schemas.microsoft.com/office/word/2010/wordml" xmlns:w15="http://schemas.microsoft.com/office/word/2012/wordml" xmlns:w16cex="http://schemas.microsoft.com/office/word/2018/wordml/cex" xmlns:w16cid="http://schemas.microsoft.com/office/word/2016/wordml/cid" xmlns:w16="http://schemas.microsoft.com/office/word/2018/wordml" xmlns:w16sdtdh="http://schemas.microsoft.com/office/word/2020/wordml/sdtdatahash" xmlns:w16se="http://schemas.microsoft.com/office/word/2015/wordml/symex" xmlns:wpg="http://schemas.microsoft.com/office/word/2010/wordprocessingGroup" xmlns:wpi="http://schemas.microsoft.com/office/word/2010/wordprocessingInk" xmlns:wne="http://schemas.microsoft.com/office/word/2006/wordml" xmlns:wps="http://schemas.microsoft.com/office/word/2010/wordprocessingShape" mc:Ignorable="w14 w15 w16se w16cid w16 w16cex w16sdtdh wp14">
   <w:abstractNum w:abstractNumId="0" w15:restartNumberingAfterBreak="0">
     <w:nsid w:val="19B85A84"/>
     <w:multiLevelType w:val="hybridMultilevel"/>
@@ -10245,7 +11604,7 @@
 </file>
 
 <file path=word/styles.xml><?xml version="1.0" encoding="utf-8"?>
-<w:styles xmlns:mc="http://schemas.openxmlformats.org/markup-compatibility/2006" xmlns:r="http://schemas.openxmlformats.org/officeDocument/2006/relationships" xmlns:w="http://schemas.openxmlformats.org/wordprocessingml/2006/main" xmlns:w14="http://schemas.microsoft.com/office/word/2010/wordml" xmlns:w15="http://schemas.microsoft.com/office/word/2012/wordml" xmlns:w16cex="http://schemas.microsoft.com/office/word/2018/wordml/cex" xmlns:w16cid="http://schemas.microsoft.com/office/word/2016/wordml/cid" xmlns:w16="http://schemas.microsoft.com/office/word/2018/wordml" xmlns:w16du="http://schemas.microsoft.com/office/word/2023/wordml/word16du" xmlns:w16sdtdh="http://schemas.microsoft.com/office/word/2020/wordml/sdtdatahash" xmlns:w16sdtfl="http://schemas.microsoft.com/office/word/2024/wordml/sdtformatlock" xmlns:w16se="http://schemas.microsoft.com/office/word/2015/wordml/symex" mc:Ignorable="w14 w15 w16se w16cid w16 w16cex w16sdtdh w16sdtfl w16du">
+<w:styles xmlns:mc="http://schemas.openxmlformats.org/markup-compatibility/2006" xmlns:r="http://schemas.openxmlformats.org/officeDocument/2006/relationships" xmlns:w="http://schemas.openxmlformats.org/wordprocessingml/2006/main" xmlns:w14="http://schemas.microsoft.com/office/word/2010/wordml" xmlns:w15="http://schemas.microsoft.com/office/word/2012/wordml" xmlns:w16cex="http://schemas.microsoft.com/office/word/2018/wordml/cex" xmlns:w16cid="http://schemas.microsoft.com/office/word/2016/wordml/cid" xmlns:w16="http://schemas.microsoft.com/office/word/2018/wordml" xmlns:w16sdtdh="http://schemas.microsoft.com/office/word/2020/wordml/sdtdatahash" xmlns:w16se="http://schemas.microsoft.com/office/word/2015/wordml/symex" mc:Ignorable="w14 w15 w16se w16cid w16 w16cex w16sdtdh">
   <w:docDefaults>
     <w:rPrDefault>
       <w:rPr>

--- a/DF_Assignment_04_Spring_2026.docx
+++ b/DF_Assignment_04_Spring_2026.docx
@@ -1,6 +1,6 @@
 
 <file path=word/document.xml><?xml version="1.0" encoding="utf-8"?>
-<w:document xmlns:wpc="http://schemas.microsoft.com/office/word/2010/wordprocessingCanvas" xmlns:cx="http://schemas.microsoft.com/office/drawing/2014/chartex" xmlns:cx1="http://schemas.microsoft.com/office/drawing/2015/9/8/chartex" xmlns:cx2="http://schemas.microsoft.com/office/drawing/2015/10/21/chartex" xmlns:cx3="http://schemas.microsoft.com/office/drawing/2016/5/9/chartex" xmlns:cx4="http://schemas.microsoft.com/office/drawing/2016/5/10/chartex" xmlns:cx5="http://schemas.microsoft.com/office/drawing/2016/5/11/chartex" xmlns:cx6="http://schemas.microsoft.com/office/drawing/2016/5/12/chartex" xmlns:cx7="http://schemas.microsoft.com/office/drawing/2016/5/13/chartex" xmlns:cx8="http://schemas.microsoft.com/office/drawing/2016/5/14/chartex" xmlns:mc="http://schemas.openxmlformats.org/markup-compatibility/2006" xmlns:aink="http://schemas.microsoft.com/office/drawing/2016/ink" xmlns:am3d="http://schemas.microsoft.com/office/drawing/2017/model3d" xmlns:o="urn:schemas-microsoft-com:office:office" xmlns:oel="http://schemas.microsoft.com/office/2019/extlst" xmlns:r="http://schemas.openxmlformats.org/officeDocument/2006/relationships" xmlns:m="http://schemas.openxmlformats.org/officeDocument/2006/math" xmlns:v="urn:schemas-microsoft-com:vml" xmlns:wp14="http://schemas.microsoft.com/office/word/2010/wordprocessingDrawing" xmlns:wp="http://schemas.openxmlformats.org/drawingml/2006/wordprocessingDrawing" xmlns:w10="urn:schemas-microsoft-com:office:word" xmlns:w="http://schemas.openxmlformats.org/wordprocessingml/2006/main" xmlns:w14="http://schemas.microsoft.com/office/word/2010/wordml" xmlns:w15="http://schemas.microsoft.com/office/word/2012/wordml" xmlns:w16cex="http://schemas.microsoft.com/office/word/2018/wordml/cex" xmlns:w16cid="http://schemas.microsoft.com/office/word/2016/wordml/cid" xmlns:w16="http://schemas.microsoft.com/office/word/2018/wordml" xmlns:w16sdtdh="http://schemas.microsoft.com/office/word/2020/wordml/sdtdatahash" xmlns:w16se="http://schemas.microsoft.com/office/word/2015/wordml/symex" xmlns:wpg="http://schemas.microsoft.com/office/word/2010/wordprocessingGroup" xmlns:wpi="http://schemas.microsoft.com/office/word/2010/wordprocessingInk" xmlns:wne="http://schemas.microsoft.com/office/word/2006/wordml" xmlns:wps="http://schemas.microsoft.com/office/word/2010/wordprocessingShape" mc:Ignorable="w14 w15 w16se w16cid w16 w16cex w16sdtdh wp14">
+<w:document xmlns:wpc="http://schemas.microsoft.com/office/word/2010/wordprocessingCanvas" xmlns:cx="http://schemas.microsoft.com/office/drawing/2014/chartex" xmlns:cx1="http://schemas.microsoft.com/office/drawing/2015/9/8/chartex" xmlns:cx2="http://schemas.microsoft.com/office/drawing/2015/10/21/chartex" xmlns:cx3="http://schemas.microsoft.com/office/drawing/2016/5/9/chartex" xmlns:cx4="http://schemas.microsoft.com/office/drawing/2016/5/10/chartex" xmlns:cx5="http://schemas.microsoft.com/office/drawing/2016/5/11/chartex" xmlns:cx6="http://schemas.microsoft.com/office/drawing/2016/5/12/chartex" xmlns:cx7="http://schemas.microsoft.com/office/drawing/2016/5/13/chartex" xmlns:cx8="http://schemas.microsoft.com/office/drawing/2016/5/14/chartex" xmlns:mc="http://schemas.openxmlformats.org/markup-compatibility/2006" xmlns:aink="http://schemas.microsoft.com/office/drawing/2016/ink" xmlns:am3d="http://schemas.microsoft.com/office/drawing/2017/model3d" xmlns:o="urn:schemas-microsoft-com:office:office" xmlns:oel="http://schemas.microsoft.com/office/2019/extlst" xmlns:r="http://schemas.openxmlformats.org/officeDocument/2006/relationships" xmlns:m="http://schemas.openxmlformats.org/officeDocument/2006/math" xmlns:v="urn:schemas-microsoft-com:vml" xmlns:wp14="http://schemas.microsoft.com/office/word/2010/wordprocessingDrawing" xmlns:wp="http://schemas.openxmlformats.org/drawingml/2006/wordprocessingDrawing" xmlns:w10="urn:schemas-microsoft-com:office:word" xmlns:w="http://schemas.openxmlformats.org/wordprocessingml/2006/main" xmlns:w14="http://schemas.microsoft.com/office/word/2010/wordml" xmlns:w15="http://schemas.microsoft.com/office/word/2012/wordml" xmlns:w16cex="http://schemas.microsoft.com/office/word/2018/wordml/cex" xmlns:w16cid="http://schemas.microsoft.com/office/word/2016/wordml/cid" xmlns:w16="http://schemas.microsoft.com/office/word/2018/wordml" xmlns:w16du="http://schemas.microsoft.com/office/word/2023/wordml/word16du" xmlns:w16sdtdh="http://schemas.microsoft.com/office/word/2020/wordml/sdtdatahash" xmlns:w16sdtfl="http://schemas.microsoft.com/office/word/2024/wordml/sdtformatlock" xmlns:w16se="http://schemas.microsoft.com/office/word/2015/wordml/symex" xmlns:wpg="http://schemas.microsoft.com/office/word/2010/wordprocessingGroup" xmlns:wpi="http://schemas.microsoft.com/office/word/2010/wordprocessingInk" xmlns:wne="http://schemas.microsoft.com/office/word/2006/wordml" xmlns:wps="http://schemas.microsoft.com/office/word/2010/wordprocessingShape" mc:Ignorable="w14 w15 w16se w16cid w16 w16cex w16sdtdh w16sdtfl w16du wp14">
   <w:body>
     <w:p>
       <w:pPr>
@@ -348,27 +348,7 @@
           <w:sz w:val="24"/>
           <w:szCs w:val="24"/>
         </w:rPr>
-        <w:t xml:space="preserve"> (can be six members but in that </w:t>
-      </w:r>
-      <w:proofErr w:type="gramStart"/>
-      <w:r>
-        <w:rPr>
-          <w:rFonts w:ascii="Arial" w:eastAsia="Arial" w:hAnsi="Arial" w:cs="Arial"/>
-          <w:color w:val="000000"/>
-          <w:sz w:val="24"/>
-          <w:szCs w:val="24"/>
-        </w:rPr>
-        <w:t>case</w:t>
-      </w:r>
-      <w:proofErr w:type="gramEnd"/>
-      <w:r>
-        <w:rPr>
-          <w:rFonts w:ascii="Arial" w:eastAsia="Arial" w:hAnsi="Arial" w:cs="Arial"/>
-          <w:color w:val="000000"/>
-          <w:sz w:val="24"/>
-          <w:szCs w:val="24"/>
-        </w:rPr>
-        <w:t xml:space="preserve"> TL has to create an additional page for that member and then assign all tasks accordingly)</w:t>
+        <w:t xml:space="preserve"> (can be six members but in that case TL has to create an additional page for that member and then assign all tasks accordingly)</w:t>
       </w:r>
     </w:p>
     <w:p>
@@ -612,9 +592,8 @@
           <w:sz w:val="18"/>
           <w:szCs w:val="18"/>
         </w:rPr>
-        <w:t xml:space="preserve">Table 1: Group </w:t>
-      </w:r>
-      <w:proofErr w:type="gramStart"/>
+        <w:t xml:space="preserve">Table 1: Group Details </w:t>
+      </w:r>
       <w:r>
         <w:rPr>
           <w:rFonts w:ascii="Arial" w:eastAsia="Arial" w:hAnsi="Arial" w:cs="Arial"/>
@@ -624,20 +603,8 @@
           <w:sz w:val="18"/>
           <w:szCs w:val="18"/>
         </w:rPr>
-        <w:t xml:space="preserve">Details </w:t>
-      </w:r>
-      <w:r>
-        <w:rPr>
-          <w:rFonts w:ascii="Arial" w:eastAsia="Arial" w:hAnsi="Arial" w:cs="Arial"/>
-          <w:b/>
-          <w:bCs/>
-          <w:color w:val="444444"/>
-          <w:sz w:val="18"/>
-          <w:szCs w:val="18"/>
-        </w:rPr>
         <w:t>,</w:t>
       </w:r>
-      <w:proofErr w:type="gramEnd"/>
       <w:r>
         <w:rPr>
           <w:rFonts w:ascii="Arial" w:eastAsia="Arial" w:hAnsi="Arial" w:cs="Arial"/>
@@ -668,13 +635,13 @@
         <w:tblLook w:val="0000" w:firstRow="0" w:lastRow="0" w:firstColumn="0" w:lastColumn="0" w:noHBand="0" w:noVBand="0"/>
       </w:tblPr>
       <w:tblGrid>
-        <w:gridCol w:w="471"/>
-        <w:gridCol w:w="1036"/>
-        <w:gridCol w:w="1436"/>
-        <w:gridCol w:w="1561"/>
-        <w:gridCol w:w="1414"/>
-        <w:gridCol w:w="2457"/>
-        <w:gridCol w:w="1361"/>
+        <w:gridCol w:w="467"/>
+        <w:gridCol w:w="1017"/>
+        <w:gridCol w:w="1635"/>
+        <w:gridCol w:w="1529"/>
+        <w:gridCol w:w="1386"/>
+        <w:gridCol w:w="2696"/>
+        <w:gridCol w:w="1334"/>
       </w:tblGrid>
       <w:tr>
         <w:trPr>
@@ -1114,14 +1081,12 @@
             <w:vAlign w:val="center"/>
           </w:tcPr>
           <w:p>
-            <w:proofErr w:type="spellStart"/>
             <w:r>
               <w:t>m</w:t>
             </w:r>
             <w:r>
               <w:t>ukaram</w:t>
             </w:r>
-            <w:proofErr w:type="spellEnd"/>
           </w:p>
         </w:tc>
         <w:tc>
@@ -1195,10 +1160,7 @@
           </w:tcPr>
           <w:p>
             <w:r>
-              <w:t>A</w:t>
-            </w:r>
-            <w:r>
-              <w:t>dd</w:t>
+              <w:t>Add</w:t>
             </w:r>
             <w:r>
               <w:t>.</w:t>
@@ -1315,7 +1277,11 @@
             </w:tcMar>
             <w:vAlign w:val="center"/>
           </w:tcPr>
-          <w:p/>
+          <w:p>
+            <w:r>
+              <w:t>Abdullah Butt</w:t>
+            </w:r>
+          </w:p>
         </w:tc>
         <w:tc>
           <w:tcPr>
@@ -1335,7 +1301,11 @@
             </w:tcMar>
             <w:vAlign w:val="center"/>
           </w:tcPr>
-          <w:p/>
+          <w:p>
+            <w:r>
+              <w:t>AbdullahButt332</w:t>
+            </w:r>
+          </w:p>
         </w:tc>
         <w:tc>
           <w:tcPr>
@@ -1355,7 +1325,11 @@
             </w:tcMar>
             <w:vAlign w:val="center"/>
           </w:tcPr>
-          <w:p/>
+          <w:p>
+            <w:r>
+              <w:t>Member</w:t>
+            </w:r>
+          </w:p>
         </w:tc>
         <w:tc>
           <w:tcPr>
@@ -1375,7 +1349,14 @@
             </w:tcMar>
             <w:vAlign w:val="center"/>
           </w:tcPr>
-          <w:p/>
+          <w:p>
+            <w:r>
+              <w:t>a</w:t>
+            </w:r>
+            <w:r>
+              <w:t>bout.html</w:t>
+            </w:r>
+          </w:p>
         </w:tc>
         <w:tc>
           <w:tcPr>
@@ -1395,7 +1376,14 @@
             </w:tcMar>
             <w:vAlign w:val="center"/>
           </w:tcPr>
-          <w:p/>
+          <w:p>
+            <w:r>
+              <w:t>f</w:t>
+            </w:r>
+            <w:r>
+              <w:t>eature/abdullahbutt332/about-page</w:t>
+            </w:r>
+          </w:p>
         </w:tc>
         <w:tc>
           <w:tcPr>
@@ -1415,7 +1403,11 @@
             </w:tcMar>
             <w:vAlign w:val="center"/>
           </w:tcPr>
-          <w:p/>
+          <w:p>
+            <w:r>
+              <w:t>yes</w:t>
+            </w:r>
+          </w:p>
         </w:tc>
       </w:tr>
       <w:tr>
@@ -1824,39 +1816,7 @@
           <w:rFonts w:ascii="Arial" w:eastAsia="Arial" w:hAnsi="Arial" w:cs="Arial"/>
           <w:color w:val="000000"/>
         </w:rPr>
-        <w:t xml:space="preserve">Your team is the development crew for </w:t>
-      </w:r>
-      <w:proofErr w:type="spellStart"/>
-      <w:r>
-        <w:rPr>
-          <w:rFonts w:ascii="Arial" w:eastAsia="Arial" w:hAnsi="Arial" w:cs="Arial"/>
-          <w:color w:val="000000"/>
-        </w:rPr>
-        <w:t>TaskFlow</w:t>
-      </w:r>
-      <w:proofErr w:type="spellEnd"/>
-      <w:r>
-        <w:rPr>
-          <w:rFonts w:ascii="Arial" w:eastAsia="Arial" w:hAnsi="Arial" w:cs="Arial"/>
-          <w:color w:val="000000"/>
-        </w:rPr>
-        <w:t xml:space="preserve">, a lightweight task-management web application consisting of five HTML pages. The Team Lead sets up the repository, </w:t>
-      </w:r>
-      <w:proofErr w:type="spellStart"/>
-      <w:r>
-        <w:rPr>
-          <w:rFonts w:ascii="Arial" w:eastAsia="Arial" w:hAnsi="Arial" w:cs="Arial"/>
-          <w:color w:val="000000"/>
-        </w:rPr>
-        <w:t>Dockerfile</w:t>
-      </w:r>
-      <w:proofErr w:type="spellEnd"/>
-      <w:r>
-        <w:rPr>
-          <w:rFonts w:ascii="Arial" w:eastAsia="Arial" w:hAnsi="Arial" w:cs="Arial"/>
-          <w:color w:val="000000"/>
-        </w:rPr>
-        <w:t>, shared stylesheet, and the CI/CD pipelines. Each team member is then individually responsible for building one specific page of the application, following the full Git, GitHub, and Docker flow independently.</w:t>
+        <w:t>Your team is the development crew for TaskFlow, a lightweight task-management web application consisting of five HTML pages. The Team Lead sets up the repository, Dockerfile, shared stylesheet, and the CI/CD pipelines. Each team member is then individually responsible for building one specific page of the application, following the full Git, GitHub, and Docker flow independently.</w:t>
       </w:r>
     </w:p>
     <w:p>
@@ -1874,23 +1834,7 @@
           <w:rFonts w:ascii="Arial" w:eastAsia="Arial" w:hAnsi="Arial" w:cs="Arial"/>
           <w:color w:val="000000"/>
         </w:rPr>
-        <w:t xml:space="preserve">The 5 pages of the </w:t>
-      </w:r>
-      <w:proofErr w:type="spellStart"/>
-      <w:r>
-        <w:rPr>
-          <w:rFonts w:ascii="Arial" w:eastAsia="Arial" w:hAnsi="Arial" w:cs="Arial"/>
-          <w:color w:val="000000"/>
-        </w:rPr>
-        <w:t>TaskFlow</w:t>
-      </w:r>
-      <w:proofErr w:type="spellEnd"/>
-      <w:r>
-        <w:rPr>
-          <w:rFonts w:ascii="Arial" w:eastAsia="Arial" w:hAnsi="Arial" w:cs="Arial"/>
-          <w:color w:val="000000"/>
-        </w:rPr>
-        <w:t xml:space="preserve"> application and their assignment are defined in Table 3 below. The Team Lead takes Page 1 (Home / Dashboard) in addition to their setup responsibilities.</w:t>
+        <w:t>The 5 pages of the TaskFlow application and their assignment are defined in Table 3 below. The Team Lead takes Page 1 (Home / Dashboard) in addition to their setup responsibilities.</w:t>
       </w:r>
     </w:p>
     <w:p>
@@ -1912,31 +1856,7 @@
           <w:sz w:val="18"/>
           <w:szCs w:val="18"/>
         </w:rPr>
-        <w:t xml:space="preserve">Table 3: </w:t>
-      </w:r>
-      <w:proofErr w:type="spellStart"/>
-      <w:r>
-        <w:rPr>
-          <w:rFonts w:ascii="Arial" w:eastAsia="Arial" w:hAnsi="Arial" w:cs="Arial"/>
-          <w:b/>
-          <w:bCs/>
-          <w:color w:val="444444"/>
-          <w:sz w:val="18"/>
-          <w:szCs w:val="18"/>
-        </w:rPr>
-        <w:t>TaskFlow</w:t>
-      </w:r>
-      <w:proofErr w:type="spellEnd"/>
-      <w:r>
-        <w:rPr>
-          <w:rFonts w:ascii="Arial" w:eastAsia="Arial" w:hAnsi="Arial" w:cs="Arial"/>
-          <w:b/>
-          <w:bCs/>
-          <w:color w:val="444444"/>
-          <w:sz w:val="18"/>
-          <w:szCs w:val="18"/>
-        </w:rPr>
-        <w:t xml:space="preserve"> Page Assignment</w:t>
+        <w:t>Table 3: TaskFlow Page Assignment</w:t>
       </w:r>
     </w:p>
     <w:tbl>
@@ -2342,17 +2262,7 @@
                 <w:sz w:val="18"/>
                 <w:szCs w:val="18"/>
               </w:rPr>
-              <w:t xml:space="preserve">An HTML form allowing the user to enter a new </w:t>
-            </w:r>
-            <w:proofErr w:type="gramStart"/>
-            <w:r>
-              <w:rPr>
-                <w:rFonts w:ascii="Arial" w:eastAsia="Arial" w:hAnsi="Arial" w:cs="Arial"/>
-                <w:color w:val="000000"/>
-                <w:sz w:val="18"/>
-                <w:szCs w:val="18"/>
-              </w:rPr>
-              <w:t xml:space="preserve">task </w:t>
+              <w:t xml:space="preserve">An HTML form allowing the user to enter a new task </w:t>
             </w:r>
             <w:r>
               <w:rPr>
@@ -2363,7 +2273,6 @@
               </w:rPr>
               <w:t>,</w:t>
             </w:r>
-            <w:proofErr w:type="gramEnd"/>
             <w:r>
               <w:rPr>
                 <w:rFonts w:ascii="Arial" w:eastAsia="Arial" w:hAnsi="Arial" w:cs="Arial"/>
@@ -2750,27 +2659,7 @@
                 <w:sz w:val="18"/>
                 <w:szCs w:val="18"/>
               </w:rPr>
-              <w:t xml:space="preserve">A page describing the </w:t>
-            </w:r>
-            <w:proofErr w:type="spellStart"/>
-            <w:r>
-              <w:rPr>
-                <w:rFonts w:ascii="Arial" w:eastAsia="Arial" w:hAnsi="Arial" w:cs="Arial"/>
-                <w:color w:val="000000"/>
-                <w:sz w:val="18"/>
-                <w:szCs w:val="18"/>
-              </w:rPr>
-              <w:t>TaskFlow</w:t>
-            </w:r>
-            <w:proofErr w:type="spellEnd"/>
-            <w:r>
-              <w:rPr>
-                <w:rFonts w:ascii="Arial" w:eastAsia="Arial" w:hAnsi="Arial" w:cs="Arial"/>
-                <w:color w:val="000000"/>
-                <w:sz w:val="18"/>
-                <w:szCs w:val="18"/>
-              </w:rPr>
-              <w:t xml:space="preserve"> application, its purpose, and a simple usage guide explaining how to navigate and use the app.</w:t>
+              <w:t>A page describing the TaskFlow application, its purpose, and a simple usage guide explaining how to navigate and use the app.</w:t>
             </w:r>
           </w:p>
         </w:tc>
@@ -2824,55 +2713,7 @@
           <w:rFonts w:ascii="Arial" w:eastAsia="Arial" w:hAnsi="Arial" w:cs="Arial"/>
           <w:color w:val="000000"/>
         </w:rPr>
-        <w:t xml:space="preserve"> using the naming convention: feature/&lt;member-</w:t>
-      </w:r>
-      <w:proofErr w:type="spellStart"/>
-      <w:r>
-        <w:rPr>
-          <w:rFonts w:ascii="Arial" w:eastAsia="Arial" w:hAnsi="Arial" w:cs="Arial"/>
-          <w:color w:val="000000"/>
-        </w:rPr>
-        <w:t>github</w:t>
-      </w:r>
-      <w:proofErr w:type="spellEnd"/>
-      <w:r>
-        <w:rPr>
-          <w:rFonts w:ascii="Arial" w:eastAsia="Arial" w:hAnsi="Arial" w:cs="Arial"/>
-          <w:color w:val="000000"/>
-        </w:rPr>
-        <w:t>-username&gt;/&lt;page-name</w:t>
-      </w:r>
-      <w:proofErr w:type="gramStart"/>
-      <w:r>
-        <w:rPr>
-          <w:rFonts w:ascii="Arial" w:eastAsia="Arial" w:hAnsi="Arial" w:cs="Arial"/>
-          <w:color w:val="000000"/>
-        </w:rPr>
-        <w:t>&gt;  (</w:t>
-      </w:r>
-      <w:proofErr w:type="gramEnd"/>
-      <w:r>
-        <w:rPr>
-          <w:rFonts w:ascii="Arial" w:eastAsia="Arial" w:hAnsi="Arial" w:cs="Arial"/>
-          <w:color w:val="000000"/>
-        </w:rPr>
-        <w:t>e.g., feature/</w:t>
-      </w:r>
-      <w:proofErr w:type="spellStart"/>
-      <w:r>
-        <w:rPr>
-          <w:rFonts w:ascii="Arial" w:eastAsia="Arial" w:hAnsi="Arial" w:cs="Arial"/>
-          <w:color w:val="000000"/>
-        </w:rPr>
-        <w:t>ali-hassan</w:t>
-      </w:r>
-      <w:proofErr w:type="spellEnd"/>
-      <w:r>
-        <w:rPr>
-          <w:rFonts w:ascii="Arial" w:eastAsia="Arial" w:hAnsi="Arial" w:cs="Arial"/>
-          <w:color w:val="000000"/>
-        </w:rPr>
-        <w:t>/add-task).</w:t>
+        <w:t xml:space="preserve"> using the naming convention: feature/&lt;member-github-username&gt;/&lt;page-name&gt;  (e.g., feature/ali-hassan/add-task).</w:t>
       </w:r>
     </w:p>
     <w:p>
@@ -3000,23 +2841,7 @@
           <w:rFonts w:ascii="Arial" w:eastAsia="Arial" w:hAnsi="Arial" w:cs="Arial"/>
           <w:color w:val="2E75B6"/>
         </w:rPr>
-        <w:t xml:space="preserve"> → CD deploys to Render → Live </w:t>
-      </w:r>
-      <w:proofErr w:type="spellStart"/>
-      <w:r>
-        <w:rPr>
-          <w:rFonts w:ascii="Arial" w:eastAsia="Arial" w:hAnsi="Arial" w:cs="Arial"/>
-          <w:color w:val="2E75B6"/>
-        </w:rPr>
-        <w:t>TaskFlow</w:t>
-      </w:r>
-      <w:proofErr w:type="spellEnd"/>
-      <w:r>
-        <w:rPr>
-          <w:rFonts w:ascii="Arial" w:eastAsia="Arial" w:hAnsi="Arial" w:cs="Arial"/>
-          <w:color w:val="2E75B6"/>
-        </w:rPr>
-        <w:t xml:space="preserve"> updated with the new page.</w:t>
+        <w:t xml:space="preserve"> → CD deploys to Render → Live TaskFlow updated with the new page.</w:t>
       </w:r>
     </w:p>
     <w:p>
@@ -3070,23 +2895,7 @@
           <w:rFonts w:ascii="Arial" w:eastAsia="Arial" w:hAnsi="Arial" w:cs="Arial"/>
           <w:color w:val="000000"/>
         </w:rPr>
-        <w:t xml:space="preserve">Create a new public GitHub repository named </w:t>
-      </w:r>
-      <w:proofErr w:type="spellStart"/>
-      <w:r>
-        <w:rPr>
-          <w:rFonts w:ascii="Arial" w:eastAsia="Arial" w:hAnsi="Arial" w:cs="Arial"/>
-          <w:color w:val="000000"/>
-        </w:rPr>
-        <w:t>taskflow-cicd</w:t>
-      </w:r>
-      <w:proofErr w:type="spellEnd"/>
-      <w:r>
-        <w:rPr>
-          <w:rFonts w:ascii="Arial" w:eastAsia="Arial" w:hAnsi="Arial" w:cs="Arial"/>
-          <w:color w:val="000000"/>
-        </w:rPr>
-        <w:t xml:space="preserve"> (or a name agreed by the team). Do NOT clone or fork any existing repository.</w:t>
+        <w:t>Create a new public GitHub repository named taskflow-cicd (or a name agreed by the team). Do NOT clone or fork any existing repository.</w:t>
       </w:r>
     </w:p>
     <w:p>
@@ -3371,17 +3180,7 @@
                 <w:sz w:val="18"/>
                 <w:szCs w:val="18"/>
               </w:rPr>
-              <w:t xml:space="preserve">Home / Dashboard </w:t>
-            </w:r>
-            <w:proofErr w:type="gramStart"/>
-            <w:r>
-              <w:rPr>
-                <w:rFonts w:ascii="Arial" w:eastAsia="Arial" w:hAnsi="Arial" w:cs="Arial"/>
-                <w:color w:val="000000"/>
-                <w:sz w:val="18"/>
-                <w:szCs w:val="18"/>
-              </w:rPr>
-              <w:t xml:space="preserve">page </w:t>
+              <w:t xml:space="preserve">Home / Dashboard page </w:t>
             </w:r>
             <w:r>
               <w:rPr>
@@ -3392,7 +3191,6 @@
               </w:rPr>
               <w:t>,</w:t>
             </w:r>
-            <w:proofErr w:type="gramEnd"/>
             <w:r>
               <w:rPr>
                 <w:rFonts w:ascii="Arial" w:eastAsia="Arial" w:hAnsi="Arial" w:cs="Arial"/>
@@ -3464,17 +3262,7 @@
                 <w:sz w:val="18"/>
                 <w:szCs w:val="18"/>
               </w:rPr>
-              <w:t xml:space="preserve">Add Task </w:t>
-            </w:r>
-            <w:proofErr w:type="gramStart"/>
-            <w:r>
-              <w:rPr>
-                <w:rFonts w:ascii="Arial" w:eastAsia="Arial" w:hAnsi="Arial" w:cs="Arial"/>
-                <w:color w:val="000000"/>
-                <w:sz w:val="18"/>
-                <w:szCs w:val="18"/>
-              </w:rPr>
-              <w:t xml:space="preserve">page </w:t>
+              <w:t xml:space="preserve">Add Task page </w:t>
             </w:r>
             <w:r>
               <w:rPr>
@@ -3485,7 +3273,6 @@
               </w:rPr>
               <w:t>,</w:t>
             </w:r>
-            <w:proofErr w:type="gramEnd"/>
             <w:r>
               <w:rPr>
                 <w:rFonts w:ascii="Arial" w:eastAsia="Arial" w:hAnsi="Arial" w:cs="Arial"/>
@@ -3557,17 +3344,7 @@
                 <w:sz w:val="18"/>
                 <w:szCs w:val="18"/>
               </w:rPr>
-              <w:t xml:space="preserve">Task List </w:t>
-            </w:r>
-            <w:proofErr w:type="gramStart"/>
-            <w:r>
-              <w:rPr>
-                <w:rFonts w:ascii="Arial" w:eastAsia="Arial" w:hAnsi="Arial" w:cs="Arial"/>
-                <w:color w:val="000000"/>
-                <w:sz w:val="18"/>
-                <w:szCs w:val="18"/>
-              </w:rPr>
-              <w:t xml:space="preserve">page </w:t>
+              <w:t xml:space="preserve">Task List page </w:t>
             </w:r>
             <w:r>
               <w:rPr>
@@ -3578,7 +3355,6 @@
               </w:rPr>
               <w:t>,</w:t>
             </w:r>
-            <w:proofErr w:type="gramEnd"/>
             <w:r>
               <w:rPr>
                 <w:rFonts w:ascii="Arial" w:eastAsia="Arial" w:hAnsi="Arial" w:cs="Arial"/>
@@ -3650,17 +3426,7 @@
                 <w:sz w:val="18"/>
                 <w:szCs w:val="18"/>
               </w:rPr>
-              <w:t xml:space="preserve">Task Detail </w:t>
-            </w:r>
-            <w:proofErr w:type="gramStart"/>
-            <w:r>
-              <w:rPr>
-                <w:rFonts w:ascii="Arial" w:eastAsia="Arial" w:hAnsi="Arial" w:cs="Arial"/>
-                <w:color w:val="000000"/>
-                <w:sz w:val="18"/>
-                <w:szCs w:val="18"/>
-              </w:rPr>
-              <w:t xml:space="preserve">page </w:t>
+              <w:t xml:space="preserve">Task Detail page </w:t>
             </w:r>
             <w:r>
               <w:rPr>
@@ -3671,7 +3437,6 @@
               </w:rPr>
               <w:t>,</w:t>
             </w:r>
-            <w:proofErr w:type="gramEnd"/>
             <w:r>
               <w:rPr>
                 <w:rFonts w:ascii="Arial" w:eastAsia="Arial" w:hAnsi="Arial" w:cs="Arial"/>
@@ -3743,17 +3508,7 @@
                 <w:sz w:val="18"/>
                 <w:szCs w:val="18"/>
               </w:rPr>
-              <w:t xml:space="preserve">About / Help </w:t>
-            </w:r>
-            <w:proofErr w:type="gramStart"/>
-            <w:r>
-              <w:rPr>
-                <w:rFonts w:ascii="Arial" w:eastAsia="Arial" w:hAnsi="Arial" w:cs="Arial"/>
-                <w:color w:val="000000"/>
-                <w:sz w:val="18"/>
-                <w:szCs w:val="18"/>
-              </w:rPr>
-              <w:t xml:space="preserve">page </w:t>
+              <w:t xml:space="preserve">About / Help page </w:t>
             </w:r>
             <w:r>
               <w:rPr>
@@ -3764,7 +3519,6 @@
               </w:rPr>
               <w:t>,</w:t>
             </w:r>
-            <w:proofErr w:type="gramEnd"/>
             <w:r>
               <w:rPr>
                 <w:rFonts w:ascii="Arial" w:eastAsia="Arial" w:hAnsi="Arial" w:cs="Arial"/>
@@ -3836,17 +3590,7 @@
                 <w:sz w:val="18"/>
                 <w:szCs w:val="18"/>
               </w:rPr>
-              <w:t xml:space="preserve">Shared </w:t>
-            </w:r>
-            <w:proofErr w:type="gramStart"/>
-            <w:r>
-              <w:rPr>
-                <w:rFonts w:ascii="Arial" w:eastAsia="Arial" w:hAnsi="Arial" w:cs="Arial"/>
-                <w:color w:val="000000"/>
-                <w:sz w:val="18"/>
-                <w:szCs w:val="18"/>
-              </w:rPr>
-              <w:t xml:space="preserve">stylesheet </w:t>
+              <w:t xml:space="preserve">Shared stylesheet </w:t>
             </w:r>
             <w:r>
               <w:rPr>
@@ -3857,7 +3601,6 @@
               </w:rPr>
               <w:t>,</w:t>
             </w:r>
-            <w:proofErr w:type="gramEnd"/>
             <w:r>
               <w:rPr>
                 <w:rFonts w:ascii="Arial" w:eastAsia="Arial" w:hAnsi="Arial" w:cs="Arial"/>
@@ -3890,7 +3633,6 @@
             <w:vAlign w:val="center"/>
           </w:tcPr>
           <w:p>
-            <w:proofErr w:type="spellStart"/>
             <w:r>
               <w:rPr>
                 <w:rFonts w:ascii="Arial" w:eastAsia="Arial" w:hAnsi="Arial" w:cs="Arial"/>
@@ -3902,7 +3644,6 @@
               </w:rPr>
               <w:t>Dockerfile</w:t>
             </w:r>
-            <w:proofErr w:type="spellEnd"/>
           </w:p>
         </w:tc>
         <w:tc>
@@ -3924,25 +3665,14 @@
             <w:vAlign w:val="center"/>
           </w:tcPr>
           <w:p>
-            <w:proofErr w:type="spellStart"/>
-            <w:r>
-              <w:rPr>
-                <w:rFonts w:ascii="Arial" w:eastAsia="Arial" w:hAnsi="Arial" w:cs="Arial"/>
-                <w:color w:val="000000"/>
-                <w:sz w:val="18"/>
-                <w:szCs w:val="18"/>
-              </w:rPr>
-              <w:t>Dockerfile</w:t>
-            </w:r>
-            <w:proofErr w:type="spellEnd"/>
-            <w:r>
-              <w:rPr>
-                <w:rFonts w:ascii="Arial" w:eastAsia="Arial" w:hAnsi="Arial" w:cs="Arial"/>
-                <w:color w:val="000000"/>
-                <w:sz w:val="18"/>
-                <w:szCs w:val="18"/>
-              </w:rPr>
-              <w:t xml:space="preserve"> to containerize the application (nginx-based)</w:t>
+            <w:r>
+              <w:rPr>
+                <w:rFonts w:ascii="Arial" w:eastAsia="Arial" w:hAnsi="Arial" w:cs="Arial"/>
+                <w:color w:val="000000"/>
+                <w:sz w:val="18"/>
+                <w:szCs w:val="18"/>
+              </w:rPr>
+              <w:t>Dockerfile to containerize the application (nginx-based)</w:t>
             </w:r>
           </w:p>
         </w:tc>
@@ -3976,9 +3706,70 @@
                 <w:sz w:val="18"/>
                 <w:szCs w:val="18"/>
               </w:rPr>
-              <w:t>.</w:t>
-            </w:r>
-            <w:proofErr w:type="spellStart"/>
+              <w:t>.github/workflows/ci.yml</w:t>
+            </w:r>
+          </w:p>
+        </w:tc>
+        <w:tc>
+          <w:tcPr>
+            <w:tcW w:w="6160" w:type="dxa"/>
+            <w:tcBorders>
+              <w:top w:val="single" w:sz="6" w:space="0" w:color="ADB9CA"/>
+              <w:left w:val="single" w:sz="6" w:space="0" w:color="ADB9CA"/>
+              <w:bottom w:val="single" w:sz="6" w:space="0" w:color="ADB9CA"/>
+              <w:right w:val="single" w:sz="6" w:space="0" w:color="ADB9CA"/>
+            </w:tcBorders>
+            <w:shd w:val="clear" w:color="auto" w:fill="FFFFFF"/>
+            <w:tcMar>
+              <w:top w:w="80" w:type="dxa"/>
+              <w:left w:w="140" w:type="dxa"/>
+              <w:bottom w:w="80" w:type="dxa"/>
+              <w:right w:w="140" w:type="dxa"/>
+            </w:tcMar>
+            <w:vAlign w:val="center"/>
+          </w:tcPr>
+          <w:p>
+            <w:r>
+              <w:rPr>
+                <w:rFonts w:ascii="Arial" w:eastAsia="Arial" w:hAnsi="Arial" w:cs="Arial"/>
+                <w:color w:val="000000"/>
+                <w:sz w:val="18"/>
+                <w:szCs w:val="18"/>
+              </w:rPr>
+              <w:t xml:space="preserve">CI workflow – triggered on Pull Request to </w:t>
+            </w:r>
+            <w:r>
+              <w:rPr>
+                <w:rFonts w:ascii="Arial" w:eastAsia="Arial" w:hAnsi="Arial" w:cs="Arial"/>
+                <w:color w:val="000000"/>
+                <w:sz w:val="18"/>
+                <w:szCs w:val="18"/>
+              </w:rPr>
+              <w:t>“develop”</w:t>
+            </w:r>
+          </w:p>
+        </w:tc>
+      </w:tr>
+      <w:tr>
+        <w:tc>
+          <w:tcPr>
+            <w:tcW w:w="3200" w:type="dxa"/>
+            <w:tcBorders>
+              <w:top w:val="single" w:sz="6" w:space="0" w:color="ADB9CA"/>
+              <w:left w:val="single" w:sz="6" w:space="0" w:color="ADB9CA"/>
+              <w:bottom w:val="single" w:sz="6" w:space="0" w:color="ADB9CA"/>
+              <w:right w:val="single" w:sz="6" w:space="0" w:color="ADB9CA"/>
+            </w:tcBorders>
+            <w:shd w:val="clear" w:color="auto" w:fill="E8F0FB"/>
+            <w:tcMar>
+              <w:top w:w="80" w:type="dxa"/>
+              <w:left w:w="140" w:type="dxa"/>
+              <w:bottom w:w="80" w:type="dxa"/>
+              <w:right w:w="140" w:type="dxa"/>
+            </w:tcMar>
+            <w:vAlign w:val="center"/>
+          </w:tcPr>
+          <w:p>
             <w:r>
               <w:rPr>
                 <w:rFonts w:ascii="Arial" w:eastAsia="Arial" w:hAnsi="Arial" w:cs="Arial"/>
@@ -3988,143 +3779,8 @@
                 <w:sz w:val="18"/>
                 <w:szCs w:val="18"/>
               </w:rPr>
-              <w:t>github</w:t>
-            </w:r>
-            <w:proofErr w:type="spellEnd"/>
-            <w:r>
-              <w:rPr>
-                <w:rFonts w:ascii="Arial" w:eastAsia="Arial" w:hAnsi="Arial" w:cs="Arial"/>
-                <w:b/>
-                <w:bCs/>
-                <w:color w:val="000000"/>
-                <w:sz w:val="18"/>
-                <w:szCs w:val="18"/>
-              </w:rPr>
-              <w:t>/workflows/</w:t>
-            </w:r>
-            <w:proofErr w:type="spellStart"/>
-            <w:r>
-              <w:rPr>
-                <w:rFonts w:ascii="Arial" w:eastAsia="Arial" w:hAnsi="Arial" w:cs="Arial"/>
-                <w:b/>
-                <w:bCs/>
-                <w:color w:val="000000"/>
-                <w:sz w:val="18"/>
-                <w:szCs w:val="18"/>
-              </w:rPr>
-              <w:t>ci.yml</w:t>
-            </w:r>
-            <w:proofErr w:type="spellEnd"/>
-          </w:p>
-        </w:tc>
-        <w:tc>
-          <w:tcPr>
-            <w:tcW w:w="6160" w:type="dxa"/>
-            <w:tcBorders>
-              <w:top w:val="single" w:sz="6" w:space="0" w:color="ADB9CA"/>
-              <w:left w:val="single" w:sz="6" w:space="0" w:color="ADB9CA"/>
-              <w:bottom w:val="single" w:sz="6" w:space="0" w:color="ADB9CA"/>
-              <w:right w:val="single" w:sz="6" w:space="0" w:color="ADB9CA"/>
-            </w:tcBorders>
-            <w:shd w:val="clear" w:color="auto" w:fill="FFFFFF"/>
-            <w:tcMar>
-              <w:top w:w="80" w:type="dxa"/>
-              <w:left w:w="140" w:type="dxa"/>
-              <w:bottom w:w="80" w:type="dxa"/>
-              <w:right w:w="140" w:type="dxa"/>
-            </w:tcMar>
-            <w:vAlign w:val="center"/>
-          </w:tcPr>
-          <w:p>
-            <w:r>
-              <w:rPr>
-                <w:rFonts w:ascii="Arial" w:eastAsia="Arial" w:hAnsi="Arial" w:cs="Arial"/>
-                <w:color w:val="000000"/>
-                <w:sz w:val="18"/>
-                <w:szCs w:val="18"/>
-              </w:rPr>
-              <w:t xml:space="preserve">CI workflow – triggered on Pull Request to </w:t>
-            </w:r>
-            <w:r>
-              <w:rPr>
-                <w:rFonts w:ascii="Arial" w:eastAsia="Arial" w:hAnsi="Arial" w:cs="Arial"/>
-                <w:color w:val="000000"/>
-                <w:sz w:val="18"/>
-                <w:szCs w:val="18"/>
-              </w:rPr>
-              <w:t>“develop”</w:t>
-            </w:r>
-          </w:p>
-        </w:tc>
-      </w:tr>
-      <w:tr>
-        <w:tc>
-          <w:tcPr>
-            <w:tcW w:w="3200" w:type="dxa"/>
-            <w:tcBorders>
-              <w:top w:val="single" w:sz="6" w:space="0" w:color="ADB9CA"/>
-              <w:left w:val="single" w:sz="6" w:space="0" w:color="ADB9CA"/>
-              <w:bottom w:val="single" w:sz="6" w:space="0" w:color="ADB9CA"/>
-              <w:right w:val="single" w:sz="6" w:space="0" w:color="ADB9CA"/>
-            </w:tcBorders>
-            <w:shd w:val="clear" w:color="auto" w:fill="E8F0FB"/>
-            <w:tcMar>
-              <w:top w:w="80" w:type="dxa"/>
-              <w:left w:w="140" w:type="dxa"/>
-              <w:bottom w:w="80" w:type="dxa"/>
-              <w:right w:w="140" w:type="dxa"/>
-            </w:tcMar>
-            <w:vAlign w:val="center"/>
-          </w:tcPr>
-          <w:p>
-            <w:r>
-              <w:rPr>
-                <w:rFonts w:ascii="Arial" w:eastAsia="Arial" w:hAnsi="Arial" w:cs="Arial"/>
-                <w:b/>
-                <w:bCs/>
-                <w:color w:val="000000"/>
-                <w:sz w:val="18"/>
-                <w:szCs w:val="18"/>
-              </w:rPr>
-              <w:t>.</w:t>
-            </w:r>
-            <w:proofErr w:type="spellStart"/>
-            <w:r>
-              <w:rPr>
-                <w:rFonts w:ascii="Arial" w:eastAsia="Arial" w:hAnsi="Arial" w:cs="Arial"/>
-                <w:b/>
-                <w:bCs/>
-                <w:color w:val="000000"/>
-                <w:sz w:val="18"/>
-                <w:szCs w:val="18"/>
-              </w:rPr>
-              <w:t>github</w:t>
-            </w:r>
-            <w:proofErr w:type="spellEnd"/>
-            <w:r>
-              <w:rPr>
-                <w:rFonts w:ascii="Arial" w:eastAsia="Arial" w:hAnsi="Arial" w:cs="Arial"/>
-                <w:b/>
-                <w:bCs/>
-                <w:color w:val="000000"/>
-                <w:sz w:val="18"/>
-                <w:szCs w:val="18"/>
-              </w:rPr>
-              <w:t>/workflows/</w:t>
-            </w:r>
-            <w:proofErr w:type="spellStart"/>
-            <w:r>
-              <w:rPr>
-                <w:rFonts w:ascii="Arial" w:eastAsia="Arial" w:hAnsi="Arial" w:cs="Arial"/>
-                <w:b/>
-                <w:bCs/>
-                <w:color w:val="000000"/>
-                <w:sz w:val="18"/>
-                <w:szCs w:val="18"/>
-              </w:rPr>
-              <w:t>cd.yml</w:t>
-            </w:r>
-            <w:proofErr w:type="spellEnd"/>
+              <w:t>.github/workflows/cd.yml</w:t>
+            </w:r>
           </w:p>
         </w:tc>
         <w:tc>
@@ -4267,15 +3923,7 @@
           <w:rFonts w:ascii="Arial" w:eastAsia="Arial" w:hAnsi="Arial" w:cs="Arial"/>
           <w:color w:val="000000"/>
         </w:rPr>
-        <w:t xml:space="preserve">The Team Lead (TL) is responsible for creating all secrets listed below. The TL is the repository admin and the credentials in </w:t>
-      </w:r>
-      <w:proofErr w:type="gramStart"/>
-      <w:r>
-        <w:rPr>
-          <w:rFonts w:ascii="Arial" w:eastAsia="Arial" w:hAnsi="Arial" w:cs="Arial"/>
-          <w:color w:val="000000"/>
-        </w:rPr>
-        <w:t xml:space="preserve">use </w:t>
+        <w:t xml:space="preserve">The Team Lead (TL) is responsible for creating all secrets listed below. The TL is the repository admin and the credentials in use </w:t>
       </w:r>
       <w:r>
         <w:rPr>
@@ -4284,7 +3932,6 @@
         </w:rPr>
         <w:t>,</w:t>
       </w:r>
-      <w:proofErr w:type="gramEnd"/>
       <w:r>
         <w:rPr>
           <w:rFonts w:ascii="Arial" w:eastAsia="Arial" w:hAnsi="Arial" w:cs="Arial"/>
@@ -4715,17 +4362,7 @@
                 <w:sz w:val="18"/>
                 <w:szCs w:val="18"/>
               </w:rPr>
-              <w:t>Team Lead's Docker Hub Personal Access Token (PAT</w:t>
-            </w:r>
-            <w:proofErr w:type="gramStart"/>
-            <w:r>
-              <w:rPr>
-                <w:rFonts w:ascii="Arial" w:eastAsia="Arial" w:hAnsi="Arial" w:cs="Arial"/>
-                <w:color w:val="000000"/>
-                <w:sz w:val="18"/>
-                <w:szCs w:val="18"/>
-              </w:rPr>
-              <w:t xml:space="preserve">) </w:t>
+              <w:t xml:space="preserve">Team Lead's Docker Hub Personal Access Token (PAT) </w:t>
             </w:r>
             <w:r>
               <w:rPr>
@@ -4736,7 +4373,6 @@
               </w:rPr>
               <w:t>,</w:t>
             </w:r>
-            <w:proofErr w:type="gramEnd"/>
             <w:r>
               <w:rPr>
                 <w:rFonts w:ascii="Arial" w:eastAsia="Arial" w:hAnsi="Arial" w:cs="Arial"/>
@@ -4903,114 +4539,22 @@
           <w:sz w:val="28"/>
           <w:szCs w:val="28"/>
         </w:rPr>
-        <w:t xml:space="preserve">CI PIPELINE </w:t>
-      </w:r>
-      <w:proofErr w:type="gramStart"/>
+        <w:t>CI PIPELINE REQUIREMENTS  (.github/workflows/ci.yml)</w:t>
+      </w:r>
+    </w:p>
+    <w:p>
+      <w:pPr>
+        <w:spacing w:before="60" w:after="120"/>
+        <w:jc w:val="both"/>
+      </w:pPr>
       <w:r>
         <w:rPr>
           <w:rFonts w:ascii="Arial" w:eastAsia="Arial" w:hAnsi="Arial" w:cs="Arial"/>
           <w:b/>
           <w:bCs/>
-          <w:color w:val="1F3864"/>
-          <w:sz w:val="28"/>
-          <w:szCs w:val="28"/>
-        </w:rPr>
-        <w:t>REQUIREMENTS  (</w:t>
-      </w:r>
-      <w:proofErr w:type="gramEnd"/>
-      <w:r>
-        <w:rPr>
-          <w:rFonts w:ascii="Arial" w:eastAsia="Arial" w:hAnsi="Arial" w:cs="Arial"/>
-          <w:b/>
-          <w:bCs/>
-          <w:color w:val="1F3864"/>
-          <w:sz w:val="28"/>
-          <w:szCs w:val="28"/>
-        </w:rPr>
-        <w:t>.</w:t>
-      </w:r>
-      <w:proofErr w:type="spellStart"/>
-      <w:r>
-        <w:rPr>
-          <w:rFonts w:ascii="Arial" w:eastAsia="Arial" w:hAnsi="Arial" w:cs="Arial"/>
-          <w:b/>
-          <w:bCs/>
-          <w:color w:val="1F3864"/>
-          <w:sz w:val="28"/>
-          <w:szCs w:val="28"/>
-        </w:rPr>
-        <w:t>github</w:t>
-      </w:r>
-      <w:proofErr w:type="spellEnd"/>
-      <w:r>
-        <w:rPr>
-          <w:rFonts w:ascii="Arial" w:eastAsia="Arial" w:hAnsi="Arial" w:cs="Arial"/>
-          <w:b/>
-          <w:bCs/>
-          <w:color w:val="1F3864"/>
-          <w:sz w:val="28"/>
-          <w:szCs w:val="28"/>
-        </w:rPr>
-        <w:t>/workflows/</w:t>
-      </w:r>
-      <w:proofErr w:type="spellStart"/>
-      <w:r>
-        <w:rPr>
-          <w:rFonts w:ascii="Arial" w:eastAsia="Arial" w:hAnsi="Arial" w:cs="Arial"/>
-          <w:b/>
-          <w:bCs/>
-          <w:color w:val="1F3864"/>
-          <w:sz w:val="28"/>
-          <w:szCs w:val="28"/>
-        </w:rPr>
-        <w:t>ci.yml</w:t>
-      </w:r>
-      <w:proofErr w:type="spellEnd"/>
-      <w:r>
-        <w:rPr>
-          <w:rFonts w:ascii="Arial" w:eastAsia="Arial" w:hAnsi="Arial" w:cs="Arial"/>
-          <w:b/>
-          <w:bCs/>
-          <w:color w:val="1F3864"/>
-          <w:sz w:val="28"/>
-          <w:szCs w:val="28"/>
-        </w:rPr>
-        <w:t>)</w:t>
-      </w:r>
-    </w:p>
-    <w:p>
-      <w:pPr>
-        <w:spacing w:before="60" w:after="120"/>
-        <w:jc w:val="both"/>
-      </w:pPr>
-      <w:r>
-        <w:rPr>
-          <w:rFonts w:ascii="Arial" w:eastAsia="Arial" w:hAnsi="Arial" w:cs="Arial"/>
-          <w:b/>
-          <w:bCs/>
-          <w:color w:val="000000"/>
-        </w:rPr>
-        <w:t xml:space="preserve">Trigger: The CI workflow must be triggered by a </w:t>
-      </w:r>
-      <w:proofErr w:type="spellStart"/>
-      <w:r>
-        <w:rPr>
-          <w:rFonts w:ascii="Arial" w:eastAsia="Arial" w:hAnsi="Arial" w:cs="Arial"/>
-          <w:b/>
-          <w:bCs/>
-          <w:color w:val="000000"/>
-        </w:rPr>
-        <w:t>pull_request</w:t>
-      </w:r>
-      <w:proofErr w:type="spellEnd"/>
-      <w:r>
-        <w:rPr>
-          <w:rFonts w:ascii="Arial" w:eastAsia="Arial" w:hAnsi="Arial" w:cs="Arial"/>
-          <w:b/>
-          <w:bCs/>
-          <w:color w:val="000000"/>
-        </w:rPr>
-        <w:t xml:space="preserve"> event targeting the </w:t>
+          <w:color w:val="000000"/>
+        </w:rPr>
+        <w:t xml:space="preserve">Trigger: The CI workflow must be triggered by a pull_request event targeting the </w:t>
       </w:r>
       <w:r>
         <w:rPr>
@@ -5097,23 +4641,7 @@
           <w:rFonts w:ascii="Arial" w:eastAsia="Arial" w:hAnsi="Arial" w:cs="Arial"/>
           <w:color w:val="000000"/>
         </w:rPr>
-        <w:t xml:space="preserve">Step 3 – Build Image: Build the Docker image from the </w:t>
-      </w:r>
-      <w:proofErr w:type="spellStart"/>
-      <w:r>
-        <w:rPr>
-          <w:rFonts w:ascii="Arial" w:eastAsia="Arial" w:hAnsi="Arial" w:cs="Arial"/>
-          <w:color w:val="000000"/>
-        </w:rPr>
-        <w:t>Dockerfile</w:t>
-      </w:r>
-      <w:proofErr w:type="spellEnd"/>
-      <w:r>
-        <w:rPr>
-          <w:rFonts w:ascii="Arial" w:eastAsia="Arial" w:hAnsi="Arial" w:cs="Arial"/>
-          <w:color w:val="000000"/>
-        </w:rPr>
-        <w:t xml:space="preserve"> in the project root.</w:t>
+        <w:t>Step 3 – Build Image: Build the Docker image from the Dockerfile in the project root.</w:t>
       </w:r>
     </w:p>
     <w:p>
@@ -5130,15 +4658,7 @@
           <w:rFonts w:ascii="Arial" w:eastAsia="Arial" w:hAnsi="Arial" w:cs="Arial"/>
           <w:color w:val="000000"/>
         </w:rPr>
-        <w:t xml:space="preserve">Step 4 – Tag Image: Tag the image using a meaningful </w:t>
-      </w:r>
-      <w:proofErr w:type="gramStart"/>
-      <w:r>
-        <w:rPr>
-          <w:rFonts w:ascii="Arial" w:eastAsia="Arial" w:hAnsi="Arial" w:cs="Arial"/>
-          <w:color w:val="000000"/>
-        </w:rPr>
-        <w:t xml:space="preserve">strategy </w:t>
+        <w:t xml:space="preserve">Step 4 – Tag Image: Tag the image using a meaningful strategy </w:t>
       </w:r>
       <w:r>
         <w:rPr>
@@ -5147,29 +4667,12 @@
         </w:rPr>
         <w:t>,</w:t>
       </w:r>
-      <w:proofErr w:type="gramEnd"/>
-      <w:r>
-        <w:rPr>
-          <w:rFonts w:ascii="Arial" w:eastAsia="Arial" w:hAnsi="Arial" w:cs="Arial"/>
-          <w:color w:val="000000"/>
-        </w:rPr>
-        <w:t xml:space="preserve"> at minimum the 'latest' tag; optionally also tag with the short commit SHA (</w:t>
-      </w:r>
-      <w:proofErr w:type="spellStart"/>
-      <w:r>
-        <w:rPr>
-          <w:rFonts w:ascii="Arial" w:eastAsia="Arial" w:hAnsi="Arial" w:cs="Arial"/>
-          <w:color w:val="000000"/>
-        </w:rPr>
-        <w:t>github.sha</w:t>
-      </w:r>
-      <w:proofErr w:type="spellEnd"/>
-      <w:r>
-        <w:rPr>
-          <w:rFonts w:ascii="Arial" w:eastAsia="Arial" w:hAnsi="Arial" w:cs="Arial"/>
-          <w:color w:val="000000"/>
-        </w:rPr>
-        <w:t>).</w:t>
+      <w:r>
+        <w:rPr>
+          <w:rFonts w:ascii="Arial" w:eastAsia="Arial" w:hAnsi="Arial" w:cs="Arial"/>
+          <w:color w:val="000000"/>
+        </w:rPr>
+        <w:t xml:space="preserve"> at minimum the 'latest' tag; optionally also tag with the short commit SHA (github.sha).</w:t>
       </w:r>
     </w:p>
     <w:p>
@@ -5277,79 +4780,7 @@
           <w:sz w:val="28"/>
           <w:szCs w:val="28"/>
         </w:rPr>
-        <w:t xml:space="preserve">CD PIPELINE </w:t>
-      </w:r>
-      <w:proofErr w:type="gramStart"/>
-      <w:r>
-        <w:rPr>
-          <w:rFonts w:ascii="Arial" w:eastAsia="Arial" w:hAnsi="Arial" w:cs="Arial"/>
-          <w:b/>
-          <w:bCs/>
-          <w:color w:val="1F3864"/>
-          <w:sz w:val="28"/>
-          <w:szCs w:val="28"/>
-        </w:rPr>
-        <w:t>REQUIREMENTS  (</w:t>
-      </w:r>
-      <w:proofErr w:type="gramEnd"/>
-      <w:r>
-        <w:rPr>
-          <w:rFonts w:ascii="Arial" w:eastAsia="Arial" w:hAnsi="Arial" w:cs="Arial"/>
-          <w:b/>
-          <w:bCs/>
-          <w:color w:val="1F3864"/>
-          <w:sz w:val="28"/>
-          <w:szCs w:val="28"/>
-        </w:rPr>
-        <w:t>.</w:t>
-      </w:r>
-      <w:proofErr w:type="spellStart"/>
-      <w:r>
-        <w:rPr>
-          <w:rFonts w:ascii="Arial" w:eastAsia="Arial" w:hAnsi="Arial" w:cs="Arial"/>
-          <w:b/>
-          <w:bCs/>
-          <w:color w:val="1F3864"/>
-          <w:sz w:val="28"/>
-          <w:szCs w:val="28"/>
-        </w:rPr>
-        <w:t>github</w:t>
-      </w:r>
-      <w:proofErr w:type="spellEnd"/>
-      <w:r>
-        <w:rPr>
-          <w:rFonts w:ascii="Arial" w:eastAsia="Arial" w:hAnsi="Arial" w:cs="Arial"/>
-          <w:b/>
-          <w:bCs/>
-          <w:color w:val="1F3864"/>
-          <w:sz w:val="28"/>
-          <w:szCs w:val="28"/>
-        </w:rPr>
-        <w:t>/workflows/</w:t>
-      </w:r>
-      <w:proofErr w:type="spellStart"/>
-      <w:r>
-        <w:rPr>
-          <w:rFonts w:ascii="Arial" w:eastAsia="Arial" w:hAnsi="Arial" w:cs="Arial"/>
-          <w:b/>
-          <w:bCs/>
-          <w:color w:val="1F3864"/>
-          <w:sz w:val="28"/>
-          <w:szCs w:val="28"/>
-        </w:rPr>
-        <w:t>cd.yml</w:t>
-      </w:r>
-      <w:proofErr w:type="spellEnd"/>
-      <w:r>
-        <w:rPr>
-          <w:rFonts w:ascii="Arial" w:eastAsia="Arial" w:hAnsi="Arial" w:cs="Arial"/>
-          <w:b/>
-          <w:bCs/>
-          <w:color w:val="1F3864"/>
-          <w:sz w:val="28"/>
-          <w:szCs w:val="28"/>
-        </w:rPr>
-        <w:t>)</w:t>
+        <w:t>CD PIPELINE REQUIREMENTS  (.github/workflows/cd.yml)</w:t>
       </w:r>
     </w:p>
     <w:p>
@@ -5487,43 +4918,7 @@
           <w:sz w:val="19"/>
           <w:szCs w:val="19"/>
         </w:rPr>
-        <w:t>curl -X POST $</w:t>
-      </w:r>
-      <w:proofErr w:type="gramStart"/>
-      <w:r>
-        <w:rPr>
-          <w:rFonts w:ascii="Arial" w:eastAsia="Arial" w:hAnsi="Arial" w:cs="Arial"/>
-          <w:sz w:val="19"/>
-          <w:szCs w:val="19"/>
-        </w:rPr>
-        <w:t xml:space="preserve">{{ </w:t>
-      </w:r>
-      <w:proofErr w:type="spellStart"/>
-      <w:r>
-        <w:rPr>
-          <w:rFonts w:ascii="Arial" w:eastAsia="Arial" w:hAnsi="Arial" w:cs="Arial"/>
-          <w:sz w:val="19"/>
-          <w:szCs w:val="19"/>
-        </w:rPr>
-        <w:t>secrets</w:t>
-      </w:r>
-      <w:proofErr w:type="gramEnd"/>
-      <w:r>
-        <w:rPr>
-          <w:rFonts w:ascii="Arial" w:eastAsia="Arial" w:hAnsi="Arial" w:cs="Arial"/>
-          <w:sz w:val="19"/>
-          <w:szCs w:val="19"/>
-        </w:rPr>
-        <w:t>.RENDER_DEPLOY_HOOK_URL</w:t>
-      </w:r>
-      <w:proofErr w:type="spellEnd"/>
-      <w:r>
-        <w:rPr>
-          <w:rFonts w:ascii="Arial" w:eastAsia="Arial" w:hAnsi="Arial" w:cs="Arial"/>
-          <w:sz w:val="19"/>
-          <w:szCs w:val="19"/>
-        </w:rPr>
-        <w:t xml:space="preserve"> }}</w:t>
+        <w:t>curl -X POST ${{ secrets.RENDER_DEPLOY_HOOK_URL }}</w:t>
       </w:r>
     </w:p>
     <w:p>
@@ -5592,15 +4987,7 @@
           <w:rFonts w:ascii="Arial" w:eastAsia="Arial" w:hAnsi="Arial" w:cs="Arial"/>
           <w:color w:val="000000"/>
         </w:rPr>
-        <w:t xml:space="preserve">The job must NOT contain any Docker build or push </w:t>
-      </w:r>
-      <w:proofErr w:type="gramStart"/>
-      <w:r>
-        <w:rPr>
-          <w:rFonts w:ascii="Arial" w:eastAsia="Arial" w:hAnsi="Arial" w:cs="Arial"/>
-          <w:color w:val="000000"/>
-        </w:rPr>
-        <w:t xml:space="preserve">steps </w:t>
+        <w:t xml:space="preserve">The job must NOT contain any Docker build or push steps </w:t>
       </w:r>
       <w:r>
         <w:rPr>
@@ -5609,7 +4996,6 @@
         </w:rPr>
         <w:t>,</w:t>
       </w:r>
-      <w:proofErr w:type="gramEnd"/>
       <w:r>
         <w:rPr>
           <w:rFonts w:ascii="Arial" w:eastAsia="Arial" w:hAnsi="Arial" w:cs="Arial"/>
@@ -5802,7 +5188,6 @@
             <w:vAlign w:val="center"/>
           </w:tcPr>
           <w:p>
-            <w:proofErr w:type="spellStart"/>
             <w:r>
               <w:rPr>
                 <w:rFonts w:ascii="Arial" w:eastAsia="Arial" w:hAnsi="Arial" w:cs="Arial"/>
@@ -5814,7 +5199,6 @@
               </w:rPr>
               <w:t>ci.yml</w:t>
             </w:r>
-            <w:proofErr w:type="spellEnd"/>
           </w:p>
         </w:tc>
         <w:tc>
@@ -5836,25 +5220,14 @@
             <w:vAlign w:val="center"/>
           </w:tcPr>
           <w:p>
-            <w:proofErr w:type="spellStart"/>
-            <w:r>
-              <w:rPr>
-                <w:rFonts w:ascii="Arial" w:eastAsia="Arial" w:hAnsi="Arial" w:cs="Arial"/>
-                <w:color w:val="000000"/>
-                <w:sz w:val="18"/>
-                <w:szCs w:val="18"/>
-              </w:rPr>
-              <w:t>pull_request</w:t>
-            </w:r>
-            <w:proofErr w:type="spellEnd"/>
-            <w:r>
-              <w:rPr>
-                <w:rFonts w:ascii="Arial" w:eastAsia="Arial" w:hAnsi="Arial" w:cs="Arial"/>
-                <w:color w:val="000000"/>
-                <w:sz w:val="18"/>
-                <w:szCs w:val="18"/>
-              </w:rPr>
-              <w:t xml:space="preserve"> event targeting </w:t>
+            <w:r>
+              <w:rPr>
+                <w:rFonts w:ascii="Arial" w:eastAsia="Arial" w:hAnsi="Arial" w:cs="Arial"/>
+                <w:color w:val="000000"/>
+                <w:sz w:val="18"/>
+                <w:szCs w:val="18"/>
+              </w:rPr>
+              <w:t xml:space="preserve">pull_request event targeting </w:t>
             </w:r>
             <w:r>
               <w:rPr>
@@ -5927,7 +5300,6 @@
             <w:vAlign w:val="center"/>
           </w:tcPr>
           <w:p>
-            <w:proofErr w:type="spellStart"/>
             <w:r>
               <w:rPr>
                 <w:rFonts w:ascii="Arial" w:eastAsia="Arial" w:hAnsi="Arial" w:cs="Arial"/>
@@ -5939,7 +5311,6 @@
               </w:rPr>
               <w:t>cd.yml</w:t>
             </w:r>
-            <w:proofErr w:type="spellEnd"/>
           </w:p>
         </w:tc>
         <w:tc>
@@ -6078,23 +5449,7 @@
           <w:rFonts w:ascii="Arial" w:eastAsia="Arial" w:hAnsi="Arial" w:cs="Arial"/>
           <w:color w:val="000000"/>
         </w:rPr>
-        <w:t>Create a new GitHub repository from scratch (</w:t>
-      </w:r>
-      <w:proofErr w:type="spellStart"/>
-      <w:r>
-        <w:rPr>
-          <w:rFonts w:ascii="Arial" w:eastAsia="Arial" w:hAnsi="Arial" w:cs="Arial"/>
-          <w:color w:val="000000"/>
-        </w:rPr>
-        <w:t>taskflow-cicd</w:t>
-      </w:r>
-      <w:proofErr w:type="spellEnd"/>
-      <w:r>
-        <w:rPr>
-          <w:rFonts w:ascii="Arial" w:eastAsia="Arial" w:hAnsi="Arial" w:cs="Arial"/>
-          <w:color w:val="000000"/>
-        </w:rPr>
-        <w:t xml:space="preserve"> or team-agreed name). Do NOT reuse any previous repository.</w:t>
+        <w:t>Create a new GitHub repository from scratch (taskflow-cicd or team-agreed name). Do NOT reuse any previous repository.</w:t>
       </w:r>
     </w:p>
     <w:p>
@@ -6111,15 +5466,7 @@
           <w:rFonts w:ascii="Arial" w:eastAsia="Arial" w:hAnsi="Arial" w:cs="Arial"/>
           <w:color w:val="000000"/>
         </w:rPr>
-        <w:t xml:space="preserve">Team Lead: Set up the initial repository </w:t>
-      </w:r>
-      <w:proofErr w:type="gramStart"/>
-      <w:r>
-        <w:rPr>
-          <w:rFonts w:ascii="Arial" w:eastAsia="Arial" w:hAnsi="Arial" w:cs="Arial"/>
-          <w:color w:val="000000"/>
-        </w:rPr>
-        <w:t xml:space="preserve">structure </w:t>
+        <w:t xml:space="preserve">Team Lead: Set up the initial repository structure </w:t>
       </w:r>
       <w:r>
         <w:rPr>
@@ -6128,7 +5475,6 @@
         </w:rPr>
         <w:t>,</w:t>
       </w:r>
-      <w:proofErr w:type="gramEnd"/>
       <w:r>
         <w:rPr>
           <w:rFonts w:ascii="Arial" w:eastAsia="Arial" w:hAnsi="Arial" w:cs="Arial"/>
@@ -6148,23 +5494,7 @@
           <w:rFonts w:ascii="Arial" w:eastAsia="Arial" w:hAnsi="Arial" w:cs="Arial"/>
           <w:color w:val="000000"/>
         </w:rPr>
-        <w:t xml:space="preserve"> branch, commit the shared style.css, </w:t>
-      </w:r>
-      <w:proofErr w:type="spellStart"/>
-      <w:r>
-        <w:rPr>
-          <w:rFonts w:ascii="Arial" w:eastAsia="Arial" w:hAnsi="Arial" w:cs="Arial"/>
-          <w:color w:val="000000"/>
-        </w:rPr>
-        <w:t>Dockerfile</w:t>
-      </w:r>
-      <w:proofErr w:type="spellEnd"/>
-      <w:r>
-        <w:rPr>
-          <w:rFonts w:ascii="Arial" w:eastAsia="Arial" w:hAnsi="Arial" w:cs="Arial"/>
-          <w:color w:val="000000"/>
-        </w:rPr>
-        <w:t>, and a skeleton index.html (Home / Dashboard page).</w:t>
+        <w:t xml:space="preserve"> branch, commit the shared style.css, Dockerfile, and a skeleton index.html (Home / Dashboard page).</w:t>
       </w:r>
     </w:p>
     <w:p>
@@ -6181,15 +5511,7 @@
           <w:rFonts w:ascii="Arial" w:eastAsia="Arial" w:hAnsi="Arial" w:cs="Arial"/>
           <w:color w:val="000000"/>
         </w:rPr>
-        <w:t xml:space="preserve">Commit the Assignment 04 question paper (.docx) to the root of the repository. Every team member must fill in their </w:t>
-      </w:r>
-      <w:proofErr w:type="gramStart"/>
-      <w:r>
-        <w:rPr>
-          <w:rFonts w:ascii="Arial" w:eastAsia="Arial" w:hAnsi="Arial" w:cs="Arial"/>
-          <w:color w:val="000000"/>
-        </w:rPr>
-        <w:t xml:space="preserve">details </w:t>
+        <w:t xml:space="preserve">Commit the Assignment 04 question paper (.docx) to the root of the repository. Every team member must fill in their details </w:t>
       </w:r>
       <w:r>
         <w:rPr>
@@ -6198,7 +5520,6 @@
         </w:rPr>
         <w:t>,</w:t>
       </w:r>
-      <w:proofErr w:type="gramEnd"/>
       <w:r>
         <w:rPr>
           <w:rFonts w:ascii="Arial" w:eastAsia="Arial" w:hAnsi="Arial" w:cs="Arial"/>
@@ -6249,15 +5570,7 @@
           <w:rFonts w:ascii="Arial" w:eastAsia="Arial" w:hAnsi="Arial" w:cs="Arial"/>
           <w:color w:val="000000"/>
         </w:rPr>
-        <w:t xml:space="preserve"> and configure all three </w:t>
-      </w:r>
-      <w:proofErr w:type="gramStart"/>
-      <w:r>
-        <w:rPr>
-          <w:rFonts w:ascii="Arial" w:eastAsia="Arial" w:hAnsi="Arial" w:cs="Arial"/>
-          <w:color w:val="000000"/>
-        </w:rPr>
-        <w:t xml:space="preserve">secrets </w:t>
+        <w:t xml:space="preserve"> and configure all three secrets </w:t>
       </w:r>
       <w:r>
         <w:rPr>
@@ -6266,7 +5579,6 @@
         </w:rPr>
         <w:t>,</w:t>
       </w:r>
-      <w:proofErr w:type="gramEnd"/>
       <w:r>
         <w:rPr>
           <w:rFonts w:ascii="Arial" w:eastAsia="Arial" w:hAnsi="Arial" w:cs="Arial"/>
@@ -6334,47 +5646,7 @@
           <w:rFonts w:ascii="Arial" w:eastAsia="Arial" w:hAnsi="Arial" w:cs="Arial"/>
           <w:color w:val="000000"/>
         </w:rPr>
-        <w:t xml:space="preserve">Create the CI workflow at </w:t>
-      </w:r>
-      <w:proofErr w:type="gramStart"/>
-      <w:r>
-        <w:rPr>
-          <w:rFonts w:ascii="Arial" w:eastAsia="Arial" w:hAnsi="Arial" w:cs="Arial"/>
-          <w:color w:val="000000"/>
-        </w:rPr>
-        <w:t>.</w:t>
-      </w:r>
-      <w:proofErr w:type="spellStart"/>
-      <w:r>
-        <w:rPr>
-          <w:rFonts w:ascii="Arial" w:eastAsia="Arial" w:hAnsi="Arial" w:cs="Arial"/>
-          <w:color w:val="000000"/>
-        </w:rPr>
-        <w:t>github</w:t>
-      </w:r>
-      <w:proofErr w:type="spellEnd"/>
-      <w:r>
-        <w:rPr>
-          <w:rFonts w:ascii="Arial" w:eastAsia="Arial" w:hAnsi="Arial" w:cs="Arial"/>
-          <w:color w:val="000000"/>
-        </w:rPr>
-        <w:t>/workflows/</w:t>
-      </w:r>
-      <w:proofErr w:type="spellStart"/>
-      <w:r>
-        <w:rPr>
-          <w:rFonts w:ascii="Arial" w:eastAsia="Arial" w:hAnsi="Arial" w:cs="Arial"/>
-          <w:color w:val="000000"/>
-        </w:rPr>
-        <w:t>ci.yml</w:t>
-      </w:r>
-      <w:proofErr w:type="spellEnd"/>
-      <w:r>
-        <w:rPr>
-          <w:rFonts w:ascii="Arial" w:eastAsia="Arial" w:hAnsi="Arial" w:cs="Arial"/>
-          <w:color w:val="000000"/>
-        </w:rPr>
-        <w:t xml:space="preserve"> </w:t>
+        <w:t xml:space="preserve">Create the CI workflow at .github/workflows/ci.yml </w:t>
       </w:r>
       <w:r>
         <w:rPr>
@@ -6383,29 +5655,12 @@
         </w:rPr>
         <w:t>,</w:t>
       </w:r>
-      <w:proofErr w:type="gramEnd"/>
-      <w:r>
-        <w:rPr>
-          <w:rFonts w:ascii="Arial" w:eastAsia="Arial" w:hAnsi="Arial" w:cs="Arial"/>
-          <w:color w:val="000000"/>
-        </w:rPr>
-        <w:t xml:space="preserve"> triggered on </w:t>
-      </w:r>
-      <w:proofErr w:type="spellStart"/>
-      <w:r>
-        <w:rPr>
-          <w:rFonts w:ascii="Arial" w:eastAsia="Arial" w:hAnsi="Arial" w:cs="Arial"/>
-          <w:color w:val="000000"/>
-        </w:rPr>
-        <w:t>pull_request</w:t>
-      </w:r>
-      <w:proofErr w:type="spellEnd"/>
-      <w:r>
-        <w:rPr>
-          <w:rFonts w:ascii="Arial" w:eastAsia="Arial" w:hAnsi="Arial" w:cs="Arial"/>
-          <w:color w:val="000000"/>
-        </w:rPr>
-        <w:t xml:space="preserve"> targeting </w:t>
+      <w:r>
+        <w:rPr>
+          <w:rFonts w:ascii="Arial" w:eastAsia="Arial" w:hAnsi="Arial" w:cs="Arial"/>
+          <w:color w:val="000000"/>
+        </w:rPr>
+        <w:t xml:space="preserve"> triggered on pull_request targeting </w:t>
       </w:r>
       <w:r>
         <w:rPr>
@@ -6436,47 +5691,7 @@
           <w:rFonts w:ascii="Arial" w:eastAsia="Arial" w:hAnsi="Arial" w:cs="Arial"/>
           <w:color w:val="000000"/>
         </w:rPr>
-        <w:t xml:space="preserve">Create the CD workflow at </w:t>
-      </w:r>
-      <w:proofErr w:type="gramStart"/>
-      <w:r>
-        <w:rPr>
-          <w:rFonts w:ascii="Arial" w:eastAsia="Arial" w:hAnsi="Arial" w:cs="Arial"/>
-          <w:color w:val="000000"/>
-        </w:rPr>
-        <w:t>.</w:t>
-      </w:r>
-      <w:proofErr w:type="spellStart"/>
-      <w:r>
-        <w:rPr>
-          <w:rFonts w:ascii="Arial" w:eastAsia="Arial" w:hAnsi="Arial" w:cs="Arial"/>
-          <w:color w:val="000000"/>
-        </w:rPr>
-        <w:t>github</w:t>
-      </w:r>
-      <w:proofErr w:type="spellEnd"/>
-      <w:r>
-        <w:rPr>
-          <w:rFonts w:ascii="Arial" w:eastAsia="Arial" w:hAnsi="Arial" w:cs="Arial"/>
-          <w:color w:val="000000"/>
-        </w:rPr>
-        <w:t>/workflows/</w:t>
-      </w:r>
-      <w:proofErr w:type="spellStart"/>
-      <w:r>
-        <w:rPr>
-          <w:rFonts w:ascii="Arial" w:eastAsia="Arial" w:hAnsi="Arial" w:cs="Arial"/>
-          <w:color w:val="000000"/>
-        </w:rPr>
-        <w:t>cd.yml</w:t>
-      </w:r>
-      <w:proofErr w:type="spellEnd"/>
-      <w:r>
-        <w:rPr>
-          <w:rFonts w:ascii="Arial" w:eastAsia="Arial" w:hAnsi="Arial" w:cs="Arial"/>
-          <w:color w:val="000000"/>
-        </w:rPr>
-        <w:t xml:space="preserve"> </w:t>
+        <w:t xml:space="preserve">Create the CD workflow at .github/workflows/cd.yml </w:t>
       </w:r>
       <w:r>
         <w:rPr>
@@ -6485,7 +5700,6 @@
         </w:rPr>
         <w:t>,</w:t>
       </w:r>
-      <w:proofErr w:type="gramEnd"/>
       <w:r>
         <w:rPr>
           <w:rFonts w:ascii="Arial" w:eastAsia="Arial" w:hAnsi="Arial" w:cs="Arial"/>
@@ -6540,25 +5754,7 @@
           <w:sz w:val="19"/>
           <w:szCs w:val="19"/>
         </w:rPr>
-        <w:t>Create a feature branch: feature/&lt;</w:t>
-      </w:r>
-      <w:proofErr w:type="spellStart"/>
-      <w:r>
-        <w:rPr>
-          <w:rFonts w:ascii="Arial" w:eastAsia="Arial" w:hAnsi="Arial" w:cs="Arial"/>
-          <w:sz w:val="19"/>
-          <w:szCs w:val="19"/>
-        </w:rPr>
-        <w:t>github</w:t>
-      </w:r>
-      <w:proofErr w:type="spellEnd"/>
-      <w:r>
-        <w:rPr>
-          <w:rFonts w:ascii="Arial" w:eastAsia="Arial" w:hAnsi="Arial" w:cs="Arial"/>
-          <w:sz w:val="19"/>
-          <w:szCs w:val="19"/>
-        </w:rPr>
-        <w:t>-username&gt;/&lt;page-name&gt;</w:t>
+        <w:t>Create a feature branch: feature/&lt;github-username&gt;/&lt;page-name&gt;</w:t>
       </w:r>
     </w:p>
     <w:p>
@@ -6621,16 +5817,15 @@
           <w:sz w:val="19"/>
           <w:szCs w:val="19"/>
         </w:rPr>
-        <w:t>“develop</w:t>
-      </w:r>
-      <w:proofErr w:type="gramStart"/>
+        <w:t>“develop”</w:t>
+      </w:r>
       <w:r>
         <w:rPr>
           <w:rFonts w:ascii="Arial" w:eastAsia="Arial" w:hAnsi="Arial" w:cs="Arial"/>
           <w:sz w:val="19"/>
           <w:szCs w:val="19"/>
         </w:rPr>
-        <w:t>”</w:t>
+        <w:t xml:space="preserve"> </w:t>
       </w:r>
       <w:r>
         <w:rPr>
@@ -6638,17 +5833,8 @@
           <w:sz w:val="19"/>
           <w:szCs w:val="19"/>
         </w:rPr>
-        <w:t xml:space="preserve"> </w:t>
-      </w:r>
-      <w:r>
-        <w:rPr>
-          <w:rFonts w:ascii="Arial" w:eastAsia="Arial" w:hAnsi="Arial" w:cs="Arial"/>
-          <w:sz w:val="19"/>
-          <w:szCs w:val="19"/>
-        </w:rPr>
         <w:t>,</w:t>
       </w:r>
-      <w:proofErr w:type="gramEnd"/>
       <w:r>
         <w:rPr>
           <w:rFonts w:ascii="Arial" w:eastAsia="Arial" w:hAnsi="Arial" w:cs="Arial"/>
@@ -6673,26 +5859,16 @@
           <w:sz w:val="19"/>
           <w:szCs w:val="19"/>
         </w:rPr>
-        <w:t xml:space="preserve">Request a review; after approval the Team Lead merges the </w:t>
-      </w:r>
-      <w:proofErr w:type="gramStart"/>
+        <w:t xml:space="preserve">Request a review; after approval the Team Lead merges the PR </w:t>
+      </w:r>
       <w:r>
         <w:rPr>
           <w:rFonts w:ascii="Arial" w:eastAsia="Arial" w:hAnsi="Arial" w:cs="Arial"/>
           <w:sz w:val="19"/>
           <w:szCs w:val="19"/>
         </w:rPr>
-        <w:t xml:space="preserve">PR </w:t>
-      </w:r>
-      <w:r>
-        <w:rPr>
-          <w:rFonts w:ascii="Arial" w:eastAsia="Arial" w:hAnsi="Arial" w:cs="Arial"/>
-          <w:sz w:val="19"/>
-          <w:szCs w:val="19"/>
-        </w:rPr>
         <w:t>,</w:t>
       </w:r>
-      <w:proofErr w:type="gramEnd"/>
       <w:r>
         <w:rPr>
           <w:rFonts w:ascii="Arial" w:eastAsia="Arial" w:hAnsi="Arial" w:cs="Arial"/>
@@ -6716,39 +5892,7 @@
           <w:rFonts w:ascii="Arial" w:eastAsia="Arial" w:hAnsi="Arial" w:cs="Arial"/>
           <w:color w:val="000000"/>
         </w:rPr>
-        <w:t xml:space="preserve">After </w:t>
-      </w:r>
-      <w:proofErr w:type="gramStart"/>
-      <w:r>
-        <w:rPr>
-          <w:rFonts w:ascii="Arial" w:eastAsia="Arial" w:hAnsi="Arial" w:cs="Arial"/>
-          <w:color w:val="000000"/>
-        </w:rPr>
-        <w:t>all</w:t>
-      </w:r>
-      <w:proofErr w:type="gramEnd"/>
-      <w:r>
-        <w:rPr>
-          <w:rFonts w:ascii="Arial" w:eastAsia="Arial" w:hAnsi="Arial" w:cs="Arial"/>
-          <w:color w:val="000000"/>
-        </w:rPr>
-        <w:t xml:space="preserve"> 5 PRs are merged, verify the live </w:t>
-      </w:r>
-      <w:proofErr w:type="spellStart"/>
-      <w:r>
-        <w:rPr>
-          <w:rFonts w:ascii="Arial" w:eastAsia="Arial" w:hAnsi="Arial" w:cs="Arial"/>
-          <w:color w:val="000000"/>
-        </w:rPr>
-        <w:t>TaskFlow</w:t>
-      </w:r>
-      <w:proofErr w:type="spellEnd"/>
-      <w:r>
-        <w:rPr>
-          <w:rFonts w:ascii="Arial" w:eastAsia="Arial" w:hAnsi="Arial" w:cs="Arial"/>
-          <w:color w:val="000000"/>
-        </w:rPr>
-        <w:t xml:space="preserve"> application on Render contains all five pages and navigation between them works correctly.</w:t>
+        <w:t>After all 5 PRs are merged, verify the live TaskFlow application on Render contains all five pages and navigation between them works correctly.</w:t>
       </w:r>
     </w:p>
     <w:p>
@@ -8027,9 +7171,29 @@
                 <w:sz w:val="18"/>
                 <w:szCs w:val="18"/>
               </w:rPr>
-              <w:t>CI Pipeline – Build &amp; Push Docker Image (</w:t>
-            </w:r>
-            <w:proofErr w:type="spellStart"/>
+              <w:t>CI Pipeline – Build &amp; Push Docker Image (ci.yml)</w:t>
+            </w:r>
+          </w:p>
+        </w:tc>
+        <w:tc>
+          <w:tcPr>
+            <w:tcW w:w="2150" w:type="dxa"/>
+            <w:tcBorders>
+              <w:top w:val="single" w:sz="6" w:space="0" w:color="ADB9CA"/>
+              <w:left w:val="single" w:sz="6" w:space="0" w:color="ADB9CA"/>
+              <w:bottom w:val="single" w:sz="6" w:space="0" w:color="ADB9CA"/>
+              <w:right w:val="single" w:sz="6" w:space="0" w:color="ADB9CA"/>
+            </w:tcBorders>
+            <w:shd w:val="clear" w:color="auto" w:fill="2E75B6"/>
+            <w:tcMar>
+              <w:top w:w="80" w:type="dxa"/>
+              <w:left w:w="140" w:type="dxa"/>
+              <w:bottom w:w="80" w:type="dxa"/>
+              <w:right w:w="140" w:type="dxa"/>
+            </w:tcMar>
+            <w:vAlign w:val="center"/>
+          </w:tcPr>
+          <w:p>
             <w:r>
               <w:rPr>
                 <w:rFonts w:ascii="Arial" w:eastAsia="Arial" w:hAnsi="Arial" w:cs="Arial"/>
@@ -8039,9 +7203,436 @@
                 <w:sz w:val="18"/>
                 <w:szCs w:val="18"/>
               </w:rPr>
-              <w:t>ci.yml</w:t>
-            </w:r>
-            <w:proofErr w:type="spellEnd"/>
+              <w:t>25 Marks</w:t>
+            </w:r>
+          </w:p>
+        </w:tc>
+      </w:tr>
+      <w:tr>
+        <w:tc>
+          <w:tcPr>
+            <w:tcW w:w="700" w:type="dxa"/>
+            <w:tcBorders>
+              <w:top w:val="single" w:sz="6" w:space="0" w:color="ADB9CA"/>
+              <w:left w:val="single" w:sz="6" w:space="0" w:color="ADB9CA"/>
+              <w:bottom w:val="single" w:sz="6" w:space="0" w:color="ADB9CA"/>
+              <w:right w:val="single" w:sz="6" w:space="0" w:color="ADB9CA"/>
+            </w:tcBorders>
+            <w:shd w:val="clear" w:color="auto" w:fill="E8F0FB"/>
+            <w:tcMar>
+              <w:top w:w="80" w:type="dxa"/>
+              <w:left w:w="140" w:type="dxa"/>
+              <w:bottom w:w="80" w:type="dxa"/>
+              <w:right w:w="140" w:type="dxa"/>
+            </w:tcMar>
+            <w:vAlign w:val="center"/>
+          </w:tcPr>
+          <w:p>
+            <w:r>
+              <w:rPr>
+                <w:rFonts w:ascii="Arial" w:eastAsia="Arial" w:hAnsi="Arial" w:cs="Arial"/>
+                <w:b/>
+                <w:bCs/>
+                <w:color w:val="000000"/>
+                <w:sz w:val="18"/>
+                <w:szCs w:val="18"/>
+              </w:rPr>
+              <w:t>9</w:t>
+            </w:r>
+          </w:p>
+        </w:tc>
+        <w:tc>
+          <w:tcPr>
+            <w:tcW w:w="6510" w:type="dxa"/>
+            <w:tcBorders>
+              <w:top w:val="single" w:sz="6" w:space="0" w:color="ADB9CA"/>
+              <w:left w:val="single" w:sz="6" w:space="0" w:color="ADB9CA"/>
+              <w:bottom w:val="single" w:sz="6" w:space="0" w:color="ADB9CA"/>
+              <w:right w:val="single" w:sz="6" w:space="0" w:color="ADB9CA"/>
+            </w:tcBorders>
+            <w:shd w:val="clear" w:color="auto" w:fill="E8F0FB"/>
+            <w:tcMar>
+              <w:top w:w="80" w:type="dxa"/>
+              <w:left w:w="140" w:type="dxa"/>
+              <w:bottom w:w="80" w:type="dxa"/>
+              <w:right w:w="140" w:type="dxa"/>
+            </w:tcMar>
+            <w:vAlign w:val="center"/>
+          </w:tcPr>
+          <w:p>
+            <w:r>
+              <w:rPr>
+                <w:rFonts w:ascii="Arial" w:eastAsia="Arial" w:hAnsi="Arial" w:cs="Arial"/>
+                <w:color w:val="000000"/>
+                <w:sz w:val="18"/>
+                <w:szCs w:val="18"/>
+              </w:rPr>
+              <w:t xml:space="preserve">CI workflow file created at .github/workflows/ci.yml with correct pull_request trigger targeting </w:t>
+            </w:r>
+            <w:r>
+              <w:rPr>
+                <w:rFonts w:ascii="Arial" w:eastAsia="Arial" w:hAnsi="Arial" w:cs="Arial"/>
+                <w:color w:val="000000"/>
+                <w:sz w:val="18"/>
+                <w:szCs w:val="18"/>
+              </w:rPr>
+              <w:t>“develop”</w:t>
+            </w:r>
+          </w:p>
+        </w:tc>
+        <w:tc>
+          <w:tcPr>
+            <w:tcW w:w="2150" w:type="dxa"/>
+            <w:tcBorders>
+              <w:top w:val="single" w:sz="6" w:space="0" w:color="ADB9CA"/>
+              <w:left w:val="single" w:sz="6" w:space="0" w:color="ADB9CA"/>
+              <w:bottom w:val="single" w:sz="6" w:space="0" w:color="ADB9CA"/>
+              <w:right w:val="single" w:sz="6" w:space="0" w:color="ADB9CA"/>
+            </w:tcBorders>
+            <w:shd w:val="clear" w:color="auto" w:fill="E8F0FB"/>
+            <w:tcMar>
+              <w:top w:w="80" w:type="dxa"/>
+              <w:left w:w="140" w:type="dxa"/>
+              <w:bottom w:w="80" w:type="dxa"/>
+              <w:right w:w="140" w:type="dxa"/>
+            </w:tcMar>
+            <w:vAlign w:val="center"/>
+          </w:tcPr>
+          <w:p>
+            <w:r>
+              <w:rPr>
+                <w:rFonts w:ascii="Arial" w:eastAsia="Arial" w:hAnsi="Arial" w:cs="Arial"/>
+                <w:color w:val="000000"/>
+                <w:sz w:val="18"/>
+                <w:szCs w:val="18"/>
+              </w:rPr>
+              <w:t>07</w:t>
+            </w:r>
+          </w:p>
+        </w:tc>
+      </w:tr>
+      <w:tr>
+        <w:tc>
+          <w:tcPr>
+            <w:tcW w:w="700" w:type="dxa"/>
+            <w:tcBorders>
+              <w:top w:val="single" w:sz="6" w:space="0" w:color="ADB9CA"/>
+              <w:left w:val="single" w:sz="6" w:space="0" w:color="ADB9CA"/>
+              <w:bottom w:val="single" w:sz="6" w:space="0" w:color="ADB9CA"/>
+              <w:right w:val="single" w:sz="6" w:space="0" w:color="ADB9CA"/>
+            </w:tcBorders>
+            <w:shd w:val="clear" w:color="auto" w:fill="FFFFFF"/>
+            <w:tcMar>
+              <w:top w:w="80" w:type="dxa"/>
+              <w:left w:w="140" w:type="dxa"/>
+              <w:bottom w:w="80" w:type="dxa"/>
+              <w:right w:w="140" w:type="dxa"/>
+            </w:tcMar>
+            <w:vAlign w:val="center"/>
+          </w:tcPr>
+          <w:p>
+            <w:r>
+              <w:rPr>
+                <w:rFonts w:ascii="Arial" w:eastAsia="Arial" w:hAnsi="Arial" w:cs="Arial"/>
+                <w:b/>
+                <w:bCs/>
+                <w:color w:val="000000"/>
+                <w:sz w:val="18"/>
+                <w:szCs w:val="18"/>
+              </w:rPr>
+              <w:t>10</w:t>
+            </w:r>
+          </w:p>
+        </w:tc>
+        <w:tc>
+          <w:tcPr>
+            <w:tcW w:w="6510" w:type="dxa"/>
+            <w:tcBorders>
+              <w:top w:val="single" w:sz="6" w:space="0" w:color="ADB9CA"/>
+              <w:left w:val="single" w:sz="6" w:space="0" w:color="ADB9CA"/>
+              <w:bottom w:val="single" w:sz="6" w:space="0" w:color="ADB9CA"/>
+              <w:right w:val="single" w:sz="6" w:space="0" w:color="ADB9CA"/>
+            </w:tcBorders>
+            <w:shd w:val="clear" w:color="auto" w:fill="FFFFFF"/>
+            <w:tcMar>
+              <w:top w:w="80" w:type="dxa"/>
+              <w:left w:w="140" w:type="dxa"/>
+              <w:bottom w:w="80" w:type="dxa"/>
+              <w:right w:w="140" w:type="dxa"/>
+            </w:tcMar>
+            <w:vAlign w:val="center"/>
+          </w:tcPr>
+          <w:p>
+            <w:r>
+              <w:rPr>
+                <w:rFonts w:ascii="Arial" w:eastAsia="Arial" w:hAnsi="Arial" w:cs="Arial"/>
+                <w:color w:val="000000"/>
+                <w:sz w:val="18"/>
+                <w:szCs w:val="18"/>
+              </w:rPr>
+              <w:t>Checkout code, login to Docker Hub using Team Lead's repository secrets</w:t>
+            </w:r>
+          </w:p>
+        </w:tc>
+        <w:tc>
+          <w:tcPr>
+            <w:tcW w:w="2150" w:type="dxa"/>
+            <w:tcBorders>
+              <w:top w:val="single" w:sz="6" w:space="0" w:color="ADB9CA"/>
+              <w:left w:val="single" w:sz="6" w:space="0" w:color="ADB9CA"/>
+              <w:bottom w:val="single" w:sz="6" w:space="0" w:color="ADB9CA"/>
+              <w:right w:val="single" w:sz="6" w:space="0" w:color="ADB9CA"/>
+            </w:tcBorders>
+            <w:shd w:val="clear" w:color="auto" w:fill="FFFFFF"/>
+            <w:tcMar>
+              <w:top w:w="80" w:type="dxa"/>
+              <w:left w:w="140" w:type="dxa"/>
+              <w:bottom w:w="80" w:type="dxa"/>
+              <w:right w:w="140" w:type="dxa"/>
+            </w:tcMar>
+            <w:vAlign w:val="center"/>
+          </w:tcPr>
+          <w:p>
+            <w:r>
+              <w:rPr>
+                <w:rFonts w:ascii="Arial" w:eastAsia="Arial" w:hAnsi="Arial" w:cs="Arial"/>
+                <w:color w:val="000000"/>
+                <w:sz w:val="18"/>
+                <w:szCs w:val="18"/>
+              </w:rPr>
+              <w:t>06</w:t>
+            </w:r>
+          </w:p>
+        </w:tc>
+      </w:tr>
+      <w:tr>
+        <w:tc>
+          <w:tcPr>
+            <w:tcW w:w="700" w:type="dxa"/>
+            <w:tcBorders>
+              <w:top w:val="single" w:sz="6" w:space="0" w:color="ADB9CA"/>
+              <w:left w:val="single" w:sz="6" w:space="0" w:color="ADB9CA"/>
+              <w:bottom w:val="single" w:sz="6" w:space="0" w:color="ADB9CA"/>
+              <w:right w:val="single" w:sz="6" w:space="0" w:color="ADB9CA"/>
+            </w:tcBorders>
+            <w:shd w:val="clear" w:color="auto" w:fill="E8F0FB"/>
+            <w:tcMar>
+              <w:top w:w="80" w:type="dxa"/>
+              <w:left w:w="140" w:type="dxa"/>
+              <w:bottom w:w="80" w:type="dxa"/>
+              <w:right w:w="140" w:type="dxa"/>
+            </w:tcMar>
+            <w:vAlign w:val="center"/>
+          </w:tcPr>
+          <w:p>
+            <w:r>
+              <w:rPr>
+                <w:rFonts w:ascii="Arial" w:eastAsia="Arial" w:hAnsi="Arial" w:cs="Arial"/>
+                <w:b/>
+                <w:bCs/>
+                <w:color w:val="000000"/>
+                <w:sz w:val="18"/>
+                <w:szCs w:val="18"/>
+              </w:rPr>
+              <w:t>11</w:t>
+            </w:r>
+          </w:p>
+        </w:tc>
+        <w:tc>
+          <w:tcPr>
+            <w:tcW w:w="6510" w:type="dxa"/>
+            <w:tcBorders>
+              <w:top w:val="single" w:sz="6" w:space="0" w:color="ADB9CA"/>
+              <w:left w:val="single" w:sz="6" w:space="0" w:color="ADB9CA"/>
+              <w:bottom w:val="single" w:sz="6" w:space="0" w:color="ADB9CA"/>
+              <w:right w:val="single" w:sz="6" w:space="0" w:color="ADB9CA"/>
+            </w:tcBorders>
+            <w:shd w:val="clear" w:color="auto" w:fill="E8F0FB"/>
+            <w:tcMar>
+              <w:top w:w="80" w:type="dxa"/>
+              <w:left w:w="140" w:type="dxa"/>
+              <w:bottom w:w="80" w:type="dxa"/>
+              <w:right w:w="140" w:type="dxa"/>
+            </w:tcMar>
+            <w:vAlign w:val="center"/>
+          </w:tcPr>
+          <w:p>
+            <w:r>
+              <w:rPr>
+                <w:rFonts w:ascii="Arial" w:eastAsia="Arial" w:hAnsi="Arial" w:cs="Arial"/>
+                <w:color w:val="000000"/>
+                <w:sz w:val="18"/>
+                <w:szCs w:val="18"/>
+              </w:rPr>
+              <w:t>Build Docker image and tag correctly (latest and/or commit SHA)</w:t>
+            </w:r>
+          </w:p>
+        </w:tc>
+        <w:tc>
+          <w:tcPr>
+            <w:tcW w:w="2150" w:type="dxa"/>
+            <w:tcBorders>
+              <w:top w:val="single" w:sz="6" w:space="0" w:color="ADB9CA"/>
+              <w:left w:val="single" w:sz="6" w:space="0" w:color="ADB9CA"/>
+              <w:bottom w:val="single" w:sz="6" w:space="0" w:color="ADB9CA"/>
+              <w:right w:val="single" w:sz="6" w:space="0" w:color="ADB9CA"/>
+            </w:tcBorders>
+            <w:shd w:val="clear" w:color="auto" w:fill="E8F0FB"/>
+            <w:tcMar>
+              <w:top w:w="80" w:type="dxa"/>
+              <w:left w:w="140" w:type="dxa"/>
+              <w:bottom w:w="80" w:type="dxa"/>
+              <w:right w:w="140" w:type="dxa"/>
+            </w:tcMar>
+            <w:vAlign w:val="center"/>
+          </w:tcPr>
+          <w:p>
+            <w:r>
+              <w:rPr>
+                <w:rFonts w:ascii="Arial" w:eastAsia="Arial" w:hAnsi="Arial" w:cs="Arial"/>
+                <w:color w:val="000000"/>
+                <w:sz w:val="18"/>
+                <w:szCs w:val="18"/>
+              </w:rPr>
+              <w:t>06</w:t>
+            </w:r>
+          </w:p>
+        </w:tc>
+      </w:tr>
+      <w:tr>
+        <w:tc>
+          <w:tcPr>
+            <w:tcW w:w="700" w:type="dxa"/>
+            <w:tcBorders>
+              <w:top w:val="single" w:sz="6" w:space="0" w:color="ADB9CA"/>
+              <w:left w:val="single" w:sz="6" w:space="0" w:color="ADB9CA"/>
+              <w:bottom w:val="single" w:sz="6" w:space="0" w:color="ADB9CA"/>
+              <w:right w:val="single" w:sz="6" w:space="0" w:color="ADB9CA"/>
+            </w:tcBorders>
+            <w:shd w:val="clear" w:color="auto" w:fill="FFFFFF"/>
+            <w:tcMar>
+              <w:top w:w="80" w:type="dxa"/>
+              <w:left w:w="140" w:type="dxa"/>
+              <w:bottom w:w="80" w:type="dxa"/>
+              <w:right w:w="140" w:type="dxa"/>
+            </w:tcMar>
+            <w:vAlign w:val="center"/>
+          </w:tcPr>
+          <w:p>
+            <w:r>
+              <w:rPr>
+                <w:rFonts w:ascii="Arial" w:eastAsia="Arial" w:hAnsi="Arial" w:cs="Arial"/>
+                <w:b/>
+                <w:bCs/>
+                <w:color w:val="000000"/>
+                <w:sz w:val="18"/>
+                <w:szCs w:val="18"/>
+              </w:rPr>
+              <w:t>12</w:t>
+            </w:r>
+          </w:p>
+        </w:tc>
+        <w:tc>
+          <w:tcPr>
+            <w:tcW w:w="6510" w:type="dxa"/>
+            <w:tcBorders>
+              <w:top w:val="single" w:sz="6" w:space="0" w:color="ADB9CA"/>
+              <w:left w:val="single" w:sz="6" w:space="0" w:color="ADB9CA"/>
+              <w:bottom w:val="single" w:sz="6" w:space="0" w:color="ADB9CA"/>
+              <w:right w:val="single" w:sz="6" w:space="0" w:color="ADB9CA"/>
+            </w:tcBorders>
+            <w:shd w:val="clear" w:color="auto" w:fill="FFFFFF"/>
+            <w:tcMar>
+              <w:top w:w="80" w:type="dxa"/>
+              <w:left w:w="140" w:type="dxa"/>
+              <w:bottom w:w="80" w:type="dxa"/>
+              <w:right w:w="140" w:type="dxa"/>
+            </w:tcMar>
+            <w:vAlign w:val="center"/>
+          </w:tcPr>
+          <w:p>
+            <w:r>
+              <w:rPr>
+                <w:rFonts w:ascii="Arial" w:eastAsia="Arial" w:hAnsi="Arial" w:cs="Arial"/>
+                <w:color w:val="000000"/>
+                <w:sz w:val="18"/>
+                <w:szCs w:val="18"/>
+              </w:rPr>
+              <w:t>Push image to Docker Hub successfully; workflow exits on any step failure</w:t>
+            </w:r>
+          </w:p>
+        </w:tc>
+        <w:tc>
+          <w:tcPr>
+            <w:tcW w:w="2150" w:type="dxa"/>
+            <w:tcBorders>
+              <w:top w:val="single" w:sz="6" w:space="0" w:color="ADB9CA"/>
+              <w:left w:val="single" w:sz="6" w:space="0" w:color="ADB9CA"/>
+              <w:bottom w:val="single" w:sz="6" w:space="0" w:color="ADB9CA"/>
+              <w:right w:val="single" w:sz="6" w:space="0" w:color="ADB9CA"/>
+            </w:tcBorders>
+            <w:shd w:val="clear" w:color="auto" w:fill="FFFFFF"/>
+            <w:tcMar>
+              <w:top w:w="80" w:type="dxa"/>
+              <w:left w:w="140" w:type="dxa"/>
+              <w:bottom w:w="80" w:type="dxa"/>
+              <w:right w:w="140" w:type="dxa"/>
+            </w:tcMar>
+            <w:vAlign w:val="center"/>
+          </w:tcPr>
+          <w:p>
+            <w:r>
+              <w:rPr>
+                <w:rFonts w:ascii="Arial" w:eastAsia="Arial" w:hAnsi="Arial" w:cs="Arial"/>
+                <w:color w:val="000000"/>
+                <w:sz w:val="18"/>
+                <w:szCs w:val="18"/>
+              </w:rPr>
+              <w:t>06</w:t>
+            </w:r>
+          </w:p>
+        </w:tc>
+      </w:tr>
+      <w:tr>
+        <w:tc>
+          <w:tcPr>
+            <w:tcW w:w="700" w:type="dxa"/>
+            <w:tcBorders>
+              <w:top w:val="single" w:sz="6" w:space="0" w:color="ADB9CA"/>
+              <w:left w:val="single" w:sz="6" w:space="0" w:color="ADB9CA"/>
+              <w:bottom w:val="single" w:sz="6" w:space="0" w:color="ADB9CA"/>
+              <w:right w:val="single" w:sz="6" w:space="0" w:color="ADB9CA"/>
+            </w:tcBorders>
+            <w:shd w:val="clear" w:color="auto" w:fill="2E75B6"/>
+            <w:tcMar>
+              <w:top w:w="80" w:type="dxa"/>
+              <w:left w:w="140" w:type="dxa"/>
+              <w:bottom w:w="80" w:type="dxa"/>
+              <w:right w:w="140" w:type="dxa"/>
+            </w:tcMar>
+            <w:vAlign w:val="center"/>
+          </w:tcPr>
+          <w:p/>
+        </w:tc>
+        <w:tc>
+          <w:tcPr>
+            <w:tcW w:w="6510" w:type="dxa"/>
+            <w:tcBorders>
+              <w:top w:val="single" w:sz="6" w:space="0" w:color="ADB9CA"/>
+              <w:left w:val="single" w:sz="6" w:space="0" w:color="ADB9CA"/>
+              <w:bottom w:val="single" w:sz="6" w:space="0" w:color="ADB9CA"/>
+              <w:right w:val="single" w:sz="6" w:space="0" w:color="ADB9CA"/>
+            </w:tcBorders>
+            <w:shd w:val="clear" w:color="auto" w:fill="2E75B6"/>
+            <w:tcMar>
+              <w:top w:w="80" w:type="dxa"/>
+              <w:left w:w="140" w:type="dxa"/>
+              <w:bottom w:w="80" w:type="dxa"/>
+              <w:right w:w="140" w:type="dxa"/>
+            </w:tcMar>
+            <w:vAlign w:val="center"/>
+          </w:tcPr>
+          <w:p>
             <w:r>
               <w:rPr>
                 <w:rFonts w:ascii="Arial" w:eastAsia="Arial" w:hAnsi="Arial" w:cs="Arial"/>
@@ -8051,7 +7642,7 @@
                 <w:sz w:val="18"/>
                 <w:szCs w:val="18"/>
               </w:rPr>
-              <w:t>)</w:t>
+              <w:t>CD Pipeline – Automated Deployment to Render (cd.yml)</w:t>
             </w:r>
           </w:p>
         </w:tc>
@@ -8083,7 +7674,7 @@
                 <w:sz w:val="18"/>
                 <w:szCs w:val="18"/>
               </w:rPr>
-              <w:t>25 Marks</w:t>
+              <w:t>20 Marks</w:t>
             </w:r>
           </w:p>
         </w:tc>
@@ -8117,7 +7708,7 @@
                 <w:sz w:val="18"/>
                 <w:szCs w:val="18"/>
               </w:rPr>
-              <w:t>9</w:t>
+              <w:t>13</w:t>
             </w:r>
           </w:p>
         </w:tc>
@@ -8147,622 +7738,7 @@
                 <w:sz w:val="18"/>
                 <w:szCs w:val="18"/>
               </w:rPr>
-              <w:t>CI workflow file created at .</w:t>
-            </w:r>
-            <w:proofErr w:type="spellStart"/>
-            <w:r>
-              <w:rPr>
-                <w:rFonts w:ascii="Arial" w:eastAsia="Arial" w:hAnsi="Arial" w:cs="Arial"/>
-                <w:color w:val="000000"/>
-                <w:sz w:val="18"/>
-                <w:szCs w:val="18"/>
-              </w:rPr>
-              <w:t>github</w:t>
-            </w:r>
-            <w:proofErr w:type="spellEnd"/>
-            <w:r>
-              <w:rPr>
-                <w:rFonts w:ascii="Arial" w:eastAsia="Arial" w:hAnsi="Arial" w:cs="Arial"/>
-                <w:color w:val="000000"/>
-                <w:sz w:val="18"/>
-                <w:szCs w:val="18"/>
-              </w:rPr>
-              <w:t>/workflows/</w:t>
-            </w:r>
-            <w:proofErr w:type="spellStart"/>
-            <w:r>
-              <w:rPr>
-                <w:rFonts w:ascii="Arial" w:eastAsia="Arial" w:hAnsi="Arial" w:cs="Arial"/>
-                <w:color w:val="000000"/>
-                <w:sz w:val="18"/>
-                <w:szCs w:val="18"/>
-              </w:rPr>
-              <w:t>ci.yml</w:t>
-            </w:r>
-            <w:proofErr w:type="spellEnd"/>
-            <w:r>
-              <w:rPr>
-                <w:rFonts w:ascii="Arial" w:eastAsia="Arial" w:hAnsi="Arial" w:cs="Arial"/>
-                <w:color w:val="000000"/>
-                <w:sz w:val="18"/>
-                <w:szCs w:val="18"/>
-              </w:rPr>
-              <w:t xml:space="preserve"> with correct </w:t>
-            </w:r>
-            <w:proofErr w:type="spellStart"/>
-            <w:r>
-              <w:rPr>
-                <w:rFonts w:ascii="Arial" w:eastAsia="Arial" w:hAnsi="Arial" w:cs="Arial"/>
-                <w:color w:val="000000"/>
-                <w:sz w:val="18"/>
-                <w:szCs w:val="18"/>
-              </w:rPr>
-              <w:t>pull_request</w:t>
-            </w:r>
-            <w:proofErr w:type="spellEnd"/>
-            <w:r>
-              <w:rPr>
-                <w:rFonts w:ascii="Arial" w:eastAsia="Arial" w:hAnsi="Arial" w:cs="Arial"/>
-                <w:color w:val="000000"/>
-                <w:sz w:val="18"/>
-                <w:szCs w:val="18"/>
-              </w:rPr>
-              <w:t xml:space="preserve"> trigger targeting </w:t>
-            </w:r>
-            <w:r>
-              <w:rPr>
-                <w:rFonts w:ascii="Arial" w:eastAsia="Arial" w:hAnsi="Arial" w:cs="Arial"/>
-                <w:color w:val="000000"/>
-                <w:sz w:val="18"/>
-                <w:szCs w:val="18"/>
-              </w:rPr>
-              <w:t>“</w:t>
-            </w:r>
-            <w:proofErr w:type="gramStart"/>
-            <w:r>
-              <w:rPr>
-                <w:rFonts w:ascii="Arial" w:eastAsia="Arial" w:hAnsi="Arial" w:cs="Arial"/>
-                <w:color w:val="000000"/>
-                <w:sz w:val="18"/>
-                <w:szCs w:val="18"/>
-              </w:rPr>
-              <w:t>develop</w:t>
-            </w:r>
-            <w:proofErr w:type="gramEnd"/>
-            <w:r>
-              <w:rPr>
-                <w:rFonts w:ascii="Arial" w:eastAsia="Arial" w:hAnsi="Arial" w:cs="Arial"/>
-                <w:color w:val="000000"/>
-                <w:sz w:val="18"/>
-                <w:szCs w:val="18"/>
-              </w:rPr>
-              <w:t>”</w:t>
-            </w:r>
-          </w:p>
-        </w:tc>
-        <w:tc>
-          <w:tcPr>
-            <w:tcW w:w="2150" w:type="dxa"/>
-            <w:tcBorders>
-              <w:top w:val="single" w:sz="6" w:space="0" w:color="ADB9CA"/>
-              <w:left w:val="single" w:sz="6" w:space="0" w:color="ADB9CA"/>
-              <w:bottom w:val="single" w:sz="6" w:space="0" w:color="ADB9CA"/>
-              <w:right w:val="single" w:sz="6" w:space="0" w:color="ADB9CA"/>
-            </w:tcBorders>
-            <w:shd w:val="clear" w:color="auto" w:fill="E8F0FB"/>
-            <w:tcMar>
-              <w:top w:w="80" w:type="dxa"/>
-              <w:left w:w="140" w:type="dxa"/>
-              <w:bottom w:w="80" w:type="dxa"/>
-              <w:right w:w="140" w:type="dxa"/>
-            </w:tcMar>
-            <w:vAlign w:val="center"/>
-          </w:tcPr>
-          <w:p>
-            <w:r>
-              <w:rPr>
-                <w:rFonts w:ascii="Arial" w:eastAsia="Arial" w:hAnsi="Arial" w:cs="Arial"/>
-                <w:color w:val="000000"/>
-                <w:sz w:val="18"/>
-                <w:szCs w:val="18"/>
-              </w:rPr>
-              <w:t>07</w:t>
-            </w:r>
-          </w:p>
-        </w:tc>
-      </w:tr>
-      <w:tr>
-        <w:tc>
-          <w:tcPr>
-            <w:tcW w:w="700" w:type="dxa"/>
-            <w:tcBorders>
-              <w:top w:val="single" w:sz="6" w:space="0" w:color="ADB9CA"/>
-              <w:left w:val="single" w:sz="6" w:space="0" w:color="ADB9CA"/>
-              <w:bottom w:val="single" w:sz="6" w:space="0" w:color="ADB9CA"/>
-              <w:right w:val="single" w:sz="6" w:space="0" w:color="ADB9CA"/>
-            </w:tcBorders>
-            <w:shd w:val="clear" w:color="auto" w:fill="FFFFFF"/>
-            <w:tcMar>
-              <w:top w:w="80" w:type="dxa"/>
-              <w:left w:w="140" w:type="dxa"/>
-              <w:bottom w:w="80" w:type="dxa"/>
-              <w:right w:w="140" w:type="dxa"/>
-            </w:tcMar>
-            <w:vAlign w:val="center"/>
-          </w:tcPr>
-          <w:p>
-            <w:r>
-              <w:rPr>
-                <w:rFonts w:ascii="Arial" w:eastAsia="Arial" w:hAnsi="Arial" w:cs="Arial"/>
-                <w:b/>
-                <w:bCs/>
-                <w:color w:val="000000"/>
-                <w:sz w:val="18"/>
-                <w:szCs w:val="18"/>
-              </w:rPr>
-              <w:t>10</w:t>
-            </w:r>
-          </w:p>
-        </w:tc>
-        <w:tc>
-          <w:tcPr>
-            <w:tcW w:w="6510" w:type="dxa"/>
-            <w:tcBorders>
-              <w:top w:val="single" w:sz="6" w:space="0" w:color="ADB9CA"/>
-              <w:left w:val="single" w:sz="6" w:space="0" w:color="ADB9CA"/>
-              <w:bottom w:val="single" w:sz="6" w:space="0" w:color="ADB9CA"/>
-              <w:right w:val="single" w:sz="6" w:space="0" w:color="ADB9CA"/>
-            </w:tcBorders>
-            <w:shd w:val="clear" w:color="auto" w:fill="FFFFFF"/>
-            <w:tcMar>
-              <w:top w:w="80" w:type="dxa"/>
-              <w:left w:w="140" w:type="dxa"/>
-              <w:bottom w:w="80" w:type="dxa"/>
-              <w:right w:w="140" w:type="dxa"/>
-            </w:tcMar>
-            <w:vAlign w:val="center"/>
-          </w:tcPr>
-          <w:p>
-            <w:r>
-              <w:rPr>
-                <w:rFonts w:ascii="Arial" w:eastAsia="Arial" w:hAnsi="Arial" w:cs="Arial"/>
-                <w:color w:val="000000"/>
-                <w:sz w:val="18"/>
-                <w:szCs w:val="18"/>
-              </w:rPr>
-              <w:t>Checkout code, login to Docker Hub using Team Lead's repository secrets</w:t>
-            </w:r>
-          </w:p>
-        </w:tc>
-        <w:tc>
-          <w:tcPr>
-            <w:tcW w:w="2150" w:type="dxa"/>
-            <w:tcBorders>
-              <w:top w:val="single" w:sz="6" w:space="0" w:color="ADB9CA"/>
-              <w:left w:val="single" w:sz="6" w:space="0" w:color="ADB9CA"/>
-              <w:bottom w:val="single" w:sz="6" w:space="0" w:color="ADB9CA"/>
-              <w:right w:val="single" w:sz="6" w:space="0" w:color="ADB9CA"/>
-            </w:tcBorders>
-            <w:shd w:val="clear" w:color="auto" w:fill="FFFFFF"/>
-            <w:tcMar>
-              <w:top w:w="80" w:type="dxa"/>
-              <w:left w:w="140" w:type="dxa"/>
-              <w:bottom w:w="80" w:type="dxa"/>
-              <w:right w:w="140" w:type="dxa"/>
-            </w:tcMar>
-            <w:vAlign w:val="center"/>
-          </w:tcPr>
-          <w:p>
-            <w:r>
-              <w:rPr>
-                <w:rFonts w:ascii="Arial" w:eastAsia="Arial" w:hAnsi="Arial" w:cs="Arial"/>
-                <w:color w:val="000000"/>
-                <w:sz w:val="18"/>
-                <w:szCs w:val="18"/>
-              </w:rPr>
-              <w:t>06</w:t>
-            </w:r>
-          </w:p>
-        </w:tc>
-      </w:tr>
-      <w:tr>
-        <w:tc>
-          <w:tcPr>
-            <w:tcW w:w="700" w:type="dxa"/>
-            <w:tcBorders>
-              <w:top w:val="single" w:sz="6" w:space="0" w:color="ADB9CA"/>
-              <w:left w:val="single" w:sz="6" w:space="0" w:color="ADB9CA"/>
-              <w:bottom w:val="single" w:sz="6" w:space="0" w:color="ADB9CA"/>
-              <w:right w:val="single" w:sz="6" w:space="0" w:color="ADB9CA"/>
-            </w:tcBorders>
-            <w:shd w:val="clear" w:color="auto" w:fill="E8F0FB"/>
-            <w:tcMar>
-              <w:top w:w="80" w:type="dxa"/>
-              <w:left w:w="140" w:type="dxa"/>
-              <w:bottom w:w="80" w:type="dxa"/>
-              <w:right w:w="140" w:type="dxa"/>
-            </w:tcMar>
-            <w:vAlign w:val="center"/>
-          </w:tcPr>
-          <w:p>
-            <w:r>
-              <w:rPr>
-                <w:rFonts w:ascii="Arial" w:eastAsia="Arial" w:hAnsi="Arial" w:cs="Arial"/>
-                <w:b/>
-                <w:bCs/>
-                <w:color w:val="000000"/>
-                <w:sz w:val="18"/>
-                <w:szCs w:val="18"/>
-              </w:rPr>
-              <w:t>11</w:t>
-            </w:r>
-          </w:p>
-        </w:tc>
-        <w:tc>
-          <w:tcPr>
-            <w:tcW w:w="6510" w:type="dxa"/>
-            <w:tcBorders>
-              <w:top w:val="single" w:sz="6" w:space="0" w:color="ADB9CA"/>
-              <w:left w:val="single" w:sz="6" w:space="0" w:color="ADB9CA"/>
-              <w:bottom w:val="single" w:sz="6" w:space="0" w:color="ADB9CA"/>
-              <w:right w:val="single" w:sz="6" w:space="0" w:color="ADB9CA"/>
-            </w:tcBorders>
-            <w:shd w:val="clear" w:color="auto" w:fill="E8F0FB"/>
-            <w:tcMar>
-              <w:top w:w="80" w:type="dxa"/>
-              <w:left w:w="140" w:type="dxa"/>
-              <w:bottom w:w="80" w:type="dxa"/>
-              <w:right w:w="140" w:type="dxa"/>
-            </w:tcMar>
-            <w:vAlign w:val="center"/>
-          </w:tcPr>
-          <w:p>
-            <w:r>
-              <w:rPr>
-                <w:rFonts w:ascii="Arial" w:eastAsia="Arial" w:hAnsi="Arial" w:cs="Arial"/>
-                <w:color w:val="000000"/>
-                <w:sz w:val="18"/>
-                <w:szCs w:val="18"/>
-              </w:rPr>
-              <w:t>Build Docker image and tag correctly (latest and/or commit SHA)</w:t>
-            </w:r>
-          </w:p>
-        </w:tc>
-        <w:tc>
-          <w:tcPr>
-            <w:tcW w:w="2150" w:type="dxa"/>
-            <w:tcBorders>
-              <w:top w:val="single" w:sz="6" w:space="0" w:color="ADB9CA"/>
-              <w:left w:val="single" w:sz="6" w:space="0" w:color="ADB9CA"/>
-              <w:bottom w:val="single" w:sz="6" w:space="0" w:color="ADB9CA"/>
-              <w:right w:val="single" w:sz="6" w:space="0" w:color="ADB9CA"/>
-            </w:tcBorders>
-            <w:shd w:val="clear" w:color="auto" w:fill="E8F0FB"/>
-            <w:tcMar>
-              <w:top w:w="80" w:type="dxa"/>
-              <w:left w:w="140" w:type="dxa"/>
-              <w:bottom w:w="80" w:type="dxa"/>
-              <w:right w:w="140" w:type="dxa"/>
-            </w:tcMar>
-            <w:vAlign w:val="center"/>
-          </w:tcPr>
-          <w:p>
-            <w:r>
-              <w:rPr>
-                <w:rFonts w:ascii="Arial" w:eastAsia="Arial" w:hAnsi="Arial" w:cs="Arial"/>
-                <w:color w:val="000000"/>
-                <w:sz w:val="18"/>
-                <w:szCs w:val="18"/>
-              </w:rPr>
-              <w:t>06</w:t>
-            </w:r>
-          </w:p>
-        </w:tc>
-      </w:tr>
-      <w:tr>
-        <w:tc>
-          <w:tcPr>
-            <w:tcW w:w="700" w:type="dxa"/>
-            <w:tcBorders>
-              <w:top w:val="single" w:sz="6" w:space="0" w:color="ADB9CA"/>
-              <w:left w:val="single" w:sz="6" w:space="0" w:color="ADB9CA"/>
-              <w:bottom w:val="single" w:sz="6" w:space="0" w:color="ADB9CA"/>
-              <w:right w:val="single" w:sz="6" w:space="0" w:color="ADB9CA"/>
-            </w:tcBorders>
-            <w:shd w:val="clear" w:color="auto" w:fill="FFFFFF"/>
-            <w:tcMar>
-              <w:top w:w="80" w:type="dxa"/>
-              <w:left w:w="140" w:type="dxa"/>
-              <w:bottom w:w="80" w:type="dxa"/>
-              <w:right w:w="140" w:type="dxa"/>
-            </w:tcMar>
-            <w:vAlign w:val="center"/>
-          </w:tcPr>
-          <w:p>
-            <w:r>
-              <w:rPr>
-                <w:rFonts w:ascii="Arial" w:eastAsia="Arial" w:hAnsi="Arial" w:cs="Arial"/>
-                <w:b/>
-                <w:bCs/>
-                <w:color w:val="000000"/>
-                <w:sz w:val="18"/>
-                <w:szCs w:val="18"/>
-              </w:rPr>
-              <w:t>12</w:t>
-            </w:r>
-          </w:p>
-        </w:tc>
-        <w:tc>
-          <w:tcPr>
-            <w:tcW w:w="6510" w:type="dxa"/>
-            <w:tcBorders>
-              <w:top w:val="single" w:sz="6" w:space="0" w:color="ADB9CA"/>
-              <w:left w:val="single" w:sz="6" w:space="0" w:color="ADB9CA"/>
-              <w:bottom w:val="single" w:sz="6" w:space="0" w:color="ADB9CA"/>
-              <w:right w:val="single" w:sz="6" w:space="0" w:color="ADB9CA"/>
-            </w:tcBorders>
-            <w:shd w:val="clear" w:color="auto" w:fill="FFFFFF"/>
-            <w:tcMar>
-              <w:top w:w="80" w:type="dxa"/>
-              <w:left w:w="140" w:type="dxa"/>
-              <w:bottom w:w="80" w:type="dxa"/>
-              <w:right w:w="140" w:type="dxa"/>
-            </w:tcMar>
-            <w:vAlign w:val="center"/>
-          </w:tcPr>
-          <w:p>
-            <w:r>
-              <w:rPr>
-                <w:rFonts w:ascii="Arial" w:eastAsia="Arial" w:hAnsi="Arial" w:cs="Arial"/>
-                <w:color w:val="000000"/>
-                <w:sz w:val="18"/>
-                <w:szCs w:val="18"/>
-              </w:rPr>
-              <w:t>Push image to Docker Hub successfully; workflow exits on any step failure</w:t>
-            </w:r>
-          </w:p>
-        </w:tc>
-        <w:tc>
-          <w:tcPr>
-            <w:tcW w:w="2150" w:type="dxa"/>
-            <w:tcBorders>
-              <w:top w:val="single" w:sz="6" w:space="0" w:color="ADB9CA"/>
-              <w:left w:val="single" w:sz="6" w:space="0" w:color="ADB9CA"/>
-              <w:bottom w:val="single" w:sz="6" w:space="0" w:color="ADB9CA"/>
-              <w:right w:val="single" w:sz="6" w:space="0" w:color="ADB9CA"/>
-            </w:tcBorders>
-            <w:shd w:val="clear" w:color="auto" w:fill="FFFFFF"/>
-            <w:tcMar>
-              <w:top w:w="80" w:type="dxa"/>
-              <w:left w:w="140" w:type="dxa"/>
-              <w:bottom w:w="80" w:type="dxa"/>
-              <w:right w:w="140" w:type="dxa"/>
-            </w:tcMar>
-            <w:vAlign w:val="center"/>
-          </w:tcPr>
-          <w:p>
-            <w:r>
-              <w:rPr>
-                <w:rFonts w:ascii="Arial" w:eastAsia="Arial" w:hAnsi="Arial" w:cs="Arial"/>
-                <w:color w:val="000000"/>
-                <w:sz w:val="18"/>
-                <w:szCs w:val="18"/>
-              </w:rPr>
-              <w:t>06</w:t>
-            </w:r>
-          </w:p>
-        </w:tc>
-      </w:tr>
-      <w:tr>
-        <w:tc>
-          <w:tcPr>
-            <w:tcW w:w="700" w:type="dxa"/>
-            <w:tcBorders>
-              <w:top w:val="single" w:sz="6" w:space="0" w:color="ADB9CA"/>
-              <w:left w:val="single" w:sz="6" w:space="0" w:color="ADB9CA"/>
-              <w:bottom w:val="single" w:sz="6" w:space="0" w:color="ADB9CA"/>
-              <w:right w:val="single" w:sz="6" w:space="0" w:color="ADB9CA"/>
-            </w:tcBorders>
-            <w:shd w:val="clear" w:color="auto" w:fill="2E75B6"/>
-            <w:tcMar>
-              <w:top w:w="80" w:type="dxa"/>
-              <w:left w:w="140" w:type="dxa"/>
-              <w:bottom w:w="80" w:type="dxa"/>
-              <w:right w:w="140" w:type="dxa"/>
-            </w:tcMar>
-            <w:vAlign w:val="center"/>
-          </w:tcPr>
-          <w:p/>
-        </w:tc>
-        <w:tc>
-          <w:tcPr>
-            <w:tcW w:w="6510" w:type="dxa"/>
-            <w:tcBorders>
-              <w:top w:val="single" w:sz="6" w:space="0" w:color="ADB9CA"/>
-              <w:left w:val="single" w:sz="6" w:space="0" w:color="ADB9CA"/>
-              <w:bottom w:val="single" w:sz="6" w:space="0" w:color="ADB9CA"/>
-              <w:right w:val="single" w:sz="6" w:space="0" w:color="ADB9CA"/>
-            </w:tcBorders>
-            <w:shd w:val="clear" w:color="auto" w:fill="2E75B6"/>
-            <w:tcMar>
-              <w:top w:w="80" w:type="dxa"/>
-              <w:left w:w="140" w:type="dxa"/>
-              <w:bottom w:w="80" w:type="dxa"/>
-              <w:right w:w="140" w:type="dxa"/>
-            </w:tcMar>
-            <w:vAlign w:val="center"/>
-          </w:tcPr>
-          <w:p>
-            <w:r>
-              <w:rPr>
-                <w:rFonts w:ascii="Arial" w:eastAsia="Arial" w:hAnsi="Arial" w:cs="Arial"/>
-                <w:b/>
-                <w:bCs/>
-                <w:color w:val="FFFFFF"/>
-                <w:sz w:val="18"/>
-                <w:szCs w:val="18"/>
-              </w:rPr>
-              <w:t>CD Pipeline – Automated Deployment to Render (</w:t>
-            </w:r>
-            <w:proofErr w:type="spellStart"/>
-            <w:r>
-              <w:rPr>
-                <w:rFonts w:ascii="Arial" w:eastAsia="Arial" w:hAnsi="Arial" w:cs="Arial"/>
-                <w:b/>
-                <w:bCs/>
-                <w:color w:val="FFFFFF"/>
-                <w:sz w:val="18"/>
-                <w:szCs w:val="18"/>
-              </w:rPr>
-              <w:t>cd.yml</w:t>
-            </w:r>
-            <w:proofErr w:type="spellEnd"/>
-            <w:r>
-              <w:rPr>
-                <w:rFonts w:ascii="Arial" w:eastAsia="Arial" w:hAnsi="Arial" w:cs="Arial"/>
-                <w:b/>
-                <w:bCs/>
-                <w:color w:val="FFFFFF"/>
-                <w:sz w:val="18"/>
-                <w:szCs w:val="18"/>
-              </w:rPr>
-              <w:t>)</w:t>
-            </w:r>
-          </w:p>
-        </w:tc>
-        <w:tc>
-          <w:tcPr>
-            <w:tcW w:w="2150" w:type="dxa"/>
-            <w:tcBorders>
-              <w:top w:val="single" w:sz="6" w:space="0" w:color="ADB9CA"/>
-              <w:left w:val="single" w:sz="6" w:space="0" w:color="ADB9CA"/>
-              <w:bottom w:val="single" w:sz="6" w:space="0" w:color="ADB9CA"/>
-              <w:right w:val="single" w:sz="6" w:space="0" w:color="ADB9CA"/>
-            </w:tcBorders>
-            <w:shd w:val="clear" w:color="auto" w:fill="2E75B6"/>
-            <w:tcMar>
-              <w:top w:w="80" w:type="dxa"/>
-              <w:left w:w="140" w:type="dxa"/>
-              <w:bottom w:w="80" w:type="dxa"/>
-              <w:right w:w="140" w:type="dxa"/>
-            </w:tcMar>
-            <w:vAlign w:val="center"/>
-          </w:tcPr>
-          <w:p>
-            <w:r>
-              <w:rPr>
-                <w:rFonts w:ascii="Arial" w:eastAsia="Arial" w:hAnsi="Arial" w:cs="Arial"/>
-                <w:b/>
-                <w:bCs/>
-                <w:color w:val="FFFFFF"/>
-                <w:sz w:val="18"/>
-                <w:szCs w:val="18"/>
-              </w:rPr>
-              <w:t>20 Marks</w:t>
-            </w:r>
-          </w:p>
-        </w:tc>
-      </w:tr>
-      <w:tr>
-        <w:tc>
-          <w:tcPr>
-            <w:tcW w:w="700" w:type="dxa"/>
-            <w:tcBorders>
-              <w:top w:val="single" w:sz="6" w:space="0" w:color="ADB9CA"/>
-              <w:left w:val="single" w:sz="6" w:space="0" w:color="ADB9CA"/>
-              <w:bottom w:val="single" w:sz="6" w:space="0" w:color="ADB9CA"/>
-              <w:right w:val="single" w:sz="6" w:space="0" w:color="ADB9CA"/>
-            </w:tcBorders>
-            <w:shd w:val="clear" w:color="auto" w:fill="E8F0FB"/>
-            <w:tcMar>
-              <w:top w:w="80" w:type="dxa"/>
-              <w:left w:w="140" w:type="dxa"/>
-              <w:bottom w:w="80" w:type="dxa"/>
-              <w:right w:w="140" w:type="dxa"/>
-            </w:tcMar>
-            <w:vAlign w:val="center"/>
-          </w:tcPr>
-          <w:p>
-            <w:r>
-              <w:rPr>
-                <w:rFonts w:ascii="Arial" w:eastAsia="Arial" w:hAnsi="Arial" w:cs="Arial"/>
-                <w:b/>
-                <w:bCs/>
-                <w:color w:val="000000"/>
-                <w:sz w:val="18"/>
-                <w:szCs w:val="18"/>
-              </w:rPr>
-              <w:t>13</w:t>
-            </w:r>
-          </w:p>
-        </w:tc>
-        <w:tc>
-          <w:tcPr>
-            <w:tcW w:w="6510" w:type="dxa"/>
-            <w:tcBorders>
-              <w:top w:val="single" w:sz="6" w:space="0" w:color="ADB9CA"/>
-              <w:left w:val="single" w:sz="6" w:space="0" w:color="ADB9CA"/>
-              <w:bottom w:val="single" w:sz="6" w:space="0" w:color="ADB9CA"/>
-              <w:right w:val="single" w:sz="6" w:space="0" w:color="ADB9CA"/>
-            </w:tcBorders>
-            <w:shd w:val="clear" w:color="auto" w:fill="E8F0FB"/>
-            <w:tcMar>
-              <w:top w:w="80" w:type="dxa"/>
-              <w:left w:w="140" w:type="dxa"/>
-              <w:bottom w:w="80" w:type="dxa"/>
-              <w:right w:w="140" w:type="dxa"/>
-            </w:tcMar>
-            <w:vAlign w:val="center"/>
-          </w:tcPr>
-          <w:p>
-            <w:r>
-              <w:rPr>
-                <w:rFonts w:ascii="Arial" w:eastAsia="Arial" w:hAnsi="Arial" w:cs="Arial"/>
-                <w:color w:val="000000"/>
-                <w:sz w:val="18"/>
-                <w:szCs w:val="18"/>
-              </w:rPr>
-              <w:t>CD workflow file created at .</w:t>
-            </w:r>
-            <w:proofErr w:type="spellStart"/>
-            <w:r>
-              <w:rPr>
-                <w:rFonts w:ascii="Arial" w:eastAsia="Arial" w:hAnsi="Arial" w:cs="Arial"/>
-                <w:color w:val="000000"/>
-                <w:sz w:val="18"/>
-                <w:szCs w:val="18"/>
-              </w:rPr>
-              <w:t>github</w:t>
-            </w:r>
-            <w:proofErr w:type="spellEnd"/>
-            <w:r>
-              <w:rPr>
-                <w:rFonts w:ascii="Arial" w:eastAsia="Arial" w:hAnsi="Arial" w:cs="Arial"/>
-                <w:color w:val="000000"/>
-                <w:sz w:val="18"/>
-                <w:szCs w:val="18"/>
-              </w:rPr>
-              <w:t>/workflows/</w:t>
-            </w:r>
-            <w:proofErr w:type="spellStart"/>
-            <w:r>
-              <w:rPr>
-                <w:rFonts w:ascii="Arial" w:eastAsia="Arial" w:hAnsi="Arial" w:cs="Arial"/>
-                <w:color w:val="000000"/>
-                <w:sz w:val="18"/>
-                <w:szCs w:val="18"/>
-              </w:rPr>
-              <w:t>cd.yml</w:t>
-            </w:r>
-            <w:proofErr w:type="spellEnd"/>
-            <w:r>
-              <w:rPr>
-                <w:rFonts w:ascii="Arial" w:eastAsia="Arial" w:hAnsi="Arial" w:cs="Arial"/>
-                <w:color w:val="000000"/>
-                <w:sz w:val="18"/>
-                <w:szCs w:val="18"/>
-              </w:rPr>
-              <w:t xml:space="preserve"> with correct push trigger on </w:t>
+              <w:t xml:space="preserve">CD workflow file created at .github/workflows/cd.yml with correct push trigger on </w:t>
             </w:r>
             <w:r>
               <w:rPr>
@@ -9485,15 +8461,7 @@
           <w:rFonts w:ascii="Arial" w:eastAsia="Arial" w:hAnsi="Arial" w:cs="Arial"/>
           <w:color w:val="000000"/>
         </w:rPr>
-        <w:t xml:space="preserve">Screenshot 2: Each member's CI workflow run triggered by their individual </w:t>
-      </w:r>
-      <w:proofErr w:type="gramStart"/>
-      <w:r>
-        <w:rPr>
-          <w:rFonts w:ascii="Arial" w:eastAsia="Arial" w:hAnsi="Arial" w:cs="Arial"/>
-          <w:color w:val="000000"/>
-        </w:rPr>
-        <w:t xml:space="preserve">PR </w:t>
+        <w:t xml:space="preserve">Screenshot 2: Each member's CI workflow run triggered by their individual PR </w:t>
       </w:r>
       <w:r>
         <w:rPr>
@@ -9502,7 +8470,6 @@
         </w:rPr>
         <w:t>,</w:t>
       </w:r>
-      <w:proofErr w:type="gramEnd"/>
       <w:r>
         <w:rPr>
           <w:rFonts w:ascii="Arial" w:eastAsia="Arial" w:hAnsi="Arial" w:cs="Arial"/>
@@ -9549,15 +8516,7 @@
           <w:rFonts w:ascii="Arial" w:eastAsia="Arial" w:hAnsi="Arial" w:cs="Arial"/>
           <w:color w:val="000000"/>
         </w:rPr>
-        <w:t>“develop</w:t>
-      </w:r>
-      <w:proofErr w:type="gramStart"/>
-      <w:r>
-        <w:rPr>
-          <w:rFonts w:ascii="Arial" w:eastAsia="Arial" w:hAnsi="Arial" w:cs="Arial"/>
-          <w:color w:val="000000"/>
-        </w:rPr>
-        <w:t>”</w:t>
+        <w:t>“develop”</w:t>
       </w:r>
       <w:r>
         <w:rPr>
@@ -9573,7 +8532,6 @@
         </w:rPr>
         <w:t>,</w:t>
       </w:r>
-      <w:proofErr w:type="gramEnd"/>
       <w:r>
         <w:rPr>
           <w:rFonts w:ascii="Arial" w:eastAsia="Arial" w:hAnsi="Arial" w:cs="Arial"/>
@@ -9596,23 +8554,7 @@
           <w:rFonts w:ascii="Arial" w:eastAsia="Arial" w:hAnsi="Arial" w:cs="Arial"/>
           <w:color w:val="000000"/>
         </w:rPr>
-        <w:t xml:space="preserve">Screenshot 5: Live </w:t>
-      </w:r>
-      <w:proofErr w:type="spellStart"/>
-      <w:r>
-        <w:rPr>
-          <w:rFonts w:ascii="Arial" w:eastAsia="Arial" w:hAnsi="Arial" w:cs="Arial"/>
-          <w:color w:val="000000"/>
-        </w:rPr>
-        <w:t>TaskFlow</w:t>
-      </w:r>
-      <w:proofErr w:type="spellEnd"/>
-      <w:r>
-        <w:rPr>
-          <w:rFonts w:ascii="Arial" w:eastAsia="Arial" w:hAnsi="Arial" w:cs="Arial"/>
-          <w:color w:val="000000"/>
-        </w:rPr>
-        <w:t xml:space="preserve"> application on Render showing all five pages are accessible.</w:t>
+        <w:t>Screenshot 5: Live TaskFlow application on Render showing all five pages are accessible.</w:t>
       </w:r>
     </w:p>
     <w:p>
@@ -9656,6 +8598,91 @@
     </w:p>
     <w:p>
       <w:pPr>
+        <w:spacing w:after="100"/>
+      </w:pPr>
+    </w:p>
+    <w:p>
+      <w:pPr>
+        <w:spacing w:after="100"/>
+      </w:pPr>
+    </w:p>
+    <w:p>
+      <w:pPr>
+        <w:spacing w:after="100"/>
+      </w:pPr>
+    </w:p>
+    <w:p>
+      <w:pPr>
+        <w:spacing w:after="100"/>
+      </w:pPr>
+    </w:p>
+    <w:p>
+      <w:pPr>
+        <w:spacing w:after="100"/>
+      </w:pPr>
+    </w:p>
+    <w:p>
+      <w:pPr>
+        <w:spacing w:after="100"/>
+      </w:pPr>
+    </w:p>
+    <w:p>
+      <w:pPr>
+        <w:spacing w:after="100"/>
+      </w:pPr>
+    </w:p>
+    <w:p>
+      <w:pPr>
+        <w:spacing w:after="100"/>
+      </w:pPr>
+    </w:p>
+    <w:p>
+      <w:pPr>
+        <w:spacing w:after="100"/>
+      </w:pPr>
+    </w:p>
+    <w:p>
+      <w:pPr>
+        <w:spacing w:after="100"/>
+      </w:pPr>
+    </w:p>
+    <w:p>
+      <w:pPr>
+        <w:spacing w:after="100"/>
+      </w:pPr>
+    </w:p>
+    <w:p>
+      <w:pPr>
+        <w:spacing w:after="100"/>
+      </w:pPr>
+    </w:p>
+    <w:p>
+      <w:pPr>
+        <w:spacing w:after="100"/>
+      </w:pPr>
+    </w:p>
+    <w:p>
+      <w:pPr>
+        <w:spacing w:after="100"/>
+      </w:pPr>
+    </w:p>
+    <w:p>
+      <w:pPr>
+        <w:spacing w:after="100"/>
+      </w:pPr>
+    </w:p>
+    <w:p>
+      <w:pPr>
+        <w:spacing w:after="100"/>
+      </w:pPr>
+    </w:p>
+    <w:p>
+      <w:pPr>
+        <w:spacing w:after="100"/>
+      </w:pPr>
+    </w:p>
+    <w:p>
+      <w:pPr>
         <w:pBdr>
           <w:bottom w:val="single" w:sz="6" w:space="4" w:color="2E75B6"/>
         </w:pBdr>
@@ -9670,6 +8697,7 @@
           <w:sz w:val="28"/>
           <w:szCs w:val="28"/>
         </w:rPr>
+        <w:lastRenderedPageBreak/>
         <w:t>VERIFICATION SCREENSHOTS</w:t>
       </w:r>
     </w:p>
@@ -9704,8 +8732,8 @@
         <w:tblLook w:val="0000" w:firstRow="0" w:lastRow="0" w:firstColumn="0" w:lastColumn="0" w:noHBand="0" w:noVBand="0"/>
       </w:tblPr>
       <w:tblGrid>
-        <w:gridCol w:w="1359"/>
-        <w:gridCol w:w="8705"/>
+        <w:gridCol w:w="3200"/>
+        <w:gridCol w:w="6160"/>
       </w:tblGrid>
       <w:tr>
         <w:tc>
@@ -9802,7 +8830,6 @@
                 <w:sz w:val="18"/>
                 <w:szCs w:val="18"/>
               </w:rPr>
-              <w:lastRenderedPageBreak/>
               <w:t xml:space="preserve">GitHub </w:t>
             </w:r>
             <w:r>
@@ -9940,9 +8967,9 @@
               </w:rPr>
               <w:lastRenderedPageBreak/>
               <w:drawing>
-                <wp:inline distT="0" distB="0" distL="0" distR="0" wp14:anchorId="4EAF1C45" wp14:editId="5825AD98">
-                  <wp:extent cx="3394393" cy="3427730"/>
-                  <wp:effectExtent l="0" t="0" r="0" b="1270"/>
+                <wp:inline distT="0" distB="0" distL="0" distR="0" wp14:anchorId="4EAF1C45" wp14:editId="77B9EE01">
+                  <wp:extent cx="2800350" cy="2827851"/>
+                  <wp:effectExtent l="0" t="0" r="0" b="0"/>
                   <wp:docPr id="484505857" name="Picture 1"/>
                   <wp:cNvGraphicFramePr>
                     <a:graphicFrameLocks xmlns:a="http://schemas.openxmlformats.org/drawingml/2006/main" noChangeAspect="1"/>
@@ -9963,7 +8990,7 @@
                         <pic:spPr>
                           <a:xfrm>
                             <a:off x="0" y="0"/>
-                            <a:ext cx="3410472" cy="3443966"/>
+                            <a:ext cx="2824139" cy="2851874"/>
                           </a:xfrm>
                           <a:prstGeom prst="rect">
                             <a:avLst/>
@@ -10036,9 +9063,9 @@
                 <w:noProof/>
               </w:rPr>
               <w:drawing>
-                <wp:inline distT="0" distB="0" distL="0" distR="0" wp14:anchorId="1A672015" wp14:editId="6A95FB06">
-                  <wp:extent cx="6400800" cy="4888865"/>
-                  <wp:effectExtent l="0" t="0" r="0" b="6985"/>
+                <wp:inline distT="0" distB="0" distL="0" distR="0" wp14:anchorId="1A672015" wp14:editId="771ECB36">
+                  <wp:extent cx="2780968" cy="2124075"/>
+                  <wp:effectExtent l="0" t="0" r="635" b="0"/>
                   <wp:docPr id="1" name="Picture 1"/>
                   <wp:cNvGraphicFramePr>
                     <a:graphicFrameLocks xmlns:a="http://schemas.openxmlformats.org/drawingml/2006/main" noChangeAspect="1"/>
@@ -10065,7 +9092,7 @@
                         <pic:spPr>
                           <a:xfrm>
                             <a:off x="0" y="0"/>
-                            <a:ext cx="6400800" cy="4888865"/>
+                            <a:ext cx="2798960" cy="2137817"/>
                           </a:xfrm>
                           <a:prstGeom prst="rect">
                             <a:avLst/>
@@ -10109,7 +9136,6 @@
                 <w:sz w:val="18"/>
                 <w:szCs w:val="18"/>
               </w:rPr>
-              <w:lastRenderedPageBreak/>
               <w:t>Docker Hub – Pushed Image with Tags</w:t>
             </w:r>
           </w:p>
@@ -10229,31 +9255,7 @@
                 <w:sz w:val="18"/>
                 <w:szCs w:val="18"/>
               </w:rPr>
-              <w:t xml:space="preserve">Live </w:t>
-            </w:r>
-            <w:proofErr w:type="spellStart"/>
-            <w:r>
-              <w:rPr>
-                <w:rFonts w:ascii="Arial" w:eastAsia="Arial" w:hAnsi="Arial" w:cs="Arial"/>
-                <w:b/>
-                <w:bCs/>
-                <w:color w:val="000000"/>
-                <w:sz w:val="18"/>
-                <w:szCs w:val="18"/>
-              </w:rPr>
-              <w:t>TaskFlow</w:t>
-            </w:r>
-            <w:proofErr w:type="spellEnd"/>
-            <w:r>
-              <w:rPr>
-                <w:rFonts w:ascii="Arial" w:eastAsia="Arial" w:hAnsi="Arial" w:cs="Arial"/>
-                <w:b/>
-                <w:bCs/>
-                <w:color w:val="000000"/>
-                <w:sz w:val="18"/>
-                <w:szCs w:val="18"/>
-              </w:rPr>
-              <w:t xml:space="preserve"> on Render – All 5 Pages Accessible</w:t>
+              <w:t>Live TaskFlow on Render – All 5 Pages Accessible</w:t>
             </w:r>
           </w:p>
         </w:tc>
@@ -10387,27 +9389,7 @@
           <w:bCs/>
           <w:color w:val="000000"/>
         </w:rPr>
-        <w:t xml:space="preserve">Member </w:t>
-      </w:r>
-      <w:proofErr w:type="gramStart"/>
-      <w:r>
-        <w:rPr>
-          <w:rFonts w:ascii="Arial" w:eastAsia="Arial" w:hAnsi="Arial" w:cs="Arial"/>
-          <w:b/>
-          <w:bCs/>
-          <w:color w:val="000000"/>
-        </w:rPr>
-        <w:t>1  (</w:t>
-      </w:r>
-      <w:proofErr w:type="gramEnd"/>
-      <w:r>
-        <w:rPr>
-          <w:rFonts w:ascii="Arial" w:eastAsia="Arial" w:hAnsi="Arial" w:cs="Arial"/>
-          <w:b/>
-          <w:bCs/>
-          <w:color w:val="000000"/>
-        </w:rPr>
-        <w:t>Name: _______________________________________________)</w:t>
+        <w:t>Member 1  (Name: _______________________________________________)</w:t>
       </w:r>
     </w:p>
     <w:tbl>
@@ -10514,9 +9496,8 @@
           <w:bCs/>
           <w:color w:val="000000"/>
         </w:rPr>
-        <w:t xml:space="preserve">Member </w:t>
-      </w:r>
-      <w:proofErr w:type="gramStart"/>
+        <w:t>Member 2  (Name:</w:t>
+      </w:r>
       <w:r>
         <w:rPr>
           <w:rFonts w:ascii="Arial" w:eastAsia="Arial" w:hAnsi="Arial" w:cs="Arial"/>
@@ -10524,29 +9505,8 @@
           <w:bCs/>
           <w:color w:val="000000"/>
         </w:rPr>
-        <w:t>2  (</w:t>
-      </w:r>
-      <w:proofErr w:type="spellStart"/>
-      <w:proofErr w:type="gramEnd"/>
-      <w:r>
-        <w:rPr>
-          <w:rFonts w:ascii="Arial" w:eastAsia="Arial" w:hAnsi="Arial" w:cs="Arial"/>
-          <w:b/>
-          <w:bCs/>
-          <w:color w:val="000000"/>
-        </w:rPr>
-        <w:t>Name:</w:t>
-      </w:r>
-      <w:r>
-        <w:rPr>
-          <w:rFonts w:ascii="Arial" w:eastAsia="Arial" w:hAnsi="Arial" w:cs="Arial"/>
-          <w:b/>
-          <w:bCs/>
-          <w:color w:val="000000"/>
-        </w:rPr>
         <w:t>Mukaram</w:t>
       </w:r>
-      <w:proofErr w:type="spellEnd"/>
       <w:r>
         <w:rPr>
           <w:rFonts w:ascii="Arial" w:eastAsia="Arial" w:hAnsi="Arial" w:cs="Arial"/>
@@ -10598,15 +9558,7 @@
           </w:tcPr>
           <w:p>
             <w:r>
-              <w:t xml:space="preserve">In this assignment, I learned how CI/CD pipelines automate the software delivery process from code push to live deployment. My task was to build the Add Task page (add-task.html) for the </w:t>
-            </w:r>
-            <w:proofErr w:type="spellStart"/>
-            <w:r>
-              <w:t>TaskFlow</w:t>
-            </w:r>
-            <w:proofErr w:type="spellEnd"/>
-            <w:r>
-              <w:t xml:space="preserve"> application and follow the complete Git and GitHub flow independently. The most challenging part for me was creating the feature branch with the correct naming convention and ensuring the HTML page was properly linked to the shared style.css. I also learned how opening a Pull Request automatically triggers the CI workflow, which builds and pushes the Docker image to Docker Hub without any manual effort. Overall, this assignment gave me practical hands-on experience with real-world DevOps practices that I had only studied theoretically before.</w:t>
+              <w:t>In this assignment, I learned how CI/CD pipelines automate the software delivery process from code push to live deployment. My task was to build the Add Task page (add-task.html) for the TaskFlow application and follow the complete Git and GitHub flow independently. The most challenging part for me was creating the feature branch with the correct naming convention and ensuring the HTML page was properly linked to the shared style.css. I also learned how opening a Pull Request automatically triggers the CI workflow, which builds and pushes the Docker image to Docker Hub without any manual effort. Overall, this assignment gave me practical hands-on experience with real-world DevOps practices that I had only studied theoretically before.</w:t>
             </w:r>
           </w:p>
         </w:tc>
@@ -10629,9 +9581,8 @@
           <w:bCs/>
           <w:color w:val="000000"/>
         </w:rPr>
-        <w:t xml:space="preserve">Member </w:t>
-      </w:r>
-      <w:proofErr w:type="gramStart"/>
+        <w:t>Member 3  (Name: _____</w:t>
+      </w:r>
       <w:r>
         <w:rPr>
           <w:rFonts w:ascii="Arial" w:eastAsia="Arial" w:hAnsi="Arial" w:cs="Arial"/>
@@ -10639,9 +9590,8 @@
           <w:bCs/>
           <w:color w:val="000000"/>
         </w:rPr>
-        <w:t>3  (</w:t>
-      </w:r>
-      <w:proofErr w:type="gramEnd"/>
+        <w:t>Abdullah Butt</w:t>
+      </w:r>
       <w:r>
         <w:rPr>
           <w:rFonts w:ascii="Arial" w:eastAsia="Arial" w:hAnsi="Arial" w:cs="Arial"/>
@@ -10649,7 +9599,7 @@
           <w:bCs/>
           <w:color w:val="000000"/>
         </w:rPr>
-        <w:t>Name: _______________________________________________)</w:t>
+        <w:t>__________________________________________)</w:t>
       </w:r>
     </w:p>
     <w:tbl>
@@ -10691,51 +9641,11 @@
             </w:tcMar>
             <w:vAlign w:val="center"/>
           </w:tcPr>
-          <w:p/>
-        </w:tc>
-      </w:tr>
-      <w:tr>
-        <w:tc>
-          <w:tcPr>
-            <w:tcW w:w="9360" w:type="dxa"/>
-            <w:tcBorders>
-              <w:top w:val="single" w:sz="6" w:space="0" w:color="ADB9CA"/>
-              <w:left w:val="single" w:sz="6" w:space="0" w:color="ADB9CA"/>
-              <w:bottom w:val="single" w:sz="6" w:space="0" w:color="ADB9CA"/>
-              <w:right w:val="single" w:sz="6" w:space="0" w:color="ADB9CA"/>
-            </w:tcBorders>
-            <w:shd w:val="clear" w:color="auto" w:fill="FFFFFF"/>
-            <w:tcMar>
-              <w:top w:w="80" w:type="dxa"/>
-              <w:left w:w="140" w:type="dxa"/>
-              <w:bottom w:w="80" w:type="dxa"/>
-              <w:right w:w="140" w:type="dxa"/>
-            </w:tcMar>
-            <w:vAlign w:val="center"/>
-          </w:tcPr>
-          <w:p/>
-        </w:tc>
-      </w:tr>
-      <w:tr>
-        <w:tc>
-          <w:tcPr>
-            <w:tcW w:w="9360" w:type="dxa"/>
-            <w:tcBorders>
-              <w:top w:val="single" w:sz="6" w:space="0" w:color="ADB9CA"/>
-              <w:left w:val="single" w:sz="6" w:space="0" w:color="ADB9CA"/>
-              <w:bottom w:val="single" w:sz="6" w:space="0" w:color="ADB9CA"/>
-              <w:right w:val="single" w:sz="6" w:space="0" w:color="ADB9CA"/>
-            </w:tcBorders>
-            <w:shd w:val="clear" w:color="auto" w:fill="FFFFFF"/>
-            <w:tcMar>
-              <w:top w:w="80" w:type="dxa"/>
-              <w:left w:w="140" w:type="dxa"/>
-              <w:bottom w:w="80" w:type="dxa"/>
-              <w:right w:w="140" w:type="dxa"/>
-            </w:tcMar>
-            <w:vAlign w:val="center"/>
-          </w:tcPr>
-          <w:p/>
+          <w:p>
+            <w:r>
+              <w:t>In this assignment, I learned how opening a Pull Request triggers the CI pipeline to build and push a Docker image automatically. I built the About page (about.html) with TaskFlow’s description, purpose, and a simple usage guide. The hardest part was matching the assignment requirements while keeping the same style as the other pages. I fixed this by using the shared style.css and following the layout from index.html and task-list.html. This helped me understand the full DevOps flow from feature branch to deployment.</w:t>
+            </w:r>
+          </w:p>
         </w:tc>
       </w:tr>
     </w:tbl>
@@ -10756,27 +9666,7 @@
           <w:bCs/>
           <w:color w:val="000000"/>
         </w:rPr>
-        <w:t xml:space="preserve">Member </w:t>
-      </w:r>
-      <w:proofErr w:type="gramStart"/>
-      <w:r>
-        <w:rPr>
-          <w:rFonts w:ascii="Arial" w:eastAsia="Arial" w:hAnsi="Arial" w:cs="Arial"/>
-          <w:b/>
-          <w:bCs/>
-          <w:color w:val="000000"/>
-        </w:rPr>
-        <w:t>4  (</w:t>
-      </w:r>
-      <w:proofErr w:type="gramEnd"/>
-      <w:r>
-        <w:rPr>
-          <w:rFonts w:ascii="Arial" w:eastAsia="Arial" w:hAnsi="Arial" w:cs="Arial"/>
-          <w:b/>
-          <w:bCs/>
-          <w:color w:val="000000"/>
-        </w:rPr>
-        <w:t>Name: _______________________________________________)</w:t>
+        <w:t>Member 4  (Name: _______________________________________________)</w:t>
       </w:r>
     </w:p>
     <w:tbl>
@@ -10883,27 +9773,7 @@
           <w:bCs/>
           <w:color w:val="000000"/>
         </w:rPr>
-        <w:t xml:space="preserve">Member </w:t>
-      </w:r>
-      <w:proofErr w:type="gramStart"/>
-      <w:r>
-        <w:rPr>
-          <w:rFonts w:ascii="Arial" w:eastAsia="Arial" w:hAnsi="Arial" w:cs="Arial"/>
-          <w:b/>
-          <w:bCs/>
-          <w:color w:val="000000"/>
-        </w:rPr>
-        <w:t>5  (</w:t>
-      </w:r>
-      <w:proofErr w:type="gramEnd"/>
-      <w:r>
-        <w:rPr>
-          <w:rFonts w:ascii="Arial" w:eastAsia="Arial" w:hAnsi="Arial" w:cs="Arial"/>
-          <w:b/>
-          <w:bCs/>
-          <w:color w:val="000000"/>
-        </w:rPr>
-        <w:t>Name: _______________________________________________)</w:t>
+        <w:t>Member 5  (Name: _______________________________________________)</w:t>
       </w:r>
     </w:p>
     <w:tbl>
@@ -11015,7 +9885,7 @@
 </file>
 
 <file path=word/endnotes.xml><?xml version="1.0" encoding="utf-8"?>
-<w:endnotes xmlns:wpc="http://schemas.microsoft.com/office/word/2010/wordprocessingCanvas" xmlns:cx="http://schemas.microsoft.com/office/drawing/2014/chartex" xmlns:cx1="http://schemas.microsoft.com/office/drawing/2015/9/8/chartex" xmlns:cx2="http://schemas.microsoft.com/office/drawing/2015/10/21/chartex" xmlns:cx3="http://schemas.microsoft.com/office/drawing/2016/5/9/chartex" xmlns:cx4="http://schemas.microsoft.com/office/drawing/2016/5/10/chartex" xmlns:cx5="http://schemas.microsoft.com/office/drawing/2016/5/11/chartex" xmlns:cx6="http://schemas.microsoft.com/office/drawing/2016/5/12/chartex" xmlns:cx7="http://schemas.microsoft.com/office/drawing/2016/5/13/chartex" xmlns:cx8="http://schemas.microsoft.com/office/drawing/2016/5/14/chartex" xmlns:mc="http://schemas.openxmlformats.org/markup-compatibility/2006" xmlns:aink="http://schemas.microsoft.com/office/drawing/2016/ink" xmlns:am3d="http://schemas.microsoft.com/office/drawing/2017/model3d" xmlns:o="urn:schemas-microsoft-com:office:office" xmlns:oel="http://schemas.microsoft.com/office/2019/extlst" xmlns:r="http://schemas.openxmlformats.org/officeDocument/2006/relationships" xmlns:m="http://schemas.openxmlformats.org/officeDocument/2006/math" xmlns:v="urn:schemas-microsoft-com:vml" xmlns:wp14="http://schemas.microsoft.com/office/word/2010/wordprocessingDrawing" xmlns:wp="http://schemas.openxmlformats.org/drawingml/2006/wordprocessingDrawing" xmlns:w10="urn:schemas-microsoft-com:office:word" xmlns:w="http://schemas.openxmlformats.org/wordprocessingml/2006/main" xmlns:w14="http://schemas.microsoft.com/office/word/2010/wordml" xmlns:w15="http://schemas.microsoft.com/office/word/2012/wordml" xmlns:w16cex="http://schemas.microsoft.com/office/word/2018/wordml/cex" xmlns:w16cid="http://schemas.microsoft.com/office/word/2016/wordml/cid" xmlns:w16="http://schemas.microsoft.com/office/word/2018/wordml" xmlns:w16sdtdh="http://schemas.microsoft.com/office/word/2020/wordml/sdtdatahash" xmlns:w16se="http://schemas.microsoft.com/office/word/2015/wordml/symex" xmlns:wpg="http://schemas.microsoft.com/office/word/2010/wordprocessingGroup" xmlns:wpi="http://schemas.microsoft.com/office/word/2010/wordprocessingInk" xmlns:wne="http://schemas.microsoft.com/office/word/2006/wordml" xmlns:wps="http://schemas.microsoft.com/office/word/2010/wordprocessingShape" mc:Ignorable="w14 w15 w16se w16cid w16 w16cex w16sdtdh wp14">
+<w:endnotes xmlns:wpc="http://schemas.microsoft.com/office/word/2010/wordprocessingCanvas" xmlns:cx="http://schemas.microsoft.com/office/drawing/2014/chartex" xmlns:cx1="http://schemas.microsoft.com/office/drawing/2015/9/8/chartex" xmlns:cx2="http://schemas.microsoft.com/office/drawing/2015/10/21/chartex" xmlns:cx3="http://schemas.microsoft.com/office/drawing/2016/5/9/chartex" xmlns:cx4="http://schemas.microsoft.com/office/drawing/2016/5/10/chartex" xmlns:cx5="http://schemas.microsoft.com/office/drawing/2016/5/11/chartex" xmlns:cx6="http://schemas.microsoft.com/office/drawing/2016/5/12/chartex" xmlns:cx7="http://schemas.microsoft.com/office/drawing/2016/5/13/chartex" xmlns:cx8="http://schemas.microsoft.com/office/drawing/2016/5/14/chartex" xmlns:mc="http://schemas.openxmlformats.org/markup-compatibility/2006" xmlns:aink="http://schemas.microsoft.com/office/drawing/2016/ink" xmlns:am3d="http://schemas.microsoft.com/office/drawing/2017/model3d" xmlns:o="urn:schemas-microsoft-com:office:office" xmlns:oel="http://schemas.microsoft.com/office/2019/extlst" xmlns:r="http://schemas.openxmlformats.org/officeDocument/2006/relationships" xmlns:m="http://schemas.openxmlformats.org/officeDocument/2006/math" xmlns:v="urn:schemas-microsoft-com:vml" xmlns:wp14="http://schemas.microsoft.com/office/word/2010/wordprocessingDrawing" xmlns:wp="http://schemas.openxmlformats.org/drawingml/2006/wordprocessingDrawing" xmlns:w10="urn:schemas-microsoft-com:office:word" xmlns:w="http://schemas.openxmlformats.org/wordprocessingml/2006/main" xmlns:w14="http://schemas.microsoft.com/office/word/2010/wordml" xmlns:w15="http://schemas.microsoft.com/office/word/2012/wordml" xmlns:w16cex="http://schemas.microsoft.com/office/word/2018/wordml/cex" xmlns:w16cid="http://schemas.microsoft.com/office/word/2016/wordml/cid" xmlns:w16="http://schemas.microsoft.com/office/word/2018/wordml" xmlns:w16du="http://schemas.microsoft.com/office/word/2023/wordml/word16du" xmlns:w16sdtdh="http://schemas.microsoft.com/office/word/2020/wordml/sdtdatahash" xmlns:w16sdtfl="http://schemas.microsoft.com/office/word/2024/wordml/sdtformatlock" xmlns:w16se="http://schemas.microsoft.com/office/word/2015/wordml/symex" xmlns:wpg="http://schemas.microsoft.com/office/word/2010/wordprocessingGroup" xmlns:wpi="http://schemas.microsoft.com/office/word/2010/wordprocessingInk" xmlns:wne="http://schemas.microsoft.com/office/word/2006/wordml" xmlns:wps="http://schemas.microsoft.com/office/word/2010/wordprocessingShape" mc:Ignorable="w14 w15 w16se w16cid w16 w16cex w16sdtdh w16sdtfl w16du wp14">
   <w:endnote w:type="separator" w:id="-1">
     <w:p>
       <w:r>
@@ -11034,7 +9904,7 @@
 </file>
 
 <file path=word/footer1.xml><?xml version="1.0" encoding="utf-8"?>
-<w:ftr xmlns:wpc="http://schemas.microsoft.com/office/word/2010/wordprocessingCanvas" xmlns:cx="http://schemas.microsoft.com/office/drawing/2014/chartex" xmlns:cx1="http://schemas.microsoft.com/office/drawing/2015/9/8/chartex" xmlns:cx2="http://schemas.microsoft.com/office/drawing/2015/10/21/chartex" xmlns:cx3="http://schemas.microsoft.com/office/drawing/2016/5/9/chartex" xmlns:cx4="http://schemas.microsoft.com/office/drawing/2016/5/10/chartex" xmlns:cx5="http://schemas.microsoft.com/office/drawing/2016/5/11/chartex" xmlns:cx6="http://schemas.microsoft.com/office/drawing/2016/5/12/chartex" xmlns:cx7="http://schemas.microsoft.com/office/drawing/2016/5/13/chartex" xmlns:cx8="http://schemas.microsoft.com/office/drawing/2016/5/14/chartex" xmlns:mc="http://schemas.openxmlformats.org/markup-compatibility/2006" xmlns:aink="http://schemas.microsoft.com/office/drawing/2016/ink" xmlns:am3d="http://schemas.microsoft.com/office/drawing/2017/model3d" xmlns:o="urn:schemas-microsoft-com:office:office" xmlns:oel="http://schemas.microsoft.com/office/2019/extlst" xmlns:r="http://schemas.openxmlformats.org/officeDocument/2006/relationships" xmlns:m="http://schemas.openxmlformats.org/officeDocument/2006/math" xmlns:v="urn:schemas-microsoft-com:vml" xmlns:wp14="http://schemas.microsoft.com/office/word/2010/wordprocessingDrawing" xmlns:wp="http://schemas.openxmlformats.org/drawingml/2006/wordprocessingDrawing" xmlns:w10="urn:schemas-microsoft-com:office:word" xmlns:w="http://schemas.openxmlformats.org/wordprocessingml/2006/main" xmlns:w14="http://schemas.microsoft.com/office/word/2010/wordml" xmlns:w15="http://schemas.microsoft.com/office/word/2012/wordml" xmlns:w16cex="http://schemas.microsoft.com/office/word/2018/wordml/cex" xmlns:w16cid="http://schemas.microsoft.com/office/word/2016/wordml/cid" xmlns:w16="http://schemas.microsoft.com/office/word/2018/wordml" xmlns:w16sdtdh="http://schemas.microsoft.com/office/word/2020/wordml/sdtdatahash" xmlns:w16se="http://schemas.microsoft.com/office/word/2015/wordml/symex" xmlns:wpg="http://schemas.microsoft.com/office/word/2010/wordprocessingGroup" xmlns:wpi="http://schemas.microsoft.com/office/word/2010/wordprocessingInk" xmlns:wne="http://schemas.microsoft.com/office/word/2006/wordml" xmlns:wps="http://schemas.microsoft.com/office/word/2010/wordprocessingShape" mc:Ignorable="w14 w15 w16se w16cid w16 w16cex w16sdtdh wp14">
+<w:ftr xmlns:wpc="http://schemas.microsoft.com/office/word/2010/wordprocessingCanvas" xmlns:cx="http://schemas.microsoft.com/office/drawing/2014/chartex" xmlns:cx1="http://schemas.microsoft.com/office/drawing/2015/9/8/chartex" xmlns:cx2="http://schemas.microsoft.com/office/drawing/2015/10/21/chartex" xmlns:cx3="http://schemas.microsoft.com/office/drawing/2016/5/9/chartex" xmlns:cx4="http://schemas.microsoft.com/office/drawing/2016/5/10/chartex" xmlns:cx5="http://schemas.microsoft.com/office/drawing/2016/5/11/chartex" xmlns:cx6="http://schemas.microsoft.com/office/drawing/2016/5/12/chartex" xmlns:cx7="http://schemas.microsoft.com/office/drawing/2016/5/13/chartex" xmlns:cx8="http://schemas.microsoft.com/office/drawing/2016/5/14/chartex" xmlns:mc="http://schemas.openxmlformats.org/markup-compatibility/2006" xmlns:aink="http://schemas.microsoft.com/office/drawing/2016/ink" xmlns:am3d="http://schemas.microsoft.com/office/drawing/2017/model3d" xmlns:o="urn:schemas-microsoft-com:office:office" xmlns:oel="http://schemas.microsoft.com/office/2019/extlst" xmlns:r="http://schemas.openxmlformats.org/officeDocument/2006/relationships" xmlns:m="http://schemas.openxmlformats.org/officeDocument/2006/math" xmlns:v="urn:schemas-microsoft-com:vml" xmlns:wp14="http://schemas.microsoft.com/office/word/2010/wordprocessingDrawing" xmlns:wp="http://schemas.openxmlformats.org/drawingml/2006/wordprocessingDrawing" xmlns:w10="urn:schemas-microsoft-com:office:word" xmlns:w="http://schemas.openxmlformats.org/wordprocessingml/2006/main" xmlns:w14="http://schemas.microsoft.com/office/word/2010/wordml" xmlns:w15="http://schemas.microsoft.com/office/word/2012/wordml" xmlns:w16cex="http://schemas.microsoft.com/office/word/2018/wordml/cex" xmlns:w16cid="http://schemas.microsoft.com/office/word/2016/wordml/cid" xmlns:w16="http://schemas.microsoft.com/office/word/2018/wordml" xmlns:w16du="http://schemas.microsoft.com/office/word/2023/wordml/word16du" xmlns:w16sdtdh="http://schemas.microsoft.com/office/word/2020/wordml/sdtdatahash" xmlns:w16sdtfl="http://schemas.microsoft.com/office/word/2024/wordml/sdtformatlock" xmlns:w16se="http://schemas.microsoft.com/office/word/2015/wordml/symex" xmlns:wpg="http://schemas.microsoft.com/office/word/2010/wordprocessingGroup" xmlns:wpi="http://schemas.microsoft.com/office/word/2010/wordprocessingInk" xmlns:wne="http://schemas.microsoft.com/office/word/2006/wordml" xmlns:wps="http://schemas.microsoft.com/office/word/2010/wordprocessingShape" mc:Ignorable="w14 w15 w16se w16cid w16 w16cex w16sdtdh w16sdtfl w16du wp14">
   <w:p>
     <w:pPr>
       <w:pStyle w:val="Footer"/>
@@ -11044,7 +9914,7 @@
 </file>
 
 <file path=word/footer2.xml><?xml version="1.0" encoding="utf-8"?>
-<w:ftr xmlns:wpc="http://schemas.microsoft.com/office/word/2010/wordprocessingCanvas" xmlns:cx="http://schemas.microsoft.com/office/drawing/2014/chartex" xmlns:cx1="http://schemas.microsoft.com/office/drawing/2015/9/8/chartex" xmlns:cx2="http://schemas.microsoft.com/office/drawing/2015/10/21/chartex" xmlns:cx3="http://schemas.microsoft.com/office/drawing/2016/5/9/chartex" xmlns:cx4="http://schemas.microsoft.com/office/drawing/2016/5/10/chartex" xmlns:cx5="http://schemas.microsoft.com/office/drawing/2016/5/11/chartex" xmlns:cx6="http://schemas.microsoft.com/office/drawing/2016/5/12/chartex" xmlns:cx7="http://schemas.microsoft.com/office/drawing/2016/5/13/chartex" xmlns:cx8="http://schemas.microsoft.com/office/drawing/2016/5/14/chartex" xmlns:mc="http://schemas.openxmlformats.org/markup-compatibility/2006" xmlns:aink="http://schemas.microsoft.com/office/drawing/2016/ink" xmlns:am3d="http://schemas.microsoft.com/office/drawing/2017/model3d" xmlns:o="urn:schemas-microsoft-com:office:office" xmlns:oel="http://schemas.microsoft.com/office/2019/extlst" xmlns:r="http://schemas.openxmlformats.org/officeDocument/2006/relationships" xmlns:m="http://schemas.openxmlformats.org/officeDocument/2006/math" xmlns:v="urn:schemas-microsoft-com:vml" xmlns:wp14="http://schemas.microsoft.com/office/word/2010/wordprocessingDrawing" xmlns:wp="http://schemas.openxmlformats.org/drawingml/2006/wordprocessingDrawing" xmlns:w10="urn:schemas-microsoft-com:office:word" xmlns:w="http://schemas.openxmlformats.org/wordprocessingml/2006/main" xmlns:w14="http://schemas.microsoft.com/office/word/2010/wordml" xmlns:w15="http://schemas.microsoft.com/office/word/2012/wordml" xmlns:w16cex="http://schemas.microsoft.com/office/word/2018/wordml/cex" xmlns:w16cid="http://schemas.microsoft.com/office/word/2016/wordml/cid" xmlns:w16="http://schemas.microsoft.com/office/word/2018/wordml" xmlns:w16sdtdh="http://schemas.microsoft.com/office/word/2020/wordml/sdtdatahash" xmlns:w16se="http://schemas.microsoft.com/office/word/2015/wordml/symex" xmlns:wpg="http://schemas.microsoft.com/office/word/2010/wordprocessingGroup" xmlns:wpi="http://schemas.microsoft.com/office/word/2010/wordprocessingInk" xmlns:wne="http://schemas.microsoft.com/office/word/2006/wordml" xmlns:wps="http://schemas.microsoft.com/office/word/2010/wordprocessingShape" mc:Ignorable="w14 w15 w16se w16cid w16 w16cex w16sdtdh wp14">
+<w:ftr xmlns:wpc="http://schemas.microsoft.com/office/word/2010/wordprocessingCanvas" xmlns:cx="http://schemas.microsoft.com/office/drawing/2014/chartex" xmlns:cx1="http://schemas.microsoft.com/office/drawing/2015/9/8/chartex" xmlns:cx2="http://schemas.microsoft.com/office/drawing/2015/10/21/chartex" xmlns:cx3="http://schemas.microsoft.com/office/drawing/2016/5/9/chartex" xmlns:cx4="http://schemas.microsoft.com/office/drawing/2016/5/10/chartex" xmlns:cx5="http://schemas.microsoft.com/office/drawing/2016/5/11/chartex" xmlns:cx6="http://schemas.microsoft.com/office/drawing/2016/5/12/chartex" xmlns:cx7="http://schemas.microsoft.com/office/drawing/2016/5/13/chartex" xmlns:cx8="http://schemas.microsoft.com/office/drawing/2016/5/14/chartex" xmlns:mc="http://schemas.openxmlformats.org/markup-compatibility/2006" xmlns:aink="http://schemas.microsoft.com/office/drawing/2016/ink" xmlns:am3d="http://schemas.microsoft.com/office/drawing/2017/model3d" xmlns:o="urn:schemas-microsoft-com:office:office" xmlns:oel="http://schemas.microsoft.com/office/2019/extlst" xmlns:r="http://schemas.openxmlformats.org/officeDocument/2006/relationships" xmlns:m="http://schemas.openxmlformats.org/officeDocument/2006/math" xmlns:v="urn:schemas-microsoft-com:vml" xmlns:wp14="http://schemas.microsoft.com/office/word/2010/wordprocessingDrawing" xmlns:wp="http://schemas.openxmlformats.org/drawingml/2006/wordprocessingDrawing" xmlns:w10="urn:schemas-microsoft-com:office:word" xmlns:w="http://schemas.openxmlformats.org/wordprocessingml/2006/main" xmlns:w14="http://schemas.microsoft.com/office/word/2010/wordml" xmlns:w15="http://schemas.microsoft.com/office/word/2012/wordml" xmlns:w16cex="http://schemas.microsoft.com/office/word/2018/wordml/cex" xmlns:w16cid="http://schemas.microsoft.com/office/word/2016/wordml/cid" xmlns:w16="http://schemas.microsoft.com/office/word/2018/wordml" xmlns:w16du="http://schemas.microsoft.com/office/word/2023/wordml/word16du" xmlns:w16sdtdh="http://schemas.microsoft.com/office/word/2020/wordml/sdtdatahash" xmlns:w16sdtfl="http://schemas.microsoft.com/office/word/2024/wordml/sdtformatlock" xmlns:w16se="http://schemas.microsoft.com/office/word/2015/wordml/symex" xmlns:wpg="http://schemas.microsoft.com/office/word/2010/wordprocessingGroup" xmlns:wpi="http://schemas.microsoft.com/office/word/2010/wordprocessingInk" xmlns:wne="http://schemas.microsoft.com/office/word/2006/wordml" xmlns:wps="http://schemas.microsoft.com/office/word/2010/wordprocessingShape" mc:Ignorable="w14 w15 w16se w16cid w16 w16cex w16sdtdh w16sdtfl w16du wp14">
   <w:p>
     <w:pPr>
       <w:pBdr>
@@ -11063,17 +9933,7 @@
         <w:sz w:val="16"/>
         <w:szCs w:val="16"/>
       </w:rPr>
-      <w:t xml:space="preserve">Assignment 04 – CI/CD Pipeline </w:t>
-    </w:r>
-    <w:proofErr w:type="gramStart"/>
-    <w:r>
-      <w:rPr>
-        <w:rFonts w:ascii="Arial" w:eastAsia="Arial" w:hAnsi="Arial" w:cs="Arial"/>
-        <w:color w:val="555555"/>
-        <w:sz w:val="16"/>
-        <w:szCs w:val="16"/>
-      </w:rPr>
-      <w:t xml:space="preserve">Integration  </w:t>
+      <w:t xml:space="preserve">Assignment 04 – CI/CD Pipeline Integration  </w:t>
     </w:r>
     <w:r>
       <w:rPr>
@@ -11083,15 +9943,6 @@
         <w:szCs w:val="16"/>
       </w:rPr>
       <w:tab/>
-    </w:r>
-    <w:proofErr w:type="gramEnd"/>
-    <w:r>
-      <w:rPr>
-        <w:rFonts w:ascii="Arial" w:eastAsia="Arial" w:hAnsi="Arial" w:cs="Arial"/>
-        <w:color w:val="555555"/>
-        <w:sz w:val="16"/>
-        <w:szCs w:val="16"/>
-      </w:rPr>
       <w:t xml:space="preserve"> Page </w:t>
     </w:r>
     <w:r>
@@ -11145,7 +9996,7 @@
 </file>
 
 <file path=word/footer3.xml><?xml version="1.0" encoding="utf-8"?>
-<w:ftr xmlns:wpc="http://schemas.microsoft.com/office/word/2010/wordprocessingCanvas" xmlns:cx="http://schemas.microsoft.com/office/drawing/2014/chartex" xmlns:cx1="http://schemas.microsoft.com/office/drawing/2015/9/8/chartex" xmlns:cx2="http://schemas.microsoft.com/office/drawing/2015/10/21/chartex" xmlns:cx3="http://schemas.microsoft.com/office/drawing/2016/5/9/chartex" xmlns:cx4="http://schemas.microsoft.com/office/drawing/2016/5/10/chartex" xmlns:cx5="http://schemas.microsoft.com/office/drawing/2016/5/11/chartex" xmlns:cx6="http://schemas.microsoft.com/office/drawing/2016/5/12/chartex" xmlns:cx7="http://schemas.microsoft.com/office/drawing/2016/5/13/chartex" xmlns:cx8="http://schemas.microsoft.com/office/drawing/2016/5/14/chartex" xmlns:mc="http://schemas.openxmlformats.org/markup-compatibility/2006" xmlns:aink="http://schemas.microsoft.com/office/drawing/2016/ink" xmlns:am3d="http://schemas.microsoft.com/office/drawing/2017/model3d" xmlns:o="urn:schemas-microsoft-com:office:office" xmlns:oel="http://schemas.microsoft.com/office/2019/extlst" xmlns:r="http://schemas.openxmlformats.org/officeDocument/2006/relationships" xmlns:m="http://schemas.openxmlformats.org/officeDocument/2006/math" xmlns:v="urn:schemas-microsoft-com:vml" xmlns:wp14="http://schemas.microsoft.com/office/word/2010/wordprocessingDrawing" xmlns:wp="http://schemas.openxmlformats.org/drawingml/2006/wordprocessingDrawing" xmlns:w10="urn:schemas-microsoft-com:office:word" xmlns:w="http://schemas.openxmlformats.org/wordprocessingml/2006/main" xmlns:w14="http://schemas.microsoft.com/office/word/2010/wordml" xmlns:w15="http://schemas.microsoft.com/office/word/2012/wordml" xmlns:w16cex="http://schemas.microsoft.com/office/word/2018/wordml/cex" xmlns:w16cid="http://schemas.microsoft.com/office/word/2016/wordml/cid" xmlns:w16="http://schemas.microsoft.com/office/word/2018/wordml" xmlns:w16sdtdh="http://schemas.microsoft.com/office/word/2020/wordml/sdtdatahash" xmlns:w16se="http://schemas.microsoft.com/office/word/2015/wordml/symex" xmlns:wpg="http://schemas.microsoft.com/office/word/2010/wordprocessingGroup" xmlns:wpi="http://schemas.microsoft.com/office/word/2010/wordprocessingInk" xmlns:wne="http://schemas.microsoft.com/office/word/2006/wordml" xmlns:wps="http://schemas.microsoft.com/office/word/2010/wordprocessingShape" mc:Ignorable="w14 w15 w16se w16cid w16 w16cex w16sdtdh wp14">
+<w:ftr xmlns:wpc="http://schemas.microsoft.com/office/word/2010/wordprocessingCanvas" xmlns:cx="http://schemas.microsoft.com/office/drawing/2014/chartex" xmlns:cx1="http://schemas.microsoft.com/office/drawing/2015/9/8/chartex" xmlns:cx2="http://schemas.microsoft.com/office/drawing/2015/10/21/chartex" xmlns:cx3="http://schemas.microsoft.com/office/drawing/2016/5/9/chartex" xmlns:cx4="http://schemas.microsoft.com/office/drawing/2016/5/10/chartex" xmlns:cx5="http://schemas.microsoft.com/office/drawing/2016/5/11/chartex" xmlns:cx6="http://schemas.microsoft.com/office/drawing/2016/5/12/chartex" xmlns:cx7="http://schemas.microsoft.com/office/drawing/2016/5/13/chartex" xmlns:cx8="http://schemas.microsoft.com/office/drawing/2016/5/14/chartex" xmlns:mc="http://schemas.openxmlformats.org/markup-compatibility/2006" xmlns:aink="http://schemas.microsoft.com/office/drawing/2016/ink" xmlns:am3d="http://schemas.microsoft.com/office/drawing/2017/model3d" xmlns:o="urn:schemas-microsoft-com:office:office" xmlns:oel="http://schemas.microsoft.com/office/2019/extlst" xmlns:r="http://schemas.openxmlformats.org/officeDocument/2006/relationships" xmlns:m="http://schemas.openxmlformats.org/officeDocument/2006/math" xmlns:v="urn:schemas-microsoft-com:vml" xmlns:wp14="http://schemas.microsoft.com/office/word/2010/wordprocessingDrawing" xmlns:wp="http://schemas.openxmlformats.org/drawingml/2006/wordprocessingDrawing" xmlns:w10="urn:schemas-microsoft-com:office:word" xmlns:w="http://schemas.openxmlformats.org/wordprocessingml/2006/main" xmlns:w14="http://schemas.microsoft.com/office/word/2010/wordml" xmlns:w15="http://schemas.microsoft.com/office/word/2012/wordml" xmlns:w16cex="http://schemas.microsoft.com/office/word/2018/wordml/cex" xmlns:w16cid="http://schemas.microsoft.com/office/word/2016/wordml/cid" xmlns:w16="http://schemas.microsoft.com/office/word/2018/wordml" xmlns:w16du="http://schemas.microsoft.com/office/word/2023/wordml/word16du" xmlns:w16sdtdh="http://schemas.microsoft.com/office/word/2020/wordml/sdtdatahash" xmlns:w16sdtfl="http://schemas.microsoft.com/office/word/2024/wordml/sdtformatlock" xmlns:w16se="http://schemas.microsoft.com/office/word/2015/wordml/symex" xmlns:wpg="http://schemas.microsoft.com/office/word/2010/wordprocessingGroup" xmlns:wpi="http://schemas.microsoft.com/office/word/2010/wordprocessingInk" xmlns:wne="http://schemas.microsoft.com/office/word/2006/wordml" xmlns:wps="http://schemas.microsoft.com/office/word/2010/wordprocessingShape" mc:Ignorable="w14 w15 w16se w16cid w16 w16cex w16sdtdh w16sdtfl w16du wp14">
   <w:p>
     <w:pPr>
       <w:pStyle w:val="Footer"/>
@@ -11155,7 +10006,7 @@
 </file>
 
 <file path=word/footnotes.xml><?xml version="1.0" encoding="utf-8"?>
-<w:footnotes xmlns:wpc="http://schemas.microsoft.com/office/word/2010/wordprocessingCanvas" xmlns:cx="http://schemas.microsoft.com/office/drawing/2014/chartex" xmlns:cx1="http://schemas.microsoft.com/office/drawing/2015/9/8/chartex" xmlns:cx2="http://schemas.microsoft.com/office/drawing/2015/10/21/chartex" xmlns:cx3="http://schemas.microsoft.com/office/drawing/2016/5/9/chartex" xmlns:cx4="http://schemas.microsoft.com/office/drawing/2016/5/10/chartex" xmlns:cx5="http://schemas.microsoft.com/office/drawing/2016/5/11/chartex" xmlns:cx6="http://schemas.microsoft.com/office/drawing/2016/5/12/chartex" xmlns:cx7="http://schemas.microsoft.com/office/drawing/2016/5/13/chartex" xmlns:cx8="http://schemas.microsoft.com/office/drawing/2016/5/14/chartex" xmlns:mc="http://schemas.openxmlformats.org/markup-compatibility/2006" xmlns:aink="http://schemas.microsoft.com/office/drawing/2016/ink" xmlns:am3d="http://schemas.microsoft.com/office/drawing/2017/model3d" xmlns:o="urn:schemas-microsoft-com:office:office" xmlns:oel="http://schemas.microsoft.com/office/2019/extlst" xmlns:r="http://schemas.openxmlformats.org/officeDocument/2006/relationships" xmlns:m="http://schemas.openxmlformats.org/officeDocument/2006/math" xmlns:v="urn:schemas-microsoft-com:vml" xmlns:wp14="http://schemas.microsoft.com/office/word/2010/wordprocessingDrawing" xmlns:wp="http://schemas.openxmlformats.org/drawingml/2006/wordprocessingDrawing" xmlns:w10="urn:schemas-microsoft-com:office:word" xmlns:w="http://schemas.openxmlformats.org/wordprocessingml/2006/main" xmlns:w14="http://schemas.microsoft.com/office/word/2010/wordml" xmlns:w15="http://schemas.microsoft.com/office/word/2012/wordml" xmlns:w16cex="http://schemas.microsoft.com/office/word/2018/wordml/cex" xmlns:w16cid="http://schemas.microsoft.com/office/word/2016/wordml/cid" xmlns:w16="http://schemas.microsoft.com/office/word/2018/wordml" xmlns:w16sdtdh="http://schemas.microsoft.com/office/word/2020/wordml/sdtdatahash" xmlns:w16se="http://schemas.microsoft.com/office/word/2015/wordml/symex" xmlns:wpg="http://schemas.microsoft.com/office/word/2010/wordprocessingGroup" xmlns:wpi="http://schemas.microsoft.com/office/word/2010/wordprocessingInk" xmlns:wne="http://schemas.microsoft.com/office/word/2006/wordml" xmlns:wps="http://schemas.microsoft.com/office/word/2010/wordprocessingShape" mc:Ignorable="w14 w15 w16se w16cid w16 w16cex w16sdtdh wp14">
+<w:footnotes xmlns:wpc="http://schemas.microsoft.com/office/word/2010/wordprocessingCanvas" xmlns:cx="http://schemas.microsoft.com/office/drawing/2014/chartex" xmlns:cx1="http://schemas.microsoft.com/office/drawing/2015/9/8/chartex" xmlns:cx2="http://schemas.microsoft.com/office/drawing/2015/10/21/chartex" xmlns:cx3="http://schemas.microsoft.com/office/drawing/2016/5/9/chartex" xmlns:cx4="http://schemas.microsoft.com/office/drawing/2016/5/10/chartex" xmlns:cx5="http://schemas.microsoft.com/office/drawing/2016/5/11/chartex" xmlns:cx6="http://schemas.microsoft.com/office/drawing/2016/5/12/chartex" xmlns:cx7="http://schemas.microsoft.com/office/drawing/2016/5/13/chartex" xmlns:cx8="http://schemas.microsoft.com/office/drawing/2016/5/14/chartex" xmlns:mc="http://schemas.openxmlformats.org/markup-compatibility/2006" xmlns:aink="http://schemas.microsoft.com/office/drawing/2016/ink" xmlns:am3d="http://schemas.microsoft.com/office/drawing/2017/model3d" xmlns:o="urn:schemas-microsoft-com:office:office" xmlns:oel="http://schemas.microsoft.com/office/2019/extlst" xmlns:r="http://schemas.openxmlformats.org/officeDocument/2006/relationships" xmlns:m="http://schemas.openxmlformats.org/officeDocument/2006/math" xmlns:v="urn:schemas-microsoft-com:vml" xmlns:wp14="http://schemas.microsoft.com/office/word/2010/wordprocessingDrawing" xmlns:wp="http://schemas.openxmlformats.org/drawingml/2006/wordprocessingDrawing" xmlns:w10="urn:schemas-microsoft-com:office:word" xmlns:w="http://schemas.openxmlformats.org/wordprocessingml/2006/main" xmlns:w14="http://schemas.microsoft.com/office/word/2010/wordml" xmlns:w15="http://schemas.microsoft.com/office/word/2012/wordml" xmlns:w16cex="http://schemas.microsoft.com/office/word/2018/wordml/cex" xmlns:w16cid="http://schemas.microsoft.com/office/word/2016/wordml/cid" xmlns:w16="http://schemas.microsoft.com/office/word/2018/wordml" xmlns:w16du="http://schemas.microsoft.com/office/word/2023/wordml/word16du" xmlns:w16sdtdh="http://schemas.microsoft.com/office/word/2020/wordml/sdtdatahash" xmlns:w16sdtfl="http://schemas.microsoft.com/office/word/2024/wordml/sdtformatlock" xmlns:w16se="http://schemas.microsoft.com/office/word/2015/wordml/symex" xmlns:wpg="http://schemas.microsoft.com/office/word/2010/wordprocessingGroup" xmlns:wpi="http://schemas.microsoft.com/office/word/2010/wordprocessingInk" xmlns:wne="http://schemas.microsoft.com/office/word/2006/wordml" xmlns:wps="http://schemas.microsoft.com/office/word/2010/wordprocessingShape" mc:Ignorable="w14 w15 w16se w16cid w16 w16cex w16sdtdh w16sdtfl w16du wp14">
   <w:footnote w:type="separator" w:id="-1">
     <w:p>
       <w:r>
@@ -11174,7 +10025,7 @@
 </file>
 
 <file path=word/header1.xml><?xml version="1.0" encoding="utf-8"?>
-<w:hdr xmlns:wpc="http://schemas.microsoft.com/office/word/2010/wordprocessingCanvas" xmlns:cx="http://schemas.microsoft.com/office/drawing/2014/chartex" xmlns:cx1="http://schemas.microsoft.com/office/drawing/2015/9/8/chartex" xmlns:cx2="http://schemas.microsoft.com/office/drawing/2015/10/21/chartex" xmlns:cx3="http://schemas.microsoft.com/office/drawing/2016/5/9/chartex" xmlns:cx4="http://schemas.microsoft.com/office/drawing/2016/5/10/chartex" xmlns:cx5="http://schemas.microsoft.com/office/drawing/2016/5/11/chartex" xmlns:cx6="http://schemas.microsoft.com/office/drawing/2016/5/12/chartex" xmlns:cx7="http://schemas.microsoft.com/office/drawing/2016/5/13/chartex" xmlns:cx8="http://schemas.microsoft.com/office/drawing/2016/5/14/chartex" xmlns:mc="http://schemas.openxmlformats.org/markup-compatibility/2006" xmlns:aink="http://schemas.microsoft.com/office/drawing/2016/ink" xmlns:am3d="http://schemas.microsoft.com/office/drawing/2017/model3d" xmlns:o="urn:schemas-microsoft-com:office:office" xmlns:oel="http://schemas.microsoft.com/office/2019/extlst" xmlns:r="http://schemas.openxmlformats.org/officeDocument/2006/relationships" xmlns:m="http://schemas.openxmlformats.org/officeDocument/2006/math" xmlns:v="urn:schemas-microsoft-com:vml" xmlns:wp14="http://schemas.microsoft.com/office/word/2010/wordprocessingDrawing" xmlns:wp="http://schemas.openxmlformats.org/drawingml/2006/wordprocessingDrawing" xmlns:w10="urn:schemas-microsoft-com:office:word" xmlns:w="http://schemas.openxmlformats.org/wordprocessingml/2006/main" xmlns:w14="http://schemas.microsoft.com/office/word/2010/wordml" xmlns:w15="http://schemas.microsoft.com/office/word/2012/wordml" xmlns:w16cex="http://schemas.microsoft.com/office/word/2018/wordml/cex" xmlns:w16cid="http://schemas.microsoft.com/office/word/2016/wordml/cid" xmlns:w16="http://schemas.microsoft.com/office/word/2018/wordml" xmlns:w16sdtdh="http://schemas.microsoft.com/office/word/2020/wordml/sdtdatahash" xmlns:w16se="http://schemas.microsoft.com/office/word/2015/wordml/symex" xmlns:wpg="http://schemas.microsoft.com/office/word/2010/wordprocessingGroup" xmlns:wpi="http://schemas.microsoft.com/office/word/2010/wordprocessingInk" xmlns:wne="http://schemas.microsoft.com/office/word/2006/wordml" xmlns:wps="http://schemas.microsoft.com/office/word/2010/wordprocessingShape" mc:Ignorable="w14 w15 w16se w16cid w16 w16cex w16sdtdh wp14">
+<w:hdr xmlns:wpc="http://schemas.microsoft.com/office/word/2010/wordprocessingCanvas" xmlns:cx="http://schemas.microsoft.com/office/drawing/2014/chartex" xmlns:cx1="http://schemas.microsoft.com/office/drawing/2015/9/8/chartex" xmlns:cx2="http://schemas.microsoft.com/office/drawing/2015/10/21/chartex" xmlns:cx3="http://schemas.microsoft.com/office/drawing/2016/5/9/chartex" xmlns:cx4="http://schemas.microsoft.com/office/drawing/2016/5/10/chartex" xmlns:cx5="http://schemas.microsoft.com/office/drawing/2016/5/11/chartex" xmlns:cx6="http://schemas.microsoft.com/office/drawing/2016/5/12/chartex" xmlns:cx7="http://schemas.microsoft.com/office/drawing/2016/5/13/chartex" xmlns:cx8="http://schemas.microsoft.com/office/drawing/2016/5/14/chartex" xmlns:mc="http://schemas.openxmlformats.org/markup-compatibility/2006" xmlns:aink="http://schemas.microsoft.com/office/drawing/2016/ink" xmlns:am3d="http://schemas.microsoft.com/office/drawing/2017/model3d" xmlns:o="urn:schemas-microsoft-com:office:office" xmlns:oel="http://schemas.microsoft.com/office/2019/extlst" xmlns:r="http://schemas.openxmlformats.org/officeDocument/2006/relationships" xmlns:m="http://schemas.openxmlformats.org/officeDocument/2006/math" xmlns:v="urn:schemas-microsoft-com:vml" xmlns:wp14="http://schemas.microsoft.com/office/word/2010/wordprocessingDrawing" xmlns:wp="http://schemas.openxmlformats.org/drawingml/2006/wordprocessingDrawing" xmlns:w10="urn:schemas-microsoft-com:office:word" xmlns:w="http://schemas.openxmlformats.org/wordprocessingml/2006/main" xmlns:w14="http://schemas.microsoft.com/office/word/2010/wordml" xmlns:w15="http://schemas.microsoft.com/office/word/2012/wordml" xmlns:w16cex="http://schemas.microsoft.com/office/word/2018/wordml/cex" xmlns:w16cid="http://schemas.microsoft.com/office/word/2016/wordml/cid" xmlns:w16="http://schemas.microsoft.com/office/word/2018/wordml" xmlns:w16du="http://schemas.microsoft.com/office/word/2023/wordml/word16du" xmlns:w16sdtdh="http://schemas.microsoft.com/office/word/2020/wordml/sdtdatahash" xmlns:w16sdtfl="http://schemas.microsoft.com/office/word/2024/wordml/sdtformatlock" xmlns:w16se="http://schemas.microsoft.com/office/word/2015/wordml/symex" xmlns:wpg="http://schemas.microsoft.com/office/word/2010/wordprocessingGroup" xmlns:wpi="http://schemas.microsoft.com/office/word/2010/wordprocessingInk" xmlns:wne="http://schemas.microsoft.com/office/word/2006/wordml" xmlns:wps="http://schemas.microsoft.com/office/word/2010/wordprocessingShape" mc:Ignorable="w14 w15 w16se w16cid w16 w16cex w16sdtdh w16sdtfl w16du wp14">
   <w:p>
     <w:pPr>
       <w:pStyle w:val="Header"/>
@@ -11184,7 +10035,7 @@
 </file>
 
 <file path=word/header2.xml><?xml version="1.0" encoding="utf-8"?>
-<w:hdr xmlns:wpc="http://schemas.microsoft.com/office/word/2010/wordprocessingCanvas" xmlns:cx="http://schemas.microsoft.com/office/drawing/2014/chartex" xmlns:cx1="http://schemas.microsoft.com/office/drawing/2015/9/8/chartex" xmlns:cx2="http://schemas.microsoft.com/office/drawing/2015/10/21/chartex" xmlns:cx3="http://schemas.microsoft.com/office/drawing/2016/5/9/chartex" xmlns:cx4="http://schemas.microsoft.com/office/drawing/2016/5/10/chartex" xmlns:cx5="http://schemas.microsoft.com/office/drawing/2016/5/11/chartex" xmlns:cx6="http://schemas.microsoft.com/office/drawing/2016/5/12/chartex" xmlns:cx7="http://schemas.microsoft.com/office/drawing/2016/5/13/chartex" xmlns:cx8="http://schemas.microsoft.com/office/drawing/2016/5/14/chartex" xmlns:mc="http://schemas.openxmlformats.org/markup-compatibility/2006" xmlns:aink="http://schemas.microsoft.com/office/drawing/2016/ink" xmlns:am3d="http://schemas.microsoft.com/office/drawing/2017/model3d" xmlns:o="urn:schemas-microsoft-com:office:office" xmlns:oel="http://schemas.microsoft.com/office/2019/extlst" xmlns:r="http://schemas.openxmlformats.org/officeDocument/2006/relationships" xmlns:m="http://schemas.openxmlformats.org/officeDocument/2006/math" xmlns:v="urn:schemas-microsoft-com:vml" xmlns:wp14="http://schemas.microsoft.com/office/word/2010/wordprocessingDrawing" xmlns:wp="http://schemas.openxmlformats.org/drawingml/2006/wordprocessingDrawing" xmlns:w10="urn:schemas-microsoft-com:office:word" xmlns:w="http://schemas.openxmlformats.org/wordprocessingml/2006/main" xmlns:w14="http://schemas.microsoft.com/office/word/2010/wordml" xmlns:w15="http://schemas.microsoft.com/office/word/2012/wordml" xmlns:w16cex="http://schemas.microsoft.com/office/word/2018/wordml/cex" xmlns:w16cid="http://schemas.microsoft.com/office/word/2016/wordml/cid" xmlns:w16="http://schemas.microsoft.com/office/word/2018/wordml" xmlns:w16sdtdh="http://schemas.microsoft.com/office/word/2020/wordml/sdtdatahash" xmlns:w16se="http://schemas.microsoft.com/office/word/2015/wordml/symex" xmlns:wpg="http://schemas.microsoft.com/office/word/2010/wordprocessingGroup" xmlns:wpi="http://schemas.microsoft.com/office/word/2010/wordprocessingInk" xmlns:wne="http://schemas.microsoft.com/office/word/2006/wordml" xmlns:wps="http://schemas.microsoft.com/office/word/2010/wordprocessingShape" mc:Ignorable="w14 w15 w16se w16cid w16 w16cex w16sdtdh wp14">
+<w:hdr xmlns:wpc="http://schemas.microsoft.com/office/word/2010/wordprocessingCanvas" xmlns:cx="http://schemas.microsoft.com/office/drawing/2014/chartex" xmlns:cx1="http://schemas.microsoft.com/office/drawing/2015/9/8/chartex" xmlns:cx2="http://schemas.microsoft.com/office/drawing/2015/10/21/chartex" xmlns:cx3="http://schemas.microsoft.com/office/drawing/2016/5/9/chartex" xmlns:cx4="http://schemas.microsoft.com/office/drawing/2016/5/10/chartex" xmlns:cx5="http://schemas.microsoft.com/office/drawing/2016/5/11/chartex" xmlns:cx6="http://schemas.microsoft.com/office/drawing/2016/5/12/chartex" xmlns:cx7="http://schemas.microsoft.com/office/drawing/2016/5/13/chartex" xmlns:cx8="http://schemas.microsoft.com/office/drawing/2016/5/14/chartex" xmlns:mc="http://schemas.openxmlformats.org/markup-compatibility/2006" xmlns:aink="http://schemas.microsoft.com/office/drawing/2016/ink" xmlns:am3d="http://schemas.microsoft.com/office/drawing/2017/model3d" xmlns:o="urn:schemas-microsoft-com:office:office" xmlns:oel="http://schemas.microsoft.com/office/2019/extlst" xmlns:r="http://schemas.openxmlformats.org/officeDocument/2006/relationships" xmlns:m="http://schemas.openxmlformats.org/officeDocument/2006/math" xmlns:v="urn:schemas-microsoft-com:vml" xmlns:wp14="http://schemas.microsoft.com/office/word/2010/wordprocessingDrawing" xmlns:wp="http://schemas.openxmlformats.org/drawingml/2006/wordprocessingDrawing" xmlns:w10="urn:schemas-microsoft-com:office:word" xmlns:w="http://schemas.openxmlformats.org/wordprocessingml/2006/main" xmlns:w14="http://schemas.microsoft.com/office/word/2010/wordml" xmlns:w15="http://schemas.microsoft.com/office/word/2012/wordml" xmlns:w16cex="http://schemas.microsoft.com/office/word/2018/wordml/cex" xmlns:w16cid="http://schemas.microsoft.com/office/word/2016/wordml/cid" xmlns:w16="http://schemas.microsoft.com/office/word/2018/wordml" xmlns:w16du="http://schemas.microsoft.com/office/word/2023/wordml/word16du" xmlns:w16sdtdh="http://schemas.microsoft.com/office/word/2020/wordml/sdtdatahash" xmlns:w16sdtfl="http://schemas.microsoft.com/office/word/2024/wordml/sdtformatlock" xmlns:w16se="http://schemas.microsoft.com/office/word/2015/wordml/symex" xmlns:wpg="http://schemas.microsoft.com/office/word/2010/wordprocessingGroup" xmlns:wpi="http://schemas.microsoft.com/office/word/2010/wordprocessingInk" xmlns:wne="http://schemas.microsoft.com/office/word/2006/wordml" xmlns:wps="http://schemas.microsoft.com/office/word/2010/wordprocessingShape" mc:Ignorable="w14 w15 w16se w16cid w16 w16cex w16sdtdh w16sdtfl w16du wp14">
   <w:p>
     <w:pPr>
       <w:pBdr>
@@ -11202,19 +10053,7 @@
         <w:sz w:val="18"/>
         <w:szCs w:val="18"/>
       </w:rPr>
-      <w:t xml:space="preserve">University of Central Punjab – Faculty of Information </w:t>
-    </w:r>
-    <w:proofErr w:type="gramStart"/>
-    <w:r>
-      <w:rPr>
-        <w:rFonts w:ascii="Arial" w:eastAsia="Arial" w:hAnsi="Arial" w:cs="Arial"/>
-        <w:b/>
-        <w:bCs/>
-        <w:color w:val="1F3864"/>
-        <w:sz w:val="18"/>
-        <w:szCs w:val="18"/>
-      </w:rPr>
-      <w:t>Technology</w:t>
+      <w:t>University of Central Punjab – Faculty of Information Technology</w:t>
     </w:r>
     <w:r>
       <w:rPr>
@@ -11223,17 +10062,7 @@
         <w:sz w:val="18"/>
         <w:szCs w:val="18"/>
       </w:rPr>
-      <w:t xml:space="preserve">  |</w:t>
-    </w:r>
-    <w:proofErr w:type="gramEnd"/>
-    <w:r>
-      <w:rPr>
-        <w:rFonts w:ascii="Arial" w:eastAsia="Arial" w:hAnsi="Arial" w:cs="Arial"/>
-        <w:color w:val="ADB9CA"/>
-        <w:sz w:val="18"/>
-        <w:szCs w:val="18"/>
-      </w:rPr>
-      <w:t xml:space="preserve">  </w:t>
+      <w:t xml:space="preserve">  |  </w:t>
     </w:r>
     <w:r>
       <w:rPr>
@@ -11249,7 +10078,7 @@
 </file>
 
 <file path=word/header3.xml><?xml version="1.0" encoding="utf-8"?>
-<w:hdr xmlns:wpc="http://schemas.microsoft.com/office/word/2010/wordprocessingCanvas" xmlns:cx="http://schemas.microsoft.com/office/drawing/2014/chartex" xmlns:cx1="http://schemas.microsoft.com/office/drawing/2015/9/8/chartex" xmlns:cx2="http://schemas.microsoft.com/office/drawing/2015/10/21/chartex" xmlns:cx3="http://schemas.microsoft.com/office/drawing/2016/5/9/chartex" xmlns:cx4="http://schemas.microsoft.com/office/drawing/2016/5/10/chartex" xmlns:cx5="http://schemas.microsoft.com/office/drawing/2016/5/11/chartex" xmlns:cx6="http://schemas.microsoft.com/office/drawing/2016/5/12/chartex" xmlns:cx7="http://schemas.microsoft.com/office/drawing/2016/5/13/chartex" xmlns:cx8="http://schemas.microsoft.com/office/drawing/2016/5/14/chartex" xmlns:mc="http://schemas.openxmlformats.org/markup-compatibility/2006" xmlns:aink="http://schemas.microsoft.com/office/drawing/2016/ink" xmlns:am3d="http://schemas.microsoft.com/office/drawing/2017/model3d" xmlns:o="urn:schemas-microsoft-com:office:office" xmlns:oel="http://schemas.microsoft.com/office/2019/extlst" xmlns:r="http://schemas.openxmlformats.org/officeDocument/2006/relationships" xmlns:m="http://schemas.openxmlformats.org/officeDocument/2006/math" xmlns:v="urn:schemas-microsoft-com:vml" xmlns:wp14="http://schemas.microsoft.com/office/word/2010/wordprocessingDrawing" xmlns:wp="http://schemas.openxmlformats.org/drawingml/2006/wordprocessingDrawing" xmlns:w10="urn:schemas-microsoft-com:office:word" xmlns:w="http://schemas.openxmlformats.org/wordprocessingml/2006/main" xmlns:w14="http://schemas.microsoft.com/office/word/2010/wordml" xmlns:w15="http://schemas.microsoft.com/office/word/2012/wordml" xmlns:w16cex="http://schemas.microsoft.com/office/word/2018/wordml/cex" xmlns:w16cid="http://schemas.microsoft.com/office/word/2016/wordml/cid" xmlns:w16="http://schemas.microsoft.com/office/word/2018/wordml" xmlns:w16sdtdh="http://schemas.microsoft.com/office/word/2020/wordml/sdtdatahash" xmlns:w16se="http://schemas.microsoft.com/office/word/2015/wordml/symex" xmlns:wpg="http://schemas.microsoft.com/office/word/2010/wordprocessingGroup" xmlns:wpi="http://schemas.microsoft.com/office/word/2010/wordprocessingInk" xmlns:wne="http://schemas.microsoft.com/office/word/2006/wordml" xmlns:wps="http://schemas.microsoft.com/office/word/2010/wordprocessingShape" mc:Ignorable="w14 w15 w16se w16cid w16 w16cex w16sdtdh wp14">
+<w:hdr xmlns:wpc="http://schemas.microsoft.com/office/word/2010/wordprocessingCanvas" xmlns:cx="http://schemas.microsoft.com/office/drawing/2014/chartex" xmlns:cx1="http://schemas.microsoft.com/office/drawing/2015/9/8/chartex" xmlns:cx2="http://schemas.microsoft.com/office/drawing/2015/10/21/chartex" xmlns:cx3="http://schemas.microsoft.com/office/drawing/2016/5/9/chartex" xmlns:cx4="http://schemas.microsoft.com/office/drawing/2016/5/10/chartex" xmlns:cx5="http://schemas.microsoft.com/office/drawing/2016/5/11/chartex" xmlns:cx6="http://schemas.microsoft.com/office/drawing/2016/5/12/chartex" xmlns:cx7="http://schemas.microsoft.com/office/drawing/2016/5/13/chartex" xmlns:cx8="http://schemas.microsoft.com/office/drawing/2016/5/14/chartex" xmlns:mc="http://schemas.openxmlformats.org/markup-compatibility/2006" xmlns:aink="http://schemas.microsoft.com/office/drawing/2016/ink" xmlns:am3d="http://schemas.microsoft.com/office/drawing/2017/model3d" xmlns:o="urn:schemas-microsoft-com:office:office" xmlns:oel="http://schemas.microsoft.com/office/2019/extlst" xmlns:r="http://schemas.openxmlformats.org/officeDocument/2006/relationships" xmlns:m="http://schemas.openxmlformats.org/officeDocument/2006/math" xmlns:v="urn:schemas-microsoft-com:vml" xmlns:wp14="http://schemas.microsoft.com/office/word/2010/wordprocessingDrawing" xmlns:wp="http://schemas.openxmlformats.org/drawingml/2006/wordprocessingDrawing" xmlns:w10="urn:schemas-microsoft-com:office:word" xmlns:w="http://schemas.openxmlformats.org/wordprocessingml/2006/main" xmlns:w14="http://schemas.microsoft.com/office/word/2010/wordml" xmlns:w15="http://schemas.microsoft.com/office/word/2012/wordml" xmlns:w16cex="http://schemas.microsoft.com/office/word/2018/wordml/cex" xmlns:w16cid="http://schemas.microsoft.com/office/word/2016/wordml/cid" xmlns:w16="http://schemas.microsoft.com/office/word/2018/wordml" xmlns:w16du="http://schemas.microsoft.com/office/word/2023/wordml/word16du" xmlns:w16sdtdh="http://schemas.microsoft.com/office/word/2020/wordml/sdtdatahash" xmlns:w16sdtfl="http://schemas.microsoft.com/office/word/2024/wordml/sdtformatlock" xmlns:w16se="http://schemas.microsoft.com/office/word/2015/wordml/symex" xmlns:wpg="http://schemas.microsoft.com/office/word/2010/wordprocessingGroup" xmlns:wpi="http://schemas.microsoft.com/office/word/2010/wordprocessingInk" xmlns:wne="http://schemas.microsoft.com/office/word/2006/wordml" xmlns:wps="http://schemas.microsoft.com/office/word/2010/wordprocessingShape" mc:Ignorable="w14 w15 w16se w16cid w16 w16cex w16sdtdh w16sdtfl w16du wp14">
   <w:p>
     <w:pPr>
       <w:pStyle w:val="Header"/>
@@ -11259,7 +10088,7 @@
 </file>
 
 <file path=word/numbering.xml><?xml version="1.0" encoding="utf-8"?>
-<w:numbering xmlns:wpc="http://schemas.microsoft.com/office/word/2010/wordprocessingCanvas" xmlns:cx="http://schemas.microsoft.com/office/drawing/2014/chartex" xmlns:cx1="http://schemas.microsoft.com/office/drawing/2015/9/8/chartex" xmlns:cx2="http://schemas.microsoft.com/office/drawing/2015/10/21/chartex" xmlns:cx3="http://schemas.microsoft.com/office/drawing/2016/5/9/chartex" xmlns:cx4="http://schemas.microsoft.com/office/drawing/2016/5/10/chartex" xmlns:cx5="http://schemas.microsoft.com/office/drawing/2016/5/11/chartex" xmlns:cx6="http://schemas.microsoft.com/office/drawing/2016/5/12/chartex" xmlns:cx7="http://schemas.microsoft.com/office/drawing/2016/5/13/chartex" xmlns:cx8="http://schemas.microsoft.com/office/drawing/2016/5/14/chartex" xmlns:mc="http://schemas.openxmlformats.org/markup-compatibility/2006" xmlns:aink="http://schemas.microsoft.com/office/drawing/2016/ink" xmlns:am3d="http://schemas.microsoft.com/office/drawing/2017/model3d" xmlns:o="urn:schemas-microsoft-com:office:office" xmlns:oel="http://schemas.microsoft.com/office/2019/extlst" xmlns:r="http://schemas.openxmlformats.org/officeDocument/2006/relationships" xmlns:m="http://schemas.openxmlformats.org/officeDocument/2006/math" xmlns:v="urn:schemas-microsoft-com:vml" xmlns:wp14="http://schemas.microsoft.com/office/word/2010/wordprocessingDrawing" xmlns:wp="http://schemas.openxmlformats.org/drawingml/2006/wordprocessingDrawing" xmlns:w10="urn:schemas-microsoft-com:office:word" xmlns:w="http://schemas.openxmlformats.org/wordprocessingml/2006/main" xmlns:w14="http://schemas.microsoft.com/office/word/2010/wordml" xmlns:w15="http://schemas.microsoft.com/office/word/2012/wordml" xmlns:w16cex="http://schemas.microsoft.com/office/word/2018/wordml/cex" xmlns:w16cid="http://schemas.microsoft.com/office/word/2016/wordml/cid" xmlns:w16="http://schemas.microsoft.com/office/word/2018/wordml" xmlns:w16sdtdh="http://schemas.microsoft.com/office/word/2020/wordml/sdtdatahash" xmlns:w16se="http://schemas.microsoft.com/office/word/2015/wordml/symex" xmlns:wpg="http://schemas.microsoft.com/office/word/2010/wordprocessingGroup" xmlns:wpi="http://schemas.microsoft.com/office/word/2010/wordprocessingInk" xmlns:wne="http://schemas.microsoft.com/office/word/2006/wordml" xmlns:wps="http://schemas.microsoft.com/office/word/2010/wordprocessingShape" mc:Ignorable="w14 w15 w16se w16cid w16 w16cex w16sdtdh wp14">
+<w:numbering xmlns:wpc="http://schemas.microsoft.com/office/word/2010/wordprocessingCanvas" xmlns:cx="http://schemas.microsoft.com/office/drawing/2014/chartex" xmlns:cx1="http://schemas.microsoft.com/office/drawing/2015/9/8/chartex" xmlns:cx2="http://schemas.microsoft.com/office/drawing/2015/10/21/chartex" xmlns:cx3="http://schemas.microsoft.com/office/drawing/2016/5/9/chartex" xmlns:cx4="http://schemas.microsoft.com/office/drawing/2016/5/10/chartex" xmlns:cx5="http://schemas.microsoft.com/office/drawing/2016/5/11/chartex" xmlns:cx6="http://schemas.microsoft.com/office/drawing/2016/5/12/chartex" xmlns:cx7="http://schemas.microsoft.com/office/drawing/2016/5/13/chartex" xmlns:cx8="http://schemas.microsoft.com/office/drawing/2016/5/14/chartex" xmlns:mc="http://schemas.openxmlformats.org/markup-compatibility/2006" xmlns:aink="http://schemas.microsoft.com/office/drawing/2016/ink" xmlns:am3d="http://schemas.microsoft.com/office/drawing/2017/model3d" xmlns:o="urn:schemas-microsoft-com:office:office" xmlns:oel="http://schemas.microsoft.com/office/2019/extlst" xmlns:r="http://schemas.openxmlformats.org/officeDocument/2006/relationships" xmlns:m="http://schemas.openxmlformats.org/officeDocument/2006/math" xmlns:v="urn:schemas-microsoft-com:vml" xmlns:wp14="http://schemas.microsoft.com/office/word/2010/wordprocessingDrawing" xmlns:wp="http://schemas.openxmlformats.org/drawingml/2006/wordprocessingDrawing" xmlns:w10="urn:schemas-microsoft-com:office:word" xmlns:w="http://schemas.openxmlformats.org/wordprocessingml/2006/main" xmlns:w14="http://schemas.microsoft.com/office/word/2010/wordml" xmlns:w15="http://schemas.microsoft.com/office/word/2012/wordml" xmlns:w16cex="http://schemas.microsoft.com/office/word/2018/wordml/cex" xmlns:w16cid="http://schemas.microsoft.com/office/word/2016/wordml/cid" xmlns:w16="http://schemas.microsoft.com/office/word/2018/wordml" xmlns:w16du="http://schemas.microsoft.com/office/word/2023/wordml/word16du" xmlns:w16sdtdh="http://schemas.microsoft.com/office/word/2020/wordml/sdtdatahash" xmlns:w16sdtfl="http://schemas.microsoft.com/office/word/2024/wordml/sdtformatlock" xmlns:w16se="http://schemas.microsoft.com/office/word/2015/wordml/symex" xmlns:wpg="http://schemas.microsoft.com/office/word/2010/wordprocessingGroup" xmlns:wpi="http://schemas.microsoft.com/office/word/2010/wordprocessingInk" xmlns:wne="http://schemas.microsoft.com/office/word/2006/wordml" xmlns:wps="http://schemas.microsoft.com/office/word/2010/wordprocessingShape" mc:Ignorable="w14 w15 w16se w16cid w16 w16cex w16sdtdh w16sdtfl w16du wp14">
   <w:abstractNum w:abstractNumId="0" w15:restartNumberingAfterBreak="0">
     <w:nsid w:val="19B85A84"/>
     <w:multiLevelType w:val="hybridMultilevel"/>
@@ -11604,7 +10433,7 @@
 </file>
 
 <file path=word/styles.xml><?xml version="1.0" encoding="utf-8"?>
-<w:styles xmlns:mc="http://schemas.openxmlformats.org/markup-compatibility/2006" xmlns:r="http://schemas.openxmlformats.org/officeDocument/2006/relationships" xmlns:w="http://schemas.openxmlformats.org/wordprocessingml/2006/main" xmlns:w14="http://schemas.microsoft.com/office/word/2010/wordml" xmlns:w15="http://schemas.microsoft.com/office/word/2012/wordml" xmlns:w16cex="http://schemas.microsoft.com/office/word/2018/wordml/cex" xmlns:w16cid="http://schemas.microsoft.com/office/word/2016/wordml/cid" xmlns:w16="http://schemas.microsoft.com/office/word/2018/wordml" xmlns:w16sdtdh="http://schemas.microsoft.com/office/word/2020/wordml/sdtdatahash" xmlns:w16se="http://schemas.microsoft.com/office/word/2015/wordml/symex" mc:Ignorable="w14 w15 w16se w16cid w16 w16cex w16sdtdh">
+<w:styles xmlns:mc="http://schemas.openxmlformats.org/markup-compatibility/2006" xmlns:r="http://schemas.openxmlformats.org/officeDocument/2006/relationships" xmlns:w="http://schemas.openxmlformats.org/wordprocessingml/2006/main" xmlns:w14="http://schemas.microsoft.com/office/word/2010/wordml" xmlns:w15="http://schemas.microsoft.com/office/word/2012/wordml" xmlns:w16cex="http://schemas.microsoft.com/office/word/2018/wordml/cex" xmlns:w16cid="http://schemas.microsoft.com/office/word/2016/wordml/cid" xmlns:w16="http://schemas.microsoft.com/office/word/2018/wordml" xmlns:w16du="http://schemas.microsoft.com/office/word/2023/wordml/word16du" xmlns:w16sdtdh="http://schemas.microsoft.com/office/word/2020/wordml/sdtdatahash" xmlns:w16sdtfl="http://schemas.microsoft.com/office/word/2024/wordml/sdtformatlock" xmlns:w16se="http://schemas.microsoft.com/office/word/2015/wordml/symex" mc:Ignorable="w14 w15 w16se w16cid w16 w16cex w16sdtdh w16sdtfl w16du">
   <w:docDefaults>
     <w:rPrDefault>
       <w:rPr>

--- a/DF_Assignment_04_Spring_2026.docx
+++ b/DF_Assignment_04_Spring_2026.docx
@@ -348,7 +348,27 @@
           <w:sz w:val="24"/>
           <w:szCs w:val="24"/>
         </w:rPr>
-        <w:t xml:space="preserve"> (can be six members but in that case TL has to create an additional page for that member and then assign all tasks accordingly)</w:t>
+        <w:t xml:space="preserve"> (can be six members but in that </w:t>
+      </w:r>
+      <w:proofErr w:type="gramStart"/>
+      <w:r>
+        <w:rPr>
+          <w:rFonts w:ascii="Arial" w:eastAsia="Arial" w:hAnsi="Arial" w:cs="Arial"/>
+          <w:color w:val="000000"/>
+          <w:sz w:val="24"/>
+          <w:szCs w:val="24"/>
+        </w:rPr>
+        <w:t>case</w:t>
+      </w:r>
+      <w:proofErr w:type="gramEnd"/>
+      <w:r>
+        <w:rPr>
+          <w:rFonts w:ascii="Arial" w:eastAsia="Arial" w:hAnsi="Arial" w:cs="Arial"/>
+          <w:color w:val="000000"/>
+          <w:sz w:val="24"/>
+          <w:szCs w:val="24"/>
+        </w:rPr>
+        <w:t xml:space="preserve"> TL has to create an additional page for that member and then assign all tasks accordingly)</w:t>
       </w:r>
     </w:p>
     <w:p>
@@ -592,8 +612,9 @@
           <w:sz w:val="18"/>
           <w:szCs w:val="18"/>
         </w:rPr>
-        <w:t xml:space="preserve">Table 1: Group Details </w:t>
-      </w:r>
+        <w:t xml:space="preserve">Table 1: Group </w:t>
+      </w:r>
+      <w:proofErr w:type="gramStart"/>
       <w:r>
         <w:rPr>
           <w:rFonts w:ascii="Arial" w:eastAsia="Arial" w:hAnsi="Arial" w:cs="Arial"/>
@@ -603,7 +624,7 @@
           <w:sz w:val="18"/>
           <w:szCs w:val="18"/>
         </w:rPr>
-        <w:t>,</w:t>
+        <w:t xml:space="preserve">Details </w:t>
       </w:r>
       <w:r>
         <w:rPr>
@@ -614,7 +635,43 @@
           <w:sz w:val="18"/>
           <w:szCs w:val="18"/>
         </w:rPr>
-        <w:t xml:space="preserve"> Each student must fill their own row (including Assigned Page) in the versioned copy inside the repo</w:t>
+        <w:t>,</w:t>
+      </w:r>
+      <w:proofErr w:type="gramEnd"/>
+      <w:r>
+        <w:rPr>
+          <w:rFonts w:ascii="Arial" w:eastAsia="Arial" w:hAnsi="Arial" w:cs="Arial"/>
+          <w:b/>
+          <w:bCs/>
+          <w:color w:val="444444"/>
+          <w:sz w:val="18"/>
+          <w:szCs w:val="18"/>
+        </w:rPr>
+        <w:t xml:space="preserve"> </w:t>
+      </w:r>
+      <w:proofErr w:type="gramStart"/>
+      <w:r>
+        <w:rPr>
+          <w:rFonts w:ascii="Arial" w:eastAsia="Arial" w:hAnsi="Arial" w:cs="Arial"/>
+          <w:b/>
+          <w:bCs/>
+          <w:color w:val="444444"/>
+          <w:sz w:val="18"/>
+          <w:szCs w:val="18"/>
+        </w:rPr>
+        <w:t>Each</w:t>
+      </w:r>
+      <w:proofErr w:type="gramEnd"/>
+      <w:r>
+        <w:rPr>
+          <w:rFonts w:ascii="Arial" w:eastAsia="Arial" w:hAnsi="Arial" w:cs="Arial"/>
+          <w:b/>
+          <w:bCs/>
+          <w:color w:val="444444"/>
+          <w:sz w:val="18"/>
+          <w:szCs w:val="18"/>
+        </w:rPr>
+        <w:t xml:space="preserve"> student must fill their own row (including Assigned Page) in the versioned copy inside the repo</w:t>
       </w:r>
     </w:p>
     <w:tbl>
@@ -1081,12 +1138,14 @@
             <w:vAlign w:val="center"/>
           </w:tcPr>
           <w:p>
+            <w:proofErr w:type="spellStart"/>
             <w:r>
               <w:t>m</w:t>
             </w:r>
             <w:r>
               <w:t>ukaram</w:t>
             </w:r>
+            <w:proofErr w:type="spellEnd"/>
           </w:p>
         </w:tc>
         <w:tc>
@@ -1816,7 +1875,39 @@
           <w:rFonts w:ascii="Arial" w:eastAsia="Arial" w:hAnsi="Arial" w:cs="Arial"/>
           <w:color w:val="000000"/>
         </w:rPr>
-        <w:t>Your team is the development crew for TaskFlow, a lightweight task-management web application consisting of five HTML pages. The Team Lead sets up the repository, Dockerfile, shared stylesheet, and the CI/CD pipelines. Each team member is then individually responsible for building one specific page of the application, following the full Git, GitHub, and Docker flow independently.</w:t>
+        <w:t xml:space="preserve">Your team is the development crew for </w:t>
+      </w:r>
+      <w:proofErr w:type="spellStart"/>
+      <w:r>
+        <w:rPr>
+          <w:rFonts w:ascii="Arial" w:eastAsia="Arial" w:hAnsi="Arial" w:cs="Arial"/>
+          <w:color w:val="000000"/>
+        </w:rPr>
+        <w:t>TaskFlow</w:t>
+      </w:r>
+      <w:proofErr w:type="spellEnd"/>
+      <w:r>
+        <w:rPr>
+          <w:rFonts w:ascii="Arial" w:eastAsia="Arial" w:hAnsi="Arial" w:cs="Arial"/>
+          <w:color w:val="000000"/>
+        </w:rPr>
+        <w:t xml:space="preserve">, a lightweight task-management web application consisting of five HTML pages. The Team Lead sets up the repository, </w:t>
+      </w:r>
+      <w:proofErr w:type="spellStart"/>
+      <w:r>
+        <w:rPr>
+          <w:rFonts w:ascii="Arial" w:eastAsia="Arial" w:hAnsi="Arial" w:cs="Arial"/>
+          <w:color w:val="000000"/>
+        </w:rPr>
+        <w:t>Dockerfile</w:t>
+      </w:r>
+      <w:proofErr w:type="spellEnd"/>
+      <w:r>
+        <w:rPr>
+          <w:rFonts w:ascii="Arial" w:eastAsia="Arial" w:hAnsi="Arial" w:cs="Arial"/>
+          <w:color w:val="000000"/>
+        </w:rPr>
+        <w:t>, shared stylesheet, and the CI/CD pipelines. Each team member is then individually responsible for building one specific page of the application, following the full Git, GitHub, and Docker flow independently.</w:t>
       </w:r>
     </w:p>
     <w:p>
@@ -1834,7 +1925,23 @@
           <w:rFonts w:ascii="Arial" w:eastAsia="Arial" w:hAnsi="Arial" w:cs="Arial"/>
           <w:color w:val="000000"/>
         </w:rPr>
-        <w:t>The 5 pages of the TaskFlow application and their assignment are defined in Table 3 below. The Team Lead takes Page 1 (Home / Dashboard) in addition to their setup responsibilities.</w:t>
+        <w:t xml:space="preserve">The 5 pages of the </w:t>
+      </w:r>
+      <w:proofErr w:type="spellStart"/>
+      <w:r>
+        <w:rPr>
+          <w:rFonts w:ascii="Arial" w:eastAsia="Arial" w:hAnsi="Arial" w:cs="Arial"/>
+          <w:color w:val="000000"/>
+        </w:rPr>
+        <w:t>TaskFlow</w:t>
+      </w:r>
+      <w:proofErr w:type="spellEnd"/>
+      <w:r>
+        <w:rPr>
+          <w:rFonts w:ascii="Arial" w:eastAsia="Arial" w:hAnsi="Arial" w:cs="Arial"/>
+          <w:color w:val="000000"/>
+        </w:rPr>
+        <w:t xml:space="preserve"> application and their assignment are defined in Table 3 below. The Team Lead takes Page 1 (Home / Dashboard) in addition to their setup responsibilities.</w:t>
       </w:r>
     </w:p>
     <w:p>
@@ -1856,7 +1963,31 @@
           <w:sz w:val="18"/>
           <w:szCs w:val="18"/>
         </w:rPr>
-        <w:t>Table 3: TaskFlow Page Assignment</w:t>
+        <w:t xml:space="preserve">Table 3: </w:t>
+      </w:r>
+      <w:proofErr w:type="spellStart"/>
+      <w:r>
+        <w:rPr>
+          <w:rFonts w:ascii="Arial" w:eastAsia="Arial" w:hAnsi="Arial" w:cs="Arial"/>
+          <w:b/>
+          <w:bCs/>
+          <w:color w:val="444444"/>
+          <w:sz w:val="18"/>
+          <w:szCs w:val="18"/>
+        </w:rPr>
+        <w:t>TaskFlow</w:t>
+      </w:r>
+      <w:proofErr w:type="spellEnd"/>
+      <w:r>
+        <w:rPr>
+          <w:rFonts w:ascii="Arial" w:eastAsia="Arial" w:hAnsi="Arial" w:cs="Arial"/>
+          <w:b/>
+          <w:bCs/>
+          <w:color w:val="444444"/>
+          <w:sz w:val="18"/>
+          <w:szCs w:val="18"/>
+        </w:rPr>
+        <w:t xml:space="preserve"> Page Assignment</w:t>
       </w:r>
     </w:p>
     <w:tbl>
@@ -2262,7 +2393,17 @@
                 <w:sz w:val="18"/>
                 <w:szCs w:val="18"/>
               </w:rPr>
-              <w:t xml:space="preserve">An HTML form allowing the user to enter a new task </w:t>
+              <w:t xml:space="preserve">An HTML form allowing the user to enter a new </w:t>
+            </w:r>
+            <w:proofErr w:type="gramStart"/>
+            <w:r>
+              <w:rPr>
+                <w:rFonts w:ascii="Arial" w:eastAsia="Arial" w:hAnsi="Arial" w:cs="Arial"/>
+                <w:color w:val="000000"/>
+                <w:sz w:val="18"/>
+                <w:szCs w:val="18"/>
+              </w:rPr>
+              <w:t xml:space="preserve">task </w:t>
             </w:r>
             <w:r>
               <w:rPr>
@@ -2273,6 +2414,7 @@
               </w:rPr>
               <w:t>,</w:t>
             </w:r>
+            <w:proofErr w:type="gramEnd"/>
             <w:r>
               <w:rPr>
                 <w:rFonts w:ascii="Arial" w:eastAsia="Arial" w:hAnsi="Arial" w:cs="Arial"/>
@@ -2659,7 +2801,27 @@
                 <w:sz w:val="18"/>
                 <w:szCs w:val="18"/>
               </w:rPr>
-              <w:t>A page describing the TaskFlow application, its purpose, and a simple usage guide explaining how to navigate and use the app.</w:t>
+              <w:t xml:space="preserve">A page describing the </w:t>
+            </w:r>
+            <w:proofErr w:type="spellStart"/>
+            <w:r>
+              <w:rPr>
+                <w:rFonts w:ascii="Arial" w:eastAsia="Arial" w:hAnsi="Arial" w:cs="Arial"/>
+                <w:color w:val="000000"/>
+                <w:sz w:val="18"/>
+                <w:szCs w:val="18"/>
+              </w:rPr>
+              <w:t>TaskFlow</w:t>
+            </w:r>
+            <w:proofErr w:type="spellEnd"/>
+            <w:r>
+              <w:rPr>
+                <w:rFonts w:ascii="Arial" w:eastAsia="Arial" w:hAnsi="Arial" w:cs="Arial"/>
+                <w:color w:val="000000"/>
+                <w:sz w:val="18"/>
+                <w:szCs w:val="18"/>
+              </w:rPr>
+              <w:t xml:space="preserve"> application, its purpose, and a simple usage guide explaining how to navigate and use the app.</w:t>
             </w:r>
           </w:p>
         </w:tc>
@@ -2713,7 +2875,55 @@
           <w:rFonts w:ascii="Arial" w:eastAsia="Arial" w:hAnsi="Arial" w:cs="Arial"/>
           <w:color w:val="000000"/>
         </w:rPr>
-        <w:t xml:space="preserve"> using the naming convention: feature/&lt;member-github-username&gt;/&lt;page-name&gt;  (e.g., feature/ali-hassan/add-task).</w:t>
+        <w:t xml:space="preserve"> using the naming convention: feature/&lt;member-</w:t>
+      </w:r>
+      <w:proofErr w:type="spellStart"/>
+      <w:r>
+        <w:rPr>
+          <w:rFonts w:ascii="Arial" w:eastAsia="Arial" w:hAnsi="Arial" w:cs="Arial"/>
+          <w:color w:val="000000"/>
+        </w:rPr>
+        <w:t>github</w:t>
+      </w:r>
+      <w:proofErr w:type="spellEnd"/>
+      <w:r>
+        <w:rPr>
+          <w:rFonts w:ascii="Arial" w:eastAsia="Arial" w:hAnsi="Arial" w:cs="Arial"/>
+          <w:color w:val="000000"/>
+        </w:rPr>
+        <w:t>-username&gt;/&lt;page-name</w:t>
+      </w:r>
+      <w:proofErr w:type="gramStart"/>
+      <w:r>
+        <w:rPr>
+          <w:rFonts w:ascii="Arial" w:eastAsia="Arial" w:hAnsi="Arial" w:cs="Arial"/>
+          <w:color w:val="000000"/>
+        </w:rPr>
+        <w:t>&gt;  (</w:t>
+      </w:r>
+      <w:proofErr w:type="gramEnd"/>
+      <w:r>
+        <w:rPr>
+          <w:rFonts w:ascii="Arial" w:eastAsia="Arial" w:hAnsi="Arial" w:cs="Arial"/>
+          <w:color w:val="000000"/>
+        </w:rPr>
+        <w:t>e.g., feature/</w:t>
+      </w:r>
+      <w:proofErr w:type="spellStart"/>
+      <w:r>
+        <w:rPr>
+          <w:rFonts w:ascii="Arial" w:eastAsia="Arial" w:hAnsi="Arial" w:cs="Arial"/>
+          <w:color w:val="000000"/>
+        </w:rPr>
+        <w:t>ali-hassan</w:t>
+      </w:r>
+      <w:proofErr w:type="spellEnd"/>
+      <w:r>
+        <w:rPr>
+          <w:rFonts w:ascii="Arial" w:eastAsia="Arial" w:hAnsi="Arial" w:cs="Arial"/>
+          <w:color w:val="000000"/>
+        </w:rPr>
+        <w:t>/add-task).</w:t>
       </w:r>
     </w:p>
     <w:p>
@@ -2841,7 +3051,23 @@
           <w:rFonts w:ascii="Arial" w:eastAsia="Arial" w:hAnsi="Arial" w:cs="Arial"/>
           <w:color w:val="2E75B6"/>
         </w:rPr>
-        <w:t xml:space="preserve"> → CD deploys to Render → Live TaskFlow updated with the new page.</w:t>
+        <w:t xml:space="preserve"> → CD deploys to Render → Live </w:t>
+      </w:r>
+      <w:proofErr w:type="spellStart"/>
+      <w:r>
+        <w:rPr>
+          <w:rFonts w:ascii="Arial" w:eastAsia="Arial" w:hAnsi="Arial" w:cs="Arial"/>
+          <w:color w:val="2E75B6"/>
+        </w:rPr>
+        <w:t>TaskFlow</w:t>
+      </w:r>
+      <w:proofErr w:type="spellEnd"/>
+      <w:r>
+        <w:rPr>
+          <w:rFonts w:ascii="Arial" w:eastAsia="Arial" w:hAnsi="Arial" w:cs="Arial"/>
+          <w:color w:val="2E75B6"/>
+        </w:rPr>
+        <w:t xml:space="preserve"> updated with the new page.</w:t>
       </w:r>
     </w:p>
     <w:p>
@@ -2895,7 +3121,23 @@
           <w:rFonts w:ascii="Arial" w:eastAsia="Arial" w:hAnsi="Arial" w:cs="Arial"/>
           <w:color w:val="000000"/>
         </w:rPr>
-        <w:t>Create a new public GitHub repository named taskflow-cicd (or a name agreed by the team). Do NOT clone or fork any existing repository.</w:t>
+        <w:t xml:space="preserve">Create a new public GitHub repository named </w:t>
+      </w:r>
+      <w:proofErr w:type="spellStart"/>
+      <w:r>
+        <w:rPr>
+          <w:rFonts w:ascii="Arial" w:eastAsia="Arial" w:hAnsi="Arial" w:cs="Arial"/>
+          <w:color w:val="000000"/>
+        </w:rPr>
+        <w:t>taskflow-cicd</w:t>
+      </w:r>
+      <w:proofErr w:type="spellEnd"/>
+      <w:r>
+        <w:rPr>
+          <w:rFonts w:ascii="Arial" w:eastAsia="Arial" w:hAnsi="Arial" w:cs="Arial"/>
+          <w:color w:val="000000"/>
+        </w:rPr>
+        <w:t xml:space="preserve"> (or a name agreed by the team). Do NOT clone or fork any existing repository.</w:t>
       </w:r>
     </w:p>
     <w:p>
@@ -3180,7 +3422,17 @@
                 <w:sz w:val="18"/>
                 <w:szCs w:val="18"/>
               </w:rPr>
-              <w:t xml:space="preserve">Home / Dashboard page </w:t>
+              <w:t xml:space="preserve">Home / Dashboard </w:t>
+            </w:r>
+            <w:proofErr w:type="gramStart"/>
+            <w:r>
+              <w:rPr>
+                <w:rFonts w:ascii="Arial" w:eastAsia="Arial" w:hAnsi="Arial" w:cs="Arial"/>
+                <w:color w:val="000000"/>
+                <w:sz w:val="18"/>
+                <w:szCs w:val="18"/>
+              </w:rPr>
+              <w:t xml:space="preserve">page </w:t>
             </w:r>
             <w:r>
               <w:rPr>
@@ -3191,6 +3443,7 @@
               </w:rPr>
               <w:t>,</w:t>
             </w:r>
+            <w:proofErr w:type="gramEnd"/>
             <w:r>
               <w:rPr>
                 <w:rFonts w:ascii="Arial" w:eastAsia="Arial" w:hAnsi="Arial" w:cs="Arial"/>
@@ -3262,7 +3515,17 @@
                 <w:sz w:val="18"/>
                 <w:szCs w:val="18"/>
               </w:rPr>
-              <w:t xml:space="preserve">Add Task page </w:t>
+              <w:t xml:space="preserve">Add Task </w:t>
+            </w:r>
+            <w:proofErr w:type="gramStart"/>
+            <w:r>
+              <w:rPr>
+                <w:rFonts w:ascii="Arial" w:eastAsia="Arial" w:hAnsi="Arial" w:cs="Arial"/>
+                <w:color w:val="000000"/>
+                <w:sz w:val="18"/>
+                <w:szCs w:val="18"/>
+              </w:rPr>
+              <w:t xml:space="preserve">page </w:t>
             </w:r>
             <w:r>
               <w:rPr>
@@ -3273,6 +3536,7 @@
               </w:rPr>
               <w:t>,</w:t>
             </w:r>
+            <w:proofErr w:type="gramEnd"/>
             <w:r>
               <w:rPr>
                 <w:rFonts w:ascii="Arial" w:eastAsia="Arial" w:hAnsi="Arial" w:cs="Arial"/>
@@ -3344,7 +3608,17 @@
                 <w:sz w:val="18"/>
                 <w:szCs w:val="18"/>
               </w:rPr>
-              <w:t xml:space="preserve">Task List page </w:t>
+              <w:t xml:space="preserve">Task List </w:t>
+            </w:r>
+            <w:proofErr w:type="gramStart"/>
+            <w:r>
+              <w:rPr>
+                <w:rFonts w:ascii="Arial" w:eastAsia="Arial" w:hAnsi="Arial" w:cs="Arial"/>
+                <w:color w:val="000000"/>
+                <w:sz w:val="18"/>
+                <w:szCs w:val="18"/>
+              </w:rPr>
+              <w:t xml:space="preserve">page </w:t>
             </w:r>
             <w:r>
               <w:rPr>
@@ -3355,6 +3629,7 @@
               </w:rPr>
               <w:t>,</w:t>
             </w:r>
+            <w:proofErr w:type="gramEnd"/>
             <w:r>
               <w:rPr>
                 <w:rFonts w:ascii="Arial" w:eastAsia="Arial" w:hAnsi="Arial" w:cs="Arial"/>
@@ -3426,7 +3701,17 @@
                 <w:sz w:val="18"/>
                 <w:szCs w:val="18"/>
               </w:rPr>
-              <w:t xml:space="preserve">Task Detail page </w:t>
+              <w:t xml:space="preserve">Task Detail </w:t>
+            </w:r>
+            <w:proofErr w:type="gramStart"/>
+            <w:r>
+              <w:rPr>
+                <w:rFonts w:ascii="Arial" w:eastAsia="Arial" w:hAnsi="Arial" w:cs="Arial"/>
+                <w:color w:val="000000"/>
+                <w:sz w:val="18"/>
+                <w:szCs w:val="18"/>
+              </w:rPr>
+              <w:t xml:space="preserve">page </w:t>
             </w:r>
             <w:r>
               <w:rPr>
@@ -3437,6 +3722,7 @@
               </w:rPr>
               <w:t>,</w:t>
             </w:r>
+            <w:proofErr w:type="gramEnd"/>
             <w:r>
               <w:rPr>
                 <w:rFonts w:ascii="Arial" w:eastAsia="Arial" w:hAnsi="Arial" w:cs="Arial"/>
@@ -3508,7 +3794,17 @@
                 <w:sz w:val="18"/>
                 <w:szCs w:val="18"/>
               </w:rPr>
-              <w:t xml:space="preserve">About / Help page </w:t>
+              <w:t xml:space="preserve">About / Help </w:t>
+            </w:r>
+            <w:proofErr w:type="gramStart"/>
+            <w:r>
+              <w:rPr>
+                <w:rFonts w:ascii="Arial" w:eastAsia="Arial" w:hAnsi="Arial" w:cs="Arial"/>
+                <w:color w:val="000000"/>
+                <w:sz w:val="18"/>
+                <w:szCs w:val="18"/>
+              </w:rPr>
+              <w:t xml:space="preserve">page </w:t>
             </w:r>
             <w:r>
               <w:rPr>
@@ -3519,6 +3815,7 @@
               </w:rPr>
               <w:t>,</w:t>
             </w:r>
+            <w:proofErr w:type="gramEnd"/>
             <w:r>
               <w:rPr>
                 <w:rFonts w:ascii="Arial" w:eastAsia="Arial" w:hAnsi="Arial" w:cs="Arial"/>
@@ -3590,7 +3887,17 @@
                 <w:sz w:val="18"/>
                 <w:szCs w:val="18"/>
               </w:rPr>
-              <w:t xml:space="preserve">Shared stylesheet </w:t>
+              <w:t xml:space="preserve">Shared </w:t>
+            </w:r>
+            <w:proofErr w:type="gramStart"/>
+            <w:r>
+              <w:rPr>
+                <w:rFonts w:ascii="Arial" w:eastAsia="Arial" w:hAnsi="Arial" w:cs="Arial"/>
+                <w:color w:val="000000"/>
+                <w:sz w:val="18"/>
+                <w:szCs w:val="18"/>
+              </w:rPr>
+              <w:t xml:space="preserve">stylesheet </w:t>
             </w:r>
             <w:r>
               <w:rPr>
@@ -3601,6 +3908,7 @@
               </w:rPr>
               <w:t>,</w:t>
             </w:r>
+            <w:proofErr w:type="gramEnd"/>
             <w:r>
               <w:rPr>
                 <w:rFonts w:ascii="Arial" w:eastAsia="Arial" w:hAnsi="Arial" w:cs="Arial"/>
@@ -3633,6 +3941,7 @@
             <w:vAlign w:val="center"/>
           </w:tcPr>
           <w:p>
+            <w:proofErr w:type="spellStart"/>
             <w:r>
               <w:rPr>
                 <w:rFonts w:ascii="Arial" w:eastAsia="Arial" w:hAnsi="Arial" w:cs="Arial"/>
@@ -3644,6 +3953,7 @@
               </w:rPr>
               <w:t>Dockerfile</w:t>
             </w:r>
+            <w:proofErr w:type="spellEnd"/>
           </w:p>
         </w:tc>
         <w:tc>
@@ -3665,14 +3975,25 @@
             <w:vAlign w:val="center"/>
           </w:tcPr>
           <w:p>
-            <w:r>
-              <w:rPr>
-                <w:rFonts w:ascii="Arial" w:eastAsia="Arial" w:hAnsi="Arial" w:cs="Arial"/>
-                <w:color w:val="000000"/>
-                <w:sz w:val="18"/>
-                <w:szCs w:val="18"/>
-              </w:rPr>
-              <w:t>Dockerfile to containerize the application (nginx-based)</w:t>
+            <w:proofErr w:type="spellStart"/>
+            <w:r>
+              <w:rPr>
+                <w:rFonts w:ascii="Arial" w:eastAsia="Arial" w:hAnsi="Arial" w:cs="Arial"/>
+                <w:color w:val="000000"/>
+                <w:sz w:val="18"/>
+                <w:szCs w:val="18"/>
+              </w:rPr>
+              <w:t>Dockerfile</w:t>
+            </w:r>
+            <w:proofErr w:type="spellEnd"/>
+            <w:r>
+              <w:rPr>
+                <w:rFonts w:ascii="Arial" w:eastAsia="Arial" w:hAnsi="Arial" w:cs="Arial"/>
+                <w:color w:val="000000"/>
+                <w:sz w:val="18"/>
+                <w:szCs w:val="18"/>
+              </w:rPr>
+              <w:t xml:space="preserve"> to containerize the application (nginx-based)</w:t>
             </w:r>
           </w:p>
         </w:tc>
@@ -3706,8 +4027,45 @@
                 <w:sz w:val="18"/>
                 <w:szCs w:val="18"/>
               </w:rPr>
-              <w:t>.github/workflows/ci.yml</w:t>
-            </w:r>
+              <w:t>.</w:t>
+            </w:r>
+            <w:proofErr w:type="spellStart"/>
+            <w:r>
+              <w:rPr>
+                <w:rFonts w:ascii="Arial" w:eastAsia="Arial" w:hAnsi="Arial" w:cs="Arial"/>
+                <w:b/>
+                <w:bCs/>
+                <w:color w:val="000000"/>
+                <w:sz w:val="18"/>
+                <w:szCs w:val="18"/>
+              </w:rPr>
+              <w:t>github</w:t>
+            </w:r>
+            <w:proofErr w:type="spellEnd"/>
+            <w:r>
+              <w:rPr>
+                <w:rFonts w:ascii="Arial" w:eastAsia="Arial" w:hAnsi="Arial" w:cs="Arial"/>
+                <w:b/>
+                <w:bCs/>
+                <w:color w:val="000000"/>
+                <w:sz w:val="18"/>
+                <w:szCs w:val="18"/>
+              </w:rPr>
+              <w:t>/workflows/</w:t>
+            </w:r>
+            <w:proofErr w:type="spellStart"/>
+            <w:r>
+              <w:rPr>
+                <w:rFonts w:ascii="Arial" w:eastAsia="Arial" w:hAnsi="Arial" w:cs="Arial"/>
+                <w:b/>
+                <w:bCs/>
+                <w:color w:val="000000"/>
+                <w:sz w:val="18"/>
+                <w:szCs w:val="18"/>
+              </w:rPr>
+              <w:t>ci.yml</w:t>
+            </w:r>
+            <w:proofErr w:type="spellEnd"/>
           </w:p>
         </w:tc>
         <w:tc>
@@ -3779,8 +4137,45 @@
                 <w:sz w:val="18"/>
                 <w:szCs w:val="18"/>
               </w:rPr>
-              <w:t>.github/workflows/cd.yml</w:t>
-            </w:r>
+              <w:t>.</w:t>
+            </w:r>
+            <w:proofErr w:type="spellStart"/>
+            <w:r>
+              <w:rPr>
+                <w:rFonts w:ascii="Arial" w:eastAsia="Arial" w:hAnsi="Arial" w:cs="Arial"/>
+                <w:b/>
+                <w:bCs/>
+                <w:color w:val="000000"/>
+                <w:sz w:val="18"/>
+                <w:szCs w:val="18"/>
+              </w:rPr>
+              <w:t>github</w:t>
+            </w:r>
+            <w:proofErr w:type="spellEnd"/>
+            <w:r>
+              <w:rPr>
+                <w:rFonts w:ascii="Arial" w:eastAsia="Arial" w:hAnsi="Arial" w:cs="Arial"/>
+                <w:b/>
+                <w:bCs/>
+                <w:color w:val="000000"/>
+                <w:sz w:val="18"/>
+                <w:szCs w:val="18"/>
+              </w:rPr>
+              <w:t>/workflows/</w:t>
+            </w:r>
+            <w:proofErr w:type="spellStart"/>
+            <w:r>
+              <w:rPr>
+                <w:rFonts w:ascii="Arial" w:eastAsia="Arial" w:hAnsi="Arial" w:cs="Arial"/>
+                <w:b/>
+                <w:bCs/>
+                <w:color w:val="000000"/>
+                <w:sz w:val="18"/>
+                <w:szCs w:val="18"/>
+              </w:rPr>
+              <w:t>cd.yml</w:t>
+            </w:r>
+            <w:proofErr w:type="spellEnd"/>
           </w:p>
         </w:tc>
         <w:tc>
@@ -3923,7 +4318,15 @@
           <w:rFonts w:ascii="Arial" w:eastAsia="Arial" w:hAnsi="Arial" w:cs="Arial"/>
           <w:color w:val="000000"/>
         </w:rPr>
-        <w:t xml:space="preserve">The Team Lead (TL) is responsible for creating all secrets listed below. The TL is the repository admin and the credentials in use </w:t>
+        <w:t xml:space="preserve">The Team Lead (TL) is responsible for creating all secrets listed below. The TL is the repository admin and the credentials in </w:t>
+      </w:r>
+      <w:proofErr w:type="gramStart"/>
+      <w:r>
+        <w:rPr>
+          <w:rFonts w:ascii="Arial" w:eastAsia="Arial" w:hAnsi="Arial" w:cs="Arial"/>
+          <w:color w:val="000000"/>
+        </w:rPr>
+        <w:t xml:space="preserve">use </w:t>
       </w:r>
       <w:r>
         <w:rPr>
@@ -3932,12 +4335,21 @@
         </w:rPr>
         <w:t>,</w:t>
       </w:r>
-      <w:r>
-        <w:rPr>
-          <w:rFonts w:ascii="Arial" w:eastAsia="Arial" w:hAnsi="Arial" w:cs="Arial"/>
-          <w:color w:val="000000"/>
-        </w:rPr>
-        <w:t xml:space="preserve"> Docker Hub and Render </w:t>
+      <w:proofErr w:type="gramEnd"/>
+      <w:r>
+        <w:rPr>
+          <w:rFonts w:ascii="Arial" w:eastAsia="Arial" w:hAnsi="Arial" w:cs="Arial"/>
+          <w:color w:val="000000"/>
+        </w:rPr>
+        <w:t xml:space="preserve"> Docker Hub and </w:t>
+      </w:r>
+      <w:proofErr w:type="gramStart"/>
+      <w:r>
+        <w:rPr>
+          <w:rFonts w:ascii="Arial" w:eastAsia="Arial" w:hAnsi="Arial" w:cs="Arial"/>
+          <w:color w:val="000000"/>
+        </w:rPr>
+        <w:t xml:space="preserve">Render </w:t>
       </w:r>
       <w:r>
         <w:rPr>
@@ -3946,6 +4358,7 @@
         </w:rPr>
         <w:t>,</w:t>
       </w:r>
+      <w:proofErr w:type="gramEnd"/>
       <w:r>
         <w:rPr>
           <w:rFonts w:ascii="Arial" w:eastAsia="Arial" w:hAnsi="Arial" w:cs="Arial"/>
@@ -4362,7 +4775,17 @@
                 <w:sz w:val="18"/>
                 <w:szCs w:val="18"/>
               </w:rPr>
-              <w:t xml:space="preserve">Team Lead's Docker Hub Personal Access Token (PAT) </w:t>
+              <w:t>Team Lead's Docker Hub Personal Access Token (PAT</w:t>
+            </w:r>
+            <w:proofErr w:type="gramStart"/>
+            <w:r>
+              <w:rPr>
+                <w:rFonts w:ascii="Arial" w:eastAsia="Arial" w:hAnsi="Arial" w:cs="Arial"/>
+                <w:color w:val="000000"/>
+                <w:sz w:val="18"/>
+                <w:szCs w:val="18"/>
+              </w:rPr>
+              <w:t xml:space="preserve">) </w:t>
             </w:r>
             <w:r>
               <w:rPr>
@@ -4373,6 +4796,7 @@
               </w:rPr>
               <w:t>,</w:t>
             </w:r>
+            <w:proofErr w:type="gramEnd"/>
             <w:r>
               <w:rPr>
                 <w:rFonts w:ascii="Arial" w:eastAsia="Arial" w:hAnsi="Arial" w:cs="Arial"/>
@@ -4539,7 +4963,79 @@
           <w:sz w:val="28"/>
           <w:szCs w:val="28"/>
         </w:rPr>
-        <w:t>CI PIPELINE REQUIREMENTS  (.github/workflows/ci.yml)</w:t>
+        <w:t xml:space="preserve">CI PIPELINE </w:t>
+      </w:r>
+      <w:proofErr w:type="gramStart"/>
+      <w:r>
+        <w:rPr>
+          <w:rFonts w:ascii="Arial" w:eastAsia="Arial" w:hAnsi="Arial" w:cs="Arial"/>
+          <w:b/>
+          <w:bCs/>
+          <w:color w:val="1F3864"/>
+          <w:sz w:val="28"/>
+          <w:szCs w:val="28"/>
+        </w:rPr>
+        <w:t>REQUIREMENTS  (</w:t>
+      </w:r>
+      <w:proofErr w:type="gramEnd"/>
+      <w:r>
+        <w:rPr>
+          <w:rFonts w:ascii="Arial" w:eastAsia="Arial" w:hAnsi="Arial" w:cs="Arial"/>
+          <w:b/>
+          <w:bCs/>
+          <w:color w:val="1F3864"/>
+          <w:sz w:val="28"/>
+          <w:szCs w:val="28"/>
+        </w:rPr>
+        <w:t>.</w:t>
+      </w:r>
+      <w:proofErr w:type="spellStart"/>
+      <w:r>
+        <w:rPr>
+          <w:rFonts w:ascii="Arial" w:eastAsia="Arial" w:hAnsi="Arial" w:cs="Arial"/>
+          <w:b/>
+          <w:bCs/>
+          <w:color w:val="1F3864"/>
+          <w:sz w:val="28"/>
+          <w:szCs w:val="28"/>
+        </w:rPr>
+        <w:t>github</w:t>
+      </w:r>
+      <w:proofErr w:type="spellEnd"/>
+      <w:r>
+        <w:rPr>
+          <w:rFonts w:ascii="Arial" w:eastAsia="Arial" w:hAnsi="Arial" w:cs="Arial"/>
+          <w:b/>
+          <w:bCs/>
+          <w:color w:val="1F3864"/>
+          <w:sz w:val="28"/>
+          <w:szCs w:val="28"/>
+        </w:rPr>
+        <w:t>/workflows/</w:t>
+      </w:r>
+      <w:proofErr w:type="spellStart"/>
+      <w:r>
+        <w:rPr>
+          <w:rFonts w:ascii="Arial" w:eastAsia="Arial" w:hAnsi="Arial" w:cs="Arial"/>
+          <w:b/>
+          <w:bCs/>
+          <w:color w:val="1F3864"/>
+          <w:sz w:val="28"/>
+          <w:szCs w:val="28"/>
+        </w:rPr>
+        <w:t>ci.yml</w:t>
+      </w:r>
+      <w:proofErr w:type="spellEnd"/>
+      <w:r>
+        <w:rPr>
+          <w:rFonts w:ascii="Arial" w:eastAsia="Arial" w:hAnsi="Arial" w:cs="Arial"/>
+          <w:b/>
+          <w:bCs/>
+          <w:color w:val="1F3864"/>
+          <w:sz w:val="28"/>
+          <w:szCs w:val="28"/>
+        </w:rPr>
+        <w:t>)</w:t>
       </w:r>
     </w:p>
     <w:p>
@@ -4554,7 +5050,27 @@
           <w:bCs/>
           <w:color w:val="000000"/>
         </w:rPr>
-        <w:t xml:space="preserve">Trigger: The CI workflow must be triggered by a pull_request event targeting the </w:t>
+        <w:t xml:space="preserve">Trigger: The CI workflow must be triggered by a </w:t>
+      </w:r>
+      <w:proofErr w:type="spellStart"/>
+      <w:r>
+        <w:rPr>
+          <w:rFonts w:ascii="Arial" w:eastAsia="Arial" w:hAnsi="Arial" w:cs="Arial"/>
+          <w:b/>
+          <w:bCs/>
+          <w:color w:val="000000"/>
+        </w:rPr>
+        <w:t>pull_request</w:t>
+      </w:r>
+      <w:proofErr w:type="spellEnd"/>
+      <w:r>
+        <w:rPr>
+          <w:rFonts w:ascii="Arial" w:eastAsia="Arial" w:hAnsi="Arial" w:cs="Arial"/>
+          <w:b/>
+          <w:bCs/>
+          <w:color w:val="000000"/>
+        </w:rPr>
+        <w:t xml:space="preserve"> event targeting the </w:t>
       </w:r>
       <w:r>
         <w:rPr>
@@ -4641,7 +5157,23 @@
           <w:rFonts w:ascii="Arial" w:eastAsia="Arial" w:hAnsi="Arial" w:cs="Arial"/>
           <w:color w:val="000000"/>
         </w:rPr>
-        <w:t>Step 3 – Build Image: Build the Docker image from the Dockerfile in the project root.</w:t>
+        <w:t xml:space="preserve">Step 3 – Build Image: Build the Docker image from the </w:t>
+      </w:r>
+      <w:proofErr w:type="spellStart"/>
+      <w:r>
+        <w:rPr>
+          <w:rFonts w:ascii="Arial" w:eastAsia="Arial" w:hAnsi="Arial" w:cs="Arial"/>
+          <w:color w:val="000000"/>
+        </w:rPr>
+        <w:t>Dockerfile</w:t>
+      </w:r>
+      <w:proofErr w:type="spellEnd"/>
+      <w:r>
+        <w:rPr>
+          <w:rFonts w:ascii="Arial" w:eastAsia="Arial" w:hAnsi="Arial" w:cs="Arial"/>
+          <w:color w:val="000000"/>
+        </w:rPr>
+        <w:t xml:space="preserve"> in the project root.</w:t>
       </w:r>
     </w:p>
     <w:p>
@@ -4658,7 +5190,15 @@
           <w:rFonts w:ascii="Arial" w:eastAsia="Arial" w:hAnsi="Arial" w:cs="Arial"/>
           <w:color w:val="000000"/>
         </w:rPr>
-        <w:t xml:space="preserve">Step 4 – Tag Image: Tag the image using a meaningful strategy </w:t>
+        <w:t xml:space="preserve">Step 4 – Tag Image: Tag the image using a meaningful </w:t>
+      </w:r>
+      <w:proofErr w:type="gramStart"/>
+      <w:r>
+        <w:rPr>
+          <w:rFonts w:ascii="Arial" w:eastAsia="Arial" w:hAnsi="Arial" w:cs="Arial"/>
+          <w:color w:val="000000"/>
+        </w:rPr>
+        <w:t xml:space="preserve">strategy </w:t>
       </w:r>
       <w:r>
         <w:rPr>
@@ -4667,12 +5207,29 @@
         </w:rPr>
         <w:t>,</w:t>
       </w:r>
-      <w:r>
-        <w:rPr>
-          <w:rFonts w:ascii="Arial" w:eastAsia="Arial" w:hAnsi="Arial" w:cs="Arial"/>
-          <w:color w:val="000000"/>
-        </w:rPr>
-        <w:t xml:space="preserve"> at minimum the 'latest' tag; optionally also tag with the short commit SHA (github.sha).</w:t>
+      <w:proofErr w:type="gramEnd"/>
+      <w:r>
+        <w:rPr>
+          <w:rFonts w:ascii="Arial" w:eastAsia="Arial" w:hAnsi="Arial" w:cs="Arial"/>
+          <w:color w:val="000000"/>
+        </w:rPr>
+        <w:t xml:space="preserve"> at minimum the 'latest' tag; optionally also tag with the short commit SHA (</w:t>
+      </w:r>
+      <w:proofErr w:type="spellStart"/>
+      <w:r>
+        <w:rPr>
+          <w:rFonts w:ascii="Arial" w:eastAsia="Arial" w:hAnsi="Arial" w:cs="Arial"/>
+          <w:color w:val="000000"/>
+        </w:rPr>
+        <w:t>github.sha</w:t>
+      </w:r>
+      <w:proofErr w:type="spellEnd"/>
+      <w:r>
+        <w:rPr>
+          <w:rFonts w:ascii="Arial" w:eastAsia="Arial" w:hAnsi="Arial" w:cs="Arial"/>
+          <w:color w:val="000000"/>
+        </w:rPr>
+        <w:t>).</w:t>
       </w:r>
     </w:p>
     <w:p>
@@ -4780,7 +5337,79 @@
           <w:sz w:val="28"/>
           <w:szCs w:val="28"/>
         </w:rPr>
-        <w:t>CD PIPELINE REQUIREMENTS  (.github/workflows/cd.yml)</w:t>
+        <w:t xml:space="preserve">CD PIPELINE </w:t>
+      </w:r>
+      <w:proofErr w:type="gramStart"/>
+      <w:r>
+        <w:rPr>
+          <w:rFonts w:ascii="Arial" w:eastAsia="Arial" w:hAnsi="Arial" w:cs="Arial"/>
+          <w:b/>
+          <w:bCs/>
+          <w:color w:val="1F3864"/>
+          <w:sz w:val="28"/>
+          <w:szCs w:val="28"/>
+        </w:rPr>
+        <w:t>REQUIREMENTS  (</w:t>
+      </w:r>
+      <w:proofErr w:type="gramEnd"/>
+      <w:r>
+        <w:rPr>
+          <w:rFonts w:ascii="Arial" w:eastAsia="Arial" w:hAnsi="Arial" w:cs="Arial"/>
+          <w:b/>
+          <w:bCs/>
+          <w:color w:val="1F3864"/>
+          <w:sz w:val="28"/>
+          <w:szCs w:val="28"/>
+        </w:rPr>
+        <w:t>.</w:t>
+      </w:r>
+      <w:proofErr w:type="spellStart"/>
+      <w:r>
+        <w:rPr>
+          <w:rFonts w:ascii="Arial" w:eastAsia="Arial" w:hAnsi="Arial" w:cs="Arial"/>
+          <w:b/>
+          <w:bCs/>
+          <w:color w:val="1F3864"/>
+          <w:sz w:val="28"/>
+          <w:szCs w:val="28"/>
+        </w:rPr>
+        <w:t>github</w:t>
+      </w:r>
+      <w:proofErr w:type="spellEnd"/>
+      <w:r>
+        <w:rPr>
+          <w:rFonts w:ascii="Arial" w:eastAsia="Arial" w:hAnsi="Arial" w:cs="Arial"/>
+          <w:b/>
+          <w:bCs/>
+          <w:color w:val="1F3864"/>
+          <w:sz w:val="28"/>
+          <w:szCs w:val="28"/>
+        </w:rPr>
+        <w:t>/workflows/</w:t>
+      </w:r>
+      <w:proofErr w:type="spellStart"/>
+      <w:r>
+        <w:rPr>
+          <w:rFonts w:ascii="Arial" w:eastAsia="Arial" w:hAnsi="Arial" w:cs="Arial"/>
+          <w:b/>
+          <w:bCs/>
+          <w:color w:val="1F3864"/>
+          <w:sz w:val="28"/>
+          <w:szCs w:val="28"/>
+        </w:rPr>
+        <w:t>cd.yml</w:t>
+      </w:r>
+      <w:proofErr w:type="spellEnd"/>
+      <w:r>
+        <w:rPr>
+          <w:rFonts w:ascii="Arial" w:eastAsia="Arial" w:hAnsi="Arial" w:cs="Arial"/>
+          <w:b/>
+          <w:bCs/>
+          <w:color w:val="1F3864"/>
+          <w:sz w:val="28"/>
+          <w:szCs w:val="28"/>
+        </w:rPr>
+        <w:t>)</w:t>
       </w:r>
     </w:p>
     <w:p>
@@ -4918,7 +5547,61 @@
           <w:sz w:val="19"/>
           <w:szCs w:val="19"/>
         </w:rPr>
-        <w:t>curl -X POST ${{ secrets.RENDER_DEPLOY_HOOK_URL }}</w:t>
+        <w:t>curl -X POST $</w:t>
+      </w:r>
+      <w:proofErr w:type="gramStart"/>
+      <w:r>
+        <w:rPr>
+          <w:rFonts w:ascii="Arial" w:eastAsia="Arial" w:hAnsi="Arial" w:cs="Arial"/>
+          <w:sz w:val="19"/>
+          <w:szCs w:val="19"/>
+        </w:rPr>
+        <w:t xml:space="preserve">{{ </w:t>
+      </w:r>
+      <w:proofErr w:type="spellStart"/>
+      <w:r>
+        <w:rPr>
+          <w:rFonts w:ascii="Arial" w:eastAsia="Arial" w:hAnsi="Arial" w:cs="Arial"/>
+          <w:sz w:val="19"/>
+          <w:szCs w:val="19"/>
+        </w:rPr>
+        <w:t>secrets</w:t>
+      </w:r>
+      <w:proofErr w:type="gramEnd"/>
+      <w:r>
+        <w:rPr>
+          <w:rFonts w:ascii="Arial" w:eastAsia="Arial" w:hAnsi="Arial" w:cs="Arial"/>
+          <w:sz w:val="19"/>
+          <w:szCs w:val="19"/>
+        </w:rPr>
+        <w:t>.RENDER_DEPLOY_HOOK_</w:t>
+      </w:r>
+      <w:proofErr w:type="gramStart"/>
+      <w:r>
+        <w:rPr>
+          <w:rFonts w:ascii="Arial" w:eastAsia="Arial" w:hAnsi="Arial" w:cs="Arial"/>
+          <w:sz w:val="19"/>
+          <w:szCs w:val="19"/>
+        </w:rPr>
+        <w:t>URL</w:t>
+      </w:r>
+      <w:proofErr w:type="spellEnd"/>
+      <w:r>
+        <w:rPr>
+          <w:rFonts w:ascii="Arial" w:eastAsia="Arial" w:hAnsi="Arial" w:cs="Arial"/>
+          <w:sz w:val="19"/>
+          <w:szCs w:val="19"/>
+        </w:rPr>
+        <w:t xml:space="preserve"> }</w:t>
+      </w:r>
+      <w:proofErr w:type="gramEnd"/>
+      <w:r>
+        <w:rPr>
+          <w:rFonts w:ascii="Arial" w:eastAsia="Arial" w:hAnsi="Arial" w:cs="Arial"/>
+          <w:sz w:val="19"/>
+          <w:szCs w:val="19"/>
+        </w:rPr>
+        <w:t>}</w:t>
       </w:r>
     </w:p>
     <w:p>
@@ -4987,7 +5670,15 @@
           <w:rFonts w:ascii="Arial" w:eastAsia="Arial" w:hAnsi="Arial" w:cs="Arial"/>
           <w:color w:val="000000"/>
         </w:rPr>
-        <w:t xml:space="preserve">The job must NOT contain any Docker build or push steps </w:t>
+        <w:t xml:space="preserve">The job must NOT contain any Docker build or push </w:t>
+      </w:r>
+      <w:proofErr w:type="gramStart"/>
+      <w:r>
+        <w:rPr>
+          <w:rFonts w:ascii="Arial" w:eastAsia="Arial" w:hAnsi="Arial" w:cs="Arial"/>
+          <w:color w:val="000000"/>
+        </w:rPr>
+        <w:t xml:space="preserve">steps </w:t>
       </w:r>
       <w:r>
         <w:rPr>
@@ -4996,6 +5687,7 @@
         </w:rPr>
         <w:t>,</w:t>
       </w:r>
+      <w:proofErr w:type="gramEnd"/>
       <w:r>
         <w:rPr>
           <w:rFonts w:ascii="Arial" w:eastAsia="Arial" w:hAnsi="Arial" w:cs="Arial"/>
@@ -5188,6 +5880,7 @@
             <w:vAlign w:val="center"/>
           </w:tcPr>
           <w:p>
+            <w:proofErr w:type="spellStart"/>
             <w:r>
               <w:rPr>
                 <w:rFonts w:ascii="Arial" w:eastAsia="Arial" w:hAnsi="Arial" w:cs="Arial"/>
@@ -5199,6 +5892,7 @@
               </w:rPr>
               <w:t>ci.yml</w:t>
             </w:r>
+            <w:proofErr w:type="spellEnd"/>
           </w:p>
         </w:tc>
         <w:tc>
@@ -5220,14 +5914,25 @@
             <w:vAlign w:val="center"/>
           </w:tcPr>
           <w:p>
-            <w:r>
-              <w:rPr>
-                <w:rFonts w:ascii="Arial" w:eastAsia="Arial" w:hAnsi="Arial" w:cs="Arial"/>
-                <w:color w:val="000000"/>
-                <w:sz w:val="18"/>
-                <w:szCs w:val="18"/>
-              </w:rPr>
-              <w:t xml:space="preserve">pull_request event targeting </w:t>
+            <w:proofErr w:type="spellStart"/>
+            <w:r>
+              <w:rPr>
+                <w:rFonts w:ascii="Arial" w:eastAsia="Arial" w:hAnsi="Arial" w:cs="Arial"/>
+                <w:color w:val="000000"/>
+                <w:sz w:val="18"/>
+                <w:szCs w:val="18"/>
+              </w:rPr>
+              <w:t>pull_request</w:t>
+            </w:r>
+            <w:proofErr w:type="spellEnd"/>
+            <w:r>
+              <w:rPr>
+                <w:rFonts w:ascii="Arial" w:eastAsia="Arial" w:hAnsi="Arial" w:cs="Arial"/>
+                <w:color w:val="000000"/>
+                <w:sz w:val="18"/>
+                <w:szCs w:val="18"/>
+              </w:rPr>
+              <w:t xml:space="preserve"> event targeting </w:t>
             </w:r>
             <w:r>
               <w:rPr>
@@ -5300,6 +6005,7 @@
             <w:vAlign w:val="center"/>
           </w:tcPr>
           <w:p>
+            <w:proofErr w:type="spellStart"/>
             <w:r>
               <w:rPr>
                 <w:rFonts w:ascii="Arial" w:eastAsia="Arial" w:hAnsi="Arial" w:cs="Arial"/>
@@ -5311,6 +6017,7 @@
               </w:rPr>
               <w:t>cd.yml</w:t>
             </w:r>
+            <w:proofErr w:type="spellEnd"/>
           </w:p>
         </w:tc>
         <w:tc>
@@ -5449,7 +6156,23 @@
           <w:rFonts w:ascii="Arial" w:eastAsia="Arial" w:hAnsi="Arial" w:cs="Arial"/>
           <w:color w:val="000000"/>
         </w:rPr>
-        <w:t>Create a new GitHub repository from scratch (taskflow-cicd or team-agreed name). Do NOT reuse any previous repository.</w:t>
+        <w:t>Create a new GitHub repository from scratch (</w:t>
+      </w:r>
+      <w:proofErr w:type="spellStart"/>
+      <w:r>
+        <w:rPr>
+          <w:rFonts w:ascii="Arial" w:eastAsia="Arial" w:hAnsi="Arial" w:cs="Arial"/>
+          <w:color w:val="000000"/>
+        </w:rPr>
+        <w:t>taskflow-cicd</w:t>
+      </w:r>
+      <w:proofErr w:type="spellEnd"/>
+      <w:r>
+        <w:rPr>
+          <w:rFonts w:ascii="Arial" w:eastAsia="Arial" w:hAnsi="Arial" w:cs="Arial"/>
+          <w:color w:val="000000"/>
+        </w:rPr>
+        <w:t xml:space="preserve"> or team-agreed name). Do NOT reuse any previous repository.</w:t>
       </w:r>
     </w:p>
     <w:p>
@@ -5466,7 +6189,15 @@
           <w:rFonts w:ascii="Arial" w:eastAsia="Arial" w:hAnsi="Arial" w:cs="Arial"/>
           <w:color w:val="000000"/>
         </w:rPr>
-        <w:t xml:space="preserve">Team Lead: Set up the initial repository structure </w:t>
+        <w:t xml:space="preserve">Team Lead: Set up the initial repository </w:t>
+      </w:r>
+      <w:proofErr w:type="gramStart"/>
+      <w:r>
+        <w:rPr>
+          <w:rFonts w:ascii="Arial" w:eastAsia="Arial" w:hAnsi="Arial" w:cs="Arial"/>
+          <w:color w:val="000000"/>
+        </w:rPr>
+        <w:t xml:space="preserve">structure </w:t>
       </w:r>
       <w:r>
         <w:rPr>
@@ -5475,6 +6206,7 @@
         </w:rPr>
         <w:t>,</w:t>
       </w:r>
+      <w:proofErr w:type="gramEnd"/>
       <w:r>
         <w:rPr>
           <w:rFonts w:ascii="Arial" w:eastAsia="Arial" w:hAnsi="Arial" w:cs="Arial"/>
@@ -5494,7 +6226,23 @@
           <w:rFonts w:ascii="Arial" w:eastAsia="Arial" w:hAnsi="Arial" w:cs="Arial"/>
           <w:color w:val="000000"/>
         </w:rPr>
-        <w:t xml:space="preserve"> branch, commit the shared style.css, Dockerfile, and a skeleton index.html (Home / Dashboard page).</w:t>
+        <w:t xml:space="preserve"> branch, commit the shared style.css, </w:t>
+      </w:r>
+      <w:proofErr w:type="spellStart"/>
+      <w:r>
+        <w:rPr>
+          <w:rFonts w:ascii="Arial" w:eastAsia="Arial" w:hAnsi="Arial" w:cs="Arial"/>
+          <w:color w:val="000000"/>
+        </w:rPr>
+        <w:t>Dockerfile</w:t>
+      </w:r>
+      <w:proofErr w:type="spellEnd"/>
+      <w:r>
+        <w:rPr>
+          <w:rFonts w:ascii="Arial" w:eastAsia="Arial" w:hAnsi="Arial" w:cs="Arial"/>
+          <w:color w:val="000000"/>
+        </w:rPr>
+        <w:t>, and a skeleton index.html (Home / Dashboard page).</w:t>
       </w:r>
     </w:p>
     <w:p>
@@ -5511,7 +6259,15 @@
           <w:rFonts w:ascii="Arial" w:eastAsia="Arial" w:hAnsi="Arial" w:cs="Arial"/>
           <w:color w:val="000000"/>
         </w:rPr>
-        <w:t xml:space="preserve">Commit the Assignment 04 question paper (.docx) to the root of the repository. Every team member must fill in their details </w:t>
+        <w:t xml:space="preserve">Commit the Assignment 04 question paper (.docx) to the root of the repository. Every team member must fill in their </w:t>
+      </w:r>
+      <w:proofErr w:type="gramStart"/>
+      <w:r>
+        <w:rPr>
+          <w:rFonts w:ascii="Arial" w:eastAsia="Arial" w:hAnsi="Arial" w:cs="Arial"/>
+          <w:color w:val="000000"/>
+        </w:rPr>
+        <w:t xml:space="preserve">details </w:t>
       </w:r>
       <w:r>
         <w:rPr>
@@ -5520,12 +6276,21 @@
         </w:rPr>
         <w:t>,</w:t>
       </w:r>
-      <w:r>
-        <w:rPr>
-          <w:rFonts w:ascii="Arial" w:eastAsia="Arial" w:hAnsi="Arial" w:cs="Arial"/>
-          <w:color w:val="000000"/>
-        </w:rPr>
-        <w:t xml:space="preserve"> including their Assigned Page </w:t>
+      <w:proofErr w:type="gramEnd"/>
+      <w:r>
+        <w:rPr>
+          <w:rFonts w:ascii="Arial" w:eastAsia="Arial" w:hAnsi="Arial" w:cs="Arial"/>
+          <w:color w:val="000000"/>
+        </w:rPr>
+        <w:t xml:space="preserve"> including their Assigned </w:t>
+      </w:r>
+      <w:proofErr w:type="gramStart"/>
+      <w:r>
+        <w:rPr>
+          <w:rFonts w:ascii="Arial" w:eastAsia="Arial" w:hAnsi="Arial" w:cs="Arial"/>
+          <w:color w:val="000000"/>
+        </w:rPr>
+        <w:t xml:space="preserve">Page </w:t>
       </w:r>
       <w:r>
         <w:rPr>
@@ -5534,6 +6299,7 @@
         </w:rPr>
         <w:t>,</w:t>
       </w:r>
+      <w:proofErr w:type="gramEnd"/>
       <w:r>
         <w:rPr>
           <w:rFonts w:ascii="Arial" w:eastAsia="Arial" w:hAnsi="Arial" w:cs="Arial"/>
@@ -5570,7 +6336,15 @@
           <w:rFonts w:ascii="Arial" w:eastAsia="Arial" w:hAnsi="Arial" w:cs="Arial"/>
           <w:color w:val="000000"/>
         </w:rPr>
-        <w:t xml:space="preserve"> and configure all three secrets </w:t>
+        <w:t xml:space="preserve"> and configure all three </w:t>
+      </w:r>
+      <w:proofErr w:type="gramStart"/>
+      <w:r>
+        <w:rPr>
+          <w:rFonts w:ascii="Arial" w:eastAsia="Arial" w:hAnsi="Arial" w:cs="Arial"/>
+          <w:color w:val="000000"/>
+        </w:rPr>
+        <w:t xml:space="preserve">secrets </w:t>
       </w:r>
       <w:r>
         <w:rPr>
@@ -5579,6 +6353,7 @@
         </w:rPr>
         <w:t>,</w:t>
       </w:r>
+      <w:proofErr w:type="gramEnd"/>
       <w:r>
         <w:rPr>
           <w:rFonts w:ascii="Arial" w:eastAsia="Arial" w:hAnsi="Arial" w:cs="Arial"/>
@@ -5646,7 +6421,47 @@
           <w:rFonts w:ascii="Arial" w:eastAsia="Arial" w:hAnsi="Arial" w:cs="Arial"/>
           <w:color w:val="000000"/>
         </w:rPr>
-        <w:t xml:space="preserve">Create the CI workflow at .github/workflows/ci.yml </w:t>
+        <w:t xml:space="preserve">Create the CI workflow at </w:t>
+      </w:r>
+      <w:proofErr w:type="gramStart"/>
+      <w:r>
+        <w:rPr>
+          <w:rFonts w:ascii="Arial" w:eastAsia="Arial" w:hAnsi="Arial" w:cs="Arial"/>
+          <w:color w:val="000000"/>
+        </w:rPr>
+        <w:t>.</w:t>
+      </w:r>
+      <w:proofErr w:type="spellStart"/>
+      <w:r>
+        <w:rPr>
+          <w:rFonts w:ascii="Arial" w:eastAsia="Arial" w:hAnsi="Arial" w:cs="Arial"/>
+          <w:color w:val="000000"/>
+        </w:rPr>
+        <w:t>github</w:t>
+      </w:r>
+      <w:proofErr w:type="spellEnd"/>
+      <w:r>
+        <w:rPr>
+          <w:rFonts w:ascii="Arial" w:eastAsia="Arial" w:hAnsi="Arial" w:cs="Arial"/>
+          <w:color w:val="000000"/>
+        </w:rPr>
+        <w:t>/workflows/</w:t>
+      </w:r>
+      <w:proofErr w:type="spellStart"/>
+      <w:r>
+        <w:rPr>
+          <w:rFonts w:ascii="Arial" w:eastAsia="Arial" w:hAnsi="Arial" w:cs="Arial"/>
+          <w:color w:val="000000"/>
+        </w:rPr>
+        <w:t>ci.yml</w:t>
+      </w:r>
+      <w:proofErr w:type="spellEnd"/>
+      <w:r>
+        <w:rPr>
+          <w:rFonts w:ascii="Arial" w:eastAsia="Arial" w:hAnsi="Arial" w:cs="Arial"/>
+          <w:color w:val="000000"/>
+        </w:rPr>
+        <w:t xml:space="preserve"> </w:t>
       </w:r>
       <w:r>
         <w:rPr>
@@ -5655,12 +6470,29 @@
         </w:rPr>
         <w:t>,</w:t>
       </w:r>
-      <w:r>
-        <w:rPr>
-          <w:rFonts w:ascii="Arial" w:eastAsia="Arial" w:hAnsi="Arial" w:cs="Arial"/>
-          <w:color w:val="000000"/>
-        </w:rPr>
-        <w:t xml:space="preserve"> triggered on pull_request targeting </w:t>
+      <w:proofErr w:type="gramEnd"/>
+      <w:r>
+        <w:rPr>
+          <w:rFonts w:ascii="Arial" w:eastAsia="Arial" w:hAnsi="Arial" w:cs="Arial"/>
+          <w:color w:val="000000"/>
+        </w:rPr>
+        <w:t xml:space="preserve"> triggered on </w:t>
+      </w:r>
+      <w:proofErr w:type="spellStart"/>
+      <w:r>
+        <w:rPr>
+          <w:rFonts w:ascii="Arial" w:eastAsia="Arial" w:hAnsi="Arial" w:cs="Arial"/>
+          <w:color w:val="000000"/>
+        </w:rPr>
+        <w:t>pull_request</w:t>
+      </w:r>
+      <w:proofErr w:type="spellEnd"/>
+      <w:r>
+        <w:rPr>
+          <w:rFonts w:ascii="Arial" w:eastAsia="Arial" w:hAnsi="Arial" w:cs="Arial"/>
+          <w:color w:val="000000"/>
+        </w:rPr>
+        <w:t xml:space="preserve"> targeting </w:t>
       </w:r>
       <w:r>
         <w:rPr>
@@ -5691,7 +6523,47 @@
           <w:rFonts w:ascii="Arial" w:eastAsia="Arial" w:hAnsi="Arial" w:cs="Arial"/>
           <w:color w:val="000000"/>
         </w:rPr>
-        <w:t xml:space="preserve">Create the CD workflow at .github/workflows/cd.yml </w:t>
+        <w:t xml:space="preserve">Create the CD workflow at </w:t>
+      </w:r>
+      <w:proofErr w:type="gramStart"/>
+      <w:r>
+        <w:rPr>
+          <w:rFonts w:ascii="Arial" w:eastAsia="Arial" w:hAnsi="Arial" w:cs="Arial"/>
+          <w:color w:val="000000"/>
+        </w:rPr>
+        <w:t>.</w:t>
+      </w:r>
+      <w:proofErr w:type="spellStart"/>
+      <w:r>
+        <w:rPr>
+          <w:rFonts w:ascii="Arial" w:eastAsia="Arial" w:hAnsi="Arial" w:cs="Arial"/>
+          <w:color w:val="000000"/>
+        </w:rPr>
+        <w:t>github</w:t>
+      </w:r>
+      <w:proofErr w:type="spellEnd"/>
+      <w:r>
+        <w:rPr>
+          <w:rFonts w:ascii="Arial" w:eastAsia="Arial" w:hAnsi="Arial" w:cs="Arial"/>
+          <w:color w:val="000000"/>
+        </w:rPr>
+        <w:t>/workflows/</w:t>
+      </w:r>
+      <w:proofErr w:type="spellStart"/>
+      <w:r>
+        <w:rPr>
+          <w:rFonts w:ascii="Arial" w:eastAsia="Arial" w:hAnsi="Arial" w:cs="Arial"/>
+          <w:color w:val="000000"/>
+        </w:rPr>
+        <w:t>cd.yml</w:t>
+      </w:r>
+      <w:proofErr w:type="spellEnd"/>
+      <w:r>
+        <w:rPr>
+          <w:rFonts w:ascii="Arial" w:eastAsia="Arial" w:hAnsi="Arial" w:cs="Arial"/>
+          <w:color w:val="000000"/>
+        </w:rPr>
+        <w:t xml:space="preserve"> </w:t>
       </w:r>
       <w:r>
         <w:rPr>
@@ -5700,6 +6572,7 @@
         </w:rPr>
         <w:t>,</w:t>
       </w:r>
+      <w:proofErr w:type="gramEnd"/>
       <w:r>
         <w:rPr>
           <w:rFonts w:ascii="Arial" w:eastAsia="Arial" w:hAnsi="Arial" w:cs="Arial"/>
@@ -5754,7 +6627,25 @@
           <w:sz w:val="19"/>
           <w:szCs w:val="19"/>
         </w:rPr>
-        <w:t>Create a feature branch: feature/&lt;github-username&gt;/&lt;page-name&gt;</w:t>
+        <w:t>Create a feature branch: feature/&lt;</w:t>
+      </w:r>
+      <w:proofErr w:type="spellStart"/>
+      <w:r>
+        <w:rPr>
+          <w:rFonts w:ascii="Arial" w:eastAsia="Arial" w:hAnsi="Arial" w:cs="Arial"/>
+          <w:sz w:val="19"/>
+          <w:szCs w:val="19"/>
+        </w:rPr>
+        <w:t>github</w:t>
+      </w:r>
+      <w:proofErr w:type="spellEnd"/>
+      <w:r>
+        <w:rPr>
+          <w:rFonts w:ascii="Arial" w:eastAsia="Arial" w:hAnsi="Arial" w:cs="Arial"/>
+          <w:sz w:val="19"/>
+          <w:szCs w:val="19"/>
+        </w:rPr>
+        <w:t>-username&gt;/&lt;page-name&gt;</w:t>
       </w:r>
     </w:p>
     <w:p>
@@ -5817,15 +6708,16 @@
           <w:sz w:val="19"/>
           <w:szCs w:val="19"/>
         </w:rPr>
-        <w:t>“develop”</w:t>
-      </w:r>
+        <w:t>“develop</w:t>
+      </w:r>
+      <w:proofErr w:type="gramStart"/>
       <w:r>
         <w:rPr>
           <w:rFonts w:ascii="Arial" w:eastAsia="Arial" w:hAnsi="Arial" w:cs="Arial"/>
           <w:sz w:val="19"/>
           <w:szCs w:val="19"/>
         </w:rPr>
-        <w:t xml:space="preserve"> </w:t>
+        <w:t>”</w:t>
       </w:r>
       <w:r>
         <w:rPr>
@@ -5833,8 +6725,17 @@
           <w:sz w:val="19"/>
           <w:szCs w:val="19"/>
         </w:rPr>
+        <w:t xml:space="preserve"> </w:t>
+      </w:r>
+      <w:r>
+        <w:rPr>
+          <w:rFonts w:ascii="Arial" w:eastAsia="Arial" w:hAnsi="Arial" w:cs="Arial"/>
+          <w:sz w:val="19"/>
+          <w:szCs w:val="19"/>
+        </w:rPr>
         <w:t>,</w:t>
       </w:r>
+      <w:proofErr w:type="gramEnd"/>
       <w:r>
         <w:rPr>
           <w:rFonts w:ascii="Arial" w:eastAsia="Arial" w:hAnsi="Arial" w:cs="Arial"/>
@@ -5859,16 +6760,26 @@
           <w:sz w:val="19"/>
           <w:szCs w:val="19"/>
         </w:rPr>
-        <w:t xml:space="preserve">Request a review; after approval the Team Lead merges the PR </w:t>
-      </w:r>
+        <w:t xml:space="preserve">Request a review; after approval the Team Lead merges the </w:t>
+      </w:r>
+      <w:proofErr w:type="gramStart"/>
       <w:r>
         <w:rPr>
           <w:rFonts w:ascii="Arial" w:eastAsia="Arial" w:hAnsi="Arial" w:cs="Arial"/>
           <w:sz w:val="19"/>
           <w:szCs w:val="19"/>
         </w:rPr>
+        <w:t xml:space="preserve">PR </w:t>
+      </w:r>
+      <w:r>
+        <w:rPr>
+          <w:rFonts w:ascii="Arial" w:eastAsia="Arial" w:hAnsi="Arial" w:cs="Arial"/>
+          <w:sz w:val="19"/>
+          <w:szCs w:val="19"/>
+        </w:rPr>
         <w:t>,</w:t>
       </w:r>
+      <w:proofErr w:type="gramEnd"/>
       <w:r>
         <w:rPr>
           <w:rFonts w:ascii="Arial" w:eastAsia="Arial" w:hAnsi="Arial" w:cs="Arial"/>
@@ -5892,7 +6803,39 @@
           <w:rFonts w:ascii="Arial" w:eastAsia="Arial" w:hAnsi="Arial" w:cs="Arial"/>
           <w:color w:val="000000"/>
         </w:rPr>
-        <w:t>After all 5 PRs are merged, verify the live TaskFlow application on Render contains all five pages and navigation between them works correctly.</w:t>
+        <w:t xml:space="preserve">After </w:t>
+      </w:r>
+      <w:proofErr w:type="gramStart"/>
+      <w:r>
+        <w:rPr>
+          <w:rFonts w:ascii="Arial" w:eastAsia="Arial" w:hAnsi="Arial" w:cs="Arial"/>
+          <w:color w:val="000000"/>
+        </w:rPr>
+        <w:t>all</w:t>
+      </w:r>
+      <w:proofErr w:type="gramEnd"/>
+      <w:r>
+        <w:rPr>
+          <w:rFonts w:ascii="Arial" w:eastAsia="Arial" w:hAnsi="Arial" w:cs="Arial"/>
+          <w:color w:val="000000"/>
+        </w:rPr>
+        <w:t xml:space="preserve"> 5 PRs are merged, verify the live </w:t>
+      </w:r>
+      <w:proofErr w:type="spellStart"/>
+      <w:r>
+        <w:rPr>
+          <w:rFonts w:ascii="Arial" w:eastAsia="Arial" w:hAnsi="Arial" w:cs="Arial"/>
+          <w:color w:val="000000"/>
+        </w:rPr>
+        <w:t>TaskFlow</w:t>
+      </w:r>
+      <w:proofErr w:type="spellEnd"/>
+      <w:r>
+        <w:rPr>
+          <w:rFonts w:ascii="Arial" w:eastAsia="Arial" w:hAnsi="Arial" w:cs="Arial"/>
+          <w:color w:val="000000"/>
+        </w:rPr>
+        <w:t xml:space="preserve"> application on Render contains all five pages and navigation between them works correctly.</w:t>
       </w:r>
     </w:p>
     <w:p>
@@ -7171,29 +8114,9 @@
                 <w:sz w:val="18"/>
                 <w:szCs w:val="18"/>
               </w:rPr>
-              <w:t>CI Pipeline – Build &amp; Push Docker Image (ci.yml)</w:t>
-            </w:r>
-          </w:p>
-        </w:tc>
-        <w:tc>
-          <w:tcPr>
-            <w:tcW w:w="2150" w:type="dxa"/>
-            <w:tcBorders>
-              <w:top w:val="single" w:sz="6" w:space="0" w:color="ADB9CA"/>
-              <w:left w:val="single" w:sz="6" w:space="0" w:color="ADB9CA"/>
-              <w:bottom w:val="single" w:sz="6" w:space="0" w:color="ADB9CA"/>
-              <w:right w:val="single" w:sz="6" w:space="0" w:color="ADB9CA"/>
-            </w:tcBorders>
-            <w:shd w:val="clear" w:color="auto" w:fill="2E75B6"/>
-            <w:tcMar>
-              <w:top w:w="80" w:type="dxa"/>
-              <w:left w:w="140" w:type="dxa"/>
-              <w:bottom w:w="80" w:type="dxa"/>
-              <w:right w:w="140" w:type="dxa"/>
-            </w:tcMar>
-            <w:vAlign w:val="center"/>
-          </w:tcPr>
-          <w:p>
+              <w:t>CI Pipeline – Build &amp; Push Docker Image (</w:t>
+            </w:r>
+            <w:proofErr w:type="spellStart"/>
             <w:r>
               <w:rPr>
                 <w:rFonts w:ascii="Arial" w:eastAsia="Arial" w:hAnsi="Arial" w:cs="Arial"/>
@@ -7203,436 +8126,9 @@
                 <w:sz w:val="18"/>
                 <w:szCs w:val="18"/>
               </w:rPr>
-              <w:t>25 Marks</w:t>
-            </w:r>
-          </w:p>
-        </w:tc>
-      </w:tr>
-      <w:tr>
-        <w:tc>
-          <w:tcPr>
-            <w:tcW w:w="700" w:type="dxa"/>
-            <w:tcBorders>
-              <w:top w:val="single" w:sz="6" w:space="0" w:color="ADB9CA"/>
-              <w:left w:val="single" w:sz="6" w:space="0" w:color="ADB9CA"/>
-              <w:bottom w:val="single" w:sz="6" w:space="0" w:color="ADB9CA"/>
-              <w:right w:val="single" w:sz="6" w:space="0" w:color="ADB9CA"/>
-            </w:tcBorders>
-            <w:shd w:val="clear" w:color="auto" w:fill="E8F0FB"/>
-            <w:tcMar>
-              <w:top w:w="80" w:type="dxa"/>
-              <w:left w:w="140" w:type="dxa"/>
-              <w:bottom w:w="80" w:type="dxa"/>
-              <w:right w:w="140" w:type="dxa"/>
-            </w:tcMar>
-            <w:vAlign w:val="center"/>
-          </w:tcPr>
-          <w:p>
-            <w:r>
-              <w:rPr>
-                <w:rFonts w:ascii="Arial" w:eastAsia="Arial" w:hAnsi="Arial" w:cs="Arial"/>
-                <w:b/>
-                <w:bCs/>
-                <w:color w:val="000000"/>
-                <w:sz w:val="18"/>
-                <w:szCs w:val="18"/>
-              </w:rPr>
-              <w:t>9</w:t>
-            </w:r>
-          </w:p>
-        </w:tc>
-        <w:tc>
-          <w:tcPr>
-            <w:tcW w:w="6510" w:type="dxa"/>
-            <w:tcBorders>
-              <w:top w:val="single" w:sz="6" w:space="0" w:color="ADB9CA"/>
-              <w:left w:val="single" w:sz="6" w:space="0" w:color="ADB9CA"/>
-              <w:bottom w:val="single" w:sz="6" w:space="0" w:color="ADB9CA"/>
-              <w:right w:val="single" w:sz="6" w:space="0" w:color="ADB9CA"/>
-            </w:tcBorders>
-            <w:shd w:val="clear" w:color="auto" w:fill="E8F0FB"/>
-            <w:tcMar>
-              <w:top w:w="80" w:type="dxa"/>
-              <w:left w:w="140" w:type="dxa"/>
-              <w:bottom w:w="80" w:type="dxa"/>
-              <w:right w:w="140" w:type="dxa"/>
-            </w:tcMar>
-            <w:vAlign w:val="center"/>
-          </w:tcPr>
-          <w:p>
-            <w:r>
-              <w:rPr>
-                <w:rFonts w:ascii="Arial" w:eastAsia="Arial" w:hAnsi="Arial" w:cs="Arial"/>
-                <w:color w:val="000000"/>
-                <w:sz w:val="18"/>
-                <w:szCs w:val="18"/>
-              </w:rPr>
-              <w:t xml:space="preserve">CI workflow file created at .github/workflows/ci.yml with correct pull_request trigger targeting </w:t>
-            </w:r>
-            <w:r>
-              <w:rPr>
-                <w:rFonts w:ascii="Arial" w:eastAsia="Arial" w:hAnsi="Arial" w:cs="Arial"/>
-                <w:color w:val="000000"/>
-                <w:sz w:val="18"/>
-                <w:szCs w:val="18"/>
-              </w:rPr>
-              <w:t>“develop”</w:t>
-            </w:r>
-          </w:p>
-        </w:tc>
-        <w:tc>
-          <w:tcPr>
-            <w:tcW w:w="2150" w:type="dxa"/>
-            <w:tcBorders>
-              <w:top w:val="single" w:sz="6" w:space="0" w:color="ADB9CA"/>
-              <w:left w:val="single" w:sz="6" w:space="0" w:color="ADB9CA"/>
-              <w:bottom w:val="single" w:sz="6" w:space="0" w:color="ADB9CA"/>
-              <w:right w:val="single" w:sz="6" w:space="0" w:color="ADB9CA"/>
-            </w:tcBorders>
-            <w:shd w:val="clear" w:color="auto" w:fill="E8F0FB"/>
-            <w:tcMar>
-              <w:top w:w="80" w:type="dxa"/>
-              <w:left w:w="140" w:type="dxa"/>
-              <w:bottom w:w="80" w:type="dxa"/>
-              <w:right w:w="140" w:type="dxa"/>
-            </w:tcMar>
-            <w:vAlign w:val="center"/>
-          </w:tcPr>
-          <w:p>
-            <w:r>
-              <w:rPr>
-                <w:rFonts w:ascii="Arial" w:eastAsia="Arial" w:hAnsi="Arial" w:cs="Arial"/>
-                <w:color w:val="000000"/>
-                <w:sz w:val="18"/>
-                <w:szCs w:val="18"/>
-              </w:rPr>
-              <w:t>07</w:t>
-            </w:r>
-          </w:p>
-        </w:tc>
-      </w:tr>
-      <w:tr>
-        <w:tc>
-          <w:tcPr>
-            <w:tcW w:w="700" w:type="dxa"/>
-            <w:tcBorders>
-              <w:top w:val="single" w:sz="6" w:space="0" w:color="ADB9CA"/>
-              <w:left w:val="single" w:sz="6" w:space="0" w:color="ADB9CA"/>
-              <w:bottom w:val="single" w:sz="6" w:space="0" w:color="ADB9CA"/>
-              <w:right w:val="single" w:sz="6" w:space="0" w:color="ADB9CA"/>
-            </w:tcBorders>
-            <w:shd w:val="clear" w:color="auto" w:fill="FFFFFF"/>
-            <w:tcMar>
-              <w:top w:w="80" w:type="dxa"/>
-              <w:left w:w="140" w:type="dxa"/>
-              <w:bottom w:w="80" w:type="dxa"/>
-              <w:right w:w="140" w:type="dxa"/>
-            </w:tcMar>
-            <w:vAlign w:val="center"/>
-          </w:tcPr>
-          <w:p>
-            <w:r>
-              <w:rPr>
-                <w:rFonts w:ascii="Arial" w:eastAsia="Arial" w:hAnsi="Arial" w:cs="Arial"/>
-                <w:b/>
-                <w:bCs/>
-                <w:color w:val="000000"/>
-                <w:sz w:val="18"/>
-                <w:szCs w:val="18"/>
-              </w:rPr>
-              <w:t>10</w:t>
-            </w:r>
-          </w:p>
-        </w:tc>
-        <w:tc>
-          <w:tcPr>
-            <w:tcW w:w="6510" w:type="dxa"/>
-            <w:tcBorders>
-              <w:top w:val="single" w:sz="6" w:space="0" w:color="ADB9CA"/>
-              <w:left w:val="single" w:sz="6" w:space="0" w:color="ADB9CA"/>
-              <w:bottom w:val="single" w:sz="6" w:space="0" w:color="ADB9CA"/>
-              <w:right w:val="single" w:sz="6" w:space="0" w:color="ADB9CA"/>
-            </w:tcBorders>
-            <w:shd w:val="clear" w:color="auto" w:fill="FFFFFF"/>
-            <w:tcMar>
-              <w:top w:w="80" w:type="dxa"/>
-              <w:left w:w="140" w:type="dxa"/>
-              <w:bottom w:w="80" w:type="dxa"/>
-              <w:right w:w="140" w:type="dxa"/>
-            </w:tcMar>
-            <w:vAlign w:val="center"/>
-          </w:tcPr>
-          <w:p>
-            <w:r>
-              <w:rPr>
-                <w:rFonts w:ascii="Arial" w:eastAsia="Arial" w:hAnsi="Arial" w:cs="Arial"/>
-                <w:color w:val="000000"/>
-                <w:sz w:val="18"/>
-                <w:szCs w:val="18"/>
-              </w:rPr>
-              <w:t>Checkout code, login to Docker Hub using Team Lead's repository secrets</w:t>
-            </w:r>
-          </w:p>
-        </w:tc>
-        <w:tc>
-          <w:tcPr>
-            <w:tcW w:w="2150" w:type="dxa"/>
-            <w:tcBorders>
-              <w:top w:val="single" w:sz="6" w:space="0" w:color="ADB9CA"/>
-              <w:left w:val="single" w:sz="6" w:space="0" w:color="ADB9CA"/>
-              <w:bottom w:val="single" w:sz="6" w:space="0" w:color="ADB9CA"/>
-              <w:right w:val="single" w:sz="6" w:space="0" w:color="ADB9CA"/>
-            </w:tcBorders>
-            <w:shd w:val="clear" w:color="auto" w:fill="FFFFFF"/>
-            <w:tcMar>
-              <w:top w:w="80" w:type="dxa"/>
-              <w:left w:w="140" w:type="dxa"/>
-              <w:bottom w:w="80" w:type="dxa"/>
-              <w:right w:w="140" w:type="dxa"/>
-            </w:tcMar>
-            <w:vAlign w:val="center"/>
-          </w:tcPr>
-          <w:p>
-            <w:r>
-              <w:rPr>
-                <w:rFonts w:ascii="Arial" w:eastAsia="Arial" w:hAnsi="Arial" w:cs="Arial"/>
-                <w:color w:val="000000"/>
-                <w:sz w:val="18"/>
-                <w:szCs w:val="18"/>
-              </w:rPr>
-              <w:t>06</w:t>
-            </w:r>
-          </w:p>
-        </w:tc>
-      </w:tr>
-      <w:tr>
-        <w:tc>
-          <w:tcPr>
-            <w:tcW w:w="700" w:type="dxa"/>
-            <w:tcBorders>
-              <w:top w:val="single" w:sz="6" w:space="0" w:color="ADB9CA"/>
-              <w:left w:val="single" w:sz="6" w:space="0" w:color="ADB9CA"/>
-              <w:bottom w:val="single" w:sz="6" w:space="0" w:color="ADB9CA"/>
-              <w:right w:val="single" w:sz="6" w:space="0" w:color="ADB9CA"/>
-            </w:tcBorders>
-            <w:shd w:val="clear" w:color="auto" w:fill="E8F0FB"/>
-            <w:tcMar>
-              <w:top w:w="80" w:type="dxa"/>
-              <w:left w:w="140" w:type="dxa"/>
-              <w:bottom w:w="80" w:type="dxa"/>
-              <w:right w:w="140" w:type="dxa"/>
-            </w:tcMar>
-            <w:vAlign w:val="center"/>
-          </w:tcPr>
-          <w:p>
-            <w:r>
-              <w:rPr>
-                <w:rFonts w:ascii="Arial" w:eastAsia="Arial" w:hAnsi="Arial" w:cs="Arial"/>
-                <w:b/>
-                <w:bCs/>
-                <w:color w:val="000000"/>
-                <w:sz w:val="18"/>
-                <w:szCs w:val="18"/>
-              </w:rPr>
-              <w:t>11</w:t>
-            </w:r>
-          </w:p>
-        </w:tc>
-        <w:tc>
-          <w:tcPr>
-            <w:tcW w:w="6510" w:type="dxa"/>
-            <w:tcBorders>
-              <w:top w:val="single" w:sz="6" w:space="0" w:color="ADB9CA"/>
-              <w:left w:val="single" w:sz="6" w:space="0" w:color="ADB9CA"/>
-              <w:bottom w:val="single" w:sz="6" w:space="0" w:color="ADB9CA"/>
-              <w:right w:val="single" w:sz="6" w:space="0" w:color="ADB9CA"/>
-            </w:tcBorders>
-            <w:shd w:val="clear" w:color="auto" w:fill="E8F0FB"/>
-            <w:tcMar>
-              <w:top w:w="80" w:type="dxa"/>
-              <w:left w:w="140" w:type="dxa"/>
-              <w:bottom w:w="80" w:type="dxa"/>
-              <w:right w:w="140" w:type="dxa"/>
-            </w:tcMar>
-            <w:vAlign w:val="center"/>
-          </w:tcPr>
-          <w:p>
-            <w:r>
-              <w:rPr>
-                <w:rFonts w:ascii="Arial" w:eastAsia="Arial" w:hAnsi="Arial" w:cs="Arial"/>
-                <w:color w:val="000000"/>
-                <w:sz w:val="18"/>
-                <w:szCs w:val="18"/>
-              </w:rPr>
-              <w:t>Build Docker image and tag correctly (latest and/or commit SHA)</w:t>
-            </w:r>
-          </w:p>
-        </w:tc>
-        <w:tc>
-          <w:tcPr>
-            <w:tcW w:w="2150" w:type="dxa"/>
-            <w:tcBorders>
-              <w:top w:val="single" w:sz="6" w:space="0" w:color="ADB9CA"/>
-              <w:left w:val="single" w:sz="6" w:space="0" w:color="ADB9CA"/>
-              <w:bottom w:val="single" w:sz="6" w:space="0" w:color="ADB9CA"/>
-              <w:right w:val="single" w:sz="6" w:space="0" w:color="ADB9CA"/>
-            </w:tcBorders>
-            <w:shd w:val="clear" w:color="auto" w:fill="E8F0FB"/>
-            <w:tcMar>
-              <w:top w:w="80" w:type="dxa"/>
-              <w:left w:w="140" w:type="dxa"/>
-              <w:bottom w:w="80" w:type="dxa"/>
-              <w:right w:w="140" w:type="dxa"/>
-            </w:tcMar>
-            <w:vAlign w:val="center"/>
-          </w:tcPr>
-          <w:p>
-            <w:r>
-              <w:rPr>
-                <w:rFonts w:ascii="Arial" w:eastAsia="Arial" w:hAnsi="Arial" w:cs="Arial"/>
-                <w:color w:val="000000"/>
-                <w:sz w:val="18"/>
-                <w:szCs w:val="18"/>
-              </w:rPr>
-              <w:t>06</w:t>
-            </w:r>
-          </w:p>
-        </w:tc>
-      </w:tr>
-      <w:tr>
-        <w:tc>
-          <w:tcPr>
-            <w:tcW w:w="700" w:type="dxa"/>
-            <w:tcBorders>
-              <w:top w:val="single" w:sz="6" w:space="0" w:color="ADB9CA"/>
-              <w:left w:val="single" w:sz="6" w:space="0" w:color="ADB9CA"/>
-              <w:bottom w:val="single" w:sz="6" w:space="0" w:color="ADB9CA"/>
-              <w:right w:val="single" w:sz="6" w:space="0" w:color="ADB9CA"/>
-            </w:tcBorders>
-            <w:shd w:val="clear" w:color="auto" w:fill="FFFFFF"/>
-            <w:tcMar>
-              <w:top w:w="80" w:type="dxa"/>
-              <w:left w:w="140" w:type="dxa"/>
-              <w:bottom w:w="80" w:type="dxa"/>
-              <w:right w:w="140" w:type="dxa"/>
-            </w:tcMar>
-            <w:vAlign w:val="center"/>
-          </w:tcPr>
-          <w:p>
-            <w:r>
-              <w:rPr>
-                <w:rFonts w:ascii="Arial" w:eastAsia="Arial" w:hAnsi="Arial" w:cs="Arial"/>
-                <w:b/>
-                <w:bCs/>
-                <w:color w:val="000000"/>
-                <w:sz w:val="18"/>
-                <w:szCs w:val="18"/>
-              </w:rPr>
-              <w:t>12</w:t>
-            </w:r>
-          </w:p>
-        </w:tc>
-        <w:tc>
-          <w:tcPr>
-            <w:tcW w:w="6510" w:type="dxa"/>
-            <w:tcBorders>
-              <w:top w:val="single" w:sz="6" w:space="0" w:color="ADB9CA"/>
-              <w:left w:val="single" w:sz="6" w:space="0" w:color="ADB9CA"/>
-              <w:bottom w:val="single" w:sz="6" w:space="0" w:color="ADB9CA"/>
-              <w:right w:val="single" w:sz="6" w:space="0" w:color="ADB9CA"/>
-            </w:tcBorders>
-            <w:shd w:val="clear" w:color="auto" w:fill="FFFFFF"/>
-            <w:tcMar>
-              <w:top w:w="80" w:type="dxa"/>
-              <w:left w:w="140" w:type="dxa"/>
-              <w:bottom w:w="80" w:type="dxa"/>
-              <w:right w:w="140" w:type="dxa"/>
-            </w:tcMar>
-            <w:vAlign w:val="center"/>
-          </w:tcPr>
-          <w:p>
-            <w:r>
-              <w:rPr>
-                <w:rFonts w:ascii="Arial" w:eastAsia="Arial" w:hAnsi="Arial" w:cs="Arial"/>
-                <w:color w:val="000000"/>
-                <w:sz w:val="18"/>
-                <w:szCs w:val="18"/>
-              </w:rPr>
-              <w:t>Push image to Docker Hub successfully; workflow exits on any step failure</w:t>
-            </w:r>
-          </w:p>
-        </w:tc>
-        <w:tc>
-          <w:tcPr>
-            <w:tcW w:w="2150" w:type="dxa"/>
-            <w:tcBorders>
-              <w:top w:val="single" w:sz="6" w:space="0" w:color="ADB9CA"/>
-              <w:left w:val="single" w:sz="6" w:space="0" w:color="ADB9CA"/>
-              <w:bottom w:val="single" w:sz="6" w:space="0" w:color="ADB9CA"/>
-              <w:right w:val="single" w:sz="6" w:space="0" w:color="ADB9CA"/>
-            </w:tcBorders>
-            <w:shd w:val="clear" w:color="auto" w:fill="FFFFFF"/>
-            <w:tcMar>
-              <w:top w:w="80" w:type="dxa"/>
-              <w:left w:w="140" w:type="dxa"/>
-              <w:bottom w:w="80" w:type="dxa"/>
-              <w:right w:w="140" w:type="dxa"/>
-            </w:tcMar>
-            <w:vAlign w:val="center"/>
-          </w:tcPr>
-          <w:p>
-            <w:r>
-              <w:rPr>
-                <w:rFonts w:ascii="Arial" w:eastAsia="Arial" w:hAnsi="Arial" w:cs="Arial"/>
-                <w:color w:val="000000"/>
-                <w:sz w:val="18"/>
-                <w:szCs w:val="18"/>
-              </w:rPr>
-              <w:t>06</w:t>
-            </w:r>
-          </w:p>
-        </w:tc>
-      </w:tr>
-      <w:tr>
-        <w:tc>
-          <w:tcPr>
-            <w:tcW w:w="700" w:type="dxa"/>
-            <w:tcBorders>
-              <w:top w:val="single" w:sz="6" w:space="0" w:color="ADB9CA"/>
-              <w:left w:val="single" w:sz="6" w:space="0" w:color="ADB9CA"/>
-              <w:bottom w:val="single" w:sz="6" w:space="0" w:color="ADB9CA"/>
-              <w:right w:val="single" w:sz="6" w:space="0" w:color="ADB9CA"/>
-            </w:tcBorders>
-            <w:shd w:val="clear" w:color="auto" w:fill="2E75B6"/>
-            <w:tcMar>
-              <w:top w:w="80" w:type="dxa"/>
-              <w:left w:w="140" w:type="dxa"/>
-              <w:bottom w:w="80" w:type="dxa"/>
-              <w:right w:w="140" w:type="dxa"/>
-            </w:tcMar>
-            <w:vAlign w:val="center"/>
-          </w:tcPr>
-          <w:p/>
-        </w:tc>
-        <w:tc>
-          <w:tcPr>
-            <w:tcW w:w="6510" w:type="dxa"/>
-            <w:tcBorders>
-              <w:top w:val="single" w:sz="6" w:space="0" w:color="ADB9CA"/>
-              <w:left w:val="single" w:sz="6" w:space="0" w:color="ADB9CA"/>
-              <w:bottom w:val="single" w:sz="6" w:space="0" w:color="ADB9CA"/>
-              <w:right w:val="single" w:sz="6" w:space="0" w:color="ADB9CA"/>
-            </w:tcBorders>
-            <w:shd w:val="clear" w:color="auto" w:fill="2E75B6"/>
-            <w:tcMar>
-              <w:top w:w="80" w:type="dxa"/>
-              <w:left w:w="140" w:type="dxa"/>
-              <w:bottom w:w="80" w:type="dxa"/>
-              <w:right w:w="140" w:type="dxa"/>
-            </w:tcMar>
-            <w:vAlign w:val="center"/>
-          </w:tcPr>
-          <w:p>
+              <w:t>ci.yml</w:t>
+            </w:r>
+            <w:proofErr w:type="spellEnd"/>
             <w:r>
               <w:rPr>
                 <w:rFonts w:ascii="Arial" w:eastAsia="Arial" w:hAnsi="Arial" w:cs="Arial"/>
@@ -7642,7 +8138,7 @@
                 <w:sz w:val="18"/>
                 <w:szCs w:val="18"/>
               </w:rPr>
-              <w:t>CD Pipeline – Automated Deployment to Render (cd.yml)</w:t>
+              <w:t>)</w:t>
             </w:r>
           </w:p>
         </w:tc>
@@ -7674,7 +8170,7 @@
                 <w:sz w:val="18"/>
                 <w:szCs w:val="18"/>
               </w:rPr>
-              <w:t>20 Marks</w:t>
+              <w:t>25 Marks</w:t>
             </w:r>
           </w:p>
         </w:tc>
@@ -7708,6 +8204,561 @@
                 <w:sz w:val="18"/>
                 <w:szCs w:val="18"/>
               </w:rPr>
+              <w:t>9</w:t>
+            </w:r>
+          </w:p>
+        </w:tc>
+        <w:tc>
+          <w:tcPr>
+            <w:tcW w:w="6510" w:type="dxa"/>
+            <w:tcBorders>
+              <w:top w:val="single" w:sz="6" w:space="0" w:color="ADB9CA"/>
+              <w:left w:val="single" w:sz="6" w:space="0" w:color="ADB9CA"/>
+              <w:bottom w:val="single" w:sz="6" w:space="0" w:color="ADB9CA"/>
+              <w:right w:val="single" w:sz="6" w:space="0" w:color="ADB9CA"/>
+            </w:tcBorders>
+            <w:shd w:val="clear" w:color="auto" w:fill="E8F0FB"/>
+            <w:tcMar>
+              <w:top w:w="80" w:type="dxa"/>
+              <w:left w:w="140" w:type="dxa"/>
+              <w:bottom w:w="80" w:type="dxa"/>
+              <w:right w:w="140" w:type="dxa"/>
+            </w:tcMar>
+            <w:vAlign w:val="center"/>
+          </w:tcPr>
+          <w:p>
+            <w:r>
+              <w:rPr>
+                <w:rFonts w:ascii="Arial" w:eastAsia="Arial" w:hAnsi="Arial" w:cs="Arial"/>
+                <w:color w:val="000000"/>
+                <w:sz w:val="18"/>
+                <w:szCs w:val="18"/>
+              </w:rPr>
+              <w:t>CI workflow file created at .</w:t>
+            </w:r>
+            <w:proofErr w:type="spellStart"/>
+            <w:r>
+              <w:rPr>
+                <w:rFonts w:ascii="Arial" w:eastAsia="Arial" w:hAnsi="Arial" w:cs="Arial"/>
+                <w:color w:val="000000"/>
+                <w:sz w:val="18"/>
+                <w:szCs w:val="18"/>
+              </w:rPr>
+              <w:t>github</w:t>
+            </w:r>
+            <w:proofErr w:type="spellEnd"/>
+            <w:r>
+              <w:rPr>
+                <w:rFonts w:ascii="Arial" w:eastAsia="Arial" w:hAnsi="Arial" w:cs="Arial"/>
+                <w:color w:val="000000"/>
+                <w:sz w:val="18"/>
+                <w:szCs w:val="18"/>
+              </w:rPr>
+              <w:t>/workflows/</w:t>
+            </w:r>
+            <w:proofErr w:type="spellStart"/>
+            <w:r>
+              <w:rPr>
+                <w:rFonts w:ascii="Arial" w:eastAsia="Arial" w:hAnsi="Arial" w:cs="Arial"/>
+                <w:color w:val="000000"/>
+                <w:sz w:val="18"/>
+                <w:szCs w:val="18"/>
+              </w:rPr>
+              <w:t>ci.yml</w:t>
+            </w:r>
+            <w:proofErr w:type="spellEnd"/>
+            <w:r>
+              <w:rPr>
+                <w:rFonts w:ascii="Arial" w:eastAsia="Arial" w:hAnsi="Arial" w:cs="Arial"/>
+                <w:color w:val="000000"/>
+                <w:sz w:val="18"/>
+                <w:szCs w:val="18"/>
+              </w:rPr>
+              <w:t xml:space="preserve"> with correct </w:t>
+            </w:r>
+            <w:proofErr w:type="spellStart"/>
+            <w:r>
+              <w:rPr>
+                <w:rFonts w:ascii="Arial" w:eastAsia="Arial" w:hAnsi="Arial" w:cs="Arial"/>
+                <w:color w:val="000000"/>
+                <w:sz w:val="18"/>
+                <w:szCs w:val="18"/>
+              </w:rPr>
+              <w:t>pull_request</w:t>
+            </w:r>
+            <w:proofErr w:type="spellEnd"/>
+            <w:r>
+              <w:rPr>
+                <w:rFonts w:ascii="Arial" w:eastAsia="Arial" w:hAnsi="Arial" w:cs="Arial"/>
+                <w:color w:val="000000"/>
+                <w:sz w:val="18"/>
+                <w:szCs w:val="18"/>
+              </w:rPr>
+              <w:t xml:space="preserve"> trigger targeting </w:t>
+            </w:r>
+            <w:r>
+              <w:rPr>
+                <w:rFonts w:ascii="Arial" w:eastAsia="Arial" w:hAnsi="Arial" w:cs="Arial"/>
+                <w:color w:val="000000"/>
+                <w:sz w:val="18"/>
+                <w:szCs w:val="18"/>
+              </w:rPr>
+              <w:t>“develop”</w:t>
+            </w:r>
+          </w:p>
+        </w:tc>
+        <w:tc>
+          <w:tcPr>
+            <w:tcW w:w="2150" w:type="dxa"/>
+            <w:tcBorders>
+              <w:top w:val="single" w:sz="6" w:space="0" w:color="ADB9CA"/>
+              <w:left w:val="single" w:sz="6" w:space="0" w:color="ADB9CA"/>
+              <w:bottom w:val="single" w:sz="6" w:space="0" w:color="ADB9CA"/>
+              <w:right w:val="single" w:sz="6" w:space="0" w:color="ADB9CA"/>
+            </w:tcBorders>
+            <w:shd w:val="clear" w:color="auto" w:fill="E8F0FB"/>
+            <w:tcMar>
+              <w:top w:w="80" w:type="dxa"/>
+              <w:left w:w="140" w:type="dxa"/>
+              <w:bottom w:w="80" w:type="dxa"/>
+              <w:right w:w="140" w:type="dxa"/>
+            </w:tcMar>
+            <w:vAlign w:val="center"/>
+          </w:tcPr>
+          <w:p>
+            <w:r>
+              <w:rPr>
+                <w:rFonts w:ascii="Arial" w:eastAsia="Arial" w:hAnsi="Arial" w:cs="Arial"/>
+                <w:color w:val="000000"/>
+                <w:sz w:val="18"/>
+                <w:szCs w:val="18"/>
+              </w:rPr>
+              <w:t>07</w:t>
+            </w:r>
+          </w:p>
+        </w:tc>
+      </w:tr>
+      <w:tr>
+        <w:tc>
+          <w:tcPr>
+            <w:tcW w:w="700" w:type="dxa"/>
+            <w:tcBorders>
+              <w:top w:val="single" w:sz="6" w:space="0" w:color="ADB9CA"/>
+              <w:left w:val="single" w:sz="6" w:space="0" w:color="ADB9CA"/>
+              <w:bottom w:val="single" w:sz="6" w:space="0" w:color="ADB9CA"/>
+              <w:right w:val="single" w:sz="6" w:space="0" w:color="ADB9CA"/>
+            </w:tcBorders>
+            <w:shd w:val="clear" w:color="auto" w:fill="FFFFFF"/>
+            <w:tcMar>
+              <w:top w:w="80" w:type="dxa"/>
+              <w:left w:w="140" w:type="dxa"/>
+              <w:bottom w:w="80" w:type="dxa"/>
+              <w:right w:w="140" w:type="dxa"/>
+            </w:tcMar>
+            <w:vAlign w:val="center"/>
+          </w:tcPr>
+          <w:p>
+            <w:r>
+              <w:rPr>
+                <w:rFonts w:ascii="Arial" w:eastAsia="Arial" w:hAnsi="Arial" w:cs="Arial"/>
+                <w:b/>
+                <w:bCs/>
+                <w:color w:val="000000"/>
+                <w:sz w:val="18"/>
+                <w:szCs w:val="18"/>
+              </w:rPr>
+              <w:t>10</w:t>
+            </w:r>
+          </w:p>
+        </w:tc>
+        <w:tc>
+          <w:tcPr>
+            <w:tcW w:w="6510" w:type="dxa"/>
+            <w:tcBorders>
+              <w:top w:val="single" w:sz="6" w:space="0" w:color="ADB9CA"/>
+              <w:left w:val="single" w:sz="6" w:space="0" w:color="ADB9CA"/>
+              <w:bottom w:val="single" w:sz="6" w:space="0" w:color="ADB9CA"/>
+              <w:right w:val="single" w:sz="6" w:space="0" w:color="ADB9CA"/>
+            </w:tcBorders>
+            <w:shd w:val="clear" w:color="auto" w:fill="FFFFFF"/>
+            <w:tcMar>
+              <w:top w:w="80" w:type="dxa"/>
+              <w:left w:w="140" w:type="dxa"/>
+              <w:bottom w:w="80" w:type="dxa"/>
+              <w:right w:w="140" w:type="dxa"/>
+            </w:tcMar>
+            <w:vAlign w:val="center"/>
+          </w:tcPr>
+          <w:p>
+            <w:r>
+              <w:rPr>
+                <w:rFonts w:ascii="Arial" w:eastAsia="Arial" w:hAnsi="Arial" w:cs="Arial"/>
+                <w:color w:val="000000"/>
+                <w:sz w:val="18"/>
+                <w:szCs w:val="18"/>
+              </w:rPr>
+              <w:t>Checkout code, login to Docker Hub using Team Lead's repository secrets</w:t>
+            </w:r>
+          </w:p>
+        </w:tc>
+        <w:tc>
+          <w:tcPr>
+            <w:tcW w:w="2150" w:type="dxa"/>
+            <w:tcBorders>
+              <w:top w:val="single" w:sz="6" w:space="0" w:color="ADB9CA"/>
+              <w:left w:val="single" w:sz="6" w:space="0" w:color="ADB9CA"/>
+              <w:bottom w:val="single" w:sz="6" w:space="0" w:color="ADB9CA"/>
+              <w:right w:val="single" w:sz="6" w:space="0" w:color="ADB9CA"/>
+            </w:tcBorders>
+            <w:shd w:val="clear" w:color="auto" w:fill="FFFFFF"/>
+            <w:tcMar>
+              <w:top w:w="80" w:type="dxa"/>
+              <w:left w:w="140" w:type="dxa"/>
+              <w:bottom w:w="80" w:type="dxa"/>
+              <w:right w:w="140" w:type="dxa"/>
+            </w:tcMar>
+            <w:vAlign w:val="center"/>
+          </w:tcPr>
+          <w:p>
+            <w:r>
+              <w:rPr>
+                <w:rFonts w:ascii="Arial" w:eastAsia="Arial" w:hAnsi="Arial" w:cs="Arial"/>
+                <w:color w:val="000000"/>
+                <w:sz w:val="18"/>
+                <w:szCs w:val="18"/>
+              </w:rPr>
+              <w:t>06</w:t>
+            </w:r>
+          </w:p>
+        </w:tc>
+      </w:tr>
+      <w:tr>
+        <w:tc>
+          <w:tcPr>
+            <w:tcW w:w="700" w:type="dxa"/>
+            <w:tcBorders>
+              <w:top w:val="single" w:sz="6" w:space="0" w:color="ADB9CA"/>
+              <w:left w:val="single" w:sz="6" w:space="0" w:color="ADB9CA"/>
+              <w:bottom w:val="single" w:sz="6" w:space="0" w:color="ADB9CA"/>
+              <w:right w:val="single" w:sz="6" w:space="0" w:color="ADB9CA"/>
+            </w:tcBorders>
+            <w:shd w:val="clear" w:color="auto" w:fill="E8F0FB"/>
+            <w:tcMar>
+              <w:top w:w="80" w:type="dxa"/>
+              <w:left w:w="140" w:type="dxa"/>
+              <w:bottom w:w="80" w:type="dxa"/>
+              <w:right w:w="140" w:type="dxa"/>
+            </w:tcMar>
+            <w:vAlign w:val="center"/>
+          </w:tcPr>
+          <w:p>
+            <w:r>
+              <w:rPr>
+                <w:rFonts w:ascii="Arial" w:eastAsia="Arial" w:hAnsi="Arial" w:cs="Arial"/>
+                <w:b/>
+                <w:bCs/>
+                <w:color w:val="000000"/>
+                <w:sz w:val="18"/>
+                <w:szCs w:val="18"/>
+              </w:rPr>
+              <w:t>11</w:t>
+            </w:r>
+          </w:p>
+        </w:tc>
+        <w:tc>
+          <w:tcPr>
+            <w:tcW w:w="6510" w:type="dxa"/>
+            <w:tcBorders>
+              <w:top w:val="single" w:sz="6" w:space="0" w:color="ADB9CA"/>
+              <w:left w:val="single" w:sz="6" w:space="0" w:color="ADB9CA"/>
+              <w:bottom w:val="single" w:sz="6" w:space="0" w:color="ADB9CA"/>
+              <w:right w:val="single" w:sz="6" w:space="0" w:color="ADB9CA"/>
+            </w:tcBorders>
+            <w:shd w:val="clear" w:color="auto" w:fill="E8F0FB"/>
+            <w:tcMar>
+              <w:top w:w="80" w:type="dxa"/>
+              <w:left w:w="140" w:type="dxa"/>
+              <w:bottom w:w="80" w:type="dxa"/>
+              <w:right w:w="140" w:type="dxa"/>
+            </w:tcMar>
+            <w:vAlign w:val="center"/>
+          </w:tcPr>
+          <w:p>
+            <w:r>
+              <w:rPr>
+                <w:rFonts w:ascii="Arial" w:eastAsia="Arial" w:hAnsi="Arial" w:cs="Arial"/>
+                <w:color w:val="000000"/>
+                <w:sz w:val="18"/>
+                <w:szCs w:val="18"/>
+              </w:rPr>
+              <w:t>Build Docker image and tag correctly (latest and/or commit SHA)</w:t>
+            </w:r>
+          </w:p>
+        </w:tc>
+        <w:tc>
+          <w:tcPr>
+            <w:tcW w:w="2150" w:type="dxa"/>
+            <w:tcBorders>
+              <w:top w:val="single" w:sz="6" w:space="0" w:color="ADB9CA"/>
+              <w:left w:val="single" w:sz="6" w:space="0" w:color="ADB9CA"/>
+              <w:bottom w:val="single" w:sz="6" w:space="0" w:color="ADB9CA"/>
+              <w:right w:val="single" w:sz="6" w:space="0" w:color="ADB9CA"/>
+            </w:tcBorders>
+            <w:shd w:val="clear" w:color="auto" w:fill="E8F0FB"/>
+            <w:tcMar>
+              <w:top w:w="80" w:type="dxa"/>
+              <w:left w:w="140" w:type="dxa"/>
+              <w:bottom w:w="80" w:type="dxa"/>
+              <w:right w:w="140" w:type="dxa"/>
+            </w:tcMar>
+            <w:vAlign w:val="center"/>
+          </w:tcPr>
+          <w:p>
+            <w:r>
+              <w:rPr>
+                <w:rFonts w:ascii="Arial" w:eastAsia="Arial" w:hAnsi="Arial" w:cs="Arial"/>
+                <w:color w:val="000000"/>
+                <w:sz w:val="18"/>
+                <w:szCs w:val="18"/>
+              </w:rPr>
+              <w:t>06</w:t>
+            </w:r>
+          </w:p>
+        </w:tc>
+      </w:tr>
+      <w:tr>
+        <w:tc>
+          <w:tcPr>
+            <w:tcW w:w="700" w:type="dxa"/>
+            <w:tcBorders>
+              <w:top w:val="single" w:sz="6" w:space="0" w:color="ADB9CA"/>
+              <w:left w:val="single" w:sz="6" w:space="0" w:color="ADB9CA"/>
+              <w:bottom w:val="single" w:sz="6" w:space="0" w:color="ADB9CA"/>
+              <w:right w:val="single" w:sz="6" w:space="0" w:color="ADB9CA"/>
+            </w:tcBorders>
+            <w:shd w:val="clear" w:color="auto" w:fill="FFFFFF"/>
+            <w:tcMar>
+              <w:top w:w="80" w:type="dxa"/>
+              <w:left w:w="140" w:type="dxa"/>
+              <w:bottom w:w="80" w:type="dxa"/>
+              <w:right w:w="140" w:type="dxa"/>
+            </w:tcMar>
+            <w:vAlign w:val="center"/>
+          </w:tcPr>
+          <w:p>
+            <w:r>
+              <w:rPr>
+                <w:rFonts w:ascii="Arial" w:eastAsia="Arial" w:hAnsi="Arial" w:cs="Arial"/>
+                <w:b/>
+                <w:bCs/>
+                <w:color w:val="000000"/>
+                <w:sz w:val="18"/>
+                <w:szCs w:val="18"/>
+              </w:rPr>
+              <w:t>12</w:t>
+            </w:r>
+          </w:p>
+        </w:tc>
+        <w:tc>
+          <w:tcPr>
+            <w:tcW w:w="6510" w:type="dxa"/>
+            <w:tcBorders>
+              <w:top w:val="single" w:sz="6" w:space="0" w:color="ADB9CA"/>
+              <w:left w:val="single" w:sz="6" w:space="0" w:color="ADB9CA"/>
+              <w:bottom w:val="single" w:sz="6" w:space="0" w:color="ADB9CA"/>
+              <w:right w:val="single" w:sz="6" w:space="0" w:color="ADB9CA"/>
+            </w:tcBorders>
+            <w:shd w:val="clear" w:color="auto" w:fill="FFFFFF"/>
+            <w:tcMar>
+              <w:top w:w="80" w:type="dxa"/>
+              <w:left w:w="140" w:type="dxa"/>
+              <w:bottom w:w="80" w:type="dxa"/>
+              <w:right w:w="140" w:type="dxa"/>
+            </w:tcMar>
+            <w:vAlign w:val="center"/>
+          </w:tcPr>
+          <w:p>
+            <w:r>
+              <w:rPr>
+                <w:rFonts w:ascii="Arial" w:eastAsia="Arial" w:hAnsi="Arial" w:cs="Arial"/>
+                <w:color w:val="000000"/>
+                <w:sz w:val="18"/>
+                <w:szCs w:val="18"/>
+              </w:rPr>
+              <w:t>Push image to Docker Hub successfully; workflow exits on any step failure</w:t>
+            </w:r>
+          </w:p>
+        </w:tc>
+        <w:tc>
+          <w:tcPr>
+            <w:tcW w:w="2150" w:type="dxa"/>
+            <w:tcBorders>
+              <w:top w:val="single" w:sz="6" w:space="0" w:color="ADB9CA"/>
+              <w:left w:val="single" w:sz="6" w:space="0" w:color="ADB9CA"/>
+              <w:bottom w:val="single" w:sz="6" w:space="0" w:color="ADB9CA"/>
+              <w:right w:val="single" w:sz="6" w:space="0" w:color="ADB9CA"/>
+            </w:tcBorders>
+            <w:shd w:val="clear" w:color="auto" w:fill="FFFFFF"/>
+            <w:tcMar>
+              <w:top w:w="80" w:type="dxa"/>
+              <w:left w:w="140" w:type="dxa"/>
+              <w:bottom w:w="80" w:type="dxa"/>
+              <w:right w:w="140" w:type="dxa"/>
+            </w:tcMar>
+            <w:vAlign w:val="center"/>
+          </w:tcPr>
+          <w:p>
+            <w:r>
+              <w:rPr>
+                <w:rFonts w:ascii="Arial" w:eastAsia="Arial" w:hAnsi="Arial" w:cs="Arial"/>
+                <w:color w:val="000000"/>
+                <w:sz w:val="18"/>
+                <w:szCs w:val="18"/>
+              </w:rPr>
+              <w:t>06</w:t>
+            </w:r>
+          </w:p>
+        </w:tc>
+      </w:tr>
+      <w:tr>
+        <w:tc>
+          <w:tcPr>
+            <w:tcW w:w="700" w:type="dxa"/>
+            <w:tcBorders>
+              <w:top w:val="single" w:sz="6" w:space="0" w:color="ADB9CA"/>
+              <w:left w:val="single" w:sz="6" w:space="0" w:color="ADB9CA"/>
+              <w:bottom w:val="single" w:sz="6" w:space="0" w:color="ADB9CA"/>
+              <w:right w:val="single" w:sz="6" w:space="0" w:color="ADB9CA"/>
+            </w:tcBorders>
+            <w:shd w:val="clear" w:color="auto" w:fill="2E75B6"/>
+            <w:tcMar>
+              <w:top w:w="80" w:type="dxa"/>
+              <w:left w:w="140" w:type="dxa"/>
+              <w:bottom w:w="80" w:type="dxa"/>
+              <w:right w:w="140" w:type="dxa"/>
+            </w:tcMar>
+            <w:vAlign w:val="center"/>
+          </w:tcPr>
+          <w:p/>
+        </w:tc>
+        <w:tc>
+          <w:tcPr>
+            <w:tcW w:w="6510" w:type="dxa"/>
+            <w:tcBorders>
+              <w:top w:val="single" w:sz="6" w:space="0" w:color="ADB9CA"/>
+              <w:left w:val="single" w:sz="6" w:space="0" w:color="ADB9CA"/>
+              <w:bottom w:val="single" w:sz="6" w:space="0" w:color="ADB9CA"/>
+              <w:right w:val="single" w:sz="6" w:space="0" w:color="ADB9CA"/>
+            </w:tcBorders>
+            <w:shd w:val="clear" w:color="auto" w:fill="2E75B6"/>
+            <w:tcMar>
+              <w:top w:w="80" w:type="dxa"/>
+              <w:left w:w="140" w:type="dxa"/>
+              <w:bottom w:w="80" w:type="dxa"/>
+              <w:right w:w="140" w:type="dxa"/>
+            </w:tcMar>
+            <w:vAlign w:val="center"/>
+          </w:tcPr>
+          <w:p>
+            <w:r>
+              <w:rPr>
+                <w:rFonts w:ascii="Arial" w:eastAsia="Arial" w:hAnsi="Arial" w:cs="Arial"/>
+                <w:b/>
+                <w:bCs/>
+                <w:color w:val="FFFFFF"/>
+                <w:sz w:val="18"/>
+                <w:szCs w:val="18"/>
+              </w:rPr>
+              <w:t>CD Pipeline – Automated Deployment to Render (</w:t>
+            </w:r>
+            <w:proofErr w:type="spellStart"/>
+            <w:r>
+              <w:rPr>
+                <w:rFonts w:ascii="Arial" w:eastAsia="Arial" w:hAnsi="Arial" w:cs="Arial"/>
+                <w:b/>
+                <w:bCs/>
+                <w:color w:val="FFFFFF"/>
+                <w:sz w:val="18"/>
+                <w:szCs w:val="18"/>
+              </w:rPr>
+              <w:t>cd.yml</w:t>
+            </w:r>
+            <w:proofErr w:type="spellEnd"/>
+            <w:r>
+              <w:rPr>
+                <w:rFonts w:ascii="Arial" w:eastAsia="Arial" w:hAnsi="Arial" w:cs="Arial"/>
+                <w:b/>
+                <w:bCs/>
+                <w:color w:val="FFFFFF"/>
+                <w:sz w:val="18"/>
+                <w:szCs w:val="18"/>
+              </w:rPr>
+              <w:t>)</w:t>
+            </w:r>
+          </w:p>
+        </w:tc>
+        <w:tc>
+          <w:tcPr>
+            <w:tcW w:w="2150" w:type="dxa"/>
+            <w:tcBorders>
+              <w:top w:val="single" w:sz="6" w:space="0" w:color="ADB9CA"/>
+              <w:left w:val="single" w:sz="6" w:space="0" w:color="ADB9CA"/>
+              <w:bottom w:val="single" w:sz="6" w:space="0" w:color="ADB9CA"/>
+              <w:right w:val="single" w:sz="6" w:space="0" w:color="ADB9CA"/>
+            </w:tcBorders>
+            <w:shd w:val="clear" w:color="auto" w:fill="2E75B6"/>
+            <w:tcMar>
+              <w:top w:w="80" w:type="dxa"/>
+              <w:left w:w="140" w:type="dxa"/>
+              <w:bottom w:w="80" w:type="dxa"/>
+              <w:right w:w="140" w:type="dxa"/>
+            </w:tcMar>
+            <w:vAlign w:val="center"/>
+          </w:tcPr>
+          <w:p>
+            <w:r>
+              <w:rPr>
+                <w:rFonts w:ascii="Arial" w:eastAsia="Arial" w:hAnsi="Arial" w:cs="Arial"/>
+                <w:b/>
+                <w:bCs/>
+                <w:color w:val="FFFFFF"/>
+                <w:sz w:val="18"/>
+                <w:szCs w:val="18"/>
+              </w:rPr>
+              <w:t>20 Marks</w:t>
+            </w:r>
+          </w:p>
+        </w:tc>
+      </w:tr>
+      <w:tr>
+        <w:tc>
+          <w:tcPr>
+            <w:tcW w:w="700" w:type="dxa"/>
+            <w:tcBorders>
+              <w:top w:val="single" w:sz="6" w:space="0" w:color="ADB9CA"/>
+              <w:left w:val="single" w:sz="6" w:space="0" w:color="ADB9CA"/>
+              <w:bottom w:val="single" w:sz="6" w:space="0" w:color="ADB9CA"/>
+              <w:right w:val="single" w:sz="6" w:space="0" w:color="ADB9CA"/>
+            </w:tcBorders>
+            <w:shd w:val="clear" w:color="auto" w:fill="E8F0FB"/>
+            <w:tcMar>
+              <w:top w:w="80" w:type="dxa"/>
+              <w:left w:w="140" w:type="dxa"/>
+              <w:bottom w:w="80" w:type="dxa"/>
+              <w:right w:w="140" w:type="dxa"/>
+            </w:tcMar>
+            <w:vAlign w:val="center"/>
+          </w:tcPr>
+          <w:p>
+            <w:r>
+              <w:rPr>
+                <w:rFonts w:ascii="Arial" w:eastAsia="Arial" w:hAnsi="Arial" w:cs="Arial"/>
+                <w:b/>
+                <w:bCs/>
+                <w:color w:val="000000"/>
+                <w:sz w:val="18"/>
+                <w:szCs w:val="18"/>
+              </w:rPr>
               <w:t>13</w:t>
             </w:r>
           </w:p>
@@ -7738,7 +8789,47 @@
                 <w:sz w:val="18"/>
                 <w:szCs w:val="18"/>
               </w:rPr>
-              <w:t xml:space="preserve">CD workflow file created at .github/workflows/cd.yml with correct push trigger on </w:t>
+              <w:t>CD workflow file created at .</w:t>
+            </w:r>
+            <w:proofErr w:type="spellStart"/>
+            <w:r>
+              <w:rPr>
+                <w:rFonts w:ascii="Arial" w:eastAsia="Arial" w:hAnsi="Arial" w:cs="Arial"/>
+                <w:color w:val="000000"/>
+                <w:sz w:val="18"/>
+                <w:szCs w:val="18"/>
+              </w:rPr>
+              <w:t>github</w:t>
+            </w:r>
+            <w:proofErr w:type="spellEnd"/>
+            <w:r>
+              <w:rPr>
+                <w:rFonts w:ascii="Arial" w:eastAsia="Arial" w:hAnsi="Arial" w:cs="Arial"/>
+                <w:color w:val="000000"/>
+                <w:sz w:val="18"/>
+                <w:szCs w:val="18"/>
+              </w:rPr>
+              <w:t>/workflows/</w:t>
+            </w:r>
+            <w:proofErr w:type="spellStart"/>
+            <w:r>
+              <w:rPr>
+                <w:rFonts w:ascii="Arial" w:eastAsia="Arial" w:hAnsi="Arial" w:cs="Arial"/>
+                <w:color w:val="000000"/>
+                <w:sz w:val="18"/>
+                <w:szCs w:val="18"/>
+              </w:rPr>
+              <w:t>cd.yml</w:t>
+            </w:r>
+            <w:proofErr w:type="spellEnd"/>
+            <w:r>
+              <w:rPr>
+                <w:rFonts w:ascii="Arial" w:eastAsia="Arial" w:hAnsi="Arial" w:cs="Arial"/>
+                <w:color w:val="000000"/>
+                <w:sz w:val="18"/>
+                <w:szCs w:val="18"/>
+              </w:rPr>
+              <w:t xml:space="preserve"> with correct push trigger on </w:t>
             </w:r>
             <w:r>
               <w:rPr>
@@ -8461,7 +9552,15 @@
           <w:rFonts w:ascii="Arial" w:eastAsia="Arial" w:hAnsi="Arial" w:cs="Arial"/>
           <w:color w:val="000000"/>
         </w:rPr>
-        <w:t xml:space="preserve">Screenshot 2: Each member's CI workflow run triggered by their individual PR </w:t>
+        <w:t xml:space="preserve">Screenshot 2: Each member's CI workflow run triggered by their individual </w:t>
+      </w:r>
+      <w:proofErr w:type="gramStart"/>
+      <w:r>
+        <w:rPr>
+          <w:rFonts w:ascii="Arial" w:eastAsia="Arial" w:hAnsi="Arial" w:cs="Arial"/>
+          <w:color w:val="000000"/>
+        </w:rPr>
+        <w:t xml:space="preserve">PR </w:t>
       </w:r>
       <w:r>
         <w:rPr>
@@ -8470,6 +9569,7 @@
         </w:rPr>
         <w:t>,</w:t>
       </w:r>
+      <w:proofErr w:type="gramEnd"/>
       <w:r>
         <w:rPr>
           <w:rFonts w:ascii="Arial" w:eastAsia="Arial" w:hAnsi="Arial" w:cs="Arial"/>
@@ -8516,7 +9616,15 @@
           <w:rFonts w:ascii="Arial" w:eastAsia="Arial" w:hAnsi="Arial" w:cs="Arial"/>
           <w:color w:val="000000"/>
         </w:rPr>
-        <w:t>“develop”</w:t>
+        <w:t>“develop</w:t>
+      </w:r>
+      <w:proofErr w:type="gramStart"/>
+      <w:r>
+        <w:rPr>
+          <w:rFonts w:ascii="Arial" w:eastAsia="Arial" w:hAnsi="Arial" w:cs="Arial"/>
+          <w:color w:val="000000"/>
+        </w:rPr>
+        <w:t>”</w:t>
       </w:r>
       <w:r>
         <w:rPr>
@@ -8532,6 +9640,7 @@
         </w:rPr>
         <w:t>,</w:t>
       </w:r>
+      <w:proofErr w:type="gramEnd"/>
       <w:r>
         <w:rPr>
           <w:rFonts w:ascii="Arial" w:eastAsia="Arial" w:hAnsi="Arial" w:cs="Arial"/>
@@ -8554,7 +9663,23 @@
           <w:rFonts w:ascii="Arial" w:eastAsia="Arial" w:hAnsi="Arial" w:cs="Arial"/>
           <w:color w:val="000000"/>
         </w:rPr>
-        <w:t>Screenshot 5: Live TaskFlow application on Render showing all five pages are accessible.</w:t>
+        <w:t xml:space="preserve">Screenshot 5: Live </w:t>
+      </w:r>
+      <w:proofErr w:type="spellStart"/>
+      <w:r>
+        <w:rPr>
+          <w:rFonts w:ascii="Arial" w:eastAsia="Arial" w:hAnsi="Arial" w:cs="Arial"/>
+          <w:color w:val="000000"/>
+        </w:rPr>
+        <w:t>TaskFlow</w:t>
+      </w:r>
+      <w:proofErr w:type="spellEnd"/>
+      <w:r>
+        <w:rPr>
+          <w:rFonts w:ascii="Arial" w:eastAsia="Arial" w:hAnsi="Arial" w:cs="Arial"/>
+          <w:color w:val="000000"/>
+        </w:rPr>
+        <w:t xml:space="preserve"> application on Render showing all five pages are accessible.</w:t>
       </w:r>
     </w:p>
     <w:p>
@@ -9104,6 +10229,58 @@
                 </wp:inline>
               </w:drawing>
             </w:r>
+            <w:r>
+              <w:br/>
+            </w:r>
+            <w:r>
+              <w:br/>
+            </w:r>
+            <w:r>
+              <w:rPr>
+                <w:b/>
+                <w:bCs/>
+              </w:rPr>
+              <w:t>Abdullah Butt:</w:t>
+            </w:r>
+          </w:p>
+          <w:p>
+            <w:r>
+              <w:drawing>
+                <wp:inline distT="0" distB="0" distL="0" distR="0" wp14:anchorId="154304E2" wp14:editId="322766D9">
+                  <wp:extent cx="3110642" cy="1752600"/>
+                  <wp:effectExtent l="0" t="0" r="0" b="0"/>
+                  <wp:docPr id="1524877423" name="Picture 1"/>
+                  <wp:cNvGraphicFramePr>
+                    <a:graphicFrameLocks xmlns:a="http://schemas.openxmlformats.org/drawingml/2006/main" noChangeAspect="1"/>
+                  </wp:cNvGraphicFramePr>
+                  <a:graphic xmlns:a="http://schemas.openxmlformats.org/drawingml/2006/main">
+                    <a:graphicData uri="http://schemas.openxmlformats.org/drawingml/2006/picture">
+                      <pic:pic xmlns:pic="http://schemas.openxmlformats.org/drawingml/2006/picture">
+                        <pic:nvPicPr>
+                          <pic:cNvPr id="1524877423" name=""/>
+                          <pic:cNvPicPr/>
+                        </pic:nvPicPr>
+                        <pic:blipFill>
+                          <a:blip r:embed="rId11"/>
+                          <a:stretch>
+                            <a:fillRect/>
+                          </a:stretch>
+                        </pic:blipFill>
+                        <pic:spPr>
+                          <a:xfrm flipV="1">
+                            <a:off x="0" y="0"/>
+                            <a:ext cx="3165419" cy="1783463"/>
+                          </a:xfrm>
+                          <a:prstGeom prst="rect">
+                            <a:avLst/>
+                          </a:prstGeom>
+                        </pic:spPr>
+                      </pic:pic>
+                    </a:graphicData>
+                  </a:graphic>
+                </wp:inline>
+              </w:drawing>
+            </w:r>
           </w:p>
         </w:tc>
       </w:tr>
@@ -9255,7 +10432,31 @@
                 <w:sz w:val="18"/>
                 <w:szCs w:val="18"/>
               </w:rPr>
-              <w:t>Live TaskFlow on Render – All 5 Pages Accessible</w:t>
+              <w:t xml:space="preserve">Live </w:t>
+            </w:r>
+            <w:proofErr w:type="spellStart"/>
+            <w:r>
+              <w:rPr>
+                <w:rFonts w:ascii="Arial" w:eastAsia="Arial" w:hAnsi="Arial" w:cs="Arial"/>
+                <w:b/>
+                <w:bCs/>
+                <w:color w:val="000000"/>
+                <w:sz w:val="18"/>
+                <w:szCs w:val="18"/>
+              </w:rPr>
+              <w:t>TaskFlow</w:t>
+            </w:r>
+            <w:proofErr w:type="spellEnd"/>
+            <w:r>
+              <w:rPr>
+                <w:rFonts w:ascii="Arial" w:eastAsia="Arial" w:hAnsi="Arial" w:cs="Arial"/>
+                <w:b/>
+                <w:bCs/>
+                <w:color w:val="000000"/>
+                <w:sz w:val="18"/>
+                <w:szCs w:val="18"/>
+              </w:rPr>
+              <w:t xml:space="preserve"> on Render – All 5 Pages Accessible</w:t>
             </w:r>
           </w:p>
         </w:tc>
@@ -9309,6 +10510,7 @@
                 <w:sz w:val="18"/>
                 <w:szCs w:val="18"/>
               </w:rPr>
+              <w:lastRenderedPageBreak/>
               <w:t>Assignment 04 .docx Visible in GitHub Repo</w:t>
             </w:r>
           </w:p>
@@ -9389,7 +10591,27 @@
           <w:bCs/>
           <w:color w:val="000000"/>
         </w:rPr>
-        <w:t>Member 1  (Name: _______________________________________________)</w:t>
+        <w:t xml:space="preserve">Member </w:t>
+      </w:r>
+      <w:proofErr w:type="gramStart"/>
+      <w:r>
+        <w:rPr>
+          <w:rFonts w:ascii="Arial" w:eastAsia="Arial" w:hAnsi="Arial" w:cs="Arial"/>
+          <w:b/>
+          <w:bCs/>
+          <w:color w:val="000000"/>
+        </w:rPr>
+        <w:t>1  (</w:t>
+      </w:r>
+      <w:proofErr w:type="gramEnd"/>
+      <w:r>
+        <w:rPr>
+          <w:rFonts w:ascii="Arial" w:eastAsia="Arial" w:hAnsi="Arial" w:cs="Arial"/>
+          <w:b/>
+          <w:bCs/>
+          <w:color w:val="000000"/>
+        </w:rPr>
+        <w:t>Name: _______________________________________________)</w:t>
       </w:r>
     </w:p>
     <w:tbl>
@@ -9496,8 +10718,9 @@
           <w:bCs/>
           <w:color w:val="000000"/>
         </w:rPr>
-        <w:t>Member 2  (Name:</w:t>
-      </w:r>
+        <w:t xml:space="preserve">Member </w:t>
+      </w:r>
+      <w:proofErr w:type="gramStart"/>
       <w:r>
         <w:rPr>
           <w:rFonts w:ascii="Arial" w:eastAsia="Arial" w:hAnsi="Arial" w:cs="Arial"/>
@@ -9505,8 +10728,29 @@
           <w:bCs/>
           <w:color w:val="000000"/>
         </w:rPr>
+        <w:t>2  (</w:t>
+      </w:r>
+      <w:proofErr w:type="spellStart"/>
+      <w:r>
+        <w:rPr>
+          <w:rFonts w:ascii="Arial" w:eastAsia="Arial" w:hAnsi="Arial" w:cs="Arial"/>
+          <w:b/>
+          <w:bCs/>
+          <w:color w:val="000000"/>
+        </w:rPr>
+        <w:t>Name:</w:t>
+      </w:r>
+      <w:r>
+        <w:rPr>
+          <w:rFonts w:ascii="Arial" w:eastAsia="Arial" w:hAnsi="Arial" w:cs="Arial"/>
+          <w:b/>
+          <w:bCs/>
+          <w:color w:val="000000"/>
+        </w:rPr>
         <w:t>Mukaram</w:t>
       </w:r>
+      <w:proofErr w:type="spellEnd"/>
+      <w:proofErr w:type="gramEnd"/>
       <w:r>
         <w:rPr>
           <w:rFonts w:ascii="Arial" w:eastAsia="Arial" w:hAnsi="Arial" w:cs="Arial"/>
@@ -9558,7 +10802,15 @@
           </w:tcPr>
           <w:p>
             <w:r>
-              <w:t>In this assignment, I learned how CI/CD pipelines automate the software delivery process from code push to live deployment. My task was to build the Add Task page (add-task.html) for the TaskFlow application and follow the complete Git and GitHub flow independently. The most challenging part for me was creating the feature branch with the correct naming convention and ensuring the HTML page was properly linked to the shared style.css. I also learned how opening a Pull Request automatically triggers the CI workflow, which builds and pushes the Docker image to Docker Hub without any manual effort. Overall, this assignment gave me practical hands-on experience with real-world DevOps practices that I had only studied theoretically before.</w:t>
+              <w:t xml:space="preserve">In this assignment, I learned how CI/CD pipelines automate the software delivery process from code push to live deployment. My task was to build the Add Task page (add-task.html) for the </w:t>
+            </w:r>
+            <w:proofErr w:type="spellStart"/>
+            <w:r>
+              <w:t>TaskFlow</w:t>
+            </w:r>
+            <w:proofErr w:type="spellEnd"/>
+            <w:r>
+              <w:t xml:space="preserve"> application and follow the complete Git and GitHub flow independently. The most challenging part for me was creating the feature branch with the correct naming convention and ensuring the HTML page was properly linked to the shared style.css. I also learned how opening a Pull Request automatically triggers the CI workflow, which builds and pushes the Docker image to Docker Hub without any manual effort. Overall, this assignment gave me practical hands-on experience with real-world DevOps practices that I had only studied theoretically before.</w:t>
             </w:r>
           </w:p>
         </w:tc>
@@ -9581,7 +10833,27 @@
           <w:bCs/>
           <w:color w:val="000000"/>
         </w:rPr>
-        <w:t>Member 3  (Name: _____</w:t>
+        <w:t xml:space="preserve">Member </w:t>
+      </w:r>
+      <w:proofErr w:type="gramStart"/>
+      <w:r>
+        <w:rPr>
+          <w:rFonts w:ascii="Arial" w:eastAsia="Arial" w:hAnsi="Arial" w:cs="Arial"/>
+          <w:b/>
+          <w:bCs/>
+          <w:color w:val="000000"/>
+        </w:rPr>
+        <w:t>3  (</w:t>
+      </w:r>
+      <w:proofErr w:type="gramEnd"/>
+      <w:r>
+        <w:rPr>
+          <w:rFonts w:ascii="Arial" w:eastAsia="Arial" w:hAnsi="Arial" w:cs="Arial"/>
+          <w:b/>
+          <w:bCs/>
+          <w:color w:val="000000"/>
+        </w:rPr>
+        <w:t>Name: _____</w:t>
       </w:r>
       <w:r>
         <w:rPr>
@@ -9643,7 +10915,15 @@
           </w:tcPr>
           <w:p>
             <w:r>
-              <w:t>In this assignment, I learned how opening a Pull Request triggers the CI pipeline to build and push a Docker image automatically. I built the About page (about.html) with TaskFlow’s description, purpose, and a simple usage guide. The hardest part was matching the assignment requirements while keeping the same style as the other pages. I fixed this by using the shared style.css and following the layout from index.html and task-list.html. This helped me understand the full DevOps flow from feature branch to deployment.</w:t>
+              <w:t xml:space="preserve">In this assignment, I learned how opening a Pull Request triggers the CI pipeline to build and push a Docker image automatically. I built the About page (about.html) with </w:t>
+            </w:r>
+            <w:proofErr w:type="spellStart"/>
+            <w:r>
+              <w:t>TaskFlow’s</w:t>
+            </w:r>
+            <w:proofErr w:type="spellEnd"/>
+            <w:r>
+              <w:t xml:space="preserve"> description, purpose, and a simple usage guide. The hardest part was matching the assignment requirements while keeping the same style as the other pages. I fixed this by using the shared style.css and following the layout from index.html and task-list.html. This helped me understand the full DevOps flow from feature branch to deployment.</w:t>
             </w:r>
           </w:p>
         </w:tc>
@@ -9666,7 +10946,27 @@
           <w:bCs/>
           <w:color w:val="000000"/>
         </w:rPr>
-        <w:t>Member 4  (Name: _______________________________________________)</w:t>
+        <w:t xml:space="preserve">Member </w:t>
+      </w:r>
+      <w:proofErr w:type="gramStart"/>
+      <w:r>
+        <w:rPr>
+          <w:rFonts w:ascii="Arial" w:eastAsia="Arial" w:hAnsi="Arial" w:cs="Arial"/>
+          <w:b/>
+          <w:bCs/>
+          <w:color w:val="000000"/>
+        </w:rPr>
+        <w:t>4  (</w:t>
+      </w:r>
+      <w:proofErr w:type="gramEnd"/>
+      <w:r>
+        <w:rPr>
+          <w:rFonts w:ascii="Arial" w:eastAsia="Arial" w:hAnsi="Arial" w:cs="Arial"/>
+          <w:b/>
+          <w:bCs/>
+          <w:color w:val="000000"/>
+        </w:rPr>
+        <w:t>Name: _______________________________________________)</w:t>
       </w:r>
     </w:p>
     <w:tbl>
@@ -9773,7 +11073,27 @@
           <w:bCs/>
           <w:color w:val="000000"/>
         </w:rPr>
-        <w:t>Member 5  (Name: _______________________________________________)</w:t>
+        <w:t xml:space="preserve">Member </w:t>
+      </w:r>
+      <w:proofErr w:type="gramStart"/>
+      <w:r>
+        <w:rPr>
+          <w:rFonts w:ascii="Arial" w:eastAsia="Arial" w:hAnsi="Arial" w:cs="Arial"/>
+          <w:b/>
+          <w:bCs/>
+          <w:color w:val="000000"/>
+        </w:rPr>
+        <w:t>5  (</w:t>
+      </w:r>
+      <w:proofErr w:type="gramEnd"/>
+      <w:r>
+        <w:rPr>
+          <w:rFonts w:ascii="Arial" w:eastAsia="Arial" w:hAnsi="Arial" w:cs="Arial"/>
+          <w:b/>
+          <w:bCs/>
+          <w:color w:val="000000"/>
+        </w:rPr>
+        <w:t>Name: _______________________________________________)</w:t>
       </w:r>
     </w:p>
     <w:tbl>
@@ -9869,12 +11189,12 @@
       </w:pPr>
     </w:p>
     <w:sectPr>
-      <w:headerReference w:type="even" r:id="rId11"/>
-      <w:headerReference w:type="default" r:id="rId12"/>
-      <w:footerReference w:type="even" r:id="rId13"/>
-      <w:footerReference w:type="default" r:id="rId14"/>
-      <w:headerReference w:type="first" r:id="rId15"/>
-      <w:footerReference w:type="first" r:id="rId16"/>
+      <w:headerReference w:type="even" r:id="rId12"/>
+      <w:headerReference w:type="default" r:id="rId13"/>
+      <w:footerReference w:type="even" r:id="rId14"/>
+      <w:footerReference w:type="default" r:id="rId15"/>
+      <w:headerReference w:type="first" r:id="rId16"/>
+      <w:footerReference w:type="first" r:id="rId17"/>
       <w:pgSz w:w="12240" w:h="15840"/>
       <w:pgMar w:top="1080" w:right="1080" w:bottom="1080" w:left="1080" w:header="708" w:footer="708" w:gutter="0"/>
       <w:cols w:space="720"/>
@@ -9933,7 +11253,17 @@
         <w:sz w:val="16"/>
         <w:szCs w:val="16"/>
       </w:rPr>
-      <w:t xml:space="preserve">Assignment 04 – CI/CD Pipeline Integration  </w:t>
+      <w:t xml:space="preserve">Assignment 04 – CI/CD Pipeline </w:t>
+    </w:r>
+    <w:proofErr w:type="gramStart"/>
+    <w:r>
+      <w:rPr>
+        <w:rFonts w:ascii="Arial" w:eastAsia="Arial" w:hAnsi="Arial" w:cs="Arial"/>
+        <w:color w:val="555555"/>
+        <w:sz w:val="16"/>
+        <w:szCs w:val="16"/>
+      </w:rPr>
+      <w:t xml:space="preserve">Integration  </w:t>
     </w:r>
     <w:r>
       <w:rPr>
@@ -9943,6 +11273,15 @@
         <w:szCs w:val="16"/>
       </w:rPr>
       <w:tab/>
+    </w:r>
+    <w:proofErr w:type="gramEnd"/>
+    <w:r>
+      <w:rPr>
+        <w:rFonts w:ascii="Arial" w:eastAsia="Arial" w:hAnsi="Arial" w:cs="Arial"/>
+        <w:color w:val="555555"/>
+        <w:sz w:val="16"/>
+        <w:szCs w:val="16"/>
+      </w:rPr>
       <w:t xml:space="preserve"> Page </w:t>
     </w:r>
     <w:r>
@@ -10053,7 +11392,19 @@
         <w:sz w:val="18"/>
         <w:szCs w:val="18"/>
       </w:rPr>
-      <w:t>University of Central Punjab – Faculty of Information Technology</w:t>
+      <w:t xml:space="preserve">University of Central Punjab – Faculty of Information </w:t>
+    </w:r>
+    <w:proofErr w:type="gramStart"/>
+    <w:r>
+      <w:rPr>
+        <w:rFonts w:ascii="Arial" w:eastAsia="Arial" w:hAnsi="Arial" w:cs="Arial"/>
+        <w:b/>
+        <w:bCs/>
+        <w:color w:val="1F3864"/>
+        <w:sz w:val="18"/>
+        <w:szCs w:val="18"/>
+      </w:rPr>
+      <w:t>Technology</w:t>
     </w:r>
     <w:r>
       <w:rPr>
@@ -10062,7 +11413,17 @@
         <w:sz w:val="18"/>
         <w:szCs w:val="18"/>
       </w:rPr>
-      <w:t xml:space="preserve">  |  </w:t>
+      <w:t xml:space="preserve">  |</w:t>
+    </w:r>
+    <w:proofErr w:type="gramEnd"/>
+    <w:r>
+      <w:rPr>
+        <w:rFonts w:ascii="Arial" w:eastAsia="Arial" w:hAnsi="Arial" w:cs="Arial"/>
+        <w:color w:val="ADB9CA"/>
+        <w:sz w:val="18"/>
+        <w:szCs w:val="18"/>
+      </w:rPr>
+      <w:t xml:space="preserve">  </w:t>
     </w:r>
     <w:r>
       <w:rPr>

--- a/DF_Assignment_04_Spring_2026.docx
+++ b/DF_Assignment_04_Spring_2026.docx
@@ -348,27 +348,7 @@
           <w:sz w:val="24"/>
           <w:szCs w:val="24"/>
         </w:rPr>
-        <w:t xml:space="preserve"> (can be six members but in that </w:t>
-      </w:r>
-      <w:proofErr w:type="gramStart"/>
-      <w:r>
-        <w:rPr>
-          <w:rFonts w:ascii="Arial" w:eastAsia="Arial" w:hAnsi="Arial" w:cs="Arial"/>
-          <w:color w:val="000000"/>
-          <w:sz w:val="24"/>
-          <w:szCs w:val="24"/>
-        </w:rPr>
-        <w:t>case</w:t>
-      </w:r>
-      <w:proofErr w:type="gramEnd"/>
-      <w:r>
-        <w:rPr>
-          <w:rFonts w:ascii="Arial" w:eastAsia="Arial" w:hAnsi="Arial" w:cs="Arial"/>
-          <w:color w:val="000000"/>
-          <w:sz w:val="24"/>
-          <w:szCs w:val="24"/>
-        </w:rPr>
-        <w:t xml:space="preserve"> TL has to create an additional page for that member and then assign all tasks accordingly)</w:t>
+        <w:t xml:space="preserve"> (can be six members but in that case TL has to create an additional page for that member and then assign all tasks accordingly)</w:t>
       </w:r>
     </w:p>
     <w:p>
@@ -612,9 +592,8 @@
           <w:sz w:val="18"/>
           <w:szCs w:val="18"/>
         </w:rPr>
-        <w:t xml:space="preserve">Table 1: Group </w:t>
-      </w:r>
-      <w:proofErr w:type="gramStart"/>
+        <w:t xml:space="preserve">Table 1: Group Details </w:t>
+      </w:r>
       <w:r>
         <w:rPr>
           <w:rFonts w:ascii="Arial" w:eastAsia="Arial" w:hAnsi="Arial" w:cs="Arial"/>
@@ -624,7 +603,7 @@
           <w:sz w:val="18"/>
           <w:szCs w:val="18"/>
         </w:rPr>
-        <w:t xml:space="preserve">Details </w:t>
+        <w:t>,</w:t>
       </w:r>
       <w:r>
         <w:rPr>
@@ -635,43 +614,7 @@
           <w:sz w:val="18"/>
           <w:szCs w:val="18"/>
         </w:rPr>
-        <w:t>,</w:t>
-      </w:r>
-      <w:proofErr w:type="gramEnd"/>
-      <w:r>
-        <w:rPr>
-          <w:rFonts w:ascii="Arial" w:eastAsia="Arial" w:hAnsi="Arial" w:cs="Arial"/>
-          <w:b/>
-          <w:bCs/>
-          <w:color w:val="444444"/>
-          <w:sz w:val="18"/>
-          <w:szCs w:val="18"/>
-        </w:rPr>
-        <w:t xml:space="preserve"> </w:t>
-      </w:r>
-      <w:proofErr w:type="gramStart"/>
-      <w:r>
-        <w:rPr>
-          <w:rFonts w:ascii="Arial" w:eastAsia="Arial" w:hAnsi="Arial" w:cs="Arial"/>
-          <w:b/>
-          <w:bCs/>
-          <w:color w:val="444444"/>
-          <w:sz w:val="18"/>
-          <w:szCs w:val="18"/>
-        </w:rPr>
-        <w:t>Each</w:t>
-      </w:r>
-      <w:proofErr w:type="gramEnd"/>
-      <w:r>
-        <w:rPr>
-          <w:rFonts w:ascii="Arial" w:eastAsia="Arial" w:hAnsi="Arial" w:cs="Arial"/>
-          <w:b/>
-          <w:bCs/>
-          <w:color w:val="444444"/>
-          <w:sz w:val="18"/>
-          <w:szCs w:val="18"/>
-        </w:rPr>
-        <w:t xml:space="preserve"> student must fill their own row (including Assigned Page) in the versioned copy inside the repo</w:t>
+        <w:t xml:space="preserve"> Each student must fill their own row (including Assigned Page) in the versioned copy inside the repo</w:t>
       </w:r>
     </w:p>
     <w:tbl>
@@ -982,7 +925,11 @@
             </w:tcMar>
             <w:vAlign w:val="center"/>
           </w:tcPr>
-          <w:p/>
+          <w:p>
+            <w:r>
+              <w:t>Andul Moeez Tariq</w:t>
+            </w:r>
+          </w:p>
         </w:tc>
         <w:tc>
           <w:tcPr>
@@ -1002,7 +949,11 @@
             </w:tcMar>
             <w:vAlign w:val="center"/>
           </w:tcPr>
-          <w:p/>
+          <w:p>
+            <w:r>
+              <w:t>Moeez907</w:t>
+            </w:r>
+          </w:p>
         </w:tc>
         <w:tc>
           <w:tcPr>
@@ -1022,7 +973,11 @@
             </w:tcMar>
             <w:vAlign w:val="center"/>
           </w:tcPr>
-          <w:p/>
+          <w:p>
+            <w:r>
+              <w:t>Team Lead</w:t>
+            </w:r>
+          </w:p>
         </w:tc>
         <w:tc>
           <w:tcPr>
@@ -1042,7 +997,11 @@
             </w:tcMar>
             <w:vAlign w:val="center"/>
           </w:tcPr>
-          <w:p/>
+          <w:p>
+            <w:r>
+              <w:t>Index.html</w:t>
+            </w:r>
+          </w:p>
         </w:tc>
         <w:tc>
           <w:tcPr>
@@ -1062,7 +1021,11 @@
             </w:tcMar>
             <w:vAlign w:val="center"/>
           </w:tcPr>
-          <w:p/>
+          <w:p>
+            <w:r>
+              <w:t>Develop</w:t>
+            </w:r>
+          </w:p>
         </w:tc>
         <w:tc>
           <w:tcPr>
@@ -1082,7 +1045,11 @@
             </w:tcMar>
             <w:vAlign w:val="center"/>
           </w:tcPr>
-          <w:p/>
+          <w:p>
+            <w:r>
+              <w:t>yes</w:t>
+            </w:r>
+          </w:p>
         </w:tc>
       </w:tr>
       <w:tr>
@@ -1138,14 +1105,12 @@
             <w:vAlign w:val="center"/>
           </w:tcPr>
           <w:p>
-            <w:proofErr w:type="spellStart"/>
             <w:r>
               <w:t>m</w:t>
             </w:r>
             <w:r>
               <w:t>ukaram</w:t>
             </w:r>
-            <w:proofErr w:type="spellEnd"/>
           </w:p>
         </w:tc>
         <w:tc>
@@ -1810,7 +1775,21 @@
           <w:rFonts w:ascii="Arial" w:eastAsia="Arial" w:hAnsi="Arial" w:cs="Arial"/>
           <w:color w:val="555555"/>
         </w:rPr>
-        <w:t>[Paste Your GitHub Repository URL Here]</w:t>
+        <w:t>[</w:t>
+      </w:r>
+      <w:r>
+        <w:rPr>
+          <w:rFonts w:ascii="Arial" w:eastAsia="Arial" w:hAnsi="Arial" w:cs="Arial"/>
+          <w:color w:val="555555"/>
+        </w:rPr>
+        <w:t>https://github.com/moeez907/taskflow.git</w:t>
+      </w:r>
+      <w:r>
+        <w:rPr>
+          <w:rFonts w:ascii="Arial" w:eastAsia="Arial" w:hAnsi="Arial" w:cs="Arial"/>
+          <w:color w:val="555555"/>
+        </w:rPr>
+        <w:t>]</w:t>
       </w:r>
     </w:p>
     <w:p>
@@ -1838,7 +1817,21 @@
           <w:rFonts w:ascii="Arial" w:eastAsia="Arial" w:hAnsi="Arial" w:cs="Arial"/>
           <w:color w:val="555555"/>
         </w:rPr>
-        <w:t>[Paste Your Render Live URL Here]</w:t>
+        <w:t>[</w:t>
+      </w:r>
+      <w:r>
+        <w:rPr>
+          <w:rFonts w:ascii="Arial" w:eastAsia="Arial" w:hAnsi="Arial" w:cs="Arial"/>
+          <w:color w:val="555555"/>
+        </w:rPr>
+        <w:t>https://taskflow-latest-ojkj.onrender.com/</w:t>
+      </w:r>
+      <w:r>
+        <w:rPr>
+          <w:rFonts w:ascii="Arial" w:eastAsia="Arial" w:hAnsi="Arial" w:cs="Arial"/>
+          <w:color w:val="555555"/>
+        </w:rPr>
+        <w:t>]</w:t>
       </w:r>
     </w:p>
     <w:p>
@@ -1875,39 +1868,7 @@
           <w:rFonts w:ascii="Arial" w:eastAsia="Arial" w:hAnsi="Arial" w:cs="Arial"/>
           <w:color w:val="000000"/>
         </w:rPr>
-        <w:t xml:space="preserve">Your team is the development crew for </w:t>
-      </w:r>
-      <w:proofErr w:type="spellStart"/>
-      <w:r>
-        <w:rPr>
-          <w:rFonts w:ascii="Arial" w:eastAsia="Arial" w:hAnsi="Arial" w:cs="Arial"/>
-          <w:color w:val="000000"/>
-        </w:rPr>
-        <w:t>TaskFlow</w:t>
-      </w:r>
-      <w:proofErr w:type="spellEnd"/>
-      <w:r>
-        <w:rPr>
-          <w:rFonts w:ascii="Arial" w:eastAsia="Arial" w:hAnsi="Arial" w:cs="Arial"/>
-          <w:color w:val="000000"/>
-        </w:rPr>
-        <w:t xml:space="preserve">, a lightweight task-management web application consisting of five HTML pages. The Team Lead sets up the repository, </w:t>
-      </w:r>
-      <w:proofErr w:type="spellStart"/>
-      <w:r>
-        <w:rPr>
-          <w:rFonts w:ascii="Arial" w:eastAsia="Arial" w:hAnsi="Arial" w:cs="Arial"/>
-          <w:color w:val="000000"/>
-        </w:rPr>
-        <w:t>Dockerfile</w:t>
-      </w:r>
-      <w:proofErr w:type="spellEnd"/>
-      <w:r>
-        <w:rPr>
-          <w:rFonts w:ascii="Arial" w:eastAsia="Arial" w:hAnsi="Arial" w:cs="Arial"/>
-          <w:color w:val="000000"/>
-        </w:rPr>
-        <w:t>, shared stylesheet, and the CI/CD pipelines. Each team member is then individually responsible for building one specific page of the application, following the full Git, GitHub, and Docker flow independently.</w:t>
+        <w:t>Your team is the development crew for TaskFlow, a lightweight task-management web application consisting of five HTML pages. The Team Lead sets up the repository, Dockerfile, shared stylesheet, and the CI/CD pipelines. Each team member is then individually responsible for building one specific page of the application, following the full Git, GitHub, and Docker flow independently.</w:t>
       </w:r>
     </w:p>
     <w:p>
@@ -1925,23 +1886,7 @@
           <w:rFonts w:ascii="Arial" w:eastAsia="Arial" w:hAnsi="Arial" w:cs="Arial"/>
           <w:color w:val="000000"/>
         </w:rPr>
-        <w:t xml:space="preserve">The 5 pages of the </w:t>
-      </w:r>
-      <w:proofErr w:type="spellStart"/>
-      <w:r>
-        <w:rPr>
-          <w:rFonts w:ascii="Arial" w:eastAsia="Arial" w:hAnsi="Arial" w:cs="Arial"/>
-          <w:color w:val="000000"/>
-        </w:rPr>
-        <w:t>TaskFlow</w:t>
-      </w:r>
-      <w:proofErr w:type="spellEnd"/>
-      <w:r>
-        <w:rPr>
-          <w:rFonts w:ascii="Arial" w:eastAsia="Arial" w:hAnsi="Arial" w:cs="Arial"/>
-          <w:color w:val="000000"/>
-        </w:rPr>
-        <w:t xml:space="preserve"> application and their assignment are defined in Table 3 below. The Team Lead takes Page 1 (Home / Dashboard) in addition to their setup responsibilities.</w:t>
+        <w:t>The 5 pages of the TaskFlow application and their assignment are defined in Table 3 below. The Team Lead takes Page 1 (Home / Dashboard) in addition to their setup responsibilities.</w:t>
       </w:r>
     </w:p>
     <w:p>
@@ -1963,31 +1908,7 @@
           <w:sz w:val="18"/>
           <w:szCs w:val="18"/>
         </w:rPr>
-        <w:t xml:space="preserve">Table 3: </w:t>
-      </w:r>
-      <w:proofErr w:type="spellStart"/>
-      <w:r>
-        <w:rPr>
-          <w:rFonts w:ascii="Arial" w:eastAsia="Arial" w:hAnsi="Arial" w:cs="Arial"/>
-          <w:b/>
-          <w:bCs/>
-          <w:color w:val="444444"/>
-          <w:sz w:val="18"/>
-          <w:szCs w:val="18"/>
-        </w:rPr>
-        <w:t>TaskFlow</w:t>
-      </w:r>
-      <w:proofErr w:type="spellEnd"/>
-      <w:r>
-        <w:rPr>
-          <w:rFonts w:ascii="Arial" w:eastAsia="Arial" w:hAnsi="Arial" w:cs="Arial"/>
-          <w:b/>
-          <w:bCs/>
-          <w:color w:val="444444"/>
-          <w:sz w:val="18"/>
-          <w:szCs w:val="18"/>
-        </w:rPr>
-        <w:t xml:space="preserve"> Page Assignment</w:t>
+        <w:t>Table 3: TaskFlow Page Assignment</w:t>
       </w:r>
     </w:p>
     <w:tbl>
@@ -2393,17 +2314,7 @@
                 <w:sz w:val="18"/>
                 <w:szCs w:val="18"/>
               </w:rPr>
-              <w:t xml:space="preserve">An HTML form allowing the user to enter a new </w:t>
-            </w:r>
-            <w:proofErr w:type="gramStart"/>
-            <w:r>
-              <w:rPr>
-                <w:rFonts w:ascii="Arial" w:eastAsia="Arial" w:hAnsi="Arial" w:cs="Arial"/>
-                <w:color w:val="000000"/>
-                <w:sz w:val="18"/>
-                <w:szCs w:val="18"/>
-              </w:rPr>
-              <w:t xml:space="preserve">task </w:t>
+              <w:t xml:space="preserve">An HTML form allowing the user to enter a new task </w:t>
             </w:r>
             <w:r>
               <w:rPr>
@@ -2414,7 +2325,6 @@
               </w:rPr>
               <w:t>,</w:t>
             </w:r>
-            <w:proofErr w:type="gramEnd"/>
             <w:r>
               <w:rPr>
                 <w:rFonts w:ascii="Arial" w:eastAsia="Arial" w:hAnsi="Arial" w:cs="Arial"/>
@@ -2801,27 +2711,7 @@
                 <w:sz w:val="18"/>
                 <w:szCs w:val="18"/>
               </w:rPr>
-              <w:t xml:space="preserve">A page describing the </w:t>
-            </w:r>
-            <w:proofErr w:type="spellStart"/>
-            <w:r>
-              <w:rPr>
-                <w:rFonts w:ascii="Arial" w:eastAsia="Arial" w:hAnsi="Arial" w:cs="Arial"/>
-                <w:color w:val="000000"/>
-                <w:sz w:val="18"/>
-                <w:szCs w:val="18"/>
-              </w:rPr>
-              <w:t>TaskFlow</w:t>
-            </w:r>
-            <w:proofErr w:type="spellEnd"/>
-            <w:r>
-              <w:rPr>
-                <w:rFonts w:ascii="Arial" w:eastAsia="Arial" w:hAnsi="Arial" w:cs="Arial"/>
-                <w:color w:val="000000"/>
-                <w:sz w:val="18"/>
-                <w:szCs w:val="18"/>
-              </w:rPr>
-              <w:t xml:space="preserve"> application, its purpose, and a simple usage guide explaining how to navigate and use the app.</w:t>
+              <w:t>A page describing the TaskFlow application, its purpose, and a simple usage guide explaining how to navigate and use the app.</w:t>
             </w:r>
           </w:p>
         </w:tc>
@@ -2875,55 +2765,7 @@
           <w:rFonts w:ascii="Arial" w:eastAsia="Arial" w:hAnsi="Arial" w:cs="Arial"/>
           <w:color w:val="000000"/>
         </w:rPr>
-        <w:t xml:space="preserve"> using the naming convention: feature/&lt;member-</w:t>
-      </w:r>
-      <w:proofErr w:type="spellStart"/>
-      <w:r>
-        <w:rPr>
-          <w:rFonts w:ascii="Arial" w:eastAsia="Arial" w:hAnsi="Arial" w:cs="Arial"/>
-          <w:color w:val="000000"/>
-        </w:rPr>
-        <w:t>github</w:t>
-      </w:r>
-      <w:proofErr w:type="spellEnd"/>
-      <w:r>
-        <w:rPr>
-          <w:rFonts w:ascii="Arial" w:eastAsia="Arial" w:hAnsi="Arial" w:cs="Arial"/>
-          <w:color w:val="000000"/>
-        </w:rPr>
-        <w:t>-username&gt;/&lt;page-name</w:t>
-      </w:r>
-      <w:proofErr w:type="gramStart"/>
-      <w:r>
-        <w:rPr>
-          <w:rFonts w:ascii="Arial" w:eastAsia="Arial" w:hAnsi="Arial" w:cs="Arial"/>
-          <w:color w:val="000000"/>
-        </w:rPr>
-        <w:t>&gt;  (</w:t>
-      </w:r>
-      <w:proofErr w:type="gramEnd"/>
-      <w:r>
-        <w:rPr>
-          <w:rFonts w:ascii="Arial" w:eastAsia="Arial" w:hAnsi="Arial" w:cs="Arial"/>
-          <w:color w:val="000000"/>
-        </w:rPr>
-        <w:t>e.g., feature/</w:t>
-      </w:r>
-      <w:proofErr w:type="spellStart"/>
-      <w:r>
-        <w:rPr>
-          <w:rFonts w:ascii="Arial" w:eastAsia="Arial" w:hAnsi="Arial" w:cs="Arial"/>
-          <w:color w:val="000000"/>
-        </w:rPr>
-        <w:t>ali-hassan</w:t>
-      </w:r>
-      <w:proofErr w:type="spellEnd"/>
-      <w:r>
-        <w:rPr>
-          <w:rFonts w:ascii="Arial" w:eastAsia="Arial" w:hAnsi="Arial" w:cs="Arial"/>
-          <w:color w:val="000000"/>
-        </w:rPr>
-        <w:t>/add-task).</w:t>
+        <w:t xml:space="preserve"> using the naming convention: feature/&lt;member-github-username&gt;/&lt;page-name&gt;  (e.g., feature/ali-hassan/add-task).</w:t>
       </w:r>
     </w:p>
     <w:p>
@@ -3051,23 +2893,7 @@
           <w:rFonts w:ascii="Arial" w:eastAsia="Arial" w:hAnsi="Arial" w:cs="Arial"/>
           <w:color w:val="2E75B6"/>
         </w:rPr>
-        <w:t xml:space="preserve"> → CD deploys to Render → Live </w:t>
-      </w:r>
-      <w:proofErr w:type="spellStart"/>
-      <w:r>
-        <w:rPr>
-          <w:rFonts w:ascii="Arial" w:eastAsia="Arial" w:hAnsi="Arial" w:cs="Arial"/>
-          <w:color w:val="2E75B6"/>
-        </w:rPr>
-        <w:t>TaskFlow</w:t>
-      </w:r>
-      <w:proofErr w:type="spellEnd"/>
-      <w:r>
-        <w:rPr>
-          <w:rFonts w:ascii="Arial" w:eastAsia="Arial" w:hAnsi="Arial" w:cs="Arial"/>
-          <w:color w:val="2E75B6"/>
-        </w:rPr>
-        <w:t xml:space="preserve"> updated with the new page.</w:t>
+        <w:t xml:space="preserve"> → CD deploys to Render → Live TaskFlow updated with the new page.</w:t>
       </w:r>
     </w:p>
     <w:p>
@@ -3121,23 +2947,7 @@
           <w:rFonts w:ascii="Arial" w:eastAsia="Arial" w:hAnsi="Arial" w:cs="Arial"/>
           <w:color w:val="000000"/>
         </w:rPr>
-        <w:t xml:space="preserve">Create a new public GitHub repository named </w:t>
-      </w:r>
-      <w:proofErr w:type="spellStart"/>
-      <w:r>
-        <w:rPr>
-          <w:rFonts w:ascii="Arial" w:eastAsia="Arial" w:hAnsi="Arial" w:cs="Arial"/>
-          <w:color w:val="000000"/>
-        </w:rPr>
-        <w:t>taskflow-cicd</w:t>
-      </w:r>
-      <w:proofErr w:type="spellEnd"/>
-      <w:r>
-        <w:rPr>
-          <w:rFonts w:ascii="Arial" w:eastAsia="Arial" w:hAnsi="Arial" w:cs="Arial"/>
-          <w:color w:val="000000"/>
-        </w:rPr>
-        <w:t xml:space="preserve"> (or a name agreed by the team). Do NOT clone or fork any existing repository.</w:t>
+        <w:t>Create a new public GitHub repository named taskflow-cicd (or a name agreed by the team). Do NOT clone or fork any existing repository.</w:t>
       </w:r>
     </w:p>
     <w:p>
@@ -3422,17 +3232,7 @@
                 <w:sz w:val="18"/>
                 <w:szCs w:val="18"/>
               </w:rPr>
-              <w:t xml:space="preserve">Home / Dashboard </w:t>
-            </w:r>
-            <w:proofErr w:type="gramStart"/>
-            <w:r>
-              <w:rPr>
-                <w:rFonts w:ascii="Arial" w:eastAsia="Arial" w:hAnsi="Arial" w:cs="Arial"/>
-                <w:color w:val="000000"/>
-                <w:sz w:val="18"/>
-                <w:szCs w:val="18"/>
-              </w:rPr>
-              <w:t xml:space="preserve">page </w:t>
+              <w:t xml:space="preserve">Home / Dashboard page </w:t>
             </w:r>
             <w:r>
               <w:rPr>
@@ -3443,7 +3243,6 @@
               </w:rPr>
               <w:t>,</w:t>
             </w:r>
-            <w:proofErr w:type="gramEnd"/>
             <w:r>
               <w:rPr>
                 <w:rFonts w:ascii="Arial" w:eastAsia="Arial" w:hAnsi="Arial" w:cs="Arial"/>
@@ -3515,17 +3314,7 @@
                 <w:sz w:val="18"/>
                 <w:szCs w:val="18"/>
               </w:rPr>
-              <w:t xml:space="preserve">Add Task </w:t>
-            </w:r>
-            <w:proofErr w:type="gramStart"/>
-            <w:r>
-              <w:rPr>
-                <w:rFonts w:ascii="Arial" w:eastAsia="Arial" w:hAnsi="Arial" w:cs="Arial"/>
-                <w:color w:val="000000"/>
-                <w:sz w:val="18"/>
-                <w:szCs w:val="18"/>
-              </w:rPr>
-              <w:t xml:space="preserve">page </w:t>
+              <w:t xml:space="preserve">Add Task page </w:t>
             </w:r>
             <w:r>
               <w:rPr>
@@ -3536,7 +3325,6 @@
               </w:rPr>
               <w:t>,</w:t>
             </w:r>
-            <w:proofErr w:type="gramEnd"/>
             <w:r>
               <w:rPr>
                 <w:rFonts w:ascii="Arial" w:eastAsia="Arial" w:hAnsi="Arial" w:cs="Arial"/>
@@ -3608,17 +3396,7 @@
                 <w:sz w:val="18"/>
                 <w:szCs w:val="18"/>
               </w:rPr>
-              <w:t xml:space="preserve">Task List </w:t>
-            </w:r>
-            <w:proofErr w:type="gramStart"/>
-            <w:r>
-              <w:rPr>
-                <w:rFonts w:ascii="Arial" w:eastAsia="Arial" w:hAnsi="Arial" w:cs="Arial"/>
-                <w:color w:val="000000"/>
-                <w:sz w:val="18"/>
-                <w:szCs w:val="18"/>
-              </w:rPr>
-              <w:t xml:space="preserve">page </w:t>
+              <w:t xml:space="preserve">Task List page </w:t>
             </w:r>
             <w:r>
               <w:rPr>
@@ -3629,7 +3407,6 @@
               </w:rPr>
               <w:t>,</w:t>
             </w:r>
-            <w:proofErr w:type="gramEnd"/>
             <w:r>
               <w:rPr>
                 <w:rFonts w:ascii="Arial" w:eastAsia="Arial" w:hAnsi="Arial" w:cs="Arial"/>
@@ -3701,17 +3478,7 @@
                 <w:sz w:val="18"/>
                 <w:szCs w:val="18"/>
               </w:rPr>
-              <w:t xml:space="preserve">Task Detail </w:t>
-            </w:r>
-            <w:proofErr w:type="gramStart"/>
-            <w:r>
-              <w:rPr>
-                <w:rFonts w:ascii="Arial" w:eastAsia="Arial" w:hAnsi="Arial" w:cs="Arial"/>
-                <w:color w:val="000000"/>
-                <w:sz w:val="18"/>
-                <w:szCs w:val="18"/>
-              </w:rPr>
-              <w:t xml:space="preserve">page </w:t>
+              <w:t xml:space="preserve">Task Detail page </w:t>
             </w:r>
             <w:r>
               <w:rPr>
@@ -3722,7 +3489,6 @@
               </w:rPr>
               <w:t>,</w:t>
             </w:r>
-            <w:proofErr w:type="gramEnd"/>
             <w:r>
               <w:rPr>
                 <w:rFonts w:ascii="Arial" w:eastAsia="Arial" w:hAnsi="Arial" w:cs="Arial"/>
@@ -3794,17 +3560,7 @@
                 <w:sz w:val="18"/>
                 <w:szCs w:val="18"/>
               </w:rPr>
-              <w:t xml:space="preserve">About / Help </w:t>
-            </w:r>
-            <w:proofErr w:type="gramStart"/>
-            <w:r>
-              <w:rPr>
-                <w:rFonts w:ascii="Arial" w:eastAsia="Arial" w:hAnsi="Arial" w:cs="Arial"/>
-                <w:color w:val="000000"/>
-                <w:sz w:val="18"/>
-                <w:szCs w:val="18"/>
-              </w:rPr>
-              <w:t xml:space="preserve">page </w:t>
+              <w:t xml:space="preserve">About / Help page </w:t>
             </w:r>
             <w:r>
               <w:rPr>
@@ -3815,7 +3571,6 @@
               </w:rPr>
               <w:t>,</w:t>
             </w:r>
-            <w:proofErr w:type="gramEnd"/>
             <w:r>
               <w:rPr>
                 <w:rFonts w:ascii="Arial" w:eastAsia="Arial" w:hAnsi="Arial" w:cs="Arial"/>
@@ -3887,17 +3642,7 @@
                 <w:sz w:val="18"/>
                 <w:szCs w:val="18"/>
               </w:rPr>
-              <w:t xml:space="preserve">Shared </w:t>
-            </w:r>
-            <w:proofErr w:type="gramStart"/>
-            <w:r>
-              <w:rPr>
-                <w:rFonts w:ascii="Arial" w:eastAsia="Arial" w:hAnsi="Arial" w:cs="Arial"/>
-                <w:color w:val="000000"/>
-                <w:sz w:val="18"/>
-                <w:szCs w:val="18"/>
-              </w:rPr>
-              <w:t xml:space="preserve">stylesheet </w:t>
+              <w:t xml:space="preserve">Shared stylesheet </w:t>
             </w:r>
             <w:r>
               <w:rPr>
@@ -3908,7 +3653,6 @@
               </w:rPr>
               <w:t>,</w:t>
             </w:r>
-            <w:proofErr w:type="gramEnd"/>
             <w:r>
               <w:rPr>
                 <w:rFonts w:ascii="Arial" w:eastAsia="Arial" w:hAnsi="Arial" w:cs="Arial"/>
@@ -3941,7 +3685,6 @@
             <w:vAlign w:val="center"/>
           </w:tcPr>
           <w:p>
-            <w:proofErr w:type="spellStart"/>
             <w:r>
               <w:rPr>
                 <w:rFonts w:ascii="Arial" w:eastAsia="Arial" w:hAnsi="Arial" w:cs="Arial"/>
@@ -3953,7 +3696,6 @@
               </w:rPr>
               <w:t>Dockerfile</w:t>
             </w:r>
-            <w:proofErr w:type="spellEnd"/>
           </w:p>
         </w:tc>
         <w:tc>
@@ -3975,25 +3717,14 @@
             <w:vAlign w:val="center"/>
           </w:tcPr>
           <w:p>
-            <w:proofErr w:type="spellStart"/>
-            <w:r>
-              <w:rPr>
-                <w:rFonts w:ascii="Arial" w:eastAsia="Arial" w:hAnsi="Arial" w:cs="Arial"/>
-                <w:color w:val="000000"/>
-                <w:sz w:val="18"/>
-                <w:szCs w:val="18"/>
-              </w:rPr>
-              <w:t>Dockerfile</w:t>
-            </w:r>
-            <w:proofErr w:type="spellEnd"/>
-            <w:r>
-              <w:rPr>
-                <w:rFonts w:ascii="Arial" w:eastAsia="Arial" w:hAnsi="Arial" w:cs="Arial"/>
-                <w:color w:val="000000"/>
-                <w:sz w:val="18"/>
-                <w:szCs w:val="18"/>
-              </w:rPr>
-              <w:t xml:space="preserve"> to containerize the application (nginx-based)</w:t>
+            <w:r>
+              <w:rPr>
+                <w:rFonts w:ascii="Arial" w:eastAsia="Arial" w:hAnsi="Arial" w:cs="Arial"/>
+                <w:color w:val="000000"/>
+                <w:sz w:val="18"/>
+                <w:szCs w:val="18"/>
+              </w:rPr>
+              <w:t>Dockerfile to containerize the application (nginx-based)</w:t>
             </w:r>
           </w:p>
         </w:tc>
@@ -4027,9 +3758,70 @@
                 <w:sz w:val="18"/>
                 <w:szCs w:val="18"/>
               </w:rPr>
-              <w:t>.</w:t>
-            </w:r>
-            <w:proofErr w:type="spellStart"/>
+              <w:t>.github/workflows/ci.yml</w:t>
+            </w:r>
+          </w:p>
+        </w:tc>
+        <w:tc>
+          <w:tcPr>
+            <w:tcW w:w="6160" w:type="dxa"/>
+            <w:tcBorders>
+              <w:top w:val="single" w:sz="6" w:space="0" w:color="ADB9CA"/>
+              <w:left w:val="single" w:sz="6" w:space="0" w:color="ADB9CA"/>
+              <w:bottom w:val="single" w:sz="6" w:space="0" w:color="ADB9CA"/>
+              <w:right w:val="single" w:sz="6" w:space="0" w:color="ADB9CA"/>
+            </w:tcBorders>
+            <w:shd w:val="clear" w:color="auto" w:fill="FFFFFF"/>
+            <w:tcMar>
+              <w:top w:w="80" w:type="dxa"/>
+              <w:left w:w="140" w:type="dxa"/>
+              <w:bottom w:w="80" w:type="dxa"/>
+              <w:right w:w="140" w:type="dxa"/>
+            </w:tcMar>
+            <w:vAlign w:val="center"/>
+          </w:tcPr>
+          <w:p>
+            <w:r>
+              <w:rPr>
+                <w:rFonts w:ascii="Arial" w:eastAsia="Arial" w:hAnsi="Arial" w:cs="Arial"/>
+                <w:color w:val="000000"/>
+                <w:sz w:val="18"/>
+                <w:szCs w:val="18"/>
+              </w:rPr>
+              <w:t xml:space="preserve">CI workflow – triggered on Pull Request to </w:t>
+            </w:r>
+            <w:r>
+              <w:rPr>
+                <w:rFonts w:ascii="Arial" w:eastAsia="Arial" w:hAnsi="Arial" w:cs="Arial"/>
+                <w:color w:val="000000"/>
+                <w:sz w:val="18"/>
+                <w:szCs w:val="18"/>
+              </w:rPr>
+              <w:t>“develop”</w:t>
+            </w:r>
+          </w:p>
+        </w:tc>
+      </w:tr>
+      <w:tr>
+        <w:tc>
+          <w:tcPr>
+            <w:tcW w:w="3200" w:type="dxa"/>
+            <w:tcBorders>
+              <w:top w:val="single" w:sz="6" w:space="0" w:color="ADB9CA"/>
+              <w:left w:val="single" w:sz="6" w:space="0" w:color="ADB9CA"/>
+              <w:bottom w:val="single" w:sz="6" w:space="0" w:color="ADB9CA"/>
+              <w:right w:val="single" w:sz="6" w:space="0" w:color="ADB9CA"/>
+            </w:tcBorders>
+            <w:shd w:val="clear" w:color="auto" w:fill="E8F0FB"/>
+            <w:tcMar>
+              <w:top w:w="80" w:type="dxa"/>
+              <w:left w:w="140" w:type="dxa"/>
+              <w:bottom w:w="80" w:type="dxa"/>
+              <w:right w:w="140" w:type="dxa"/>
+            </w:tcMar>
+            <w:vAlign w:val="center"/>
+          </w:tcPr>
+          <w:p>
             <w:r>
               <w:rPr>
                 <w:rFonts w:ascii="Arial" w:eastAsia="Arial" w:hAnsi="Arial" w:cs="Arial"/>
@@ -4039,143 +3831,8 @@
                 <w:sz w:val="18"/>
                 <w:szCs w:val="18"/>
               </w:rPr>
-              <w:t>github</w:t>
-            </w:r>
-            <w:proofErr w:type="spellEnd"/>
-            <w:r>
-              <w:rPr>
-                <w:rFonts w:ascii="Arial" w:eastAsia="Arial" w:hAnsi="Arial" w:cs="Arial"/>
-                <w:b/>
-                <w:bCs/>
-                <w:color w:val="000000"/>
-                <w:sz w:val="18"/>
-                <w:szCs w:val="18"/>
-              </w:rPr>
-              <w:t>/workflows/</w:t>
-            </w:r>
-            <w:proofErr w:type="spellStart"/>
-            <w:r>
-              <w:rPr>
-                <w:rFonts w:ascii="Arial" w:eastAsia="Arial" w:hAnsi="Arial" w:cs="Arial"/>
-                <w:b/>
-                <w:bCs/>
-                <w:color w:val="000000"/>
-                <w:sz w:val="18"/>
-                <w:szCs w:val="18"/>
-              </w:rPr>
-              <w:t>ci.yml</w:t>
-            </w:r>
-            <w:proofErr w:type="spellEnd"/>
-          </w:p>
-        </w:tc>
-        <w:tc>
-          <w:tcPr>
-            <w:tcW w:w="6160" w:type="dxa"/>
-            <w:tcBorders>
-              <w:top w:val="single" w:sz="6" w:space="0" w:color="ADB9CA"/>
-              <w:left w:val="single" w:sz="6" w:space="0" w:color="ADB9CA"/>
-              <w:bottom w:val="single" w:sz="6" w:space="0" w:color="ADB9CA"/>
-              <w:right w:val="single" w:sz="6" w:space="0" w:color="ADB9CA"/>
-            </w:tcBorders>
-            <w:shd w:val="clear" w:color="auto" w:fill="FFFFFF"/>
-            <w:tcMar>
-              <w:top w:w="80" w:type="dxa"/>
-              <w:left w:w="140" w:type="dxa"/>
-              <w:bottom w:w="80" w:type="dxa"/>
-              <w:right w:w="140" w:type="dxa"/>
-            </w:tcMar>
-            <w:vAlign w:val="center"/>
-          </w:tcPr>
-          <w:p>
-            <w:r>
-              <w:rPr>
-                <w:rFonts w:ascii="Arial" w:eastAsia="Arial" w:hAnsi="Arial" w:cs="Arial"/>
-                <w:color w:val="000000"/>
-                <w:sz w:val="18"/>
-                <w:szCs w:val="18"/>
-              </w:rPr>
-              <w:t xml:space="preserve">CI workflow – triggered on Pull Request to </w:t>
-            </w:r>
-            <w:r>
-              <w:rPr>
-                <w:rFonts w:ascii="Arial" w:eastAsia="Arial" w:hAnsi="Arial" w:cs="Arial"/>
-                <w:color w:val="000000"/>
-                <w:sz w:val="18"/>
-                <w:szCs w:val="18"/>
-              </w:rPr>
-              <w:t>“develop”</w:t>
-            </w:r>
-          </w:p>
-        </w:tc>
-      </w:tr>
-      <w:tr>
-        <w:tc>
-          <w:tcPr>
-            <w:tcW w:w="3200" w:type="dxa"/>
-            <w:tcBorders>
-              <w:top w:val="single" w:sz="6" w:space="0" w:color="ADB9CA"/>
-              <w:left w:val="single" w:sz="6" w:space="0" w:color="ADB9CA"/>
-              <w:bottom w:val="single" w:sz="6" w:space="0" w:color="ADB9CA"/>
-              <w:right w:val="single" w:sz="6" w:space="0" w:color="ADB9CA"/>
-            </w:tcBorders>
-            <w:shd w:val="clear" w:color="auto" w:fill="E8F0FB"/>
-            <w:tcMar>
-              <w:top w:w="80" w:type="dxa"/>
-              <w:left w:w="140" w:type="dxa"/>
-              <w:bottom w:w="80" w:type="dxa"/>
-              <w:right w:w="140" w:type="dxa"/>
-            </w:tcMar>
-            <w:vAlign w:val="center"/>
-          </w:tcPr>
-          <w:p>
-            <w:r>
-              <w:rPr>
-                <w:rFonts w:ascii="Arial" w:eastAsia="Arial" w:hAnsi="Arial" w:cs="Arial"/>
-                <w:b/>
-                <w:bCs/>
-                <w:color w:val="000000"/>
-                <w:sz w:val="18"/>
-                <w:szCs w:val="18"/>
-              </w:rPr>
-              <w:t>.</w:t>
-            </w:r>
-            <w:proofErr w:type="spellStart"/>
-            <w:r>
-              <w:rPr>
-                <w:rFonts w:ascii="Arial" w:eastAsia="Arial" w:hAnsi="Arial" w:cs="Arial"/>
-                <w:b/>
-                <w:bCs/>
-                <w:color w:val="000000"/>
-                <w:sz w:val="18"/>
-                <w:szCs w:val="18"/>
-              </w:rPr>
-              <w:t>github</w:t>
-            </w:r>
-            <w:proofErr w:type="spellEnd"/>
-            <w:r>
-              <w:rPr>
-                <w:rFonts w:ascii="Arial" w:eastAsia="Arial" w:hAnsi="Arial" w:cs="Arial"/>
-                <w:b/>
-                <w:bCs/>
-                <w:color w:val="000000"/>
-                <w:sz w:val="18"/>
-                <w:szCs w:val="18"/>
-              </w:rPr>
-              <w:t>/workflows/</w:t>
-            </w:r>
-            <w:proofErr w:type="spellStart"/>
-            <w:r>
-              <w:rPr>
-                <w:rFonts w:ascii="Arial" w:eastAsia="Arial" w:hAnsi="Arial" w:cs="Arial"/>
-                <w:b/>
-                <w:bCs/>
-                <w:color w:val="000000"/>
-                <w:sz w:val="18"/>
-                <w:szCs w:val="18"/>
-              </w:rPr>
-              <w:t>cd.yml</w:t>
-            </w:r>
-            <w:proofErr w:type="spellEnd"/>
+              <w:t>.github/workflows/cd.yml</w:t>
+            </w:r>
           </w:p>
         </w:tc>
         <w:tc>
@@ -4318,15 +3975,7 @@
           <w:rFonts w:ascii="Arial" w:eastAsia="Arial" w:hAnsi="Arial" w:cs="Arial"/>
           <w:color w:val="000000"/>
         </w:rPr>
-        <w:t xml:space="preserve">The Team Lead (TL) is responsible for creating all secrets listed below. The TL is the repository admin and the credentials in </w:t>
-      </w:r>
-      <w:proofErr w:type="gramStart"/>
-      <w:r>
-        <w:rPr>
-          <w:rFonts w:ascii="Arial" w:eastAsia="Arial" w:hAnsi="Arial" w:cs="Arial"/>
-          <w:color w:val="000000"/>
-        </w:rPr>
-        <w:t xml:space="preserve">use </w:t>
+        <w:t xml:space="preserve">The Team Lead (TL) is responsible for creating all secrets listed below. The TL is the repository admin and the credentials in use </w:t>
       </w:r>
       <w:r>
         <w:rPr>
@@ -4335,21 +3984,12 @@
         </w:rPr>
         <w:t>,</w:t>
       </w:r>
-      <w:proofErr w:type="gramEnd"/>
-      <w:r>
-        <w:rPr>
-          <w:rFonts w:ascii="Arial" w:eastAsia="Arial" w:hAnsi="Arial" w:cs="Arial"/>
-          <w:color w:val="000000"/>
-        </w:rPr>
-        <w:t xml:space="preserve"> Docker Hub and </w:t>
-      </w:r>
-      <w:proofErr w:type="gramStart"/>
-      <w:r>
-        <w:rPr>
-          <w:rFonts w:ascii="Arial" w:eastAsia="Arial" w:hAnsi="Arial" w:cs="Arial"/>
-          <w:color w:val="000000"/>
-        </w:rPr>
-        <w:t xml:space="preserve">Render </w:t>
+      <w:r>
+        <w:rPr>
+          <w:rFonts w:ascii="Arial" w:eastAsia="Arial" w:hAnsi="Arial" w:cs="Arial"/>
+          <w:color w:val="000000"/>
+        </w:rPr>
+        <w:t xml:space="preserve"> Docker Hub and Render </w:t>
       </w:r>
       <w:r>
         <w:rPr>
@@ -4358,7 +3998,6 @@
         </w:rPr>
         <w:t>,</w:t>
       </w:r>
-      <w:proofErr w:type="gramEnd"/>
       <w:r>
         <w:rPr>
           <w:rFonts w:ascii="Arial" w:eastAsia="Arial" w:hAnsi="Arial" w:cs="Arial"/>
@@ -4775,17 +4414,7 @@
                 <w:sz w:val="18"/>
                 <w:szCs w:val="18"/>
               </w:rPr>
-              <w:t>Team Lead's Docker Hub Personal Access Token (PAT</w:t>
-            </w:r>
-            <w:proofErr w:type="gramStart"/>
-            <w:r>
-              <w:rPr>
-                <w:rFonts w:ascii="Arial" w:eastAsia="Arial" w:hAnsi="Arial" w:cs="Arial"/>
-                <w:color w:val="000000"/>
-                <w:sz w:val="18"/>
-                <w:szCs w:val="18"/>
-              </w:rPr>
-              <w:t xml:space="preserve">) </w:t>
+              <w:t xml:space="preserve">Team Lead's Docker Hub Personal Access Token (PAT) </w:t>
             </w:r>
             <w:r>
               <w:rPr>
@@ -4796,7 +4425,6 @@
               </w:rPr>
               <w:t>,</w:t>
             </w:r>
-            <w:proofErr w:type="gramEnd"/>
             <w:r>
               <w:rPr>
                 <w:rFonts w:ascii="Arial" w:eastAsia="Arial" w:hAnsi="Arial" w:cs="Arial"/>
@@ -4963,114 +4591,22 @@
           <w:sz w:val="28"/>
           <w:szCs w:val="28"/>
         </w:rPr>
-        <w:t xml:space="preserve">CI PIPELINE </w:t>
-      </w:r>
-      <w:proofErr w:type="gramStart"/>
+        <w:t>CI PIPELINE REQUIREMENTS  (.github/workflows/ci.yml)</w:t>
+      </w:r>
+    </w:p>
+    <w:p>
+      <w:pPr>
+        <w:spacing w:before="60" w:after="120"/>
+        <w:jc w:val="both"/>
+      </w:pPr>
       <w:r>
         <w:rPr>
           <w:rFonts w:ascii="Arial" w:eastAsia="Arial" w:hAnsi="Arial" w:cs="Arial"/>
           <w:b/>
           <w:bCs/>
-          <w:color w:val="1F3864"/>
-          <w:sz w:val="28"/>
-          <w:szCs w:val="28"/>
-        </w:rPr>
-        <w:t>REQUIREMENTS  (</w:t>
-      </w:r>
-      <w:proofErr w:type="gramEnd"/>
-      <w:r>
-        <w:rPr>
-          <w:rFonts w:ascii="Arial" w:eastAsia="Arial" w:hAnsi="Arial" w:cs="Arial"/>
-          <w:b/>
-          <w:bCs/>
-          <w:color w:val="1F3864"/>
-          <w:sz w:val="28"/>
-          <w:szCs w:val="28"/>
-        </w:rPr>
-        <w:t>.</w:t>
-      </w:r>
-      <w:proofErr w:type="spellStart"/>
-      <w:r>
-        <w:rPr>
-          <w:rFonts w:ascii="Arial" w:eastAsia="Arial" w:hAnsi="Arial" w:cs="Arial"/>
-          <w:b/>
-          <w:bCs/>
-          <w:color w:val="1F3864"/>
-          <w:sz w:val="28"/>
-          <w:szCs w:val="28"/>
-        </w:rPr>
-        <w:t>github</w:t>
-      </w:r>
-      <w:proofErr w:type="spellEnd"/>
-      <w:r>
-        <w:rPr>
-          <w:rFonts w:ascii="Arial" w:eastAsia="Arial" w:hAnsi="Arial" w:cs="Arial"/>
-          <w:b/>
-          <w:bCs/>
-          <w:color w:val="1F3864"/>
-          <w:sz w:val="28"/>
-          <w:szCs w:val="28"/>
-        </w:rPr>
-        <w:t>/workflows/</w:t>
-      </w:r>
-      <w:proofErr w:type="spellStart"/>
-      <w:r>
-        <w:rPr>
-          <w:rFonts w:ascii="Arial" w:eastAsia="Arial" w:hAnsi="Arial" w:cs="Arial"/>
-          <w:b/>
-          <w:bCs/>
-          <w:color w:val="1F3864"/>
-          <w:sz w:val="28"/>
-          <w:szCs w:val="28"/>
-        </w:rPr>
-        <w:t>ci.yml</w:t>
-      </w:r>
-      <w:proofErr w:type="spellEnd"/>
-      <w:r>
-        <w:rPr>
-          <w:rFonts w:ascii="Arial" w:eastAsia="Arial" w:hAnsi="Arial" w:cs="Arial"/>
-          <w:b/>
-          <w:bCs/>
-          <w:color w:val="1F3864"/>
-          <w:sz w:val="28"/>
-          <w:szCs w:val="28"/>
-        </w:rPr>
-        <w:t>)</w:t>
-      </w:r>
-    </w:p>
-    <w:p>
-      <w:pPr>
-        <w:spacing w:before="60" w:after="120"/>
-        <w:jc w:val="both"/>
-      </w:pPr>
-      <w:r>
-        <w:rPr>
-          <w:rFonts w:ascii="Arial" w:eastAsia="Arial" w:hAnsi="Arial" w:cs="Arial"/>
-          <w:b/>
-          <w:bCs/>
-          <w:color w:val="000000"/>
-        </w:rPr>
-        <w:t xml:space="preserve">Trigger: The CI workflow must be triggered by a </w:t>
-      </w:r>
-      <w:proofErr w:type="spellStart"/>
-      <w:r>
-        <w:rPr>
-          <w:rFonts w:ascii="Arial" w:eastAsia="Arial" w:hAnsi="Arial" w:cs="Arial"/>
-          <w:b/>
-          <w:bCs/>
-          <w:color w:val="000000"/>
-        </w:rPr>
-        <w:t>pull_request</w:t>
-      </w:r>
-      <w:proofErr w:type="spellEnd"/>
-      <w:r>
-        <w:rPr>
-          <w:rFonts w:ascii="Arial" w:eastAsia="Arial" w:hAnsi="Arial" w:cs="Arial"/>
-          <w:b/>
-          <w:bCs/>
-          <w:color w:val="000000"/>
-        </w:rPr>
-        <w:t xml:space="preserve"> event targeting the </w:t>
+          <w:color w:val="000000"/>
+        </w:rPr>
+        <w:t xml:space="preserve">Trigger: The CI workflow must be triggered by a pull_request event targeting the </w:t>
       </w:r>
       <w:r>
         <w:rPr>
@@ -5157,23 +4693,7 @@
           <w:rFonts w:ascii="Arial" w:eastAsia="Arial" w:hAnsi="Arial" w:cs="Arial"/>
           <w:color w:val="000000"/>
         </w:rPr>
-        <w:t xml:space="preserve">Step 3 – Build Image: Build the Docker image from the </w:t>
-      </w:r>
-      <w:proofErr w:type="spellStart"/>
-      <w:r>
-        <w:rPr>
-          <w:rFonts w:ascii="Arial" w:eastAsia="Arial" w:hAnsi="Arial" w:cs="Arial"/>
-          <w:color w:val="000000"/>
-        </w:rPr>
-        <w:t>Dockerfile</w:t>
-      </w:r>
-      <w:proofErr w:type="spellEnd"/>
-      <w:r>
-        <w:rPr>
-          <w:rFonts w:ascii="Arial" w:eastAsia="Arial" w:hAnsi="Arial" w:cs="Arial"/>
-          <w:color w:val="000000"/>
-        </w:rPr>
-        <w:t xml:space="preserve"> in the project root.</w:t>
+        <w:t>Step 3 – Build Image: Build the Docker image from the Dockerfile in the project root.</w:t>
       </w:r>
     </w:p>
     <w:p>
@@ -5190,15 +4710,7 @@
           <w:rFonts w:ascii="Arial" w:eastAsia="Arial" w:hAnsi="Arial" w:cs="Arial"/>
           <w:color w:val="000000"/>
         </w:rPr>
-        <w:t xml:space="preserve">Step 4 – Tag Image: Tag the image using a meaningful </w:t>
-      </w:r>
-      <w:proofErr w:type="gramStart"/>
-      <w:r>
-        <w:rPr>
-          <w:rFonts w:ascii="Arial" w:eastAsia="Arial" w:hAnsi="Arial" w:cs="Arial"/>
-          <w:color w:val="000000"/>
-        </w:rPr>
-        <w:t xml:space="preserve">strategy </w:t>
+        <w:t xml:space="preserve">Step 4 – Tag Image: Tag the image using a meaningful strategy </w:t>
       </w:r>
       <w:r>
         <w:rPr>
@@ -5207,29 +4719,12 @@
         </w:rPr>
         <w:t>,</w:t>
       </w:r>
-      <w:proofErr w:type="gramEnd"/>
-      <w:r>
-        <w:rPr>
-          <w:rFonts w:ascii="Arial" w:eastAsia="Arial" w:hAnsi="Arial" w:cs="Arial"/>
-          <w:color w:val="000000"/>
-        </w:rPr>
-        <w:t xml:space="preserve"> at minimum the 'latest' tag; optionally also tag with the short commit SHA (</w:t>
-      </w:r>
-      <w:proofErr w:type="spellStart"/>
-      <w:r>
-        <w:rPr>
-          <w:rFonts w:ascii="Arial" w:eastAsia="Arial" w:hAnsi="Arial" w:cs="Arial"/>
-          <w:color w:val="000000"/>
-        </w:rPr>
-        <w:t>github.sha</w:t>
-      </w:r>
-      <w:proofErr w:type="spellEnd"/>
-      <w:r>
-        <w:rPr>
-          <w:rFonts w:ascii="Arial" w:eastAsia="Arial" w:hAnsi="Arial" w:cs="Arial"/>
-          <w:color w:val="000000"/>
-        </w:rPr>
-        <w:t>).</w:t>
+      <w:r>
+        <w:rPr>
+          <w:rFonts w:ascii="Arial" w:eastAsia="Arial" w:hAnsi="Arial" w:cs="Arial"/>
+          <w:color w:val="000000"/>
+        </w:rPr>
+        <w:t xml:space="preserve"> at minimum the 'latest' tag; optionally also tag with the short commit SHA (github.sha).</w:t>
       </w:r>
     </w:p>
     <w:p>
@@ -5337,79 +4832,7 @@
           <w:sz w:val="28"/>
           <w:szCs w:val="28"/>
         </w:rPr>
-        <w:t xml:space="preserve">CD PIPELINE </w:t>
-      </w:r>
-      <w:proofErr w:type="gramStart"/>
-      <w:r>
-        <w:rPr>
-          <w:rFonts w:ascii="Arial" w:eastAsia="Arial" w:hAnsi="Arial" w:cs="Arial"/>
-          <w:b/>
-          <w:bCs/>
-          <w:color w:val="1F3864"/>
-          <w:sz w:val="28"/>
-          <w:szCs w:val="28"/>
-        </w:rPr>
-        <w:t>REQUIREMENTS  (</w:t>
-      </w:r>
-      <w:proofErr w:type="gramEnd"/>
-      <w:r>
-        <w:rPr>
-          <w:rFonts w:ascii="Arial" w:eastAsia="Arial" w:hAnsi="Arial" w:cs="Arial"/>
-          <w:b/>
-          <w:bCs/>
-          <w:color w:val="1F3864"/>
-          <w:sz w:val="28"/>
-          <w:szCs w:val="28"/>
-        </w:rPr>
-        <w:t>.</w:t>
-      </w:r>
-      <w:proofErr w:type="spellStart"/>
-      <w:r>
-        <w:rPr>
-          <w:rFonts w:ascii="Arial" w:eastAsia="Arial" w:hAnsi="Arial" w:cs="Arial"/>
-          <w:b/>
-          <w:bCs/>
-          <w:color w:val="1F3864"/>
-          <w:sz w:val="28"/>
-          <w:szCs w:val="28"/>
-        </w:rPr>
-        <w:t>github</w:t>
-      </w:r>
-      <w:proofErr w:type="spellEnd"/>
-      <w:r>
-        <w:rPr>
-          <w:rFonts w:ascii="Arial" w:eastAsia="Arial" w:hAnsi="Arial" w:cs="Arial"/>
-          <w:b/>
-          <w:bCs/>
-          <w:color w:val="1F3864"/>
-          <w:sz w:val="28"/>
-          <w:szCs w:val="28"/>
-        </w:rPr>
-        <w:t>/workflows/</w:t>
-      </w:r>
-      <w:proofErr w:type="spellStart"/>
-      <w:r>
-        <w:rPr>
-          <w:rFonts w:ascii="Arial" w:eastAsia="Arial" w:hAnsi="Arial" w:cs="Arial"/>
-          <w:b/>
-          <w:bCs/>
-          <w:color w:val="1F3864"/>
-          <w:sz w:val="28"/>
-          <w:szCs w:val="28"/>
-        </w:rPr>
-        <w:t>cd.yml</w:t>
-      </w:r>
-      <w:proofErr w:type="spellEnd"/>
-      <w:r>
-        <w:rPr>
-          <w:rFonts w:ascii="Arial" w:eastAsia="Arial" w:hAnsi="Arial" w:cs="Arial"/>
-          <w:b/>
-          <w:bCs/>
-          <w:color w:val="1F3864"/>
-          <w:sz w:val="28"/>
-          <w:szCs w:val="28"/>
-        </w:rPr>
-        <w:t>)</w:t>
+        <w:t>CD PIPELINE REQUIREMENTS  (.github/workflows/cd.yml)</w:t>
       </w:r>
     </w:p>
     <w:p>
@@ -5547,61 +4970,7 @@
           <w:sz w:val="19"/>
           <w:szCs w:val="19"/>
         </w:rPr>
-        <w:t>curl -X POST $</w:t>
-      </w:r>
-      <w:proofErr w:type="gramStart"/>
-      <w:r>
-        <w:rPr>
-          <w:rFonts w:ascii="Arial" w:eastAsia="Arial" w:hAnsi="Arial" w:cs="Arial"/>
-          <w:sz w:val="19"/>
-          <w:szCs w:val="19"/>
-        </w:rPr>
-        <w:t xml:space="preserve">{{ </w:t>
-      </w:r>
-      <w:proofErr w:type="spellStart"/>
-      <w:r>
-        <w:rPr>
-          <w:rFonts w:ascii="Arial" w:eastAsia="Arial" w:hAnsi="Arial" w:cs="Arial"/>
-          <w:sz w:val="19"/>
-          <w:szCs w:val="19"/>
-        </w:rPr>
-        <w:t>secrets</w:t>
-      </w:r>
-      <w:proofErr w:type="gramEnd"/>
-      <w:r>
-        <w:rPr>
-          <w:rFonts w:ascii="Arial" w:eastAsia="Arial" w:hAnsi="Arial" w:cs="Arial"/>
-          <w:sz w:val="19"/>
-          <w:szCs w:val="19"/>
-        </w:rPr>
-        <w:t>.RENDER_DEPLOY_HOOK_</w:t>
-      </w:r>
-      <w:proofErr w:type="gramStart"/>
-      <w:r>
-        <w:rPr>
-          <w:rFonts w:ascii="Arial" w:eastAsia="Arial" w:hAnsi="Arial" w:cs="Arial"/>
-          <w:sz w:val="19"/>
-          <w:szCs w:val="19"/>
-        </w:rPr>
-        <w:t>URL</w:t>
-      </w:r>
-      <w:proofErr w:type="spellEnd"/>
-      <w:r>
-        <w:rPr>
-          <w:rFonts w:ascii="Arial" w:eastAsia="Arial" w:hAnsi="Arial" w:cs="Arial"/>
-          <w:sz w:val="19"/>
-          <w:szCs w:val="19"/>
-        </w:rPr>
-        <w:t xml:space="preserve"> }</w:t>
-      </w:r>
-      <w:proofErr w:type="gramEnd"/>
-      <w:r>
-        <w:rPr>
-          <w:rFonts w:ascii="Arial" w:eastAsia="Arial" w:hAnsi="Arial" w:cs="Arial"/>
-          <w:sz w:val="19"/>
-          <w:szCs w:val="19"/>
-        </w:rPr>
-        <w:t>}</w:t>
+        <w:t>curl -X POST ${{ secrets.RENDER_DEPLOY_HOOK_URL }}</w:t>
       </w:r>
     </w:p>
     <w:p>
@@ -5670,15 +5039,7 @@
           <w:rFonts w:ascii="Arial" w:eastAsia="Arial" w:hAnsi="Arial" w:cs="Arial"/>
           <w:color w:val="000000"/>
         </w:rPr>
-        <w:t xml:space="preserve">The job must NOT contain any Docker build or push </w:t>
-      </w:r>
-      <w:proofErr w:type="gramStart"/>
-      <w:r>
-        <w:rPr>
-          <w:rFonts w:ascii="Arial" w:eastAsia="Arial" w:hAnsi="Arial" w:cs="Arial"/>
-          <w:color w:val="000000"/>
-        </w:rPr>
-        <w:t xml:space="preserve">steps </w:t>
+        <w:t xml:space="preserve">The job must NOT contain any Docker build or push steps </w:t>
       </w:r>
       <w:r>
         <w:rPr>
@@ -5687,7 +5048,6 @@
         </w:rPr>
         <w:t>,</w:t>
       </w:r>
-      <w:proofErr w:type="gramEnd"/>
       <w:r>
         <w:rPr>
           <w:rFonts w:ascii="Arial" w:eastAsia="Arial" w:hAnsi="Arial" w:cs="Arial"/>
@@ -5880,7 +5240,6 @@
             <w:vAlign w:val="center"/>
           </w:tcPr>
           <w:p>
-            <w:proofErr w:type="spellStart"/>
             <w:r>
               <w:rPr>
                 <w:rFonts w:ascii="Arial" w:eastAsia="Arial" w:hAnsi="Arial" w:cs="Arial"/>
@@ -5892,7 +5251,6 @@
               </w:rPr>
               <w:t>ci.yml</w:t>
             </w:r>
-            <w:proofErr w:type="spellEnd"/>
           </w:p>
         </w:tc>
         <w:tc>
@@ -5914,25 +5272,14 @@
             <w:vAlign w:val="center"/>
           </w:tcPr>
           <w:p>
-            <w:proofErr w:type="spellStart"/>
-            <w:r>
-              <w:rPr>
-                <w:rFonts w:ascii="Arial" w:eastAsia="Arial" w:hAnsi="Arial" w:cs="Arial"/>
-                <w:color w:val="000000"/>
-                <w:sz w:val="18"/>
-                <w:szCs w:val="18"/>
-              </w:rPr>
-              <w:t>pull_request</w:t>
-            </w:r>
-            <w:proofErr w:type="spellEnd"/>
-            <w:r>
-              <w:rPr>
-                <w:rFonts w:ascii="Arial" w:eastAsia="Arial" w:hAnsi="Arial" w:cs="Arial"/>
-                <w:color w:val="000000"/>
-                <w:sz w:val="18"/>
-                <w:szCs w:val="18"/>
-              </w:rPr>
-              <w:t xml:space="preserve"> event targeting </w:t>
+            <w:r>
+              <w:rPr>
+                <w:rFonts w:ascii="Arial" w:eastAsia="Arial" w:hAnsi="Arial" w:cs="Arial"/>
+                <w:color w:val="000000"/>
+                <w:sz w:val="18"/>
+                <w:szCs w:val="18"/>
+              </w:rPr>
+              <w:t xml:space="preserve">pull_request event targeting </w:t>
             </w:r>
             <w:r>
               <w:rPr>
@@ -6005,7 +5352,6 @@
             <w:vAlign w:val="center"/>
           </w:tcPr>
           <w:p>
-            <w:proofErr w:type="spellStart"/>
             <w:r>
               <w:rPr>
                 <w:rFonts w:ascii="Arial" w:eastAsia="Arial" w:hAnsi="Arial" w:cs="Arial"/>
@@ -6017,7 +5363,6 @@
               </w:rPr>
               <w:t>cd.yml</w:t>
             </w:r>
-            <w:proofErr w:type="spellEnd"/>
           </w:p>
         </w:tc>
         <w:tc>
@@ -6156,23 +5501,7 @@
           <w:rFonts w:ascii="Arial" w:eastAsia="Arial" w:hAnsi="Arial" w:cs="Arial"/>
           <w:color w:val="000000"/>
         </w:rPr>
-        <w:t>Create a new GitHub repository from scratch (</w:t>
-      </w:r>
-      <w:proofErr w:type="spellStart"/>
-      <w:r>
-        <w:rPr>
-          <w:rFonts w:ascii="Arial" w:eastAsia="Arial" w:hAnsi="Arial" w:cs="Arial"/>
-          <w:color w:val="000000"/>
-        </w:rPr>
-        <w:t>taskflow-cicd</w:t>
-      </w:r>
-      <w:proofErr w:type="spellEnd"/>
-      <w:r>
-        <w:rPr>
-          <w:rFonts w:ascii="Arial" w:eastAsia="Arial" w:hAnsi="Arial" w:cs="Arial"/>
-          <w:color w:val="000000"/>
-        </w:rPr>
-        <w:t xml:space="preserve"> or team-agreed name). Do NOT reuse any previous repository.</w:t>
+        <w:t>Create a new GitHub repository from scratch (taskflow-cicd or team-agreed name). Do NOT reuse any previous repository.</w:t>
       </w:r>
     </w:p>
     <w:p>
@@ -6189,15 +5518,7 @@
           <w:rFonts w:ascii="Arial" w:eastAsia="Arial" w:hAnsi="Arial" w:cs="Arial"/>
           <w:color w:val="000000"/>
         </w:rPr>
-        <w:t xml:space="preserve">Team Lead: Set up the initial repository </w:t>
-      </w:r>
-      <w:proofErr w:type="gramStart"/>
-      <w:r>
-        <w:rPr>
-          <w:rFonts w:ascii="Arial" w:eastAsia="Arial" w:hAnsi="Arial" w:cs="Arial"/>
-          <w:color w:val="000000"/>
-        </w:rPr>
-        <w:t xml:space="preserve">structure </w:t>
+        <w:t xml:space="preserve">Team Lead: Set up the initial repository structure </w:t>
       </w:r>
       <w:r>
         <w:rPr>
@@ -6206,7 +5527,6 @@
         </w:rPr>
         <w:t>,</w:t>
       </w:r>
-      <w:proofErr w:type="gramEnd"/>
       <w:r>
         <w:rPr>
           <w:rFonts w:ascii="Arial" w:eastAsia="Arial" w:hAnsi="Arial" w:cs="Arial"/>
@@ -6226,23 +5546,7 @@
           <w:rFonts w:ascii="Arial" w:eastAsia="Arial" w:hAnsi="Arial" w:cs="Arial"/>
           <w:color w:val="000000"/>
         </w:rPr>
-        <w:t xml:space="preserve"> branch, commit the shared style.css, </w:t>
-      </w:r>
-      <w:proofErr w:type="spellStart"/>
-      <w:r>
-        <w:rPr>
-          <w:rFonts w:ascii="Arial" w:eastAsia="Arial" w:hAnsi="Arial" w:cs="Arial"/>
-          <w:color w:val="000000"/>
-        </w:rPr>
-        <w:t>Dockerfile</w:t>
-      </w:r>
-      <w:proofErr w:type="spellEnd"/>
-      <w:r>
-        <w:rPr>
-          <w:rFonts w:ascii="Arial" w:eastAsia="Arial" w:hAnsi="Arial" w:cs="Arial"/>
-          <w:color w:val="000000"/>
-        </w:rPr>
-        <w:t>, and a skeleton index.html (Home / Dashboard page).</w:t>
+        <w:t xml:space="preserve"> branch, commit the shared style.css, Dockerfile, and a skeleton index.html (Home / Dashboard page).</w:t>
       </w:r>
     </w:p>
     <w:p>
@@ -6259,15 +5563,7 @@
           <w:rFonts w:ascii="Arial" w:eastAsia="Arial" w:hAnsi="Arial" w:cs="Arial"/>
           <w:color w:val="000000"/>
         </w:rPr>
-        <w:t xml:space="preserve">Commit the Assignment 04 question paper (.docx) to the root of the repository. Every team member must fill in their </w:t>
-      </w:r>
-      <w:proofErr w:type="gramStart"/>
-      <w:r>
-        <w:rPr>
-          <w:rFonts w:ascii="Arial" w:eastAsia="Arial" w:hAnsi="Arial" w:cs="Arial"/>
-          <w:color w:val="000000"/>
-        </w:rPr>
-        <w:t xml:space="preserve">details </w:t>
+        <w:t xml:space="preserve">Commit the Assignment 04 question paper (.docx) to the root of the repository. Every team member must fill in their details </w:t>
       </w:r>
       <w:r>
         <w:rPr>
@@ -6276,21 +5572,12 @@
         </w:rPr>
         <w:t>,</w:t>
       </w:r>
-      <w:proofErr w:type="gramEnd"/>
-      <w:r>
-        <w:rPr>
-          <w:rFonts w:ascii="Arial" w:eastAsia="Arial" w:hAnsi="Arial" w:cs="Arial"/>
-          <w:color w:val="000000"/>
-        </w:rPr>
-        <w:t xml:space="preserve"> including their Assigned </w:t>
-      </w:r>
-      <w:proofErr w:type="gramStart"/>
-      <w:r>
-        <w:rPr>
-          <w:rFonts w:ascii="Arial" w:eastAsia="Arial" w:hAnsi="Arial" w:cs="Arial"/>
-          <w:color w:val="000000"/>
-        </w:rPr>
-        <w:t xml:space="preserve">Page </w:t>
+      <w:r>
+        <w:rPr>
+          <w:rFonts w:ascii="Arial" w:eastAsia="Arial" w:hAnsi="Arial" w:cs="Arial"/>
+          <w:color w:val="000000"/>
+        </w:rPr>
+        <w:t xml:space="preserve"> including their Assigned Page </w:t>
       </w:r>
       <w:r>
         <w:rPr>
@@ -6299,7 +5586,6 @@
         </w:rPr>
         <w:t>,</w:t>
       </w:r>
-      <w:proofErr w:type="gramEnd"/>
       <w:r>
         <w:rPr>
           <w:rFonts w:ascii="Arial" w:eastAsia="Arial" w:hAnsi="Arial" w:cs="Arial"/>
@@ -6336,15 +5622,7 @@
           <w:rFonts w:ascii="Arial" w:eastAsia="Arial" w:hAnsi="Arial" w:cs="Arial"/>
           <w:color w:val="000000"/>
         </w:rPr>
-        <w:t xml:space="preserve"> and configure all three </w:t>
-      </w:r>
-      <w:proofErr w:type="gramStart"/>
-      <w:r>
-        <w:rPr>
-          <w:rFonts w:ascii="Arial" w:eastAsia="Arial" w:hAnsi="Arial" w:cs="Arial"/>
-          <w:color w:val="000000"/>
-        </w:rPr>
-        <w:t xml:space="preserve">secrets </w:t>
+        <w:t xml:space="preserve"> and configure all three secrets </w:t>
       </w:r>
       <w:r>
         <w:rPr>
@@ -6353,7 +5631,6 @@
         </w:rPr>
         <w:t>,</w:t>
       </w:r>
-      <w:proofErr w:type="gramEnd"/>
       <w:r>
         <w:rPr>
           <w:rFonts w:ascii="Arial" w:eastAsia="Arial" w:hAnsi="Arial" w:cs="Arial"/>
@@ -6421,47 +5698,7 @@
           <w:rFonts w:ascii="Arial" w:eastAsia="Arial" w:hAnsi="Arial" w:cs="Arial"/>
           <w:color w:val="000000"/>
         </w:rPr>
-        <w:t xml:space="preserve">Create the CI workflow at </w:t>
-      </w:r>
-      <w:proofErr w:type="gramStart"/>
-      <w:r>
-        <w:rPr>
-          <w:rFonts w:ascii="Arial" w:eastAsia="Arial" w:hAnsi="Arial" w:cs="Arial"/>
-          <w:color w:val="000000"/>
-        </w:rPr>
-        <w:t>.</w:t>
-      </w:r>
-      <w:proofErr w:type="spellStart"/>
-      <w:r>
-        <w:rPr>
-          <w:rFonts w:ascii="Arial" w:eastAsia="Arial" w:hAnsi="Arial" w:cs="Arial"/>
-          <w:color w:val="000000"/>
-        </w:rPr>
-        <w:t>github</w:t>
-      </w:r>
-      <w:proofErr w:type="spellEnd"/>
-      <w:r>
-        <w:rPr>
-          <w:rFonts w:ascii="Arial" w:eastAsia="Arial" w:hAnsi="Arial" w:cs="Arial"/>
-          <w:color w:val="000000"/>
-        </w:rPr>
-        <w:t>/workflows/</w:t>
-      </w:r>
-      <w:proofErr w:type="spellStart"/>
-      <w:r>
-        <w:rPr>
-          <w:rFonts w:ascii="Arial" w:eastAsia="Arial" w:hAnsi="Arial" w:cs="Arial"/>
-          <w:color w:val="000000"/>
-        </w:rPr>
-        <w:t>ci.yml</w:t>
-      </w:r>
-      <w:proofErr w:type="spellEnd"/>
-      <w:r>
-        <w:rPr>
-          <w:rFonts w:ascii="Arial" w:eastAsia="Arial" w:hAnsi="Arial" w:cs="Arial"/>
-          <w:color w:val="000000"/>
-        </w:rPr>
-        <w:t xml:space="preserve"> </w:t>
+        <w:t xml:space="preserve">Create the CI workflow at .github/workflows/ci.yml </w:t>
       </w:r>
       <w:r>
         <w:rPr>
@@ -6470,29 +5707,12 @@
         </w:rPr>
         <w:t>,</w:t>
       </w:r>
-      <w:proofErr w:type="gramEnd"/>
-      <w:r>
-        <w:rPr>
-          <w:rFonts w:ascii="Arial" w:eastAsia="Arial" w:hAnsi="Arial" w:cs="Arial"/>
-          <w:color w:val="000000"/>
-        </w:rPr>
-        <w:t xml:space="preserve"> triggered on </w:t>
-      </w:r>
-      <w:proofErr w:type="spellStart"/>
-      <w:r>
-        <w:rPr>
-          <w:rFonts w:ascii="Arial" w:eastAsia="Arial" w:hAnsi="Arial" w:cs="Arial"/>
-          <w:color w:val="000000"/>
-        </w:rPr>
-        <w:t>pull_request</w:t>
-      </w:r>
-      <w:proofErr w:type="spellEnd"/>
-      <w:r>
-        <w:rPr>
-          <w:rFonts w:ascii="Arial" w:eastAsia="Arial" w:hAnsi="Arial" w:cs="Arial"/>
-          <w:color w:val="000000"/>
-        </w:rPr>
-        <w:t xml:space="preserve"> targeting </w:t>
+      <w:r>
+        <w:rPr>
+          <w:rFonts w:ascii="Arial" w:eastAsia="Arial" w:hAnsi="Arial" w:cs="Arial"/>
+          <w:color w:val="000000"/>
+        </w:rPr>
+        <w:t xml:space="preserve"> triggered on pull_request targeting </w:t>
       </w:r>
       <w:r>
         <w:rPr>
@@ -6523,47 +5743,7 @@
           <w:rFonts w:ascii="Arial" w:eastAsia="Arial" w:hAnsi="Arial" w:cs="Arial"/>
           <w:color w:val="000000"/>
         </w:rPr>
-        <w:t xml:space="preserve">Create the CD workflow at </w:t>
-      </w:r>
-      <w:proofErr w:type="gramStart"/>
-      <w:r>
-        <w:rPr>
-          <w:rFonts w:ascii="Arial" w:eastAsia="Arial" w:hAnsi="Arial" w:cs="Arial"/>
-          <w:color w:val="000000"/>
-        </w:rPr>
-        <w:t>.</w:t>
-      </w:r>
-      <w:proofErr w:type="spellStart"/>
-      <w:r>
-        <w:rPr>
-          <w:rFonts w:ascii="Arial" w:eastAsia="Arial" w:hAnsi="Arial" w:cs="Arial"/>
-          <w:color w:val="000000"/>
-        </w:rPr>
-        <w:t>github</w:t>
-      </w:r>
-      <w:proofErr w:type="spellEnd"/>
-      <w:r>
-        <w:rPr>
-          <w:rFonts w:ascii="Arial" w:eastAsia="Arial" w:hAnsi="Arial" w:cs="Arial"/>
-          <w:color w:val="000000"/>
-        </w:rPr>
-        <w:t>/workflows/</w:t>
-      </w:r>
-      <w:proofErr w:type="spellStart"/>
-      <w:r>
-        <w:rPr>
-          <w:rFonts w:ascii="Arial" w:eastAsia="Arial" w:hAnsi="Arial" w:cs="Arial"/>
-          <w:color w:val="000000"/>
-        </w:rPr>
-        <w:t>cd.yml</w:t>
-      </w:r>
-      <w:proofErr w:type="spellEnd"/>
-      <w:r>
-        <w:rPr>
-          <w:rFonts w:ascii="Arial" w:eastAsia="Arial" w:hAnsi="Arial" w:cs="Arial"/>
-          <w:color w:val="000000"/>
-        </w:rPr>
-        <w:t xml:space="preserve"> </w:t>
+        <w:t xml:space="preserve">Create the CD workflow at .github/workflows/cd.yml </w:t>
       </w:r>
       <w:r>
         <w:rPr>
@@ -6572,7 +5752,6 @@
         </w:rPr>
         <w:t>,</w:t>
       </w:r>
-      <w:proofErr w:type="gramEnd"/>
       <w:r>
         <w:rPr>
           <w:rFonts w:ascii="Arial" w:eastAsia="Arial" w:hAnsi="Arial" w:cs="Arial"/>
@@ -6627,25 +5806,7 @@
           <w:sz w:val="19"/>
           <w:szCs w:val="19"/>
         </w:rPr>
-        <w:t>Create a feature branch: feature/&lt;</w:t>
-      </w:r>
-      <w:proofErr w:type="spellStart"/>
-      <w:r>
-        <w:rPr>
-          <w:rFonts w:ascii="Arial" w:eastAsia="Arial" w:hAnsi="Arial" w:cs="Arial"/>
-          <w:sz w:val="19"/>
-          <w:szCs w:val="19"/>
-        </w:rPr>
-        <w:t>github</w:t>
-      </w:r>
-      <w:proofErr w:type="spellEnd"/>
-      <w:r>
-        <w:rPr>
-          <w:rFonts w:ascii="Arial" w:eastAsia="Arial" w:hAnsi="Arial" w:cs="Arial"/>
-          <w:sz w:val="19"/>
-          <w:szCs w:val="19"/>
-        </w:rPr>
-        <w:t>-username&gt;/&lt;page-name&gt;</w:t>
+        <w:t>Create a feature branch: feature/&lt;github-username&gt;/&lt;page-name&gt;</w:t>
       </w:r>
     </w:p>
     <w:p>
@@ -6708,16 +5869,15 @@
           <w:sz w:val="19"/>
           <w:szCs w:val="19"/>
         </w:rPr>
-        <w:t>“develop</w:t>
-      </w:r>
-      <w:proofErr w:type="gramStart"/>
+        <w:t>“develop”</w:t>
+      </w:r>
       <w:r>
         <w:rPr>
           <w:rFonts w:ascii="Arial" w:eastAsia="Arial" w:hAnsi="Arial" w:cs="Arial"/>
           <w:sz w:val="19"/>
           <w:szCs w:val="19"/>
         </w:rPr>
-        <w:t>”</w:t>
+        <w:t xml:space="preserve"> </w:t>
       </w:r>
       <w:r>
         <w:rPr>
@@ -6725,17 +5885,8 @@
           <w:sz w:val="19"/>
           <w:szCs w:val="19"/>
         </w:rPr>
-        <w:t xml:space="preserve"> </w:t>
-      </w:r>
-      <w:r>
-        <w:rPr>
-          <w:rFonts w:ascii="Arial" w:eastAsia="Arial" w:hAnsi="Arial" w:cs="Arial"/>
-          <w:sz w:val="19"/>
-          <w:szCs w:val="19"/>
-        </w:rPr>
         <w:t>,</w:t>
       </w:r>
-      <w:proofErr w:type="gramEnd"/>
       <w:r>
         <w:rPr>
           <w:rFonts w:ascii="Arial" w:eastAsia="Arial" w:hAnsi="Arial" w:cs="Arial"/>
@@ -6760,26 +5911,16 @@
           <w:sz w:val="19"/>
           <w:szCs w:val="19"/>
         </w:rPr>
-        <w:t xml:space="preserve">Request a review; after approval the Team Lead merges the </w:t>
-      </w:r>
-      <w:proofErr w:type="gramStart"/>
+        <w:t xml:space="preserve">Request a review; after approval the Team Lead merges the PR </w:t>
+      </w:r>
       <w:r>
         <w:rPr>
           <w:rFonts w:ascii="Arial" w:eastAsia="Arial" w:hAnsi="Arial" w:cs="Arial"/>
           <w:sz w:val="19"/>
           <w:szCs w:val="19"/>
         </w:rPr>
-        <w:t xml:space="preserve">PR </w:t>
-      </w:r>
-      <w:r>
-        <w:rPr>
-          <w:rFonts w:ascii="Arial" w:eastAsia="Arial" w:hAnsi="Arial" w:cs="Arial"/>
-          <w:sz w:val="19"/>
-          <w:szCs w:val="19"/>
-        </w:rPr>
         <w:t>,</w:t>
       </w:r>
-      <w:proofErr w:type="gramEnd"/>
       <w:r>
         <w:rPr>
           <w:rFonts w:ascii="Arial" w:eastAsia="Arial" w:hAnsi="Arial" w:cs="Arial"/>
@@ -6803,39 +5944,7 @@
           <w:rFonts w:ascii="Arial" w:eastAsia="Arial" w:hAnsi="Arial" w:cs="Arial"/>
           <w:color w:val="000000"/>
         </w:rPr>
-        <w:t xml:space="preserve">After </w:t>
-      </w:r>
-      <w:proofErr w:type="gramStart"/>
-      <w:r>
-        <w:rPr>
-          <w:rFonts w:ascii="Arial" w:eastAsia="Arial" w:hAnsi="Arial" w:cs="Arial"/>
-          <w:color w:val="000000"/>
-        </w:rPr>
-        <w:t>all</w:t>
-      </w:r>
-      <w:proofErr w:type="gramEnd"/>
-      <w:r>
-        <w:rPr>
-          <w:rFonts w:ascii="Arial" w:eastAsia="Arial" w:hAnsi="Arial" w:cs="Arial"/>
-          <w:color w:val="000000"/>
-        </w:rPr>
-        <w:t xml:space="preserve"> 5 PRs are merged, verify the live </w:t>
-      </w:r>
-      <w:proofErr w:type="spellStart"/>
-      <w:r>
-        <w:rPr>
-          <w:rFonts w:ascii="Arial" w:eastAsia="Arial" w:hAnsi="Arial" w:cs="Arial"/>
-          <w:color w:val="000000"/>
-        </w:rPr>
-        <w:t>TaskFlow</w:t>
-      </w:r>
-      <w:proofErr w:type="spellEnd"/>
-      <w:r>
-        <w:rPr>
-          <w:rFonts w:ascii="Arial" w:eastAsia="Arial" w:hAnsi="Arial" w:cs="Arial"/>
-          <w:color w:val="000000"/>
-        </w:rPr>
-        <w:t xml:space="preserve"> application on Render contains all five pages and navigation between them works correctly.</w:t>
+        <w:t>After all 5 PRs are merged, verify the live TaskFlow application on Render contains all five pages and navigation between them works correctly.</w:t>
       </w:r>
     </w:p>
     <w:p>
@@ -8114,9 +7223,29 @@
                 <w:sz w:val="18"/>
                 <w:szCs w:val="18"/>
               </w:rPr>
-              <w:t>CI Pipeline – Build &amp; Push Docker Image (</w:t>
-            </w:r>
-            <w:proofErr w:type="spellStart"/>
+              <w:t>CI Pipeline – Build &amp; Push Docker Image (ci.yml)</w:t>
+            </w:r>
+          </w:p>
+        </w:tc>
+        <w:tc>
+          <w:tcPr>
+            <w:tcW w:w="2150" w:type="dxa"/>
+            <w:tcBorders>
+              <w:top w:val="single" w:sz="6" w:space="0" w:color="ADB9CA"/>
+              <w:left w:val="single" w:sz="6" w:space="0" w:color="ADB9CA"/>
+              <w:bottom w:val="single" w:sz="6" w:space="0" w:color="ADB9CA"/>
+              <w:right w:val="single" w:sz="6" w:space="0" w:color="ADB9CA"/>
+            </w:tcBorders>
+            <w:shd w:val="clear" w:color="auto" w:fill="2E75B6"/>
+            <w:tcMar>
+              <w:top w:w="80" w:type="dxa"/>
+              <w:left w:w="140" w:type="dxa"/>
+              <w:bottom w:w="80" w:type="dxa"/>
+              <w:right w:w="140" w:type="dxa"/>
+            </w:tcMar>
+            <w:vAlign w:val="center"/>
+          </w:tcPr>
+          <w:p>
             <w:r>
               <w:rPr>
                 <w:rFonts w:ascii="Arial" w:eastAsia="Arial" w:hAnsi="Arial" w:cs="Arial"/>
@@ -8126,9 +7255,436 @@
                 <w:sz w:val="18"/>
                 <w:szCs w:val="18"/>
               </w:rPr>
-              <w:t>ci.yml</w:t>
-            </w:r>
-            <w:proofErr w:type="spellEnd"/>
+              <w:t>25 Marks</w:t>
+            </w:r>
+          </w:p>
+        </w:tc>
+      </w:tr>
+      <w:tr>
+        <w:tc>
+          <w:tcPr>
+            <w:tcW w:w="700" w:type="dxa"/>
+            <w:tcBorders>
+              <w:top w:val="single" w:sz="6" w:space="0" w:color="ADB9CA"/>
+              <w:left w:val="single" w:sz="6" w:space="0" w:color="ADB9CA"/>
+              <w:bottom w:val="single" w:sz="6" w:space="0" w:color="ADB9CA"/>
+              <w:right w:val="single" w:sz="6" w:space="0" w:color="ADB9CA"/>
+            </w:tcBorders>
+            <w:shd w:val="clear" w:color="auto" w:fill="E8F0FB"/>
+            <w:tcMar>
+              <w:top w:w="80" w:type="dxa"/>
+              <w:left w:w="140" w:type="dxa"/>
+              <w:bottom w:w="80" w:type="dxa"/>
+              <w:right w:w="140" w:type="dxa"/>
+            </w:tcMar>
+            <w:vAlign w:val="center"/>
+          </w:tcPr>
+          <w:p>
+            <w:r>
+              <w:rPr>
+                <w:rFonts w:ascii="Arial" w:eastAsia="Arial" w:hAnsi="Arial" w:cs="Arial"/>
+                <w:b/>
+                <w:bCs/>
+                <w:color w:val="000000"/>
+                <w:sz w:val="18"/>
+                <w:szCs w:val="18"/>
+              </w:rPr>
+              <w:t>9</w:t>
+            </w:r>
+          </w:p>
+        </w:tc>
+        <w:tc>
+          <w:tcPr>
+            <w:tcW w:w="6510" w:type="dxa"/>
+            <w:tcBorders>
+              <w:top w:val="single" w:sz="6" w:space="0" w:color="ADB9CA"/>
+              <w:left w:val="single" w:sz="6" w:space="0" w:color="ADB9CA"/>
+              <w:bottom w:val="single" w:sz="6" w:space="0" w:color="ADB9CA"/>
+              <w:right w:val="single" w:sz="6" w:space="0" w:color="ADB9CA"/>
+            </w:tcBorders>
+            <w:shd w:val="clear" w:color="auto" w:fill="E8F0FB"/>
+            <w:tcMar>
+              <w:top w:w="80" w:type="dxa"/>
+              <w:left w:w="140" w:type="dxa"/>
+              <w:bottom w:w="80" w:type="dxa"/>
+              <w:right w:w="140" w:type="dxa"/>
+            </w:tcMar>
+            <w:vAlign w:val="center"/>
+          </w:tcPr>
+          <w:p>
+            <w:r>
+              <w:rPr>
+                <w:rFonts w:ascii="Arial" w:eastAsia="Arial" w:hAnsi="Arial" w:cs="Arial"/>
+                <w:color w:val="000000"/>
+                <w:sz w:val="18"/>
+                <w:szCs w:val="18"/>
+              </w:rPr>
+              <w:t xml:space="preserve">CI workflow file created at .github/workflows/ci.yml with correct pull_request trigger targeting </w:t>
+            </w:r>
+            <w:r>
+              <w:rPr>
+                <w:rFonts w:ascii="Arial" w:eastAsia="Arial" w:hAnsi="Arial" w:cs="Arial"/>
+                <w:color w:val="000000"/>
+                <w:sz w:val="18"/>
+                <w:szCs w:val="18"/>
+              </w:rPr>
+              <w:t>“develop”</w:t>
+            </w:r>
+          </w:p>
+        </w:tc>
+        <w:tc>
+          <w:tcPr>
+            <w:tcW w:w="2150" w:type="dxa"/>
+            <w:tcBorders>
+              <w:top w:val="single" w:sz="6" w:space="0" w:color="ADB9CA"/>
+              <w:left w:val="single" w:sz="6" w:space="0" w:color="ADB9CA"/>
+              <w:bottom w:val="single" w:sz="6" w:space="0" w:color="ADB9CA"/>
+              <w:right w:val="single" w:sz="6" w:space="0" w:color="ADB9CA"/>
+            </w:tcBorders>
+            <w:shd w:val="clear" w:color="auto" w:fill="E8F0FB"/>
+            <w:tcMar>
+              <w:top w:w="80" w:type="dxa"/>
+              <w:left w:w="140" w:type="dxa"/>
+              <w:bottom w:w="80" w:type="dxa"/>
+              <w:right w:w="140" w:type="dxa"/>
+            </w:tcMar>
+            <w:vAlign w:val="center"/>
+          </w:tcPr>
+          <w:p>
+            <w:r>
+              <w:rPr>
+                <w:rFonts w:ascii="Arial" w:eastAsia="Arial" w:hAnsi="Arial" w:cs="Arial"/>
+                <w:color w:val="000000"/>
+                <w:sz w:val="18"/>
+                <w:szCs w:val="18"/>
+              </w:rPr>
+              <w:t>07</w:t>
+            </w:r>
+          </w:p>
+        </w:tc>
+      </w:tr>
+      <w:tr>
+        <w:tc>
+          <w:tcPr>
+            <w:tcW w:w="700" w:type="dxa"/>
+            <w:tcBorders>
+              <w:top w:val="single" w:sz="6" w:space="0" w:color="ADB9CA"/>
+              <w:left w:val="single" w:sz="6" w:space="0" w:color="ADB9CA"/>
+              <w:bottom w:val="single" w:sz="6" w:space="0" w:color="ADB9CA"/>
+              <w:right w:val="single" w:sz="6" w:space="0" w:color="ADB9CA"/>
+            </w:tcBorders>
+            <w:shd w:val="clear" w:color="auto" w:fill="FFFFFF"/>
+            <w:tcMar>
+              <w:top w:w="80" w:type="dxa"/>
+              <w:left w:w="140" w:type="dxa"/>
+              <w:bottom w:w="80" w:type="dxa"/>
+              <w:right w:w="140" w:type="dxa"/>
+            </w:tcMar>
+            <w:vAlign w:val="center"/>
+          </w:tcPr>
+          <w:p>
+            <w:r>
+              <w:rPr>
+                <w:rFonts w:ascii="Arial" w:eastAsia="Arial" w:hAnsi="Arial" w:cs="Arial"/>
+                <w:b/>
+                <w:bCs/>
+                <w:color w:val="000000"/>
+                <w:sz w:val="18"/>
+                <w:szCs w:val="18"/>
+              </w:rPr>
+              <w:t>10</w:t>
+            </w:r>
+          </w:p>
+        </w:tc>
+        <w:tc>
+          <w:tcPr>
+            <w:tcW w:w="6510" w:type="dxa"/>
+            <w:tcBorders>
+              <w:top w:val="single" w:sz="6" w:space="0" w:color="ADB9CA"/>
+              <w:left w:val="single" w:sz="6" w:space="0" w:color="ADB9CA"/>
+              <w:bottom w:val="single" w:sz="6" w:space="0" w:color="ADB9CA"/>
+              <w:right w:val="single" w:sz="6" w:space="0" w:color="ADB9CA"/>
+            </w:tcBorders>
+            <w:shd w:val="clear" w:color="auto" w:fill="FFFFFF"/>
+            <w:tcMar>
+              <w:top w:w="80" w:type="dxa"/>
+              <w:left w:w="140" w:type="dxa"/>
+              <w:bottom w:w="80" w:type="dxa"/>
+              <w:right w:w="140" w:type="dxa"/>
+            </w:tcMar>
+            <w:vAlign w:val="center"/>
+          </w:tcPr>
+          <w:p>
+            <w:r>
+              <w:rPr>
+                <w:rFonts w:ascii="Arial" w:eastAsia="Arial" w:hAnsi="Arial" w:cs="Arial"/>
+                <w:color w:val="000000"/>
+                <w:sz w:val="18"/>
+                <w:szCs w:val="18"/>
+              </w:rPr>
+              <w:t>Checkout code, login to Docker Hub using Team Lead's repository secrets</w:t>
+            </w:r>
+          </w:p>
+        </w:tc>
+        <w:tc>
+          <w:tcPr>
+            <w:tcW w:w="2150" w:type="dxa"/>
+            <w:tcBorders>
+              <w:top w:val="single" w:sz="6" w:space="0" w:color="ADB9CA"/>
+              <w:left w:val="single" w:sz="6" w:space="0" w:color="ADB9CA"/>
+              <w:bottom w:val="single" w:sz="6" w:space="0" w:color="ADB9CA"/>
+              <w:right w:val="single" w:sz="6" w:space="0" w:color="ADB9CA"/>
+            </w:tcBorders>
+            <w:shd w:val="clear" w:color="auto" w:fill="FFFFFF"/>
+            <w:tcMar>
+              <w:top w:w="80" w:type="dxa"/>
+              <w:left w:w="140" w:type="dxa"/>
+              <w:bottom w:w="80" w:type="dxa"/>
+              <w:right w:w="140" w:type="dxa"/>
+            </w:tcMar>
+            <w:vAlign w:val="center"/>
+          </w:tcPr>
+          <w:p>
+            <w:r>
+              <w:rPr>
+                <w:rFonts w:ascii="Arial" w:eastAsia="Arial" w:hAnsi="Arial" w:cs="Arial"/>
+                <w:color w:val="000000"/>
+                <w:sz w:val="18"/>
+                <w:szCs w:val="18"/>
+              </w:rPr>
+              <w:t>06</w:t>
+            </w:r>
+          </w:p>
+        </w:tc>
+      </w:tr>
+      <w:tr>
+        <w:tc>
+          <w:tcPr>
+            <w:tcW w:w="700" w:type="dxa"/>
+            <w:tcBorders>
+              <w:top w:val="single" w:sz="6" w:space="0" w:color="ADB9CA"/>
+              <w:left w:val="single" w:sz="6" w:space="0" w:color="ADB9CA"/>
+              <w:bottom w:val="single" w:sz="6" w:space="0" w:color="ADB9CA"/>
+              <w:right w:val="single" w:sz="6" w:space="0" w:color="ADB9CA"/>
+            </w:tcBorders>
+            <w:shd w:val="clear" w:color="auto" w:fill="E8F0FB"/>
+            <w:tcMar>
+              <w:top w:w="80" w:type="dxa"/>
+              <w:left w:w="140" w:type="dxa"/>
+              <w:bottom w:w="80" w:type="dxa"/>
+              <w:right w:w="140" w:type="dxa"/>
+            </w:tcMar>
+            <w:vAlign w:val="center"/>
+          </w:tcPr>
+          <w:p>
+            <w:r>
+              <w:rPr>
+                <w:rFonts w:ascii="Arial" w:eastAsia="Arial" w:hAnsi="Arial" w:cs="Arial"/>
+                <w:b/>
+                <w:bCs/>
+                <w:color w:val="000000"/>
+                <w:sz w:val="18"/>
+                <w:szCs w:val="18"/>
+              </w:rPr>
+              <w:t>11</w:t>
+            </w:r>
+          </w:p>
+        </w:tc>
+        <w:tc>
+          <w:tcPr>
+            <w:tcW w:w="6510" w:type="dxa"/>
+            <w:tcBorders>
+              <w:top w:val="single" w:sz="6" w:space="0" w:color="ADB9CA"/>
+              <w:left w:val="single" w:sz="6" w:space="0" w:color="ADB9CA"/>
+              <w:bottom w:val="single" w:sz="6" w:space="0" w:color="ADB9CA"/>
+              <w:right w:val="single" w:sz="6" w:space="0" w:color="ADB9CA"/>
+            </w:tcBorders>
+            <w:shd w:val="clear" w:color="auto" w:fill="E8F0FB"/>
+            <w:tcMar>
+              <w:top w:w="80" w:type="dxa"/>
+              <w:left w:w="140" w:type="dxa"/>
+              <w:bottom w:w="80" w:type="dxa"/>
+              <w:right w:w="140" w:type="dxa"/>
+            </w:tcMar>
+            <w:vAlign w:val="center"/>
+          </w:tcPr>
+          <w:p>
+            <w:r>
+              <w:rPr>
+                <w:rFonts w:ascii="Arial" w:eastAsia="Arial" w:hAnsi="Arial" w:cs="Arial"/>
+                <w:color w:val="000000"/>
+                <w:sz w:val="18"/>
+                <w:szCs w:val="18"/>
+              </w:rPr>
+              <w:t>Build Docker image and tag correctly (latest and/or commit SHA)</w:t>
+            </w:r>
+          </w:p>
+        </w:tc>
+        <w:tc>
+          <w:tcPr>
+            <w:tcW w:w="2150" w:type="dxa"/>
+            <w:tcBorders>
+              <w:top w:val="single" w:sz="6" w:space="0" w:color="ADB9CA"/>
+              <w:left w:val="single" w:sz="6" w:space="0" w:color="ADB9CA"/>
+              <w:bottom w:val="single" w:sz="6" w:space="0" w:color="ADB9CA"/>
+              <w:right w:val="single" w:sz="6" w:space="0" w:color="ADB9CA"/>
+            </w:tcBorders>
+            <w:shd w:val="clear" w:color="auto" w:fill="E8F0FB"/>
+            <w:tcMar>
+              <w:top w:w="80" w:type="dxa"/>
+              <w:left w:w="140" w:type="dxa"/>
+              <w:bottom w:w="80" w:type="dxa"/>
+              <w:right w:w="140" w:type="dxa"/>
+            </w:tcMar>
+            <w:vAlign w:val="center"/>
+          </w:tcPr>
+          <w:p>
+            <w:r>
+              <w:rPr>
+                <w:rFonts w:ascii="Arial" w:eastAsia="Arial" w:hAnsi="Arial" w:cs="Arial"/>
+                <w:color w:val="000000"/>
+                <w:sz w:val="18"/>
+                <w:szCs w:val="18"/>
+              </w:rPr>
+              <w:t>06</w:t>
+            </w:r>
+          </w:p>
+        </w:tc>
+      </w:tr>
+      <w:tr>
+        <w:tc>
+          <w:tcPr>
+            <w:tcW w:w="700" w:type="dxa"/>
+            <w:tcBorders>
+              <w:top w:val="single" w:sz="6" w:space="0" w:color="ADB9CA"/>
+              <w:left w:val="single" w:sz="6" w:space="0" w:color="ADB9CA"/>
+              <w:bottom w:val="single" w:sz="6" w:space="0" w:color="ADB9CA"/>
+              <w:right w:val="single" w:sz="6" w:space="0" w:color="ADB9CA"/>
+            </w:tcBorders>
+            <w:shd w:val="clear" w:color="auto" w:fill="FFFFFF"/>
+            <w:tcMar>
+              <w:top w:w="80" w:type="dxa"/>
+              <w:left w:w="140" w:type="dxa"/>
+              <w:bottom w:w="80" w:type="dxa"/>
+              <w:right w:w="140" w:type="dxa"/>
+            </w:tcMar>
+            <w:vAlign w:val="center"/>
+          </w:tcPr>
+          <w:p>
+            <w:r>
+              <w:rPr>
+                <w:rFonts w:ascii="Arial" w:eastAsia="Arial" w:hAnsi="Arial" w:cs="Arial"/>
+                <w:b/>
+                <w:bCs/>
+                <w:color w:val="000000"/>
+                <w:sz w:val="18"/>
+                <w:szCs w:val="18"/>
+              </w:rPr>
+              <w:t>12</w:t>
+            </w:r>
+          </w:p>
+        </w:tc>
+        <w:tc>
+          <w:tcPr>
+            <w:tcW w:w="6510" w:type="dxa"/>
+            <w:tcBorders>
+              <w:top w:val="single" w:sz="6" w:space="0" w:color="ADB9CA"/>
+              <w:left w:val="single" w:sz="6" w:space="0" w:color="ADB9CA"/>
+              <w:bottom w:val="single" w:sz="6" w:space="0" w:color="ADB9CA"/>
+              <w:right w:val="single" w:sz="6" w:space="0" w:color="ADB9CA"/>
+            </w:tcBorders>
+            <w:shd w:val="clear" w:color="auto" w:fill="FFFFFF"/>
+            <w:tcMar>
+              <w:top w:w="80" w:type="dxa"/>
+              <w:left w:w="140" w:type="dxa"/>
+              <w:bottom w:w="80" w:type="dxa"/>
+              <w:right w:w="140" w:type="dxa"/>
+            </w:tcMar>
+            <w:vAlign w:val="center"/>
+          </w:tcPr>
+          <w:p>
+            <w:r>
+              <w:rPr>
+                <w:rFonts w:ascii="Arial" w:eastAsia="Arial" w:hAnsi="Arial" w:cs="Arial"/>
+                <w:color w:val="000000"/>
+                <w:sz w:val="18"/>
+                <w:szCs w:val="18"/>
+              </w:rPr>
+              <w:t>Push image to Docker Hub successfully; workflow exits on any step failure</w:t>
+            </w:r>
+          </w:p>
+        </w:tc>
+        <w:tc>
+          <w:tcPr>
+            <w:tcW w:w="2150" w:type="dxa"/>
+            <w:tcBorders>
+              <w:top w:val="single" w:sz="6" w:space="0" w:color="ADB9CA"/>
+              <w:left w:val="single" w:sz="6" w:space="0" w:color="ADB9CA"/>
+              <w:bottom w:val="single" w:sz="6" w:space="0" w:color="ADB9CA"/>
+              <w:right w:val="single" w:sz="6" w:space="0" w:color="ADB9CA"/>
+            </w:tcBorders>
+            <w:shd w:val="clear" w:color="auto" w:fill="FFFFFF"/>
+            <w:tcMar>
+              <w:top w:w="80" w:type="dxa"/>
+              <w:left w:w="140" w:type="dxa"/>
+              <w:bottom w:w="80" w:type="dxa"/>
+              <w:right w:w="140" w:type="dxa"/>
+            </w:tcMar>
+            <w:vAlign w:val="center"/>
+          </w:tcPr>
+          <w:p>
+            <w:r>
+              <w:rPr>
+                <w:rFonts w:ascii="Arial" w:eastAsia="Arial" w:hAnsi="Arial" w:cs="Arial"/>
+                <w:color w:val="000000"/>
+                <w:sz w:val="18"/>
+                <w:szCs w:val="18"/>
+              </w:rPr>
+              <w:t>06</w:t>
+            </w:r>
+          </w:p>
+        </w:tc>
+      </w:tr>
+      <w:tr>
+        <w:tc>
+          <w:tcPr>
+            <w:tcW w:w="700" w:type="dxa"/>
+            <w:tcBorders>
+              <w:top w:val="single" w:sz="6" w:space="0" w:color="ADB9CA"/>
+              <w:left w:val="single" w:sz="6" w:space="0" w:color="ADB9CA"/>
+              <w:bottom w:val="single" w:sz="6" w:space="0" w:color="ADB9CA"/>
+              <w:right w:val="single" w:sz="6" w:space="0" w:color="ADB9CA"/>
+            </w:tcBorders>
+            <w:shd w:val="clear" w:color="auto" w:fill="2E75B6"/>
+            <w:tcMar>
+              <w:top w:w="80" w:type="dxa"/>
+              <w:left w:w="140" w:type="dxa"/>
+              <w:bottom w:w="80" w:type="dxa"/>
+              <w:right w:w="140" w:type="dxa"/>
+            </w:tcMar>
+            <w:vAlign w:val="center"/>
+          </w:tcPr>
+          <w:p/>
+        </w:tc>
+        <w:tc>
+          <w:tcPr>
+            <w:tcW w:w="6510" w:type="dxa"/>
+            <w:tcBorders>
+              <w:top w:val="single" w:sz="6" w:space="0" w:color="ADB9CA"/>
+              <w:left w:val="single" w:sz="6" w:space="0" w:color="ADB9CA"/>
+              <w:bottom w:val="single" w:sz="6" w:space="0" w:color="ADB9CA"/>
+              <w:right w:val="single" w:sz="6" w:space="0" w:color="ADB9CA"/>
+            </w:tcBorders>
+            <w:shd w:val="clear" w:color="auto" w:fill="2E75B6"/>
+            <w:tcMar>
+              <w:top w:w="80" w:type="dxa"/>
+              <w:left w:w="140" w:type="dxa"/>
+              <w:bottom w:w="80" w:type="dxa"/>
+              <w:right w:w="140" w:type="dxa"/>
+            </w:tcMar>
+            <w:vAlign w:val="center"/>
+          </w:tcPr>
+          <w:p>
             <w:r>
               <w:rPr>
                 <w:rFonts w:ascii="Arial" w:eastAsia="Arial" w:hAnsi="Arial" w:cs="Arial"/>
@@ -8138,7 +7694,7 @@
                 <w:sz w:val="18"/>
                 <w:szCs w:val="18"/>
               </w:rPr>
-              <w:t>)</w:t>
+              <w:t>CD Pipeline – Automated Deployment to Render (cd.yml)</w:t>
             </w:r>
           </w:p>
         </w:tc>
@@ -8170,7 +7726,7 @@
                 <w:sz w:val="18"/>
                 <w:szCs w:val="18"/>
               </w:rPr>
-              <w:t>25 Marks</w:t>
+              <w:t>20 Marks</w:t>
             </w:r>
           </w:p>
         </w:tc>
@@ -8204,7 +7760,7 @@
                 <w:sz w:val="18"/>
                 <w:szCs w:val="18"/>
               </w:rPr>
-              <w:t>9</w:t>
+              <w:t>13</w:t>
             </w:r>
           </w:p>
         </w:tc>
@@ -8234,602 +7790,7 @@
                 <w:sz w:val="18"/>
                 <w:szCs w:val="18"/>
               </w:rPr>
-              <w:t>CI workflow file created at .</w:t>
-            </w:r>
-            <w:proofErr w:type="spellStart"/>
-            <w:r>
-              <w:rPr>
-                <w:rFonts w:ascii="Arial" w:eastAsia="Arial" w:hAnsi="Arial" w:cs="Arial"/>
-                <w:color w:val="000000"/>
-                <w:sz w:val="18"/>
-                <w:szCs w:val="18"/>
-              </w:rPr>
-              <w:t>github</w:t>
-            </w:r>
-            <w:proofErr w:type="spellEnd"/>
-            <w:r>
-              <w:rPr>
-                <w:rFonts w:ascii="Arial" w:eastAsia="Arial" w:hAnsi="Arial" w:cs="Arial"/>
-                <w:color w:val="000000"/>
-                <w:sz w:val="18"/>
-                <w:szCs w:val="18"/>
-              </w:rPr>
-              <w:t>/workflows/</w:t>
-            </w:r>
-            <w:proofErr w:type="spellStart"/>
-            <w:r>
-              <w:rPr>
-                <w:rFonts w:ascii="Arial" w:eastAsia="Arial" w:hAnsi="Arial" w:cs="Arial"/>
-                <w:color w:val="000000"/>
-                <w:sz w:val="18"/>
-                <w:szCs w:val="18"/>
-              </w:rPr>
-              <w:t>ci.yml</w:t>
-            </w:r>
-            <w:proofErr w:type="spellEnd"/>
-            <w:r>
-              <w:rPr>
-                <w:rFonts w:ascii="Arial" w:eastAsia="Arial" w:hAnsi="Arial" w:cs="Arial"/>
-                <w:color w:val="000000"/>
-                <w:sz w:val="18"/>
-                <w:szCs w:val="18"/>
-              </w:rPr>
-              <w:t xml:space="preserve"> with correct </w:t>
-            </w:r>
-            <w:proofErr w:type="spellStart"/>
-            <w:r>
-              <w:rPr>
-                <w:rFonts w:ascii="Arial" w:eastAsia="Arial" w:hAnsi="Arial" w:cs="Arial"/>
-                <w:color w:val="000000"/>
-                <w:sz w:val="18"/>
-                <w:szCs w:val="18"/>
-              </w:rPr>
-              <w:t>pull_request</w:t>
-            </w:r>
-            <w:proofErr w:type="spellEnd"/>
-            <w:r>
-              <w:rPr>
-                <w:rFonts w:ascii="Arial" w:eastAsia="Arial" w:hAnsi="Arial" w:cs="Arial"/>
-                <w:color w:val="000000"/>
-                <w:sz w:val="18"/>
-                <w:szCs w:val="18"/>
-              </w:rPr>
-              <w:t xml:space="preserve"> trigger targeting </w:t>
-            </w:r>
-            <w:r>
-              <w:rPr>
-                <w:rFonts w:ascii="Arial" w:eastAsia="Arial" w:hAnsi="Arial" w:cs="Arial"/>
-                <w:color w:val="000000"/>
-                <w:sz w:val="18"/>
-                <w:szCs w:val="18"/>
-              </w:rPr>
-              <w:t>“develop”</w:t>
-            </w:r>
-          </w:p>
-        </w:tc>
-        <w:tc>
-          <w:tcPr>
-            <w:tcW w:w="2150" w:type="dxa"/>
-            <w:tcBorders>
-              <w:top w:val="single" w:sz="6" w:space="0" w:color="ADB9CA"/>
-              <w:left w:val="single" w:sz="6" w:space="0" w:color="ADB9CA"/>
-              <w:bottom w:val="single" w:sz="6" w:space="0" w:color="ADB9CA"/>
-              <w:right w:val="single" w:sz="6" w:space="0" w:color="ADB9CA"/>
-            </w:tcBorders>
-            <w:shd w:val="clear" w:color="auto" w:fill="E8F0FB"/>
-            <w:tcMar>
-              <w:top w:w="80" w:type="dxa"/>
-              <w:left w:w="140" w:type="dxa"/>
-              <w:bottom w:w="80" w:type="dxa"/>
-              <w:right w:w="140" w:type="dxa"/>
-            </w:tcMar>
-            <w:vAlign w:val="center"/>
-          </w:tcPr>
-          <w:p>
-            <w:r>
-              <w:rPr>
-                <w:rFonts w:ascii="Arial" w:eastAsia="Arial" w:hAnsi="Arial" w:cs="Arial"/>
-                <w:color w:val="000000"/>
-                <w:sz w:val="18"/>
-                <w:szCs w:val="18"/>
-              </w:rPr>
-              <w:t>07</w:t>
-            </w:r>
-          </w:p>
-        </w:tc>
-      </w:tr>
-      <w:tr>
-        <w:tc>
-          <w:tcPr>
-            <w:tcW w:w="700" w:type="dxa"/>
-            <w:tcBorders>
-              <w:top w:val="single" w:sz="6" w:space="0" w:color="ADB9CA"/>
-              <w:left w:val="single" w:sz="6" w:space="0" w:color="ADB9CA"/>
-              <w:bottom w:val="single" w:sz="6" w:space="0" w:color="ADB9CA"/>
-              <w:right w:val="single" w:sz="6" w:space="0" w:color="ADB9CA"/>
-            </w:tcBorders>
-            <w:shd w:val="clear" w:color="auto" w:fill="FFFFFF"/>
-            <w:tcMar>
-              <w:top w:w="80" w:type="dxa"/>
-              <w:left w:w="140" w:type="dxa"/>
-              <w:bottom w:w="80" w:type="dxa"/>
-              <w:right w:w="140" w:type="dxa"/>
-            </w:tcMar>
-            <w:vAlign w:val="center"/>
-          </w:tcPr>
-          <w:p>
-            <w:r>
-              <w:rPr>
-                <w:rFonts w:ascii="Arial" w:eastAsia="Arial" w:hAnsi="Arial" w:cs="Arial"/>
-                <w:b/>
-                <w:bCs/>
-                <w:color w:val="000000"/>
-                <w:sz w:val="18"/>
-                <w:szCs w:val="18"/>
-              </w:rPr>
-              <w:t>10</w:t>
-            </w:r>
-          </w:p>
-        </w:tc>
-        <w:tc>
-          <w:tcPr>
-            <w:tcW w:w="6510" w:type="dxa"/>
-            <w:tcBorders>
-              <w:top w:val="single" w:sz="6" w:space="0" w:color="ADB9CA"/>
-              <w:left w:val="single" w:sz="6" w:space="0" w:color="ADB9CA"/>
-              <w:bottom w:val="single" w:sz="6" w:space="0" w:color="ADB9CA"/>
-              <w:right w:val="single" w:sz="6" w:space="0" w:color="ADB9CA"/>
-            </w:tcBorders>
-            <w:shd w:val="clear" w:color="auto" w:fill="FFFFFF"/>
-            <w:tcMar>
-              <w:top w:w="80" w:type="dxa"/>
-              <w:left w:w="140" w:type="dxa"/>
-              <w:bottom w:w="80" w:type="dxa"/>
-              <w:right w:w="140" w:type="dxa"/>
-            </w:tcMar>
-            <w:vAlign w:val="center"/>
-          </w:tcPr>
-          <w:p>
-            <w:r>
-              <w:rPr>
-                <w:rFonts w:ascii="Arial" w:eastAsia="Arial" w:hAnsi="Arial" w:cs="Arial"/>
-                <w:color w:val="000000"/>
-                <w:sz w:val="18"/>
-                <w:szCs w:val="18"/>
-              </w:rPr>
-              <w:t>Checkout code, login to Docker Hub using Team Lead's repository secrets</w:t>
-            </w:r>
-          </w:p>
-        </w:tc>
-        <w:tc>
-          <w:tcPr>
-            <w:tcW w:w="2150" w:type="dxa"/>
-            <w:tcBorders>
-              <w:top w:val="single" w:sz="6" w:space="0" w:color="ADB9CA"/>
-              <w:left w:val="single" w:sz="6" w:space="0" w:color="ADB9CA"/>
-              <w:bottom w:val="single" w:sz="6" w:space="0" w:color="ADB9CA"/>
-              <w:right w:val="single" w:sz="6" w:space="0" w:color="ADB9CA"/>
-            </w:tcBorders>
-            <w:shd w:val="clear" w:color="auto" w:fill="FFFFFF"/>
-            <w:tcMar>
-              <w:top w:w="80" w:type="dxa"/>
-              <w:left w:w="140" w:type="dxa"/>
-              <w:bottom w:w="80" w:type="dxa"/>
-              <w:right w:w="140" w:type="dxa"/>
-            </w:tcMar>
-            <w:vAlign w:val="center"/>
-          </w:tcPr>
-          <w:p>
-            <w:r>
-              <w:rPr>
-                <w:rFonts w:ascii="Arial" w:eastAsia="Arial" w:hAnsi="Arial" w:cs="Arial"/>
-                <w:color w:val="000000"/>
-                <w:sz w:val="18"/>
-                <w:szCs w:val="18"/>
-              </w:rPr>
-              <w:t>06</w:t>
-            </w:r>
-          </w:p>
-        </w:tc>
-      </w:tr>
-      <w:tr>
-        <w:tc>
-          <w:tcPr>
-            <w:tcW w:w="700" w:type="dxa"/>
-            <w:tcBorders>
-              <w:top w:val="single" w:sz="6" w:space="0" w:color="ADB9CA"/>
-              <w:left w:val="single" w:sz="6" w:space="0" w:color="ADB9CA"/>
-              <w:bottom w:val="single" w:sz="6" w:space="0" w:color="ADB9CA"/>
-              <w:right w:val="single" w:sz="6" w:space="0" w:color="ADB9CA"/>
-            </w:tcBorders>
-            <w:shd w:val="clear" w:color="auto" w:fill="E8F0FB"/>
-            <w:tcMar>
-              <w:top w:w="80" w:type="dxa"/>
-              <w:left w:w="140" w:type="dxa"/>
-              <w:bottom w:w="80" w:type="dxa"/>
-              <w:right w:w="140" w:type="dxa"/>
-            </w:tcMar>
-            <w:vAlign w:val="center"/>
-          </w:tcPr>
-          <w:p>
-            <w:r>
-              <w:rPr>
-                <w:rFonts w:ascii="Arial" w:eastAsia="Arial" w:hAnsi="Arial" w:cs="Arial"/>
-                <w:b/>
-                <w:bCs/>
-                <w:color w:val="000000"/>
-                <w:sz w:val="18"/>
-                <w:szCs w:val="18"/>
-              </w:rPr>
-              <w:t>11</w:t>
-            </w:r>
-          </w:p>
-        </w:tc>
-        <w:tc>
-          <w:tcPr>
-            <w:tcW w:w="6510" w:type="dxa"/>
-            <w:tcBorders>
-              <w:top w:val="single" w:sz="6" w:space="0" w:color="ADB9CA"/>
-              <w:left w:val="single" w:sz="6" w:space="0" w:color="ADB9CA"/>
-              <w:bottom w:val="single" w:sz="6" w:space="0" w:color="ADB9CA"/>
-              <w:right w:val="single" w:sz="6" w:space="0" w:color="ADB9CA"/>
-            </w:tcBorders>
-            <w:shd w:val="clear" w:color="auto" w:fill="E8F0FB"/>
-            <w:tcMar>
-              <w:top w:w="80" w:type="dxa"/>
-              <w:left w:w="140" w:type="dxa"/>
-              <w:bottom w:w="80" w:type="dxa"/>
-              <w:right w:w="140" w:type="dxa"/>
-            </w:tcMar>
-            <w:vAlign w:val="center"/>
-          </w:tcPr>
-          <w:p>
-            <w:r>
-              <w:rPr>
-                <w:rFonts w:ascii="Arial" w:eastAsia="Arial" w:hAnsi="Arial" w:cs="Arial"/>
-                <w:color w:val="000000"/>
-                <w:sz w:val="18"/>
-                <w:szCs w:val="18"/>
-              </w:rPr>
-              <w:t>Build Docker image and tag correctly (latest and/or commit SHA)</w:t>
-            </w:r>
-          </w:p>
-        </w:tc>
-        <w:tc>
-          <w:tcPr>
-            <w:tcW w:w="2150" w:type="dxa"/>
-            <w:tcBorders>
-              <w:top w:val="single" w:sz="6" w:space="0" w:color="ADB9CA"/>
-              <w:left w:val="single" w:sz="6" w:space="0" w:color="ADB9CA"/>
-              <w:bottom w:val="single" w:sz="6" w:space="0" w:color="ADB9CA"/>
-              <w:right w:val="single" w:sz="6" w:space="0" w:color="ADB9CA"/>
-            </w:tcBorders>
-            <w:shd w:val="clear" w:color="auto" w:fill="E8F0FB"/>
-            <w:tcMar>
-              <w:top w:w="80" w:type="dxa"/>
-              <w:left w:w="140" w:type="dxa"/>
-              <w:bottom w:w="80" w:type="dxa"/>
-              <w:right w:w="140" w:type="dxa"/>
-            </w:tcMar>
-            <w:vAlign w:val="center"/>
-          </w:tcPr>
-          <w:p>
-            <w:r>
-              <w:rPr>
-                <w:rFonts w:ascii="Arial" w:eastAsia="Arial" w:hAnsi="Arial" w:cs="Arial"/>
-                <w:color w:val="000000"/>
-                <w:sz w:val="18"/>
-                <w:szCs w:val="18"/>
-              </w:rPr>
-              <w:t>06</w:t>
-            </w:r>
-          </w:p>
-        </w:tc>
-      </w:tr>
-      <w:tr>
-        <w:tc>
-          <w:tcPr>
-            <w:tcW w:w="700" w:type="dxa"/>
-            <w:tcBorders>
-              <w:top w:val="single" w:sz="6" w:space="0" w:color="ADB9CA"/>
-              <w:left w:val="single" w:sz="6" w:space="0" w:color="ADB9CA"/>
-              <w:bottom w:val="single" w:sz="6" w:space="0" w:color="ADB9CA"/>
-              <w:right w:val="single" w:sz="6" w:space="0" w:color="ADB9CA"/>
-            </w:tcBorders>
-            <w:shd w:val="clear" w:color="auto" w:fill="FFFFFF"/>
-            <w:tcMar>
-              <w:top w:w="80" w:type="dxa"/>
-              <w:left w:w="140" w:type="dxa"/>
-              <w:bottom w:w="80" w:type="dxa"/>
-              <w:right w:w="140" w:type="dxa"/>
-            </w:tcMar>
-            <w:vAlign w:val="center"/>
-          </w:tcPr>
-          <w:p>
-            <w:r>
-              <w:rPr>
-                <w:rFonts w:ascii="Arial" w:eastAsia="Arial" w:hAnsi="Arial" w:cs="Arial"/>
-                <w:b/>
-                <w:bCs/>
-                <w:color w:val="000000"/>
-                <w:sz w:val="18"/>
-                <w:szCs w:val="18"/>
-              </w:rPr>
-              <w:t>12</w:t>
-            </w:r>
-          </w:p>
-        </w:tc>
-        <w:tc>
-          <w:tcPr>
-            <w:tcW w:w="6510" w:type="dxa"/>
-            <w:tcBorders>
-              <w:top w:val="single" w:sz="6" w:space="0" w:color="ADB9CA"/>
-              <w:left w:val="single" w:sz="6" w:space="0" w:color="ADB9CA"/>
-              <w:bottom w:val="single" w:sz="6" w:space="0" w:color="ADB9CA"/>
-              <w:right w:val="single" w:sz="6" w:space="0" w:color="ADB9CA"/>
-            </w:tcBorders>
-            <w:shd w:val="clear" w:color="auto" w:fill="FFFFFF"/>
-            <w:tcMar>
-              <w:top w:w="80" w:type="dxa"/>
-              <w:left w:w="140" w:type="dxa"/>
-              <w:bottom w:w="80" w:type="dxa"/>
-              <w:right w:w="140" w:type="dxa"/>
-            </w:tcMar>
-            <w:vAlign w:val="center"/>
-          </w:tcPr>
-          <w:p>
-            <w:r>
-              <w:rPr>
-                <w:rFonts w:ascii="Arial" w:eastAsia="Arial" w:hAnsi="Arial" w:cs="Arial"/>
-                <w:color w:val="000000"/>
-                <w:sz w:val="18"/>
-                <w:szCs w:val="18"/>
-              </w:rPr>
-              <w:t>Push image to Docker Hub successfully; workflow exits on any step failure</w:t>
-            </w:r>
-          </w:p>
-        </w:tc>
-        <w:tc>
-          <w:tcPr>
-            <w:tcW w:w="2150" w:type="dxa"/>
-            <w:tcBorders>
-              <w:top w:val="single" w:sz="6" w:space="0" w:color="ADB9CA"/>
-              <w:left w:val="single" w:sz="6" w:space="0" w:color="ADB9CA"/>
-              <w:bottom w:val="single" w:sz="6" w:space="0" w:color="ADB9CA"/>
-              <w:right w:val="single" w:sz="6" w:space="0" w:color="ADB9CA"/>
-            </w:tcBorders>
-            <w:shd w:val="clear" w:color="auto" w:fill="FFFFFF"/>
-            <w:tcMar>
-              <w:top w:w="80" w:type="dxa"/>
-              <w:left w:w="140" w:type="dxa"/>
-              <w:bottom w:w="80" w:type="dxa"/>
-              <w:right w:w="140" w:type="dxa"/>
-            </w:tcMar>
-            <w:vAlign w:val="center"/>
-          </w:tcPr>
-          <w:p>
-            <w:r>
-              <w:rPr>
-                <w:rFonts w:ascii="Arial" w:eastAsia="Arial" w:hAnsi="Arial" w:cs="Arial"/>
-                <w:color w:val="000000"/>
-                <w:sz w:val="18"/>
-                <w:szCs w:val="18"/>
-              </w:rPr>
-              <w:t>06</w:t>
-            </w:r>
-          </w:p>
-        </w:tc>
-      </w:tr>
-      <w:tr>
-        <w:tc>
-          <w:tcPr>
-            <w:tcW w:w="700" w:type="dxa"/>
-            <w:tcBorders>
-              <w:top w:val="single" w:sz="6" w:space="0" w:color="ADB9CA"/>
-              <w:left w:val="single" w:sz="6" w:space="0" w:color="ADB9CA"/>
-              <w:bottom w:val="single" w:sz="6" w:space="0" w:color="ADB9CA"/>
-              <w:right w:val="single" w:sz="6" w:space="0" w:color="ADB9CA"/>
-            </w:tcBorders>
-            <w:shd w:val="clear" w:color="auto" w:fill="2E75B6"/>
-            <w:tcMar>
-              <w:top w:w="80" w:type="dxa"/>
-              <w:left w:w="140" w:type="dxa"/>
-              <w:bottom w:w="80" w:type="dxa"/>
-              <w:right w:w="140" w:type="dxa"/>
-            </w:tcMar>
-            <w:vAlign w:val="center"/>
-          </w:tcPr>
-          <w:p/>
-        </w:tc>
-        <w:tc>
-          <w:tcPr>
-            <w:tcW w:w="6510" w:type="dxa"/>
-            <w:tcBorders>
-              <w:top w:val="single" w:sz="6" w:space="0" w:color="ADB9CA"/>
-              <w:left w:val="single" w:sz="6" w:space="0" w:color="ADB9CA"/>
-              <w:bottom w:val="single" w:sz="6" w:space="0" w:color="ADB9CA"/>
-              <w:right w:val="single" w:sz="6" w:space="0" w:color="ADB9CA"/>
-            </w:tcBorders>
-            <w:shd w:val="clear" w:color="auto" w:fill="2E75B6"/>
-            <w:tcMar>
-              <w:top w:w="80" w:type="dxa"/>
-              <w:left w:w="140" w:type="dxa"/>
-              <w:bottom w:w="80" w:type="dxa"/>
-              <w:right w:w="140" w:type="dxa"/>
-            </w:tcMar>
-            <w:vAlign w:val="center"/>
-          </w:tcPr>
-          <w:p>
-            <w:r>
-              <w:rPr>
-                <w:rFonts w:ascii="Arial" w:eastAsia="Arial" w:hAnsi="Arial" w:cs="Arial"/>
-                <w:b/>
-                <w:bCs/>
-                <w:color w:val="FFFFFF"/>
-                <w:sz w:val="18"/>
-                <w:szCs w:val="18"/>
-              </w:rPr>
-              <w:t>CD Pipeline – Automated Deployment to Render (</w:t>
-            </w:r>
-            <w:proofErr w:type="spellStart"/>
-            <w:r>
-              <w:rPr>
-                <w:rFonts w:ascii="Arial" w:eastAsia="Arial" w:hAnsi="Arial" w:cs="Arial"/>
-                <w:b/>
-                <w:bCs/>
-                <w:color w:val="FFFFFF"/>
-                <w:sz w:val="18"/>
-                <w:szCs w:val="18"/>
-              </w:rPr>
-              <w:t>cd.yml</w:t>
-            </w:r>
-            <w:proofErr w:type="spellEnd"/>
-            <w:r>
-              <w:rPr>
-                <w:rFonts w:ascii="Arial" w:eastAsia="Arial" w:hAnsi="Arial" w:cs="Arial"/>
-                <w:b/>
-                <w:bCs/>
-                <w:color w:val="FFFFFF"/>
-                <w:sz w:val="18"/>
-                <w:szCs w:val="18"/>
-              </w:rPr>
-              <w:t>)</w:t>
-            </w:r>
-          </w:p>
-        </w:tc>
-        <w:tc>
-          <w:tcPr>
-            <w:tcW w:w="2150" w:type="dxa"/>
-            <w:tcBorders>
-              <w:top w:val="single" w:sz="6" w:space="0" w:color="ADB9CA"/>
-              <w:left w:val="single" w:sz="6" w:space="0" w:color="ADB9CA"/>
-              <w:bottom w:val="single" w:sz="6" w:space="0" w:color="ADB9CA"/>
-              <w:right w:val="single" w:sz="6" w:space="0" w:color="ADB9CA"/>
-            </w:tcBorders>
-            <w:shd w:val="clear" w:color="auto" w:fill="2E75B6"/>
-            <w:tcMar>
-              <w:top w:w="80" w:type="dxa"/>
-              <w:left w:w="140" w:type="dxa"/>
-              <w:bottom w:w="80" w:type="dxa"/>
-              <w:right w:w="140" w:type="dxa"/>
-            </w:tcMar>
-            <w:vAlign w:val="center"/>
-          </w:tcPr>
-          <w:p>
-            <w:r>
-              <w:rPr>
-                <w:rFonts w:ascii="Arial" w:eastAsia="Arial" w:hAnsi="Arial" w:cs="Arial"/>
-                <w:b/>
-                <w:bCs/>
-                <w:color w:val="FFFFFF"/>
-                <w:sz w:val="18"/>
-                <w:szCs w:val="18"/>
-              </w:rPr>
-              <w:t>20 Marks</w:t>
-            </w:r>
-          </w:p>
-        </w:tc>
-      </w:tr>
-      <w:tr>
-        <w:tc>
-          <w:tcPr>
-            <w:tcW w:w="700" w:type="dxa"/>
-            <w:tcBorders>
-              <w:top w:val="single" w:sz="6" w:space="0" w:color="ADB9CA"/>
-              <w:left w:val="single" w:sz="6" w:space="0" w:color="ADB9CA"/>
-              <w:bottom w:val="single" w:sz="6" w:space="0" w:color="ADB9CA"/>
-              <w:right w:val="single" w:sz="6" w:space="0" w:color="ADB9CA"/>
-            </w:tcBorders>
-            <w:shd w:val="clear" w:color="auto" w:fill="E8F0FB"/>
-            <w:tcMar>
-              <w:top w:w="80" w:type="dxa"/>
-              <w:left w:w="140" w:type="dxa"/>
-              <w:bottom w:w="80" w:type="dxa"/>
-              <w:right w:w="140" w:type="dxa"/>
-            </w:tcMar>
-            <w:vAlign w:val="center"/>
-          </w:tcPr>
-          <w:p>
-            <w:r>
-              <w:rPr>
-                <w:rFonts w:ascii="Arial" w:eastAsia="Arial" w:hAnsi="Arial" w:cs="Arial"/>
-                <w:b/>
-                <w:bCs/>
-                <w:color w:val="000000"/>
-                <w:sz w:val="18"/>
-                <w:szCs w:val="18"/>
-              </w:rPr>
-              <w:t>13</w:t>
-            </w:r>
-          </w:p>
-        </w:tc>
-        <w:tc>
-          <w:tcPr>
-            <w:tcW w:w="6510" w:type="dxa"/>
-            <w:tcBorders>
-              <w:top w:val="single" w:sz="6" w:space="0" w:color="ADB9CA"/>
-              <w:left w:val="single" w:sz="6" w:space="0" w:color="ADB9CA"/>
-              <w:bottom w:val="single" w:sz="6" w:space="0" w:color="ADB9CA"/>
-              <w:right w:val="single" w:sz="6" w:space="0" w:color="ADB9CA"/>
-            </w:tcBorders>
-            <w:shd w:val="clear" w:color="auto" w:fill="E8F0FB"/>
-            <w:tcMar>
-              <w:top w:w="80" w:type="dxa"/>
-              <w:left w:w="140" w:type="dxa"/>
-              <w:bottom w:w="80" w:type="dxa"/>
-              <w:right w:w="140" w:type="dxa"/>
-            </w:tcMar>
-            <w:vAlign w:val="center"/>
-          </w:tcPr>
-          <w:p>
-            <w:r>
-              <w:rPr>
-                <w:rFonts w:ascii="Arial" w:eastAsia="Arial" w:hAnsi="Arial" w:cs="Arial"/>
-                <w:color w:val="000000"/>
-                <w:sz w:val="18"/>
-                <w:szCs w:val="18"/>
-              </w:rPr>
-              <w:t>CD workflow file created at .</w:t>
-            </w:r>
-            <w:proofErr w:type="spellStart"/>
-            <w:r>
-              <w:rPr>
-                <w:rFonts w:ascii="Arial" w:eastAsia="Arial" w:hAnsi="Arial" w:cs="Arial"/>
-                <w:color w:val="000000"/>
-                <w:sz w:val="18"/>
-                <w:szCs w:val="18"/>
-              </w:rPr>
-              <w:t>github</w:t>
-            </w:r>
-            <w:proofErr w:type="spellEnd"/>
-            <w:r>
-              <w:rPr>
-                <w:rFonts w:ascii="Arial" w:eastAsia="Arial" w:hAnsi="Arial" w:cs="Arial"/>
-                <w:color w:val="000000"/>
-                <w:sz w:val="18"/>
-                <w:szCs w:val="18"/>
-              </w:rPr>
-              <w:t>/workflows/</w:t>
-            </w:r>
-            <w:proofErr w:type="spellStart"/>
-            <w:r>
-              <w:rPr>
-                <w:rFonts w:ascii="Arial" w:eastAsia="Arial" w:hAnsi="Arial" w:cs="Arial"/>
-                <w:color w:val="000000"/>
-                <w:sz w:val="18"/>
-                <w:szCs w:val="18"/>
-              </w:rPr>
-              <w:t>cd.yml</w:t>
-            </w:r>
-            <w:proofErr w:type="spellEnd"/>
-            <w:r>
-              <w:rPr>
-                <w:rFonts w:ascii="Arial" w:eastAsia="Arial" w:hAnsi="Arial" w:cs="Arial"/>
-                <w:color w:val="000000"/>
-                <w:sz w:val="18"/>
-                <w:szCs w:val="18"/>
-              </w:rPr>
-              <w:t xml:space="preserve"> with correct push trigger on </w:t>
+              <w:t xml:space="preserve">CD workflow file created at .github/workflows/cd.yml with correct push trigger on </w:t>
             </w:r>
             <w:r>
               <w:rPr>
@@ -9552,15 +8513,7 @@
           <w:rFonts w:ascii="Arial" w:eastAsia="Arial" w:hAnsi="Arial" w:cs="Arial"/>
           <w:color w:val="000000"/>
         </w:rPr>
-        <w:t xml:space="preserve">Screenshot 2: Each member's CI workflow run triggered by their individual </w:t>
-      </w:r>
-      <w:proofErr w:type="gramStart"/>
-      <w:r>
-        <w:rPr>
-          <w:rFonts w:ascii="Arial" w:eastAsia="Arial" w:hAnsi="Arial" w:cs="Arial"/>
-          <w:color w:val="000000"/>
-        </w:rPr>
-        <w:t xml:space="preserve">PR </w:t>
+        <w:t xml:space="preserve">Screenshot 2: Each member's CI workflow run triggered by their individual PR </w:t>
       </w:r>
       <w:r>
         <w:rPr>
@@ -9569,7 +8522,6 @@
         </w:rPr>
         <w:t>,</w:t>
       </w:r>
-      <w:proofErr w:type="gramEnd"/>
       <w:r>
         <w:rPr>
           <w:rFonts w:ascii="Arial" w:eastAsia="Arial" w:hAnsi="Arial" w:cs="Arial"/>
@@ -9616,15 +8568,7 @@
           <w:rFonts w:ascii="Arial" w:eastAsia="Arial" w:hAnsi="Arial" w:cs="Arial"/>
           <w:color w:val="000000"/>
         </w:rPr>
-        <w:t>“develop</w:t>
-      </w:r>
-      <w:proofErr w:type="gramStart"/>
-      <w:r>
-        <w:rPr>
-          <w:rFonts w:ascii="Arial" w:eastAsia="Arial" w:hAnsi="Arial" w:cs="Arial"/>
-          <w:color w:val="000000"/>
-        </w:rPr>
-        <w:t>”</w:t>
+        <w:t>“develop”</w:t>
       </w:r>
       <w:r>
         <w:rPr>
@@ -9640,7 +8584,6 @@
         </w:rPr>
         <w:t>,</w:t>
       </w:r>
-      <w:proofErr w:type="gramEnd"/>
       <w:r>
         <w:rPr>
           <w:rFonts w:ascii="Arial" w:eastAsia="Arial" w:hAnsi="Arial" w:cs="Arial"/>
@@ -9663,23 +8606,7 @@
           <w:rFonts w:ascii="Arial" w:eastAsia="Arial" w:hAnsi="Arial" w:cs="Arial"/>
           <w:color w:val="000000"/>
         </w:rPr>
-        <w:t xml:space="preserve">Screenshot 5: Live </w:t>
-      </w:r>
-      <w:proofErr w:type="spellStart"/>
-      <w:r>
-        <w:rPr>
-          <w:rFonts w:ascii="Arial" w:eastAsia="Arial" w:hAnsi="Arial" w:cs="Arial"/>
-          <w:color w:val="000000"/>
-        </w:rPr>
-        <w:t>TaskFlow</w:t>
-      </w:r>
-      <w:proofErr w:type="spellEnd"/>
-      <w:r>
-        <w:rPr>
-          <w:rFonts w:ascii="Arial" w:eastAsia="Arial" w:hAnsi="Arial" w:cs="Arial"/>
-          <w:color w:val="000000"/>
-        </w:rPr>
-        <w:t xml:space="preserve"> application on Render showing all five pages are accessible.</w:t>
+        <w:t>Screenshot 5: Live TaskFlow application on Render showing all five pages are accessible.</w:t>
       </w:r>
     </w:p>
     <w:p>
@@ -9857,8 +8784,8 @@
         <w:tblLook w:val="0000" w:firstRow="0" w:lastRow="0" w:firstColumn="0" w:lastColumn="0" w:noHBand="0" w:noVBand="0"/>
       </w:tblPr>
       <w:tblGrid>
-        <w:gridCol w:w="3200"/>
-        <w:gridCol w:w="6160"/>
+        <w:gridCol w:w="1571"/>
+        <w:gridCol w:w="8140"/>
       </w:tblGrid>
       <w:tr>
         <w:tc>
@@ -10245,6 +9172,9 @@
           </w:p>
           <w:p>
             <w:r>
+              <w:rPr>
+                <w:noProof/>
+              </w:rPr>
               <w:drawing>
                 <wp:inline distT="0" distB="0" distL="0" distR="0" wp14:anchorId="154304E2" wp14:editId="322766D9">
                   <wp:extent cx="3110642" cy="1752600"/>
@@ -10282,6 +9212,47 @@
               </w:drawing>
             </w:r>
           </w:p>
+          <w:p/>
+          <w:p>
+            <w:r>
+              <w:lastRenderedPageBreak/>
+              <w:drawing>
+                <wp:inline distT="0" distB="0" distL="0" distR="0" wp14:anchorId="144E33CF" wp14:editId="39FD5F2A">
+                  <wp:extent cx="4754880" cy="1989219"/>
+                  <wp:effectExtent l="0" t="0" r="7620" b="0"/>
+                  <wp:docPr id="1931084684" name="Picture 1"/>
+                  <wp:cNvGraphicFramePr>
+                    <a:graphicFrameLocks xmlns:a="http://schemas.openxmlformats.org/drawingml/2006/main" noChangeAspect="1"/>
+                  </wp:cNvGraphicFramePr>
+                  <a:graphic xmlns:a="http://schemas.openxmlformats.org/drawingml/2006/main">
+                    <a:graphicData uri="http://schemas.openxmlformats.org/drawingml/2006/picture">
+                      <pic:pic xmlns:pic="http://schemas.openxmlformats.org/drawingml/2006/picture">
+                        <pic:nvPicPr>
+                          <pic:cNvPr id="1931084684" name=""/>
+                          <pic:cNvPicPr/>
+                        </pic:nvPicPr>
+                        <pic:blipFill>
+                          <a:blip r:embed="rId12"/>
+                          <a:stretch>
+                            <a:fillRect/>
+                          </a:stretch>
+                        </pic:blipFill>
+                        <pic:spPr>
+                          <a:xfrm>
+                            <a:off x="0" y="0"/>
+                            <a:ext cx="4771073" cy="1995993"/>
+                          </a:xfrm>
+                          <a:prstGeom prst="rect">
+                            <a:avLst/>
+                          </a:prstGeom>
+                        </pic:spPr>
+                      </pic:pic>
+                    </a:graphicData>
+                  </a:graphic>
+                </wp:inline>
+              </w:drawing>
+            </w:r>
+          </w:p>
         </w:tc>
       </w:tr>
       <w:tr>
@@ -10313,6 +9284,7 @@
                 <w:sz w:val="18"/>
                 <w:szCs w:val="18"/>
               </w:rPr>
+              <w:lastRenderedPageBreak/>
               <w:t>Docker Hub – Pushed Image with Tags</w:t>
             </w:r>
           </w:p>
@@ -10335,7 +9307,45 @@
             </w:tcMar>
             <w:vAlign w:val="center"/>
           </w:tcPr>
-          <w:p/>
+          <w:p>
+            <w:r>
+              <w:drawing>
+                <wp:inline distT="0" distB="0" distL="0" distR="0" wp14:anchorId="78B16FC2" wp14:editId="680EF361">
+                  <wp:extent cx="4808220" cy="1706727"/>
+                  <wp:effectExtent l="0" t="0" r="0" b="8255"/>
+                  <wp:docPr id="647720128" name="Picture 1"/>
+                  <wp:cNvGraphicFramePr>
+                    <a:graphicFrameLocks xmlns:a="http://schemas.openxmlformats.org/drawingml/2006/main" noChangeAspect="1"/>
+                  </wp:cNvGraphicFramePr>
+                  <a:graphic xmlns:a="http://schemas.openxmlformats.org/drawingml/2006/main">
+                    <a:graphicData uri="http://schemas.openxmlformats.org/drawingml/2006/picture">
+                      <pic:pic xmlns:pic="http://schemas.openxmlformats.org/drawingml/2006/picture">
+                        <pic:nvPicPr>
+                          <pic:cNvPr id="647720128" name=""/>
+                          <pic:cNvPicPr/>
+                        </pic:nvPicPr>
+                        <pic:blipFill>
+                          <a:blip r:embed="rId13"/>
+                          <a:stretch>
+                            <a:fillRect/>
+                          </a:stretch>
+                        </pic:blipFill>
+                        <pic:spPr>
+                          <a:xfrm>
+                            <a:off x="0" y="0"/>
+                            <a:ext cx="4819233" cy="1710636"/>
+                          </a:xfrm>
+                          <a:prstGeom prst="rect">
+                            <a:avLst/>
+                          </a:prstGeom>
+                        </pic:spPr>
+                      </pic:pic>
+                    </a:graphicData>
+                  </a:graphic>
+                </wp:inline>
+              </w:drawing>
+            </w:r>
+          </w:p>
         </w:tc>
       </w:tr>
       <w:tr>
@@ -10400,7 +9410,45 @@
             </w:tcMar>
             <w:vAlign w:val="center"/>
           </w:tcPr>
-          <w:p/>
+          <w:p>
+            <w:r>
+              <w:drawing>
+                <wp:inline distT="0" distB="0" distL="0" distR="0" wp14:anchorId="18C899AA" wp14:editId="71F3812B">
+                  <wp:extent cx="4861560" cy="2211335"/>
+                  <wp:effectExtent l="0" t="0" r="0" b="0"/>
+                  <wp:docPr id="660306724" name="Picture 1"/>
+                  <wp:cNvGraphicFramePr>
+                    <a:graphicFrameLocks xmlns:a="http://schemas.openxmlformats.org/drawingml/2006/main" noChangeAspect="1"/>
+                  </wp:cNvGraphicFramePr>
+                  <a:graphic xmlns:a="http://schemas.openxmlformats.org/drawingml/2006/main">
+                    <a:graphicData uri="http://schemas.openxmlformats.org/drawingml/2006/picture">
+                      <pic:pic xmlns:pic="http://schemas.openxmlformats.org/drawingml/2006/picture">
+                        <pic:nvPicPr>
+                          <pic:cNvPr id="660306724" name=""/>
+                          <pic:cNvPicPr/>
+                        </pic:nvPicPr>
+                        <pic:blipFill>
+                          <a:blip r:embed="rId14"/>
+                          <a:stretch>
+                            <a:fillRect/>
+                          </a:stretch>
+                        </pic:blipFill>
+                        <pic:spPr>
+                          <a:xfrm>
+                            <a:off x="0" y="0"/>
+                            <a:ext cx="4880627" cy="2220008"/>
+                          </a:xfrm>
+                          <a:prstGeom prst="rect">
+                            <a:avLst/>
+                          </a:prstGeom>
+                        </pic:spPr>
+                      </pic:pic>
+                    </a:graphicData>
+                  </a:graphic>
+                </wp:inline>
+              </w:drawing>
+            </w:r>
+          </w:p>
         </w:tc>
       </w:tr>
       <w:tr>
@@ -10432,9 +9480,211 @@
                 <w:sz w:val="18"/>
                 <w:szCs w:val="18"/>
               </w:rPr>
-              <w:t xml:space="preserve">Live </w:t>
-            </w:r>
-            <w:proofErr w:type="spellStart"/>
+              <w:lastRenderedPageBreak/>
+              <w:t>Live TaskFlow on Render – All 5 Pages Accessible</w:t>
+            </w:r>
+          </w:p>
+        </w:tc>
+        <w:tc>
+          <w:tcPr>
+            <w:tcW w:w="6160" w:type="dxa"/>
+            <w:tcBorders>
+              <w:top w:val="single" w:sz="6" w:space="0" w:color="ADB9CA"/>
+              <w:left w:val="single" w:sz="6" w:space="0" w:color="ADB9CA"/>
+              <w:bottom w:val="single" w:sz="6" w:space="0" w:color="ADB9CA"/>
+              <w:right w:val="single" w:sz="6" w:space="0" w:color="ADB9CA"/>
+            </w:tcBorders>
+            <w:shd w:val="clear" w:color="auto" w:fill="E8F0FB"/>
+            <w:tcMar>
+              <w:top w:w="80" w:type="dxa"/>
+              <w:left w:w="140" w:type="dxa"/>
+              <w:bottom w:w="80" w:type="dxa"/>
+              <w:right w:w="140" w:type="dxa"/>
+            </w:tcMar>
+            <w:vAlign w:val="center"/>
+          </w:tcPr>
+          <w:p>
+            <w:r>
+              <w:drawing>
+                <wp:inline distT="0" distB="0" distL="0" distR="0" wp14:anchorId="437C706E" wp14:editId="26B84DEE">
+                  <wp:extent cx="4945380" cy="2521261"/>
+                  <wp:effectExtent l="0" t="0" r="7620" b="0"/>
+                  <wp:docPr id="2047668848" name="Picture 1"/>
+                  <wp:cNvGraphicFramePr>
+                    <a:graphicFrameLocks xmlns:a="http://schemas.openxmlformats.org/drawingml/2006/main" noChangeAspect="1"/>
+                  </wp:cNvGraphicFramePr>
+                  <a:graphic xmlns:a="http://schemas.openxmlformats.org/drawingml/2006/main">
+                    <a:graphicData uri="http://schemas.openxmlformats.org/drawingml/2006/picture">
+                      <pic:pic xmlns:pic="http://schemas.openxmlformats.org/drawingml/2006/picture">
+                        <pic:nvPicPr>
+                          <pic:cNvPr id="2047668848" name=""/>
+                          <pic:cNvPicPr/>
+                        </pic:nvPicPr>
+                        <pic:blipFill>
+                          <a:blip r:embed="rId15"/>
+                          <a:stretch>
+                            <a:fillRect/>
+                          </a:stretch>
+                        </pic:blipFill>
+                        <pic:spPr>
+                          <a:xfrm>
+                            <a:off x="0" y="0"/>
+                            <a:ext cx="4955604" cy="2526474"/>
+                          </a:xfrm>
+                          <a:prstGeom prst="rect">
+                            <a:avLst/>
+                          </a:prstGeom>
+                        </pic:spPr>
+                      </pic:pic>
+                    </a:graphicData>
+                  </a:graphic>
+                </wp:inline>
+              </w:drawing>
+            </w:r>
+          </w:p>
+          <w:p/>
+          <w:p>
+            <w:r>
+              <w:drawing>
+                <wp:inline distT="0" distB="0" distL="0" distR="0" wp14:anchorId="4F2B8638" wp14:editId="62475D56">
+                  <wp:extent cx="4937760" cy="2477697"/>
+                  <wp:effectExtent l="0" t="0" r="0" b="0"/>
+                  <wp:docPr id="211224433" name="Picture 1"/>
+                  <wp:cNvGraphicFramePr>
+                    <a:graphicFrameLocks xmlns:a="http://schemas.openxmlformats.org/drawingml/2006/main" noChangeAspect="1"/>
+                  </wp:cNvGraphicFramePr>
+                  <a:graphic xmlns:a="http://schemas.openxmlformats.org/drawingml/2006/main">
+                    <a:graphicData uri="http://schemas.openxmlformats.org/drawingml/2006/picture">
+                      <pic:pic xmlns:pic="http://schemas.openxmlformats.org/drawingml/2006/picture">
+                        <pic:nvPicPr>
+                          <pic:cNvPr id="211224433" name=""/>
+                          <pic:cNvPicPr/>
+                        </pic:nvPicPr>
+                        <pic:blipFill>
+                          <a:blip r:embed="rId16"/>
+                          <a:stretch>
+                            <a:fillRect/>
+                          </a:stretch>
+                        </pic:blipFill>
+                        <pic:spPr>
+                          <a:xfrm>
+                            <a:off x="0" y="0"/>
+                            <a:ext cx="4950563" cy="2484121"/>
+                          </a:xfrm>
+                          <a:prstGeom prst="rect">
+                            <a:avLst/>
+                          </a:prstGeom>
+                        </pic:spPr>
+                      </pic:pic>
+                    </a:graphicData>
+                  </a:graphic>
+                </wp:inline>
+              </w:drawing>
+            </w:r>
+          </w:p>
+          <w:p/>
+          <w:p>
+            <w:r>
+              <w:drawing>
+                <wp:inline distT="0" distB="0" distL="0" distR="0" wp14:anchorId="3CE23708" wp14:editId="1550C10E">
+                  <wp:extent cx="4953000" cy="2224428"/>
+                  <wp:effectExtent l="0" t="0" r="0" b="4445"/>
+                  <wp:docPr id="1779858313" name="Picture 1"/>
+                  <wp:cNvGraphicFramePr>
+                    <a:graphicFrameLocks xmlns:a="http://schemas.openxmlformats.org/drawingml/2006/main" noChangeAspect="1"/>
+                  </wp:cNvGraphicFramePr>
+                  <a:graphic xmlns:a="http://schemas.openxmlformats.org/drawingml/2006/main">
+                    <a:graphicData uri="http://schemas.openxmlformats.org/drawingml/2006/picture">
+                      <pic:pic xmlns:pic="http://schemas.openxmlformats.org/drawingml/2006/picture">
+                        <pic:nvPicPr>
+                          <pic:cNvPr id="1779858313" name=""/>
+                          <pic:cNvPicPr/>
+                        </pic:nvPicPr>
+                        <pic:blipFill>
+                          <a:blip r:embed="rId17"/>
+                          <a:stretch>
+                            <a:fillRect/>
+                          </a:stretch>
+                        </pic:blipFill>
+                        <pic:spPr>
+                          <a:xfrm>
+                            <a:off x="0" y="0"/>
+                            <a:ext cx="4968319" cy="2231308"/>
+                          </a:xfrm>
+                          <a:prstGeom prst="rect">
+                            <a:avLst/>
+                          </a:prstGeom>
+                        </pic:spPr>
+                      </pic:pic>
+                    </a:graphicData>
+                  </a:graphic>
+                </wp:inline>
+              </w:drawing>
+            </w:r>
+          </w:p>
+          <w:p/>
+          <w:p>
+            <w:r>
+              <w:lastRenderedPageBreak/>
+              <w:drawing>
+                <wp:inline distT="0" distB="0" distL="0" distR="0" wp14:anchorId="1CB4D8F7" wp14:editId="435A4D4F">
+                  <wp:extent cx="4991100" cy="2398501"/>
+                  <wp:effectExtent l="0" t="0" r="0" b="1905"/>
+                  <wp:docPr id="582754025" name="Picture 1"/>
+                  <wp:cNvGraphicFramePr>
+                    <a:graphicFrameLocks xmlns:a="http://schemas.openxmlformats.org/drawingml/2006/main" noChangeAspect="1"/>
+                  </wp:cNvGraphicFramePr>
+                  <a:graphic xmlns:a="http://schemas.openxmlformats.org/drawingml/2006/main">
+                    <a:graphicData uri="http://schemas.openxmlformats.org/drawingml/2006/picture">
+                      <pic:pic xmlns:pic="http://schemas.openxmlformats.org/drawingml/2006/picture">
+                        <pic:nvPicPr>
+                          <pic:cNvPr id="582754025" name=""/>
+                          <pic:cNvPicPr/>
+                        </pic:nvPicPr>
+                        <pic:blipFill>
+                          <a:blip r:embed="rId18"/>
+                          <a:stretch>
+                            <a:fillRect/>
+                          </a:stretch>
+                        </pic:blipFill>
+                        <pic:spPr>
+                          <a:xfrm>
+                            <a:off x="0" y="0"/>
+                            <a:ext cx="5016382" cy="2410651"/>
+                          </a:xfrm>
+                          <a:prstGeom prst="rect">
+                            <a:avLst/>
+                          </a:prstGeom>
+                        </pic:spPr>
+                      </pic:pic>
+                    </a:graphicData>
+                  </a:graphic>
+                </wp:inline>
+              </w:drawing>
+            </w:r>
+          </w:p>
+        </w:tc>
+      </w:tr>
+      <w:tr>
+        <w:tc>
+          <w:tcPr>
+            <w:tcW w:w="3200" w:type="dxa"/>
+            <w:tcBorders>
+              <w:top w:val="single" w:sz="6" w:space="0" w:color="ADB9CA"/>
+              <w:left w:val="single" w:sz="6" w:space="0" w:color="ADB9CA"/>
+              <w:bottom w:val="single" w:sz="6" w:space="0" w:color="ADB9CA"/>
+              <w:right w:val="single" w:sz="6" w:space="0" w:color="ADB9CA"/>
+            </w:tcBorders>
+            <w:shd w:val="clear" w:color="auto" w:fill="FFFFFF"/>
+            <w:tcMar>
+              <w:top w:w="80" w:type="dxa"/>
+              <w:left w:w="140" w:type="dxa"/>
+              <w:bottom w:w="80" w:type="dxa"/>
+              <w:right w:w="140" w:type="dxa"/>
+            </w:tcMar>
+            <w:vAlign w:val="center"/>
+          </w:tcPr>
+          <w:p>
             <w:r>
               <w:rPr>
                 <w:rFonts w:ascii="Arial" w:eastAsia="Arial" w:hAnsi="Arial" w:cs="Arial"/>
@@ -10444,72 +9694,6 @@
                 <w:sz w:val="18"/>
                 <w:szCs w:val="18"/>
               </w:rPr>
-              <w:t>TaskFlow</w:t>
-            </w:r>
-            <w:proofErr w:type="spellEnd"/>
-            <w:r>
-              <w:rPr>
-                <w:rFonts w:ascii="Arial" w:eastAsia="Arial" w:hAnsi="Arial" w:cs="Arial"/>
-                <w:b/>
-                <w:bCs/>
-                <w:color w:val="000000"/>
-                <w:sz w:val="18"/>
-                <w:szCs w:val="18"/>
-              </w:rPr>
-              <w:t xml:space="preserve"> on Render – All 5 Pages Accessible</w:t>
-            </w:r>
-          </w:p>
-        </w:tc>
-        <w:tc>
-          <w:tcPr>
-            <w:tcW w:w="6160" w:type="dxa"/>
-            <w:tcBorders>
-              <w:top w:val="single" w:sz="6" w:space="0" w:color="ADB9CA"/>
-              <w:left w:val="single" w:sz="6" w:space="0" w:color="ADB9CA"/>
-              <w:bottom w:val="single" w:sz="6" w:space="0" w:color="ADB9CA"/>
-              <w:right w:val="single" w:sz="6" w:space="0" w:color="ADB9CA"/>
-            </w:tcBorders>
-            <w:shd w:val="clear" w:color="auto" w:fill="E8F0FB"/>
-            <w:tcMar>
-              <w:top w:w="80" w:type="dxa"/>
-              <w:left w:w="140" w:type="dxa"/>
-              <w:bottom w:w="80" w:type="dxa"/>
-              <w:right w:w="140" w:type="dxa"/>
-            </w:tcMar>
-            <w:vAlign w:val="center"/>
-          </w:tcPr>
-          <w:p/>
-        </w:tc>
-      </w:tr>
-      <w:tr>
-        <w:tc>
-          <w:tcPr>
-            <w:tcW w:w="3200" w:type="dxa"/>
-            <w:tcBorders>
-              <w:top w:val="single" w:sz="6" w:space="0" w:color="ADB9CA"/>
-              <w:left w:val="single" w:sz="6" w:space="0" w:color="ADB9CA"/>
-              <w:bottom w:val="single" w:sz="6" w:space="0" w:color="ADB9CA"/>
-              <w:right w:val="single" w:sz="6" w:space="0" w:color="ADB9CA"/>
-            </w:tcBorders>
-            <w:shd w:val="clear" w:color="auto" w:fill="FFFFFF"/>
-            <w:tcMar>
-              <w:top w:w="80" w:type="dxa"/>
-              <w:left w:w="140" w:type="dxa"/>
-              <w:bottom w:w="80" w:type="dxa"/>
-              <w:right w:w="140" w:type="dxa"/>
-            </w:tcMar>
-            <w:vAlign w:val="center"/>
-          </w:tcPr>
-          <w:p>
-            <w:r>
-              <w:rPr>
-                <w:rFonts w:ascii="Arial" w:eastAsia="Arial" w:hAnsi="Arial" w:cs="Arial"/>
-                <w:b/>
-                <w:bCs/>
-                <w:color w:val="000000"/>
-                <w:sz w:val="18"/>
-                <w:szCs w:val="18"/>
-              </w:rPr>
               <w:lastRenderedPageBreak/>
               <w:t>Assignment 04 .docx Visible in GitHub Repo</w:t>
             </w:r>
@@ -10533,7 +9717,45 @@
             </w:tcMar>
             <w:vAlign w:val="center"/>
           </w:tcPr>
-          <w:p/>
+          <w:p>
+            <w:r>
+              <w:drawing>
+                <wp:inline distT="0" distB="0" distL="0" distR="0" wp14:anchorId="37F1206B" wp14:editId="587EE39A">
+                  <wp:extent cx="4465320" cy="2120141"/>
+                  <wp:effectExtent l="0" t="0" r="0" b="0"/>
+                  <wp:docPr id="827827307" name="Picture 1"/>
+                  <wp:cNvGraphicFramePr>
+                    <a:graphicFrameLocks xmlns:a="http://schemas.openxmlformats.org/drawingml/2006/main" noChangeAspect="1"/>
+                  </wp:cNvGraphicFramePr>
+                  <a:graphic xmlns:a="http://schemas.openxmlformats.org/drawingml/2006/main">
+                    <a:graphicData uri="http://schemas.openxmlformats.org/drawingml/2006/picture">
+                      <pic:pic xmlns:pic="http://schemas.openxmlformats.org/drawingml/2006/picture">
+                        <pic:nvPicPr>
+                          <pic:cNvPr id="827827307" name=""/>
+                          <pic:cNvPicPr/>
+                        </pic:nvPicPr>
+                        <pic:blipFill>
+                          <a:blip r:embed="rId19"/>
+                          <a:stretch>
+                            <a:fillRect/>
+                          </a:stretch>
+                        </pic:blipFill>
+                        <pic:spPr>
+                          <a:xfrm>
+                            <a:off x="0" y="0"/>
+                            <a:ext cx="4493688" cy="2133610"/>
+                          </a:xfrm>
+                          <a:prstGeom prst="rect">
+                            <a:avLst/>
+                          </a:prstGeom>
+                        </pic:spPr>
+                      </pic:pic>
+                    </a:graphicData>
+                  </a:graphic>
+                </wp:inline>
+              </w:drawing>
+            </w:r>
+          </w:p>
         </w:tc>
       </w:tr>
     </w:tbl>
@@ -10591,9 +9813,8 @@
           <w:bCs/>
           <w:color w:val="000000"/>
         </w:rPr>
-        <w:t xml:space="preserve">Member </w:t>
-      </w:r>
-      <w:proofErr w:type="gramStart"/>
+        <w:t xml:space="preserve">Member 1  (Name: </w:t>
+      </w:r>
       <w:r>
         <w:rPr>
           <w:rFonts w:ascii="Arial" w:eastAsia="Arial" w:hAnsi="Arial" w:cs="Arial"/>
@@ -10601,9 +9822,8 @@
           <w:bCs/>
           <w:color w:val="000000"/>
         </w:rPr>
-        <w:t>1  (</w:t>
-      </w:r>
-      <w:proofErr w:type="gramEnd"/>
+        <w:t>Abdul moeez tariq</w:t>
+      </w:r>
       <w:r>
         <w:rPr>
           <w:rFonts w:ascii="Arial" w:eastAsia="Arial" w:hAnsi="Arial" w:cs="Arial"/>
@@ -10611,7 +9831,7 @@
           <w:bCs/>
           <w:color w:val="000000"/>
         </w:rPr>
-        <w:t>Name: _______________________________________________)</w:t>
+        <w:t>)</w:t>
       </w:r>
     </w:p>
     <w:tbl>
@@ -10653,51 +9873,11 @@
             </w:tcMar>
             <w:vAlign w:val="center"/>
           </w:tcPr>
-          <w:p/>
-        </w:tc>
-      </w:tr>
-      <w:tr>
-        <w:tc>
-          <w:tcPr>
-            <w:tcW w:w="9360" w:type="dxa"/>
-            <w:tcBorders>
-              <w:top w:val="single" w:sz="6" w:space="0" w:color="ADB9CA"/>
-              <w:left w:val="single" w:sz="6" w:space="0" w:color="ADB9CA"/>
-              <w:bottom w:val="single" w:sz="6" w:space="0" w:color="ADB9CA"/>
-              <w:right w:val="single" w:sz="6" w:space="0" w:color="ADB9CA"/>
-            </w:tcBorders>
-            <w:shd w:val="clear" w:color="auto" w:fill="FFFFFF"/>
-            <w:tcMar>
-              <w:top w:w="80" w:type="dxa"/>
-              <w:left w:w="140" w:type="dxa"/>
-              <w:bottom w:w="80" w:type="dxa"/>
-              <w:right w:w="140" w:type="dxa"/>
-            </w:tcMar>
-            <w:vAlign w:val="center"/>
-          </w:tcPr>
-          <w:p/>
-        </w:tc>
-      </w:tr>
-      <w:tr>
-        <w:tc>
-          <w:tcPr>
-            <w:tcW w:w="9360" w:type="dxa"/>
-            <w:tcBorders>
-              <w:top w:val="single" w:sz="6" w:space="0" w:color="ADB9CA"/>
-              <w:left w:val="single" w:sz="6" w:space="0" w:color="ADB9CA"/>
-              <w:bottom w:val="single" w:sz="6" w:space="0" w:color="ADB9CA"/>
-              <w:right w:val="single" w:sz="6" w:space="0" w:color="ADB9CA"/>
-            </w:tcBorders>
-            <w:shd w:val="clear" w:color="auto" w:fill="FFFFFF"/>
-            <w:tcMar>
-              <w:top w:w="80" w:type="dxa"/>
-              <w:left w:w="140" w:type="dxa"/>
-              <w:bottom w:w="80" w:type="dxa"/>
-              <w:right w:w="140" w:type="dxa"/>
-            </w:tcMar>
-            <w:vAlign w:val="center"/>
-          </w:tcPr>
-          <w:p/>
+          <w:p>
+            <w:r>
+              <w:t>In this assignment, I learned how to set up and manage a complete CI/CD pipeline using GitHub Actions, Docker Hub, and Render deployment. As the Team Lead, I was responsible for creating the repository structure, configuring secrets, setting up workflows, and managing Pull Request integrations. The most challenging part was configuring the CI/CD workflows correctly and ensuring smooth deployment after every merge. Our team resolved these challenges through collaboration, testing workflows multiple times, and fixing configuration errors together.</w:t>
+            </w:r>
+          </w:p>
         </w:tc>
       </w:tr>
     </w:tbl>
@@ -10718,9 +9898,8 @@
           <w:bCs/>
           <w:color w:val="000000"/>
         </w:rPr>
-        <w:t xml:space="preserve">Member </w:t>
-      </w:r>
-      <w:proofErr w:type="gramStart"/>
+        <w:t>Member 2  (Name:</w:t>
+      </w:r>
       <w:r>
         <w:rPr>
           <w:rFonts w:ascii="Arial" w:eastAsia="Arial" w:hAnsi="Arial" w:cs="Arial"/>
@@ -10728,29 +9907,8 @@
           <w:bCs/>
           <w:color w:val="000000"/>
         </w:rPr>
-        <w:t>2  (</w:t>
-      </w:r>
-      <w:proofErr w:type="spellStart"/>
-      <w:r>
-        <w:rPr>
-          <w:rFonts w:ascii="Arial" w:eastAsia="Arial" w:hAnsi="Arial" w:cs="Arial"/>
-          <w:b/>
-          <w:bCs/>
-          <w:color w:val="000000"/>
-        </w:rPr>
-        <w:t>Name:</w:t>
-      </w:r>
-      <w:r>
-        <w:rPr>
-          <w:rFonts w:ascii="Arial" w:eastAsia="Arial" w:hAnsi="Arial" w:cs="Arial"/>
-          <w:b/>
-          <w:bCs/>
-          <w:color w:val="000000"/>
-        </w:rPr>
         <w:t>Mukaram</w:t>
       </w:r>
-      <w:proofErr w:type="spellEnd"/>
-      <w:proofErr w:type="gramEnd"/>
       <w:r>
         <w:rPr>
           <w:rFonts w:ascii="Arial" w:eastAsia="Arial" w:hAnsi="Arial" w:cs="Arial"/>
@@ -10802,15 +9960,11 @@
           </w:tcPr>
           <w:p>
             <w:r>
-              <w:t xml:space="preserve">In this assignment, I learned how CI/CD pipelines automate the software delivery process from code push to live deployment. My task was to build the Add Task page (add-task.html) for the </w:t>
-            </w:r>
-            <w:proofErr w:type="spellStart"/>
-            <w:r>
-              <w:t>TaskFlow</w:t>
-            </w:r>
-            <w:proofErr w:type="spellEnd"/>
-            <w:r>
-              <w:t xml:space="preserve"> application and follow the complete Git and GitHub flow independently. The most challenging part for me was creating the feature branch with the correct naming convention and ensuring the HTML page was properly linked to the shared style.css. I also learned how opening a Pull Request automatically triggers the CI workflow, which builds and pushes the Docker image to Docker Hub without any manual effort. Overall, this assignment gave me practical hands-on experience with real-world DevOps practices that I had only studied theoretically before.</w:t>
+              <w:t xml:space="preserve">In this assignment, I learned how CI/CD pipelines automate the software delivery process from code push to live deployment. My task was to build the Add Task page (add-task.html) for the TaskFlow application and follow the complete Git and GitHub flow independently. The most challenging part for me was creating the feature branch with the correct naming convention and ensuring the HTML page was properly linked to the shared style.css. I also learned how opening a Pull Request automatically triggers the CI workflow, which builds and </w:t>
+            </w:r>
+            <w:r>
+              <w:lastRenderedPageBreak/>
+              <w:t>pushes the Docker image to Docker Hub without any manual effort. Overall, this assignment gave me practical hands-on experience with real-world DevOps practices that I had only studied theoretically before.</w:t>
             </w:r>
           </w:p>
         </w:tc>
@@ -10833,27 +9987,7 @@
           <w:bCs/>
           <w:color w:val="000000"/>
         </w:rPr>
-        <w:t xml:space="preserve">Member </w:t>
-      </w:r>
-      <w:proofErr w:type="gramStart"/>
-      <w:r>
-        <w:rPr>
-          <w:rFonts w:ascii="Arial" w:eastAsia="Arial" w:hAnsi="Arial" w:cs="Arial"/>
-          <w:b/>
-          <w:bCs/>
-          <w:color w:val="000000"/>
-        </w:rPr>
-        <w:t>3  (</w:t>
-      </w:r>
-      <w:proofErr w:type="gramEnd"/>
-      <w:r>
-        <w:rPr>
-          <w:rFonts w:ascii="Arial" w:eastAsia="Arial" w:hAnsi="Arial" w:cs="Arial"/>
-          <w:b/>
-          <w:bCs/>
-          <w:color w:val="000000"/>
-        </w:rPr>
-        <w:t>Name: _____</w:t>
+        <w:t>Member 3  (Name: _____</w:t>
       </w:r>
       <w:r>
         <w:rPr>
@@ -10915,15 +10049,7 @@
           </w:tcPr>
           <w:p>
             <w:r>
-              <w:t xml:space="preserve">In this assignment, I learned how opening a Pull Request triggers the CI pipeline to build and push a Docker image automatically. I built the About page (about.html) with </w:t>
-            </w:r>
-            <w:proofErr w:type="spellStart"/>
-            <w:r>
-              <w:t>TaskFlow’s</w:t>
-            </w:r>
-            <w:proofErr w:type="spellEnd"/>
-            <w:r>
-              <w:t xml:space="preserve"> description, purpose, and a simple usage guide. The hardest part was matching the assignment requirements while keeping the same style as the other pages. I fixed this by using the shared style.css and following the layout from index.html and task-list.html. This helped me understand the full DevOps flow from feature branch to deployment.</w:t>
+              <w:t>In this assignment, I learned how opening a Pull Request triggers the CI pipeline to build and push a Docker image automatically. I built the About page (about.html) with TaskFlow’s description, purpose, and a simple usage guide. The hardest part was matching the assignment requirements while keeping the same style as the other pages. I fixed this by using the shared style.css and following the layout from index.html and task-list.html. This helped me understand the full DevOps flow from feature branch to deployment.</w:t>
             </w:r>
           </w:p>
         </w:tc>
@@ -10946,27 +10072,7 @@
           <w:bCs/>
           <w:color w:val="000000"/>
         </w:rPr>
-        <w:t xml:space="preserve">Member </w:t>
-      </w:r>
-      <w:proofErr w:type="gramStart"/>
-      <w:r>
-        <w:rPr>
-          <w:rFonts w:ascii="Arial" w:eastAsia="Arial" w:hAnsi="Arial" w:cs="Arial"/>
-          <w:b/>
-          <w:bCs/>
-          <w:color w:val="000000"/>
-        </w:rPr>
-        <w:t>4  (</w:t>
-      </w:r>
-      <w:proofErr w:type="gramEnd"/>
-      <w:r>
-        <w:rPr>
-          <w:rFonts w:ascii="Arial" w:eastAsia="Arial" w:hAnsi="Arial" w:cs="Arial"/>
-          <w:b/>
-          <w:bCs/>
-          <w:color w:val="000000"/>
-        </w:rPr>
-        <w:t>Name: _______________________________________________)</w:t>
+        <w:t>Member 4  (Name: _______________________________________________)</w:t>
       </w:r>
     </w:p>
     <w:tbl>
@@ -11073,27 +10179,7 @@
           <w:bCs/>
           <w:color w:val="000000"/>
         </w:rPr>
-        <w:t xml:space="preserve">Member </w:t>
-      </w:r>
-      <w:proofErr w:type="gramStart"/>
-      <w:r>
-        <w:rPr>
-          <w:rFonts w:ascii="Arial" w:eastAsia="Arial" w:hAnsi="Arial" w:cs="Arial"/>
-          <w:b/>
-          <w:bCs/>
-          <w:color w:val="000000"/>
-        </w:rPr>
-        <w:t>5  (</w:t>
-      </w:r>
-      <w:proofErr w:type="gramEnd"/>
-      <w:r>
-        <w:rPr>
-          <w:rFonts w:ascii="Arial" w:eastAsia="Arial" w:hAnsi="Arial" w:cs="Arial"/>
-          <w:b/>
-          <w:bCs/>
-          <w:color w:val="000000"/>
-        </w:rPr>
-        <w:t>Name: _______________________________________________)</w:t>
+        <w:t>Member 5  (Name: _______________________________________________)</w:t>
       </w:r>
     </w:p>
     <w:tbl>
@@ -11189,12 +10275,12 @@
       </w:pPr>
     </w:p>
     <w:sectPr>
-      <w:headerReference w:type="even" r:id="rId12"/>
-      <w:headerReference w:type="default" r:id="rId13"/>
-      <w:footerReference w:type="even" r:id="rId14"/>
-      <w:footerReference w:type="default" r:id="rId15"/>
-      <w:headerReference w:type="first" r:id="rId16"/>
-      <w:footerReference w:type="first" r:id="rId17"/>
+      <w:headerReference w:type="even" r:id="rId20"/>
+      <w:headerReference w:type="default" r:id="rId21"/>
+      <w:footerReference w:type="even" r:id="rId22"/>
+      <w:footerReference w:type="default" r:id="rId23"/>
+      <w:headerReference w:type="first" r:id="rId24"/>
+      <w:footerReference w:type="first" r:id="rId25"/>
       <w:pgSz w:w="12240" w:h="15840"/>
       <w:pgMar w:top="1080" w:right="1080" w:bottom="1080" w:left="1080" w:header="708" w:footer="708" w:gutter="0"/>
       <w:cols w:space="720"/>
@@ -11253,17 +10339,7 @@
         <w:sz w:val="16"/>
         <w:szCs w:val="16"/>
       </w:rPr>
-      <w:t xml:space="preserve">Assignment 04 – CI/CD Pipeline </w:t>
-    </w:r>
-    <w:proofErr w:type="gramStart"/>
-    <w:r>
-      <w:rPr>
-        <w:rFonts w:ascii="Arial" w:eastAsia="Arial" w:hAnsi="Arial" w:cs="Arial"/>
-        <w:color w:val="555555"/>
-        <w:sz w:val="16"/>
-        <w:szCs w:val="16"/>
-      </w:rPr>
-      <w:t xml:space="preserve">Integration  </w:t>
+      <w:t xml:space="preserve">Assignment 04 – CI/CD Pipeline Integration  </w:t>
     </w:r>
     <w:r>
       <w:rPr>
@@ -11273,15 +10349,6 @@
         <w:szCs w:val="16"/>
       </w:rPr>
       <w:tab/>
-    </w:r>
-    <w:proofErr w:type="gramEnd"/>
-    <w:r>
-      <w:rPr>
-        <w:rFonts w:ascii="Arial" w:eastAsia="Arial" w:hAnsi="Arial" w:cs="Arial"/>
-        <w:color w:val="555555"/>
-        <w:sz w:val="16"/>
-        <w:szCs w:val="16"/>
-      </w:rPr>
       <w:t xml:space="preserve"> Page </w:t>
     </w:r>
     <w:r>
@@ -11392,19 +10459,7 @@
         <w:sz w:val="18"/>
         <w:szCs w:val="18"/>
       </w:rPr>
-      <w:t xml:space="preserve">University of Central Punjab – Faculty of Information </w:t>
-    </w:r>
-    <w:proofErr w:type="gramStart"/>
-    <w:r>
-      <w:rPr>
-        <w:rFonts w:ascii="Arial" w:eastAsia="Arial" w:hAnsi="Arial" w:cs="Arial"/>
-        <w:b/>
-        <w:bCs/>
-        <w:color w:val="1F3864"/>
-        <w:sz w:val="18"/>
-        <w:szCs w:val="18"/>
-      </w:rPr>
-      <w:t>Technology</w:t>
+      <w:t>University of Central Punjab – Faculty of Information Technology</w:t>
     </w:r>
     <w:r>
       <w:rPr>
@@ -11413,17 +10468,7 @@
         <w:sz w:val="18"/>
         <w:szCs w:val="18"/>
       </w:rPr>
-      <w:t xml:space="preserve">  |</w:t>
-    </w:r>
-    <w:proofErr w:type="gramEnd"/>
-    <w:r>
-      <w:rPr>
-        <w:rFonts w:ascii="Arial" w:eastAsia="Arial" w:hAnsi="Arial" w:cs="Arial"/>
-        <w:color w:val="ADB9CA"/>
-        <w:sz w:val="18"/>
-        <w:szCs w:val="18"/>
-      </w:rPr>
-      <w:t xml:space="preserve">  </w:t>
+      <w:t xml:space="preserve">  |  </w:t>
     </w:r>
     <w:r>
       <w:rPr>
@@ -12273,7 +11318,6 @@
   <w:style w:type="character" w:default="1" w:styleId="DefaultParagraphFont">
     <w:name w:val="Default Paragraph Font"/>
     <w:uiPriority w:val="1"/>
-    <w:semiHidden/>
     <w:unhideWhenUsed/>
   </w:style>
   <w:style w:type="table" w:default="1" w:styleId="TableNormal">
@@ -12422,6 +11466,18 @@
     <w:link w:val="Footer"/>
     <w:uiPriority w:val="99"/>
     <w:rsid w:val="008E7902"/>
+  </w:style>
+  <w:style w:type="character" w:styleId="UnresolvedMention">
+    <w:name w:val="Unresolved Mention"/>
+    <w:basedOn w:val="DefaultParagraphFont"/>
+    <w:uiPriority w:val="99"/>
+    <w:semiHidden/>
+    <w:unhideWhenUsed/>
+    <w:rsid w:val="005B11B5"/>
+    <w:rPr>
+      <w:color w:val="605E5C"/>
+      <w:shd w:val="clear" w:color="auto" w:fill="E1DFDD"/>
+    </w:rPr>
   </w:style>
 </w:styles>
 </file>

--- a/DF_Assignment_04_Spring_2026.docx
+++ b/DF_Assignment_04_Spring_2026.docx
@@ -619,7 +619,7 @@
     </w:p>
     <w:tbl>
       <w:tblPr>
-        <w:tblW w:w="9344" w:type="dxa"/>
+        <w:tblW w:w="10792" w:type="dxa"/>
         <w:tblBorders>
           <w:top w:val="single" w:sz="4" w:space="0" w:color="auto"/>
           <w:left w:val="single" w:sz="4" w:space="0" w:color="auto"/>
@@ -635,22 +635,22 @@
         <w:tblLook w:val="0000" w:firstRow="0" w:lastRow="0" w:firstColumn="0" w:lastColumn="0" w:noHBand="0" w:noVBand="0"/>
       </w:tblPr>
       <w:tblGrid>
-        <w:gridCol w:w="467"/>
-        <w:gridCol w:w="1017"/>
-        <w:gridCol w:w="1635"/>
-        <w:gridCol w:w="1529"/>
-        <w:gridCol w:w="1386"/>
-        <w:gridCol w:w="2696"/>
-        <w:gridCol w:w="1334"/>
+        <w:gridCol w:w="496"/>
+        <w:gridCol w:w="1236"/>
+        <w:gridCol w:w="1727"/>
+        <w:gridCol w:w="1615"/>
+        <w:gridCol w:w="1465"/>
+        <w:gridCol w:w="2843"/>
+        <w:gridCol w:w="1410"/>
       </w:tblGrid>
       <w:tr>
         <w:trPr>
-          <w:trHeight w:val="638"/>
+          <w:trHeight w:val="668"/>
           <w:tblHeader/>
         </w:trPr>
         <w:tc>
           <w:tcPr>
-            <w:tcW w:w="452" w:type="dxa"/>
+            <w:tcW w:w="496" w:type="dxa"/>
             <w:tcBorders>
               <w:top w:val="single" w:sz="6" w:space="0" w:color="ADB9CA"/>
               <w:left w:val="single" w:sz="6" w:space="0" w:color="ADB9CA"/>
@@ -682,7 +682,7 @@
         </w:tc>
         <w:tc>
           <w:tcPr>
-            <w:tcW w:w="994" w:type="dxa"/>
+            <w:tcW w:w="1236" w:type="dxa"/>
             <w:tcBorders>
               <w:top w:val="single" w:sz="6" w:space="0" w:color="ADB9CA"/>
               <w:left w:val="single" w:sz="6" w:space="0" w:color="ADB9CA"/>
@@ -714,7 +714,7 @@
         </w:tc>
         <w:tc>
           <w:tcPr>
-            <w:tcW w:w="1378" w:type="dxa"/>
+            <w:tcW w:w="1727" w:type="dxa"/>
             <w:tcBorders>
               <w:top w:val="single" w:sz="6" w:space="0" w:color="ADB9CA"/>
               <w:left w:val="single" w:sz="6" w:space="0" w:color="ADB9CA"/>
@@ -746,7 +746,7 @@
         </w:tc>
         <w:tc>
           <w:tcPr>
-            <w:tcW w:w="1498" w:type="dxa"/>
+            <w:tcW w:w="1615" w:type="dxa"/>
             <w:tcBorders>
               <w:top w:val="single" w:sz="6" w:space="0" w:color="ADB9CA"/>
               <w:left w:val="single" w:sz="6" w:space="0" w:color="ADB9CA"/>
@@ -778,7 +778,7 @@
         </w:tc>
         <w:tc>
           <w:tcPr>
-            <w:tcW w:w="1357" w:type="dxa"/>
+            <w:tcW w:w="1465" w:type="dxa"/>
             <w:tcBorders>
               <w:top w:val="single" w:sz="6" w:space="0" w:color="ADB9CA"/>
               <w:left w:val="single" w:sz="6" w:space="0" w:color="ADB9CA"/>
@@ -810,7 +810,7 @@
         </w:tc>
         <w:tc>
           <w:tcPr>
-            <w:tcW w:w="2359" w:type="dxa"/>
+            <w:tcW w:w="2843" w:type="dxa"/>
             <w:tcBorders>
               <w:top w:val="single" w:sz="6" w:space="0" w:color="ADB9CA"/>
               <w:left w:val="single" w:sz="6" w:space="0" w:color="ADB9CA"/>
@@ -842,7 +842,7 @@
         </w:tc>
         <w:tc>
           <w:tcPr>
-            <w:tcW w:w="1306" w:type="dxa"/>
+            <w:tcW w:w="1410" w:type="dxa"/>
             <w:tcBorders>
               <w:top w:val="single" w:sz="6" w:space="0" w:color="ADB9CA"/>
               <w:left w:val="single" w:sz="6" w:space="0" w:color="ADB9CA"/>
@@ -875,11 +875,11 @@
       </w:tr>
       <w:tr>
         <w:trPr>
-          <w:trHeight w:val="229"/>
+          <w:trHeight w:val="240"/>
         </w:trPr>
         <w:tc>
           <w:tcPr>
-            <w:tcW w:w="452" w:type="dxa"/>
+            <w:tcW w:w="496" w:type="dxa"/>
             <w:tcBorders>
               <w:top w:val="single" w:sz="6" w:space="0" w:color="ADB9CA"/>
               <w:left w:val="single" w:sz="6" w:space="0" w:color="ADB9CA"/>
@@ -909,7 +909,7 @@
         </w:tc>
         <w:tc>
           <w:tcPr>
-            <w:tcW w:w="994" w:type="dxa"/>
+            <w:tcW w:w="1236" w:type="dxa"/>
             <w:tcBorders>
               <w:top w:val="single" w:sz="6" w:space="0" w:color="ADB9CA"/>
               <w:left w:val="single" w:sz="6" w:space="0" w:color="ADB9CA"/>
@@ -926,14 +926,19 @@
             <w:vAlign w:val="center"/>
           </w:tcPr>
           <w:p>
-            <w:r>
-              <w:t>Andul Moeez Tariq</w:t>
-            </w:r>
-          </w:p>
-        </w:tc>
-        <w:tc>
-          <w:tcPr>
-            <w:tcW w:w="1378" w:type="dxa"/>
+            <w:proofErr w:type="spellStart"/>
+            <w:r>
+              <w:t>Andul</w:t>
+            </w:r>
+            <w:proofErr w:type="spellEnd"/>
+            <w:r>
+              <w:t xml:space="preserve"> Moeez Tariq</w:t>
+            </w:r>
+          </w:p>
+        </w:tc>
+        <w:tc>
+          <w:tcPr>
+            <w:tcW w:w="1727" w:type="dxa"/>
             <w:tcBorders>
               <w:top w:val="single" w:sz="6" w:space="0" w:color="ADB9CA"/>
               <w:left w:val="single" w:sz="6" w:space="0" w:color="ADB9CA"/>
@@ -957,7 +962,7 @@
         </w:tc>
         <w:tc>
           <w:tcPr>
-            <w:tcW w:w="1498" w:type="dxa"/>
+            <w:tcW w:w="1615" w:type="dxa"/>
             <w:tcBorders>
               <w:top w:val="single" w:sz="6" w:space="0" w:color="ADB9CA"/>
               <w:left w:val="single" w:sz="6" w:space="0" w:color="ADB9CA"/>
@@ -981,7 +986,7 @@
         </w:tc>
         <w:tc>
           <w:tcPr>
-            <w:tcW w:w="1357" w:type="dxa"/>
+            <w:tcW w:w="1465" w:type="dxa"/>
             <w:tcBorders>
               <w:top w:val="single" w:sz="6" w:space="0" w:color="ADB9CA"/>
               <w:left w:val="single" w:sz="6" w:space="0" w:color="ADB9CA"/>
@@ -1005,7 +1010,7 @@
         </w:tc>
         <w:tc>
           <w:tcPr>
-            <w:tcW w:w="2359" w:type="dxa"/>
+            <w:tcW w:w="2843" w:type="dxa"/>
             <w:tcBorders>
               <w:top w:val="single" w:sz="6" w:space="0" w:color="ADB9CA"/>
               <w:left w:val="single" w:sz="6" w:space="0" w:color="ADB9CA"/>
@@ -1029,7 +1034,7 @@
         </w:tc>
         <w:tc>
           <w:tcPr>
-            <w:tcW w:w="1306" w:type="dxa"/>
+            <w:tcW w:w="1410" w:type="dxa"/>
             <w:tcBorders>
               <w:top w:val="single" w:sz="6" w:space="0" w:color="ADB9CA"/>
               <w:left w:val="single" w:sz="6" w:space="0" w:color="ADB9CA"/>
@@ -1054,11 +1059,11 @@
       </w:tr>
       <w:tr>
         <w:trPr>
-          <w:trHeight w:val="472"/>
+          <w:trHeight w:val="494"/>
         </w:trPr>
         <w:tc>
           <w:tcPr>
-            <w:tcW w:w="452" w:type="dxa"/>
+            <w:tcW w:w="496" w:type="dxa"/>
             <w:tcBorders>
               <w:top w:val="single" w:sz="6" w:space="0" w:color="ADB9CA"/>
               <w:left w:val="single" w:sz="6" w:space="0" w:color="ADB9CA"/>
@@ -1088,7 +1093,7 @@
         </w:tc>
         <w:tc>
           <w:tcPr>
-            <w:tcW w:w="994" w:type="dxa"/>
+            <w:tcW w:w="1236" w:type="dxa"/>
             <w:tcBorders>
               <w:top w:val="single" w:sz="6" w:space="0" w:color="ADB9CA"/>
               <w:left w:val="single" w:sz="6" w:space="0" w:color="ADB9CA"/>
@@ -1105,17 +1110,19 @@
             <w:vAlign w:val="center"/>
           </w:tcPr>
           <w:p>
+            <w:proofErr w:type="spellStart"/>
             <w:r>
               <w:t>m</w:t>
             </w:r>
             <w:r>
               <w:t>ukaram</w:t>
             </w:r>
-          </w:p>
-        </w:tc>
-        <w:tc>
-          <w:tcPr>
-            <w:tcW w:w="1378" w:type="dxa"/>
+            <w:proofErr w:type="spellEnd"/>
+          </w:p>
+        </w:tc>
+        <w:tc>
+          <w:tcPr>
+            <w:tcW w:w="1727" w:type="dxa"/>
             <w:tcBorders>
               <w:top w:val="single" w:sz="6" w:space="0" w:color="ADB9CA"/>
               <w:left w:val="single" w:sz="6" w:space="0" w:color="ADB9CA"/>
@@ -1142,7 +1149,7 @@
         </w:tc>
         <w:tc>
           <w:tcPr>
-            <w:tcW w:w="1498" w:type="dxa"/>
+            <w:tcW w:w="1615" w:type="dxa"/>
             <w:tcBorders>
               <w:top w:val="single" w:sz="6" w:space="0" w:color="ADB9CA"/>
               <w:left w:val="single" w:sz="6" w:space="0" w:color="ADB9CA"/>
@@ -1166,7 +1173,7 @@
         </w:tc>
         <w:tc>
           <w:tcPr>
-            <w:tcW w:w="1357" w:type="dxa"/>
+            <w:tcW w:w="1465" w:type="dxa"/>
             <w:tcBorders>
               <w:top w:val="single" w:sz="6" w:space="0" w:color="ADB9CA"/>
               <w:left w:val="single" w:sz="6" w:space="0" w:color="ADB9CA"/>
@@ -1196,7 +1203,7 @@
         </w:tc>
         <w:tc>
           <w:tcPr>
-            <w:tcW w:w="2359" w:type="dxa"/>
+            <w:tcW w:w="2843" w:type="dxa"/>
             <w:tcBorders>
               <w:top w:val="single" w:sz="6" w:space="0" w:color="ADB9CA"/>
               <w:left w:val="single" w:sz="6" w:space="0" w:color="ADB9CA"/>
@@ -1226,7 +1233,7 @@
         </w:tc>
         <w:tc>
           <w:tcPr>
-            <w:tcW w:w="1306" w:type="dxa"/>
+            <w:tcW w:w="1410" w:type="dxa"/>
             <w:tcBorders>
               <w:top w:val="single" w:sz="6" w:space="0" w:color="ADB9CA"/>
               <w:left w:val="single" w:sz="6" w:space="0" w:color="ADB9CA"/>
@@ -1251,11 +1258,11 @@
       </w:tr>
       <w:tr>
         <w:trPr>
-          <w:trHeight w:val="229"/>
+          <w:trHeight w:val="240"/>
         </w:trPr>
         <w:tc>
           <w:tcPr>
-            <w:tcW w:w="452" w:type="dxa"/>
+            <w:tcW w:w="496" w:type="dxa"/>
             <w:tcBorders>
               <w:top w:val="single" w:sz="6" w:space="0" w:color="ADB9CA"/>
               <w:left w:val="single" w:sz="6" w:space="0" w:color="ADB9CA"/>
@@ -1285,7 +1292,7 @@
         </w:tc>
         <w:tc>
           <w:tcPr>
-            <w:tcW w:w="994" w:type="dxa"/>
+            <w:tcW w:w="1236" w:type="dxa"/>
             <w:tcBorders>
               <w:top w:val="single" w:sz="6" w:space="0" w:color="ADB9CA"/>
               <w:left w:val="single" w:sz="6" w:space="0" w:color="ADB9CA"/>
@@ -1309,7 +1316,7 @@
         </w:tc>
         <w:tc>
           <w:tcPr>
-            <w:tcW w:w="1378" w:type="dxa"/>
+            <w:tcW w:w="1727" w:type="dxa"/>
             <w:tcBorders>
               <w:top w:val="single" w:sz="6" w:space="0" w:color="ADB9CA"/>
               <w:left w:val="single" w:sz="6" w:space="0" w:color="ADB9CA"/>
@@ -1333,7 +1340,7 @@
         </w:tc>
         <w:tc>
           <w:tcPr>
-            <w:tcW w:w="1498" w:type="dxa"/>
+            <w:tcW w:w="1615" w:type="dxa"/>
             <w:tcBorders>
               <w:top w:val="single" w:sz="6" w:space="0" w:color="ADB9CA"/>
               <w:left w:val="single" w:sz="6" w:space="0" w:color="ADB9CA"/>
@@ -1357,7 +1364,7 @@
         </w:tc>
         <w:tc>
           <w:tcPr>
-            <w:tcW w:w="1357" w:type="dxa"/>
+            <w:tcW w:w="1465" w:type="dxa"/>
             <w:tcBorders>
               <w:top w:val="single" w:sz="6" w:space="0" w:color="ADB9CA"/>
               <w:left w:val="single" w:sz="6" w:space="0" w:color="ADB9CA"/>
@@ -1384,7 +1391,7 @@
         </w:tc>
         <w:tc>
           <w:tcPr>
-            <w:tcW w:w="2359" w:type="dxa"/>
+            <w:tcW w:w="2843" w:type="dxa"/>
             <w:tcBorders>
               <w:top w:val="single" w:sz="6" w:space="0" w:color="ADB9CA"/>
               <w:left w:val="single" w:sz="6" w:space="0" w:color="ADB9CA"/>
@@ -1411,7 +1418,7 @@
         </w:tc>
         <w:tc>
           <w:tcPr>
-            <w:tcW w:w="1306" w:type="dxa"/>
+            <w:tcW w:w="1410" w:type="dxa"/>
             <w:tcBorders>
               <w:top w:val="single" w:sz="6" w:space="0" w:color="ADB9CA"/>
               <w:left w:val="single" w:sz="6" w:space="0" w:color="ADB9CA"/>
@@ -1436,11 +1443,11 @@
       </w:tr>
       <w:tr>
         <w:trPr>
-          <w:trHeight w:val="229"/>
+          <w:trHeight w:val="240"/>
         </w:trPr>
         <w:tc>
           <w:tcPr>
-            <w:tcW w:w="452" w:type="dxa"/>
+            <w:tcW w:w="496" w:type="dxa"/>
             <w:tcBorders>
               <w:top w:val="single" w:sz="6" w:space="0" w:color="ADB9CA"/>
               <w:left w:val="single" w:sz="6" w:space="0" w:color="ADB9CA"/>
@@ -1470,7 +1477,7 @@
         </w:tc>
         <w:tc>
           <w:tcPr>
-            <w:tcW w:w="994" w:type="dxa"/>
+            <w:tcW w:w="1236" w:type="dxa"/>
             <w:tcBorders>
               <w:top w:val="single" w:sz="6" w:space="0" w:color="ADB9CA"/>
               <w:left w:val="single" w:sz="6" w:space="0" w:color="ADB9CA"/>
@@ -1486,11 +1493,23 @@
             </w:tcMar>
             <w:vAlign w:val="center"/>
           </w:tcPr>
-          <w:p/>
-        </w:tc>
-        <w:tc>
-          <w:tcPr>
-            <w:tcW w:w="1378" w:type="dxa"/>
+          <w:p>
+            <w:r>
+              <w:t xml:space="preserve">ABDUR Raffay </w:t>
+            </w:r>
+            <w:proofErr w:type="spellStart"/>
+            <w:r>
+              <w:t>Iftakhar</w:t>
+            </w:r>
+            <w:proofErr w:type="spellEnd"/>
+            <w:r>
+              <w:t xml:space="preserve"> DURRANI</w:t>
+            </w:r>
+          </w:p>
+        </w:tc>
+        <w:tc>
+          <w:tcPr>
+            <w:tcW w:w="1727" w:type="dxa"/>
             <w:tcBorders>
               <w:top w:val="single" w:sz="6" w:space="0" w:color="ADB9CA"/>
               <w:left w:val="single" w:sz="6" w:space="0" w:color="ADB9CA"/>
@@ -1506,11 +1525,15 @@
             </w:tcMar>
             <w:vAlign w:val="center"/>
           </w:tcPr>
-          <w:p/>
-        </w:tc>
-        <w:tc>
-          <w:tcPr>
-            <w:tcW w:w="1498" w:type="dxa"/>
+          <w:p>
+            <w:r>
+              <w:t>AbdurRaffay123</w:t>
+            </w:r>
+          </w:p>
+        </w:tc>
+        <w:tc>
+          <w:tcPr>
+            <w:tcW w:w="1615" w:type="dxa"/>
             <w:tcBorders>
               <w:top w:val="single" w:sz="6" w:space="0" w:color="ADB9CA"/>
               <w:left w:val="single" w:sz="6" w:space="0" w:color="ADB9CA"/>
@@ -1526,11 +1549,15 @@
             </w:tcMar>
             <w:vAlign w:val="center"/>
           </w:tcPr>
-          <w:p/>
-        </w:tc>
-        <w:tc>
-          <w:tcPr>
-            <w:tcW w:w="1357" w:type="dxa"/>
+          <w:p>
+            <w:r>
+              <w:t>member</w:t>
+            </w:r>
+          </w:p>
+        </w:tc>
+        <w:tc>
+          <w:tcPr>
+            <w:tcW w:w="1465" w:type="dxa"/>
             <w:tcBorders>
               <w:top w:val="single" w:sz="6" w:space="0" w:color="ADB9CA"/>
               <w:left w:val="single" w:sz="6" w:space="0" w:color="ADB9CA"/>
@@ -1546,11 +1573,15 @@
             </w:tcMar>
             <w:vAlign w:val="center"/>
           </w:tcPr>
-          <w:p/>
-        </w:tc>
-        <w:tc>
-          <w:tcPr>
-            <w:tcW w:w="2359" w:type="dxa"/>
+          <w:p>
+            <w:r>
+              <w:t>Task-list</w:t>
+            </w:r>
+          </w:p>
+        </w:tc>
+        <w:tc>
+          <w:tcPr>
+            <w:tcW w:w="2843" w:type="dxa"/>
             <w:tcBorders>
               <w:top w:val="single" w:sz="6" w:space="0" w:color="ADB9CA"/>
               <w:left w:val="single" w:sz="6" w:space="0" w:color="ADB9CA"/>
@@ -1566,11 +1597,23 @@
             </w:tcMar>
             <w:vAlign w:val="center"/>
           </w:tcPr>
-          <w:p/>
-        </w:tc>
-        <w:tc>
-          <w:tcPr>
-            <w:tcW w:w="1306" w:type="dxa"/>
+          <w:p>
+            <w:r>
+              <w:t>Feature/</w:t>
+            </w:r>
+            <w:proofErr w:type="spellStart"/>
+            <w:r>
+              <w:t>abdurraffay</w:t>
+            </w:r>
+            <w:proofErr w:type="spellEnd"/>
+            <w:r>
+              <w:t>/task-list</w:t>
+            </w:r>
+          </w:p>
+        </w:tc>
+        <w:tc>
+          <w:tcPr>
+            <w:tcW w:w="1410" w:type="dxa"/>
             <w:tcBorders>
               <w:top w:val="single" w:sz="6" w:space="0" w:color="ADB9CA"/>
               <w:left w:val="single" w:sz="6" w:space="0" w:color="ADB9CA"/>
@@ -1586,16 +1629,20 @@
             </w:tcMar>
             <w:vAlign w:val="center"/>
           </w:tcPr>
-          <w:p/>
+          <w:p>
+            <w:r>
+              <w:t>yes</w:t>
+            </w:r>
+          </w:p>
         </w:tc>
       </w:tr>
       <w:tr>
         <w:trPr>
-          <w:trHeight w:val="229"/>
+          <w:trHeight w:val="240"/>
         </w:trPr>
         <w:tc>
           <w:tcPr>
-            <w:tcW w:w="452" w:type="dxa"/>
+            <w:tcW w:w="496" w:type="dxa"/>
             <w:tcBorders>
               <w:top w:val="single" w:sz="6" w:space="0" w:color="ADB9CA"/>
               <w:left w:val="single" w:sz="6" w:space="0" w:color="ADB9CA"/>
@@ -1625,7 +1672,7 @@
         </w:tc>
         <w:tc>
           <w:tcPr>
-            <w:tcW w:w="994" w:type="dxa"/>
+            <w:tcW w:w="1236" w:type="dxa"/>
             <w:tcBorders>
               <w:top w:val="single" w:sz="6" w:space="0" w:color="ADB9CA"/>
               <w:left w:val="single" w:sz="6" w:space="0" w:color="ADB9CA"/>
@@ -1641,11 +1688,20 @@
             </w:tcMar>
             <w:vAlign w:val="center"/>
           </w:tcPr>
-          <w:p/>
-        </w:tc>
-        <w:tc>
-          <w:tcPr>
-            <w:tcW w:w="1378" w:type="dxa"/>
+          <w:p>
+            <w:proofErr w:type="spellStart"/>
+            <w:r>
+              <w:t>Nurooz</w:t>
+            </w:r>
+            <w:proofErr w:type="spellEnd"/>
+            <w:r>
+              <w:t xml:space="preserve"> Amin</w:t>
+            </w:r>
+          </w:p>
+        </w:tc>
+        <w:tc>
+          <w:tcPr>
+            <w:tcW w:w="1727" w:type="dxa"/>
             <w:tcBorders>
               <w:top w:val="single" w:sz="6" w:space="0" w:color="ADB9CA"/>
               <w:left w:val="single" w:sz="6" w:space="0" w:color="ADB9CA"/>
@@ -1661,11 +1717,20 @@
             </w:tcMar>
             <w:vAlign w:val="center"/>
           </w:tcPr>
-          <w:p/>
-        </w:tc>
-        <w:tc>
-          <w:tcPr>
-            <w:tcW w:w="1498" w:type="dxa"/>
+          <w:p>
+            <w:proofErr w:type="spellStart"/>
+            <w:r>
+              <w:t>Nurooz</w:t>
+            </w:r>
+            <w:proofErr w:type="spellEnd"/>
+            <w:r>
+              <w:t>-amin</w:t>
+            </w:r>
+          </w:p>
+        </w:tc>
+        <w:tc>
+          <w:tcPr>
+            <w:tcW w:w="1615" w:type="dxa"/>
             <w:tcBorders>
               <w:top w:val="single" w:sz="6" w:space="0" w:color="ADB9CA"/>
               <w:left w:val="single" w:sz="6" w:space="0" w:color="ADB9CA"/>
@@ -1681,11 +1746,15 @@
             </w:tcMar>
             <w:vAlign w:val="center"/>
           </w:tcPr>
-          <w:p/>
-        </w:tc>
-        <w:tc>
-          <w:tcPr>
-            <w:tcW w:w="1357" w:type="dxa"/>
+          <w:p>
+            <w:r>
+              <w:t>Member</w:t>
+            </w:r>
+          </w:p>
+        </w:tc>
+        <w:tc>
+          <w:tcPr>
+            <w:tcW w:w="1465" w:type="dxa"/>
             <w:tcBorders>
               <w:top w:val="single" w:sz="6" w:space="0" w:color="ADB9CA"/>
               <w:left w:val="single" w:sz="6" w:space="0" w:color="ADB9CA"/>
@@ -1701,11 +1770,20 @@
             </w:tcMar>
             <w:vAlign w:val="center"/>
           </w:tcPr>
-          <w:p/>
-        </w:tc>
-        <w:tc>
-          <w:tcPr>
-            <w:tcW w:w="2359" w:type="dxa"/>
+          <w:p>
+            <w:r>
+              <w:t>Task-</w:t>
+            </w:r>
+            <w:proofErr w:type="spellStart"/>
+            <w:r>
+              <w:t>detals</w:t>
+            </w:r>
+            <w:proofErr w:type="spellEnd"/>
+          </w:p>
+        </w:tc>
+        <w:tc>
+          <w:tcPr>
+            <w:tcW w:w="2843" w:type="dxa"/>
             <w:tcBorders>
               <w:top w:val="single" w:sz="6" w:space="0" w:color="ADB9CA"/>
               <w:left w:val="single" w:sz="6" w:space="0" w:color="ADB9CA"/>
@@ -1721,11 +1799,23 @@
             </w:tcMar>
             <w:vAlign w:val="center"/>
           </w:tcPr>
-          <w:p/>
-        </w:tc>
-        <w:tc>
-          <w:tcPr>
-            <w:tcW w:w="1306" w:type="dxa"/>
+          <w:p>
+            <w:r>
+              <w:t>Feature/</w:t>
+            </w:r>
+            <w:proofErr w:type="spellStart"/>
+            <w:r>
+              <w:t>nurooz</w:t>
+            </w:r>
+            <w:proofErr w:type="spellEnd"/>
+            <w:r>
+              <w:t>-amin/task-detail</w:t>
+            </w:r>
+          </w:p>
+        </w:tc>
+        <w:tc>
+          <w:tcPr>
+            <w:tcW w:w="1410" w:type="dxa"/>
             <w:tcBorders>
               <w:top w:val="single" w:sz="6" w:space="0" w:color="ADB9CA"/>
               <w:left w:val="single" w:sz="6" w:space="0" w:color="ADB9CA"/>
@@ -1741,7 +1831,11 @@
             </w:tcMar>
             <w:vAlign w:val="center"/>
           </w:tcPr>
-          <w:p/>
+          <w:p>
+            <w:r>
+              <w:t>yes</w:t>
+            </w:r>
+          </w:p>
         </w:tc>
       </w:tr>
     </w:tbl>
@@ -1868,7 +1962,39 @@
           <w:rFonts w:ascii="Arial" w:eastAsia="Arial" w:hAnsi="Arial" w:cs="Arial"/>
           <w:color w:val="000000"/>
         </w:rPr>
-        <w:t>Your team is the development crew for TaskFlow, a lightweight task-management web application consisting of five HTML pages. The Team Lead sets up the repository, Dockerfile, shared stylesheet, and the CI/CD pipelines. Each team member is then individually responsible for building one specific page of the application, following the full Git, GitHub, and Docker flow independently.</w:t>
+        <w:t xml:space="preserve">Your team is the development crew for </w:t>
+      </w:r>
+      <w:proofErr w:type="spellStart"/>
+      <w:r>
+        <w:rPr>
+          <w:rFonts w:ascii="Arial" w:eastAsia="Arial" w:hAnsi="Arial" w:cs="Arial"/>
+          <w:color w:val="000000"/>
+        </w:rPr>
+        <w:t>TaskFlow</w:t>
+      </w:r>
+      <w:proofErr w:type="spellEnd"/>
+      <w:r>
+        <w:rPr>
+          <w:rFonts w:ascii="Arial" w:eastAsia="Arial" w:hAnsi="Arial" w:cs="Arial"/>
+          <w:color w:val="000000"/>
+        </w:rPr>
+        <w:t xml:space="preserve">, a lightweight task-management web application consisting of five HTML pages. The Team Lead sets up the repository, </w:t>
+      </w:r>
+      <w:proofErr w:type="spellStart"/>
+      <w:r>
+        <w:rPr>
+          <w:rFonts w:ascii="Arial" w:eastAsia="Arial" w:hAnsi="Arial" w:cs="Arial"/>
+          <w:color w:val="000000"/>
+        </w:rPr>
+        <w:t>Dockerfile</w:t>
+      </w:r>
+      <w:proofErr w:type="spellEnd"/>
+      <w:r>
+        <w:rPr>
+          <w:rFonts w:ascii="Arial" w:eastAsia="Arial" w:hAnsi="Arial" w:cs="Arial"/>
+          <w:color w:val="000000"/>
+        </w:rPr>
+        <w:t>, shared stylesheet, and the CI/CD pipelines. Each team member is then individually responsible for building one specific page of the application, following the full Git, GitHub, and Docker flow independently.</w:t>
       </w:r>
     </w:p>
     <w:p>
@@ -1886,7 +2012,23 @@
           <w:rFonts w:ascii="Arial" w:eastAsia="Arial" w:hAnsi="Arial" w:cs="Arial"/>
           <w:color w:val="000000"/>
         </w:rPr>
-        <w:t>The 5 pages of the TaskFlow application and their assignment are defined in Table 3 below. The Team Lead takes Page 1 (Home / Dashboard) in addition to their setup responsibilities.</w:t>
+        <w:t xml:space="preserve">The 5 pages of the </w:t>
+      </w:r>
+      <w:proofErr w:type="spellStart"/>
+      <w:r>
+        <w:rPr>
+          <w:rFonts w:ascii="Arial" w:eastAsia="Arial" w:hAnsi="Arial" w:cs="Arial"/>
+          <w:color w:val="000000"/>
+        </w:rPr>
+        <w:t>TaskFlow</w:t>
+      </w:r>
+      <w:proofErr w:type="spellEnd"/>
+      <w:r>
+        <w:rPr>
+          <w:rFonts w:ascii="Arial" w:eastAsia="Arial" w:hAnsi="Arial" w:cs="Arial"/>
+          <w:color w:val="000000"/>
+        </w:rPr>
+        <w:t xml:space="preserve"> application and their assignment are defined in Table 3 below. The Team Lead takes Page 1 (Home / Dashboard) in addition to their setup responsibilities.</w:t>
       </w:r>
     </w:p>
     <w:p>
@@ -1908,7 +2050,31 @@
           <w:sz w:val="18"/>
           <w:szCs w:val="18"/>
         </w:rPr>
-        <w:t>Table 3: TaskFlow Page Assignment</w:t>
+        <w:t xml:space="preserve">Table 3: </w:t>
+      </w:r>
+      <w:proofErr w:type="spellStart"/>
+      <w:r>
+        <w:rPr>
+          <w:rFonts w:ascii="Arial" w:eastAsia="Arial" w:hAnsi="Arial" w:cs="Arial"/>
+          <w:b/>
+          <w:bCs/>
+          <w:color w:val="444444"/>
+          <w:sz w:val="18"/>
+          <w:szCs w:val="18"/>
+        </w:rPr>
+        <w:t>TaskFlow</w:t>
+      </w:r>
+      <w:proofErr w:type="spellEnd"/>
+      <w:r>
+        <w:rPr>
+          <w:rFonts w:ascii="Arial" w:eastAsia="Arial" w:hAnsi="Arial" w:cs="Arial"/>
+          <w:b/>
+          <w:bCs/>
+          <w:color w:val="444444"/>
+          <w:sz w:val="18"/>
+          <w:szCs w:val="18"/>
+        </w:rPr>
+        <w:t xml:space="preserve"> Page Assignment</w:t>
       </w:r>
     </w:p>
     <w:tbl>
@@ -2366,6 +2532,7 @@
                 <w:sz w:val="18"/>
                 <w:szCs w:val="18"/>
               </w:rPr>
+              <w:lastRenderedPageBreak/>
               <w:t>3</w:t>
             </w:r>
           </w:p>
@@ -2618,7 +2785,6 @@
                 <w:sz w:val="18"/>
                 <w:szCs w:val="18"/>
               </w:rPr>
-              <w:lastRenderedPageBreak/>
               <w:t>5</w:t>
             </w:r>
           </w:p>
@@ -2711,7 +2877,27 @@
                 <w:sz w:val="18"/>
                 <w:szCs w:val="18"/>
               </w:rPr>
-              <w:t>A page describing the TaskFlow application, its purpose, and a simple usage guide explaining how to navigate and use the app.</w:t>
+              <w:t xml:space="preserve">A page describing the </w:t>
+            </w:r>
+            <w:proofErr w:type="spellStart"/>
+            <w:r>
+              <w:rPr>
+                <w:rFonts w:ascii="Arial" w:eastAsia="Arial" w:hAnsi="Arial" w:cs="Arial"/>
+                <w:color w:val="000000"/>
+                <w:sz w:val="18"/>
+                <w:szCs w:val="18"/>
+              </w:rPr>
+              <w:t>TaskFlow</w:t>
+            </w:r>
+            <w:proofErr w:type="spellEnd"/>
+            <w:r>
+              <w:rPr>
+                <w:rFonts w:ascii="Arial" w:eastAsia="Arial" w:hAnsi="Arial" w:cs="Arial"/>
+                <w:color w:val="000000"/>
+                <w:sz w:val="18"/>
+                <w:szCs w:val="18"/>
+              </w:rPr>
+              <w:t xml:space="preserve"> application, its purpose, and a simple usage guide explaining how to navigate and use the app.</w:t>
             </w:r>
           </w:p>
         </w:tc>
@@ -2765,7 +2951,39 @@
           <w:rFonts w:ascii="Arial" w:eastAsia="Arial" w:hAnsi="Arial" w:cs="Arial"/>
           <w:color w:val="000000"/>
         </w:rPr>
-        <w:t xml:space="preserve"> using the naming convention: feature/&lt;member-github-username&gt;/&lt;page-name&gt;  (e.g., feature/ali-hassan/add-task).</w:t>
+        <w:t xml:space="preserve"> using the naming convention: feature/&lt;member-</w:t>
+      </w:r>
+      <w:proofErr w:type="spellStart"/>
+      <w:r>
+        <w:rPr>
+          <w:rFonts w:ascii="Arial" w:eastAsia="Arial" w:hAnsi="Arial" w:cs="Arial"/>
+          <w:color w:val="000000"/>
+        </w:rPr>
+        <w:t>github</w:t>
+      </w:r>
+      <w:proofErr w:type="spellEnd"/>
+      <w:r>
+        <w:rPr>
+          <w:rFonts w:ascii="Arial" w:eastAsia="Arial" w:hAnsi="Arial" w:cs="Arial"/>
+          <w:color w:val="000000"/>
+        </w:rPr>
+        <w:t>-username&gt;/&lt;page-name&gt;  (e.g., feature/</w:t>
+      </w:r>
+      <w:proofErr w:type="spellStart"/>
+      <w:r>
+        <w:rPr>
+          <w:rFonts w:ascii="Arial" w:eastAsia="Arial" w:hAnsi="Arial" w:cs="Arial"/>
+          <w:color w:val="000000"/>
+        </w:rPr>
+        <w:t>ali-hassan</w:t>
+      </w:r>
+      <w:proofErr w:type="spellEnd"/>
+      <w:r>
+        <w:rPr>
+          <w:rFonts w:ascii="Arial" w:eastAsia="Arial" w:hAnsi="Arial" w:cs="Arial"/>
+          <w:color w:val="000000"/>
+        </w:rPr>
+        <w:t>/add-task).</w:t>
       </w:r>
     </w:p>
     <w:p>
@@ -2893,7 +3111,23 @@
           <w:rFonts w:ascii="Arial" w:eastAsia="Arial" w:hAnsi="Arial" w:cs="Arial"/>
           <w:color w:val="2E75B6"/>
         </w:rPr>
-        <w:t xml:space="preserve"> → CD deploys to Render → Live TaskFlow updated with the new page.</w:t>
+        <w:t xml:space="preserve"> → CD deploys to Render → Live </w:t>
+      </w:r>
+      <w:proofErr w:type="spellStart"/>
+      <w:r>
+        <w:rPr>
+          <w:rFonts w:ascii="Arial" w:eastAsia="Arial" w:hAnsi="Arial" w:cs="Arial"/>
+          <w:color w:val="2E75B6"/>
+        </w:rPr>
+        <w:t>TaskFlow</w:t>
+      </w:r>
+      <w:proofErr w:type="spellEnd"/>
+      <w:r>
+        <w:rPr>
+          <w:rFonts w:ascii="Arial" w:eastAsia="Arial" w:hAnsi="Arial" w:cs="Arial"/>
+          <w:color w:val="2E75B6"/>
+        </w:rPr>
+        <w:t xml:space="preserve"> updated with the new page.</w:t>
       </w:r>
     </w:p>
     <w:p>
@@ -2947,7 +3181,23 @@
           <w:rFonts w:ascii="Arial" w:eastAsia="Arial" w:hAnsi="Arial" w:cs="Arial"/>
           <w:color w:val="000000"/>
         </w:rPr>
-        <w:t>Create a new public GitHub repository named taskflow-cicd (or a name agreed by the team). Do NOT clone or fork any existing repository.</w:t>
+        <w:t xml:space="preserve">Create a new public GitHub repository named </w:t>
+      </w:r>
+      <w:proofErr w:type="spellStart"/>
+      <w:r>
+        <w:rPr>
+          <w:rFonts w:ascii="Arial" w:eastAsia="Arial" w:hAnsi="Arial" w:cs="Arial"/>
+          <w:color w:val="000000"/>
+        </w:rPr>
+        <w:t>taskflow-cicd</w:t>
+      </w:r>
+      <w:proofErr w:type="spellEnd"/>
+      <w:r>
+        <w:rPr>
+          <w:rFonts w:ascii="Arial" w:eastAsia="Arial" w:hAnsi="Arial" w:cs="Arial"/>
+          <w:color w:val="000000"/>
+        </w:rPr>
+        <w:t xml:space="preserve"> (or a name agreed by the team). Do NOT clone or fork any existing repository.</w:t>
       </w:r>
     </w:p>
     <w:p>
@@ -3612,6 +3862,7 @@
                 <w:sz w:val="18"/>
                 <w:szCs w:val="18"/>
               </w:rPr>
+              <w:lastRenderedPageBreak/>
               <w:t>style.css</w:t>
             </w:r>
           </w:p>
@@ -3685,6 +3936,7 @@
             <w:vAlign w:val="center"/>
           </w:tcPr>
           <w:p>
+            <w:proofErr w:type="spellStart"/>
             <w:r>
               <w:rPr>
                 <w:rFonts w:ascii="Arial" w:eastAsia="Arial" w:hAnsi="Arial" w:cs="Arial"/>
@@ -3696,6 +3948,7 @@
               </w:rPr>
               <w:t>Dockerfile</w:t>
             </w:r>
+            <w:proofErr w:type="spellEnd"/>
           </w:p>
         </w:tc>
         <w:tc>
@@ -3717,14 +3970,25 @@
             <w:vAlign w:val="center"/>
           </w:tcPr>
           <w:p>
-            <w:r>
-              <w:rPr>
-                <w:rFonts w:ascii="Arial" w:eastAsia="Arial" w:hAnsi="Arial" w:cs="Arial"/>
-                <w:color w:val="000000"/>
-                <w:sz w:val="18"/>
-                <w:szCs w:val="18"/>
-              </w:rPr>
-              <w:t>Dockerfile to containerize the application (nginx-based)</w:t>
+            <w:proofErr w:type="spellStart"/>
+            <w:r>
+              <w:rPr>
+                <w:rFonts w:ascii="Arial" w:eastAsia="Arial" w:hAnsi="Arial" w:cs="Arial"/>
+                <w:color w:val="000000"/>
+                <w:sz w:val="18"/>
+                <w:szCs w:val="18"/>
+              </w:rPr>
+              <w:t>Dockerfile</w:t>
+            </w:r>
+            <w:proofErr w:type="spellEnd"/>
+            <w:r>
+              <w:rPr>
+                <w:rFonts w:ascii="Arial" w:eastAsia="Arial" w:hAnsi="Arial" w:cs="Arial"/>
+                <w:color w:val="000000"/>
+                <w:sz w:val="18"/>
+                <w:szCs w:val="18"/>
+              </w:rPr>
+              <w:t xml:space="preserve"> to containerize the application (nginx-based)</w:t>
             </w:r>
           </w:p>
         </w:tc>
@@ -3758,8 +4022,45 @@
                 <w:sz w:val="18"/>
                 <w:szCs w:val="18"/>
               </w:rPr>
-              <w:t>.github/workflows/ci.yml</w:t>
-            </w:r>
+              <w:t>.</w:t>
+            </w:r>
+            <w:proofErr w:type="spellStart"/>
+            <w:r>
+              <w:rPr>
+                <w:rFonts w:ascii="Arial" w:eastAsia="Arial" w:hAnsi="Arial" w:cs="Arial"/>
+                <w:b/>
+                <w:bCs/>
+                <w:color w:val="000000"/>
+                <w:sz w:val="18"/>
+                <w:szCs w:val="18"/>
+              </w:rPr>
+              <w:t>github</w:t>
+            </w:r>
+            <w:proofErr w:type="spellEnd"/>
+            <w:r>
+              <w:rPr>
+                <w:rFonts w:ascii="Arial" w:eastAsia="Arial" w:hAnsi="Arial" w:cs="Arial"/>
+                <w:b/>
+                <w:bCs/>
+                <w:color w:val="000000"/>
+                <w:sz w:val="18"/>
+                <w:szCs w:val="18"/>
+              </w:rPr>
+              <w:t>/workflows/</w:t>
+            </w:r>
+            <w:proofErr w:type="spellStart"/>
+            <w:r>
+              <w:rPr>
+                <w:rFonts w:ascii="Arial" w:eastAsia="Arial" w:hAnsi="Arial" w:cs="Arial"/>
+                <w:b/>
+                <w:bCs/>
+                <w:color w:val="000000"/>
+                <w:sz w:val="18"/>
+                <w:szCs w:val="18"/>
+              </w:rPr>
+              <w:t>ci.yml</w:t>
+            </w:r>
+            <w:proofErr w:type="spellEnd"/>
           </w:p>
         </w:tc>
         <w:tc>
@@ -3831,8 +4132,45 @@
                 <w:sz w:val="18"/>
                 <w:szCs w:val="18"/>
               </w:rPr>
-              <w:t>.github/workflows/cd.yml</w:t>
-            </w:r>
+              <w:t>.</w:t>
+            </w:r>
+            <w:proofErr w:type="spellStart"/>
+            <w:r>
+              <w:rPr>
+                <w:rFonts w:ascii="Arial" w:eastAsia="Arial" w:hAnsi="Arial" w:cs="Arial"/>
+                <w:b/>
+                <w:bCs/>
+                <w:color w:val="000000"/>
+                <w:sz w:val="18"/>
+                <w:szCs w:val="18"/>
+              </w:rPr>
+              <w:t>github</w:t>
+            </w:r>
+            <w:proofErr w:type="spellEnd"/>
+            <w:r>
+              <w:rPr>
+                <w:rFonts w:ascii="Arial" w:eastAsia="Arial" w:hAnsi="Arial" w:cs="Arial"/>
+                <w:b/>
+                <w:bCs/>
+                <w:color w:val="000000"/>
+                <w:sz w:val="18"/>
+                <w:szCs w:val="18"/>
+              </w:rPr>
+              <w:t>/workflows/</w:t>
+            </w:r>
+            <w:proofErr w:type="spellStart"/>
+            <w:r>
+              <w:rPr>
+                <w:rFonts w:ascii="Arial" w:eastAsia="Arial" w:hAnsi="Arial" w:cs="Arial"/>
+                <w:b/>
+                <w:bCs/>
+                <w:color w:val="000000"/>
+                <w:sz w:val="18"/>
+                <w:szCs w:val="18"/>
+              </w:rPr>
+              <w:t>cd.yml</w:t>
+            </w:r>
+            <w:proofErr w:type="spellEnd"/>
           </w:p>
         </w:tc>
         <w:tc>
@@ -3904,7 +4242,6 @@
                 <w:sz w:val="18"/>
                 <w:szCs w:val="18"/>
               </w:rPr>
-              <w:lastRenderedPageBreak/>
               <w:t>Assignment_04_Spring2026.docx</w:t>
             </w:r>
           </w:p>
@@ -4591,7 +4928,55 @@
           <w:sz w:val="28"/>
           <w:szCs w:val="28"/>
         </w:rPr>
-        <w:t>CI PIPELINE REQUIREMENTS  (.github/workflows/ci.yml)</w:t>
+        <w:t>CI PIPELINE REQUIREMENTS  (.</w:t>
+      </w:r>
+      <w:proofErr w:type="spellStart"/>
+      <w:r>
+        <w:rPr>
+          <w:rFonts w:ascii="Arial" w:eastAsia="Arial" w:hAnsi="Arial" w:cs="Arial"/>
+          <w:b/>
+          <w:bCs/>
+          <w:color w:val="1F3864"/>
+          <w:sz w:val="28"/>
+          <w:szCs w:val="28"/>
+        </w:rPr>
+        <w:t>github</w:t>
+      </w:r>
+      <w:proofErr w:type="spellEnd"/>
+      <w:r>
+        <w:rPr>
+          <w:rFonts w:ascii="Arial" w:eastAsia="Arial" w:hAnsi="Arial" w:cs="Arial"/>
+          <w:b/>
+          <w:bCs/>
+          <w:color w:val="1F3864"/>
+          <w:sz w:val="28"/>
+          <w:szCs w:val="28"/>
+        </w:rPr>
+        <w:t>/workflows/</w:t>
+      </w:r>
+      <w:proofErr w:type="spellStart"/>
+      <w:r>
+        <w:rPr>
+          <w:rFonts w:ascii="Arial" w:eastAsia="Arial" w:hAnsi="Arial" w:cs="Arial"/>
+          <w:b/>
+          <w:bCs/>
+          <w:color w:val="1F3864"/>
+          <w:sz w:val="28"/>
+          <w:szCs w:val="28"/>
+        </w:rPr>
+        <w:t>ci.yml</w:t>
+      </w:r>
+      <w:proofErr w:type="spellEnd"/>
+      <w:r>
+        <w:rPr>
+          <w:rFonts w:ascii="Arial" w:eastAsia="Arial" w:hAnsi="Arial" w:cs="Arial"/>
+          <w:b/>
+          <w:bCs/>
+          <w:color w:val="1F3864"/>
+          <w:sz w:val="28"/>
+          <w:szCs w:val="28"/>
+        </w:rPr>
+        <w:t>)</w:t>
       </w:r>
     </w:p>
     <w:p>
@@ -4606,7 +4991,27 @@
           <w:bCs/>
           <w:color w:val="000000"/>
         </w:rPr>
-        <w:t xml:space="preserve">Trigger: The CI workflow must be triggered by a pull_request event targeting the </w:t>
+        <w:t xml:space="preserve">Trigger: The CI workflow must be triggered by a </w:t>
+      </w:r>
+      <w:proofErr w:type="spellStart"/>
+      <w:r>
+        <w:rPr>
+          <w:rFonts w:ascii="Arial" w:eastAsia="Arial" w:hAnsi="Arial" w:cs="Arial"/>
+          <w:b/>
+          <w:bCs/>
+          <w:color w:val="000000"/>
+        </w:rPr>
+        <w:t>pull_request</w:t>
+      </w:r>
+      <w:proofErr w:type="spellEnd"/>
+      <w:r>
+        <w:rPr>
+          <w:rFonts w:ascii="Arial" w:eastAsia="Arial" w:hAnsi="Arial" w:cs="Arial"/>
+          <w:b/>
+          <w:bCs/>
+          <w:color w:val="000000"/>
+        </w:rPr>
+        <w:t xml:space="preserve"> event targeting the </w:t>
       </w:r>
       <w:r>
         <w:rPr>
@@ -4693,7 +5098,23 @@
           <w:rFonts w:ascii="Arial" w:eastAsia="Arial" w:hAnsi="Arial" w:cs="Arial"/>
           <w:color w:val="000000"/>
         </w:rPr>
-        <w:t>Step 3 – Build Image: Build the Docker image from the Dockerfile in the project root.</w:t>
+        <w:t xml:space="preserve">Step 3 – Build Image: Build the Docker image from the </w:t>
+      </w:r>
+      <w:proofErr w:type="spellStart"/>
+      <w:r>
+        <w:rPr>
+          <w:rFonts w:ascii="Arial" w:eastAsia="Arial" w:hAnsi="Arial" w:cs="Arial"/>
+          <w:color w:val="000000"/>
+        </w:rPr>
+        <w:t>Dockerfile</w:t>
+      </w:r>
+      <w:proofErr w:type="spellEnd"/>
+      <w:r>
+        <w:rPr>
+          <w:rFonts w:ascii="Arial" w:eastAsia="Arial" w:hAnsi="Arial" w:cs="Arial"/>
+          <w:color w:val="000000"/>
+        </w:rPr>
+        <w:t xml:space="preserve"> in the project root.</w:t>
       </w:r>
     </w:p>
     <w:p>
@@ -4724,7 +5145,23 @@
           <w:rFonts w:ascii="Arial" w:eastAsia="Arial" w:hAnsi="Arial" w:cs="Arial"/>
           <w:color w:val="000000"/>
         </w:rPr>
-        <w:t xml:space="preserve"> at minimum the 'latest' tag; optionally also tag with the short commit SHA (github.sha).</w:t>
+        <w:t xml:space="preserve"> at minimum the 'latest' tag; optionally also tag with the short commit SHA (</w:t>
+      </w:r>
+      <w:proofErr w:type="spellStart"/>
+      <w:r>
+        <w:rPr>
+          <w:rFonts w:ascii="Arial" w:eastAsia="Arial" w:hAnsi="Arial" w:cs="Arial"/>
+          <w:color w:val="000000"/>
+        </w:rPr>
+        <w:t>github.sha</w:t>
+      </w:r>
+      <w:proofErr w:type="spellEnd"/>
+      <w:r>
+        <w:rPr>
+          <w:rFonts w:ascii="Arial" w:eastAsia="Arial" w:hAnsi="Arial" w:cs="Arial"/>
+          <w:color w:val="000000"/>
+        </w:rPr>
+        <w:t>).</w:t>
       </w:r>
     </w:p>
     <w:p>
@@ -4741,6 +5178,7 @@
           <w:rFonts w:ascii="Arial" w:eastAsia="Arial" w:hAnsi="Arial" w:cs="Arial"/>
           <w:color w:val="000000"/>
         </w:rPr>
+        <w:lastRenderedPageBreak/>
         <w:t>Step 5 – Push Image: Push the tagged image to Docker Hub.</w:t>
       </w:r>
     </w:p>
@@ -4793,7 +5231,6 @@
           <w:rFonts w:ascii="Arial" w:eastAsia="Arial" w:hAnsi="Arial" w:cs="Arial"/>
           <w:color w:val="000000"/>
         </w:rPr>
-        <w:lastRenderedPageBreak/>
         <w:t xml:space="preserve">The CI status check must appear as a required check in the Branch Protection Rules on </w:t>
       </w:r>
       <w:r>
@@ -4832,7 +5269,55 @@
           <w:sz w:val="28"/>
           <w:szCs w:val="28"/>
         </w:rPr>
-        <w:t>CD PIPELINE REQUIREMENTS  (.github/workflows/cd.yml)</w:t>
+        <w:t>CD PIPELINE REQUIREMENTS  (.</w:t>
+      </w:r>
+      <w:proofErr w:type="spellStart"/>
+      <w:r>
+        <w:rPr>
+          <w:rFonts w:ascii="Arial" w:eastAsia="Arial" w:hAnsi="Arial" w:cs="Arial"/>
+          <w:b/>
+          <w:bCs/>
+          <w:color w:val="1F3864"/>
+          <w:sz w:val="28"/>
+          <w:szCs w:val="28"/>
+        </w:rPr>
+        <w:t>github</w:t>
+      </w:r>
+      <w:proofErr w:type="spellEnd"/>
+      <w:r>
+        <w:rPr>
+          <w:rFonts w:ascii="Arial" w:eastAsia="Arial" w:hAnsi="Arial" w:cs="Arial"/>
+          <w:b/>
+          <w:bCs/>
+          <w:color w:val="1F3864"/>
+          <w:sz w:val="28"/>
+          <w:szCs w:val="28"/>
+        </w:rPr>
+        <w:t>/workflows/</w:t>
+      </w:r>
+      <w:proofErr w:type="spellStart"/>
+      <w:r>
+        <w:rPr>
+          <w:rFonts w:ascii="Arial" w:eastAsia="Arial" w:hAnsi="Arial" w:cs="Arial"/>
+          <w:b/>
+          <w:bCs/>
+          <w:color w:val="1F3864"/>
+          <w:sz w:val="28"/>
+          <w:szCs w:val="28"/>
+        </w:rPr>
+        <w:t>cd.yml</w:t>
+      </w:r>
+      <w:proofErr w:type="spellEnd"/>
+      <w:r>
+        <w:rPr>
+          <w:rFonts w:ascii="Arial" w:eastAsia="Arial" w:hAnsi="Arial" w:cs="Arial"/>
+          <w:b/>
+          <w:bCs/>
+          <w:color w:val="1F3864"/>
+          <w:sz w:val="28"/>
+          <w:szCs w:val="28"/>
+        </w:rPr>
+        <w:t>)</w:t>
       </w:r>
     </w:p>
     <w:p>
@@ -4970,7 +5455,25 @@
           <w:sz w:val="19"/>
           <w:szCs w:val="19"/>
         </w:rPr>
-        <w:t>curl -X POST ${{ secrets.RENDER_DEPLOY_HOOK_URL }}</w:t>
+        <w:t xml:space="preserve">curl -X POST ${{ </w:t>
+      </w:r>
+      <w:proofErr w:type="spellStart"/>
+      <w:r>
+        <w:rPr>
+          <w:rFonts w:ascii="Arial" w:eastAsia="Arial" w:hAnsi="Arial" w:cs="Arial"/>
+          <w:sz w:val="19"/>
+          <w:szCs w:val="19"/>
+        </w:rPr>
+        <w:t>secrets.RENDER_DEPLOY_HOOK_URL</w:t>
+      </w:r>
+      <w:proofErr w:type="spellEnd"/>
+      <w:r>
+        <w:rPr>
+          <w:rFonts w:ascii="Arial" w:eastAsia="Arial" w:hAnsi="Arial" w:cs="Arial"/>
+          <w:sz w:val="19"/>
+          <w:szCs w:val="19"/>
+        </w:rPr>
+        <w:t xml:space="preserve"> }}</w:t>
       </w:r>
     </w:p>
     <w:p>
@@ -5240,6 +5743,7 @@
             <w:vAlign w:val="center"/>
           </w:tcPr>
           <w:p>
+            <w:proofErr w:type="spellStart"/>
             <w:r>
               <w:rPr>
                 <w:rFonts w:ascii="Arial" w:eastAsia="Arial" w:hAnsi="Arial" w:cs="Arial"/>
@@ -5251,6 +5755,7 @@
               </w:rPr>
               <w:t>ci.yml</w:t>
             </w:r>
+            <w:proofErr w:type="spellEnd"/>
           </w:p>
         </w:tc>
         <w:tc>
@@ -5272,14 +5777,25 @@
             <w:vAlign w:val="center"/>
           </w:tcPr>
           <w:p>
-            <w:r>
-              <w:rPr>
-                <w:rFonts w:ascii="Arial" w:eastAsia="Arial" w:hAnsi="Arial" w:cs="Arial"/>
-                <w:color w:val="000000"/>
-                <w:sz w:val="18"/>
-                <w:szCs w:val="18"/>
-              </w:rPr>
-              <w:t xml:space="preserve">pull_request event targeting </w:t>
+            <w:proofErr w:type="spellStart"/>
+            <w:r>
+              <w:rPr>
+                <w:rFonts w:ascii="Arial" w:eastAsia="Arial" w:hAnsi="Arial" w:cs="Arial"/>
+                <w:color w:val="000000"/>
+                <w:sz w:val="18"/>
+                <w:szCs w:val="18"/>
+              </w:rPr>
+              <w:t>pull_request</w:t>
+            </w:r>
+            <w:proofErr w:type="spellEnd"/>
+            <w:r>
+              <w:rPr>
+                <w:rFonts w:ascii="Arial" w:eastAsia="Arial" w:hAnsi="Arial" w:cs="Arial"/>
+                <w:color w:val="000000"/>
+                <w:sz w:val="18"/>
+                <w:szCs w:val="18"/>
+              </w:rPr>
+              <w:t xml:space="preserve"> event targeting </w:t>
             </w:r>
             <w:r>
               <w:rPr>
@@ -5352,6 +5868,7 @@
             <w:vAlign w:val="center"/>
           </w:tcPr>
           <w:p>
+            <w:proofErr w:type="spellStart"/>
             <w:r>
               <w:rPr>
                 <w:rFonts w:ascii="Arial" w:eastAsia="Arial" w:hAnsi="Arial" w:cs="Arial"/>
@@ -5363,6 +5880,7 @@
               </w:rPr>
               <w:t>cd.yml</w:t>
             </w:r>
+            <w:proofErr w:type="spellEnd"/>
           </w:p>
         </w:tc>
         <w:tc>
@@ -5501,7 +6019,23 @@
           <w:rFonts w:ascii="Arial" w:eastAsia="Arial" w:hAnsi="Arial" w:cs="Arial"/>
           <w:color w:val="000000"/>
         </w:rPr>
-        <w:t>Create a new GitHub repository from scratch (taskflow-cicd or team-agreed name). Do NOT reuse any previous repository.</w:t>
+        <w:t>Create a new GitHub repository from scratch (</w:t>
+      </w:r>
+      <w:proofErr w:type="spellStart"/>
+      <w:r>
+        <w:rPr>
+          <w:rFonts w:ascii="Arial" w:eastAsia="Arial" w:hAnsi="Arial" w:cs="Arial"/>
+          <w:color w:val="000000"/>
+        </w:rPr>
+        <w:t>taskflow-cicd</w:t>
+      </w:r>
+      <w:proofErr w:type="spellEnd"/>
+      <w:r>
+        <w:rPr>
+          <w:rFonts w:ascii="Arial" w:eastAsia="Arial" w:hAnsi="Arial" w:cs="Arial"/>
+          <w:color w:val="000000"/>
+        </w:rPr>
+        <w:t xml:space="preserve"> or team-agreed name). Do NOT reuse any previous repository.</w:t>
       </w:r>
     </w:p>
     <w:p>
@@ -5546,7 +6080,23 @@
           <w:rFonts w:ascii="Arial" w:eastAsia="Arial" w:hAnsi="Arial" w:cs="Arial"/>
           <w:color w:val="000000"/>
         </w:rPr>
-        <w:t xml:space="preserve"> branch, commit the shared style.css, Dockerfile, and a skeleton index.html (Home / Dashboard page).</w:t>
+        <w:t xml:space="preserve"> branch, commit the shared style.css, </w:t>
+      </w:r>
+      <w:proofErr w:type="spellStart"/>
+      <w:r>
+        <w:rPr>
+          <w:rFonts w:ascii="Arial" w:eastAsia="Arial" w:hAnsi="Arial" w:cs="Arial"/>
+          <w:color w:val="000000"/>
+        </w:rPr>
+        <w:t>Dockerfile</w:t>
+      </w:r>
+      <w:proofErr w:type="spellEnd"/>
+      <w:r>
+        <w:rPr>
+          <w:rFonts w:ascii="Arial" w:eastAsia="Arial" w:hAnsi="Arial" w:cs="Arial"/>
+          <w:color w:val="000000"/>
+        </w:rPr>
+        <w:t>, and a skeleton index.html (Home / Dashboard page).</w:t>
       </w:r>
     </w:p>
     <w:p>
@@ -5698,7 +6248,40 @@
           <w:rFonts w:ascii="Arial" w:eastAsia="Arial" w:hAnsi="Arial" w:cs="Arial"/>
           <w:color w:val="000000"/>
         </w:rPr>
-        <w:t xml:space="preserve">Create the CI workflow at .github/workflows/ci.yml </w:t>
+        <w:lastRenderedPageBreak/>
+        <w:t>Create the CI workflow at .</w:t>
+      </w:r>
+      <w:proofErr w:type="spellStart"/>
+      <w:r>
+        <w:rPr>
+          <w:rFonts w:ascii="Arial" w:eastAsia="Arial" w:hAnsi="Arial" w:cs="Arial"/>
+          <w:color w:val="000000"/>
+        </w:rPr>
+        <w:t>github</w:t>
+      </w:r>
+      <w:proofErr w:type="spellEnd"/>
+      <w:r>
+        <w:rPr>
+          <w:rFonts w:ascii="Arial" w:eastAsia="Arial" w:hAnsi="Arial" w:cs="Arial"/>
+          <w:color w:val="000000"/>
+        </w:rPr>
+        <w:t>/workflows/</w:t>
+      </w:r>
+      <w:proofErr w:type="spellStart"/>
+      <w:r>
+        <w:rPr>
+          <w:rFonts w:ascii="Arial" w:eastAsia="Arial" w:hAnsi="Arial" w:cs="Arial"/>
+          <w:color w:val="000000"/>
+        </w:rPr>
+        <w:t>ci.yml</w:t>
+      </w:r>
+      <w:proofErr w:type="spellEnd"/>
+      <w:r>
+        <w:rPr>
+          <w:rFonts w:ascii="Arial" w:eastAsia="Arial" w:hAnsi="Arial" w:cs="Arial"/>
+          <w:color w:val="000000"/>
+        </w:rPr>
+        <w:t xml:space="preserve"> </w:t>
       </w:r>
       <w:r>
         <w:rPr>
@@ -5712,7 +6295,23 @@
           <w:rFonts w:ascii="Arial" w:eastAsia="Arial" w:hAnsi="Arial" w:cs="Arial"/>
           <w:color w:val="000000"/>
         </w:rPr>
-        <w:t xml:space="preserve"> triggered on pull_request targeting </w:t>
+        <w:t xml:space="preserve"> triggered on </w:t>
+      </w:r>
+      <w:proofErr w:type="spellStart"/>
+      <w:r>
+        <w:rPr>
+          <w:rFonts w:ascii="Arial" w:eastAsia="Arial" w:hAnsi="Arial" w:cs="Arial"/>
+          <w:color w:val="000000"/>
+        </w:rPr>
+        <w:t>pull_request</w:t>
+      </w:r>
+      <w:proofErr w:type="spellEnd"/>
+      <w:r>
+        <w:rPr>
+          <w:rFonts w:ascii="Arial" w:eastAsia="Arial" w:hAnsi="Arial" w:cs="Arial"/>
+          <w:color w:val="000000"/>
+        </w:rPr>
+        <w:t xml:space="preserve"> targeting </w:t>
       </w:r>
       <w:r>
         <w:rPr>
@@ -5743,7 +6342,39 @@
           <w:rFonts w:ascii="Arial" w:eastAsia="Arial" w:hAnsi="Arial" w:cs="Arial"/>
           <w:color w:val="000000"/>
         </w:rPr>
-        <w:t xml:space="preserve">Create the CD workflow at .github/workflows/cd.yml </w:t>
+        <w:t>Create the CD workflow at .</w:t>
+      </w:r>
+      <w:proofErr w:type="spellStart"/>
+      <w:r>
+        <w:rPr>
+          <w:rFonts w:ascii="Arial" w:eastAsia="Arial" w:hAnsi="Arial" w:cs="Arial"/>
+          <w:color w:val="000000"/>
+        </w:rPr>
+        <w:t>github</w:t>
+      </w:r>
+      <w:proofErr w:type="spellEnd"/>
+      <w:r>
+        <w:rPr>
+          <w:rFonts w:ascii="Arial" w:eastAsia="Arial" w:hAnsi="Arial" w:cs="Arial"/>
+          <w:color w:val="000000"/>
+        </w:rPr>
+        <w:t>/workflows/</w:t>
+      </w:r>
+      <w:proofErr w:type="spellStart"/>
+      <w:r>
+        <w:rPr>
+          <w:rFonts w:ascii="Arial" w:eastAsia="Arial" w:hAnsi="Arial" w:cs="Arial"/>
+          <w:color w:val="000000"/>
+        </w:rPr>
+        <w:t>cd.yml</w:t>
+      </w:r>
+      <w:proofErr w:type="spellEnd"/>
+      <w:r>
+        <w:rPr>
+          <w:rFonts w:ascii="Arial" w:eastAsia="Arial" w:hAnsi="Arial" w:cs="Arial"/>
+          <w:color w:val="000000"/>
+        </w:rPr>
+        <w:t xml:space="preserve"> </w:t>
       </w:r>
       <w:r>
         <w:rPr>
@@ -5806,7 +6437,25 @@
           <w:sz w:val="19"/>
           <w:szCs w:val="19"/>
         </w:rPr>
-        <w:t>Create a feature branch: feature/&lt;github-username&gt;/&lt;page-name&gt;</w:t>
+        <w:t>Create a feature branch: feature/&lt;</w:t>
+      </w:r>
+      <w:proofErr w:type="spellStart"/>
+      <w:r>
+        <w:rPr>
+          <w:rFonts w:ascii="Arial" w:eastAsia="Arial" w:hAnsi="Arial" w:cs="Arial"/>
+          <w:sz w:val="19"/>
+          <w:szCs w:val="19"/>
+        </w:rPr>
+        <w:t>github</w:t>
+      </w:r>
+      <w:proofErr w:type="spellEnd"/>
+      <w:r>
+        <w:rPr>
+          <w:rFonts w:ascii="Arial" w:eastAsia="Arial" w:hAnsi="Arial" w:cs="Arial"/>
+          <w:sz w:val="19"/>
+          <w:szCs w:val="19"/>
+        </w:rPr>
+        <w:t>-username&gt;/&lt;page-name&gt;</w:t>
       </w:r>
     </w:p>
     <w:p>
@@ -5824,7 +6473,6 @@
           <w:sz w:val="19"/>
           <w:szCs w:val="19"/>
         </w:rPr>
-        <w:lastRenderedPageBreak/>
         <w:t>Build the assigned HTML page with proper content and link it to style.css</w:t>
       </w:r>
     </w:p>
@@ -5944,7 +6592,23 @@
           <w:rFonts w:ascii="Arial" w:eastAsia="Arial" w:hAnsi="Arial" w:cs="Arial"/>
           <w:color w:val="000000"/>
         </w:rPr>
-        <w:t>After all 5 PRs are merged, verify the live TaskFlow application on Render contains all five pages and navigation between them works correctly.</w:t>
+        <w:t xml:space="preserve">After all 5 PRs are merged, verify the live </w:t>
+      </w:r>
+      <w:proofErr w:type="spellStart"/>
+      <w:r>
+        <w:rPr>
+          <w:rFonts w:ascii="Arial" w:eastAsia="Arial" w:hAnsi="Arial" w:cs="Arial"/>
+          <w:color w:val="000000"/>
+        </w:rPr>
+        <w:t>TaskFlow</w:t>
+      </w:r>
+      <w:proofErr w:type="spellEnd"/>
+      <w:r>
+        <w:rPr>
+          <w:rFonts w:ascii="Arial" w:eastAsia="Arial" w:hAnsi="Arial" w:cs="Arial"/>
+          <w:color w:val="000000"/>
+        </w:rPr>
+        <w:t xml:space="preserve"> application on Render contains all five pages and navigation between them works correctly.</w:t>
       </w:r>
     </w:p>
     <w:p>
@@ -7223,29 +7887,9 @@
                 <w:sz w:val="18"/>
                 <w:szCs w:val="18"/>
               </w:rPr>
-              <w:t>CI Pipeline – Build &amp; Push Docker Image (ci.yml)</w:t>
-            </w:r>
-          </w:p>
-        </w:tc>
-        <w:tc>
-          <w:tcPr>
-            <w:tcW w:w="2150" w:type="dxa"/>
-            <w:tcBorders>
-              <w:top w:val="single" w:sz="6" w:space="0" w:color="ADB9CA"/>
-              <w:left w:val="single" w:sz="6" w:space="0" w:color="ADB9CA"/>
-              <w:bottom w:val="single" w:sz="6" w:space="0" w:color="ADB9CA"/>
-              <w:right w:val="single" w:sz="6" w:space="0" w:color="ADB9CA"/>
-            </w:tcBorders>
-            <w:shd w:val="clear" w:color="auto" w:fill="2E75B6"/>
-            <w:tcMar>
-              <w:top w:w="80" w:type="dxa"/>
-              <w:left w:w="140" w:type="dxa"/>
-              <w:bottom w:w="80" w:type="dxa"/>
-              <w:right w:w="140" w:type="dxa"/>
-            </w:tcMar>
-            <w:vAlign w:val="center"/>
-          </w:tcPr>
-          <w:p>
+              <w:t>CI Pipeline – Build &amp; Push Docker Image (</w:t>
+            </w:r>
+            <w:proofErr w:type="spellStart"/>
             <w:r>
               <w:rPr>
                 <w:rFonts w:ascii="Arial" w:eastAsia="Arial" w:hAnsi="Arial" w:cs="Arial"/>
@@ -7255,436 +7899,9 @@
                 <w:sz w:val="18"/>
                 <w:szCs w:val="18"/>
               </w:rPr>
-              <w:t>25 Marks</w:t>
-            </w:r>
-          </w:p>
-        </w:tc>
-      </w:tr>
-      <w:tr>
-        <w:tc>
-          <w:tcPr>
-            <w:tcW w:w="700" w:type="dxa"/>
-            <w:tcBorders>
-              <w:top w:val="single" w:sz="6" w:space="0" w:color="ADB9CA"/>
-              <w:left w:val="single" w:sz="6" w:space="0" w:color="ADB9CA"/>
-              <w:bottom w:val="single" w:sz="6" w:space="0" w:color="ADB9CA"/>
-              <w:right w:val="single" w:sz="6" w:space="0" w:color="ADB9CA"/>
-            </w:tcBorders>
-            <w:shd w:val="clear" w:color="auto" w:fill="E8F0FB"/>
-            <w:tcMar>
-              <w:top w:w="80" w:type="dxa"/>
-              <w:left w:w="140" w:type="dxa"/>
-              <w:bottom w:w="80" w:type="dxa"/>
-              <w:right w:w="140" w:type="dxa"/>
-            </w:tcMar>
-            <w:vAlign w:val="center"/>
-          </w:tcPr>
-          <w:p>
-            <w:r>
-              <w:rPr>
-                <w:rFonts w:ascii="Arial" w:eastAsia="Arial" w:hAnsi="Arial" w:cs="Arial"/>
-                <w:b/>
-                <w:bCs/>
-                <w:color w:val="000000"/>
-                <w:sz w:val="18"/>
-                <w:szCs w:val="18"/>
-              </w:rPr>
-              <w:t>9</w:t>
-            </w:r>
-          </w:p>
-        </w:tc>
-        <w:tc>
-          <w:tcPr>
-            <w:tcW w:w="6510" w:type="dxa"/>
-            <w:tcBorders>
-              <w:top w:val="single" w:sz="6" w:space="0" w:color="ADB9CA"/>
-              <w:left w:val="single" w:sz="6" w:space="0" w:color="ADB9CA"/>
-              <w:bottom w:val="single" w:sz="6" w:space="0" w:color="ADB9CA"/>
-              <w:right w:val="single" w:sz="6" w:space="0" w:color="ADB9CA"/>
-            </w:tcBorders>
-            <w:shd w:val="clear" w:color="auto" w:fill="E8F0FB"/>
-            <w:tcMar>
-              <w:top w:w="80" w:type="dxa"/>
-              <w:left w:w="140" w:type="dxa"/>
-              <w:bottom w:w="80" w:type="dxa"/>
-              <w:right w:w="140" w:type="dxa"/>
-            </w:tcMar>
-            <w:vAlign w:val="center"/>
-          </w:tcPr>
-          <w:p>
-            <w:r>
-              <w:rPr>
-                <w:rFonts w:ascii="Arial" w:eastAsia="Arial" w:hAnsi="Arial" w:cs="Arial"/>
-                <w:color w:val="000000"/>
-                <w:sz w:val="18"/>
-                <w:szCs w:val="18"/>
-              </w:rPr>
-              <w:t xml:space="preserve">CI workflow file created at .github/workflows/ci.yml with correct pull_request trigger targeting </w:t>
-            </w:r>
-            <w:r>
-              <w:rPr>
-                <w:rFonts w:ascii="Arial" w:eastAsia="Arial" w:hAnsi="Arial" w:cs="Arial"/>
-                <w:color w:val="000000"/>
-                <w:sz w:val="18"/>
-                <w:szCs w:val="18"/>
-              </w:rPr>
-              <w:t>“develop”</w:t>
-            </w:r>
-          </w:p>
-        </w:tc>
-        <w:tc>
-          <w:tcPr>
-            <w:tcW w:w="2150" w:type="dxa"/>
-            <w:tcBorders>
-              <w:top w:val="single" w:sz="6" w:space="0" w:color="ADB9CA"/>
-              <w:left w:val="single" w:sz="6" w:space="0" w:color="ADB9CA"/>
-              <w:bottom w:val="single" w:sz="6" w:space="0" w:color="ADB9CA"/>
-              <w:right w:val="single" w:sz="6" w:space="0" w:color="ADB9CA"/>
-            </w:tcBorders>
-            <w:shd w:val="clear" w:color="auto" w:fill="E8F0FB"/>
-            <w:tcMar>
-              <w:top w:w="80" w:type="dxa"/>
-              <w:left w:w="140" w:type="dxa"/>
-              <w:bottom w:w="80" w:type="dxa"/>
-              <w:right w:w="140" w:type="dxa"/>
-            </w:tcMar>
-            <w:vAlign w:val="center"/>
-          </w:tcPr>
-          <w:p>
-            <w:r>
-              <w:rPr>
-                <w:rFonts w:ascii="Arial" w:eastAsia="Arial" w:hAnsi="Arial" w:cs="Arial"/>
-                <w:color w:val="000000"/>
-                <w:sz w:val="18"/>
-                <w:szCs w:val="18"/>
-              </w:rPr>
-              <w:t>07</w:t>
-            </w:r>
-          </w:p>
-        </w:tc>
-      </w:tr>
-      <w:tr>
-        <w:tc>
-          <w:tcPr>
-            <w:tcW w:w="700" w:type="dxa"/>
-            <w:tcBorders>
-              <w:top w:val="single" w:sz="6" w:space="0" w:color="ADB9CA"/>
-              <w:left w:val="single" w:sz="6" w:space="0" w:color="ADB9CA"/>
-              <w:bottom w:val="single" w:sz="6" w:space="0" w:color="ADB9CA"/>
-              <w:right w:val="single" w:sz="6" w:space="0" w:color="ADB9CA"/>
-            </w:tcBorders>
-            <w:shd w:val="clear" w:color="auto" w:fill="FFFFFF"/>
-            <w:tcMar>
-              <w:top w:w="80" w:type="dxa"/>
-              <w:left w:w="140" w:type="dxa"/>
-              <w:bottom w:w="80" w:type="dxa"/>
-              <w:right w:w="140" w:type="dxa"/>
-            </w:tcMar>
-            <w:vAlign w:val="center"/>
-          </w:tcPr>
-          <w:p>
-            <w:r>
-              <w:rPr>
-                <w:rFonts w:ascii="Arial" w:eastAsia="Arial" w:hAnsi="Arial" w:cs="Arial"/>
-                <w:b/>
-                <w:bCs/>
-                <w:color w:val="000000"/>
-                <w:sz w:val="18"/>
-                <w:szCs w:val="18"/>
-              </w:rPr>
-              <w:t>10</w:t>
-            </w:r>
-          </w:p>
-        </w:tc>
-        <w:tc>
-          <w:tcPr>
-            <w:tcW w:w="6510" w:type="dxa"/>
-            <w:tcBorders>
-              <w:top w:val="single" w:sz="6" w:space="0" w:color="ADB9CA"/>
-              <w:left w:val="single" w:sz="6" w:space="0" w:color="ADB9CA"/>
-              <w:bottom w:val="single" w:sz="6" w:space="0" w:color="ADB9CA"/>
-              <w:right w:val="single" w:sz="6" w:space="0" w:color="ADB9CA"/>
-            </w:tcBorders>
-            <w:shd w:val="clear" w:color="auto" w:fill="FFFFFF"/>
-            <w:tcMar>
-              <w:top w:w="80" w:type="dxa"/>
-              <w:left w:w="140" w:type="dxa"/>
-              <w:bottom w:w="80" w:type="dxa"/>
-              <w:right w:w="140" w:type="dxa"/>
-            </w:tcMar>
-            <w:vAlign w:val="center"/>
-          </w:tcPr>
-          <w:p>
-            <w:r>
-              <w:rPr>
-                <w:rFonts w:ascii="Arial" w:eastAsia="Arial" w:hAnsi="Arial" w:cs="Arial"/>
-                <w:color w:val="000000"/>
-                <w:sz w:val="18"/>
-                <w:szCs w:val="18"/>
-              </w:rPr>
-              <w:t>Checkout code, login to Docker Hub using Team Lead's repository secrets</w:t>
-            </w:r>
-          </w:p>
-        </w:tc>
-        <w:tc>
-          <w:tcPr>
-            <w:tcW w:w="2150" w:type="dxa"/>
-            <w:tcBorders>
-              <w:top w:val="single" w:sz="6" w:space="0" w:color="ADB9CA"/>
-              <w:left w:val="single" w:sz="6" w:space="0" w:color="ADB9CA"/>
-              <w:bottom w:val="single" w:sz="6" w:space="0" w:color="ADB9CA"/>
-              <w:right w:val="single" w:sz="6" w:space="0" w:color="ADB9CA"/>
-            </w:tcBorders>
-            <w:shd w:val="clear" w:color="auto" w:fill="FFFFFF"/>
-            <w:tcMar>
-              <w:top w:w="80" w:type="dxa"/>
-              <w:left w:w="140" w:type="dxa"/>
-              <w:bottom w:w="80" w:type="dxa"/>
-              <w:right w:w="140" w:type="dxa"/>
-            </w:tcMar>
-            <w:vAlign w:val="center"/>
-          </w:tcPr>
-          <w:p>
-            <w:r>
-              <w:rPr>
-                <w:rFonts w:ascii="Arial" w:eastAsia="Arial" w:hAnsi="Arial" w:cs="Arial"/>
-                <w:color w:val="000000"/>
-                <w:sz w:val="18"/>
-                <w:szCs w:val="18"/>
-              </w:rPr>
-              <w:t>06</w:t>
-            </w:r>
-          </w:p>
-        </w:tc>
-      </w:tr>
-      <w:tr>
-        <w:tc>
-          <w:tcPr>
-            <w:tcW w:w="700" w:type="dxa"/>
-            <w:tcBorders>
-              <w:top w:val="single" w:sz="6" w:space="0" w:color="ADB9CA"/>
-              <w:left w:val="single" w:sz="6" w:space="0" w:color="ADB9CA"/>
-              <w:bottom w:val="single" w:sz="6" w:space="0" w:color="ADB9CA"/>
-              <w:right w:val="single" w:sz="6" w:space="0" w:color="ADB9CA"/>
-            </w:tcBorders>
-            <w:shd w:val="clear" w:color="auto" w:fill="E8F0FB"/>
-            <w:tcMar>
-              <w:top w:w="80" w:type="dxa"/>
-              <w:left w:w="140" w:type="dxa"/>
-              <w:bottom w:w="80" w:type="dxa"/>
-              <w:right w:w="140" w:type="dxa"/>
-            </w:tcMar>
-            <w:vAlign w:val="center"/>
-          </w:tcPr>
-          <w:p>
-            <w:r>
-              <w:rPr>
-                <w:rFonts w:ascii="Arial" w:eastAsia="Arial" w:hAnsi="Arial" w:cs="Arial"/>
-                <w:b/>
-                <w:bCs/>
-                <w:color w:val="000000"/>
-                <w:sz w:val="18"/>
-                <w:szCs w:val="18"/>
-              </w:rPr>
-              <w:t>11</w:t>
-            </w:r>
-          </w:p>
-        </w:tc>
-        <w:tc>
-          <w:tcPr>
-            <w:tcW w:w="6510" w:type="dxa"/>
-            <w:tcBorders>
-              <w:top w:val="single" w:sz="6" w:space="0" w:color="ADB9CA"/>
-              <w:left w:val="single" w:sz="6" w:space="0" w:color="ADB9CA"/>
-              <w:bottom w:val="single" w:sz="6" w:space="0" w:color="ADB9CA"/>
-              <w:right w:val="single" w:sz="6" w:space="0" w:color="ADB9CA"/>
-            </w:tcBorders>
-            <w:shd w:val="clear" w:color="auto" w:fill="E8F0FB"/>
-            <w:tcMar>
-              <w:top w:w="80" w:type="dxa"/>
-              <w:left w:w="140" w:type="dxa"/>
-              <w:bottom w:w="80" w:type="dxa"/>
-              <w:right w:w="140" w:type="dxa"/>
-            </w:tcMar>
-            <w:vAlign w:val="center"/>
-          </w:tcPr>
-          <w:p>
-            <w:r>
-              <w:rPr>
-                <w:rFonts w:ascii="Arial" w:eastAsia="Arial" w:hAnsi="Arial" w:cs="Arial"/>
-                <w:color w:val="000000"/>
-                <w:sz w:val="18"/>
-                <w:szCs w:val="18"/>
-              </w:rPr>
-              <w:t>Build Docker image and tag correctly (latest and/or commit SHA)</w:t>
-            </w:r>
-          </w:p>
-        </w:tc>
-        <w:tc>
-          <w:tcPr>
-            <w:tcW w:w="2150" w:type="dxa"/>
-            <w:tcBorders>
-              <w:top w:val="single" w:sz="6" w:space="0" w:color="ADB9CA"/>
-              <w:left w:val="single" w:sz="6" w:space="0" w:color="ADB9CA"/>
-              <w:bottom w:val="single" w:sz="6" w:space="0" w:color="ADB9CA"/>
-              <w:right w:val="single" w:sz="6" w:space="0" w:color="ADB9CA"/>
-            </w:tcBorders>
-            <w:shd w:val="clear" w:color="auto" w:fill="E8F0FB"/>
-            <w:tcMar>
-              <w:top w:w="80" w:type="dxa"/>
-              <w:left w:w="140" w:type="dxa"/>
-              <w:bottom w:w="80" w:type="dxa"/>
-              <w:right w:w="140" w:type="dxa"/>
-            </w:tcMar>
-            <w:vAlign w:val="center"/>
-          </w:tcPr>
-          <w:p>
-            <w:r>
-              <w:rPr>
-                <w:rFonts w:ascii="Arial" w:eastAsia="Arial" w:hAnsi="Arial" w:cs="Arial"/>
-                <w:color w:val="000000"/>
-                <w:sz w:val="18"/>
-                <w:szCs w:val="18"/>
-              </w:rPr>
-              <w:t>06</w:t>
-            </w:r>
-          </w:p>
-        </w:tc>
-      </w:tr>
-      <w:tr>
-        <w:tc>
-          <w:tcPr>
-            <w:tcW w:w="700" w:type="dxa"/>
-            <w:tcBorders>
-              <w:top w:val="single" w:sz="6" w:space="0" w:color="ADB9CA"/>
-              <w:left w:val="single" w:sz="6" w:space="0" w:color="ADB9CA"/>
-              <w:bottom w:val="single" w:sz="6" w:space="0" w:color="ADB9CA"/>
-              <w:right w:val="single" w:sz="6" w:space="0" w:color="ADB9CA"/>
-            </w:tcBorders>
-            <w:shd w:val="clear" w:color="auto" w:fill="FFFFFF"/>
-            <w:tcMar>
-              <w:top w:w="80" w:type="dxa"/>
-              <w:left w:w="140" w:type="dxa"/>
-              <w:bottom w:w="80" w:type="dxa"/>
-              <w:right w:w="140" w:type="dxa"/>
-            </w:tcMar>
-            <w:vAlign w:val="center"/>
-          </w:tcPr>
-          <w:p>
-            <w:r>
-              <w:rPr>
-                <w:rFonts w:ascii="Arial" w:eastAsia="Arial" w:hAnsi="Arial" w:cs="Arial"/>
-                <w:b/>
-                <w:bCs/>
-                <w:color w:val="000000"/>
-                <w:sz w:val="18"/>
-                <w:szCs w:val="18"/>
-              </w:rPr>
-              <w:t>12</w:t>
-            </w:r>
-          </w:p>
-        </w:tc>
-        <w:tc>
-          <w:tcPr>
-            <w:tcW w:w="6510" w:type="dxa"/>
-            <w:tcBorders>
-              <w:top w:val="single" w:sz="6" w:space="0" w:color="ADB9CA"/>
-              <w:left w:val="single" w:sz="6" w:space="0" w:color="ADB9CA"/>
-              <w:bottom w:val="single" w:sz="6" w:space="0" w:color="ADB9CA"/>
-              <w:right w:val="single" w:sz="6" w:space="0" w:color="ADB9CA"/>
-            </w:tcBorders>
-            <w:shd w:val="clear" w:color="auto" w:fill="FFFFFF"/>
-            <w:tcMar>
-              <w:top w:w="80" w:type="dxa"/>
-              <w:left w:w="140" w:type="dxa"/>
-              <w:bottom w:w="80" w:type="dxa"/>
-              <w:right w:w="140" w:type="dxa"/>
-            </w:tcMar>
-            <w:vAlign w:val="center"/>
-          </w:tcPr>
-          <w:p>
-            <w:r>
-              <w:rPr>
-                <w:rFonts w:ascii="Arial" w:eastAsia="Arial" w:hAnsi="Arial" w:cs="Arial"/>
-                <w:color w:val="000000"/>
-                <w:sz w:val="18"/>
-                <w:szCs w:val="18"/>
-              </w:rPr>
-              <w:t>Push image to Docker Hub successfully; workflow exits on any step failure</w:t>
-            </w:r>
-          </w:p>
-        </w:tc>
-        <w:tc>
-          <w:tcPr>
-            <w:tcW w:w="2150" w:type="dxa"/>
-            <w:tcBorders>
-              <w:top w:val="single" w:sz="6" w:space="0" w:color="ADB9CA"/>
-              <w:left w:val="single" w:sz="6" w:space="0" w:color="ADB9CA"/>
-              <w:bottom w:val="single" w:sz="6" w:space="0" w:color="ADB9CA"/>
-              <w:right w:val="single" w:sz="6" w:space="0" w:color="ADB9CA"/>
-            </w:tcBorders>
-            <w:shd w:val="clear" w:color="auto" w:fill="FFFFFF"/>
-            <w:tcMar>
-              <w:top w:w="80" w:type="dxa"/>
-              <w:left w:w="140" w:type="dxa"/>
-              <w:bottom w:w="80" w:type="dxa"/>
-              <w:right w:w="140" w:type="dxa"/>
-            </w:tcMar>
-            <w:vAlign w:val="center"/>
-          </w:tcPr>
-          <w:p>
-            <w:r>
-              <w:rPr>
-                <w:rFonts w:ascii="Arial" w:eastAsia="Arial" w:hAnsi="Arial" w:cs="Arial"/>
-                <w:color w:val="000000"/>
-                <w:sz w:val="18"/>
-                <w:szCs w:val="18"/>
-              </w:rPr>
-              <w:t>06</w:t>
-            </w:r>
-          </w:p>
-        </w:tc>
-      </w:tr>
-      <w:tr>
-        <w:tc>
-          <w:tcPr>
-            <w:tcW w:w="700" w:type="dxa"/>
-            <w:tcBorders>
-              <w:top w:val="single" w:sz="6" w:space="0" w:color="ADB9CA"/>
-              <w:left w:val="single" w:sz="6" w:space="0" w:color="ADB9CA"/>
-              <w:bottom w:val="single" w:sz="6" w:space="0" w:color="ADB9CA"/>
-              <w:right w:val="single" w:sz="6" w:space="0" w:color="ADB9CA"/>
-            </w:tcBorders>
-            <w:shd w:val="clear" w:color="auto" w:fill="2E75B6"/>
-            <w:tcMar>
-              <w:top w:w="80" w:type="dxa"/>
-              <w:left w:w="140" w:type="dxa"/>
-              <w:bottom w:w="80" w:type="dxa"/>
-              <w:right w:w="140" w:type="dxa"/>
-            </w:tcMar>
-            <w:vAlign w:val="center"/>
-          </w:tcPr>
-          <w:p/>
-        </w:tc>
-        <w:tc>
-          <w:tcPr>
-            <w:tcW w:w="6510" w:type="dxa"/>
-            <w:tcBorders>
-              <w:top w:val="single" w:sz="6" w:space="0" w:color="ADB9CA"/>
-              <w:left w:val="single" w:sz="6" w:space="0" w:color="ADB9CA"/>
-              <w:bottom w:val="single" w:sz="6" w:space="0" w:color="ADB9CA"/>
-              <w:right w:val="single" w:sz="6" w:space="0" w:color="ADB9CA"/>
-            </w:tcBorders>
-            <w:shd w:val="clear" w:color="auto" w:fill="2E75B6"/>
-            <w:tcMar>
-              <w:top w:w="80" w:type="dxa"/>
-              <w:left w:w="140" w:type="dxa"/>
-              <w:bottom w:w="80" w:type="dxa"/>
-              <w:right w:w="140" w:type="dxa"/>
-            </w:tcMar>
-            <w:vAlign w:val="center"/>
-          </w:tcPr>
-          <w:p>
+              <w:t>ci.yml</w:t>
+            </w:r>
+            <w:proofErr w:type="spellEnd"/>
             <w:r>
               <w:rPr>
                 <w:rFonts w:ascii="Arial" w:eastAsia="Arial" w:hAnsi="Arial" w:cs="Arial"/>
@@ -7694,7 +7911,7 @@
                 <w:sz w:val="18"/>
                 <w:szCs w:val="18"/>
               </w:rPr>
-              <w:t>CD Pipeline – Automated Deployment to Render (cd.yml)</w:t>
+              <w:t>)</w:t>
             </w:r>
           </w:p>
         </w:tc>
@@ -7726,7 +7943,7 @@
                 <w:sz w:val="18"/>
                 <w:szCs w:val="18"/>
               </w:rPr>
-              <w:t>20 Marks</w:t>
+              <w:t>25 Marks</w:t>
             </w:r>
           </w:p>
         </w:tc>
@@ -7760,7 +7977,7 @@
                 <w:sz w:val="18"/>
                 <w:szCs w:val="18"/>
               </w:rPr>
-              <w:t>13</w:t>
+              <w:t>9</w:t>
             </w:r>
           </w:p>
         </w:tc>
@@ -7790,7 +8007,67 @@
                 <w:sz w:val="18"/>
                 <w:szCs w:val="18"/>
               </w:rPr>
-              <w:t xml:space="preserve">CD workflow file created at .github/workflows/cd.yml with correct push trigger on </w:t>
+              <w:t>CI workflow file created at .</w:t>
+            </w:r>
+            <w:proofErr w:type="spellStart"/>
+            <w:r>
+              <w:rPr>
+                <w:rFonts w:ascii="Arial" w:eastAsia="Arial" w:hAnsi="Arial" w:cs="Arial"/>
+                <w:color w:val="000000"/>
+                <w:sz w:val="18"/>
+                <w:szCs w:val="18"/>
+              </w:rPr>
+              <w:t>github</w:t>
+            </w:r>
+            <w:proofErr w:type="spellEnd"/>
+            <w:r>
+              <w:rPr>
+                <w:rFonts w:ascii="Arial" w:eastAsia="Arial" w:hAnsi="Arial" w:cs="Arial"/>
+                <w:color w:val="000000"/>
+                <w:sz w:val="18"/>
+                <w:szCs w:val="18"/>
+              </w:rPr>
+              <w:t>/workflows/</w:t>
+            </w:r>
+            <w:proofErr w:type="spellStart"/>
+            <w:r>
+              <w:rPr>
+                <w:rFonts w:ascii="Arial" w:eastAsia="Arial" w:hAnsi="Arial" w:cs="Arial"/>
+                <w:color w:val="000000"/>
+                <w:sz w:val="18"/>
+                <w:szCs w:val="18"/>
+              </w:rPr>
+              <w:t>ci.yml</w:t>
+            </w:r>
+            <w:proofErr w:type="spellEnd"/>
+            <w:r>
+              <w:rPr>
+                <w:rFonts w:ascii="Arial" w:eastAsia="Arial" w:hAnsi="Arial" w:cs="Arial"/>
+                <w:color w:val="000000"/>
+                <w:sz w:val="18"/>
+                <w:szCs w:val="18"/>
+              </w:rPr>
+              <w:t xml:space="preserve"> with correct </w:t>
+            </w:r>
+            <w:proofErr w:type="spellStart"/>
+            <w:r>
+              <w:rPr>
+                <w:rFonts w:ascii="Arial" w:eastAsia="Arial" w:hAnsi="Arial" w:cs="Arial"/>
+                <w:color w:val="000000"/>
+                <w:sz w:val="18"/>
+                <w:szCs w:val="18"/>
+              </w:rPr>
+              <w:t>pull_request</w:t>
+            </w:r>
+            <w:proofErr w:type="spellEnd"/>
+            <w:r>
+              <w:rPr>
+                <w:rFonts w:ascii="Arial" w:eastAsia="Arial" w:hAnsi="Arial" w:cs="Arial"/>
+                <w:color w:val="000000"/>
+                <w:sz w:val="18"/>
+                <w:szCs w:val="18"/>
+              </w:rPr>
+              <w:t xml:space="preserve"> trigger targeting </w:t>
             </w:r>
             <w:r>
               <w:rPr>
@@ -7829,7 +8106,7 @@
                 <w:sz w:val="18"/>
                 <w:szCs w:val="18"/>
               </w:rPr>
-              <w:t>06</w:t>
+              <w:t>07</w:t>
             </w:r>
           </w:p>
         </w:tc>
@@ -7863,7 +8140,7 @@
                 <w:sz w:val="18"/>
                 <w:szCs w:val="18"/>
               </w:rPr>
-              <w:t>14</w:t>
+              <w:t>10</w:t>
             </w:r>
           </w:p>
         </w:tc>
@@ -7893,7 +8170,7 @@
                 <w:sz w:val="18"/>
                 <w:szCs w:val="18"/>
               </w:rPr>
-              <w:t>Job declares environment: development and accesses RENDER_DEPLOY_HOOK_URL correctly</w:t>
+              <w:t>Checkout code, login to Docker Hub using Team Lead's repository secrets</w:t>
             </w:r>
           </w:p>
         </w:tc>
@@ -7923,7 +8200,7 @@
                 <w:sz w:val="18"/>
                 <w:szCs w:val="18"/>
               </w:rPr>
-              <w:t>07</w:t>
+              <w:t>06</w:t>
             </w:r>
           </w:p>
         </w:tc>
@@ -7957,7 +8234,542 @@
                 <w:sz w:val="18"/>
                 <w:szCs w:val="18"/>
               </w:rPr>
+              <w:t>11</w:t>
+            </w:r>
+          </w:p>
+        </w:tc>
+        <w:tc>
+          <w:tcPr>
+            <w:tcW w:w="6510" w:type="dxa"/>
+            <w:tcBorders>
+              <w:top w:val="single" w:sz="6" w:space="0" w:color="ADB9CA"/>
+              <w:left w:val="single" w:sz="6" w:space="0" w:color="ADB9CA"/>
+              <w:bottom w:val="single" w:sz="6" w:space="0" w:color="ADB9CA"/>
+              <w:right w:val="single" w:sz="6" w:space="0" w:color="ADB9CA"/>
+            </w:tcBorders>
+            <w:shd w:val="clear" w:color="auto" w:fill="E8F0FB"/>
+            <w:tcMar>
+              <w:top w:w="80" w:type="dxa"/>
+              <w:left w:w="140" w:type="dxa"/>
+              <w:bottom w:w="80" w:type="dxa"/>
+              <w:right w:w="140" w:type="dxa"/>
+            </w:tcMar>
+            <w:vAlign w:val="center"/>
+          </w:tcPr>
+          <w:p>
+            <w:r>
+              <w:rPr>
+                <w:rFonts w:ascii="Arial" w:eastAsia="Arial" w:hAnsi="Arial" w:cs="Arial"/>
+                <w:color w:val="000000"/>
+                <w:sz w:val="18"/>
+                <w:szCs w:val="18"/>
+              </w:rPr>
+              <w:t>Build Docker image and tag correctly (latest and/or commit SHA)</w:t>
+            </w:r>
+          </w:p>
+        </w:tc>
+        <w:tc>
+          <w:tcPr>
+            <w:tcW w:w="2150" w:type="dxa"/>
+            <w:tcBorders>
+              <w:top w:val="single" w:sz="6" w:space="0" w:color="ADB9CA"/>
+              <w:left w:val="single" w:sz="6" w:space="0" w:color="ADB9CA"/>
+              <w:bottom w:val="single" w:sz="6" w:space="0" w:color="ADB9CA"/>
+              <w:right w:val="single" w:sz="6" w:space="0" w:color="ADB9CA"/>
+            </w:tcBorders>
+            <w:shd w:val="clear" w:color="auto" w:fill="E8F0FB"/>
+            <w:tcMar>
+              <w:top w:w="80" w:type="dxa"/>
+              <w:left w:w="140" w:type="dxa"/>
+              <w:bottom w:w="80" w:type="dxa"/>
+              <w:right w:w="140" w:type="dxa"/>
+            </w:tcMar>
+            <w:vAlign w:val="center"/>
+          </w:tcPr>
+          <w:p>
+            <w:r>
+              <w:rPr>
+                <w:rFonts w:ascii="Arial" w:eastAsia="Arial" w:hAnsi="Arial" w:cs="Arial"/>
+                <w:color w:val="000000"/>
+                <w:sz w:val="18"/>
+                <w:szCs w:val="18"/>
+              </w:rPr>
+              <w:t>06</w:t>
+            </w:r>
+          </w:p>
+        </w:tc>
+      </w:tr>
+      <w:tr>
+        <w:tc>
+          <w:tcPr>
+            <w:tcW w:w="700" w:type="dxa"/>
+            <w:tcBorders>
+              <w:top w:val="single" w:sz="6" w:space="0" w:color="ADB9CA"/>
+              <w:left w:val="single" w:sz="6" w:space="0" w:color="ADB9CA"/>
+              <w:bottom w:val="single" w:sz="6" w:space="0" w:color="ADB9CA"/>
+              <w:right w:val="single" w:sz="6" w:space="0" w:color="ADB9CA"/>
+            </w:tcBorders>
+            <w:shd w:val="clear" w:color="auto" w:fill="FFFFFF"/>
+            <w:tcMar>
+              <w:top w:w="80" w:type="dxa"/>
+              <w:left w:w="140" w:type="dxa"/>
+              <w:bottom w:w="80" w:type="dxa"/>
+              <w:right w:w="140" w:type="dxa"/>
+            </w:tcMar>
+            <w:vAlign w:val="center"/>
+          </w:tcPr>
+          <w:p>
+            <w:r>
+              <w:rPr>
+                <w:rFonts w:ascii="Arial" w:eastAsia="Arial" w:hAnsi="Arial" w:cs="Arial"/>
+                <w:b/>
+                <w:bCs/>
+                <w:color w:val="000000"/>
+                <w:sz w:val="18"/>
+                <w:szCs w:val="18"/>
+              </w:rPr>
+              <w:t>12</w:t>
+            </w:r>
+          </w:p>
+        </w:tc>
+        <w:tc>
+          <w:tcPr>
+            <w:tcW w:w="6510" w:type="dxa"/>
+            <w:tcBorders>
+              <w:top w:val="single" w:sz="6" w:space="0" w:color="ADB9CA"/>
+              <w:left w:val="single" w:sz="6" w:space="0" w:color="ADB9CA"/>
+              <w:bottom w:val="single" w:sz="6" w:space="0" w:color="ADB9CA"/>
+              <w:right w:val="single" w:sz="6" w:space="0" w:color="ADB9CA"/>
+            </w:tcBorders>
+            <w:shd w:val="clear" w:color="auto" w:fill="FFFFFF"/>
+            <w:tcMar>
+              <w:top w:w="80" w:type="dxa"/>
+              <w:left w:w="140" w:type="dxa"/>
+              <w:bottom w:w="80" w:type="dxa"/>
+              <w:right w:w="140" w:type="dxa"/>
+            </w:tcMar>
+            <w:vAlign w:val="center"/>
+          </w:tcPr>
+          <w:p>
+            <w:r>
+              <w:rPr>
+                <w:rFonts w:ascii="Arial" w:eastAsia="Arial" w:hAnsi="Arial" w:cs="Arial"/>
+                <w:color w:val="000000"/>
+                <w:sz w:val="18"/>
+                <w:szCs w:val="18"/>
+              </w:rPr>
+              <w:t>Push image to Docker Hub successfully; workflow exits on any step failure</w:t>
+            </w:r>
+          </w:p>
+        </w:tc>
+        <w:tc>
+          <w:tcPr>
+            <w:tcW w:w="2150" w:type="dxa"/>
+            <w:tcBorders>
+              <w:top w:val="single" w:sz="6" w:space="0" w:color="ADB9CA"/>
+              <w:left w:val="single" w:sz="6" w:space="0" w:color="ADB9CA"/>
+              <w:bottom w:val="single" w:sz="6" w:space="0" w:color="ADB9CA"/>
+              <w:right w:val="single" w:sz="6" w:space="0" w:color="ADB9CA"/>
+            </w:tcBorders>
+            <w:shd w:val="clear" w:color="auto" w:fill="FFFFFF"/>
+            <w:tcMar>
+              <w:top w:w="80" w:type="dxa"/>
+              <w:left w:w="140" w:type="dxa"/>
+              <w:bottom w:w="80" w:type="dxa"/>
+              <w:right w:w="140" w:type="dxa"/>
+            </w:tcMar>
+            <w:vAlign w:val="center"/>
+          </w:tcPr>
+          <w:p>
+            <w:r>
+              <w:rPr>
+                <w:rFonts w:ascii="Arial" w:eastAsia="Arial" w:hAnsi="Arial" w:cs="Arial"/>
+                <w:color w:val="000000"/>
+                <w:sz w:val="18"/>
+                <w:szCs w:val="18"/>
+              </w:rPr>
+              <w:t>06</w:t>
+            </w:r>
+          </w:p>
+        </w:tc>
+      </w:tr>
+      <w:tr>
+        <w:tc>
+          <w:tcPr>
+            <w:tcW w:w="700" w:type="dxa"/>
+            <w:tcBorders>
+              <w:top w:val="single" w:sz="6" w:space="0" w:color="ADB9CA"/>
+              <w:left w:val="single" w:sz="6" w:space="0" w:color="ADB9CA"/>
+              <w:bottom w:val="single" w:sz="6" w:space="0" w:color="ADB9CA"/>
+              <w:right w:val="single" w:sz="6" w:space="0" w:color="ADB9CA"/>
+            </w:tcBorders>
+            <w:shd w:val="clear" w:color="auto" w:fill="2E75B6"/>
+            <w:tcMar>
+              <w:top w:w="80" w:type="dxa"/>
+              <w:left w:w="140" w:type="dxa"/>
+              <w:bottom w:w="80" w:type="dxa"/>
+              <w:right w:w="140" w:type="dxa"/>
+            </w:tcMar>
+            <w:vAlign w:val="center"/>
+          </w:tcPr>
+          <w:p/>
+        </w:tc>
+        <w:tc>
+          <w:tcPr>
+            <w:tcW w:w="6510" w:type="dxa"/>
+            <w:tcBorders>
+              <w:top w:val="single" w:sz="6" w:space="0" w:color="ADB9CA"/>
+              <w:left w:val="single" w:sz="6" w:space="0" w:color="ADB9CA"/>
+              <w:bottom w:val="single" w:sz="6" w:space="0" w:color="ADB9CA"/>
+              <w:right w:val="single" w:sz="6" w:space="0" w:color="ADB9CA"/>
+            </w:tcBorders>
+            <w:shd w:val="clear" w:color="auto" w:fill="2E75B6"/>
+            <w:tcMar>
+              <w:top w:w="80" w:type="dxa"/>
+              <w:left w:w="140" w:type="dxa"/>
+              <w:bottom w:w="80" w:type="dxa"/>
+              <w:right w:w="140" w:type="dxa"/>
+            </w:tcMar>
+            <w:vAlign w:val="center"/>
+          </w:tcPr>
+          <w:p>
+            <w:r>
+              <w:rPr>
+                <w:rFonts w:ascii="Arial" w:eastAsia="Arial" w:hAnsi="Arial" w:cs="Arial"/>
+                <w:b/>
+                <w:bCs/>
+                <w:color w:val="FFFFFF"/>
+                <w:sz w:val="18"/>
+                <w:szCs w:val="18"/>
+              </w:rPr>
+              <w:t>CD Pipeline – Automated Deployment to Render (</w:t>
+            </w:r>
+            <w:proofErr w:type="spellStart"/>
+            <w:r>
+              <w:rPr>
+                <w:rFonts w:ascii="Arial" w:eastAsia="Arial" w:hAnsi="Arial" w:cs="Arial"/>
+                <w:b/>
+                <w:bCs/>
+                <w:color w:val="FFFFFF"/>
+                <w:sz w:val="18"/>
+                <w:szCs w:val="18"/>
+              </w:rPr>
+              <w:t>cd.yml</w:t>
+            </w:r>
+            <w:proofErr w:type="spellEnd"/>
+            <w:r>
+              <w:rPr>
+                <w:rFonts w:ascii="Arial" w:eastAsia="Arial" w:hAnsi="Arial" w:cs="Arial"/>
+                <w:b/>
+                <w:bCs/>
+                <w:color w:val="FFFFFF"/>
+                <w:sz w:val="18"/>
+                <w:szCs w:val="18"/>
+              </w:rPr>
+              <w:t>)</w:t>
+            </w:r>
+          </w:p>
+        </w:tc>
+        <w:tc>
+          <w:tcPr>
+            <w:tcW w:w="2150" w:type="dxa"/>
+            <w:tcBorders>
+              <w:top w:val="single" w:sz="6" w:space="0" w:color="ADB9CA"/>
+              <w:left w:val="single" w:sz="6" w:space="0" w:color="ADB9CA"/>
+              <w:bottom w:val="single" w:sz="6" w:space="0" w:color="ADB9CA"/>
+              <w:right w:val="single" w:sz="6" w:space="0" w:color="ADB9CA"/>
+            </w:tcBorders>
+            <w:shd w:val="clear" w:color="auto" w:fill="2E75B6"/>
+            <w:tcMar>
+              <w:top w:w="80" w:type="dxa"/>
+              <w:left w:w="140" w:type="dxa"/>
+              <w:bottom w:w="80" w:type="dxa"/>
+              <w:right w:w="140" w:type="dxa"/>
+            </w:tcMar>
+            <w:vAlign w:val="center"/>
+          </w:tcPr>
+          <w:p>
+            <w:r>
+              <w:rPr>
+                <w:rFonts w:ascii="Arial" w:eastAsia="Arial" w:hAnsi="Arial" w:cs="Arial"/>
+                <w:b/>
+                <w:bCs/>
+                <w:color w:val="FFFFFF"/>
+                <w:sz w:val="18"/>
+                <w:szCs w:val="18"/>
+              </w:rPr>
+              <w:t>20 Marks</w:t>
+            </w:r>
+          </w:p>
+        </w:tc>
+      </w:tr>
+      <w:tr>
+        <w:tc>
+          <w:tcPr>
+            <w:tcW w:w="700" w:type="dxa"/>
+            <w:tcBorders>
+              <w:top w:val="single" w:sz="6" w:space="0" w:color="ADB9CA"/>
+              <w:left w:val="single" w:sz="6" w:space="0" w:color="ADB9CA"/>
+              <w:bottom w:val="single" w:sz="6" w:space="0" w:color="ADB9CA"/>
+              <w:right w:val="single" w:sz="6" w:space="0" w:color="ADB9CA"/>
+            </w:tcBorders>
+            <w:shd w:val="clear" w:color="auto" w:fill="E8F0FB"/>
+            <w:tcMar>
+              <w:top w:w="80" w:type="dxa"/>
+              <w:left w:w="140" w:type="dxa"/>
+              <w:bottom w:w="80" w:type="dxa"/>
+              <w:right w:w="140" w:type="dxa"/>
+            </w:tcMar>
+            <w:vAlign w:val="center"/>
+          </w:tcPr>
+          <w:p>
+            <w:r>
+              <w:rPr>
+                <w:rFonts w:ascii="Arial" w:eastAsia="Arial" w:hAnsi="Arial" w:cs="Arial"/>
+                <w:b/>
+                <w:bCs/>
+                <w:color w:val="000000"/>
+                <w:sz w:val="18"/>
+                <w:szCs w:val="18"/>
+              </w:rPr>
               <w:lastRenderedPageBreak/>
+              <w:t>13</w:t>
+            </w:r>
+          </w:p>
+        </w:tc>
+        <w:tc>
+          <w:tcPr>
+            <w:tcW w:w="6510" w:type="dxa"/>
+            <w:tcBorders>
+              <w:top w:val="single" w:sz="6" w:space="0" w:color="ADB9CA"/>
+              <w:left w:val="single" w:sz="6" w:space="0" w:color="ADB9CA"/>
+              <w:bottom w:val="single" w:sz="6" w:space="0" w:color="ADB9CA"/>
+              <w:right w:val="single" w:sz="6" w:space="0" w:color="ADB9CA"/>
+            </w:tcBorders>
+            <w:shd w:val="clear" w:color="auto" w:fill="E8F0FB"/>
+            <w:tcMar>
+              <w:top w:w="80" w:type="dxa"/>
+              <w:left w:w="140" w:type="dxa"/>
+              <w:bottom w:w="80" w:type="dxa"/>
+              <w:right w:w="140" w:type="dxa"/>
+            </w:tcMar>
+            <w:vAlign w:val="center"/>
+          </w:tcPr>
+          <w:p>
+            <w:r>
+              <w:rPr>
+                <w:rFonts w:ascii="Arial" w:eastAsia="Arial" w:hAnsi="Arial" w:cs="Arial"/>
+                <w:color w:val="000000"/>
+                <w:sz w:val="18"/>
+                <w:szCs w:val="18"/>
+              </w:rPr>
+              <w:t>CD workflow file created at .</w:t>
+            </w:r>
+            <w:proofErr w:type="spellStart"/>
+            <w:r>
+              <w:rPr>
+                <w:rFonts w:ascii="Arial" w:eastAsia="Arial" w:hAnsi="Arial" w:cs="Arial"/>
+                <w:color w:val="000000"/>
+                <w:sz w:val="18"/>
+                <w:szCs w:val="18"/>
+              </w:rPr>
+              <w:t>github</w:t>
+            </w:r>
+            <w:proofErr w:type="spellEnd"/>
+            <w:r>
+              <w:rPr>
+                <w:rFonts w:ascii="Arial" w:eastAsia="Arial" w:hAnsi="Arial" w:cs="Arial"/>
+                <w:color w:val="000000"/>
+                <w:sz w:val="18"/>
+                <w:szCs w:val="18"/>
+              </w:rPr>
+              <w:t>/workflows/</w:t>
+            </w:r>
+            <w:proofErr w:type="spellStart"/>
+            <w:r>
+              <w:rPr>
+                <w:rFonts w:ascii="Arial" w:eastAsia="Arial" w:hAnsi="Arial" w:cs="Arial"/>
+                <w:color w:val="000000"/>
+                <w:sz w:val="18"/>
+                <w:szCs w:val="18"/>
+              </w:rPr>
+              <w:t>cd.yml</w:t>
+            </w:r>
+            <w:proofErr w:type="spellEnd"/>
+            <w:r>
+              <w:rPr>
+                <w:rFonts w:ascii="Arial" w:eastAsia="Arial" w:hAnsi="Arial" w:cs="Arial"/>
+                <w:color w:val="000000"/>
+                <w:sz w:val="18"/>
+                <w:szCs w:val="18"/>
+              </w:rPr>
+              <w:t xml:space="preserve"> with correct push trigger on </w:t>
+            </w:r>
+            <w:r>
+              <w:rPr>
+                <w:rFonts w:ascii="Arial" w:eastAsia="Arial" w:hAnsi="Arial" w:cs="Arial"/>
+                <w:color w:val="000000"/>
+                <w:sz w:val="18"/>
+                <w:szCs w:val="18"/>
+              </w:rPr>
+              <w:t>“develop”</w:t>
+            </w:r>
+          </w:p>
+        </w:tc>
+        <w:tc>
+          <w:tcPr>
+            <w:tcW w:w="2150" w:type="dxa"/>
+            <w:tcBorders>
+              <w:top w:val="single" w:sz="6" w:space="0" w:color="ADB9CA"/>
+              <w:left w:val="single" w:sz="6" w:space="0" w:color="ADB9CA"/>
+              <w:bottom w:val="single" w:sz="6" w:space="0" w:color="ADB9CA"/>
+              <w:right w:val="single" w:sz="6" w:space="0" w:color="ADB9CA"/>
+            </w:tcBorders>
+            <w:shd w:val="clear" w:color="auto" w:fill="E8F0FB"/>
+            <w:tcMar>
+              <w:top w:w="80" w:type="dxa"/>
+              <w:left w:w="140" w:type="dxa"/>
+              <w:bottom w:w="80" w:type="dxa"/>
+              <w:right w:w="140" w:type="dxa"/>
+            </w:tcMar>
+            <w:vAlign w:val="center"/>
+          </w:tcPr>
+          <w:p>
+            <w:r>
+              <w:rPr>
+                <w:rFonts w:ascii="Arial" w:eastAsia="Arial" w:hAnsi="Arial" w:cs="Arial"/>
+                <w:color w:val="000000"/>
+                <w:sz w:val="18"/>
+                <w:szCs w:val="18"/>
+              </w:rPr>
+              <w:t>06</w:t>
+            </w:r>
+          </w:p>
+        </w:tc>
+      </w:tr>
+      <w:tr>
+        <w:tc>
+          <w:tcPr>
+            <w:tcW w:w="700" w:type="dxa"/>
+            <w:tcBorders>
+              <w:top w:val="single" w:sz="6" w:space="0" w:color="ADB9CA"/>
+              <w:left w:val="single" w:sz="6" w:space="0" w:color="ADB9CA"/>
+              <w:bottom w:val="single" w:sz="6" w:space="0" w:color="ADB9CA"/>
+              <w:right w:val="single" w:sz="6" w:space="0" w:color="ADB9CA"/>
+            </w:tcBorders>
+            <w:shd w:val="clear" w:color="auto" w:fill="FFFFFF"/>
+            <w:tcMar>
+              <w:top w:w="80" w:type="dxa"/>
+              <w:left w:w="140" w:type="dxa"/>
+              <w:bottom w:w="80" w:type="dxa"/>
+              <w:right w:w="140" w:type="dxa"/>
+            </w:tcMar>
+            <w:vAlign w:val="center"/>
+          </w:tcPr>
+          <w:p>
+            <w:r>
+              <w:rPr>
+                <w:rFonts w:ascii="Arial" w:eastAsia="Arial" w:hAnsi="Arial" w:cs="Arial"/>
+                <w:b/>
+                <w:bCs/>
+                <w:color w:val="000000"/>
+                <w:sz w:val="18"/>
+                <w:szCs w:val="18"/>
+              </w:rPr>
+              <w:t>14</w:t>
+            </w:r>
+          </w:p>
+        </w:tc>
+        <w:tc>
+          <w:tcPr>
+            <w:tcW w:w="6510" w:type="dxa"/>
+            <w:tcBorders>
+              <w:top w:val="single" w:sz="6" w:space="0" w:color="ADB9CA"/>
+              <w:left w:val="single" w:sz="6" w:space="0" w:color="ADB9CA"/>
+              <w:bottom w:val="single" w:sz="6" w:space="0" w:color="ADB9CA"/>
+              <w:right w:val="single" w:sz="6" w:space="0" w:color="ADB9CA"/>
+            </w:tcBorders>
+            <w:shd w:val="clear" w:color="auto" w:fill="FFFFFF"/>
+            <w:tcMar>
+              <w:top w:w="80" w:type="dxa"/>
+              <w:left w:w="140" w:type="dxa"/>
+              <w:bottom w:w="80" w:type="dxa"/>
+              <w:right w:w="140" w:type="dxa"/>
+            </w:tcMar>
+            <w:vAlign w:val="center"/>
+          </w:tcPr>
+          <w:p>
+            <w:r>
+              <w:rPr>
+                <w:rFonts w:ascii="Arial" w:eastAsia="Arial" w:hAnsi="Arial" w:cs="Arial"/>
+                <w:color w:val="000000"/>
+                <w:sz w:val="18"/>
+                <w:szCs w:val="18"/>
+              </w:rPr>
+              <w:t>Job declares environment: development and accesses RENDER_DEPLOY_HOOK_URL correctly</w:t>
+            </w:r>
+          </w:p>
+        </w:tc>
+        <w:tc>
+          <w:tcPr>
+            <w:tcW w:w="2150" w:type="dxa"/>
+            <w:tcBorders>
+              <w:top w:val="single" w:sz="6" w:space="0" w:color="ADB9CA"/>
+              <w:left w:val="single" w:sz="6" w:space="0" w:color="ADB9CA"/>
+              <w:bottom w:val="single" w:sz="6" w:space="0" w:color="ADB9CA"/>
+              <w:right w:val="single" w:sz="6" w:space="0" w:color="ADB9CA"/>
+            </w:tcBorders>
+            <w:shd w:val="clear" w:color="auto" w:fill="FFFFFF"/>
+            <w:tcMar>
+              <w:top w:w="80" w:type="dxa"/>
+              <w:left w:w="140" w:type="dxa"/>
+              <w:bottom w:w="80" w:type="dxa"/>
+              <w:right w:w="140" w:type="dxa"/>
+            </w:tcMar>
+            <w:vAlign w:val="center"/>
+          </w:tcPr>
+          <w:p>
+            <w:r>
+              <w:rPr>
+                <w:rFonts w:ascii="Arial" w:eastAsia="Arial" w:hAnsi="Arial" w:cs="Arial"/>
+                <w:color w:val="000000"/>
+                <w:sz w:val="18"/>
+                <w:szCs w:val="18"/>
+              </w:rPr>
+              <w:t>07</w:t>
+            </w:r>
+          </w:p>
+        </w:tc>
+      </w:tr>
+      <w:tr>
+        <w:tc>
+          <w:tcPr>
+            <w:tcW w:w="700" w:type="dxa"/>
+            <w:tcBorders>
+              <w:top w:val="single" w:sz="6" w:space="0" w:color="ADB9CA"/>
+              <w:left w:val="single" w:sz="6" w:space="0" w:color="ADB9CA"/>
+              <w:bottom w:val="single" w:sz="6" w:space="0" w:color="ADB9CA"/>
+              <w:right w:val="single" w:sz="6" w:space="0" w:color="ADB9CA"/>
+            </w:tcBorders>
+            <w:shd w:val="clear" w:color="auto" w:fill="E8F0FB"/>
+            <w:tcMar>
+              <w:top w:w="80" w:type="dxa"/>
+              <w:left w:w="140" w:type="dxa"/>
+              <w:bottom w:w="80" w:type="dxa"/>
+              <w:right w:w="140" w:type="dxa"/>
+            </w:tcMar>
+            <w:vAlign w:val="center"/>
+          </w:tcPr>
+          <w:p>
+            <w:r>
+              <w:rPr>
+                <w:rFonts w:ascii="Arial" w:eastAsia="Arial" w:hAnsi="Arial" w:cs="Arial"/>
+                <w:b/>
+                <w:bCs/>
+                <w:color w:val="000000"/>
+                <w:sz w:val="18"/>
+                <w:szCs w:val="18"/>
+              </w:rPr>
               <w:t>15</w:t>
             </w:r>
           </w:p>
@@ -8606,7 +9418,23 @@
           <w:rFonts w:ascii="Arial" w:eastAsia="Arial" w:hAnsi="Arial" w:cs="Arial"/>
           <w:color w:val="000000"/>
         </w:rPr>
-        <w:t>Screenshot 5: Live TaskFlow application on Render showing all five pages are accessible.</w:t>
+        <w:t xml:space="preserve">Screenshot 5: Live </w:t>
+      </w:r>
+      <w:proofErr w:type="spellStart"/>
+      <w:r>
+        <w:rPr>
+          <w:rFonts w:ascii="Arial" w:eastAsia="Arial" w:hAnsi="Arial" w:cs="Arial"/>
+          <w:color w:val="000000"/>
+        </w:rPr>
+        <w:t>TaskFlow</w:t>
+      </w:r>
+      <w:proofErr w:type="spellEnd"/>
+      <w:r>
+        <w:rPr>
+          <w:rFonts w:ascii="Arial" w:eastAsia="Arial" w:hAnsi="Arial" w:cs="Arial"/>
+          <w:color w:val="000000"/>
+        </w:rPr>
+        <w:t xml:space="preserve"> application on Render showing all five pages are accessible.</w:t>
       </w:r>
     </w:p>
     <w:p>
@@ -8749,7 +9577,6 @@
           <w:sz w:val="28"/>
           <w:szCs w:val="28"/>
         </w:rPr>
-        <w:lastRenderedPageBreak/>
         <w:t>VERIFICATION SCREENSHOTS</w:t>
       </w:r>
     </w:p>
@@ -9215,6 +10042,9 @@
           <w:p/>
           <w:p>
             <w:r>
+              <w:rPr>
+                <w:noProof/>
+              </w:rPr>
               <w:lastRenderedPageBreak/>
               <w:drawing>
                 <wp:inline distT="0" distB="0" distL="0" distR="0" wp14:anchorId="144E33CF" wp14:editId="39FD5F2A">
@@ -9253,6 +10083,86 @@
               </w:drawing>
             </w:r>
           </w:p>
+          <w:p/>
+          <w:p>
+            <w:r>
+              <w:drawing>
+                <wp:inline distT="0" distB="0" distL="0" distR="0" wp14:anchorId="77D2802D" wp14:editId="6D52C121">
+                  <wp:extent cx="4671060" cy="1880936"/>
+                  <wp:effectExtent l="0" t="0" r="0" b="5080"/>
+                  <wp:docPr id="1412974939" name="Picture 1"/>
+                  <wp:cNvGraphicFramePr>
+                    <a:graphicFrameLocks xmlns:a="http://schemas.openxmlformats.org/drawingml/2006/main" noChangeAspect="1"/>
+                  </wp:cNvGraphicFramePr>
+                  <a:graphic xmlns:a="http://schemas.openxmlformats.org/drawingml/2006/main">
+                    <a:graphicData uri="http://schemas.openxmlformats.org/drawingml/2006/picture">
+                      <pic:pic xmlns:pic="http://schemas.openxmlformats.org/drawingml/2006/picture">
+                        <pic:nvPicPr>
+                          <pic:cNvPr id="1412974939" name=""/>
+                          <pic:cNvPicPr/>
+                        </pic:nvPicPr>
+                        <pic:blipFill>
+                          <a:blip r:embed="rId13"/>
+                          <a:stretch>
+                            <a:fillRect/>
+                          </a:stretch>
+                        </pic:blipFill>
+                        <pic:spPr>
+                          <a:xfrm>
+                            <a:off x="0" y="0"/>
+                            <a:ext cx="4682027" cy="1885352"/>
+                          </a:xfrm>
+                          <a:prstGeom prst="rect">
+                            <a:avLst/>
+                          </a:prstGeom>
+                        </pic:spPr>
+                      </pic:pic>
+                    </a:graphicData>
+                  </a:graphic>
+                </wp:inline>
+              </w:drawing>
+            </w:r>
+          </w:p>
+          <w:p/>
+          <w:p>
+            <w:r>
+              <w:drawing>
+                <wp:inline distT="0" distB="0" distL="0" distR="0" wp14:anchorId="52BAB98E" wp14:editId="7B08A9DE">
+                  <wp:extent cx="4724400" cy="1432318"/>
+                  <wp:effectExtent l="0" t="0" r="0" b="0"/>
+                  <wp:docPr id="1395519147" name="Picture 1"/>
+                  <wp:cNvGraphicFramePr>
+                    <a:graphicFrameLocks xmlns:a="http://schemas.openxmlformats.org/drawingml/2006/main" noChangeAspect="1"/>
+                  </wp:cNvGraphicFramePr>
+                  <a:graphic xmlns:a="http://schemas.openxmlformats.org/drawingml/2006/main">
+                    <a:graphicData uri="http://schemas.openxmlformats.org/drawingml/2006/picture">
+                      <pic:pic xmlns:pic="http://schemas.openxmlformats.org/drawingml/2006/picture">
+                        <pic:nvPicPr>
+                          <pic:cNvPr id="1395519147" name=""/>
+                          <pic:cNvPicPr/>
+                        </pic:nvPicPr>
+                        <pic:blipFill>
+                          <a:blip r:embed="rId14"/>
+                          <a:stretch>
+                            <a:fillRect/>
+                          </a:stretch>
+                        </pic:blipFill>
+                        <pic:spPr>
+                          <a:xfrm>
+                            <a:off x="0" y="0"/>
+                            <a:ext cx="4749775" cy="1440011"/>
+                          </a:xfrm>
+                          <a:prstGeom prst="rect">
+                            <a:avLst/>
+                          </a:prstGeom>
+                        </pic:spPr>
+                      </pic:pic>
+                    </a:graphicData>
+                  </a:graphic>
+                </wp:inline>
+              </w:drawing>
+            </w:r>
+          </w:p>
         </w:tc>
       </w:tr>
       <w:tr>
@@ -9309,6 +10219,9 @@
           </w:tcPr>
           <w:p>
             <w:r>
+              <w:rPr>
+                <w:noProof/>
+              </w:rPr>
               <w:drawing>
                 <wp:inline distT="0" distB="0" distL="0" distR="0" wp14:anchorId="78B16FC2" wp14:editId="680EF361">
                   <wp:extent cx="4808220" cy="1706727"/>
@@ -9325,7 +10238,7 @@
                           <pic:cNvPicPr/>
                         </pic:nvPicPr>
                         <pic:blipFill>
-                          <a:blip r:embed="rId13"/>
+                          <a:blip r:embed="rId15"/>
                           <a:stretch>
                             <a:fillRect/>
                           </a:stretch>
@@ -9377,6 +10290,7 @@
                 <w:sz w:val="18"/>
                 <w:szCs w:val="18"/>
               </w:rPr>
+              <w:lastRenderedPageBreak/>
               <w:t xml:space="preserve">CD Workflow Run – Triggered by Push to </w:t>
             </w:r>
             <w:r>
@@ -9412,6 +10326,9 @@
           </w:tcPr>
           <w:p>
             <w:r>
+              <w:rPr>
+                <w:noProof/>
+              </w:rPr>
               <w:drawing>
                 <wp:inline distT="0" distB="0" distL="0" distR="0" wp14:anchorId="18C899AA" wp14:editId="71F3812B">
                   <wp:extent cx="4861560" cy="2211335"/>
@@ -9428,7 +10345,7 @@
                           <pic:cNvPicPr/>
                         </pic:nvPicPr>
                         <pic:blipFill>
-                          <a:blip r:embed="rId14"/>
+                          <a:blip r:embed="rId16"/>
                           <a:stretch>
                             <a:fillRect/>
                           </a:stretch>
@@ -9480,8 +10397,31 @@
                 <w:sz w:val="18"/>
                 <w:szCs w:val="18"/>
               </w:rPr>
-              <w:lastRenderedPageBreak/>
-              <w:t>Live TaskFlow on Render – All 5 Pages Accessible</w:t>
+              <w:t xml:space="preserve">Live </w:t>
+            </w:r>
+            <w:proofErr w:type="spellStart"/>
+            <w:r>
+              <w:rPr>
+                <w:rFonts w:ascii="Arial" w:eastAsia="Arial" w:hAnsi="Arial" w:cs="Arial"/>
+                <w:b/>
+                <w:bCs/>
+                <w:color w:val="000000"/>
+                <w:sz w:val="18"/>
+                <w:szCs w:val="18"/>
+              </w:rPr>
+              <w:t>TaskFlow</w:t>
+            </w:r>
+            <w:proofErr w:type="spellEnd"/>
+            <w:r>
+              <w:rPr>
+                <w:rFonts w:ascii="Arial" w:eastAsia="Arial" w:hAnsi="Arial" w:cs="Arial"/>
+                <w:b/>
+                <w:bCs/>
+                <w:color w:val="000000"/>
+                <w:sz w:val="18"/>
+                <w:szCs w:val="18"/>
+              </w:rPr>
+              <w:t xml:space="preserve"> on Render – All 5 Pages Accessible</w:t>
             </w:r>
           </w:p>
         </w:tc>
@@ -9505,6 +10445,9 @@
           </w:tcPr>
           <w:p>
             <w:r>
+              <w:rPr>
+                <w:noProof/>
+              </w:rPr>
               <w:drawing>
                 <wp:inline distT="0" distB="0" distL="0" distR="0" wp14:anchorId="437C706E" wp14:editId="26B84DEE">
                   <wp:extent cx="4945380" cy="2521261"/>
@@ -9521,7 +10464,7 @@
                           <pic:cNvPicPr/>
                         </pic:nvPicPr>
                         <pic:blipFill>
-                          <a:blip r:embed="rId15"/>
+                          <a:blip r:embed="rId17"/>
                           <a:stretch>
                             <a:fillRect/>
                           </a:stretch>
@@ -9545,6 +10488,9 @@
           <w:p/>
           <w:p>
             <w:r>
+              <w:rPr>
+                <w:noProof/>
+              </w:rPr>
               <w:drawing>
                 <wp:inline distT="0" distB="0" distL="0" distR="0" wp14:anchorId="4F2B8638" wp14:editId="62475D56">
                   <wp:extent cx="4937760" cy="2477697"/>
@@ -9561,7 +10507,7 @@
                           <pic:cNvPicPr/>
                         </pic:nvPicPr>
                         <pic:blipFill>
-                          <a:blip r:embed="rId16"/>
+                          <a:blip r:embed="rId18"/>
                           <a:stretch>
                             <a:fillRect/>
                           </a:stretch>
@@ -9585,6 +10531,10 @@
           <w:p/>
           <w:p>
             <w:r>
+              <w:rPr>
+                <w:noProof/>
+              </w:rPr>
+              <w:lastRenderedPageBreak/>
               <w:drawing>
                 <wp:inline distT="0" distB="0" distL="0" distR="0" wp14:anchorId="3CE23708" wp14:editId="1550C10E">
                   <wp:extent cx="4953000" cy="2224428"/>
@@ -9601,7 +10551,7 @@
                           <pic:cNvPicPr/>
                         </pic:nvPicPr>
                         <pic:blipFill>
-                          <a:blip r:embed="rId17"/>
+                          <a:blip r:embed="rId19"/>
                           <a:stretch>
                             <a:fillRect/>
                           </a:stretch>
@@ -9625,7 +10575,9 @@
           <w:p/>
           <w:p>
             <w:r>
-              <w:lastRenderedPageBreak/>
+              <w:rPr>
+                <w:noProof/>
+              </w:rPr>
               <w:drawing>
                 <wp:inline distT="0" distB="0" distL="0" distR="0" wp14:anchorId="1CB4D8F7" wp14:editId="435A4D4F">
                   <wp:extent cx="4991100" cy="2398501"/>
@@ -9642,7 +10594,7 @@
                           <pic:cNvPicPr/>
                         </pic:nvPicPr>
                         <pic:blipFill>
-                          <a:blip r:embed="rId18"/>
+                          <a:blip r:embed="rId20"/>
                           <a:stretch>
                             <a:fillRect/>
                           </a:stretch>
@@ -9663,6 +10615,46 @@
               </w:drawing>
             </w:r>
           </w:p>
+          <w:p/>
+          <w:p>
+            <w:r>
+              <w:drawing>
+                <wp:inline distT="0" distB="0" distL="0" distR="0" wp14:anchorId="173FEF7A" wp14:editId="18E64EEB">
+                  <wp:extent cx="4914900" cy="2342379"/>
+                  <wp:effectExtent l="0" t="0" r="0" b="1270"/>
+                  <wp:docPr id="1180047921" name="Picture 1"/>
+                  <wp:cNvGraphicFramePr>
+                    <a:graphicFrameLocks xmlns:a="http://schemas.openxmlformats.org/drawingml/2006/main" noChangeAspect="1"/>
+                  </wp:cNvGraphicFramePr>
+                  <a:graphic xmlns:a="http://schemas.openxmlformats.org/drawingml/2006/main">
+                    <a:graphicData uri="http://schemas.openxmlformats.org/drawingml/2006/picture">
+                      <pic:pic xmlns:pic="http://schemas.openxmlformats.org/drawingml/2006/picture">
+                        <pic:nvPicPr>
+                          <pic:cNvPr id="1180047921" name=""/>
+                          <pic:cNvPicPr/>
+                        </pic:nvPicPr>
+                        <pic:blipFill>
+                          <a:blip r:embed="rId21"/>
+                          <a:stretch>
+                            <a:fillRect/>
+                          </a:stretch>
+                        </pic:blipFill>
+                        <pic:spPr>
+                          <a:xfrm>
+                            <a:off x="0" y="0"/>
+                            <a:ext cx="4928172" cy="2348704"/>
+                          </a:xfrm>
+                          <a:prstGeom prst="rect">
+                            <a:avLst/>
+                          </a:prstGeom>
+                        </pic:spPr>
+                      </pic:pic>
+                    </a:graphicData>
+                  </a:graphic>
+                </wp:inline>
+              </w:drawing>
+            </w:r>
+          </w:p>
         </w:tc>
       </w:tr>
       <w:tr>
@@ -9719,6 +10711,9 @@
           </w:tcPr>
           <w:p>
             <w:r>
+              <w:rPr>
+                <w:noProof/>
+              </w:rPr>
               <w:drawing>
                 <wp:inline distT="0" distB="0" distL="0" distR="0" wp14:anchorId="37F1206B" wp14:editId="587EE39A">
                   <wp:extent cx="4465320" cy="2120141"/>
@@ -9735,7 +10730,7 @@
                           <pic:cNvPicPr/>
                         </pic:nvPicPr>
                         <pic:blipFill>
-                          <a:blip r:embed="rId19"/>
+                          <a:blip r:embed="rId22"/>
                           <a:stretch>
                             <a:fillRect/>
                           </a:stretch>
@@ -9822,8 +10817,19 @@
           <w:bCs/>
           <w:color w:val="000000"/>
         </w:rPr>
-        <w:t>Abdul moeez tariq</w:t>
-      </w:r>
+        <w:t xml:space="preserve">Abdul moeez </w:t>
+      </w:r>
+      <w:proofErr w:type="spellStart"/>
+      <w:r>
+        <w:rPr>
+          <w:rFonts w:ascii="Arial" w:eastAsia="Arial" w:hAnsi="Arial" w:cs="Arial"/>
+          <w:b/>
+          <w:bCs/>
+          <w:color w:val="000000"/>
+        </w:rPr>
+        <w:t>tariq</w:t>
+      </w:r>
+      <w:proofErr w:type="spellEnd"/>
       <w:r>
         <w:rPr>
           <w:rFonts w:ascii="Arial" w:eastAsia="Arial" w:hAnsi="Arial" w:cs="Arial"/>
@@ -9898,8 +10904,9 @@
           <w:bCs/>
           <w:color w:val="000000"/>
         </w:rPr>
-        <w:t>Member 2  (Name:</w:t>
-      </w:r>
+        <w:t>Member 2  (</w:t>
+      </w:r>
+      <w:proofErr w:type="spellStart"/>
       <w:r>
         <w:rPr>
           <w:rFonts w:ascii="Arial" w:eastAsia="Arial" w:hAnsi="Arial" w:cs="Arial"/>
@@ -9907,8 +10914,18 @@
           <w:bCs/>
           <w:color w:val="000000"/>
         </w:rPr>
+        <w:t>Name:</w:t>
+      </w:r>
+      <w:r>
+        <w:rPr>
+          <w:rFonts w:ascii="Arial" w:eastAsia="Arial" w:hAnsi="Arial" w:cs="Arial"/>
+          <w:b/>
+          <w:bCs/>
+          <w:color w:val="000000"/>
+        </w:rPr>
         <w:t>Mukaram</w:t>
       </w:r>
+      <w:proofErr w:type="spellEnd"/>
       <w:r>
         <w:rPr>
           <w:rFonts w:ascii="Arial" w:eastAsia="Arial" w:hAnsi="Arial" w:cs="Arial"/>
@@ -9960,11 +10977,15 @@
           </w:tcPr>
           <w:p>
             <w:r>
-              <w:t xml:space="preserve">In this assignment, I learned how CI/CD pipelines automate the software delivery process from code push to live deployment. My task was to build the Add Task page (add-task.html) for the TaskFlow application and follow the complete Git and GitHub flow independently. The most challenging part for me was creating the feature branch with the correct naming convention and ensuring the HTML page was properly linked to the shared style.css. I also learned how opening a Pull Request automatically triggers the CI workflow, which builds and </w:t>
-            </w:r>
-            <w:r>
-              <w:lastRenderedPageBreak/>
-              <w:t>pushes the Docker image to Docker Hub without any manual effort. Overall, this assignment gave me practical hands-on experience with real-world DevOps practices that I had only studied theoretically before.</w:t>
+              <w:t xml:space="preserve">In this assignment, I learned how CI/CD pipelines automate the software delivery process from code push to live deployment. My task was to build the Add Task page (add-task.html) for the </w:t>
+            </w:r>
+            <w:proofErr w:type="spellStart"/>
+            <w:r>
+              <w:t>TaskFlow</w:t>
+            </w:r>
+            <w:proofErr w:type="spellEnd"/>
+            <w:r>
+              <w:t xml:space="preserve"> application and follow the complete Git and GitHub flow independently. The most challenging part for me was creating the feature branch with the correct naming convention and ensuring the HTML page was properly linked to the shared style.css. I also learned how opening a Pull Request automatically triggers the CI workflow, which builds and pushes the Docker image to Docker Hub without any manual effort. Overall, this assignment gave me practical hands-on experience with real-world DevOps practices that I had only studied theoretically before.</w:t>
             </w:r>
           </w:p>
         </w:tc>
@@ -10049,7 +11070,15 @@
           </w:tcPr>
           <w:p>
             <w:r>
-              <w:t>In this assignment, I learned how opening a Pull Request triggers the CI pipeline to build and push a Docker image automatically. I built the About page (about.html) with TaskFlow’s description, purpose, and a simple usage guide. The hardest part was matching the assignment requirements while keeping the same style as the other pages. I fixed this by using the shared style.css and following the layout from index.html and task-list.html. This helped me understand the full DevOps flow from feature branch to deployment.</w:t>
+              <w:t xml:space="preserve">In this assignment, I learned how opening a Pull Request triggers the CI pipeline to build and push a Docker image automatically. I built the About page (about.html) with </w:t>
+            </w:r>
+            <w:proofErr w:type="spellStart"/>
+            <w:r>
+              <w:t>TaskFlow’s</w:t>
+            </w:r>
+            <w:proofErr w:type="spellEnd"/>
+            <w:r>
+              <w:t xml:space="preserve"> description, purpose, and a simple usage guide. The hardest part was matching the assignment requirements while keeping the same style as the other pages. I fixed this by using the shared style.css and following the layout from index.html and task-list.html. This helped me understand the full DevOps flow from feature branch to deployment.</w:t>
             </w:r>
           </w:p>
         </w:tc>
@@ -10072,7 +11101,45 @@
           <w:bCs/>
           <w:color w:val="000000"/>
         </w:rPr>
-        <w:t>Member 4  (Name: _______________________________________________)</w:t>
+        <w:t xml:space="preserve">Member 4  (Name: </w:t>
+      </w:r>
+      <w:r>
+        <w:rPr>
+          <w:rFonts w:ascii="Arial" w:eastAsia="Arial" w:hAnsi="Arial" w:cs="Arial"/>
+          <w:b/>
+          <w:bCs/>
+          <w:color w:val="000000"/>
+        </w:rPr>
+        <w:t xml:space="preserve">ABDUR Raffay </w:t>
+      </w:r>
+      <w:proofErr w:type="spellStart"/>
+      <w:r>
+        <w:rPr>
+          <w:rFonts w:ascii="Arial" w:eastAsia="Arial" w:hAnsi="Arial" w:cs="Arial"/>
+          <w:b/>
+          <w:bCs/>
+          <w:color w:val="000000"/>
+        </w:rPr>
+        <w:t>Iftakhar</w:t>
+      </w:r>
+      <w:proofErr w:type="spellEnd"/>
+      <w:r>
+        <w:rPr>
+          <w:rFonts w:ascii="Arial" w:eastAsia="Arial" w:hAnsi="Arial" w:cs="Arial"/>
+          <w:b/>
+          <w:bCs/>
+          <w:color w:val="000000"/>
+        </w:rPr>
+        <w:t xml:space="preserve"> DURRANI</w:t>
+      </w:r>
+      <w:r>
+        <w:rPr>
+          <w:rFonts w:ascii="Arial" w:eastAsia="Arial" w:hAnsi="Arial" w:cs="Arial"/>
+          <w:b/>
+          <w:bCs/>
+          <w:color w:val="000000"/>
+        </w:rPr>
+        <w:t>)</w:t>
       </w:r>
     </w:p>
     <w:tbl>
@@ -10114,6 +11181,11 @@
             </w:tcMar>
             <w:vAlign w:val="center"/>
           </w:tcPr>
+          <w:p>
+            <w:r>
+              <w:t>In this assignment, I learned how CI/CD automates the process from code changes to deployment. My task was to develop the Task List page (task-list.html) and integrate it with the project. The most challenging part was maintaining a consistent design and layout across all pages. We resolved this by using the shared stylesheet and collaborating closely as a team.</w:t>
+            </w:r>
+          </w:p>
           <w:p/>
         </w:tc>
       </w:tr>
@@ -10179,7 +11251,36 @@
           <w:bCs/>
           <w:color w:val="000000"/>
         </w:rPr>
-        <w:t>Member 5  (Name: _______________________________________________)</w:t>
+        <w:t>Member 5  (Name: __</w:t>
+      </w:r>
+      <w:proofErr w:type="spellStart"/>
+      <w:r>
+        <w:rPr>
+          <w:rFonts w:ascii="Arial" w:eastAsia="Arial" w:hAnsi="Arial" w:cs="Arial"/>
+          <w:b/>
+          <w:bCs/>
+          <w:color w:val="000000"/>
+        </w:rPr>
+        <w:t>Nurooz</w:t>
+      </w:r>
+      <w:proofErr w:type="spellEnd"/>
+      <w:r>
+        <w:rPr>
+          <w:rFonts w:ascii="Arial" w:eastAsia="Arial" w:hAnsi="Arial" w:cs="Arial"/>
+          <w:b/>
+          <w:bCs/>
+          <w:color w:val="000000"/>
+        </w:rPr>
+        <w:t xml:space="preserve"> Amin</w:t>
+      </w:r>
+      <w:r>
+        <w:rPr>
+          <w:rFonts w:ascii="Arial" w:eastAsia="Arial" w:hAnsi="Arial" w:cs="Arial"/>
+          <w:b/>
+          <w:bCs/>
+          <w:color w:val="000000"/>
+        </w:rPr>
+        <w:t>___)</w:t>
       </w:r>
     </w:p>
     <w:tbl>
@@ -10221,7 +11322,11 @@
             </w:tcMar>
             <w:vAlign w:val="center"/>
           </w:tcPr>
-          <w:p/>
+          <w:p>
+            <w:r>
+              <w:t>During this assignment, I learned how GitHub feature branches, pull requests, CI pipelines, and CD deployments work together in a real DevOps workflow. My responsibility was developing the Task Detail page and integrating it into the project structure. The most challenging part was understanding the complete CI/CD process and ensuring my changes passed all automated checks. Our team resolved issues through collaboration and code reviews. This assignment gave me practical experience with GitHub Actions and automated deployment.</w:t>
+            </w:r>
+          </w:p>
         </w:tc>
       </w:tr>
       <w:tr>
@@ -10275,12 +11380,12 @@
       </w:pPr>
     </w:p>
     <w:sectPr>
-      <w:headerReference w:type="even" r:id="rId20"/>
-      <w:headerReference w:type="default" r:id="rId21"/>
-      <w:footerReference w:type="even" r:id="rId22"/>
-      <w:footerReference w:type="default" r:id="rId23"/>
-      <w:headerReference w:type="first" r:id="rId24"/>
-      <w:footerReference w:type="first" r:id="rId25"/>
+      <w:headerReference w:type="even" r:id="rId23"/>
+      <w:headerReference w:type="default" r:id="rId24"/>
+      <w:footerReference w:type="even" r:id="rId25"/>
+      <w:footerReference w:type="default" r:id="rId26"/>
+      <w:headerReference w:type="first" r:id="rId27"/>
+      <w:footerReference w:type="first" r:id="rId28"/>
       <w:pgSz w:w="12240" w:h="15840"/>
       <w:pgMar w:top="1080" w:right="1080" w:bottom="1080" w:left="1080" w:header="708" w:footer="708" w:gutter="0"/>
       <w:cols w:space="720"/>
